--- a/writing/2025-05-23_draft.docx
+++ b/writing/2025-05-23_draft.docx
@@ -121,6 +121,18 @@
         <w:t xml:space="preserve">related to host immune in wild capuchins to see if… </w:t>
       </w:r>
     </w:p>
+    <w:p>
+      <w:pPr>
+        <w:pStyle w:val="ListParagraph"/>
+        <w:numPr>
+          <w:ilvl w:val="0"/>
+          <w:numId w:val="2"/>
+        </w:numPr>
+      </w:pPr>
+      <w:r>
+        <w:t xml:space="preserve">If you are going to use gut-immune homeostasis you need to define it </w:t>
+      </w:r>
+    </w:p>
     <w:p/>
     <w:p/>
     <w:p>
@@ -339,7 +351,11 @@
         <w:t xml:space="preserve"> is much smaller in magnitude and the confidence intervals also cross zero. </w:t>
       </w:r>
       <w:r>
-        <w:t>(Fig. 1C). Considered together, these results suggest that higher temperatures may reduce the number of unique functional pathways but are not associated with changes in pathway evenness.</w:t>
+        <w:t xml:space="preserve">(Fig. 1C). </w:t>
+      </w:r>
+      <w:r>
+        <w:lastRenderedPageBreak/>
+        <w:t>Considered together, these results suggest that higher temperatures may reduce the number of unique functional pathways but are not associated with changes in pathway evenness.</w:t>
       </w:r>
     </w:p>
     <w:p>
@@ -687,7 +703,11 @@
         <w:t xml:space="preserve"> </w:t>
       </w:r>
       <w:r>
-        <w:t>alongside a decrease in pathways that support aerobic metabolism</w:t>
+        <w:t xml:space="preserve">alongside a decrease in pathways that </w:t>
+      </w:r>
+      <w:r>
+        <w:lastRenderedPageBreak/>
+        <w:t>support aerobic metabolism</w:t>
       </w:r>
       <w:r>
         <w:t xml:space="preserve"> </w:t>
@@ -738,11 +758,7 @@
         <w:fldChar w:fldCharType="end"/>
       </w:r>
       <w:r>
-        <w:t xml:space="preserve"> and help maintain energy production under increased oxygen </w:t>
-      </w:r>
-      <w:r>
-        <w:lastRenderedPageBreak/>
-        <w:t>limitation</w:t>
+        <w:t xml:space="preserve"> and help maintain energy production under increased oxygen limitation</w:t>
       </w:r>
       <w:r>
         <w:t>. However, the</w:t>
@@ -1260,6 +1276,7 @@
           <w:i/>
           <w:iCs/>
         </w:rPr>
+        <w:lastRenderedPageBreak/>
         <w:t>Community-level</w:t>
       </w:r>
       <w:r>
@@ -1272,7 +1289,6 @@
     </w:p>
     <w:p>
       <w:r>
-        <w:lastRenderedPageBreak/>
         <w:t>To assess if neopterin concentration is associated with the gut microbiome’s relationship with temperature we compared the temperature model that included</w:t>
       </w:r>
       <w:r>
@@ -1312,7 +1328,13 @@
         <w:t xml:space="preserve"> </w:t>
       </w:r>
       <w:r>
-        <w:t>(Fig 5A) and accounts for the greatest proportion of variance among all principal components. This result, combined with the high model weight for all principal components, suggests that neopterin concentration is associated with the relationship between beta diversity and temperature.</w:t>
+        <w:t>(Fig 5</w:t>
+      </w:r>
+      <w:r>
+        <w:t>As</w:t>
+      </w:r>
+      <w:r>
+        <w:t>) and accounts for the greatest proportion of variance among all principal components. This result, combined with the high model weight for all principal components, suggests that neopterin concentration is associated with the relationship between beta diversity and temperature.</w:t>
       </w:r>
       <w:r>
         <w:t xml:space="preserve"> In contrast, the temperature model fits best for both alpha diversity metrics accounting for at least 86% of the model weight. Th</w:t>
@@ -1327,7 +1349,55 @@
         <w:t>s</w:t>
       </w:r>
       <w:r>
-        <w:t>mall effect sizes and unreliable confidence intervals for both alpha diversity indices</w:t>
+        <w:t xml:space="preserve">mall effect sizes </w:t>
+      </w:r>
+      <w:r>
+        <w:t>(</w:t>
+      </w:r>
+      <w:r>
+        <w:t xml:space="preserve">Shannon </w:t>
+      </w:r>
+      <w:r>
+        <w:t>β</w:t>
+      </w:r>
+      <w:r>
+        <w:rPr>
+          <w:vertAlign w:val="subscript"/>
+        </w:rPr>
+        <w:t>temp*neopterin</w:t>
+      </w:r>
+      <w:r>
+        <w:t xml:space="preserve"> = -0.</w:t>
+      </w:r>
+      <w:r>
+        <w:t>10</w:t>
+      </w:r>
+      <w:r>
+        <w:t xml:space="preserve">, Observed </w:t>
+      </w:r>
+      <w:r>
+        <w:t>β</w:t>
+      </w:r>
+      <w:r>
+        <w:rPr>
+          <w:vertAlign w:val="subscript"/>
+        </w:rPr>
+        <w:t>temp</w:t>
+      </w:r>
+      <w:r>
+        <w:rPr>
+          <w:vertAlign w:val="subscript"/>
+        </w:rPr>
+        <w:t>*neopterin</w:t>
+      </w:r>
+      <w:r>
+        <w:t xml:space="preserve"> = -0.</w:t>
+      </w:r>
+      <w:r>
+        <w:t xml:space="preserve">13) </w:t>
+      </w:r>
+      <w:r>
+        <w:t>and unreliable confidence intervals for both alpha diversity indices</w:t>
       </w:r>
       <w:r>
         <w:t xml:space="preserve"> (Fig 5</w:t>
@@ -1372,13 +1442,103 @@
         <w:t>,</w:t>
       </w:r>
       <w:r>
-        <w:t xml:space="preserve"> while the temperature model fits best for Shannon’s diversity accounting for 63% of the model weight (Fig 5B).</w:t>
+        <w:t xml:space="preserve"> while the temperature model fits best for Shannon’s diversity accounting for 63% of the model weight (Fig 5B</w:t>
+      </w:r>
+      <w:r>
+        <w:t>s</w:t>
+      </w:r>
+      <w:r>
+        <w:t>).</w:t>
       </w:r>
       <w:r>
         <w:t xml:space="preserve"> Even thoug</w:t>
       </w:r>
       <w:r>
-        <w:t xml:space="preserve">h Principal component 3 is the only component with reliable confidence intervals, the effect magnitudes for all three components plus the model weights </w:t>
+        <w:t xml:space="preserve">h Principal component 3 is the only component with reliable confidence intervals, the </w:t>
+      </w:r>
+      <w:r>
+        <w:t xml:space="preserve">large </w:t>
+      </w:r>
+      <w:r>
+        <w:t xml:space="preserve">effect </w:t>
+      </w:r>
+      <w:r>
+        <w:t>sizes</w:t>
+      </w:r>
+      <w:r>
+        <w:t xml:space="preserve"> for all three components</w:t>
+      </w:r>
+      <w:r>
+        <w:t xml:space="preserve"> </w:t>
+      </w:r>
+      <w:r>
+        <w:t>(</w:t>
+      </w:r>
+      <w:r>
+        <w:t xml:space="preserve">PC1 </w:t>
+      </w:r>
+      <w:r>
+        <w:t>β</w:t>
+      </w:r>
+      <w:r>
+        <w:rPr>
+          <w:vertAlign w:val="subscript"/>
+        </w:rPr>
+        <w:t>temp*neopterin</w:t>
+      </w:r>
+      <w:r>
+        <w:t xml:space="preserve"> = </w:t>
+      </w:r>
+      <w:r>
+        <w:t>17.60</w:t>
+      </w:r>
+      <w:r>
+        <w:t xml:space="preserve">, </w:t>
+      </w:r>
+      <w:r>
+        <w:t>PC2</w:t>
+      </w:r>
+      <w:r>
+        <w:t xml:space="preserve"> </w:t>
+      </w:r>
+      <w:r>
+        <w:t>β</w:t>
+      </w:r>
+      <w:r>
+        <w:rPr>
+          <w:vertAlign w:val="subscript"/>
+        </w:rPr>
+        <w:t>temp*neopterin</w:t>
+      </w:r>
+      <w:r>
+        <w:t xml:space="preserve"> = -</w:t>
+      </w:r>
+      <w:r>
+        <w:t xml:space="preserve">7.66, PC3 </w:t>
+      </w:r>
+      <w:r>
+        <w:t>β</w:t>
+      </w:r>
+      <w:r>
+        <w:rPr>
+          <w:vertAlign w:val="subscript"/>
+        </w:rPr>
+        <w:t>temp*neopterin</w:t>
+      </w:r>
+      <w:r>
+        <w:t xml:space="preserve"> =</w:t>
+      </w:r>
+      <w:r>
+        <w:t xml:space="preserve"> -11.44</w:t>
+      </w:r>
+      <w:r>
+        <w:t xml:space="preserve">) </w:t>
+      </w:r>
+      <w:r>
+        <w:t xml:space="preserve"> </w:t>
+      </w:r>
+      <w:r>
+        <w:t xml:space="preserve">plus the model weights </w:t>
       </w:r>
       <w:r>
         <w:t>suggest that neopterin concentration is associated with the relationship between</w:t>
@@ -1390,7 +1550,31 @@
         <w:t xml:space="preserve"> beta diversity and temperature.</w:t>
       </w:r>
       <w:r>
-        <w:t xml:space="preserve"> The effect size and model weight for observed pathways suggest that neopterin may be associated with the relationship between the total number of distinct metabolic pathways and temperature</w:t>
+        <w:t xml:space="preserve"> The effect size and model weight for observed pathways</w:t>
+      </w:r>
+      <w:r>
+        <w:t xml:space="preserve"> (</w:t>
+      </w:r>
+      <w:r>
+        <w:t xml:space="preserve">Observed </w:t>
+      </w:r>
+      <w:r>
+        <w:t>β</w:t>
+      </w:r>
+      <w:r>
+        <w:rPr>
+          <w:vertAlign w:val="subscript"/>
+        </w:rPr>
+        <w:t>temp*neopterin</w:t>
+      </w:r>
+      <w:r>
+        <w:t xml:space="preserve"> = </w:t>
+      </w:r>
+      <w:r>
+        <w:t xml:space="preserve">72.78) </w:t>
+      </w:r>
+      <w:r>
+        <w:t>suggest that neopterin may be associated with the relationship between the total number of distinct metabolic pathways and temperature</w:t>
       </w:r>
       <w:r>
         <w:t xml:space="preserve">. </w:t>
@@ -1402,7 +1586,40 @@
         <w:t>n</w:t>
       </w:r>
       <w:r>
-        <w:t xml:space="preserve">ess due to the small effect size, unreliable confidence intervals, and model weight for Shannon’s diversity. </w:t>
+        <w:t>ess due to the small effect size</w:t>
+      </w:r>
+      <w:r>
+        <w:t xml:space="preserve"> </w:t>
+      </w:r>
+      <w:r>
+        <w:t>(</w:t>
+      </w:r>
+      <w:r>
+        <w:t>Shannon</w:t>
+      </w:r>
+      <w:r>
+        <w:t xml:space="preserve"> </w:t>
+      </w:r>
+      <w:r>
+        <w:t>β</w:t>
+      </w:r>
+      <w:r>
+        <w:rPr>
+          <w:vertAlign w:val="subscript"/>
+        </w:rPr>
+        <w:t>temp*neopterin</w:t>
+      </w:r>
+      <w:r>
+        <w:t xml:space="preserve"> = </w:t>
+      </w:r>
+      <w:r>
+        <w:t>0.46</w:t>
+      </w:r>
+      <w:r>
+        <w:t>)</w:t>
+      </w:r>
+      <w:r>
+        <w:t xml:space="preserve">, unreliable confidence intervals, and model weight for Shannon’s diversity. </w:t>
       </w:r>
     </w:p>
     <w:p/>
@@ -1441,7 +1658,13 @@
         <w:t>Sup Table</w:t>
       </w:r>
       <w:r>
-        <w:t>). Among these taxa, 7 are families and 14 are genera, with most of the taxa representing two phyla Firmicutes (1</w:t>
+        <w:t xml:space="preserve">). Among these taxa, </w:t>
+      </w:r>
+      <w:r>
+        <w:t>6</w:t>
+      </w:r>
+      <w:r>
+        <w:t xml:space="preserve"> are families and 14 are genera, with most of the taxa representing two phyla Firmicutes (1</w:t>
       </w:r>
       <w:r>
         <w:t>2</w:t>
@@ -1455,151 +1678,107 @@
       </w:r>
       <w:proofErr w:type="spellEnd"/>
       <w:r>
-        <w:t xml:space="preserve"> (5 taxa). To interpret the interaction effect, we plotted the relationship between abundance and temperature across four discrete ranges of neopterin values. These results indicate three distinct effects: (</w:t>
-      </w:r>
-      <w:r>
-        <w:t>1</w:t>
-      </w:r>
-      <w:r>
-        <w:t>)</w:t>
-      </w:r>
-      <w:r>
-        <w:t xml:space="preserve"> </w:t>
-      </w:r>
-      <w:r>
-        <w:t>a positive amplifying effect</w:t>
-      </w:r>
-      <w:r>
-        <w:t>,</w:t>
-      </w:r>
-      <w:r>
-        <w:t xml:space="preserve"> </w:t>
-      </w:r>
-      <w:r>
-        <w:t xml:space="preserve"> (</w:t>
-      </w:r>
-      <w:r>
-        <w:t>2</w:t>
-      </w:r>
-      <w:r>
-        <w:t xml:space="preserve">) </w:t>
-      </w:r>
-      <w:r>
-        <w:t xml:space="preserve">a </w:t>
-      </w:r>
-      <w:r>
-        <w:t>positive inverse</w:t>
-      </w:r>
-      <w:r>
-        <w:t xml:space="preserve"> effect</w:t>
-      </w:r>
-      <w:r>
-        <w:t xml:space="preserve"> and </w:t>
-      </w:r>
-      <w:r>
-        <w:t>(</w:t>
-      </w:r>
-      <w:r>
-        <w:t>3</w:t>
-      </w:r>
-      <w:r>
-        <w:t xml:space="preserve">) a </w:t>
-      </w:r>
-      <w:r>
-        <w:t>negative amplifying effect</w:t>
-      </w:r>
-      <w:r>
-        <w:t xml:space="preserve"> (Fig </w:t>
-      </w:r>
-      <w:r>
-        <w:t>6</w:t>
-      </w:r>
-      <w:r>
-        <w:t>)</w:t>
+        <w:t xml:space="preserve"> (5 taxa). To interpret the interaction effect, we plotted the relationship between abundance and temperature across </w:t>
+      </w:r>
+      <w:r>
+        <w:t>three</w:t>
+      </w:r>
+      <w:r>
+        <w:t xml:space="preserve"> discrete ranges of neopterin values</w:t>
+      </w:r>
+      <w:r>
+        <w:t xml:space="preserve"> (Fig 5)</w:t>
+      </w:r>
+      <w:r>
+        <w:t xml:space="preserve">. These results indicate </w:t>
+      </w:r>
+      <w:r>
+        <w:t>two</w:t>
+      </w:r>
+      <w:r>
+        <w:t xml:space="preserve"> distinct effects: </w:t>
+      </w:r>
+      <w:r>
+        <w:t xml:space="preserve">(1) </w:t>
+      </w:r>
+      <w:r>
+        <w:t>the relationship between temperature and abundance becomes more negative (i.e. the slopes decrease)</w:t>
+      </w:r>
+      <w:r>
+        <w:t xml:space="preserve"> at higher neopterin concentrations </w:t>
+      </w:r>
+      <w:r>
+        <w:t>(Fig 4A),</w:t>
+      </w:r>
+      <w:r>
+        <w:t xml:space="preserve"> </w:t>
+      </w:r>
+      <w:r>
+        <w:t>(2)</w:t>
+      </w:r>
+      <w:r>
+        <w:t xml:space="preserve"> </w:t>
+      </w:r>
+      <w:r>
+        <w:t>the relationship between temperature and abundance becomes more</w:t>
+      </w:r>
+      <w:r>
+        <w:t xml:space="preserve"> </w:t>
+      </w:r>
+      <w:r>
+        <w:t>positive (i.e. the slopes increase)</w:t>
+      </w:r>
+      <w:r>
+        <w:t xml:space="preserve"> at higher </w:t>
+      </w:r>
+      <w:r>
+        <w:t>neopterin concentrations</w:t>
+      </w:r>
+      <w:r>
+        <w:t xml:space="preserve"> </w:t>
+      </w:r>
+      <w:r>
+        <w:t>(Fig 4B &amp; C).</w:t>
+      </w:r>
+      <w:r>
+        <w:t xml:space="preserve"> </w:t>
+      </w:r>
+      <w:r>
+        <w:t xml:space="preserve">There are two patterns of increasing slopes: one where a positive slope becomes steeper </w:t>
+      </w:r>
+      <w:r>
+        <w:t xml:space="preserve">when </w:t>
+      </w:r>
+      <w:r>
+        <w:t>neopterin</w:t>
+      </w:r>
+      <w:r>
+        <w:t xml:space="preserve"> is high</w:t>
+      </w:r>
+      <w:r>
+        <w:t>, and another where a negative slope shifts to positive when neopterin is high</w:t>
       </w:r>
       <w:r>
         <w:t xml:space="preserve">. </w:t>
       </w:r>
       <w:r>
-        <w:t xml:space="preserve">The </w:t>
-      </w:r>
-      <w:r>
-        <w:t>positive amplifying</w:t>
-      </w:r>
-      <w:r>
-        <w:t xml:space="preserve"> and</w:t>
-      </w:r>
-      <w:r>
-        <w:t xml:space="preserve"> inverse</w:t>
-      </w:r>
-      <w:r>
-        <w:t xml:space="preserve"> effects suggest that a stronger </w:t>
-      </w:r>
-      <w:r>
-        <w:t>positive</w:t>
-      </w:r>
-      <w:r>
-        <w:t xml:space="preserve"> (or less negative)</w:t>
-      </w:r>
-      <w:r>
-        <w:t xml:space="preserve"> relationship with temperature is associated with high neopterin concentration.</w:t>
-      </w:r>
-      <w:r>
-        <w:t xml:space="preserve"> The negative amplifying effect suggests that a stronger negative</w:t>
-      </w:r>
-      <w:r>
-        <w:t xml:space="preserve"> (or less positive)</w:t>
-      </w:r>
-      <w:r>
-        <w:t xml:space="preserve"> relationship with temperature is associated with high neopterin. </w:t>
-      </w:r>
-      <w:r>
-        <w:t>The majority of taxa (12 out of 20) exhibit a negative amplifying</w:t>
-      </w:r>
-      <w:r>
-        <w:t xml:space="preserve"> effect. These effects likely represent pathways by which the change in abundances of specific taxa to rising temperatures affects intestinal macrophage activity and how intestinal immunity may impact taxonomic response to temperature. </w:t>
-      </w:r>
-      <w:r>
-        <w:t xml:space="preserve">These effects likely reflect </w:t>
-      </w:r>
-      <w:r>
-        <w:t xml:space="preserve">how </w:t>
-      </w:r>
-      <w:r>
-        <w:t xml:space="preserve">taxonomic </w:t>
-      </w:r>
-      <w:r>
-        <w:t xml:space="preserve">response to rising temperatures </w:t>
-      </w:r>
-      <w:r>
-        <w:t>influenc</w:t>
-      </w:r>
-      <w:r>
-        <w:t>e</w:t>
-      </w:r>
-      <w:r>
-        <w:t xml:space="preserve"> intestinal macrophage activit</w:t>
-      </w:r>
-      <w:r>
-        <w:t xml:space="preserve">y, </w:t>
-      </w:r>
-      <w:r>
-        <w:t xml:space="preserve">while intestinal immunity simultaneously </w:t>
-      </w:r>
-      <w:r>
-        <w:t>shape</w:t>
-      </w:r>
-      <w:r>
-        <w:t>s</w:t>
-      </w:r>
-      <w:r>
-        <w:t xml:space="preserve"> taxonomic response to temperature</w:t>
-      </w:r>
-      <w:r>
-        <w:t xml:space="preserve">. </w:t>
+        <w:t xml:space="preserve">The majority of taxa (12 out of 20) </w:t>
+      </w:r>
+      <w:r>
+        <w:t xml:space="preserve">exhibit decreasing slopes as neopterin increases. </w:t>
+      </w:r>
+      <w:r>
+        <w:t xml:space="preserve">These effects likely reflect how taxonomic response to rising temperatures influences intestinal macrophage activity, while intestinal immunity simultaneously shapes </w:t>
+      </w:r>
+      <w:r>
+        <w:t xml:space="preserve">the </w:t>
+      </w:r>
+      <w:r>
+        <w:t>taxonomic response to temperature.</w:t>
       </w:r>
     </w:p>
     <w:p/>
+    <w:p/>
     <w:p>
       <w:r>
         <w:t>Neopterin concentration is also associated with the relationship between</w:t>
@@ -1644,101 +1823,46 @@
         <w:t xml:space="preserve"> </w:t>
       </w:r>
       <w:r>
-        <w:t xml:space="preserve">These results indicate </w:t>
-      </w:r>
-      <w:r>
-        <w:t>five</w:t>
-      </w:r>
-      <w:r>
-        <w:t xml:space="preserve"> distinct effects:</w:t>
-      </w:r>
-      <w:r>
-        <w:t xml:space="preserve"> </w:t>
-      </w:r>
-      <w:r>
-        <w:t xml:space="preserve">(1) a </w:t>
-      </w:r>
-      <w:r>
-        <w:t>negative amplifying effect</w:t>
-      </w:r>
-      <w:r>
-        <w:t>, (2)</w:t>
-      </w:r>
-      <w:r>
-        <w:t xml:space="preserve"> </w:t>
-      </w:r>
-      <w:r>
-        <w:t>a negative inverse effect, (3) a positive dampening effect, (4) a positive amplifying effect, (5) a positive inverse effect</w:t>
-      </w:r>
-      <w:r>
-        <w:t xml:space="preserve"> (Fig 6)</w:t>
-      </w:r>
-      <w:r>
-        <w:t>.</w:t>
-      </w:r>
-      <w:r>
-        <w:t xml:space="preserve"> </w:t>
-      </w:r>
-      <w:r>
-        <w:t>Together, t</w:t>
-      </w:r>
-      <w:r>
-        <w:t xml:space="preserve">he </w:t>
-      </w:r>
-      <w:r>
-        <w:t xml:space="preserve">negative </w:t>
-      </w:r>
-      <w:r>
-        <w:t>amplifying, negative inverse, and positive dampening effect</w:t>
-      </w:r>
-      <w:r>
-        <w:t>s</w:t>
-      </w:r>
-      <w:r>
-        <w:t xml:space="preserve"> all suggest that a stronger negative (or a less positive</w:t>
-      </w:r>
-      <w:r>
-        <w:t>)</w:t>
-      </w:r>
-      <w:r>
-        <w:t xml:space="preserve"> relationship</w:t>
-      </w:r>
-      <w:r>
-        <w:t xml:space="preserve"> with temperature</w:t>
-      </w:r>
-      <w:r>
-        <w:t xml:space="preserve"> is </w:t>
-      </w:r>
-      <w:r>
-        <w:t>associated with high neopterin concentration.</w:t>
-      </w:r>
-      <w:r>
-        <w:t xml:space="preserve"> In contrast, the positive amplifying and positive inverse effect suggest that a stronger positive</w:t>
-      </w:r>
-      <w:r>
-        <w:t xml:space="preserve"> </w:t>
-      </w:r>
-      <w:r>
-        <w:t>(or less negative</w:t>
-      </w:r>
-      <w:r>
-        <w:t>)</w:t>
-      </w:r>
-      <w:r>
-        <w:t xml:space="preserve"> relationship </w:t>
-      </w:r>
-      <w:r>
-        <w:t>with temperature is associated with high neopterin.</w:t>
-      </w:r>
-      <w:r>
-        <w:t xml:space="preserve"> Similar to the taxonomic analysis these effects likely reflect how metabolic response to rising temperatures may influence intestinal immunity and how intestinal immunity simultaneously affects metabolic response to temperature.  </w:t>
+        <w:t>These results indicate the same two effects as the taxonomic analysis (1) where slopes increase at higher neopterin and (2) where slopes decrease (Fig 5)</w:t>
+      </w:r>
+      <w:r>
+        <w:t xml:space="preserve">. </w:t>
+      </w:r>
+      <w:r>
+        <w:t>There are two patterns of increasing slopes: one where a positive slope becomes steeper when neopterin is high, and another where a negative slope shifts to positive when neopterin is high.</w:t>
+      </w:r>
+      <w:r>
+        <w:t xml:space="preserve"> There are three patterns of decreasing slopes, </w:t>
+      </w:r>
+      <w:r>
+        <w:t xml:space="preserve">one where a </w:t>
+      </w:r>
+      <w:r>
+        <w:t>negative</w:t>
+      </w:r>
+      <w:r>
+        <w:t xml:space="preserve"> slope becomes steeper</w:t>
+      </w:r>
+      <w:r>
+        <w:t xml:space="preserve">, </w:t>
+      </w:r>
+      <w:r>
+        <w:t xml:space="preserve">another where a </w:t>
+      </w:r>
+      <w:r>
+        <w:t>positive</w:t>
+      </w:r>
+      <w:r>
+        <w:t xml:space="preserve"> slope shifts to </w:t>
+      </w:r>
+      <w:r>
+        <w:t xml:space="preserve">negative, and one where a positive slope becomes less positive. </w:t>
+      </w:r>
+      <w:r>
+        <w:t xml:space="preserve">Similar to the taxonomic analysis these effects likely reflect how metabolic response to rising temperatures may influence intestinal immunity and how intestinal immunity simultaneously affects metabolic response to temperature.  </w:t>
       </w:r>
     </w:p>
-    <w:p>
-      <w:r>
-        <w:t xml:space="preserve"> </w:t>
-      </w:r>
-    </w:p>
+    <w:p/>
     <w:p>
       <w:r>
         <w:t xml:space="preserve">Discussion: </w:t>
@@ -2216,7 +2340,10 @@
         <w:t xml:space="preserve">community </w:t>
       </w:r>
       <w:r>
-        <w:t>homeostasis under rising temperatures.</w:t>
+        <w:t>stability</w:t>
+      </w:r>
+      <w:r>
+        <w:t xml:space="preserve"> under rising temperatures.</w:t>
       </w:r>
       <w:r>
         <w:t xml:space="preserve"> A key example is the remodeling of cytoplasmic membrane lipids, which </w:t>
@@ -2345,14 +2472,14 @@
         <w:t>could</w:t>
       </w:r>
       <w:r>
-        <w:t xml:space="preserve"> leave gut </w:t>
+        <w:t xml:space="preserve"> leave gut microbes more </w:t>
+      </w:r>
+      <w:r>
+        <w:t xml:space="preserve">vulnerable to </w:t>
       </w:r>
       <w:r>
         <w:lastRenderedPageBreak/>
-        <w:t xml:space="preserve">microbes more </w:t>
-      </w:r>
-      <w:r>
-        <w:t>vulnerable to peroxidative damage</w:t>
+        <w:t>peroxidative damage</w:t>
       </w:r>
       <w:r>
         <w:t xml:space="preserve">, </w:t>
@@ -2418,220 +2545,223 @@
         <w:t>c pathways</w:t>
       </w:r>
       <w:r>
-        <w:t xml:space="preserve"> likely reflect</w:t>
+        <w:t xml:space="preserve"> likely reflect a response </w:t>
+      </w:r>
+      <w:r>
+        <w:t xml:space="preserve">to </w:t>
+      </w:r>
+      <w:r>
+        <w:t>gastrointestinal hypoxia caused by redirected blood flow for thermoregulation</w:t>
+      </w:r>
+      <w:r>
+        <w:t xml:space="preserve"> </w:t>
+      </w:r>
+      <w:r>
+        <w:t>(Fig 4B)</w:t>
+      </w:r>
+      <w:r>
+        <w:fldChar w:fldCharType="begin"/>
+      </w:r>
+      <w:r>
+        <w:instrText xml:space="preserve"> ADDIN ZOTERO_ITEM CSL_CITATION {"citationID":"MA64tDiH","properties":{"formattedCitation":"(Hall et al., 1999)","plainCitation":"(Hall et al., 1999)","noteIndex":0},"citationItems":[{"id":3205,"uris":["http://zotero.org/users/13901503/items/CADITA73"],"itemData":{"id":3205,"type":"article-journal","abstract":"Exposure of conscious animals to environmental heat stress increases portal venous radical content. The nature of the observed heat stress-inducible radical molecules suggests that hyperthermia produces cellular hypoxic stress in liver and intestine. To investigate this hypothesis, conscious rats bearing in-dwelling portal venous and femoral artery catheters were exposed to normothermic or hyperthermic conditions. Blood gas levels were monitored during heat stress and for 24 h following heat exposure. Hyperthermia significantly increased arterial O2 saturation, splanchnic arterial-venous O2 difference, and venous</w:instrText>
+      </w:r>
+      <w:r>
+        <w:rPr>
+          <w:rFonts w:ascii="Cambria Math" w:hAnsi="Cambria Math" w:cs="Cambria Math"/>
+        </w:rPr>
+        <w:instrText>𝑃</w:instrText>
+      </w:r>
+      <w:r>
+        <w:instrText xml:space="preserve">⁢CO2P⁢CO2, while decreasing venous O2 saturation and venous pH. One hour after heat exposure, liver glycogen levels were decreased </w:instrText>
+      </w:r>
+      <w:r>
+        <w:rPr>
+          <w:rFonts w:ascii="Cambria Math" w:hAnsi="Cambria Math" w:cs="Cambria Math"/>
+        </w:rPr>
+        <w:instrText>∼</w:instrText>
+      </w:r>
+      <w:r>
+        <w:instrText xml:space="preserve">20%. Two hours after heat exposure, the splanchnic arterial-venous O2 difference remained elevated in heat-stressed animals despite normal Tc. A second group of rats was exposed to similar conditions while receiving intra-arterial injections of the hypoxic cell marker [3H]misonidazole. Liver and intestine were biopsied, and [3H]misonidazole content was quantified. Heat stress increased tissue [3H]misonidazole retention 80% in the liver and 29% in the small intestine. Cellular [3H]misonidazole levels were significantly elevated in intestinal epithelial cells and liver zone 2 and 3 hepatocytes and Kupffer cells. This effect was most prominent in the proximal small intestine and small liver lobi. These data provide evidence that hyperthermia produces cellular hypoxia and metabolic stress in splanchnic tissues and suggest that cellular metabolic stress may contribute to radical generation during heat stress.","container-title":"American Journal of Physiology-Gastrointestinal and Liver Physiology","DOI":"10.1152/ajpgi.1999.276.5.G1195","ISSN":"0193-1857","issue":"5","note":"publisher: American Physiological Society","page":"G1195-G1203","source":"journals.physiology.org (Atypon)","title":"Splanchnic tissues undergo hypoxic stress  during whole body hyperthermia","volume":"276","author":[{"family":"Hall","given":"David M."},{"family":"Baumgardner","given":"Kirk R."},{"family":"Oberley","given":"Terry D."},{"family":"Gisolfi","given":"Carl V."}],"issued":{"date-parts":[["1999",5]]}}}],"schema":"https://github.com/citation-style-language/schema/raw/master/csl-citation.json"} </w:instrText>
+      </w:r>
+      <w:r>
+        <w:fldChar w:fldCharType="separate"/>
+      </w:r>
+      <w:r>
+        <w:rPr>
+          <w:noProof/>
+        </w:rPr>
+        <w:t>(Hall et al., 1999)</w:t>
+      </w:r>
+      <w:r>
+        <w:fldChar w:fldCharType="end"/>
+      </w:r>
+      <w:r>
+        <w:t>.</w:t>
+      </w:r>
+      <w:r>
+        <w:t xml:space="preserve"> </w:t>
+      </w:r>
+      <w:r>
+        <w:t>This</w:t>
+      </w:r>
+      <w:r>
+        <w:t xml:space="preserve"> m</w:t>
+      </w:r>
+      <w:r>
+        <w:t xml:space="preserve">ay represent a </w:t>
+      </w:r>
+      <w:r>
+        <w:t xml:space="preserve">short-term </w:t>
+      </w:r>
+      <w:r>
+        <w:t>compensatory shift to maintain energy production under increased oxygen limitations</w:t>
+      </w:r>
+      <w:r>
+        <w:t xml:space="preserve"> at high temperatures</w:t>
+      </w:r>
+      <w:r>
+        <w:t>.</w:t>
+      </w:r>
+      <w:r>
+        <w:t xml:space="preserve"> </w:t>
+      </w:r>
+      <w:r>
+        <w:t xml:space="preserve">However, the </w:t>
+      </w:r>
+      <w:r>
+        <w:t>anaerobic pathways</w:t>
+      </w:r>
+      <w:r>
+        <w:t xml:space="preserve"> </w:t>
+      </w:r>
+      <w:r>
+        <w:t xml:space="preserve">that increase </w:t>
+      </w:r>
+      <w:r>
+        <w:t xml:space="preserve">are </w:t>
+      </w:r>
+      <w:r>
+        <w:t xml:space="preserve">primarily </w:t>
+      </w:r>
+      <w:r>
+        <w:t xml:space="preserve">involved in </w:t>
+      </w:r>
+      <w:r>
+        <w:t>simple carbohydrate metabolism</w:t>
+      </w:r>
+      <w:r>
+        <w:t xml:space="preserve">, while pathways </w:t>
+      </w:r>
+      <w:r>
+        <w:t xml:space="preserve">associated with </w:t>
+      </w:r>
+      <w:r>
+        <w:t xml:space="preserve">fiber fermentation decline. This pattern suggests that the shift is </w:t>
+      </w:r>
+      <w:r>
+        <w:t>largely</w:t>
+      </w:r>
+      <w:r>
+        <w:t xml:space="preserve"> </w:t>
+      </w:r>
+      <w:r>
+        <w:t xml:space="preserve">driven </w:t>
+      </w:r>
+      <w:r>
+        <w:t>by facultative anaerobes</w:t>
+      </w:r>
+      <w:r>
+        <w:t xml:space="preserve">, </w:t>
+      </w:r>
+      <w:r>
+        <w:t xml:space="preserve">who typically ferment simple sugars and have limited capacity </w:t>
+      </w:r>
+      <w:r>
+        <w:t xml:space="preserve">to degrade </w:t>
+      </w:r>
+      <w:r>
+        <w:t>complex polysaccharide</w:t>
       </w:r>
       <w:r>
         <w:t>s</w:t>
       </w:r>
       <w:r>
-        <w:t xml:space="preserve"> a response </w:t>
-      </w:r>
-      <w:r>
-        <w:t xml:space="preserve">to </w:t>
-      </w:r>
-      <w:r>
-        <w:t>gastrointestinal hypoxia caused by redirected blood flow for thermoregulation</w:t>
-      </w:r>
-      <w:r>
-        <w:t xml:space="preserve"> </w:t>
-      </w:r>
-      <w:r>
-        <w:t>(Fig 4B)</w:t>
-      </w:r>
-      <w:r>
-        <w:fldChar w:fldCharType="begin"/>
-      </w:r>
-      <w:r>
-        <w:instrText xml:space="preserve"> ADDIN ZOTERO_ITEM CSL_CITATION {"citationID":"MA64tDiH","properties":{"formattedCitation":"(Hall et al., 1999)","plainCitation":"(Hall et al., 1999)","noteIndex":0},"citationItems":[{"id":3205,"uris":["http://zotero.org/users/13901503/items/CADITA73"],"itemData":{"id":3205,"type":"article-journal","abstract":"Exposure of conscious animals to environmental heat stress increases portal venous radical content. The nature of the observed heat stress-inducible radical molecules suggests that hyperthermia produces cellular hypoxic stress in liver and intestine. To investigate this hypothesis, conscious rats bearing in-dwelling portal venous and femoral artery catheters were exposed to normothermic or hyperthermic conditions. Blood gas levels were monitored during heat stress and for 24 h following heat exposure. Hyperthermia significantly increased arterial O2 saturation, splanchnic arterial-venous O2 difference, and venous</w:instrText>
-      </w:r>
-      <w:r>
-        <w:rPr>
-          <w:rFonts w:ascii="Cambria Math" w:hAnsi="Cambria Math" w:cs="Cambria Math"/>
-        </w:rPr>
-        <w:instrText>𝑃</w:instrText>
-      </w:r>
-      <w:r>
-        <w:instrText xml:space="preserve">⁢CO2P⁢CO2, while decreasing venous O2 saturation and venous pH. One hour after heat exposure, liver glycogen levels were decreased </w:instrText>
-      </w:r>
-      <w:r>
-        <w:rPr>
-          <w:rFonts w:ascii="Cambria Math" w:hAnsi="Cambria Math" w:cs="Cambria Math"/>
-        </w:rPr>
-        <w:instrText>∼</w:instrText>
-      </w:r>
-      <w:r>
-        <w:instrText xml:space="preserve">20%. Two hours after heat exposure, the splanchnic arterial-venous O2 difference remained elevated in heat-stressed animals despite normal Tc. A second group of rats was exposed to similar conditions while receiving intra-arterial injections of the hypoxic cell marker [3H]misonidazole. Liver and intestine were biopsied, and [3H]misonidazole content was quantified. Heat stress increased tissue [3H]misonidazole retention 80% in the liver and 29% in the small intestine. Cellular [3H]misonidazole levels were significantly elevated in intestinal epithelial cells and liver zone 2 and 3 hepatocytes and Kupffer cells. This effect was most prominent in the proximal small intestine and small liver lobi. These data provide evidence that hyperthermia produces cellular hypoxia and metabolic stress in splanchnic tissues and suggest that cellular metabolic stress may contribute to radical generation during heat stress.","container-title":"American Journal of Physiology-Gastrointestinal and Liver Physiology","DOI":"10.1152/ajpgi.1999.276.5.G1195","ISSN":"0193-1857","issue":"5","note":"publisher: American Physiological Society","page":"G1195-G1203","source":"journals.physiology.org (Atypon)","title":"Splanchnic tissues undergo hypoxic stress  during whole body hyperthermia","volume":"276","author":[{"family":"Hall","given":"David M."},{"family":"Baumgardner","given":"Kirk R."},{"family":"Oberley","given":"Terry D."},{"family":"Gisolfi","given":"Carl V."}],"issued":{"date-parts":[["1999",5]]}}}],"schema":"https://github.com/citation-style-language/schema/raw/master/csl-citation.json"} </w:instrText>
-      </w:r>
-      <w:r>
-        <w:fldChar w:fldCharType="separate"/>
-      </w:r>
-      <w:r>
-        <w:rPr>
-          <w:noProof/>
-        </w:rPr>
-        <w:t>(Hall et al., 1999)</w:t>
-      </w:r>
-      <w:r>
-        <w:fldChar w:fldCharType="end"/>
-      </w:r>
-      <w:r>
-        <w:t>.</w:t>
-      </w:r>
-      <w:r>
-        <w:t xml:space="preserve"> </w:t>
-      </w:r>
-      <w:r>
-        <w:t>This</w:t>
-      </w:r>
-      <w:r>
-        <w:t xml:space="preserve"> m</w:t>
-      </w:r>
-      <w:r>
-        <w:t xml:space="preserve">ay represent a </w:t>
-      </w:r>
-      <w:r>
-        <w:t xml:space="preserve">short-term </w:t>
-      </w:r>
-      <w:r>
-        <w:t>compensatory shift to maintain energy production under increased oxygen limitations</w:t>
-      </w:r>
-      <w:r>
-        <w:t xml:space="preserve"> at high temperatures</w:t>
-      </w:r>
-      <w:r>
-        <w:t>.</w:t>
-      </w:r>
-      <w:r>
-        <w:t xml:space="preserve"> </w:t>
-      </w:r>
-      <w:r>
-        <w:t xml:space="preserve">However, the </w:t>
-      </w:r>
-      <w:r>
-        <w:t>anaerobic pathways</w:t>
-      </w:r>
-      <w:r>
-        <w:t xml:space="preserve"> </w:t>
-      </w:r>
-      <w:r>
-        <w:t xml:space="preserve">that increase </w:t>
-      </w:r>
-      <w:r>
-        <w:t xml:space="preserve">are </w:t>
-      </w:r>
-      <w:r>
-        <w:t xml:space="preserve">primarily </w:t>
-      </w:r>
-      <w:r>
-        <w:t xml:space="preserve">involved in </w:t>
-      </w:r>
-      <w:r>
-        <w:t>simple carbohydrate metabolism</w:t>
-      </w:r>
-      <w:r>
-        <w:t xml:space="preserve">, while pathways </w:t>
-      </w:r>
-      <w:r>
-        <w:t xml:space="preserve">associated with </w:t>
-      </w:r>
-      <w:r>
-        <w:t xml:space="preserve">fiber fermentation decline. This pattern suggests that the shift is </w:t>
-      </w:r>
-      <w:r>
-        <w:t>largely</w:t>
-      </w:r>
-      <w:r>
-        <w:t xml:space="preserve"> </w:t>
-      </w:r>
-      <w:r>
-        <w:t xml:space="preserve">driven </w:t>
-      </w:r>
-      <w:r>
-        <w:t>by facultative anaerobes</w:t>
+        <w:t xml:space="preserve"> </w:t>
+      </w:r>
+      <w:r>
+        <w:t>()</w:t>
+      </w:r>
+      <w:r>
+        <w:t xml:space="preserve">. The shift away from </w:t>
+      </w:r>
+      <w:r>
+        <w:t>fiber fermentation is likely to have downstream consequences for host energy balance and immune regulation</w:t>
+      </w:r>
+      <w:r>
+        <w:t xml:space="preserve"> because </w:t>
+      </w:r>
+      <w:r>
+        <w:t xml:space="preserve">fiber fermentation </w:t>
+      </w:r>
+      <w:r>
+        <w:t>generates short-ch</w:t>
+      </w:r>
+      <w:r>
+        <w:t>ain</w:t>
+      </w:r>
+      <w:r>
+        <w:t xml:space="preserve"> fatty </w:t>
+      </w:r>
+      <w:r>
+        <w:t xml:space="preserve">acids </w:t>
+      </w:r>
+      <w:r>
+        <w:t>(SCFA) that</w:t>
+      </w:r>
+      <w:r>
+        <w:t xml:space="preserve"> are the main energy sources for gut epithelial cells </w:t>
+      </w:r>
+      <w:r>
+        <w:t xml:space="preserve">() </w:t>
+      </w:r>
+      <w:r>
+        <w:t>and importan</w:t>
+      </w:r>
+      <w:r>
+        <w:t>t</w:t>
+      </w:r>
+      <w:r>
+        <w:t xml:space="preserve"> immunomodulators</w:t>
+      </w:r>
+      <w:r>
+        <w:t xml:space="preserve"> ()</w:t>
+      </w:r>
+      <w:r>
+        <w:t xml:space="preserve">. </w:t>
+      </w:r>
+      <w:r>
+        <w:t>Therefore</w:t>
       </w:r>
       <w:r>
         <w:t xml:space="preserve">, </w:t>
       </w:r>
       <w:r>
-        <w:t xml:space="preserve">who typically ferment simple sugars and have limited capacity </w:t>
-      </w:r>
-      <w:r>
-        <w:t xml:space="preserve">to degrade </w:t>
-      </w:r>
-      <w:r>
-        <w:t>complex polysaccharide</w:t>
-      </w:r>
-      <w:r>
-        <w:t>s</w:t>
-      </w:r>
-      <w:r>
-        <w:t xml:space="preserve"> </w:t>
-      </w:r>
-      <w:r>
-        <w:t>()</w:t>
-      </w:r>
-      <w:r>
-        <w:t xml:space="preserve">. The shift away from </w:t>
-      </w:r>
-      <w:r>
-        <w:t>fiber fermentation is likely to have downstream consequences for host energy balance and immune regulation</w:t>
-      </w:r>
-      <w:r>
-        <w:t xml:space="preserve">, because </w:t>
-      </w:r>
-      <w:r>
-        <w:t xml:space="preserve">fiber fermentation </w:t>
-      </w:r>
-      <w:r>
-        <w:t>generates short-ch</w:t>
-      </w:r>
-      <w:r>
-        <w:t>ain</w:t>
-      </w:r>
-      <w:r>
-        <w:t xml:space="preserve"> fatty </w:t>
-      </w:r>
-      <w:r>
-        <w:t xml:space="preserve">acids </w:t>
-      </w:r>
-      <w:r>
-        <w:t>(SCFA) that</w:t>
-      </w:r>
-      <w:r>
-        <w:t xml:space="preserve"> are the main energy sources for gut epithelial cells </w:t>
-      </w:r>
-      <w:r>
-        <w:t xml:space="preserve">() </w:t>
-      </w:r>
-      <w:r>
-        <w:t>and importan</w:t>
-      </w:r>
-      <w:r>
-        <w:t>t</w:t>
-      </w:r>
-      <w:r>
-        <w:t xml:space="preserve"> immunomodulators</w:t>
-      </w:r>
-      <w:r>
-        <w:t xml:space="preserve"> ()</w:t>
-      </w:r>
-      <w:r>
-        <w:t xml:space="preserve">. </w:t>
-      </w:r>
-      <w:r>
-        <w:t xml:space="preserve">Therefore, under prolonged heat exposure, shifts in oxygen-dependent and lipid metabolic pathways may be </w:t>
-      </w:r>
-      <w:r>
-        <w:t xml:space="preserve">insufficient to maintain </w:t>
-      </w:r>
-      <w:r>
-        <w:t>gut microbiome</w:t>
-      </w:r>
-      <w:r>
-        <w:t xml:space="preserve"> homeostasis</w:t>
-      </w:r>
-      <w:r>
-        <w:t xml:space="preserve"> </w:t>
+        <w:t xml:space="preserve">the observed </w:t>
+      </w:r>
+      <w:r>
+        <w:t xml:space="preserve">shifts in oxygen-dependent and lipid metabolic pathways may be </w:t>
+      </w:r>
+      <w:r>
+        <w:t>insufficient to maintain</w:t>
+      </w:r>
+      <w:r>
+        <w:t xml:space="preserve"> microbiome</w:t>
+      </w:r>
+      <w:r>
+        <w:t xml:space="preserve"> </w:t>
+      </w:r>
+      <w:r>
+        <w:t xml:space="preserve">stability during prolonged periods of high temperatures </w:t>
       </w:r>
       <w:r>
         <w:t>and could lead to downstream consequences for host health.</w:t>
@@ -2917,10 +3047,10 @@
         <w:t xml:space="preserve">fiber fermentation and </w:t>
       </w:r>
       <w:r>
-        <w:t>maintenance of</w:t>
-      </w:r>
-      <w:r>
-        <w:t xml:space="preserve"> gut-immune homeostasis</w:t>
+        <w:t xml:space="preserve">maintenance </w:t>
+      </w:r>
+      <w:r>
+        <w:t>of host immune tolerance towards the microbiome</w:t>
       </w:r>
       <w:r>
         <w:t xml:space="preserve"> (). These changes align with the observed decrease in pathways </w:t>
@@ -2935,7 +3065,7 @@
         <w:t xml:space="preserve">(Fig 4B,E) </w:t>
       </w:r>
       <w:r>
-        <w:t xml:space="preserve">and suggest that extended periods of high temperatures may disrupt </w:t>
+        <w:t xml:space="preserve">and suggest that high temperatures may disrupt </w:t>
       </w:r>
       <w:r>
         <w:t>essential</w:t>
@@ -2978,132 +3108,57 @@
       </w:r>
       <w:r>
         <w:t xml:space="preserve"> </w:t>
-      </w:r>
-    </w:p>
-    <w:p>
-      <w:r>
-        <w:t>Redox imbalance, characterized as when the</w:t>
-      </w:r>
-      <w:r>
-        <w:t xml:space="preserve"> generation of </w:t>
-      </w:r>
-      <w:r>
-        <w:t xml:space="preserve">reactive oxygen species </w:t>
-      </w:r>
-      <w:r>
-        <w:t>(</w:t>
-      </w:r>
-      <w:r>
-        <w:t>ROS</w:t>
-      </w:r>
-      <w:r>
-        <w:t>)</w:t>
-      </w:r>
-      <w:r>
-        <w:t xml:space="preserve"> exceeds their elimination</w:t>
-      </w:r>
-      <w:r>
-        <w:t xml:space="preserve">, is a </w:t>
-      </w:r>
-      <w:r>
-        <w:t>well-documented consequence of heat stress ()</w:t>
-      </w:r>
-      <w:r>
-        <w:t xml:space="preserve"> and may contribute to the decrease in obligate anaerobes with rising temperatures. We observed </w:t>
-      </w:r>
-      <w:r>
-        <w:t>a decline in pathways involved in redox maintenance, suggesting that rising temperatures may reduce the gut microbiome’s ability to neutralize ROS</w:t>
-      </w:r>
-      <w:r>
-        <w:t xml:space="preserve"> and contribute to redox imbalance at high temperatures. </w:t>
-      </w:r>
-      <w:r>
-        <w:t>Although some redox-maintaining pathways do increase, the concurrent increase in pathways involved in DNA repair mechanisms likely reflects a response to redox imbalance because the accumulation of reactive oxygen species (ROS) can cause DNA damage</w:t>
-      </w:r>
-      <w:r>
-        <w:t xml:space="preserve"> ()</w:t>
-      </w:r>
-      <w:r>
-        <w:t>.</w:t>
-      </w:r>
-      <w:r>
-        <w:t xml:space="preserve"> </w:t>
-      </w:r>
-      <w:r>
-        <w:t xml:space="preserve">Obligate anaerobes may be particularly vulnerable to redox imbalance because their enzymatic defenses are less efficient at protecting against ROS than facultative anaerobes </w:t>
-      </w:r>
-      <w:r>
-        <w:fldChar w:fldCharType="begin"/>
-      </w:r>
-      <w:r>
-        <w:instrText xml:space="preserve"> ADDIN ZOTERO_ITEM CSL_CITATION {"citationID":"li75gYnN","properties":{"formattedCitation":"(Lu et al., 2018; McCord et al., 1971)","plainCitation":"(Lu et al., 2018; McCord et al., 1971)","noteIndex":0},"citationItems":[{"id":3598,"uris":["http://zotero.org/users/13901503/items/AT42KT3B"],"itemData":{"id":3598,"type":"article-journal","abstract":"It has been unclear whether superoxide and/or hydrogen peroxide play important roles in the phenomenon of obligate anaerobiosis. This question was explored using Bacteroides thetaiotaomicron, a major fermentative bacterium in the human gastrointestinal tract. Aeration inactivated two enzyme families—[4Fe-4S] dehydratases and nonredox mononuclear iron enzymes—whose homologs, in contrast, remain active in aerobic Escherichia coli. Inactivation-rate measurements of one such enzyme, B. thetaiotaomicron fumarase, showed that it is no more intrinsically sensitive to oxidants than is an E. coli fumarase. Indeed, when the E. coli enzymes were expressed in B. thetaiotaomicron, they no longer could tolerate aeration; conversely, the B. thetaiotaomicron enzymes maintained full activity when expressed in aerobic E. coli. Thus, the aerobic inactivation of the B. thetaiotaomicron enzymes is a feature of their intracellular environment rather than of the enzymes themselves. B. thetaiotaomicron possesses superoxide dismutase and peroxidases, and it can repair damaged enzymes. However, measurements confirmed that the rate of reactive oxygen species production inside aerated B. thetaiotaomicron is far higher than in E. coli. Analysis of the damaged enzymes recovered from aerated B. thetaiotaomicron suggested that they had been inactivated by superoxide rather than by hydrogen peroxide. Accordingly, overproduction of superoxide dismutase substantially protected the enzymes from aeration. We conclude that when this anaerobe encounters oxygen, its internal superoxide levels rise high enough to inactivate key catabolic and biosynthetic enzymes. Superoxide thus comprises a major element of the oxygen sensitivity of this anaerobe. The extent to which molecular oxygen exerts additional direct effects remains to be determined.","container-title":"Proceedings of the National Academy of Sciences","DOI":"10.1073/pnas.1800120115","issue":"14","note":"publisher: Proceedings of the National Academy of Sciences","page":"E3266-E3275","source":"www-pnas-org.proxy.lib.umich.edu (Atypon)","title":"Endogenous superoxide is a key effector of the oxygen sensitivity of a model obligate anaerobe","volume":"115","author":[{"family":"Lu","given":"Zheng"},{"family":"Sethu","given":"Ramakrishnan"},{"family":"Imlay","given":"James A."}],"issued":{"date-parts":[["2018",4,3]]}}},{"id":3602,"uris":["http://zotero.org/users/13901503/items/XVIRKXQ2"],"itemData":{"id":3602,"type":"article-journal","abstract":"The distribution of catalase and superoxide dismutase has been examined in various micro-organisms. Strict anaerobes exhibited no superoxide dismutase and, generally, no catalase activity. All aerobic organisms containing cytochrome systems were found to contain both superoxide dismutase and catalase. Aerotolerant anaerobes, which survive exposure to air and metabolize oxygen to a limited extent but do not contain cytochrome systems, were found to be devoid of catalase activity but did exhibit superoxide dismutase activity. This distribution is consistent with the proposal that the prime physiological function of superoxide dismutase is protection of oxygen-metabolizing organisms against the potentially detrimental effects of the superoxide free radical, a biologically produced intermediate resulting from the univalent reduction of molecular oxygen.","container-title":"Proceedings of the National Academy of Sciences","DOI":"10.1073/pnas.68.5.1024","issue":"5","note":"publisher: Proceedings of the National Academy of Sciences","page":"1024-1027","source":"www-pnas-org.proxy.lib.umich.edu (Atypon)","title":"An Enzyme-Based Theory of Obligate Anaerobiosis: The Physiological Function of Superoxide Dismutase","title-short":"An Enzyme-Based Theory of Obligate Anaerobiosis","volume":"68","author":[{"family":"McCord","given":"Joe M."},{"family":"Keele","given":"Bernard B."},{"family":"Fridovich","given":"Irwin"}],"issued":{"date-parts":[["1971",5]]}}}],"schema":"https://github.com/citation-style-language/schema/raw/master/csl-citation.json"} </w:instrText>
-      </w:r>
-      <w:r>
-        <w:fldChar w:fldCharType="separate"/>
-      </w:r>
-      <w:r>
-        <w:rPr>
-          <w:noProof/>
-        </w:rPr>
-        <w:t>(Lu et al., 2018; McCord et al., 1971)</w:t>
-      </w:r>
-      <w:r>
-        <w:fldChar w:fldCharType="end"/>
-      </w:r>
-      <w:r>
-        <w:t>.</w:t>
-      </w:r>
-      <w:r>
-        <w:t xml:space="preserve"> Together,</w:t>
-      </w:r>
-      <w:r>
-        <w:t xml:space="preserve"> these findings mirror taxonomic and metabolic changes characteristic of heat stress and suggest that redox imbalance may compromise the microbiome’s ability to sustain essential functions at high temperatures by contributing to the loss of obligate anaerobes. </w:t>
-      </w:r>
-      <w:r>
-        <w:t xml:space="preserve">Sentence about varying oxygen gradients under heat stress even though we see a decrease in aerobic paths? </w:t>
       </w:r>
     </w:p>
     <w:p/>
     <w:p>
       <w:r>
-        <w:lastRenderedPageBreak/>
-        <w:t xml:space="preserve">Redox imbalance triggered by high temperatures may </w:t>
-      </w:r>
-      <w:r>
-        <w:t>ini</w:t>
-      </w:r>
-      <w:r>
-        <w:t>ti</w:t>
-      </w:r>
-      <w:r>
-        <w:t xml:space="preserve">ate </w:t>
-      </w:r>
-      <w:r>
-        <w:t xml:space="preserve">a negative feedback loop that disrupts the abundance of obligate anaerobes and triggers a breakdown of gut microbiome-immune homeostasis (Fig 4F). </w:t>
-      </w:r>
-      <w:r>
-        <w:t>Obligate anaerobes are key producers of short-chain fatty acids (SCFAs) such as butyrate and propionate, which are generated through the fermentation of complex polysaccharides</w:t>
-      </w:r>
-      <w:r>
-        <w:t xml:space="preserve"> ()</w:t>
-      </w:r>
-      <w:r>
-        <w:t>. These SCFAs play essential roles in regulating intestinal immunity</w:t>
-      </w:r>
-      <w:r>
-        <w:t xml:space="preserve"> ()</w:t>
-      </w:r>
-      <w:r>
-        <w:t>, including the promotion of anti-inflammatory regulatory T cell activity</w:t>
-      </w:r>
-      <w:r>
-        <w:t xml:space="preserve"> </w:t>
+        <w:t xml:space="preserve">Redox imbalance, </w:t>
+      </w:r>
+      <w:r>
+        <w:t>defined</w:t>
+      </w:r>
+      <w:r>
+        <w:t xml:space="preserve"> as when the</w:t>
+      </w:r>
+      <w:r>
+        <w:t xml:space="preserve"> generation of </w:t>
+      </w:r>
+      <w:r>
+        <w:t xml:space="preserve">reactive oxygen species </w:t>
+      </w:r>
+      <w:r>
+        <w:t>(</w:t>
+      </w:r>
+      <w:r>
+        <w:t>ROS</w:t>
+      </w:r>
+      <w:r>
+        <w:t>)</w:t>
+      </w:r>
+      <w:r>
+        <w:t xml:space="preserve"> exceeds their elimination</w:t>
+      </w:r>
+      <w:r>
+        <w:t xml:space="preserve">, is a </w:t>
+      </w:r>
+      <w:r>
+        <w:t>well-documented consequence of heat stress</w:t>
+      </w:r>
+      <w:r>
+        <w:t xml:space="preserve"> </w:t>
+      </w:r>
+      <w:r>
+        <w:t xml:space="preserve">and may contribute to the decrease in obligate anaerobes with rising temperatures. </w:t>
+      </w:r>
+      <w:r>
+        <w:t xml:space="preserve">The gut microbiome plays an important role in maintaining redox balance in the gut environment </w:t>
       </w:r>
       <w:r>
         <w:fldChar w:fldCharType="begin"/>
       </w:r>
       <w:r>
-        <w:instrText xml:space="preserve"> ADDIN ZOTERO_ITEM CSL_CITATION {"citationID":"oCjERRK6","properties":{"formattedCitation":"(Arpaia et al., 2013; Furusawa et al., 2013)","plainCitation":"(Arpaia et al., 2013; Furusawa et al., 2013)","noteIndex":0},"citationItems":[{"id":3266,"uris":["http://zotero.org/users/13901503/items/ZX3K6GKV"],"itemData":{"id":3266,"type":"article-journal","abstract":"In mice, provision of butyrate—a short-chain fatty acid produced by commensal microorganisms during starch fermentation—facilitates extrathymic generation and differentiation of Foxp3+ regulatory T cells, demonstrating that metabolic by-products are sensed by cells of the immune system and affect the balance between pro- and anti-inflammatory cells.","container-title":"Nature","DOI":"10.1038/nature12726","ISSN":"1476-4687","issue":"7480","language":"en","license":"2013 Springer Nature Limited","note":"publisher: Nature Publishing Group","page":"451-455","source":"www.nature.com","title":"Metabolites produced by commensal bacteria promote peripheral regulatory T-cell generation","volume":"504","author":[{"family":"Arpaia","given":"Nicholas"},{"family":"Campbell","given":"Clarissa"},{"family":"Fan","given":"Xiying"},{"family":"Dikiy","given":"Stanislav"},{"family":"Veeken","given":"Joris","non-dropping-particle":"van der"},{"family":"deRoos","given":"Paul"},{"family":"Liu","given":"Hui"},{"family":"Cross","given":"Justin R."},{"family":"Pfeffer","given":"Klaus"},{"family":"Coffer","given":"Paul J."},{"family":"Rudensky","given":"Alexander Y."}],"issued":{"date-parts":[["2013",12]]}}},{"id":3264,"uris":["http://zotero.org/users/13901503/items/8XXJ4CBR"],"itemData":{"id":3264,"type":"article-journal","abstract":"The gut microbial metabolite butyrate is shown to induce the differentiation of colonic T regulatory cells in mice and to ameliorate the development of colitis; it also increases histone H3 acetylation at the Foxp3 promoter.","container-title":"Nature","DOI":"10.1038/nature12721","ISSN":"1476-4687","issue":"7480","language":"en","license":"2013 Springer Nature Limited","note":"publisher: Nature Publishing Group","page":"446-450","source":"www.nature.com","title":"Commensal microbe-derived butyrate induces the differentiation of colonic regulatory T cells","volume":"504","author":[{"family":"Furusawa","given":"Yukihiro"},{"family":"Obata","given":"Yuuki"},{"family":"Fukuda","given":"Shinji"},{"family":"Endo","given":"Takaho A."},{"family":"Nakato","given":"Gaku"},{"family":"Takahashi","given":"Daisuke"},{"family":"Nakanishi","given":"Yumiko"},{"family":"Uetake","given":"Chikako"},{"family":"Kato","given":"Keiko"},{"family":"Kato","given":"Tamotsu"},{"family":"Takahashi","given":"Masumi"},{"family":"Fukuda","given":"Noriko N."},{"family":"Murakami","given":"Shinnosuke"},{"family":"Miyauchi","given":"Eiji"},{"family":"Hino","given":"Shingo"},{"family":"Atarashi","given":"Koji"},{"family":"Onawa","given":"Satoshi"},{"family":"Fujimura","given":"Yumiko"},{"family":"Lockett","given":"Trevor"},{"family":"Clarke","given":"Julie M."},{"family":"Topping","given":"David L."},{"family":"Tomita","given":"Masaru"},{"family":"Hori","given":"Shohei"},{"family":"Ohara","given":"Osamu"},{"family":"Morita","given":"Tatsuya"},{"family":"Koseki","given":"Haruhiko"},{"family":"Kikuchi","given":"Jun"},{"family":"Honda","given":"Kenya"},{"family":"Hase","given":"Koji"},{"family":"Ohno","given":"Hiroshi"}],"issued":{"date-parts":[["2013",12]]}}}],"schema":"https://github.com/citation-style-language/schema/raw/master/csl-citation.json"} </w:instrText>
+        <w:instrText xml:space="preserve"> ADDIN ZOTERO_ITEM CSL_CITATION {"citationID":"2Q6hubpf","properties":{"formattedCitation":"(Kunst et al., 2023; Sun et al., 2024)","plainCitation":"(Kunst et al., 2023; Sun et al., 2024)","noteIndex":0},"citationItems":[{"id":3255,"uris":["http://zotero.org/users/13901503/items/FQ9APYWZ"],"itemData":{"id":3255,"type":"article-journal","abstract":"The human gastrointestinal tract is home to a complex microbial community that plays an important role in the general well-being of the entire organism. The gut microbiota generates a variety of metabolites and thereby regulates many biological processes, such as the regulation of the immune system. In the gut, bacteria are in direct contact with the host. The major challenge here is to prevent unwanted inflammatory reactions on one hand and on the other hand to ensure that the immune system can be activated when pathogens invade. Here the REDOX equilibrium is of utmost importance. This REDOX equilibrium is controlled by the microbiota either directly or indirectly via bacterial-derived metabolites. A balanced microbiome sorts for a stable REDOX balance, whereas dysbiosis destabilizes this equilibrium. An imbalanced REDOX status directly affects the immune system by disrupting intracellular signaling and promoting inflammatory responses. Here we (i) focus on the most common reactive oxygen species (ROS) and (ii) define the transition from a balanced REDOX state to oxidative stress. Further, we (iii) describe the role of ROS in regulating the immune system and inflammatory responses. Thereafter, we (iv) examine the influence of microbiota on REDOX homeostasis and how shifts in pro- and anti-oxidative cellular conditions can suppress or promote immune responses or inflammation.","container-title":"Biomedicines","DOI":"10.3390/biomedicines11051388","ISSN":"2227-9059","issue":"5","journalAbbreviation":"Biomedicines","note":"PMID: 37239059\nPMCID: PMC10216031","page":"1388","source":"PubMed Central","title":"The Influence of Gut Microbiota on Oxidative Stress and the Immune System","volume":"11","author":[{"family":"Kunst","given":"Claudia"},{"family":"Schmid","given":"Stephan"},{"family":"Michalski","given":"Marlen"},{"family":"Tümen","given":"Deniz"},{"family":"Buttenschön","given":"Jonas"},{"family":"Müller","given":"Martina"},{"family":"Gülow","given":"Karsten"}],"issued":{"date-parts":[["2023",5,8]]}}},{"id":3297,"uris":["http://zotero.org/users/13901503/items/LKCDGAMP"],"itemData":{"id":3297,"type":"article-journal","abstract":"Recent studies have indicated that gut microbiota-mediated oxidative stress is significantly associated with intestinal diseases such as colorectal cancer, ulcerative colitis, and Crohn’s disease. The level of reactive oxygen species (ROS) has been reported to increase when the gut microbiota is dysregulated, especially when several gut bacterial metabolites are present. Although healthy gut microbiota plays a vital role in defending against excessive oxidative stress, intestinal disease is significantly influenced by excessive ROS, and this process is controlled by gut microbiota-mediated immunological responses, DNA damage, and intestinal inflammation. In this review, we discuss the relationship between gut microbiota and intestinal disease from an oxidative stress perspective. In addition, we also provide a summary of the most recent therapeutic approaches for preventing or treating intestinal diseases by modifying gut microbiota.","container-title":"Frontiers in Microbiology","DOI":"10.3389/fmicb.2024.1328324","ISSN":"1664-302X","journalAbbreviation":"Front. Microbiol.","language":"English","note":"publisher: Frontiers","source":"Frontiers","title":"The role of gut microbiota in intestinal disease: from an oxidative stress perspective","title-short":"The role of gut microbiota in intestinal disease","URL":"https://www.frontiersin.org/journals/microbiology/articles/10.3389/fmicb.2024.1328324/full","volume":"15","author":[{"family":"Sun","given":"Yiqi"},{"family":"Wang","given":"Xurui"},{"family":"Li","given":"Lei"},{"family":"Zhong","given":"Chao"},{"family":"Zhang","given":"Yu"},{"family":"Yang","given":"Xiangdong"},{"family":"Li","given":"Mingyue"},{"family":"Yang","given":"Chao"}],"accessed":{"date-parts":[["2025",5,12]]},"issued":{"date-parts":[["2024",2,14]]}}}],"schema":"https://github.com/citation-style-language/schema/raw/master/csl-citation.json"} </w:instrText>
       </w:r>
       <w:r>
         <w:fldChar w:fldCharType="separate"/>
@@ -3112,16 +3167,49 @@
         <w:rPr>
           <w:noProof/>
         </w:rPr>
-        <w:t>(Arpaia et al., 2013; Furusawa et al., 2013)</w:t>
+        <w:t>(Kunst et al., 2023; Sun et al., 2024)</w:t>
       </w:r>
       <w:r>
         <w:fldChar w:fldCharType="end"/>
       </w:r>
       <w:r>
-        <w:t xml:space="preserve"> </w:t>
-      </w:r>
-      <w:r>
-        <w:t>and the suppression of proinflammatory cytokine signaling</w:t>
+        <w:t xml:space="preserve">, and </w:t>
+      </w:r>
+      <w:r>
+        <w:t xml:space="preserve">observed </w:t>
+      </w:r>
+      <w:r>
+        <w:t>a decline in pathways involved in</w:t>
+      </w:r>
+      <w:r>
+        <w:t xml:space="preserve"> diverse mechanisms that contribute to</w:t>
+      </w:r>
+      <w:r>
+        <w:t xml:space="preserve"> redox maintenance</w:t>
+      </w:r>
+      <w:r>
+        <w:t>. This</w:t>
+      </w:r>
+      <w:r>
+        <w:t xml:space="preserve"> sugges</w:t>
+      </w:r>
+      <w:r>
+        <w:t>ts</w:t>
+      </w:r>
+      <w:r>
+        <w:t xml:space="preserve"> that rising temperatures may reduce the gut microbiome’s ability to neutralize ROS</w:t>
+      </w:r>
+      <w:r>
+        <w:t xml:space="preserve"> and contribute to redox imbalance </w:t>
+      </w:r>
+      <w:r>
+        <w:t xml:space="preserve">in the gut </w:t>
+      </w:r>
+      <w:r>
+        <w:t xml:space="preserve">at high temperatures. </w:t>
+      </w:r>
+      <w:r>
+        <w:t>Although some redox-maintaining pathways do increase, the concurrent increase in pathways involved in DNA repair mechanisms likely reflects a response to redox imbalance because the accumulation of reactive oxygen species (ROS) can cause DNA damage</w:t>
       </w:r>
       <w:r>
         <w:t xml:space="preserve"> </w:t>
@@ -3130,7 +3218,7 @@
         <w:fldChar w:fldCharType="begin"/>
       </w:r>
       <w:r>
-        <w:instrText xml:space="preserve"> ADDIN ZOTERO_ITEM CSL_CITATION {"citationID":"CvzFPJOA","properties":{"formattedCitation":"(Hung et al., 2023; Klampfer et al., 2003)","plainCitation":"(Hung et al., 2023; Klampfer et al., 2003)","noteIndex":0},"citationItems":[{"id":3176,"uris":["http://zotero.org/users/13901503/items/HTMPX6GE"],"itemData":{"id":3176,"type":"article-journal","abstract":"Monocytes are a major population of circulating immune cells that play a crucial role in producing pro-inflammatory cytokines in the body. The actions of monocytes are known to be influenced by the combinations and concentrations of certain fatty acids (FAs) in blood and dietary fats. However, systemic comparisons of the effects of FAs on cytokine secretion by monocytes have not be performed. In this study, we compared how six saturated FAs (SFAs), two monounsaturated FAs (MUFAs), and seven polyunsaturated FAs (PUFAs) modulate human THP-1 monocyte secretion of TNF, IL-1β, and IL-6 in the absence or presence of lipopolysaccharide. SFAs generally stimulated resting THP-1 cells to secrete pro-inflammatory cytokines, with stearic acid being the most potent species. In contrast, MUFAs and PUFAs inhibited lipopolysaccharide-induced secretion of pro-inflammatory cytokines. Interestingly, the inhibitory potentials of MUFAs and PUFAs followed U-shaped (TNF and IL-1β) or inverted U-shaped (IL-6) dose–response curves. Among the MUFAs and PUFAs that were analyzed, docosahexaenoic acid (C22:6 n-3) exhibited the largest number of double bonds and was found to be the most potent anti-inflammatory compound. Together, our findings reveal that the chemical compositions and concentrations of dietary FAs are key factors in the intricate regulation of monocyte-mediated inflammation.","container-title":"Scientific Reports","DOI":"10.1038/s41598-023-32710-5","ISSN":"2045-2322","issue":"1","journalAbbreviation":"Sci Rep","language":"en","license":"2023 The Author(s)","note":"publisher: Nature Publishing Group","page":"5511","source":"www.nature.com","title":"Dietary fatty acids differentially affect secretion of pro-inflammatory cytokines in human THP-1 monocytes","volume":"13","author":[{"family":"Hung","given":"Hao-Chang"},{"family":"Tsai","given":"Sheng-Feng"},{"family":"Chou","given":"Hsuan-Wen"},{"family":"Tsai","given":"Ming-Jun"},{"family":"Hsu","given":"Pei-Ling"},{"family":"Kuo","given":"Yu-Min"}],"issued":{"date-parts":[["2023",4,4]]}}},{"id":2208,"uris":["http://zotero.org/users/13901503/items/CGJLGGCV"],"itemData":{"id":2208,"type":"article-journal","abstract":"The short chain fatty acid butyrate promotes proliferation and survival of normal epithelial cells, but induces G1 or G2-M arrest in transformed cells, which is coupled to differentiation and apoptosis. Local administration of butyrate has been shown to ameliorate inflammation in ulcerative colitis; however, the precise mechanism of its anti-inflammatory activity is not known. IFN-γ is one of the principle cytokines secreted by lamina propria cells in inflamed mucosa and elevated levels of the transcription factor required for IFN-γ signaling, STAT1 (signal transducer and activator of transcription 1), are present in the colonic mucosa of patients with ulcerative colitis and Crohn's disease. Here we report that butyrate is a strong inhibitor of signaling by IFN-γ. We demonstrated that this short chain fatty acid inhibits IFN-γ-induced tyrosine and serine phosphorylation of STAT1. IFN-γ-induced JAK2 activation was inhibited by butyrate, implicating JAK2 as a target of butyrate action. Accordingly, STAT1 nuclear translocation and its DNA binding were completely inhibited in butyrate-treated cells. Transient transfection experiments using a reporter gene construct containing eight GAS sites (γ-activated sites) revealed that butyrate inhibits IFN-γ induced, STAT1-dependent, transcriptional activation. Proinflammatory cytokines, including IFN-γ, play an important role in the pathogenesis of inflammatory bowel disease, and abnormal activity of STAT1 is associated with human malignancies and intestinal inflammatory diseases. Thus, our data suggest that butyrate negatively regulates mucosal inflammation through the inhibition of IFN-γ/STAT1 signaling.","container-title":"Molecular Cancer Research","ISSN":"1541-7786","issue":"11","journalAbbreviation":"Molecular Cancer Research","page":"855-862","source":"Silverchair","title":"Inhibition of Interferon γ Signaling by the Short Chain Fatty Acid Butyrate1","volume":"1","author":[{"family":"Klampfer","given":"Lidija"},{"family":"Huang","given":"Jie"},{"family":"Sasazuki","given":"Takehiko"},{"family":"Shirasawa","given":"Senji"},{"family":"Augenlicht","given":"Leonard"}],"issued":{"date-parts":[["2003",9,1]]}}}],"schema":"https://github.com/citation-style-language/schema/raw/master/csl-citation.json"} </w:instrText>
+        <w:instrText xml:space="preserve"> ADDIN ZOTERO_ITEM CSL_CITATION {"citationID":"krmJEebQ","properties":{"formattedCitation":"(Imlay, 2013)","plainCitation":"(Imlay, 2013)","noteIndex":0},"citationItems":[{"id":3368,"uris":["http://zotero.org/users/13901503/items/R3YTNYU9"],"itemData":{"id":3368,"type":"article-journal","abstract":"Excess oxygen can disrupt the growth of most organisms, but the underlying mechanisms of damage have proved difficult to unravel. The model bacterium Escherichia coli represents the best understood organism in terms of the effects of and response to oxidative stress.Superoxide (O2−) and hydrogen peroxide (H2O2) are formed within cells when molecular oxygen (O2) adventitiously acquires electrons from the reduced cofactors of flavoproteins.Both O2− and H2O2 can oxidize the exposed Fe–S clusters of a family of dehydratases. This event destabilizes the clusters, and their consequent disintegration eliminates enzyme activity.O2− and H2O2 also inactivate a variety of non-redox enzymes that use single Fe2+ ions as catalytic cofactors.DNA is damaged when H2O2 reacts with the intracellular pool of unincorporated iron. The iron that is released from oxidized metalloproteins enlarges this pool and accelerates this process.The transcription factor OxyR detects modest increments in intracellular H2O2. It activates several responses that help preserve the activities of Fe–S and mononuclear metalloenzymes.The SoxRS system detects redox-active compounds that are released by plants and some bacteria. These compounds can generate toxic doses of O2−, and the SoxRS system acts primarily to minimize the amounts of these compounds inside the cell.Future studies should aim to determine whether the knowledge gained from studying oxidative stress in the facultative anaerobe E. coli is applicable to other organisms, such as strictly aerobic and microaerophilic bacteria.","container-title":"Nature Reviews Microbiology","DOI":"10.1038/nrmicro3032","ISSN":"1740-1534","issue":"7","journalAbbreviation":"Nat Rev Microbiol","language":"en","license":"2013 Springer Nature Limited","note":"publisher: Nature Publishing Group","page":"443-454","source":"www.nature.com","title":"The molecular mechanisms and physiological consequences of oxidative stress: lessons from a model bacterium","title-short":"The molecular mechanisms and physiological consequences of oxidative stress","volume":"11","author":[{"family":"Imlay","given":"James A."}],"issued":{"date-parts":[["2013",7]]}}}],"schema":"https://github.com/citation-style-language/schema/raw/master/csl-citation.json"} </w:instrText>
       </w:r>
       <w:r>
         <w:fldChar w:fldCharType="separate"/>
@@ -3139,97 +3227,25 @@
         <w:rPr>
           <w:noProof/>
         </w:rPr>
-        <w:t>(Hung et al., 2023; Klampfer et al., 2003)</w:t>
+        <w:t>(Imlay, 2013)</w:t>
       </w:r>
       <w:r>
         <w:fldChar w:fldCharType="end"/>
       </w:r>
       <w:r>
-        <w:t xml:space="preserve">. </w:t>
-      </w:r>
-      <w:r>
-        <w:t xml:space="preserve">Thus, the observed decrease in SCFA-producing pathways under high temperatures likely reflects the loss of obligate anaerobes due to oxidative stress. </w:t>
-      </w:r>
-      <w:r>
-        <w:t xml:space="preserve">Inflammation can </w:t>
-      </w:r>
-      <w:r>
-        <w:t>exacerbate redox imbalance</w:t>
-      </w:r>
-      <w:r>
-        <w:t xml:space="preserve"> because activated immune cells, particularly phagocytes, release </w:t>
-      </w:r>
-      <w:r>
-        <w:t>ROS as part of the inflammatory response</w:t>
-      </w:r>
-      <w:r>
-        <w:t xml:space="preserve"> (). </w:t>
-      </w:r>
-      <w:r>
-        <w:t xml:space="preserve">Together, these </w:t>
-      </w:r>
-      <w:r>
-        <w:t>interactions</w:t>
-      </w:r>
-      <w:r>
-        <w:t xml:space="preserve"> form a feedback loop</w:t>
-      </w:r>
-      <w:r>
-        <w:t xml:space="preserve">, linking </w:t>
-      </w:r>
-      <w:r>
-        <w:t>redox</w:t>
-      </w:r>
-      <w:r>
-        <w:t xml:space="preserve"> imbalance</w:t>
-      </w:r>
-      <w:r>
-        <w:t xml:space="preserve"> to </w:t>
-      </w:r>
-      <w:r>
-        <w:t xml:space="preserve">disruption of </w:t>
-      </w:r>
-      <w:r>
-        <w:t xml:space="preserve">microbiome </w:t>
-      </w:r>
-      <w:r>
-        <w:t>composition</w:t>
-      </w:r>
-      <w:r>
-        <w:t xml:space="preserve"> and </w:t>
-      </w:r>
-      <w:r>
-        <w:t>breakdown of gut microbiome-immune homeostasis</w:t>
-      </w:r>
-      <w:r>
-        <w:t xml:space="preserve">. </w:t>
-      </w:r>
-      <w:r>
-        <w:t xml:space="preserve">Although </w:t>
-      </w:r>
-      <w:r>
-        <w:t>these relationships are</w:t>
-      </w:r>
-      <w:r>
-        <w:t xml:space="preserve"> well</w:t>
-      </w:r>
-      <w:r>
-        <w:t>-</w:t>
-      </w:r>
-      <w:r>
-        <w:t xml:space="preserve">documented in experimental </w:t>
-      </w:r>
-      <w:r>
-        <w:t>and clinical research</w:t>
-      </w:r>
-      <w:r>
-        <w:t xml:space="preserve"> </w:t>
+        <w:t>.</w:t>
+      </w:r>
+      <w:r>
+        <w:t xml:space="preserve"> </w:t>
+      </w:r>
+      <w:r>
+        <w:t xml:space="preserve">Obligate anaerobes may be particularly vulnerable to redox imbalance because their enzymatic defenses are less efficient at protecting against ROS than facultative anaerobes </w:t>
       </w:r>
       <w:r>
         <w:fldChar w:fldCharType="begin"/>
       </w:r>
       <w:r>
-        <w:instrText xml:space="preserve"> ADDIN ZOTERO_ITEM CSL_CITATION {"citationID":"ZVo4Iuph","properties":{"formattedCitation":"(Li et al., 2023; Mostafavi Abdolmaleky &amp; Zhou, 2024)","plainCitation":"(Li et al., 2023; Mostafavi Abdolmaleky &amp; Zhou, 2024)","noteIndex":0},"citationItems":[{"id":3497,"uris":["http://zotero.org/users/13901503/items/RMY7RJ4R"],"itemData":{"id":3497,"type":"article-journal","abstract":"Inflammatory bowel disease (IBD) is a long-term, progressive, and recurrent intestinal inflammatory disorder. The pathogenic mechanisms of IBD are multifaceted and associated with oxidative stress, unbalanced gut microbiota, and aberrant immune response. Indeed, oxidative stress can affect the progression and development of IBD by regulating the homeostasis of the gut microbiota and immune response. Therefore, redox-targeted therapy is a promising treatment option for IBD. Recent evidence has verified that Chinese herbal medicine (CHM)-derived polyphenols, natural antioxidants, are able to maintain redox equilibrium in the intestinal tract to prevent abnormal gut microbiota and radical inflammatory responses. Here, we provide a comprehensive perspective for implementing natural antioxidants as potential IBD candidate medications. In addition, we demonstrate novel technologies and stratagems for promoting the antioxidative properties of CHM-derived polyphenols, including novel delivery systems, chemical modifications, and combination strategies.","container-title":"Antioxidants","DOI":"10.3390/antiox12040967","ISSN":"2076-3921","issue":"4","language":"en","license":"http://creativecommons.org/licenses/by/3.0/","note":"number: 4\npublisher: Multidisciplinary Digital Publishing Institute","page":"967","source":"www-mdpi-com.proxy.lib.umich.edu","title":"Oxidative Stress, Inflammation, Gut Dysbiosis: What Can Polyphenols Do in Inflammatory Bowel Disease?","title-short":"Oxidative Stress, Inflammation, Gut Dysbiosis","volume":"12","author":[{"family":"Li","given":"Lei"},{"family":"Peng","given":"Peilan"},{"family":"Ding","given":"Ning"},{"family":"Jia","given":"Wenhui"},{"family":"Huang","given":"Canhua"},{"family":"Tang","given":"Yong"}],"issued":{"date-parts":[["2023",4]]}}},{"id":3251,"uris":["http://zotero.org/users/13901503/items/RA2W4N37"],"itemData":{"id":3251,"type":"article-journal","abstract":"Gut dysbiosis, resulting from an imbalance in the gut microbiome, can induce excessive production of reactive oxygen species (ROS), leading to inflammation, DNA damage, activation of the immune system, and epigenetic alterations of critical genes involved in the metabolic pathways. Gut dysbiosis-induced inflammation can also disrupt the gut barrier integrity and increase intestinal permeability, which allows gut-derived toxic products to enter the liver and systemic circulation, further triggering oxidative stress, inflammation, and epigenetic alterations associated with metabolic diseases. However, specific gut-derived metabolites, such as short-chain fatty acids (SCFAs), lactate, and vitamins, can modulate oxidative stress and the immune system through epigenetic mechanisms, thereby improving metabolic function. Gut microbiota and diet-induced metabolic diseases, such as obesity, insulin resistance, dyslipidemia, and hypertension, can transfer to the next generation, involving epigenetic mechanisms. In this review, we will introduce the key epigenetic alterations that, along with gut dysbiosis and ROS, are engaged in developing metabolic diseases. Finally, we will discuss potential therapeutic interventions such as dietary modifications, prebiotics, probiotics, postbiotics, and fecal microbiota transplantation, which may reduce oxidative stress and inflammation associated with metabolic syndrome by altering gut microbiota and epigenetic alterations. In summary, this review highlights the crucial role of gut microbiota dysbiosis, oxidative stress, and inflammation in the pathogenesis of metabolic diseases, with a particular focus on epigenetic alterations (including histone modifications, DNA methylomics, and RNA interference) and potential interventions that may prevent or improve metabolic diseases.","container-title":"Antioxidants","DOI":"10.3390/antiox13080985","ISSN":"2076-3921","issue":"8","language":"en","license":"http://creativecommons.org/licenses/by/3.0/","note":"number: 8\npublisher: Multidisciplinary Digital Publishing Institute","page":"985","source":"www-mdpi-com.proxy.lib.umich.edu","title":"Gut Microbiota Dysbiosis, Oxidative Stress, Inflammation, and Epigenetic Alterations in Metabolic Diseases","volume":"13","author":[{"family":"Mostafavi Abdolmaleky","given":"Hamid"},{"family":"Zhou","given":"Jin-Rong"}],"issued":{"date-parts":[["2024",8]]}}}],"schema":"https://github.com/citation-style-language/schema/raw/master/csl-citation.json"} </w:instrText>
+        <w:instrText xml:space="preserve"> ADDIN ZOTERO_ITEM CSL_CITATION {"citationID":"li75gYnN","properties":{"formattedCitation":"(Z. Lu et al., 2018; McCord et al., 1971)","plainCitation":"(Z. Lu et al., 2018; McCord et al., 1971)","noteIndex":0},"citationItems":[{"id":3598,"uris":["http://zotero.org/users/13901503/items/AT42KT3B"],"itemData":{"id":3598,"type":"article-journal","abstract":"It has been unclear whether superoxide and/or hydrogen peroxide play important roles in the phenomenon of obligate anaerobiosis. This question was explored using Bacteroides thetaiotaomicron, a major fermentative bacterium in the human gastrointestinal tract. Aeration inactivated two enzyme families—[4Fe-4S] dehydratases and nonredox mononuclear iron enzymes—whose homologs, in contrast, remain active in aerobic Escherichia coli. Inactivation-rate measurements of one such enzyme, B. thetaiotaomicron fumarase, showed that it is no more intrinsically sensitive to oxidants than is an E. coli fumarase. Indeed, when the E. coli enzymes were expressed in B. thetaiotaomicron, they no longer could tolerate aeration; conversely, the B. thetaiotaomicron enzymes maintained full activity when expressed in aerobic E. coli. Thus, the aerobic inactivation of the B. thetaiotaomicron enzymes is a feature of their intracellular environment rather than of the enzymes themselves. B. thetaiotaomicron possesses superoxide dismutase and peroxidases, and it can repair damaged enzymes. However, measurements confirmed that the rate of reactive oxygen species production inside aerated B. thetaiotaomicron is far higher than in E. coli. Analysis of the damaged enzymes recovered from aerated B. thetaiotaomicron suggested that they had been inactivated by superoxide rather than by hydrogen peroxide. Accordingly, overproduction of superoxide dismutase substantially protected the enzymes from aeration. We conclude that when this anaerobe encounters oxygen, its internal superoxide levels rise high enough to inactivate key catabolic and biosynthetic enzymes. Superoxide thus comprises a major element of the oxygen sensitivity of this anaerobe. The extent to which molecular oxygen exerts additional direct effects remains to be determined.","container-title":"Proceedings of the National Academy of Sciences","DOI":"10.1073/pnas.1800120115","issue":"14","note":"publisher: Proceedings of the National Academy of Sciences","page":"E3266-E3275","source":"www-pnas-org.proxy.lib.umich.edu (Atypon)","title":"Endogenous superoxide is a key effector of the oxygen sensitivity of a model obligate anaerobe","volume":"115","author":[{"family":"Lu","given":"Zheng"},{"family":"Sethu","given":"Ramakrishnan"},{"family":"Imlay","given":"James A."}],"issued":{"date-parts":[["2018",4,3]]}}},{"id":3602,"uris":["http://zotero.org/users/13901503/items/XVIRKXQ2"],"itemData":{"id":3602,"type":"article-journal","abstract":"The distribution of catalase and superoxide dismutase has been examined in various micro-organisms. Strict anaerobes exhibited no superoxide dismutase and, generally, no catalase activity. All aerobic organisms containing cytochrome systems were found to contain both superoxide dismutase and catalase. Aerotolerant anaerobes, which survive exposure to air and metabolize oxygen to a limited extent but do not contain cytochrome systems, were found to be devoid of catalase activity but did exhibit superoxide dismutase activity. This distribution is consistent with the proposal that the prime physiological function of superoxide dismutase is protection of oxygen-metabolizing organisms against the potentially detrimental effects of the superoxide free radical, a biologically produced intermediate resulting from the univalent reduction of molecular oxygen.","container-title":"Proceedings of the National Academy of Sciences","DOI":"10.1073/pnas.68.5.1024","issue":"5","note":"publisher: Proceedings of the National Academy of Sciences","page":"1024-1027","source":"www-pnas-org.proxy.lib.umich.edu (Atypon)","title":"An Enzyme-Based Theory of Obligate Anaerobiosis: The Physiological Function of Superoxide Dismutase","title-short":"An Enzyme-Based Theory of Obligate Anaerobiosis","volume":"68","author":[{"family":"McCord","given":"Joe M."},{"family":"Keele","given":"Bernard B."},{"family":"Fridovich","given":"Irwin"}],"issued":{"date-parts":[["1971",5]]}}}],"schema":"https://github.com/citation-style-language/schema/raw/master/csl-citation.json"} </w:instrText>
       </w:r>
       <w:r>
         <w:fldChar w:fldCharType="separate"/>
@@ -3238,96 +3254,243 @@
         <w:rPr>
           <w:noProof/>
         </w:rPr>
-        <w:t>(Li et al., 2023; Mostafavi Abdolmaleky &amp; Zhou, 2024)</w:t>
+        <w:t>(Z. Lu et al., 2018; McCord et al., 1971)</w:t>
       </w:r>
       <w:r>
         <w:fldChar w:fldCharType="end"/>
       </w:r>
       <w:r>
-        <w:t>, our findings provide the first evidence of this mechanism operating in a wild species exposed to</w:t>
-      </w:r>
-      <w:r>
-        <w:t xml:space="preserve"> </w:t>
-      </w:r>
-      <w:r>
-        <w:t xml:space="preserve">environmental change, </w:t>
-      </w:r>
-      <w:r>
-        <w:t>providing</w:t>
-      </w:r>
-      <w:r>
-        <w:t xml:space="preserve"> novel insight into how </w:t>
-      </w:r>
-      <w:r>
-        <w:t xml:space="preserve">high </w:t>
-      </w:r>
-      <w:r>
-        <w:t>temperature</w:t>
-      </w:r>
-      <w:r>
-        <w:t>s</w:t>
-      </w:r>
-      <w:r>
-        <w:t xml:space="preserve"> may </w:t>
-      </w:r>
-      <w:r>
-        <w:t>affect</w:t>
-      </w:r>
-      <w:r>
-        <w:t xml:space="preserve"> gut </w:t>
-      </w:r>
-      <w:r>
-        <w:t>function</w:t>
-      </w:r>
-      <w:r>
-        <w:t xml:space="preserve"> in natural populations</w:t>
-      </w:r>
-      <w:r>
         <w:t>.</w:t>
       </w:r>
       <w:r>
         <w:t xml:space="preserve"> </w:t>
       </w:r>
-      <w:r>
-        <w:t xml:space="preserve">Importantly, </w:t>
-      </w:r>
-      <w:r>
-        <w:t xml:space="preserve">Because facultative anaerobes are more tolerant of </w:t>
-      </w:r>
-      <w:r>
-        <w:t>redox changes</w:t>
-      </w:r>
-      <w:r>
-        <w:t>, a shift in community composition toward facultative taxa</w:t>
-      </w:r>
-      <w:r>
-        <w:t xml:space="preserve"> and away from obligate taxa</w:t>
-      </w:r>
-      <w:r>
-        <w:t xml:space="preserve"> is common</w:t>
-      </w:r>
-      <w:r>
-        <w:t>ly associated with</w:t>
-      </w:r>
-      <w:r>
-        <w:t xml:space="preserve"> chronic intestinal inflammatory disorders. </w:t>
-      </w:r>
-    </w:p>
-    <w:p>
-      <w:r>
-        <w:t xml:space="preserve">These findings suggest that high temperatures may initiate </w:t>
-      </w:r>
-      <w:r>
-        <w:t xml:space="preserve">physiological </w:t>
-      </w:r>
-      <w:r>
-        <w:t xml:space="preserve">cascades that increase disease risk and could have long-term effects on host health and fitness. </w:t>
+      <w:commentRangeStart w:id="0"/>
+      <w:r>
+        <w:t>Together,</w:t>
+      </w:r>
+      <w:r>
+        <w:t xml:space="preserve"> these findings mirror </w:t>
+      </w:r>
+      <w:r>
+        <w:t>physiological</w:t>
+      </w:r>
+      <w:r>
+        <w:t xml:space="preserve"> changes characteristic of heat stress </w:t>
+      </w:r>
+      <w:r>
+        <w:t xml:space="preserve">() </w:t>
+      </w:r>
+      <w:r>
+        <w:t>and suggest that redox imbalance may compromise the microbiome’s ability to sustain essential functions at high temperatures by contributing to the loss of obligate anaerobes</w:t>
+      </w:r>
+      <w:r>
+        <w:t>.</w:t>
+      </w:r>
+      <w:r>
+        <w:t xml:space="preserve"> </w:t>
+      </w:r>
+      <w:r>
+        <w:t xml:space="preserve">Sentence about varying oxygen gradients under heat stress even though we see a decrease in aerobic paths? </w:t>
+      </w:r>
+      <w:commentRangeEnd w:id="0"/>
+      <w:r>
+        <w:rPr>
+          <w:rStyle w:val="CommentReference"/>
+        </w:rPr>
+        <w:commentReference w:id="0"/>
       </w:r>
     </w:p>
     <w:p/>
     <w:p>
       <w:pPr>
         <w:rPr>
+          <w:b/>
+          <w:bCs/>
+        </w:rPr>
+      </w:pPr>
+      <w:r>
+        <w:t xml:space="preserve">Redox imbalance triggered by high temperatures may </w:t>
+      </w:r>
+      <w:r>
+        <w:t>ini</w:t>
+      </w:r>
+      <w:r>
+        <w:t>ti</w:t>
+      </w:r>
+      <w:r>
+        <w:t xml:space="preserve">ate </w:t>
+      </w:r>
+      <w:r>
+        <w:t xml:space="preserve">a negative feedback loop that disrupts the abundance of obligate anaerobes and </w:t>
+      </w:r>
+      <w:r>
+        <w:t>results in the</w:t>
+      </w:r>
+      <w:r>
+        <w:t xml:space="preserve"> breakdown of gut microbiome-immune homeostasis (Fig 4F). </w:t>
+      </w:r>
+      <w:r>
+        <w:t>SCFA’s produced by o</w:t>
+      </w:r>
+      <w:r>
+        <w:t>bligate anaerobes</w:t>
+      </w:r>
+      <w:r>
+        <w:t xml:space="preserve"> </w:t>
+      </w:r>
+      <w:r>
+        <w:t>play essential roles in regulating intestinal immunity</w:t>
+      </w:r>
+      <w:r>
+        <w:t xml:space="preserve"> to maintain host tolerance towards gut microbiomes</w:t>
+      </w:r>
+      <w:r>
+        <w:t>, including the promotion of anti-inflammatory regulatory T cell activity</w:t>
+      </w:r>
+      <w:r>
+        <w:t xml:space="preserve"> </w:t>
+      </w:r>
+      <w:r>
+        <w:fldChar w:fldCharType="begin"/>
+      </w:r>
+      <w:r>
+        <w:instrText xml:space="preserve"> ADDIN ZOTERO_ITEM CSL_CITATION {"citationID":"F0dZSKDI","properties":{"formattedCitation":"(Arpaia et al., 2013; Furusawa et al., 2013)","plainCitation":"(Arpaia et al., 2013; Furusawa et al., 2013)","noteIndex":0},"citationItems":[{"id":3266,"uris":["http://zotero.org/users/13901503/items/ZX3K6GKV"],"itemData":{"id":3266,"type":"article-journal","abstract":"In mice, provision of butyrate—a short-chain fatty acid produced by commensal microorganisms during starch fermentation—facilitates extrathymic generation and differentiation of Foxp3+ regulatory T cells, demonstrating that metabolic by-products are sensed by cells of the immune system and affect the balance between pro- and anti-inflammatory cells.","container-title":"Nature","DOI":"10.1038/nature12726","ISSN":"1476-4687","issue":"7480","language":"en","license":"2013 Springer Nature Limited","note":"publisher: Nature Publishing Group","page":"451-455","source":"www.nature.com","title":"Metabolites produced by commensal bacteria promote peripheral regulatory T-cell generation","volume":"504","author":[{"family":"Arpaia","given":"Nicholas"},{"family":"Campbell","given":"Clarissa"},{"family":"Fan","given":"Xiying"},{"family":"Dikiy","given":"Stanislav"},{"family":"Veeken","given":"Joris","non-dropping-particle":"van der"},{"family":"deRoos","given":"Paul"},{"family":"Liu","given":"Hui"},{"family":"Cross","given":"Justin R."},{"family":"Pfeffer","given":"Klaus"},{"family":"Coffer","given":"Paul J."},{"family":"Rudensky","given":"Alexander Y."}],"issued":{"date-parts":[["2013",12]]}}},{"id":3264,"uris":["http://zotero.org/users/13901503/items/8XXJ4CBR"],"itemData":{"id":3264,"type":"article-journal","abstract":"The gut microbial metabolite butyrate is shown to induce the differentiation of colonic T regulatory cells in mice and to ameliorate the development of colitis; it also increases histone H3 acetylation at the Foxp3 promoter.","container-title":"Nature","DOI":"10.1038/nature12721","ISSN":"1476-4687","issue":"7480","language":"en","license":"2013 Springer Nature Limited","note":"publisher: Nature Publishing Group","page":"446-450","source":"www.nature.com","title":"Commensal microbe-derived butyrate induces the differentiation of colonic regulatory T cells","volume":"504","author":[{"family":"Furusawa","given":"Yukihiro"},{"family":"Obata","given":"Yuuki"},{"family":"Fukuda","given":"Shinji"},{"family":"Endo","given":"Takaho A."},{"family":"Nakato","given":"Gaku"},{"family":"Takahashi","given":"Daisuke"},{"family":"Nakanishi","given":"Yumiko"},{"family":"Uetake","given":"Chikako"},{"family":"Kato","given":"Keiko"},{"family":"Kato","given":"Tamotsu"},{"family":"Takahashi","given":"Masumi"},{"family":"Fukuda","given":"Noriko N."},{"family":"Murakami","given":"Shinnosuke"},{"family":"Miyauchi","given":"Eiji"},{"family":"Hino","given":"Shingo"},{"family":"Atarashi","given":"Koji"},{"family":"Onawa","given":"Satoshi"},{"family":"Fujimura","given":"Yumiko"},{"family":"Lockett","given":"Trevor"},{"family":"Clarke","given":"Julie M."},{"family":"Topping","given":"David L."},{"family":"Tomita","given":"Masaru"},{"family":"Hori","given":"Shohei"},{"family":"Ohara","given":"Osamu"},{"family":"Morita","given":"Tatsuya"},{"family":"Koseki","given":"Haruhiko"},{"family":"Kikuchi","given":"Jun"},{"family":"Honda","given":"Kenya"},{"family":"Hase","given":"Koji"},{"family":"Ohno","given":"Hiroshi"}],"issued":{"date-parts":[["2013",12]]}}}],"schema":"https://github.com/citation-style-language/schema/raw/master/csl-citation.json"} </w:instrText>
+      </w:r>
+      <w:r>
+        <w:fldChar w:fldCharType="separate"/>
+      </w:r>
+      <w:r>
+        <w:rPr>
+          <w:noProof/>
+        </w:rPr>
+        <w:t>(Arpaia et al., 2013; Furusawa et al., 2013)</w:t>
+      </w:r>
+      <w:r>
+        <w:fldChar w:fldCharType="end"/>
+      </w:r>
+      <w:r>
+        <w:t xml:space="preserve"> and the suppression of proinflammatory cytokine signaling </w:t>
+      </w:r>
+      <w:r>
+        <w:fldChar w:fldCharType="begin"/>
+      </w:r>
+      <w:r>
+        <w:instrText xml:space="preserve"> ADDIN ZOTERO_ITEM CSL_CITATION {"citationID":"NLmuonGp","properties":{"formattedCitation":"(Hung et al., 2023; Klampfer et al., 2003)","plainCitation":"(Hung et al., 2023; Klampfer et al., 2003)","noteIndex":0},"citationItems":[{"id":3176,"uris":["http://zotero.org/users/13901503/items/HTMPX6GE"],"itemData":{"id":3176,"type":"article-journal","abstract":"Monocytes are a major population of circulating immune cells that play a crucial role in producing pro-inflammatory cytokines in the body. The actions of monocytes are known to be influenced by the combinations and concentrations of certain fatty acids (FAs) in blood and dietary fats. However, systemic comparisons of the effects of FAs on cytokine secretion by monocytes have not be performed. In this study, we compared how six saturated FAs (SFAs), two monounsaturated FAs (MUFAs), and seven polyunsaturated FAs (PUFAs) modulate human THP-1 monocyte secretion of TNF, IL-1β, and IL-6 in the absence or presence of lipopolysaccharide. SFAs generally stimulated resting THP-1 cells to secrete pro-inflammatory cytokines, with stearic acid being the most potent species. In contrast, MUFAs and PUFAs inhibited lipopolysaccharide-induced secretion of pro-inflammatory cytokines. Interestingly, the inhibitory potentials of MUFAs and PUFAs followed U-shaped (TNF and IL-1β) or inverted U-shaped (IL-6) dose–response curves. Among the MUFAs and PUFAs that were analyzed, docosahexaenoic acid (C22:6 n-3) exhibited the largest number of double bonds and was found to be the most potent anti-inflammatory compound. Together, our findings reveal that the chemical compositions and concentrations of dietary FAs are key factors in the intricate regulation of monocyte-mediated inflammation.","container-title":"Scientific Reports","DOI":"10.1038/s41598-023-32710-5","ISSN":"2045-2322","issue":"1","journalAbbreviation":"Sci Rep","language":"en","license":"2023 The Author(s)","note":"publisher: Nature Publishing Group","page":"5511","source":"www.nature.com","title":"Dietary fatty acids differentially affect secretion of pro-inflammatory cytokines in human THP-1 monocytes","volume":"13","author":[{"family":"Hung","given":"Hao-Chang"},{"family":"Tsai","given":"Sheng-Feng"},{"family":"Chou","given":"Hsuan-Wen"},{"family":"Tsai","given":"Ming-Jun"},{"family":"Hsu","given":"Pei-Ling"},{"family":"Kuo","given":"Yu-Min"}],"issued":{"date-parts":[["2023",4,4]]}}},{"id":2208,"uris":["http://zotero.org/users/13901503/items/CGJLGGCV"],"itemData":{"id":2208,"type":"article-journal","abstract":"The short chain fatty acid butyrate promotes proliferation and survival of normal epithelial cells, but induces G1 or G2-M arrest in transformed cells, which is coupled to differentiation and apoptosis. Local administration of butyrate has been shown to ameliorate inflammation in ulcerative colitis; however, the precise mechanism of its anti-inflammatory activity is not known. IFN-γ is one of the principle cytokines secreted by lamina propria cells in inflamed mucosa and elevated levels of the transcription factor required for IFN-γ signaling, STAT1 (signal transducer and activator of transcription 1), are present in the colonic mucosa of patients with ulcerative colitis and Crohn's disease. Here we report that butyrate is a strong inhibitor of signaling by IFN-γ. We demonstrated that this short chain fatty acid inhibits IFN-γ-induced tyrosine and serine phosphorylation of STAT1. IFN-γ-induced JAK2 activation was inhibited by butyrate, implicating JAK2 as a target of butyrate action. Accordingly, STAT1 nuclear translocation and its DNA binding were completely inhibited in butyrate-treated cells. Transient transfection experiments using a reporter gene construct containing eight GAS sites (γ-activated sites) revealed that butyrate inhibits IFN-γ induced, STAT1-dependent, transcriptional activation. Proinflammatory cytokines, including IFN-γ, play an important role in the pathogenesis of inflammatory bowel disease, and abnormal activity of STAT1 is associated with human malignancies and intestinal inflammatory diseases. Thus, our data suggest that butyrate negatively regulates mucosal inflammation through the inhibition of IFN-γ/STAT1 signaling.","container-title":"Molecular Cancer Research","ISSN":"1541-7786","issue":"11","journalAbbreviation":"Molecular Cancer Research","page":"855-862","source":"Silverchair","title":"Inhibition of Interferon γ Signaling by the Short Chain Fatty Acid Butyrate1","volume":"1","author":[{"family":"Klampfer","given":"Lidija"},{"family":"Huang","given":"Jie"},{"family":"Sasazuki","given":"Takehiko"},{"family":"Shirasawa","given":"Senji"},{"family":"Augenlicht","given":"Leonard"}],"issued":{"date-parts":[["2003",9,1]]}}}],"schema":"https://github.com/citation-style-language/schema/raw/master/csl-citation.json"} </w:instrText>
+      </w:r>
+      <w:r>
+        <w:fldChar w:fldCharType="separate"/>
+      </w:r>
+      <w:r>
+        <w:rPr>
+          <w:noProof/>
+        </w:rPr>
+        <w:t>(Hung et al., 2023; Klampfer et al., 2003)</w:t>
+      </w:r>
+      <w:r>
+        <w:fldChar w:fldCharType="end"/>
+      </w:r>
+      <w:r>
+        <w:t>.</w:t>
+      </w:r>
+      <w:r>
+        <w:t xml:space="preserve"> </w:t>
+      </w:r>
+      <w:r>
+        <w:t>Thus, the observed decrease in SCFA-producing pathways under high temperatures</w:t>
+      </w:r>
+      <w:r>
+        <w:t xml:space="preserve"> (Fig 3E)</w:t>
+      </w:r>
+      <w:r>
+        <w:t xml:space="preserve"> likely reflects the loss of obligate anaerobes due to </w:t>
+      </w:r>
+      <w:r>
+        <w:t>redox imbalance</w:t>
+      </w:r>
+      <w:r>
+        <w:t xml:space="preserve"> </w:t>
+      </w:r>
+      <w:r>
+        <w:t xml:space="preserve">and may decrease host tolerance towards gut microbiomes. The resulting increased immune activation can continue to </w:t>
+      </w:r>
+      <w:r>
+        <w:t>exacerbate redox imbalance because activated immune cells, particularly phagocytes, release ROS as part of the inflammatory response ().</w:t>
+      </w:r>
+      <w:r>
+        <w:t xml:space="preserve"> </w:t>
+      </w:r>
+      <w:r>
+        <w:t xml:space="preserve">Together, these interactions form a feedback loop, linking redox imbalance to disruption of microbiome composition and breakdown of </w:t>
+      </w:r>
+      <w:r>
+        <w:t xml:space="preserve">gut-immune homeostasis (Fig 4F). </w:t>
+      </w:r>
+      <w:r>
+        <w:t xml:space="preserve">Although these relationships are well-documented in experimental and clinical research </w:t>
+      </w:r>
+      <w:r>
+        <w:fldChar w:fldCharType="begin"/>
+      </w:r>
+      <w:r>
+        <w:instrText xml:space="preserve"> ADDIN ZOTERO_ITEM CSL_CITATION {"citationID":"ZVo4Iuph","properties":{"formattedCitation":"(Li et al., 2023; Mostafavi Abdolmaleky &amp; Zhou, 2024)","plainCitation":"(Li et al., 2023; Mostafavi Abdolmaleky &amp; Zhou, 2024)","noteIndex":0},"citationItems":[{"id":3497,"uris":["http://zotero.org/users/13901503/items/RMY7RJ4R"],"itemData":{"id":3497,"type":"article-journal","abstract":"Inflammatory bowel disease (IBD) is a long-term, progressive, and recurrent intestinal inflammatory disorder. The pathogenic mechanisms of IBD are multifaceted and associated with oxidative stress, unbalanced gut microbiota, and aberrant immune response. Indeed, oxidative stress can affect the progression and development of IBD by regulating the homeostasis of the gut microbiota and immune response. Therefore, redox-targeted therapy is a promising treatment option for IBD. Recent evidence has verified that Chinese herbal medicine (CHM)-derived polyphenols, natural antioxidants, are able to maintain redox equilibrium in the intestinal tract to prevent abnormal gut microbiota and radical inflammatory responses. Here, we provide a comprehensive perspective for implementing natural antioxidants as potential IBD candidate medications. In addition, we demonstrate novel technologies and stratagems for promoting the antioxidative properties of CHM-derived polyphenols, including novel delivery systems, chemical modifications, and combination strategies.","container-title":"Antioxidants","DOI":"10.3390/antiox12040967","ISSN":"2076-3921","issue":"4","language":"en","license":"http://creativecommons.org/licenses/by/3.0/","note":"number: 4\npublisher: Multidisciplinary Digital Publishing Institute","page":"967","source":"www-mdpi-com.proxy.lib.umich.edu","title":"Oxidative Stress, Inflammation, Gut Dysbiosis: What Can Polyphenols Do in Inflammatory Bowel Disease?","title-short":"Oxidative Stress, Inflammation, Gut Dysbiosis","volume":"12","author":[{"family":"Li","given":"Lei"},{"family":"Peng","given":"Peilan"},{"family":"Ding","given":"Ning"},{"family":"Jia","given":"Wenhui"},{"family":"Huang","given":"Canhua"},{"family":"Tang","given":"Yong"}],"issued":{"date-parts":[["2023",4]]}}},{"id":3251,"uris":["http://zotero.org/users/13901503/items/RA2W4N37"],"itemData":{"id":3251,"type":"article-journal","abstract":"Gut dysbiosis, resulting from an imbalance in the gut microbiome, can induce excessive production of reactive oxygen species (ROS), leading to inflammation, DNA damage, activation of the immune system, and epigenetic alterations of critical genes involved in the metabolic pathways. Gut dysbiosis-induced inflammation can also disrupt the gut barrier integrity and increase intestinal permeability, which allows gut-derived toxic products to enter the liver and systemic circulation, further triggering oxidative stress, inflammation, and epigenetic alterations associated with metabolic diseases. However, specific gut-derived metabolites, such as short-chain fatty acids (SCFAs), lactate, and vitamins, can modulate oxidative stress and the immune system through epigenetic mechanisms, thereby improving metabolic function. Gut microbiota and diet-induced metabolic diseases, such as obesity, insulin resistance, dyslipidemia, and hypertension, can transfer to the next generation, involving epigenetic mechanisms. In this review, we will introduce the key epigenetic alterations that, along with gut dysbiosis and ROS, are engaged in developing metabolic diseases. Finally, we will discuss potential therapeutic interventions such as dietary modifications, prebiotics, probiotics, postbiotics, and fecal microbiota transplantation, which may reduce oxidative stress and inflammation associated with metabolic syndrome by altering gut microbiota and epigenetic alterations. In summary, this review highlights the crucial role of gut microbiota dysbiosis, oxidative stress, and inflammation in the pathogenesis of metabolic diseases, with a particular focus on epigenetic alterations (including histone modifications, DNA methylomics, and RNA interference) and potential interventions that may prevent or improve metabolic diseases.","container-title":"Antioxidants","DOI":"10.3390/antiox13080985","ISSN":"2076-3921","issue":"8","language":"en","license":"http://creativecommons.org/licenses/by/3.0/","note":"number: 8\npublisher: Multidisciplinary Digital Publishing Institute","page":"985","source":"www-mdpi-com.proxy.lib.umich.edu","title":"Gut Microbiota Dysbiosis, Oxidative Stress, Inflammation, and Epigenetic Alterations in Metabolic Diseases","volume":"13","author":[{"family":"Mostafavi Abdolmaleky","given":"Hamid"},{"family":"Zhou","given":"Jin-Rong"}],"issued":{"date-parts":[["2024",8]]}}}],"schema":"https://github.com/citation-style-language/schema/raw/master/csl-citation.json"} </w:instrText>
+      </w:r>
+      <w:r>
+        <w:fldChar w:fldCharType="separate"/>
+      </w:r>
+      <w:r>
+        <w:rPr>
+          <w:noProof/>
+        </w:rPr>
+        <w:t>(Li et al., 2023; Mostafavi Abdolmaleky &amp; Zhou, 2024)</w:t>
+      </w:r>
+      <w:r>
+        <w:fldChar w:fldCharType="end"/>
+      </w:r>
+      <w:r>
+        <w:t>, our findings provide the first evidence of this mechanism operating in a wild species exposed to environmental change, providing novel insight into how high temperatures may affect gut-immune axis function in natural populations.</w:t>
+      </w:r>
+      <w:r>
+        <w:t xml:space="preserve"> </w:t>
+      </w:r>
+      <w:r>
+        <w:t>These findings suggest that high temperatures</w:t>
+      </w:r>
+      <w:r>
+        <w:t xml:space="preserve"> may</w:t>
+      </w:r>
+      <w:r>
+        <w:t xml:space="preserve"> initiate physiological cascades that increase </w:t>
+      </w:r>
+      <w:r>
+        <w:t>inflammatory disease risk</w:t>
+      </w:r>
+      <w:r>
+        <w:t xml:space="preserve"> </w:t>
+      </w:r>
+      <w:r>
+        <w:t xml:space="preserve">and </w:t>
+      </w:r>
+      <w:r>
+        <w:t xml:space="preserve">could have long-term effects on host health and fitness. </w:t>
+      </w:r>
+      <w:r>
+        <w:rPr>
+          <w:highlight w:val="yellow"/>
+        </w:rPr>
+        <w:t>Something about this becoming more extreme with increasing temps from climate change?</w:t>
+      </w:r>
+      <w:r>
+        <w:t xml:space="preserve"> </w:t>
+      </w:r>
+      <w:r>
+        <w:t>Given the steady increase in temperatures in Costa Rica over the past 40 years (), the capuchins will continue to experience longer periods of even hotter conditions, increasing their risk of negative health outcomes from gut microbiome sensitivity to temperatures.</w:t>
+      </w:r>
+    </w:p>
+    <w:p/>
+    <w:p>
+      <w:pPr>
+        <w:rPr>
           <w:u w:val="single"/>
         </w:rPr>
       </w:pPr>
@@ -3360,16 +3523,6 @@
           <w:u w:val="single"/>
         </w:rPr>
         <w:t>is related to host immunity</w:t>
-      </w:r>
-    </w:p>
-    <w:p>
-      <w:r>
-        <w:t xml:space="preserve"> </w:t>
-      </w:r>
-    </w:p>
-    <w:p>
-      <w:r>
-        <w:t xml:space="preserve">The relationship between individual taxa and temperature is related to host immunity and provides context for how the effect of high temperatures on the gut environment are related to host immunity.  </w:t>
       </w:r>
     </w:p>
     <w:p>
@@ -3378,24 +3531,1275 @@
           <w:u w:val="single"/>
         </w:rPr>
       </w:pPr>
+      <w:r>
+        <w:t>The interaction between temperature and neopterin suggests that the decline in obligate anaerobes disrupt</w:t>
+      </w:r>
+      <w:r>
+        <w:t>s</w:t>
+      </w:r>
+      <w:r>
+        <w:t xml:space="preserve"> </w:t>
+      </w:r>
+      <w:r>
+        <w:t>gut-</w:t>
+      </w:r>
+      <w:r>
+        <w:t>immune homeostasis</w:t>
+      </w:r>
+      <w:r>
+        <w:t xml:space="preserve"> </w:t>
+      </w:r>
+      <w:r>
+        <w:t>by reducing anti-inflammatory signaling that normally promotes immune tolerance toward the microbiome</w:t>
+      </w:r>
+      <w:r>
+        <w:t xml:space="preserve">. </w:t>
+      </w:r>
+      <w:r>
+        <w:t xml:space="preserve">For example, stronger declines in obligate genera </w:t>
+      </w:r>
+      <w:r>
+        <w:rPr>
+          <w:rStyle w:val="Emphasis"/>
+          <w:rFonts w:eastAsiaTheme="majorEastAsia"/>
+        </w:rPr>
+        <w:t>Parabacteroides</w:t>
+      </w:r>
+      <w:r>
+        <w:t xml:space="preserve"> and </w:t>
+      </w:r>
+      <w:proofErr w:type="spellStart"/>
+      <w:r>
+        <w:rPr>
+          <w:rStyle w:val="Emphasis"/>
+          <w:rFonts w:eastAsiaTheme="majorEastAsia"/>
+        </w:rPr>
+        <w:t>Alistipes</w:t>
+      </w:r>
+      <w:proofErr w:type="spellEnd"/>
+      <w:r>
+        <w:rPr>
+          <w:rStyle w:val="Emphasis"/>
+          <w:rFonts w:eastAsiaTheme="majorEastAsia"/>
+          <w:i w:val="0"/>
+          <w:iCs w:val="0"/>
+        </w:rPr>
+        <w:t xml:space="preserve"> </w:t>
+      </w:r>
+      <w:r>
+        <w:rPr>
+          <w:rStyle w:val="Emphasis"/>
+          <w:rFonts w:eastAsiaTheme="majorEastAsia"/>
+          <w:i w:val="0"/>
+          <w:iCs w:val="0"/>
+        </w:rPr>
+        <w:t xml:space="preserve">that are both involved in anti-inflammatory signaling </w:t>
+      </w:r>
+      <w:r>
+        <w:fldChar w:fldCharType="begin"/>
+      </w:r>
+      <w:r>
+        <w:instrText xml:space="preserve"> ADDIN ZOTERO_ITEM CSL_CITATION {"citationID":"wESsU6it","properties":{"formattedCitation":"(Hiippala et al., 2020; Parker et al., 2020)","plainCitation":"(Hiippala et al., 2020; Parker et al., 2020)","noteIndex":0},"citationItems":[{"id":2193,"uris":["http://zotero.org/users/13901503/items/TK9QBJNS"],"itemData":{"id":2193,"type":"article-journal","abstract":"Altered intestinal microbiota is associated with systemic and intestinal diseases, such as inflammatory bowel disease (IBD). Dysbiotic microbiota with enhanced proinflammatory capacity is characterized by depletion of anaerobic commensals, increased proportion of facultatively anaerobic bacteria, as well as reduced diversity and stability. In this study, we developed a high-throughput in vitro screening assay to isolate intestinal commensal bacteria with anti-inflammatory capacity from a healthy fecal microbiota transplantation donor. Freshly isolated gut bacteria were screened for their capacity to attenuate Escherichia coli lipopolysaccharide (LPS)-induced interleukin 8 (IL-8) release from HT-29 cells. The screen yielded a number of Bacteroides and Parabacteroides isolates, which were identified as P. distasonis, B. caccae, B. intestinalis, B. uniformis, B. fragilis, B. vulgatus and B. ovatus using whole genome sequencing. We observed that a cell-cell contact with the epithelium was not necessary to alleviate in vitro inflammation as spent culture media from the isolates were also effective and the anti-inflammatory action did not correlate with the enterocyte adherence capacity of the isolates. The anti-inflammatory isolates also exerted enterocyte monolayer reinforcing action and lacked essential genes to synthetize hexa-acylated, proinflammatory lipid A, part of LPS. Yet, the anti-inflammatory effector molecules remain to be identified. The Bacteroides strains isolated and characterized in this study have potential to be used as so-called next-generation probiotics.","container-title":"Nutrients","DOI":"10.3390/nu12040935","ISSN":"2072-6643","issue":"4","language":"en","license":"http://creativecommons.org/licenses/by/3.0/","note":"number: 4\npublisher: Multidisciplinary Digital Publishing Institute","page":"935","source":"www-mdpi-com.proxy.lib.umich.edu","title":"Isolation of Anti-Inflammatory and Epithelium Reinforcing Bacteroides and Parabacteroides Spp. from A Healthy Fecal Donor","volume":"12","author":[{"family":"Hiippala","given":"Kaisa"},{"family":"Kainulainen","given":"Veera"},{"family":"Suutarinen","given":"Maiju"},{"family":"Heini","given":"Tuomas"},{"family":"Bowers","given":"Jolene R."},{"family":"Jasso-Selles","given":"Daniel"},{"family":"Lemmer","given":"Darrin"},{"family":"Valentine","given":"Michael"},{"family":"Barnes","given":"Riley"},{"family":"Engelthaler","given":"David M."},{"family":"Satokari","given":"Reetta"}],"issued":{"date-parts":[["2020",4]]}}},{"id":2197,"uris":["http://zotero.org/users/13901503/items/QJXBZMS7"],"itemData":{"id":2197,"type":"article-journal","abstract":"&lt;p&gt;&lt;italic&gt;Alistipes&lt;/italic&gt; is a relatively new genus of bacteria isolated primarily from medical clinical samples, although at a low rate compared to other genus members of the &lt;italic&gt;Bacteroidetes&lt;/italic&gt; phylum, which are highly relevant in dysbiosis and disease. According to the taxonomy database at The National Center for Biotechnology Information, the genus consists of 13 species: &lt;italic&gt;Alistipes finegoldii, Alistipes putredinis, Alistipes onderdonkii, Alistipes shahii, Alistipes indistinctus, Alistipes senegalensis, Alistipes timonensis, Alistipes obesi, Alistipes ihumii, Alistipes inops, Alistipes megaguti, Alistipes provencensis&lt;/italic&gt;, and &lt;italic&gt;Alistipes massiliensis. Alistipes communis&lt;/italic&gt; and &lt;italic&gt;A. dispar&lt;/italic&gt;, and the subspecies &lt;italic&gt;A. Onderdonkii&lt;/italic&gt; subspecies vulgaris (vs. &lt;italic&gt;onderdonkii&lt;/italic&gt; subsp.) are the newest strains featured outside that list. Although typically isolated from the human gut microbiome various species of this genus have been isolated from patients suffering from appendicitis, and abdominal and rectal abscess. It is possible that as &lt;italic&gt;Alistipes&lt;/italic&gt; spp. emerge, their identification in clinical samples may be underrepresented as novel MS-TOF methods may not be fully capable to discriminate distinct species as separate since it will require the upgrading of MS-TOF identification databases. In terms of pathogenicity, there is contrasting evidence indicating that &lt;italic&gt;Alistipes&lt;/italic&gt; may have protective effects against some diseases, including liver fibrosis, colitis, cancer immunotherapy, and cardiovascular disease. In contrast, other studies indicate &lt;italic&gt;Alistipes&lt;/italic&gt; is pathogenic in colorectal cancer and is associated with mental signs of depression. Gut dysbiosis seems to play a role in determining the compositional abundance of &lt;italic&gt;Alistipes&lt;/italic&gt; in the feces (&lt;italic&gt;e.g&lt;/italic&gt;., in non-alcoholic steatohepatitis, hepatic encephalopathy, and liver fibrosis). Since &lt;italic&gt;Alistipes&lt;/italic&gt; is a relatively recent sub-branch genus of the &lt;italic&gt;Bacteroidetes&lt;/italic&gt; phylum, and since &lt;italic&gt;Bacteroidetes&lt;/italic&gt; are commonly associated with chronic intestinal inflammation, this narrative review illustrates emerging immunological and mechanistic implications by which &lt;italic&gt;Alistipes&lt;/italic&gt; spp. correlate with human health.&lt;/p&gt;","container-title":"Frontiers in Immunology","DOI":"10.3389/fimmu.2020.00906","ISSN":"1664-3224","journalAbbreviation":"Front. Immunol.","language":"English","note":"publisher: Frontiers","source":"Frontiers","title":"The Genus Alistipes: Gut Bacteria With Emerging Implications to Inflammation, Cancer, and Mental Health","title-short":"The Genus Alistipes","URL":"https://www.frontiersin.org/journals/immunology/articles/10.3389/fimmu.2020.00906/full","volume":"11","author":[{"family":"Parker","given":"Bianca J."},{"family":"Wearsch","given":"Pamela A."},{"family":"Veloo","given":"Alida C. M."},{"family":"Rodriguez-Palacios","given":"Alex"}],"accessed":{"date-parts":[["2025",3,31]]},"issued":{"date-parts":[["2020",6,9]]}}}],"schema":"https://github.com/citation-style-language/schema/raw/master/csl-citation.json"} </w:instrText>
+      </w:r>
+      <w:r>
+        <w:fldChar w:fldCharType="separate"/>
+      </w:r>
+      <w:r>
+        <w:rPr>
+          <w:noProof/>
+        </w:rPr>
+        <w:t>(Hiippala et al., 2020; Parker et al., 2020)</w:t>
+      </w:r>
+      <w:r>
+        <w:fldChar w:fldCharType="end"/>
+      </w:r>
+      <w:r>
+        <w:t xml:space="preserve"> </w:t>
+      </w:r>
+      <w:r>
+        <w:rPr>
+          <w:rStyle w:val="Emphasis"/>
+          <w:rFonts w:eastAsiaTheme="majorEastAsia"/>
+          <w:i w:val="0"/>
+          <w:iCs w:val="0"/>
+        </w:rPr>
+        <w:t>are associated with higher neopterin</w:t>
+      </w:r>
+      <w:r>
+        <w:rPr>
+          <w:rStyle w:val="Emphasis"/>
+          <w:rFonts w:eastAsiaTheme="majorEastAsia"/>
+          <w:i w:val="0"/>
+          <w:iCs w:val="0"/>
+        </w:rPr>
+        <w:t xml:space="preserve"> levels</w:t>
+      </w:r>
+      <w:r>
+        <w:rPr>
+          <w:rStyle w:val="Emphasis"/>
+          <w:rFonts w:eastAsiaTheme="majorEastAsia"/>
+          <w:i w:val="0"/>
+          <w:iCs w:val="0"/>
+        </w:rPr>
+        <w:t xml:space="preserve"> (Fig 4A)</w:t>
+      </w:r>
+      <w:r>
+        <w:rPr>
+          <w:rStyle w:val="Emphasis"/>
+          <w:rFonts w:eastAsiaTheme="majorEastAsia"/>
+          <w:i w:val="0"/>
+          <w:iCs w:val="0"/>
+        </w:rPr>
+        <w:t>, suggesting that their loss may reduce immune tolerance towards the gut microbiome and trigger increased macrophage activity. Similarly, stronger declines in metabolic pathways that produce anti-inflammatory immunomodulators</w:t>
+      </w:r>
+      <w:r>
+        <w:rPr>
+          <w:rStyle w:val="Emphasis"/>
+          <w:rFonts w:eastAsiaTheme="majorEastAsia"/>
+          <w:i w:val="0"/>
+          <w:iCs w:val="0"/>
+        </w:rPr>
+        <w:t>,</w:t>
+      </w:r>
+      <w:r>
+        <w:rPr>
+          <w:rStyle w:val="Emphasis"/>
+          <w:rFonts w:eastAsiaTheme="majorEastAsia"/>
+          <w:i w:val="0"/>
+          <w:iCs w:val="0"/>
+        </w:rPr>
+        <w:t xml:space="preserve"> including</w:t>
+      </w:r>
+      <w:r>
+        <w:rPr>
+          <w:rStyle w:val="Emphasis"/>
+          <w:rFonts w:eastAsiaTheme="majorEastAsia"/>
+          <w:i w:val="0"/>
+          <w:iCs w:val="0"/>
+        </w:rPr>
+        <w:t xml:space="preserve"> the</w:t>
+      </w:r>
+      <w:r>
+        <w:rPr>
+          <w:rStyle w:val="Emphasis"/>
+          <w:rFonts w:eastAsiaTheme="majorEastAsia"/>
+          <w:i w:val="0"/>
+          <w:iCs w:val="0"/>
+        </w:rPr>
+        <w:t xml:space="preserve"> </w:t>
+      </w:r>
+      <w:r>
+        <w:t xml:space="preserve">synthesis of monounsaturated fatty acids </w:t>
+      </w:r>
+      <w:r>
+        <w:fldChar w:fldCharType="begin"/>
+      </w:r>
+      <w:r>
+        <w:instrText xml:space="preserve"> ADDIN ZOTERO_ITEM CSL_CITATION {"citationID":"Yyg97aqJ","properties":{"formattedCitation":"(Hung et al., 2023)","plainCitation":"(Hung et al., 2023)","noteIndex":0},"citationItems":[{"id":3176,"uris":["http://zotero.org/users/13901503/items/HTMPX6GE"],"itemData":{"id":3176,"type":"article-journal","abstract":"Monocytes are a major population of circulating immune cells that play a crucial role in producing pro-inflammatory cytokines in the body. The actions of monocytes are known to be influenced by the combinations and concentrations of certain fatty acids (FAs) in blood and dietary fats. However, systemic comparisons of the effects of FAs on cytokine secretion by monocytes have not be performed. In this study, we compared how six saturated FAs (SFAs), two monounsaturated FAs (MUFAs), and seven polyunsaturated FAs (PUFAs) modulate human THP-1 monocyte secretion of TNF, IL-1β, and IL-6 in the absence or presence of lipopolysaccharide. SFAs generally stimulated resting THP-1 cells to secrete pro-inflammatory cytokines, with stearic acid being the most potent species. In contrast, MUFAs and PUFAs inhibited lipopolysaccharide-induced secretion of pro-inflammatory cytokines. Interestingly, the inhibitory potentials of MUFAs and PUFAs followed U-shaped (TNF and IL-1β) or inverted U-shaped (IL-6) dose–response curves. Among the MUFAs and PUFAs that were analyzed, docosahexaenoic acid (C22:6 n-3) exhibited the largest number of double bonds and was found to be the most potent anti-inflammatory compound. Together, our findings reveal that the chemical compositions and concentrations of dietary FAs are key factors in the intricate regulation of monocyte-mediated inflammation.","container-title":"Scientific Reports","DOI":"10.1038/s41598-023-32710-5","ISSN":"2045-2322","issue":"1","journalAbbreviation":"Sci Rep","language":"en","license":"2023 The Author(s)","note":"publisher: Nature Publishing Group","page":"5511","source":"www.nature.com","title":"Dietary fatty acids differentially affect secretion of pro-inflammatory cytokines in human THP-1 monocytes","volume":"13","author":[{"family":"Hung","given":"Hao-Chang"},{"family":"Tsai","given":"Sheng-Feng"},{"family":"Chou","given":"Hsuan-Wen"},{"family":"Tsai","given":"Ming-Jun"},{"family":"Hsu","given":"Pei-Ling"},{"family":"Kuo","given":"Yu-Min"}],"issued":{"date-parts":[["2023",4,4]]}}}],"schema":"https://github.com/citation-style-language/schema/raw/master/csl-citation.json"} </w:instrText>
+      </w:r>
+      <w:r>
+        <w:fldChar w:fldCharType="separate"/>
+      </w:r>
+      <w:r>
+        <w:rPr>
+          <w:noProof/>
+        </w:rPr>
+        <w:t>(Hung et al., 2023)</w:t>
+      </w:r>
+      <w:r>
+        <w:fldChar w:fldCharType="end"/>
+      </w:r>
+      <w:r>
+        <w:t xml:space="preserve"> </w:t>
+      </w:r>
+      <w:r>
+        <w:t xml:space="preserve">and </w:t>
+      </w:r>
+      <w:r>
+        <w:t xml:space="preserve">the </w:t>
+      </w:r>
+      <w:r>
+        <w:t>amino acid</w:t>
+      </w:r>
+      <w:r>
+        <w:t xml:space="preserve"> derivatives</w:t>
+      </w:r>
+      <w:r>
+        <w:t xml:space="preserve"> </w:t>
+      </w:r>
+      <w:r>
+        <w:t>tryptophan</w:t>
+      </w:r>
+      <w:r>
+        <w:t xml:space="preserve"> </w:t>
+      </w:r>
+      <w:r>
+        <w:fldChar w:fldCharType="begin"/>
+      </w:r>
+      <w:r>
+        <w:instrText xml:space="preserve"> ADDIN ZOTERO_ITEM CSL_CITATION {"citationID":"kcrryZeu","properties":{"formattedCitation":"(Zelante et al., 2013)","plainCitation":"(Zelante et al., 2013)","noteIndex":0},"citationItems":[{"id":3657,"uris":["http://zotero.org/users/13901503/items/6BWMVY9X"],"itemData":{"id":3657,"type":"article-journal","container-title":"Immunity","DOI":"10.1016/j.immuni.2013.08.003","ISSN":"1074-7613","issue":"2","journalAbbreviation":"Immunity","language":"English","note":"publisher: Elsevier","page":"372-385","source":"www-cell-com.proxy.lib.umich.edu","title":"Tryptophan Catabolites from Microbiota Engage Aryl Hydrocarbon Receptor and Balance Mucosal Reactivity via Interleukin-22","volume":"39","author":[{"family":"Zelante","given":"Teresa"},{"family":"Iannitti","given":"Rossana G."},{"family":"Cunha","given":"Cristina"},{"family":"De Luca","given":"Antonella"},{"family":"Giovannini","given":"Gloria"},{"family":"Pieraccini","given":"Giuseppe"},{"family":"Zecchi","given":"Riccardo"},{"family":"D’Angelo","given":"Carmen"},{"family":"Massi-Benedetti","given":"Cristina"},{"family":"Fallarino","given":"Francesca"},{"family":"Carvalho","given":"Agostinho"},{"family":"Puccetti","given":"Paolo"},{"family":"Romani","given":"Luigina"}],"issued":{"date-parts":[["2013",8,22]]}}}],"schema":"https://github.com/citation-style-language/schema/raw/master/csl-citation.json"} </w:instrText>
+      </w:r>
+      <w:r>
+        <w:fldChar w:fldCharType="separate"/>
+      </w:r>
+      <w:r>
+        <w:rPr>
+          <w:noProof/>
+        </w:rPr>
+        <w:t>(Zelante et al., 2013)</w:t>
+      </w:r>
+      <w:r>
+        <w:fldChar w:fldCharType="end"/>
+      </w:r>
+      <w:r>
+        <w:t>,</w:t>
+      </w:r>
+      <w:r>
+        <w:t xml:space="preserve"> are also associated with high neopterin</w:t>
+      </w:r>
+      <w:r>
+        <w:t xml:space="preserve"> (Fig 5)</w:t>
+      </w:r>
+      <w:r>
+        <w:t xml:space="preserve">. This suggests that a </w:t>
+      </w:r>
+      <w:r>
+        <w:t>decline in</w:t>
+      </w:r>
+      <w:r>
+        <w:t xml:space="preserve"> microbial anti-inflammatory signaling in response to rising temperature may </w:t>
+      </w:r>
+      <w:r>
+        <w:t>contribute to increased</w:t>
+      </w:r>
+      <w:r>
+        <w:t xml:space="preserve"> immune activation. </w:t>
+      </w:r>
+      <w:r>
+        <w:t>Notably,</w:t>
+      </w:r>
+      <w:r>
+        <w:t xml:space="preserve"> </w:t>
+      </w:r>
+      <w:r>
+        <w:t>the synthesis of</w:t>
+      </w:r>
+      <w:r>
+        <w:t xml:space="preserve"> </w:t>
+      </w:r>
+      <w:r>
+        <w:t xml:space="preserve">tryptophan </w:t>
+      </w:r>
+      <w:r>
+        <w:t xml:space="preserve">is </w:t>
+      </w:r>
+      <w:r>
+        <w:t xml:space="preserve">characteristic of obligate taxa </w:t>
+      </w:r>
+      <w:r>
+        <w:fldChar w:fldCharType="begin"/>
+      </w:r>
+      <w:r>
+        <w:instrText xml:space="preserve"> ADDIN ZOTERO_ITEM CSL_CITATION {"citationID":"nHC3GdEJ","properties":{"formattedCitation":"(Dodd et al., 2017)","plainCitation":"(Dodd et al., 2017)","noteIndex":0},"citationItems":[{"id":3659,"uris":["http://zotero.org/users/13901503/items/WFUC2V8A"],"itemData":{"id":3659,"type":"article-journal","abstract":"A pathway for the production of aromatic amino acid metabolites in Clostridium sporogenes is described; modulation of serum levels of these metabolites in gnotobiotic mice affects intestinal permeability and systemic immunity.","container-title":"Nature","DOI":"10.1038/nature24661","ISSN":"1476-4687","issue":"7682","language":"en","license":"2017 Macmillan Publishers Limited, part of Springer Nature. All rights reserved.","note":"publisher: Nature Publishing Group","page":"648-652","source":"www-nature-com.proxy.lib.umich.edu","title":"A gut bacterial pathway metabolizes aromatic amino acids into nine circulating metabolites","volume":"551","author":[{"family":"Dodd","given":"Dylan"},{"family":"Spitzer","given":"Matthew H."},{"family":"Van Treuren","given":"William"},{"family":"Merrill","given":"Bryan D."},{"family":"Hryckowian","given":"Andrew J."},{"family":"Higginbottom","given":"Steven K."},{"family":"Le","given":"Anthony"},{"family":"Cowan","given":"Tina M."},{"family":"Nolan","given":"Garry P."},{"family":"Fischbach","given":"Michael A."},{"family":"Sonnenburg","given":"Justin L."}],"issued":{"date-parts":[["2017",11]]}}}],"schema":"https://github.com/citation-style-language/schema/raw/master/csl-citation.json"} </w:instrText>
+      </w:r>
+      <w:r>
+        <w:fldChar w:fldCharType="separate"/>
+      </w:r>
+      <w:r>
+        <w:rPr>
+          <w:noProof/>
+        </w:rPr>
+        <w:t>(Dodd et al., 2017)</w:t>
+      </w:r>
+      <w:r>
+        <w:fldChar w:fldCharType="end"/>
+      </w:r>
+      <w:r>
+        <w:t>, reinforcing the idea</w:t>
+      </w:r>
+      <w:r>
+        <w:t xml:space="preserve"> that t</w:t>
+      </w:r>
+      <w:r>
+        <w:t>he</w:t>
+      </w:r>
+      <w:r>
+        <w:t xml:space="preserve"> loss</w:t>
+      </w:r>
+      <w:r>
+        <w:t xml:space="preserve"> of obligates</w:t>
+      </w:r>
+      <w:r>
+        <w:t xml:space="preserve"> at high temperatures reduces</w:t>
+      </w:r>
+      <w:r>
+        <w:t xml:space="preserve"> </w:t>
+      </w:r>
+      <w:r>
+        <w:t>immune tolerance toward the gut microbiome.</w:t>
+      </w:r>
+      <w:r>
+        <w:t xml:space="preserve"> </w:t>
+      </w:r>
+      <w:r>
+        <w:t>Together, these findings suggest that temperature-driven loss of obligate taxa may disrupt gut</w:t>
+      </w:r>
+      <w:r>
+        <w:t>-</w:t>
+      </w:r>
+      <w:r>
+        <w:t xml:space="preserve">immune </w:t>
+      </w:r>
+      <w:r>
+        <w:t>homeostasis</w:t>
+      </w:r>
+      <w:r>
+        <w:t xml:space="preserve"> and </w:t>
+      </w:r>
+      <w:r>
+        <w:t>contribute to</w:t>
+      </w:r>
+      <w:r>
+        <w:t xml:space="preserve"> the risk of chronic inflammation</w:t>
+      </w:r>
+      <w:r>
+        <w:t xml:space="preserve"> through increased immune activation. </w:t>
+      </w:r>
+    </w:p>
+    <w:p/>
+    <w:p>
+      <w:r>
+        <w:t xml:space="preserve">(This </w:t>
+      </w:r>
+      <w:proofErr w:type="spellStart"/>
+      <w:r>
+        <w:t>pargraph</w:t>
+      </w:r>
+      <w:proofErr w:type="spellEnd"/>
+      <w:r>
+        <w:t xml:space="preserve"> needs help </w:t>
+      </w:r>
+      <w:proofErr w:type="spellStart"/>
+      <w:r>
+        <w:t>wit</w:t>
+      </w:r>
+      <w:proofErr w:type="spellEnd"/>
+      <w:r>
+        <w:t xml:space="preserve"> the citations </w:t>
+      </w:r>
+      <w:proofErr w:type="spellStart"/>
+      <w:r>
+        <w:t>considerintaking</w:t>
+      </w:r>
+      <w:proofErr w:type="spellEnd"/>
+      <w:r>
+        <w:t xml:space="preserve"> </w:t>
+      </w:r>
+      <w:proofErr w:type="spellStart"/>
+      <w:r>
+        <w:t>aout</w:t>
+      </w:r>
+      <w:proofErr w:type="spellEnd"/>
+      <w:r>
+        <w:t xml:space="preserve"> the gram </w:t>
+      </w:r>
+      <w:proofErr w:type="spellStart"/>
+      <w:r>
+        <w:t>posoitve</w:t>
+      </w:r>
+      <w:proofErr w:type="spellEnd"/>
+      <w:r>
+        <w:t xml:space="preserve"> and </w:t>
+      </w:r>
+      <w:proofErr w:type="spellStart"/>
+      <w:r>
+        <w:t>melvonate</w:t>
+      </w:r>
+      <w:proofErr w:type="spellEnd"/>
+      <w:r>
+        <w:t xml:space="preserve"> examples and stick with fiber) </w:t>
+      </w:r>
+      <w:r>
+        <w:t xml:space="preserve">The interaction between temperature and neopterin also suggests that the combined effects of high temperatures and immune activation create </w:t>
+      </w:r>
+      <w:r>
+        <w:lastRenderedPageBreak/>
+        <w:t xml:space="preserve">particularly </w:t>
+      </w:r>
+      <w:r>
+        <w:t>unfavorable</w:t>
+      </w:r>
+      <w:r>
+        <w:t xml:space="preserve"> conditions for obligate anaerobes</w:t>
+      </w:r>
+      <w:r>
+        <w:t xml:space="preserve">. </w:t>
+      </w:r>
+      <w:r>
+        <w:t>T</w:t>
+      </w:r>
+      <w:r>
+        <w:t xml:space="preserve">axa that exhibit stronger declines when neopterin is high </w:t>
+      </w:r>
+      <w:r>
+        <w:t xml:space="preserve">are </w:t>
+      </w:r>
+      <w:r>
+        <w:t>primarily</w:t>
+      </w:r>
+      <w:r>
+        <w:t xml:space="preserve"> from the</w:t>
+      </w:r>
+      <w:r>
+        <w:t xml:space="preserve"> </w:t>
+      </w:r>
+      <w:r>
+        <w:t xml:space="preserve">phyla </w:t>
+      </w:r>
+      <w:proofErr w:type="spellStart"/>
+      <w:r>
+        <w:rPr>
+          <w:rStyle w:val="Strong"/>
+          <w:rFonts w:eastAsiaTheme="majorEastAsia"/>
+          <w:b w:val="0"/>
+          <w:bCs w:val="0"/>
+        </w:rPr>
+        <w:t>Bacteroidota</w:t>
+      </w:r>
+      <w:proofErr w:type="spellEnd"/>
+      <w:r>
+        <w:rPr>
+          <w:b/>
+          <w:bCs/>
+        </w:rPr>
+        <w:t xml:space="preserve"> </w:t>
+      </w:r>
+      <w:r>
+        <w:t>and</w:t>
+      </w:r>
+      <w:r>
+        <w:rPr>
+          <w:b/>
+          <w:bCs/>
+        </w:rPr>
+        <w:t xml:space="preserve"> </w:t>
+      </w:r>
+      <w:r>
+        <w:rPr>
+          <w:rStyle w:val="Strong"/>
+          <w:rFonts w:eastAsiaTheme="majorEastAsia"/>
+          <w:b w:val="0"/>
+          <w:bCs w:val="0"/>
+        </w:rPr>
+        <w:t>Firmicutes</w:t>
+      </w:r>
+      <w:r>
+        <w:t xml:space="preserve"> which </w:t>
+      </w:r>
+      <w:r>
+        <w:t>include</w:t>
+      </w:r>
+      <w:r>
+        <w:t xml:space="preserve"> many obligate anaerobes. </w:t>
+      </w:r>
+      <w:r>
+        <w:t>We also observed</w:t>
+      </w:r>
+      <w:r>
+        <w:t xml:space="preserve"> a stronger decline in pathways </w:t>
+      </w:r>
+      <w:r>
+        <w:t>commonly associated with obligate taxa</w:t>
+      </w:r>
+      <w:r>
+        <w:t xml:space="preserve"> </w:t>
+      </w:r>
+      <w:r>
+        <w:t xml:space="preserve">including </w:t>
+      </w:r>
+      <w:r>
+        <w:t xml:space="preserve">complex carb </w:t>
+      </w:r>
+      <w:r>
+        <w:rPr>
+          <w:rStyle w:val="Strong"/>
+          <w:rFonts w:eastAsiaTheme="majorEastAsia"/>
+          <w:b w:val="0"/>
+          <w:bCs w:val="0"/>
+        </w:rPr>
+        <w:t>fermentation</w:t>
+      </w:r>
+      <w:r>
+        <w:rPr>
+          <w:rStyle w:val="Strong"/>
+          <w:rFonts w:eastAsiaTheme="majorEastAsia"/>
+          <w:b w:val="0"/>
+          <w:bCs w:val="0"/>
+        </w:rPr>
+        <w:t xml:space="preserve"> </w:t>
+      </w:r>
+      <w:r>
+        <w:rPr>
+          <w:rStyle w:val="Strong"/>
+          <w:rFonts w:eastAsiaTheme="majorEastAsia"/>
+          <w:b w:val="0"/>
+          <w:bCs w:val="0"/>
+        </w:rPr>
+        <w:fldChar w:fldCharType="begin"/>
+      </w:r>
+      <w:r>
+        <w:rPr>
+          <w:rStyle w:val="Strong"/>
+          <w:rFonts w:eastAsiaTheme="majorEastAsia"/>
+          <w:b w:val="0"/>
+          <w:bCs w:val="0"/>
+        </w:rPr>
+        <w:instrText xml:space="preserve"> ADDIN ZOTERO_ITEM CSL_CITATION {"citationID":"tuESI0A9","properties":{"formattedCitation":"(Flint et al., 2012)","plainCitation":"(Flint et al., 2012)","noteIndex":0},"citationItems":[{"id":3409,"uris":["http://zotero.org/users/13901503/items/73VRZX5M"],"itemData":{"id":3409,"type":"article-journal","abstract":"Bacteria that colonize the mammalian intestine collectively possess a far larger repertoire of degradative enzymes and metabolic capabilities than their hosts. Microbial fermentation of complex non-digestible dietary carbohydrates and host–derived glycans in the human intestine has important consequences for health. Certain dominant species, notably among the Bacteroidetes, are known to possess very large numbers of genes that encode carbohydrate active enzymes and can switch readily between different energy sources in the gut depending on availability. Nevertheless, more nutritionally specialized bacteria appear to play critical roles in the community by initiating the degradation of complex substrates such as plant cell walls, starch particles and mucin. Examples are emerging from the Firmicutes, Actinobacteria and Verrucomicrobium phyla, but more information is needed on these little studied groups. The impact of dietary carbohydrates, including prebiotics, on human health requires understanding of the complex relationship between diet composition, the gut microbiota and metabolic outputs.","container-title":"Gut Microbes","DOI":"10.4161/gmic.19897","ISSN":"1949-0976","issue":"4","note":"publisher: Taylor &amp; Francis\n_eprint: https://doi.org/10.4161/gmic.19897\nPMID: 22572875","page":"289-306","source":"Taylor and Francis+NEJM","title":"Microbial degradation of complex carbohydrates in the gut","volume":"3","author":[{"family":"Flint","given":"Harry J."},{"family":"","given":"Scott ,Karen P."},{"family":"","given":"Duncan ,Sylvia H."},{"family":"","given":"Louis ,Petra"},{"family":"Forano","given":"Evelyne","non-dropping-particle":"and"}],"issued":{"date-parts":[["2012",7,14]]}}}],"schema":"https://github.com/citation-style-language/schema/raw/master/csl-citation.json"} </w:instrText>
+      </w:r>
+      <w:r>
+        <w:rPr>
+          <w:rStyle w:val="Strong"/>
+          <w:rFonts w:eastAsiaTheme="majorEastAsia"/>
+          <w:b w:val="0"/>
+          <w:bCs w:val="0"/>
+        </w:rPr>
+        <w:fldChar w:fldCharType="separate"/>
+      </w:r>
+      <w:r>
+        <w:rPr>
+          <w:rStyle w:val="Strong"/>
+          <w:rFonts w:eastAsiaTheme="majorEastAsia"/>
+          <w:b w:val="0"/>
+          <w:bCs w:val="0"/>
+          <w:noProof/>
+        </w:rPr>
+        <w:t>(Flint et al., 2012)</w:t>
+      </w:r>
+      <w:r>
+        <w:rPr>
+          <w:rStyle w:val="Strong"/>
+          <w:rFonts w:eastAsiaTheme="majorEastAsia"/>
+          <w:b w:val="0"/>
+          <w:bCs w:val="0"/>
+        </w:rPr>
+        <w:fldChar w:fldCharType="end"/>
+      </w:r>
+      <w:r>
+        <w:rPr>
+          <w:b/>
+          <w:bCs/>
+        </w:rPr>
+        <w:t xml:space="preserve">, </w:t>
+      </w:r>
+      <w:r>
+        <w:rPr>
+          <w:rStyle w:val="Strong"/>
+          <w:rFonts w:eastAsiaTheme="majorEastAsia"/>
+          <w:b w:val="0"/>
+          <w:bCs w:val="0"/>
+        </w:rPr>
+        <w:t>Gram-positive cell wall biosynthesis</w:t>
+      </w:r>
+      <w:r>
+        <w:rPr>
+          <w:rStyle w:val="Strong"/>
+          <w:rFonts w:eastAsiaTheme="majorEastAsia"/>
+          <w:b w:val="0"/>
+          <w:bCs w:val="0"/>
+        </w:rPr>
+        <w:t xml:space="preserve"> ()</w:t>
+      </w:r>
+      <w:r>
+        <w:rPr>
+          <w:b/>
+          <w:bCs/>
+        </w:rPr>
+        <w:t xml:space="preserve">, </w:t>
+      </w:r>
+      <w:r>
+        <w:t>and the</w:t>
+      </w:r>
+      <w:r>
+        <w:rPr>
+          <w:b/>
+          <w:bCs/>
+        </w:rPr>
+        <w:t xml:space="preserve"> </w:t>
+      </w:r>
+      <w:r>
+        <w:rPr>
+          <w:rStyle w:val="Strong"/>
+          <w:rFonts w:eastAsiaTheme="majorEastAsia"/>
+          <w:b w:val="0"/>
+          <w:bCs w:val="0"/>
+        </w:rPr>
+        <w:t>non-mevalonate (MEP) pathway</w:t>
+      </w:r>
+      <w:r>
+        <w:rPr>
+          <w:b/>
+          <w:bCs/>
+        </w:rPr>
+        <w:t xml:space="preserve"> </w:t>
+      </w:r>
+      <w:r>
+        <w:t>for isoprenoid production</w:t>
+      </w:r>
+      <w:r>
+        <w:t xml:space="preserve"> (Fig 5)</w:t>
+      </w:r>
+      <w:r>
+        <w:t>()</w:t>
+      </w:r>
+      <w:r>
+        <w:t xml:space="preserve">. Together these patterns suggest that the combination of high temperatures and macrophage </w:t>
+      </w:r>
+      <w:r>
+        <w:t>activity</w:t>
+      </w:r>
+      <w:r>
+        <w:t xml:space="preserve"> contribute</w:t>
+      </w:r>
+      <w:r>
+        <w:t>s</w:t>
+      </w:r>
+      <w:r>
+        <w:t xml:space="preserve"> to the loss of obligate taxa, likely because </w:t>
+      </w:r>
+      <w:r>
+        <w:t>immune activation</w:t>
+      </w:r>
+      <w:r>
+        <w:t xml:space="preserve"> </w:t>
+      </w:r>
+      <w:r>
+        <w:t>exacerbate</w:t>
+      </w:r>
+      <w:r>
+        <w:t>s</w:t>
+      </w:r>
+      <w:r>
+        <w:t xml:space="preserve"> the redox imbalance initiated by </w:t>
+      </w:r>
+      <w:r>
+        <w:t>high temperatures</w:t>
+      </w:r>
+      <w:r>
+        <w:t>.</w:t>
+      </w:r>
+      <w:r>
+        <w:t xml:space="preserve"> </w:t>
+      </w:r>
+      <w:r>
+        <w:t xml:space="preserve">In contrast, facultative anaerobes </w:t>
+      </w:r>
+      <w:r>
+        <w:t>appear</w:t>
+      </w:r>
+      <w:r>
+        <w:t xml:space="preserve"> more resilient to these conditions and may persist where obligate</w:t>
+      </w:r>
+      <w:r>
+        <w:t>s</w:t>
+      </w:r>
+      <w:r>
+        <w:t xml:space="preserve"> decline.</w:t>
+      </w:r>
+      <w:r>
+        <w:t xml:space="preserve"> Several facultative taxa including </w:t>
+      </w:r>
+      <w:proofErr w:type="spellStart"/>
+      <w:r>
+        <w:rPr>
+          <w:rStyle w:val="Strong"/>
+          <w:rFonts w:eastAsiaTheme="majorEastAsia"/>
+          <w:b w:val="0"/>
+          <w:bCs w:val="0"/>
+          <w:i/>
+          <w:iCs/>
+        </w:rPr>
+        <w:t>Helicobacteraceae</w:t>
+      </w:r>
+      <w:proofErr w:type="spellEnd"/>
+      <w:r>
+        <w:rPr>
+          <w:b/>
+          <w:bCs/>
+        </w:rPr>
+        <w:t>,</w:t>
+      </w:r>
+      <w:r>
+        <w:rPr>
+          <w:b/>
+          <w:bCs/>
+          <w:i/>
+          <w:iCs/>
+        </w:rPr>
+        <w:t xml:space="preserve"> </w:t>
+      </w:r>
+      <w:proofErr w:type="spellStart"/>
+      <w:r>
+        <w:rPr>
+          <w:rStyle w:val="Strong"/>
+          <w:rFonts w:eastAsiaTheme="majorEastAsia"/>
+          <w:b w:val="0"/>
+          <w:bCs w:val="0"/>
+          <w:i/>
+          <w:iCs/>
+        </w:rPr>
+        <w:t>Erysipelotrichaceae</w:t>
+      </w:r>
+      <w:proofErr w:type="spellEnd"/>
+      <w:r>
+        <w:rPr>
+          <w:rStyle w:val="Strong"/>
+          <w:rFonts w:eastAsiaTheme="majorEastAsia"/>
+          <w:b w:val="0"/>
+          <w:bCs w:val="0"/>
+        </w:rPr>
+        <w:t xml:space="preserve">, and </w:t>
+      </w:r>
+      <w:proofErr w:type="spellStart"/>
+      <w:r>
+        <w:rPr>
+          <w:i/>
+          <w:iCs/>
+        </w:rPr>
+        <w:t>Anaerobiospirillum</w:t>
+      </w:r>
+      <w:proofErr w:type="spellEnd"/>
+      <w:r>
+        <w:t xml:space="preserve"> </w:t>
+      </w:r>
+      <w:r>
+        <w:t xml:space="preserve">() </w:t>
+      </w:r>
+      <w:r>
+        <w:t>exhibit stronger increases in abundance when neopterin is high</w:t>
+      </w:r>
+      <w:r>
+        <w:t xml:space="preserve">, </w:t>
+      </w:r>
+      <w:r>
+        <w:t xml:space="preserve">suggesting they are better able to tolerate redox imbalance, and may exploit niches </w:t>
+      </w:r>
+      <w:r>
+        <w:t xml:space="preserve">vacated </w:t>
+      </w:r>
+      <w:r>
+        <w:t>by the loss of obligates.</w:t>
+      </w:r>
+      <w:r>
+        <w:t xml:space="preserve"> </w:t>
+      </w:r>
+      <w:r>
+        <w:t>Similarly</w:t>
+      </w:r>
+      <w:r>
+        <w:t>, several pathways commonly associated with facultative taxa exhibit a stronger increase at high neopterin levels</w:t>
+      </w:r>
+      <w:r>
+        <w:t xml:space="preserve">, </w:t>
+      </w:r>
+      <w:r>
+        <w:t xml:space="preserve">suggesting that these </w:t>
+      </w:r>
+      <w:r>
+        <w:t>taxa</w:t>
+      </w:r>
+      <w:r>
+        <w:t xml:space="preserve"> may be actively responding </w:t>
+      </w:r>
+      <w:r>
+        <w:t>to changes in the gut environment</w:t>
+      </w:r>
+      <w:r>
+        <w:t xml:space="preserve">. For example, the glyoxylate cycle and Rubisco shunt both increase under high neopterin </w:t>
+      </w:r>
+      <w:r>
+        <w:t xml:space="preserve">which likely supports </w:t>
+      </w:r>
+      <w:r>
+        <w:t>energy conservation</w:t>
+      </w:r>
+      <w:r>
+        <w:t xml:space="preserve"> </w:t>
+      </w:r>
+      <w:r>
+        <w:t>under oxygen and energy-limited conditions</w:t>
+      </w:r>
+      <w:r>
+        <w:t xml:space="preserve"> </w:t>
+      </w:r>
+      <w:r>
+        <w:fldChar w:fldCharType="begin"/>
+      </w:r>
+      <w:r>
+        <w:instrText xml:space="preserve"> ADDIN ZOTERO_ITEM CSL_CITATION {"citationID":"PvilTIb8","properties":{"formattedCitation":"(Ahn et al., 2016; Badger &amp; Bek, 2008)","plainCitation":"(Ahn et al., 2016; Badger &amp; Bek, 2008)","noteIndex":0},"citationItems":[{"id":3666,"uris":["http://zotero.org/users/13901503/items/787C6UND"],"itemData":{"id":3666,"type":"article-journal","abstract":"&lt;p&gt;The glyoxylate shunt (GS) is a two-step metabolic pathway (isocitrate lyase, &lt;i&gt;aceA&lt;/i&gt;; and malate synthase, &lt;i&gt;glcB&lt;/i&gt;) that serves as an alternative to the tricarboxylic acid cycle. The GS bypasses the carbon dioxide-producing steps of the tricarboxylic acid cycle and is essential for acetate and fatty acid metabolism in bacteria. GS can be up-regulated under conditions of oxidative stress, antibiotic stress, and host infection, which implies that it plays important but poorly explored roles in stress defense and pathogenesis. In many bacterial species, including &lt;i&gt;Pseudomonas aeruginosa&lt;/i&gt;, &lt;i&gt;aceA&lt;/i&gt; and &lt;i&gt;glcB&lt;/i&gt; are not in an operon, unlike in &lt;i&gt;Escherichia coli&lt;/i&gt;. In &lt;i&gt;P. aeruginosa&lt;/i&gt;, we explored relationships between GS genes and growth, transcription profiles, and biofilm formation. Contrary to our expectations, deletion of &lt;i&gt;aceA&lt;/i&gt; in &lt;i&gt;P. aeruginosa&lt;/i&gt; improved cell growth under conditions of oxidative and antibiotic stress. Transcriptome data suggested that &lt;i&gt;aceA&lt;/i&gt; mutants underwent a metabolic shift toward aerobic denitrification; this was supported by additional evidence, including up-regulation of denitrification-related genes, decreased oxygen consumption without lowering ATP yield, increased production of denitrification intermediates (NO and N&lt;sub&gt;2&lt;/sub&gt;O), and increased cyanide resistance. The &lt;i&gt;aceA&lt;/i&gt; mutants also produced a thicker exopolysaccharide layer; that is, a phenotype consistent with aerobic denitrification. A bioinformatic survey across known bacterial genomes showed that only microorganisms capable of aerobic metabolism possess the glyoxylate shunt. This trend is consistent with the hypothesis that the GS plays a previously unrecognized role in allowing bacteria to tolerate oxidative stress.&lt;/p&gt;","container-title":"Journal of Biological Chemistry","DOI":"10.1074/jbc.M115.708149","ISSN":"0021-9258, 1083-351X","issue":"22","journalAbbreviation":"Journal of Biological Chemistry","language":"English","note":"publisher: Elsevier","page":"11928-11938","source":"www-jbc-org.proxy.lib.umich.edu","title":"Role of Glyoxylate Shunt in Oxidative Stress Response","volume":"291","author":[{"family":"Ahn","given":"Sungeun"},{"family":"Jung","given":"Jaejoon"},{"family":"Jang","given":"In-Ae"},{"family":"Madsen","given":"Eugene L."},{"family":"Park","given":"Woojun"}],"issued":{"date-parts":[["2016",5,27]]}}},{"id":3661,"uris":["http://zotero.org/users/13901503/items/7EH7QSRX"],"itemData":{"id":3661,"type":"article-journal","abstract":"Rubisco is the predominant enzymatic mechanism in the biosphere by which autotrophic bacteria, algae, and terrestrial plants fix CO2 into organic biomass via the Calvin–Benson–Basham reductive pentose phosphate pathway. Rubisco is not a perfect catalyst, suffering from low turnover rates, a low affinity for its CO2 substrate, and a competitive inhibition by O2 as an alternative substrate. As a consequence of changing environmental conditions over the past 3.5 billion years, with decreasing CO2 and increasing O2 in the atmosphere, Rubisco has evolved into multiple enzymatic forms with a range of kinetic properties, as well as co-evolving with CO2-concentrating mechanisms to cope with the different environmental contexts in which it must operate. The most dramatic evidence of this is the occurrence of multiple forms of Rubisco within autotrophic proteobacteria, where Forms II, IC, IBc, IAc, and IAq can be found either singly or in multiple combinations within a particular bacterial genome. Over the past few years there has been increasing availability of genomic sequence data for bacteria and this has allowed us to gain more extensive insights into the functional significance of this diversification. This paper is focused on summarizing what is known about the diversity of Rubisco forms, their kinetic properties, development of bacterial CO2-concentrating mechanisms, and correlations with metabolic flexibility and inorganic carbon environments in which proteobacteria perform various types of obligate and facultative chemo- and photoautotrophic CO2 fixation.","container-title":"Journal of Experimental Botany","DOI":"10.1093/jxb/erm297","ISSN":"0022-0957","issue":"7","journalAbbreviation":"Journal of Experimental Botany","page":"1525-1541","source":"Silverchair","title":"Multiple Rubisco forms in proteobacteria: their functional significance in relation to CO2 acquisition by the CBB cycle","title-short":"Multiple Rubisco forms in proteobacteria","volume":"59","author":[{"family":"Badger","given":"Murray Ronald"},{"family":"Bek","given":"Emily Jane"}],"issued":{"date-parts":[["2008",5,1]]}}}],"schema":"https://github.com/citation-style-language/schema/raw/master/csl-citation.json"} </w:instrText>
+      </w:r>
+      <w:r>
+        <w:fldChar w:fldCharType="separate"/>
+      </w:r>
+      <w:r>
+        <w:rPr>
+          <w:noProof/>
+        </w:rPr>
+        <w:t>(Ahn et al., 2016; Badger &amp; Bek, 2008)</w:t>
+      </w:r>
+      <w:r>
+        <w:fldChar w:fldCharType="end"/>
+      </w:r>
+      <w:r>
+        <w:t>.</w:t>
+      </w:r>
+      <w:r>
+        <w:t xml:space="preserve"> </w:t>
+      </w:r>
+      <w:r>
+        <w:t>In addition, redox maintenance pathways such as ubiquinone biosynthesis also increase</w:t>
+      </w:r>
+      <w:r>
+        <w:t xml:space="preserve"> which helps </w:t>
+      </w:r>
+      <w:r>
+        <w:t>facultative anaerobes neutralize ROS</w:t>
+      </w:r>
+      <w:r>
+        <w:t xml:space="preserve"> </w:t>
+      </w:r>
+      <w:r>
+        <w:fldChar w:fldCharType="begin"/>
+      </w:r>
+      <w:r>
+        <w:instrText xml:space="preserve"> ADDIN ZOTERO_ITEM CSL_CITATION {"citationID":"Fk5o5734","properties":{"formattedCitation":"(Bekker et al., 2007)","plainCitation":"(Bekker et al., 2007)","noteIndex":0},"citationItems":[{"id":3665,"uris":["http://zotero.org/users/13901503/items/NVUGIX64"],"itemData":{"id":3665,"type":"article-journal","container-title":"Microbiology","DOI":"10.1099/mic.0.2007/006098-0","ISSN":"1350-0872, 1465-2080","issue":"6","language":"en","page":"1974-1980","source":"DOI.org (Crossref)","title":"Changes in the redox state and composition of the quinone pool of Escherichia coli during aerobic batch-culture growth","volume":"153","author":[{"family":"Bekker","given":"M"},{"family":"Kramer","given":"G"},{"family":"Hartog","given":"A. F"},{"family":"Wagner","given":"M. J"},{"family":"De Koster","given":"C. G"},{"family":"Hellingwerf","given":"K. J"},{"family":"Teixeira De Mattos","given":"M. J"}],"issued":{"date-parts":[["2007",6,1]]}}}],"schema":"https://github.com/citation-style-language/schema/raw/master/csl-citation.json"} </w:instrText>
+      </w:r>
+      <w:r>
+        <w:fldChar w:fldCharType="separate"/>
+      </w:r>
+      <w:r>
+        <w:rPr>
+          <w:noProof/>
+        </w:rPr>
+        <w:t>(Bekker et al., 2007)</w:t>
+      </w:r>
+      <w:r>
+        <w:fldChar w:fldCharType="end"/>
+      </w:r>
+      <w:r>
+        <w:t>.</w:t>
+      </w:r>
+      <w:r>
+        <w:t xml:space="preserve"> </w:t>
+      </w:r>
+      <w:r>
+        <w:t>Together these patterns support the idea that high temperatures and increased immune activity reinforce one another by shifting gut microbiome composition away from obligates and towards facultative taxa</w:t>
+      </w:r>
+      <w:r>
+        <w:t xml:space="preserve"> capable of tolerating and potentially exploiting these conditions. </w:t>
+      </w:r>
     </w:p>
     <w:p>
       <w:pPr>
-        <w:rPr>
-          <w:u w:val="single"/>
-        </w:rPr>
+        <w:pStyle w:val="NormalWeb"/>
       </w:pPr>
+      <w:r>
+        <w:t>T</w:t>
+      </w:r>
+      <w:r>
+        <w:t xml:space="preserve">he shift towards facultative taxa </w:t>
+      </w:r>
+      <w:r>
+        <w:t xml:space="preserve">at high temperatures </w:t>
+      </w:r>
+      <w:r>
+        <w:t xml:space="preserve">likely contributes to </w:t>
+      </w:r>
+      <w:r>
+        <w:t xml:space="preserve">increased immune activation </w:t>
+      </w:r>
+      <w:r>
+        <w:t>and further disrupt</w:t>
+      </w:r>
+      <w:r>
+        <w:t>s</w:t>
+      </w:r>
+      <w:r>
+        <w:t xml:space="preserve"> gut-immune homeostasis. </w:t>
+      </w:r>
+      <w:r>
+        <w:t xml:space="preserve">For example, </w:t>
+      </w:r>
+      <w:proofErr w:type="spellStart"/>
+      <w:r>
+        <w:rPr>
+          <w:rStyle w:val="Emphasis"/>
+          <w:rFonts w:eastAsiaTheme="majorEastAsia"/>
+        </w:rPr>
+        <w:t>Helicobacteraceae</w:t>
+      </w:r>
+      <w:proofErr w:type="spellEnd"/>
+      <w:r>
+        <w:rPr>
+          <w:rStyle w:val="Emphasis"/>
+          <w:rFonts w:eastAsiaTheme="majorEastAsia"/>
+          <w:i w:val="0"/>
+          <w:iCs w:val="0"/>
+        </w:rPr>
+        <w:t>, which exhibits a stronger increase at higher neopterin,</w:t>
+      </w:r>
+      <w:r>
+        <w:rPr>
+          <w:rStyle w:val="Emphasis"/>
+          <w:rFonts w:eastAsiaTheme="majorEastAsia"/>
+        </w:rPr>
+        <w:t xml:space="preserve"> </w:t>
+      </w:r>
+      <w:r>
+        <w:rPr>
+          <w:rStyle w:val="Emphasis"/>
+          <w:rFonts w:eastAsiaTheme="majorEastAsia"/>
+          <w:i w:val="0"/>
+          <w:iCs w:val="0"/>
+        </w:rPr>
+        <w:t xml:space="preserve">is associated with </w:t>
+      </w:r>
+      <w:r>
+        <w:t>inflammatory disease</w:t>
+      </w:r>
+      <w:r>
+        <w:t xml:space="preserve">s </w:t>
+      </w:r>
+      <w:r>
+        <w:t xml:space="preserve">and may </w:t>
+      </w:r>
+      <w:r>
+        <w:t>promote</w:t>
+      </w:r>
+      <w:r>
+        <w:t xml:space="preserve"> </w:t>
+      </w:r>
+      <w:r>
+        <w:t>macrophage</w:t>
+      </w:r>
+      <w:r>
+        <w:t xml:space="preserve"> activation by </w:t>
+      </w:r>
+      <w:r>
+        <w:t>damaging</w:t>
+      </w:r>
+      <w:r>
+        <w:t xml:space="preserve"> the gut epithelium </w:t>
+      </w:r>
+      <w:r>
+        <w:t xml:space="preserve">and disrupting the mucosal barrier </w:t>
+      </w:r>
+      <w:r>
+        <w:fldChar w:fldCharType="begin"/>
+      </w:r>
+      <w:r>
+        <w:instrText xml:space="preserve"> ADDIN ZOTERO_ITEM CSL_CITATION {"citationID":"cZJ2yfWg","properties":{"formattedCitation":"(Chu et al., 2003)","plainCitation":"(Chu et al., 2003)","noteIndex":0},"citationItems":[{"id":3644,"uris":["http://zotero.org/users/13901503/items/GZ2VQ6TK"],"itemData":{"id":3644,"type":"article-journal","abstract":"Abstract: Helicobacter pylori (H. pylori) has been considered as an important pathogen of gastroduodenal inflammation and gastric carcinogenesis. However, the pathogenic mechanisms including H. pylori-induced apoptosis and subsequent molecular mechanisms have not been clarified yet. The present study examined the role of Bcl-2 and its relation to NF-κB in H. pylori-induced apoptosis in human gastric epithelial AGS cells. AGS cells were cultured in the presence of H. pylori, at a bacterium/cell ratio of 300:1, for the determination of apoptosis, NF-κB activation with IkBa degradation, and Bcl-2 level. AGS cells were transfected with a control vector (pCMV cells) or a full-length human Bcl-2 expression vector (Bcl-2 cells). H. pylori-induced apoptosis and NF-κB activation were compared in the wild-type cells and the transfected cells. As a result, H. pylori increased apoptotic cells with chromatin condensation and reduced Bcl-2 levels, which were accompanied with NF-κB activation. H. pylori induced sixfold increase in the number of apoptotic cells in wild-type cells and pCMV cells. H. pylori-induced increment of apoptotic cells were relatively lower in Bcl-2 cells than pCMV cells. H. pylori-induced NF-κB activation and IkBa degradation were not different in the wild-type cells, pCMV cells, and Bcl-2 cells. In conclusion, the reduced gastric Bcl-2 level may be the main pathogenic mechanism of H. pylori-induced apoptosis in gastric epithelial cells.","container-title":"Annals of the New York Academy of Sciences","DOI":"10.1196/annals.1299.106","ISSN":"1749-6632","issue":"1","language":"en","note":"_eprint: https://onlinelibrary.wiley.com/doi/pdf/10.1196/annals.1299.106","page":"568-572","source":"Wiley Online Library","title":"NF-κB and Bcl-2 in Helicobacter pylori-Induced Apoptosis in Gastric Epithelial Cells","volume":"1010","author":[{"family":"Chu","given":"Sang Hui"},{"family":"Lim","given":"Joo Weon"},{"family":"Kim","given":"Kyung Hwan"},{"family":"Kim","given":"Hyeyoung"}],"issued":{"date-parts":[["2003"]]}}}],"schema":"https://github.com/citation-style-language/schema/raw/master/csl-citation.json"} </w:instrText>
+      </w:r>
+      <w:r>
+        <w:fldChar w:fldCharType="separate"/>
+      </w:r>
+      <w:r>
+        <w:rPr>
+          <w:noProof/>
+        </w:rPr>
+        <w:t>(Chu et al., 2003)</w:t>
+      </w:r>
+      <w:r>
+        <w:fldChar w:fldCharType="end"/>
+      </w:r>
+      <w:r>
+        <w:t xml:space="preserve">. </w:t>
+      </w:r>
+      <w:proofErr w:type="spellStart"/>
+      <w:r>
+        <w:rPr>
+          <w:i/>
+          <w:iCs/>
+        </w:rPr>
+        <w:t>Erysipelotrichaceae</w:t>
+      </w:r>
+      <w:proofErr w:type="spellEnd"/>
+      <w:r>
+        <w:t>, another facultative tax</w:t>
+      </w:r>
+      <w:r>
+        <w:t>on</w:t>
+      </w:r>
+      <w:r>
+        <w:t xml:space="preserve"> that shows a stronger increase, is also commonly associated with inflammatory disease</w:t>
+      </w:r>
+      <w:r>
+        <w:t xml:space="preserve"> and may directly contribute to immune activation </w:t>
+      </w:r>
+      <w:fldSimple w:instr=" ADDIN ZOTERO_TEMP ">
+        <w:r>
+          <w:rPr>
+            <w:noProof/>
+          </w:rPr>
+          <w:t>(Kaakoush, 2015)</w:t>
+        </w:r>
+      </w:fldSimple>
+      <w:r>
+        <w:t xml:space="preserve">. </w:t>
+      </w:r>
+      <w:r>
+        <w:t xml:space="preserve">In addition, we observed increases in pathways typical of facultative anaerobes involved in </w:t>
+      </w:r>
+      <w:r>
+        <w:t xml:space="preserve">the synthesis of </w:t>
+      </w:r>
+      <w:r>
+        <w:t>enterobacterial common antigen (ECA) and lipid A</w:t>
+      </w:r>
+      <w:r>
+        <w:t xml:space="preserve"> which form </w:t>
+      </w:r>
+      <w:r>
+        <w:t>pathogen-associated molecular patterns (PAMPs) that are recognized by Toll-like receptors (TLRs) and can initiate pro-inflammatory signaling</w:t>
+      </w:r>
+      <w:r>
+        <w:t xml:space="preserve"> ()</w:t>
+      </w:r>
+      <w:r>
+        <w:t>.</w:t>
+      </w:r>
+      <w:r>
+        <w:t xml:space="preserve"> </w:t>
+      </w:r>
+      <w:r>
+        <w:t>Thus, the increased abundance of facultative taxa may actively stimulate immune responses</w:t>
+      </w:r>
+      <w:r>
+        <w:t xml:space="preserve"> by triggering common inflammatory mechanisms. </w:t>
+      </w:r>
+      <w:r>
+        <w:t xml:space="preserve">These </w:t>
+      </w:r>
+      <w:r>
+        <w:t>shifts</w:t>
+      </w:r>
+      <w:r>
+        <w:t xml:space="preserve"> coupled with the loss of anti-inflammatory support from obligate</w:t>
+      </w:r>
+      <w:r>
+        <w:t xml:space="preserve"> anaerobes could lead to sustained immune activation and </w:t>
+      </w:r>
+      <w:r>
+        <w:t xml:space="preserve">increase the risk of chronic inflammation </w:t>
+      </w:r>
+      <w:r>
+        <w:t>at high temperatures</w:t>
+      </w:r>
+      <w:r>
+        <w:t>.</w:t>
+      </w:r>
     </w:p>
     <w:p>
       <w:pPr>
-        <w:rPr>
-          <w:u w:val="single"/>
-        </w:rPr>
+        <w:pStyle w:val="NormalWeb"/>
       </w:pPr>
+      <w:r>
+        <w:t xml:space="preserve">Considered together, </w:t>
+      </w:r>
+      <w:r>
+        <w:t xml:space="preserve">our findings </w:t>
+      </w:r>
+      <w:r>
+        <w:t xml:space="preserve">support a </w:t>
+      </w:r>
+      <w:r>
+        <w:t>negative</w:t>
+      </w:r>
+      <w:r>
+        <w:t xml:space="preserve"> feedback loop</w:t>
+      </w:r>
+      <w:r>
+        <w:t xml:space="preserve"> </w:t>
+      </w:r>
+      <w:r>
+        <w:t>initiated by high temperatures</w:t>
+      </w:r>
+      <w:r>
+        <w:t xml:space="preserve"> </w:t>
+      </w:r>
+      <w:r>
+        <w:t>in which redox</w:t>
+      </w:r>
+      <w:r>
+        <w:t xml:space="preserve"> imbalance and immune activation</w:t>
+      </w:r>
+      <w:r>
+        <w:t xml:space="preserve"> disrupt microbiome composition</w:t>
+      </w:r>
+      <w:r>
+        <w:t>, likely</w:t>
+      </w:r>
+      <w:r>
+        <w:t xml:space="preserve"> and </w:t>
+      </w:r>
+      <w:r>
+        <w:t>promot</w:t>
+      </w:r>
+      <w:r>
+        <w:t>ing</w:t>
+      </w:r>
+      <w:r>
+        <w:t xml:space="preserve"> inflammation.</w:t>
+      </w:r>
+      <w:r>
+        <w:t xml:space="preserve"> </w:t>
+      </w:r>
+      <w:r>
+        <w:t xml:space="preserve">This </w:t>
+      </w:r>
+      <w:r>
+        <w:t xml:space="preserve">provides </w:t>
+      </w:r>
+      <w:r>
+        <w:t>compelling</w:t>
+      </w:r>
+      <w:r>
+        <w:t xml:space="preserve"> evidence that the capuchins experience periods of heat stress that may affect </w:t>
+      </w:r>
+      <w:r>
+        <w:t>long-ter</w:t>
+      </w:r>
+      <w:r>
+        <w:t>m</w:t>
+      </w:r>
+      <w:r>
+        <w:t xml:space="preserve"> health and fitness by increasing the risk of </w:t>
+      </w:r>
+      <w:r>
+        <w:t xml:space="preserve">chronic </w:t>
+      </w:r>
+      <w:r>
+        <w:t>inflammatory disease.</w:t>
+      </w:r>
+      <w:r>
+        <w:t xml:space="preserve"> This represents s</w:t>
+      </w:r>
+      <w:r>
+        <w:t>ome of the first evidence of microbiome-mediated heat stress in a wild population</w:t>
+      </w:r>
+      <w:r>
+        <w:t xml:space="preserve">. </w:t>
+      </w:r>
+      <w:r>
+        <w:t xml:space="preserve">These results are particularly concerning in our study population because white-faced capuchins in Northwestern Costa Rica are endemic to </w:t>
+      </w:r>
+      <w:r>
+        <w:t xml:space="preserve">highly seasonal </w:t>
+      </w:r>
+      <w:r>
+        <w:t xml:space="preserve">tropical dry forests and likely adapted to a wider temperature range than other topical </w:t>
+      </w:r>
+      <w:r>
+        <w:t>specialists</w:t>
+      </w:r>
+      <w:r>
+        <w:t xml:space="preserve"> </w:t>
+      </w:r>
+      <w:r>
+        <w:fldChar w:fldCharType="begin"/>
+      </w:r>
+      <w:r>
+        <w:instrText xml:space="preserve"> ADDIN ZOTERO_ITEM CSL_CITATION {"citationID":"xhoCHL1h","properties":{"formattedCitation":"(Campos &amp; Fedigan, 2009; Orkin et al., 2021)","plainCitation":"(Campos &amp; Fedigan, 2009; Orkin et al., 2021)","noteIndex":0},"citationItems":[{"id":545,"uris":["http://zotero.org/users/13901503/items/DK9CP8XR"],"itemData":{"id":545,"type":"article-journal","abstract":"We examined thermoregulatory behaviors in a wild population of white-faced capuchins (Cebus capucinus) inhabiting a highly seasonal dry forest in Santa Rosa National Park (SRNP), Costa Rica. The dry season in SRNP lasts </w:instrText>
+      </w:r>
+      <w:r>
+        <w:rPr>
+          <w:rFonts w:ascii="Cambria Math" w:hAnsi="Cambria Math" w:cs="Cambria Math"/>
+        </w:rPr>
+        <w:instrText>∼</w:instrText>
+      </w:r>
+      <w:r>
+        <w:instrText xml:space="preserve">5 months and is characterized by high ambient temperatures regularly exceeding 37°C, low relative humidity, and the near absence of precipitation. This study demonstrates that capuchins rest more and travel shorter distances during the hottest and driest hours of the day, and suggests that they extend their tongues to lower body temperature via evaporative cooling. Seasonal weather patterns and group movement data reported here are based on 940 h of observations on three social groups of capuchins (wet season: 370 h, dry season: 570 h). In the dry season, the proportion of time spent resting increased at higher temperatures whereas the proportion of time spent traveling decreased. Distance traveled between location points taken at half-hour intervals decreased significantly as temperature increased, although the correlation was not strong. Capuchins exposed their tongues during hot, dry, windy conditions, and this behavior was much more frequent in the dry season. Temperature was significantly higher and humidity significantly lower for “tongue-out” events than expected for a random event in the dry season. Finally, as surface water became scarce, home-range areas of heavy use became increasingly centered on the remaining permanent water sources. These results suggest that heat stress and water scarcity are significant influences on the behavior of capuchins in hot, dry conditions. Am J Phys Anthropol, 2009. © 2008 Wiley-Liss, Inc.","container-title":"American Journal of Physical Anthropology","DOI":"10.1002/ajpa.20908","ISSN":"1096-8644","issue":"1","language":"en","license":"Copyright © 2008 Wiley-Liss, Inc.","note":"_eprint: https://onlinelibrary.wiley.com/doi/pdf/10.1002/ajpa.20908","page":"101-111","source":"Wiley Online Library","title":"Behavioral adaptations to heat stress and water scarcity in white-faced capuchins (Cebus capucinus) in Santa Rosa National Park, Costa Rica","volume":"138","author":[{"family":"Campos","given":"Fernando A."},{"family":"Fedigan","given":"Linda M."}],"issued":{"date-parts":[["2009"]]}}},{"id":131,"uris":["http://zotero.org/users/13901503/items/6ZVNXHEZ"],"itemData":{"id":131,"type":"article-journal","abstract":"Significance\n            Surviving challenging environments, living long lives, and engaging in complex cognitive processes are hallmark human characteristics. Similar traits have evolved in parallel in capuchin monkeys, but their genetic underpinnings remain unexplored. We developed and annotated a reference assembly for white-faced capuchin monkeys to explore the evolution of these phenotypes. By comparing populations of capuchins inhabiting rainforest versus dry forests with seasonal droughts, we detected selection in genes associated with kidney function, muscular wasting, and metabolism, suggesting adaptation to periodic resource scarcity. When comparing capuchins to other mammals, we identified evidence of selection in multiple genes implicated in longevity and brain development. Our research was facilitated by our method to generate high- and low-coverage genomes from noninvasive biomaterials.\n          , \n            \n              Ecological flexibility, extended lifespans, and large brains have long intrigued evolutionary biologists, and comparative genomics offers an efficient and effective tool for generating new insights into the evolution of such traits. Studies of capuchin monkeys are particularly well situated to shed light on the selective pressures and genetic underpinnings of local adaptation to diverse habitats, longevity, and brain development. Distributed widely across Central and South America, they are inventive and extractive foragers, known for their sensorimotor intelligence. Capuchins have among the largest relative brain size of any monkey and a lifespan that exceeds 50 y, despite their small (3 to 5 kg) body size. We assemble and annotate a de novo reference genome for\n              Cebus imitator\n              . Through high-depth sequencing of DNA derived from blood, various tissues, and feces via fluorescence-activated cell sorting (fecalFACS) to isolate monkey epithelial cells, we compared genomes of capuchin populations from tropical dry forests and lowland rainforests and identified population divergence in genes involved in water balance, kidney function, and metabolism. Through a comparative genomics approach spanning a wide diversity of mammals, we identified genes under positive selection associated with longevity and brain development. Additionally, we provide a technological advancement in the use of noninvasive genomics for studies of free-ranging mammals. Our intra- and interspecific comparative study of capuchin genomics provides insights into processes underlying local adaptation to diverse and physiologically challenging environments, as well as the molecular basis of brain evolution and longevity.","container-title":"Proceedings of the National Academy of Sciences","DOI":"10.1073/pnas.2010632118","ISSN":"0027-8424, 1091-6490","issue":"7","journalAbbreviation":"Proc. Natl. Acad. Sci. U.S.A.","language":"en","page":"e2010632118","source":"DOI.org (Crossref)","title":"The genomics of ecological flexibility, large brains, and long lives in capuchin monkeys revealed with fecalFACS","volume":"118","author":[{"family":"Orkin","given":"Joseph D."},{"family":"Montague","given":"Michael J."},{"family":"Tejada-Martinez","given":"Daniela"},{"family":"De Manuel","given":"Marc"},{"family":"Del Campo","given":"Javier"},{"family":"Cheves Hernandez","given":"Saul"},{"family":"Di Fiore","given":"Anthony"},{"family":"Fontsere","given":"Claudia"},{"family":"Hodgson","given":"Jason A."},{"family":"Janiak","given":"Mareike C."},{"family":"Kuderna","given":"Lukas F. K."},{"family":"Lizano","given":"Esther"},{"family":"Martin","given":"Maria Pia"},{"family":"Niimura","given":"Yoshihito"},{"family":"Perry","given":"George H."},{"family":"Valverde","given":"Carmen Soto"},{"family":"Tang","given":"Jia"},{"family":"Warren","given":"Wesley C."},{"family":"De Magalhães","given":"João Pedro"},{"family":"Kawamura","given":"Shoji"},{"family":"Marquès-Bonet","given":"Tomàs"},{"family":"Krawetz","given":"Roman"},{"family":"Melin","given":"Amanda D."}],"issued":{"date-parts":[["2021",2,16]]}}}],"schema":"https://github.com/citation-style-language/schema/raw/master/csl-citation.json"} </w:instrText>
+      </w:r>
+      <w:r>
+        <w:fldChar w:fldCharType="separate"/>
+      </w:r>
+      <w:r>
+        <w:rPr>
+          <w:noProof/>
+        </w:rPr>
+        <w:t>(Campos &amp; Fedigan, 2009; Orkin et al., 2021)</w:t>
+      </w:r>
+      <w:r>
+        <w:fldChar w:fldCharType="end"/>
+      </w:r>
+      <w:r>
+        <w:t>.</w:t>
+      </w:r>
+      <w:r>
+        <w:t xml:space="preserve"> </w:t>
+      </w:r>
+      <w:r>
+        <w:t xml:space="preserve">Therefore, it is likely that other </w:t>
+      </w:r>
+      <w:r>
+        <w:lastRenderedPageBreak/>
+        <w:t xml:space="preserve">tropical species are experiencing longer periods and more </w:t>
+      </w:r>
+      <w:r>
+        <w:t>severe</w:t>
+      </w:r>
+      <w:r>
+        <w:t xml:space="preserve"> consequences of heat</w:t>
+      </w:r>
+      <w:r>
+        <w:t>-</w:t>
+      </w:r>
+      <w:r>
+        <w:t xml:space="preserve">induced </w:t>
+      </w:r>
+      <w:r>
+        <w:t>disruptions to gut-immune homeostasis</w:t>
+      </w:r>
+      <w:r>
+        <w:t xml:space="preserve">. </w:t>
+      </w:r>
+      <w:r>
+        <w:t>Future research should examine whether these patterns are unique to</w:t>
+      </w:r>
+      <w:r>
+        <w:t xml:space="preserve"> white-faced</w:t>
+      </w:r>
+      <w:r>
+        <w:t xml:space="preserve"> capuchins or reflect broader trends across tropical species. In addition, incorporating a wider range of gut immune biomarkers will be critical for evaluating how temperature influences different branches of immune function in relation to the gut microbiome.</w:t>
+      </w:r>
     </w:p>
     <w:p>
-      <w:r>
-        <w:t>YOU NEED EVIDENCE THAT THE NEG FEEDBACK LOOP TRIGGERS CHANGES IN HOST IMMUNITY</w:t>
+      <w:pPr>
+        <w:pStyle w:val="NormalWeb"/>
+      </w:pPr>
+      <w:r>
+        <w:t>Conclusion</w:t>
+      </w:r>
+      <w:r>
+        <w:t xml:space="preserve">: </w:t>
+      </w:r>
+    </w:p>
+    <w:p>
+      <w:r>
+        <w:t>are likely seeing the some of the first consequences of heat stress medi</w:t>
+      </w:r>
+      <w:r>
+        <w:t>a</w:t>
+      </w:r>
+      <w:r>
+        <w:t>ted b</w:t>
+      </w:r>
+      <w:r>
+        <w:t>y the gut microbiome!!!!!!!!!!</w:t>
+      </w:r>
+    </w:p>
+    <w:p>
+      <w:r>
+        <w:t>First time we’ve observed something like this in the wild!</w:t>
       </w:r>
     </w:p>
     <w:p/>
@@ -3409,12 +4813,46 @@
     <w:p/>
     <w:p/>
     <w:p/>
-    <w:p/>
-    <w:p/>
-    <w:p/>
-    <w:p/>
-    <w:p/>
-    <w:p/>
+    <w:p>
+      <w:r>
+        <w:t xml:space="preserve">Probably not going to include this: </w:t>
+      </w:r>
+    </w:p>
+    <w:p>
+      <w:r>
+        <w:t xml:space="preserve">There are also indications that the gut microbiome may mount compensatory responses to counteract these effects and restore homeostasis. For example, we observe increased abundance of two known short-chain fatty acid (SCFA) producers, </w:t>
+      </w:r>
+      <w:proofErr w:type="spellStart"/>
+      <w:r>
+        <w:rPr>
+          <w:rStyle w:val="Emphasis"/>
+          <w:rFonts w:eastAsiaTheme="majorEastAsia"/>
+        </w:rPr>
+        <w:t>Phascolarctobacterium</w:t>
+      </w:r>
+      <w:proofErr w:type="spellEnd"/>
+      <w:r>
+        <w:t xml:space="preserve"> and </w:t>
+      </w:r>
+      <w:r>
+        <w:rPr>
+          <w:rStyle w:val="Emphasis"/>
+          <w:rFonts w:eastAsiaTheme="majorEastAsia"/>
+        </w:rPr>
+        <w:t>Eubacterium</w:t>
+      </w:r>
+      <w:r>
+        <w:t xml:space="preserve">, at high neopterin levels—possibly reflecting an attempt to promote anti-inflammatory signaling. In addition, we see upregulation of several redox maintenance pathways, including the synthesis of B vitamins, </w:t>
+      </w:r>
+      <w:proofErr w:type="spellStart"/>
+      <w:r>
+        <w:t>menaquinol</w:t>
+      </w:r>
+      <w:proofErr w:type="spellEnd"/>
+      <w:r>
+        <w:t>, and NADPH, which may represent microbial efforts to mitigate oxidative stress and disrupt the feedback loop between temperature, immune activation, and microbiome instability.</w:t>
+      </w:r>
+    </w:p>
     <w:p/>
     <w:p/>
     <w:p>
@@ -3451,6 +4889,47 @@
     </w:sectPr>
   </w:body>
 </w:document>
+</file>
+
+<file path=word/comments.xml><?xml version="1.0" encoding="utf-8"?>
+<w:comments xmlns:wpc="http://schemas.microsoft.com/office/word/2010/wordprocessingCanvas" xmlns:cx="http://schemas.microsoft.com/office/drawing/2014/chartex" xmlns:cx1="http://schemas.microsoft.com/office/drawing/2015/9/8/chartex" xmlns:cx2="http://schemas.microsoft.com/office/drawing/2015/10/21/chartex" xmlns:cx3="http://schemas.microsoft.com/office/drawing/2016/5/9/chartex" xmlns:cx4="http://schemas.microsoft.com/office/drawing/2016/5/10/chartex" xmlns:cx5="http://schemas.microsoft.com/office/drawing/2016/5/11/chartex" xmlns:cx6="http://schemas.microsoft.com/office/drawing/2016/5/12/chartex" xmlns:cx7="http://schemas.microsoft.com/office/drawing/2016/5/13/chartex" xmlns:cx8="http://schemas.microsoft.com/office/drawing/2016/5/14/chartex" xmlns:mc="http://schemas.openxmlformats.org/markup-compatibility/2006" xmlns:aink="http://schemas.microsoft.com/office/drawing/2016/ink" xmlns:am3d="http://schemas.microsoft.com/office/drawing/2017/model3d" xmlns:o="urn:schemas-microsoft-com:office:office" xmlns:oel="http://schemas.microsoft.com/office/2019/extlst" xmlns:r="http://schemas.openxmlformats.org/officeDocument/2006/relationships" xmlns:m="http://schemas.openxmlformats.org/officeDocument/2006/math" xmlns:v="urn:schemas-microsoft-com:vml" xmlns:wp14="http://schemas.microsoft.com/office/word/2010/wordprocessingDrawing" xmlns:wp="http://schemas.openxmlformats.org/drawingml/2006/wordprocessingDrawing" xmlns:w10="urn:schemas-microsoft-com:office:word" xmlns:w="http://schemas.openxmlformats.org/wordprocessingml/2006/main" xmlns:w14="http://schemas.microsoft.com/office/word/2010/wordml" xmlns:w15="http://schemas.microsoft.com/office/word/2012/wordml" xmlns:w16cex="http://schemas.microsoft.com/office/word/2018/wordml/cex" xmlns:w16cid="http://schemas.microsoft.com/office/word/2016/wordml/cid" xmlns:w16="http://schemas.microsoft.com/office/word/2018/wordml" xmlns:w16du="http://schemas.microsoft.com/office/word/2023/wordml/word16du" xmlns:w16sdtdh="http://schemas.microsoft.com/office/word/2020/wordml/sdtdatahash" xmlns:w16sdtfl="http://schemas.microsoft.com/office/word/2024/wordml/sdtformatlock" xmlns:w16se="http://schemas.microsoft.com/office/word/2015/wordml/symex" xmlns:wpg="http://schemas.microsoft.com/office/word/2010/wordprocessingGroup" xmlns:wpi="http://schemas.microsoft.com/office/word/2010/wordprocessingInk" xmlns:wne="http://schemas.microsoft.com/office/word/2006/wordml" xmlns:wps="http://schemas.microsoft.com/office/word/2010/wordprocessingShape" mc:Ignorable="w14 w15 w16se w16cid w16 w16cex w16sdtdh w16sdtfl w16du wp14">
+  <w:comment w:id="0" w:author="Lucore, Jordan" w:date="2025-05-29T11:08:00Z" w:initials="JL">
+    <w:p>
+      <w:r>
+        <w:rPr>
+          <w:rStyle w:val="CommentReference"/>
+        </w:rPr>
+        <w:annotationRef/>
+      </w:r>
+      <w:r>
+        <w:rPr>
+          <w:color w:val="000000"/>
+          <w:sz w:val="20"/>
+          <w:szCs w:val="20"/>
+        </w:rPr>
+        <w:t>not happy with this, needs to be rewritten and maybe brought back to host health</w:t>
+      </w:r>
+    </w:p>
+  </w:comment>
+</w:comments>
+</file>
+
+<file path=word/commentsExtended.xml><?xml version="1.0" encoding="utf-8"?>
+<w15:commentsEx xmlns:wpc="http://schemas.microsoft.com/office/word/2010/wordprocessingCanvas" xmlns:cx="http://schemas.microsoft.com/office/drawing/2014/chartex" xmlns:cx1="http://schemas.microsoft.com/office/drawing/2015/9/8/chartex" xmlns:cx2="http://schemas.microsoft.com/office/drawing/2015/10/21/chartex" xmlns:cx3="http://schemas.microsoft.com/office/drawing/2016/5/9/chartex" xmlns:cx4="http://schemas.microsoft.com/office/drawing/2016/5/10/chartex" xmlns:cx5="http://schemas.microsoft.com/office/drawing/2016/5/11/chartex" xmlns:cx6="http://schemas.microsoft.com/office/drawing/2016/5/12/chartex" xmlns:cx7="http://schemas.microsoft.com/office/drawing/2016/5/13/chartex" xmlns:cx8="http://schemas.microsoft.com/office/drawing/2016/5/14/chartex" xmlns:mc="http://schemas.openxmlformats.org/markup-compatibility/2006" xmlns:aink="http://schemas.microsoft.com/office/drawing/2016/ink" xmlns:am3d="http://schemas.microsoft.com/office/drawing/2017/model3d" xmlns:o="urn:schemas-microsoft-com:office:office" xmlns:oel="http://schemas.microsoft.com/office/2019/extlst" xmlns:r="http://schemas.openxmlformats.org/officeDocument/2006/relationships" xmlns:m="http://schemas.openxmlformats.org/officeDocument/2006/math" xmlns:v="urn:schemas-microsoft-com:vml" xmlns:wp14="http://schemas.microsoft.com/office/word/2010/wordprocessingDrawing" xmlns:wp="http://schemas.openxmlformats.org/drawingml/2006/wordprocessingDrawing" xmlns:w10="urn:schemas-microsoft-com:office:word" xmlns:w="http://schemas.openxmlformats.org/wordprocessingml/2006/main" xmlns:w14="http://schemas.microsoft.com/office/word/2010/wordml" xmlns:w15="http://schemas.microsoft.com/office/word/2012/wordml" xmlns:w16cex="http://schemas.microsoft.com/office/word/2018/wordml/cex" xmlns:w16cid="http://schemas.microsoft.com/office/word/2016/wordml/cid" xmlns:w16="http://schemas.microsoft.com/office/word/2018/wordml" xmlns:w16du="http://schemas.microsoft.com/office/word/2023/wordml/word16du" xmlns:w16sdtdh="http://schemas.microsoft.com/office/word/2020/wordml/sdtdatahash" xmlns:w16sdtfl="http://schemas.microsoft.com/office/word/2024/wordml/sdtformatlock" xmlns:w16se="http://schemas.microsoft.com/office/word/2015/wordml/symex" xmlns:wpg="http://schemas.microsoft.com/office/word/2010/wordprocessingGroup" xmlns:wpi="http://schemas.microsoft.com/office/word/2010/wordprocessingInk" xmlns:wne="http://schemas.microsoft.com/office/word/2006/wordml" xmlns:wps="http://schemas.microsoft.com/office/word/2010/wordprocessingShape" mc:Ignorable="w14 w15 w16se w16cid w16 w16cex w16sdtdh w16sdtfl w16du wp14">
+  <w15:commentEx w15:paraId="0FDCA4D8" w15:done="0"/>
+</w15:commentsEx>
+</file>
+
+<file path=word/commentsExtensible.xml><?xml version="1.0" encoding="utf-8"?>
+<w16cex:commentsExtensible xmlns:wpc="http://schemas.microsoft.com/office/word/2010/wordprocessingCanvas" xmlns:cx="http://schemas.microsoft.com/office/drawing/2014/chartex" xmlns:cx1="http://schemas.microsoft.com/office/drawing/2015/9/8/chartex" xmlns:cx2="http://schemas.microsoft.com/office/drawing/2015/10/21/chartex" xmlns:cx3="http://schemas.microsoft.com/office/drawing/2016/5/9/chartex" xmlns:cx4="http://schemas.microsoft.com/office/drawing/2016/5/10/chartex" xmlns:cx5="http://schemas.microsoft.com/office/drawing/2016/5/11/chartex" xmlns:cx6="http://schemas.microsoft.com/office/drawing/2016/5/12/chartex" xmlns:cx7="http://schemas.microsoft.com/office/drawing/2016/5/13/chartex" xmlns:cx8="http://schemas.microsoft.com/office/drawing/2016/5/14/chartex" xmlns:cr="http://schemas.microsoft.com/office/comments/2020/reactions" xmlns:mc="http://schemas.openxmlformats.org/markup-compatibility/2006" xmlns:aink="http://schemas.microsoft.com/office/drawing/2016/ink" xmlns:am3d="http://schemas.microsoft.com/office/drawing/2017/model3d" xmlns:o="urn:schemas-microsoft-com:office:office" xmlns:oel="http://schemas.microsoft.com/office/2019/extlst" xmlns:r="http://schemas.openxmlformats.org/officeDocument/2006/relationships" xmlns:m="http://schemas.openxmlformats.org/officeDocument/2006/math" xmlns:v="urn:schemas-microsoft-com:vml" xmlns:wp14="http://schemas.microsoft.com/office/word/2010/wordprocessingDrawing" xmlns:wp="http://schemas.openxmlformats.org/drawingml/2006/wordprocessingDrawing" xmlns:w10="urn:schemas-microsoft-com:office:word" xmlns:w="http://schemas.openxmlformats.org/wordprocessingml/2006/main" xmlns:w14="http://schemas.microsoft.com/office/word/2010/wordml" xmlns:w15="http://schemas.microsoft.com/office/word/2012/wordml" xmlns:w16cex="http://schemas.microsoft.com/office/word/2018/wordml/cex" xmlns:w16cid="http://schemas.microsoft.com/office/word/2016/wordml/cid" xmlns:w16="http://schemas.microsoft.com/office/word/2018/wordml" xmlns:w16du="http://schemas.microsoft.com/office/word/2023/wordml/word16du" xmlns:w16sdtdh="http://schemas.microsoft.com/office/word/2020/wordml/sdtdatahash" xmlns:w16sdtfl="http://schemas.microsoft.com/office/word/2024/wordml/sdtformatlock" xmlns:w16se="http://schemas.microsoft.com/office/word/2015/wordml/symex" xmlns:wpg="http://schemas.microsoft.com/office/word/2010/wordprocessingGroup" xmlns:wpi="http://schemas.microsoft.com/office/word/2010/wordprocessingInk" xmlns:wne="http://schemas.microsoft.com/office/word/2006/wordml" xmlns:wps="http://schemas.microsoft.com/office/word/2010/wordprocessingShape" mc:Ignorable="w14 w15 w16se w16cid w16 w16cex w16sdtdh w16sdtfl cr w16du wp14">
+  <w16cex:commentExtensible w16cex:durableId="18E001A8" w16cex:dateUtc="2025-05-29T15:08:00Z"/>
+</w16cex:commentsExtensible>
+</file>
+
+<file path=word/commentsIds.xml><?xml version="1.0" encoding="utf-8"?>
+<w16cid:commentsIds xmlns:wpc="http://schemas.microsoft.com/office/word/2010/wordprocessingCanvas" xmlns:cx="http://schemas.microsoft.com/office/drawing/2014/chartex" xmlns:cx1="http://schemas.microsoft.com/office/drawing/2015/9/8/chartex" xmlns:cx2="http://schemas.microsoft.com/office/drawing/2015/10/21/chartex" xmlns:cx3="http://schemas.microsoft.com/office/drawing/2016/5/9/chartex" xmlns:cx4="http://schemas.microsoft.com/office/drawing/2016/5/10/chartex" xmlns:cx5="http://schemas.microsoft.com/office/drawing/2016/5/11/chartex" xmlns:cx6="http://schemas.microsoft.com/office/drawing/2016/5/12/chartex" xmlns:cx7="http://schemas.microsoft.com/office/drawing/2016/5/13/chartex" xmlns:cx8="http://schemas.microsoft.com/office/drawing/2016/5/14/chartex" xmlns:mc="http://schemas.openxmlformats.org/markup-compatibility/2006" xmlns:aink="http://schemas.microsoft.com/office/drawing/2016/ink" xmlns:am3d="http://schemas.microsoft.com/office/drawing/2017/model3d" xmlns:o="urn:schemas-microsoft-com:office:office" xmlns:oel="http://schemas.microsoft.com/office/2019/extlst" xmlns:r="http://schemas.openxmlformats.org/officeDocument/2006/relationships" xmlns:m="http://schemas.openxmlformats.org/officeDocument/2006/math" xmlns:v="urn:schemas-microsoft-com:vml" xmlns:wp14="http://schemas.microsoft.com/office/word/2010/wordprocessingDrawing" xmlns:wp="http://schemas.openxmlformats.org/drawingml/2006/wordprocessingDrawing" xmlns:w10="urn:schemas-microsoft-com:office:word" xmlns:w="http://schemas.openxmlformats.org/wordprocessingml/2006/main" xmlns:w14="http://schemas.microsoft.com/office/word/2010/wordml" xmlns:w15="http://schemas.microsoft.com/office/word/2012/wordml" xmlns:w16cex="http://schemas.microsoft.com/office/word/2018/wordml/cex" xmlns:w16cid="http://schemas.microsoft.com/office/word/2016/wordml/cid" xmlns:w16="http://schemas.microsoft.com/office/word/2018/wordml" xmlns:w16du="http://schemas.microsoft.com/office/word/2023/wordml/word16du" xmlns:w16sdtdh="http://schemas.microsoft.com/office/word/2020/wordml/sdtdatahash" xmlns:w16sdtfl="http://schemas.microsoft.com/office/word/2024/wordml/sdtformatlock" xmlns:w16se="http://schemas.microsoft.com/office/word/2015/wordml/symex" xmlns:wpg="http://schemas.microsoft.com/office/word/2010/wordprocessingGroup" xmlns:wpi="http://schemas.microsoft.com/office/word/2010/wordprocessingInk" xmlns:wne="http://schemas.microsoft.com/office/word/2006/wordml" xmlns:wps="http://schemas.microsoft.com/office/word/2010/wordprocessingShape" mc:Ignorable="w14 w15 w16se w16cid w16 w16cex w16sdtdh w16sdtfl w16du wp14">
+  <w16cid:commentId w16cid:paraId="0FDCA4D8" w16cid:durableId="18E001A8"/>
+</w16cid:commentsIds>
 </file>
 
 <file path=word/numbering.xml><?xml version="1.0" encoding="utf-8"?>
@@ -3688,6 +5167,14 @@
     <w:abstractNumId w:val="0"/>
   </w:num>
 </w:numbering>
+</file>
+
+<file path=word/people.xml><?xml version="1.0" encoding="utf-8"?>
+<w15:people xmlns:wpc="http://schemas.microsoft.com/office/word/2010/wordprocessingCanvas" xmlns:cx="http://schemas.microsoft.com/office/drawing/2014/chartex" xmlns:cx1="http://schemas.microsoft.com/office/drawing/2015/9/8/chartex" xmlns:cx2="http://schemas.microsoft.com/office/drawing/2015/10/21/chartex" xmlns:cx3="http://schemas.microsoft.com/office/drawing/2016/5/9/chartex" xmlns:cx4="http://schemas.microsoft.com/office/drawing/2016/5/10/chartex" xmlns:cx5="http://schemas.microsoft.com/office/drawing/2016/5/11/chartex" xmlns:cx6="http://schemas.microsoft.com/office/drawing/2016/5/12/chartex" xmlns:cx7="http://schemas.microsoft.com/office/drawing/2016/5/13/chartex" xmlns:cx8="http://schemas.microsoft.com/office/drawing/2016/5/14/chartex" xmlns:mc="http://schemas.openxmlformats.org/markup-compatibility/2006" xmlns:aink="http://schemas.microsoft.com/office/drawing/2016/ink" xmlns:am3d="http://schemas.microsoft.com/office/drawing/2017/model3d" xmlns:o="urn:schemas-microsoft-com:office:office" xmlns:oel="http://schemas.microsoft.com/office/2019/extlst" xmlns:r="http://schemas.openxmlformats.org/officeDocument/2006/relationships" xmlns:m="http://schemas.openxmlformats.org/officeDocument/2006/math" xmlns:v="urn:schemas-microsoft-com:vml" xmlns:wp14="http://schemas.microsoft.com/office/word/2010/wordprocessingDrawing" xmlns:wp="http://schemas.openxmlformats.org/drawingml/2006/wordprocessingDrawing" xmlns:w10="urn:schemas-microsoft-com:office:word" xmlns:w="http://schemas.openxmlformats.org/wordprocessingml/2006/main" xmlns:w14="http://schemas.microsoft.com/office/word/2010/wordml" xmlns:w15="http://schemas.microsoft.com/office/word/2012/wordml" xmlns:w16cex="http://schemas.microsoft.com/office/word/2018/wordml/cex" xmlns:w16cid="http://schemas.microsoft.com/office/word/2016/wordml/cid" xmlns:w16="http://schemas.microsoft.com/office/word/2018/wordml" xmlns:w16du="http://schemas.microsoft.com/office/word/2023/wordml/word16du" xmlns:w16sdtdh="http://schemas.microsoft.com/office/word/2020/wordml/sdtdatahash" xmlns:w16sdtfl="http://schemas.microsoft.com/office/word/2024/wordml/sdtformatlock" xmlns:w16se="http://schemas.microsoft.com/office/word/2015/wordml/symex" xmlns:wpg="http://schemas.microsoft.com/office/word/2010/wordprocessingGroup" xmlns:wpi="http://schemas.microsoft.com/office/word/2010/wordprocessingInk" xmlns:wne="http://schemas.microsoft.com/office/word/2006/wordml" xmlns:wps="http://schemas.microsoft.com/office/word/2010/wordprocessingShape" mc:Ignorable="w14 w15 w16se w16cid w16 w16cex w16sdtdh w16sdtfl w16du wp14">
+  <w15:person w15:author="Lucore, Jordan">
+    <w15:presenceInfo w15:providerId="AD" w15:userId="S::jlucore@umich.edu::2b7f0ac7-c137-4b2e-b3ae-7bee2b608245"/>
+  </w15:person>
+</w15:people>
 </file>
 
 <file path=word/styles.xml><?xml version="1.0" encoding="utf-8"?>
@@ -4637,6 +6124,86 @@
       <w:szCs w:val="16"/>
     </w:rPr>
   </w:style>
+  <w:style w:type="paragraph" w:styleId="NormalWeb">
+    <w:name w:val="Normal (Web)"/>
+    <w:basedOn w:val="Normal"/>
+    <w:uiPriority w:val="99"/>
+    <w:unhideWhenUsed/>
+    <w:rsid w:val="00A7049B"/>
+    <w:pPr>
+      <w:spacing w:before="100" w:beforeAutospacing="1" w:after="100" w:afterAutospacing="1"/>
+    </w:pPr>
+  </w:style>
+  <w:style w:type="character" w:styleId="Strong">
+    <w:name w:val="Strong"/>
+    <w:basedOn w:val="DefaultParagraphFont"/>
+    <w:uiPriority w:val="22"/>
+    <w:qFormat/>
+    <w:rsid w:val="00A7049B"/>
+    <w:rPr>
+      <w:b/>
+      <w:bCs/>
+    </w:rPr>
+  </w:style>
+  <w:style w:type="paragraph" w:styleId="CommentText">
+    <w:name w:val="annotation text"/>
+    <w:basedOn w:val="Normal"/>
+    <w:link w:val="CommentTextChar"/>
+    <w:uiPriority w:val="99"/>
+    <w:semiHidden/>
+    <w:unhideWhenUsed/>
+    <w:rsid w:val="003B549A"/>
+    <w:rPr>
+      <w:sz w:val="20"/>
+      <w:szCs w:val="20"/>
+    </w:rPr>
+  </w:style>
+  <w:style w:type="character" w:customStyle="1" w:styleId="CommentTextChar">
+    <w:name w:val="Comment Text Char"/>
+    <w:basedOn w:val="DefaultParagraphFont"/>
+    <w:link w:val="CommentText"/>
+    <w:uiPriority w:val="99"/>
+    <w:semiHidden/>
+    <w:rsid w:val="003B549A"/>
+    <w:rPr>
+      <w:rFonts w:ascii="Times New Roman" w:eastAsia="Times New Roman" w:hAnsi="Times New Roman" w:cs="Times New Roman"/>
+      <w:kern w:val="0"/>
+      <w:sz w:val="20"/>
+      <w:szCs w:val="20"/>
+      <w14:ligatures w14:val="none"/>
+    </w:rPr>
+  </w:style>
+  <w:style w:type="paragraph" w:styleId="CommentSubject">
+    <w:name w:val="annotation subject"/>
+    <w:basedOn w:val="CommentText"/>
+    <w:next w:val="CommentText"/>
+    <w:link w:val="CommentSubjectChar"/>
+    <w:uiPriority w:val="99"/>
+    <w:semiHidden/>
+    <w:unhideWhenUsed/>
+    <w:rsid w:val="003B549A"/>
+    <w:rPr>
+      <w:b/>
+      <w:bCs/>
+    </w:rPr>
+  </w:style>
+  <w:style w:type="character" w:customStyle="1" w:styleId="CommentSubjectChar">
+    <w:name w:val="Comment Subject Char"/>
+    <w:basedOn w:val="CommentTextChar"/>
+    <w:link w:val="CommentSubject"/>
+    <w:uiPriority w:val="99"/>
+    <w:semiHidden/>
+    <w:rsid w:val="003B549A"/>
+    <w:rPr>
+      <w:rFonts w:ascii="Times New Roman" w:eastAsia="Times New Roman" w:hAnsi="Times New Roman" w:cs="Times New Roman"/>
+      <w:b/>
+      <w:bCs/>
+      <w:kern w:val="0"/>
+      <w:sz w:val="20"/>
+      <w:szCs w:val="20"/>
+      <w14:ligatures w14:val="none"/>
+    </w:rPr>
+  </w:style>
 </w:styles>
 </file>
 

--- a/writing/2025-05-23_draft.docx
+++ b/writing/2025-05-23_draft.docx
@@ -3,440 +3,575 @@
 <w:document xmlns:wpc="http://schemas.microsoft.com/office/word/2010/wordprocessingCanvas" xmlns:cx="http://schemas.microsoft.com/office/drawing/2014/chartex" xmlns:cx1="http://schemas.microsoft.com/office/drawing/2015/9/8/chartex" xmlns:cx2="http://schemas.microsoft.com/office/drawing/2015/10/21/chartex" xmlns:cx3="http://schemas.microsoft.com/office/drawing/2016/5/9/chartex" xmlns:cx4="http://schemas.microsoft.com/office/drawing/2016/5/10/chartex" xmlns:cx5="http://schemas.microsoft.com/office/drawing/2016/5/11/chartex" xmlns:cx6="http://schemas.microsoft.com/office/drawing/2016/5/12/chartex" xmlns:cx7="http://schemas.microsoft.com/office/drawing/2016/5/13/chartex" xmlns:cx8="http://schemas.microsoft.com/office/drawing/2016/5/14/chartex" xmlns:mc="http://schemas.openxmlformats.org/markup-compatibility/2006" xmlns:aink="http://schemas.microsoft.com/office/drawing/2016/ink" xmlns:am3d="http://schemas.microsoft.com/office/drawing/2017/model3d" xmlns:o="urn:schemas-microsoft-com:office:office" xmlns:oel="http://schemas.microsoft.com/office/2019/extlst" xmlns:r="http://schemas.openxmlformats.org/officeDocument/2006/relationships" xmlns:m="http://schemas.openxmlformats.org/officeDocument/2006/math" xmlns:v="urn:schemas-microsoft-com:vml" xmlns:wp14="http://schemas.microsoft.com/office/word/2010/wordprocessingDrawing" xmlns:wp="http://schemas.openxmlformats.org/drawingml/2006/wordprocessingDrawing" xmlns:w10="urn:schemas-microsoft-com:office:word" xmlns:w="http://schemas.openxmlformats.org/wordprocessingml/2006/main" xmlns:w14="http://schemas.microsoft.com/office/word/2010/wordml" xmlns:w15="http://schemas.microsoft.com/office/word/2012/wordml" xmlns:w16cex="http://schemas.microsoft.com/office/word/2018/wordml/cex" xmlns:w16cid="http://schemas.microsoft.com/office/word/2016/wordml/cid" xmlns:w16="http://schemas.microsoft.com/office/word/2018/wordml" xmlns:w16du="http://schemas.microsoft.com/office/word/2023/wordml/word16du" xmlns:w16sdtdh="http://schemas.microsoft.com/office/word/2020/wordml/sdtdatahash" xmlns:w16sdtfl="http://schemas.microsoft.com/office/word/2024/wordml/sdtformatlock" xmlns:w16se="http://schemas.microsoft.com/office/word/2015/wordml/symex" xmlns:wpg="http://schemas.microsoft.com/office/word/2010/wordprocessingGroup" xmlns:wpi="http://schemas.microsoft.com/office/word/2010/wordprocessingInk" xmlns:wne="http://schemas.microsoft.com/office/word/2006/wordml" xmlns:wps="http://schemas.microsoft.com/office/word/2010/wordprocessingShape" mc:Ignorable="w14 w15 w16se w16cid w16 w16cex w16sdtdh w16sdtfl w16du wp14">
   <w:body>
     <w:p>
-      <w:r>
-        <w:t>Intro</w:t>
-      </w:r>
-      <w:r>
-        <w:t>:</w:t>
-      </w:r>
-    </w:p>
-    <w:p>
-      <w:r>
-        <w:t xml:space="preserve">notes: what do I need to include in the intro? </w:t>
+      <w:pPr>
+        <w:rPr>
+          <w:sz w:val="28"/>
+          <w:szCs w:val="28"/>
+        </w:rPr>
+      </w:pPr>
+      <w:r>
+        <w:rPr>
+          <w:sz w:val="28"/>
+          <w:szCs w:val="28"/>
+        </w:rPr>
+        <w:t xml:space="preserve">Gut microbiome response to temperature is related to </w:t>
+      </w:r>
+      <w:r>
+        <w:rPr>
+          <w:sz w:val="28"/>
+          <w:szCs w:val="28"/>
+        </w:rPr>
+        <w:t>host immunity</w:t>
+      </w:r>
+      <w:r>
+        <w:rPr>
+          <w:sz w:val="28"/>
+          <w:szCs w:val="28"/>
+        </w:rPr>
+        <w:t xml:space="preserve"> in wild a primate</w:t>
       </w:r>
     </w:p>
     <w:p>
       <w:pPr>
-        <w:pStyle w:val="ListParagraph"/>
-        <w:numPr>
-          <w:ilvl w:val="0"/>
-          <w:numId w:val="2"/>
-        </w:numPr>
+        <w:rPr>
+          <w:sz w:val="28"/>
+          <w:szCs w:val="28"/>
+        </w:rPr>
       </w:pPr>
-      <w:r>
-        <w:t xml:space="preserve">Shifts in the </w:t>
-      </w:r>
-      <w:proofErr w:type="spellStart"/>
-      <w:r>
-        <w:t>baundances</w:t>
-      </w:r>
-      <w:proofErr w:type="spellEnd"/>
-      <w:r>
-        <w:t xml:space="preserve"> of taxa e.g. decrease obligates increase </w:t>
-      </w:r>
-      <w:proofErr w:type="spellStart"/>
-      <w:r>
-        <w:t>falcutative</w:t>
-      </w:r>
-      <w:proofErr w:type="spellEnd"/>
-      <w:r>
-        <w:t xml:space="preserve"> </w:t>
-      </w:r>
-      <w:proofErr w:type="spellStart"/>
-      <w:r>
-        <w:t>anerobes</w:t>
-      </w:r>
-      <w:proofErr w:type="spellEnd"/>
-      <w:r>
-        <w:t xml:space="preserve"> are often associated with inflammation indicative of loss of gut-immune homeostasis</w:t>
-      </w:r>
     </w:p>
     <w:p>
-      <w:pPr>
-        <w:pStyle w:val="ListParagraph"/>
-        <w:numPr>
-          <w:ilvl w:val="0"/>
-          <w:numId w:val="2"/>
-        </w:numPr>
-      </w:pPr>
-      <w:r>
-        <w:t xml:space="preserve">Loss of obligates indicates ability to not be there anymore, especially </w:t>
-      </w:r>
-      <w:proofErr w:type="spellStart"/>
-      <w:r>
-        <w:t>sensnitve</w:t>
-      </w:r>
-      <w:proofErr w:type="spellEnd"/>
-      <w:r>
-        <w:t xml:space="preserve"> to oxygen </w:t>
-      </w:r>
-    </w:p>
-    <w:p>
-      <w:pPr>
-        <w:pStyle w:val="ListParagraph"/>
-        <w:numPr>
-          <w:ilvl w:val="0"/>
-          <w:numId w:val="2"/>
-        </w:numPr>
-      </w:pPr>
-      <w:r>
-        <w:t>Then the facultative can come and proliferate and cause inflammatory havoc by not contributing to inflammation and also actively causing inflammation</w:t>
-      </w:r>
-    </w:p>
-    <w:p>
-      <w:pPr>
-        <w:pStyle w:val="ListParagraph"/>
-        <w:numPr>
-          <w:ilvl w:val="0"/>
-          <w:numId w:val="2"/>
-        </w:numPr>
-      </w:pPr>
-      <w:r>
-        <w:t>Importantly shit in the abundances of important taxa are associated with heat stress, as well as some connection to metabolism that needs to be fleshed out</w:t>
-      </w:r>
-      <w:r>
-        <w:t xml:space="preserve"> </w:t>
-      </w:r>
-      <w:proofErr w:type="spellStart"/>
-      <w:r>
-        <w:t>porbably</w:t>
-      </w:r>
-      <w:proofErr w:type="spellEnd"/>
-      <w:r>
-        <w:t xml:space="preserve"> should pull back to redox states</w:t>
-      </w:r>
-    </w:p>
-    <w:p>
-      <w:pPr>
-        <w:pStyle w:val="ListParagraph"/>
-        <w:numPr>
-          <w:ilvl w:val="0"/>
-          <w:numId w:val="2"/>
-        </w:numPr>
-      </w:pPr>
-      <w:r>
-        <w:t xml:space="preserve">Here we want to look at if response to temperature is </w:t>
-      </w:r>
-      <w:r>
-        <w:t xml:space="preserve">related to host immune in wild capuchins to see if… </w:t>
-      </w:r>
-    </w:p>
-    <w:p>
-      <w:pPr>
-        <w:pStyle w:val="ListParagraph"/>
-        <w:numPr>
-          <w:ilvl w:val="0"/>
-          <w:numId w:val="2"/>
-        </w:numPr>
-      </w:pPr>
-      <w:r>
-        <w:t xml:space="preserve">If you are going to use gut-immune homeostasis you need to define it </w:t>
-      </w:r>
-    </w:p>
-    <w:p/>
-    <w:p/>
-    <w:p>
-      <w:r>
-        <w:t xml:space="preserve">Methods: </w:t>
-      </w:r>
-    </w:p>
-    <w:p/>
-    <w:p>
-      <w:r>
-        <w:t xml:space="preserve">Results: </w:t>
-      </w:r>
-    </w:p>
-    <w:p>
-      <w:pPr>
-        <w:rPr>
-          <w:u w:val="single"/>
-        </w:rPr>
-      </w:pPr>
-      <w:r>
-        <w:rPr>
-          <w:u w:val="single"/>
-        </w:rPr>
-        <w:t>Gut microbiome</w:t>
-      </w:r>
-      <w:r>
-        <w:rPr>
-          <w:u w:val="single"/>
-        </w:rPr>
-        <w:t xml:space="preserve"> taxonomic and metabolic functional</w:t>
-      </w:r>
-      <w:r>
-        <w:rPr>
-          <w:u w:val="single"/>
-        </w:rPr>
-        <w:t xml:space="preserve"> composition is </w:t>
-      </w:r>
-      <w:r>
-        <w:rPr>
-          <w:u w:val="single"/>
-        </w:rPr>
-        <w:t>related to temperature</w:t>
-      </w:r>
-    </w:p>
-    <w:p>
-      <w:r>
-        <w:rPr>
-          <w:i/>
-          <w:iCs/>
-        </w:rPr>
-        <w:t>Community-level</w:t>
-      </w:r>
-      <w:r>
-        <w:rPr>
-          <w:i/>
-          <w:iCs/>
-        </w:rPr>
-        <w:t xml:space="preserve"> results</w:t>
-      </w:r>
-    </w:p>
-    <w:p>
-      <w:r>
-        <w:tab/>
-        <w:t xml:space="preserve">We found a strong relationship between temperature and both taxonomic and functional community-level diversity metrics. </w:t>
-      </w:r>
-      <w:r>
-        <w:t xml:space="preserve">To assess this relationship, we compared a baseline model that accounted for known predictors of microbiome composition (sex, social group, diet, and season) to a model that included both the baseline predictors and temperature. For taxonomic community composition, the temperature model was the best fit for all community-level indices, accounting for 100% of the model weight for all principal component axes and alpha diversity metrics (Fig 1B). </w:t>
-      </w:r>
-      <w:r>
-        <w:t xml:space="preserve">The strong relationship between temperature and principal coordinate axes 1–3 suggests that temperature drives shifts in taxonomic composition </w:t>
-      </w:r>
-      <w:r>
-        <w:t xml:space="preserve">that are </w:t>
-      </w:r>
-      <w:r>
-        <w:t>substantial enough to</w:t>
-      </w:r>
-      <w:r>
-        <w:t xml:space="preserve"> affect community-level</w:t>
-      </w:r>
-      <w:r>
-        <w:t xml:space="preserve"> beta diversity.</w:t>
-      </w:r>
-      <w:r>
-        <w:t xml:space="preserve"> Both</w:t>
-      </w:r>
-      <w:r>
-        <w:t xml:space="preserve"> alpha diversity indices show a reliable negative relationship with temperature (Shannon </w:t>
-      </w:r>
-      <w:r>
-        <w:t>β</w:t>
-      </w:r>
-      <w:r>
-        <w:rPr>
-          <w:vertAlign w:val="subscript"/>
-        </w:rPr>
-        <w:t>temp</w:t>
-      </w:r>
-      <w:r>
-        <w:t xml:space="preserve"> = -0.49, Observed </w:t>
-      </w:r>
-      <w:r>
-        <w:t>β</w:t>
-      </w:r>
-      <w:r>
-        <w:rPr>
-          <w:vertAlign w:val="subscript"/>
-        </w:rPr>
-        <w:t>temp</w:t>
-      </w:r>
-      <w:r>
-        <w:t xml:space="preserve"> = -0.49)(Fig 1A)</w:t>
-      </w:r>
-      <w:r>
-        <w:t xml:space="preserve">. </w:t>
-      </w:r>
-      <w:r>
-        <w:t>Even though the effect size for all alpha diversity indices is smaller compared to the principal components, alpha diversity reliably declines with increasing temperatures (Fig 2). Since Shannon’s diversity account for community evenness and observed richness reflects the total number of ASV’s, this suggests that higher temperatures are associated with reductions in both overall levels of taxonomic diversity and evenness.</w:t>
-      </w:r>
-      <w:r>
-        <w:t xml:space="preserve"> </w:t>
+      <w:r>
+        <w:t xml:space="preserve">Temperature is a primary driver of adaptation, and species have evolved unique thermal limits that characterize diverse aspects of their behavior and physiology. Rising temperatures due to climate change are predicted to push species beyond their evolved thermal tolerance and challenge them to adapt to hotter climates </w:t>
+      </w:r>
+      <w:r>
+        <w:fldChar w:fldCharType="begin"/>
+      </w:r>
+      <w:r>
+        <w:instrText xml:space="preserve"> ADDIN ZOTERO_ITEM CSL_CITATION {"citationID":"8xiH9gLt","properties":{"formattedCitation":"(Bellard et al., 2012; Bennett et al., 2021)","plainCitation":"(Bellard et al., 2012; Bennett et al., 2021)","noteIndex":0},"citationItems":[{"id":491,"uris":["http://zotero.org/users/13901503/items/YSCHU94H"],"itemData":{"id":491,"type":"article-journal","abstract":"Ecology Letters (2012) 15: 365–377 Abstract Many studies in recent years have investigated the effects of climate change on the future of biodiversity. In this review, we first examine the different possible effects of climate change that can operate at individual, population, species, community, ecosystem and biome scales, notably showing that species can respond to climate change challenges by shifting their climatic niche along three non-exclusive axes: time (e.g. phenology), space (e.g. range) and self (e.g. physiology). Then, we present the principal specificities and caveats of the most common approaches used to estimate future biodiversity at global and sub-continental scales and we synthesise their results. Finally, we highlight several challenges for future research both in theoretical and applied realms. Overall, our review shows that current estimates are very variable, depending on the method, taxonomic group, biodiversity loss metrics, spatial scales and time periods considered. Yet, the majority of models indicate alarming consequences for biodiversity, with the worst-case scenarios leading to extinction rates that would qualify as the sixth mass extinction in the history of the earth.","container-title":"Ecology Letters","DOI":"10.1111/j.1461-0248.2011.01736.x","ISSN":"1461-0248","issue":"4","language":"en","license":"© 2012 Blackwell Publishing Ltd/CNRS","note":"_eprint: https://onlinelibrary.wiley.com/doi/pdf/10.1111/j.1461-0248.2011.01736.x","page":"365-377","source":"Wiley Online Library","title":"Impacts of climate change on the future of biodiversity","volume":"15","author":[{"family":"Bellard","given":"Céline"},{"family":"Bertelsmeier","given":"Cleo"},{"family":"Leadley","given":"Paul"},{"family":"Thuiller","given":"Wilfried"},{"family":"Courchamp","given":"Franck"}],"issued":{"date-parts":[["2012"]]}}},{"id":498,"uris":["http://zotero.org/users/13901503/items/S7CPPLIV"],"itemData":{"id":498,"type":"article-journal","abstract":"Understanding how species’ thermal limits have evolved across the tree of life is central to predicting species’ responses to climate change. Here, using experimentally-derived estimates of thermal tolerance limits for over 2000 terrestrial and aquatic species, we show that most of the variation in thermal tolerance can be attributed to a combination of adaptation to current climatic extremes, and the existence of evolutionary ‘attractors’ that reflect either boundaries or optima in thermal tolerance limits. Our results also reveal deep-time climate legacies in ectotherms, whereby orders that originated in cold paleoclimates have presently lower cold tolerance limits than those with warm thermal ancestry. Conversely, heat tolerance appears unrelated to climate ancestry. Cold tolerance has evolved more quickly than heat tolerance in endotherms and ectotherms. If the past tempo of evolution for upper thermal limits continues, adaptive responses in thermal limits will have limited potential to rescue the large majority of species given the unprecedented rate of contemporary climate change.","container-title":"Nature Communications","DOI":"10.1038/s41467-021-21263-8","ISSN":"2041-1723","issue":"1","journalAbbreviation":"Nat Commun","language":"en","license":"2021 The Author(s)","note":"publisher: Nature Publishing Group","page":"1198","source":"www-nature-com.proxy.lib.umich.edu","title":"The evolution of critical thermal limits of life on Earth","volume":"12","author":[{"family":"Bennett","given":"Joanne M."},{"family":"Sunday","given":"Jennifer"},{"family":"Calosi","given":"Piero"},{"family":"Villalobos","given":"Fabricio"},{"family":"Martínez","given":"Brezo"},{"family":"Molina-Venegas","given":"Rafael"},{"family":"Araújo","given":"Miguel B."},{"family":"Algar","given":"Adam C."},{"family":"Clusella-Trullas","given":"Susana"},{"family":"Hawkins","given":"Bradford A."},{"family":"Keith","given":"Sally A."},{"family":"Kühn","given":"Ingolf"},{"family":"Rahbek","given":"Carsten"},{"family":"Rodríguez","given":"Laura"},{"family":"Singer","given":"Alexander"},{"family":"Morales-Castilla","given":"Ignacio"},{"family":"Olalla-Tárraga","given":"Miguel Ángel"}],"issued":{"date-parts":[["2021",2,19]]}}}],"schema":"https://github.com/citation-style-language/schema/raw/master/csl-citation.json"} </w:instrText>
+      </w:r>
+      <w:r>
+        <w:fldChar w:fldCharType="separate"/>
+      </w:r>
+      <w:r>
+        <w:rPr>
+          <w:noProof/>
+        </w:rPr>
+        <w:t>(Bellard et al., 2012; Bennett et al., 2021)</w:t>
+      </w:r>
+      <w:r>
+        <w:fldChar w:fldCharType="end"/>
+      </w:r>
+      <w:r>
+        <w:t xml:space="preserve">. Efforts to evaluate mechanisms by which species respond and adapt to heat stress have revealed that microbiomes may play a key role in determining the thermal tolerance of their host species </w:t>
+      </w:r>
+      <w:r>
+        <w:fldChar w:fldCharType="begin"/>
+      </w:r>
+      <w:r>
+        <w:instrText xml:space="preserve"> ADDIN ZOTERO_ITEM CSL_CITATION {"citationID":"oKd2vMr3","properties":{"formattedCitation":"(Moghadam et al., 2018; Ziegler et al., 2017)","plainCitation":"(Moghadam et al., 2018; Ziegler et al., 2017)","noteIndex":0},"citationItems":[{"id":2012,"uris":["http://zotero.org/users/13901503/items/FPXKKFBT"],"itemData":{"id":2012,"type":"article-journal","abstract":"Physiological responses to changes in environmental conditions such as temperature may partly arise from the resident microbial community that integrates a wide range of bio-physiological aspects of the host. In the present study, we assessed the effect of developmental temperature on the thermal tolerance and microbial community of Drosophila melanogaster. We also developed a bacterial transplantation protocol in order to examine the possibility of reshaping the host bacterial composition and assessed its influence on the thermotolerance phenotype. We found that the temperature during development affected thermal tolerance and the microbial composition of male D. melanogaster. Flies that developed at low temperature (13°C) were the most cold resistant and showed the highest abundance of Wolbachia, while flies that developed at high temperature (31°C) were the most heat tolerant and had the highest abundance of Acetobacter. In addition, feeding newly eclosed flies with bacterial suspensions from intestines of flies developed at low temperatures changed the heat tolerance of recipient flies. However, we were not able to link this directly to a change in the host bacterial composition.","container-title":"Fly","DOI":"10.1080/19336934.2017.1394558","ISSN":"1933-6934","issue":"1","note":"publisher: Taylor &amp; Francis\n_eprint: https://doi.org/10.1080/19336934.2017.1394558\nPMID: 29095113","page":"1-12","source":"Taylor and Francis+NEJM","title":"Strong responses of Drosophila melanogaster microbiota to developmental temperature","volume":"12","author":[{"family":"Moghadam","given":"Neda N."},{"family":"","given":"Thorshauge ,Pia Mai"},{"family":"","given":"Kristensen ,Torsten N."},{"family":"","given":"de Jonge ,Nadieh"},{"family":"","given":"Bahrndorff ,Simon"},{"family":"","given":"Kjeldal ,Henrik"},{"family":"Nielsen","given":"Jeppe Lund","non-dropping-particle":"and"}],"issued":{"date-parts":[["2018",1,2]]}}},{"id":1937,"uris":["http://zotero.org/users/13901503/items/4V3ATJF7"],"itemData":{"id":1937,"type":"article-journal","abstract":"Ocean warming threatens corals and the coral reef ecosystem. Nevertheless, corals can be adapted to their thermal environment and inherit heat tolerance across generations. In addition, the diverse microbes that associate with corals have the capacity for more rapid change, potentially aiding the adaptation of long-lived corals. Here, we show that the microbiome of reef corals is different across thermally variable habitats and changes over time when corals are reciprocally transplanted. Exposing these corals to thermal bleaching conditions changes the microbiome for heat-sensitive corals, but not for heat-tolerant corals growing in habitats with natural high heat extremes. Importantly, particular bacterial taxa predict the coral host response in a short-term heat stress experiment. Such associations could result from parallel responses of the coral and the microbial community to living at high natural temperatures. A competing hypothesis is that the microbial community and coral heat tolerance are causally linked.","container-title":"Nature Communications","DOI":"10.1038/ncomms14213","ISSN":"2041-1723","issue":"1","journalAbbreviation":"Nat Commun","language":"en","license":"2017 The Author(s)","note":"publisher: Nature Publishing Group","page":"14213","source":"www.nature.com","title":"Bacterial community dynamics are linked to patterns of coral heat tolerance","volume":"8","author":[{"family":"Ziegler","given":"Maren"},{"family":"Seneca","given":"Francois O."},{"family":"Yum","given":"Lauren K."},{"family":"Palumbi","given":"Stephen R."},{"family":"Voolstra","given":"Christian R."}],"issued":{"date-parts":[["2017",2,10]]}}}],"schema":"https://github.com/citation-style-language/schema/raw/master/csl-citation.json"} </w:instrText>
+      </w:r>
+      <w:r>
+        <w:fldChar w:fldCharType="separate"/>
+      </w:r>
+      <w:r>
+        <w:t>(Moghadam et al., 2018; Ziegler et al., 2017)</w:t>
+      </w:r>
+      <w:r>
+        <w:fldChar w:fldCharType="end"/>
+      </w:r>
+      <w:r>
+        <w:t xml:space="preserve"> and could be important in facilitating adaptation to higher temperatures </w:t>
+      </w:r>
+      <w:r>
+        <w:fldChar w:fldCharType="begin"/>
+      </w:r>
+      <w:r>
+        <w:instrText xml:space="preserve"> ADDIN ZOTERO_ITEM CSL_CITATION {"citationID":"b0f0qx7i","properties":{"formattedCitation":"(Baldassarre et al., 2022; Fontaine &amp; Kohl, 2023; Hector et al., 2022)","plainCitation":"(Baldassarre et al., 2022; Fontaine &amp; Kohl, 2023; Hector et al., 2022)","noteIndex":0},"citationItems":[{"id":2007,"uris":["http://zotero.org/users/13901503/items/HV624X5I"],"itemData":{"id":2007,"type":"article-journal","abstract":"At the current rate of climate change, it is unlikely that multicellular organisms will be able to adapt to changing environmental conditions through genetic recombination and natural selection alone. Thus, it is critical to understand alternative mechanisms that allow organisms to cope with rapid environmental changes. Here, we use the sea anemone Nematostella vectensis, which has evolved the capability of surviving in a wide range of temperatures and salinities, as a model to investigate the microbiota as a source of rapid adaptation. We long-term acclimate polyps of Nematostella to low, medium, and high temperatures, to test the impact of microbiota-mediated plasticity on animal acclimation. Using the same animal clonal line, propagated from a single polyp, allows us to eliminate the effects of the host genotype. The higher thermal tolerance of animals acclimated to high temperature can be transferred to non-acclimated animals through microbiota transplantation. The offspring fitness is highest from F0 females acclimated to high temperature and specific members of the acclimated microbiota are transmitted to the next generation. These results indicate that microbiota plasticity can contribute to animal thermal acclimation and its transmission to the next generation may represent a rapid mechanism for thermal adaptation.","container-title":"Nature Communications","DOI":"10.1038/s41467-022-31350-z","ISSN":"2041-1723","issue":"1","journalAbbreviation":"Nat Commun","language":"en","license":"2022 The Author(s)","note":"publisher: Nature Publishing Group","page":"3804","source":"www.nature.com","title":"Microbiota mediated plasticity promotes thermal adaptation in the sea anemone Nematostella vectensis","volume":"13","author":[{"family":"Baldassarre","given":"Laura"},{"family":"Ying","given":"Hua"},{"family":"Reitzel","given":"Adam M."},{"family":"Franzenburg","given":"Sören"},{"family":"Fraune","given":"Sebastian"}],"issued":{"date-parts":[["2022",7,1]]}}},{"id":1984,"uris":["http://zotero.org/users/13901503/items/MQAWHGAH"],"itemData":{"id":1984,"type":"article-journal","abstract":"Climate change and increasing global temperatures are a leading threat to ectothermic animals worldwide. Ectotherm persistence under climate change will depend on a combination of host and environmental factors; recently it has become clear that host-associated microbial communities contribute significantly to the response of ectotherms to environmental warming. However, several unanswered questions about these relationships remain before accurate predictions can be made regarding the microbiome's influence on host ecology and evolution under climate warming. In this Commentary, we provide a brief background of what is currently known about the influence of the microbiome on heat tolerance in both invertebrate and vertebrate ectothermic animals, and the mechanisms behind these effects. We then outline what we feel are important priorities for future work in the field, and how these goals could be accomplished. We specifically highlight a need for more diversity in study systems, especially through increasing representation of vertebrate hosts and hosts across a variety of life-history traits and habitats, as well as a greater understanding of how these relationships manifest in field settings. Lastly, we discuss the implications of microbiome-mediated heat tolerance for animal conservation under climate change and the possibility of ‘bioaugmentation’ approaches to bolster host heat tolerance in vulnerable populations.","container-title":"Journal of Experimental Biology","DOI":"10.1242/jeb.245761","ISSN":"0022-0949","issue":"12","journalAbbreviation":"Journal of Experimental Biology","page":"jeb245761","source":"Silverchair","title":"Ectotherm heat tolerance and the microbiome: current understanding, future directions and potential applications","title-short":"Ectotherm heat tolerance and the microbiome","volume":"226","author":[{"family":"Fontaine","given":"Samantha S."},{"family":"Kohl","given":"Kevin D."}],"issued":{"date-parts":[["2023",6,14]]}}},{"id":1981,"uris":["http://zotero.org/users/13901503/items/F3A4YYL6"],"itemData":{"id":1981,"type":"article-journal","container-title":"Trends in Ecology &amp; Evolution","DOI":"10.1016/j.tree.2022.03.011","ISSN":"0169-5347","issue":"7","journalAbbreviation":"Trends in Ecology &amp; Evolution","language":"English","note":"publisher: Elsevier\nPMID: 35491290","page":"611-624","source":"www-cell-com.proxy.lib.umich.edu","title":"Symbiosis and host responses to heating","volume":"37","author":[{"family":"Hector","given":"Tobias E."},{"family":"Hoang","given":"Kim L."},{"family":"Li","given":"Jingdi"},{"family":"King","given":"Kayla C."}],"issued":{"date-parts":[["2022",7,1]]}}}],"schema":"https://github.com/citation-style-language/schema/raw/master/csl-citation.json"} </w:instrText>
+      </w:r>
+      <w:r>
+        <w:fldChar w:fldCharType="separate"/>
+      </w:r>
+      <w:r>
+        <w:rPr>
+          <w:noProof/>
+        </w:rPr>
+        <w:t>(Baldassarre et al., 2022; Fontaine &amp; Kohl, 2023; Hector et al., 2022)</w:t>
+      </w:r>
+      <w:r>
+        <w:fldChar w:fldCharType="end"/>
+      </w:r>
+      <w:r>
+        <w:t xml:space="preserve">. Animals have evolved complex relationships with the microbial communities (i.e., microbiomes) that live on and inside them to the extent that hosts rely on their microbiomes to support diverse aspects of their functioning. Experimental research has shown that heat stress can deplete microbiome communities and has been associated with negative phenotypic, survivorship, and fitness outcomes for the host </w:t>
+      </w:r>
+      <w:r>
+        <w:fldChar w:fldCharType="begin"/>
+      </w:r>
+      <w:r>
+        <w:instrText xml:space="preserve"> ADDIN ZOTERO_ITEM CSL_CITATION {"citationID":"4mSUqt8V","properties":{"formattedCitation":"(Jaramillo &amp; Casta\\uc0\\u241{}eda, 2021; B. Zhang et al., 2019)","plainCitation":"(Jaramillo &amp; Castañeda, 2021; B. Zhang et al., 2019)","noteIndex":0},"citationItems":[{"id":1939,"uris":["http://zotero.org/users/13901503/items/SAKGV5WG"],"itemData":{"id":1939,"type":"article-journal","abstract":"&lt;p&gt;The gut microbiota can contribute to host physiology leading to an increase of resistance to abiotic stress conditions. For instance, temperature has profound effects on ectotherms, and the role of the gut microbiota on the thermal tolerance of ectotherms is a matter of recent research. However, most of these studies have been focused on single static temperatures instead of evaluating thermal tolerance in a wide range of stressful temperatures. Additionally, there is evidence supporting that the gut microbiota is sensitive to environmental temperature, which induces changes in its composition and diversity. These studies have evaluated the effects of thermal acclimation (&amp;gt;2 weeks) on the gut microbiota, but we know little about the impact of transient thermal stress on the composition and diversity of the gut microbiota. Thus, we investigated the role of the gut microbiota on the heat tolerance of &lt;italic&gt;Drosophila subobscura&lt;/italic&gt; by measuring the heat tolerance of conventional and axenic flies exposed to different heat stressful temperatures (35, 36, 37, and 38°C) and estimating the heat tolerance landscape for both microbiota treatments. Conventional flies exposed to mild heat conditions exhibited higher thermal tolerance than axenic flies, whereas at higher stressful temperatures there were no differences between axenic and conventional flies. We also assessed the impact of transient heat stress on the taxonomical abundance, diversity, and community structure of the gut microbiota, comparing non-stressed flies (exposed to 21°C) and heat-stressed flies (exposed to 34°C) from both sexes. Bacterial diversity indices, bacterial abundances, and community structure changed between non-stressed and heat-stressed flies, and this response was sex-dependent. In general, our findings provide evidence that the gut microbiota influences heat tolerance and that heat stress modifies the gut microbiota at the taxonomical and structural levels. These results demonstrate that the gut microbiota contributes to heat tolerance and is also highly sensitive to transient heat stress, which could have important consequences on host fitness, population risk extinction, and the vulnerability of ectotherms to current and future climatic conditions.&lt;/p&gt;","container-title":"Frontiers in Microbiology","DOI":"10.3389/fmicb.2021.654108","ISSN":"1664-302X","journalAbbreviation":"Front. Microbiol.","language":"English","note":"publisher: Frontiers","source":"Frontiers","title":"Gut Microbiota of Drosophila subobscura Contributes to Its Heat Tolerance and Is Sensitive to Transient Thermal Stress","URL":"https://www.frontiersin.org/journals/microbiology/articles/10.3389/fmicb.2021.654108/full","volume":"12","author":[{"family":"Jaramillo","given":"Angélica"},{"family":"Castañeda","given":"Luis E."}],"accessed":{"date-parts":[["2025",3,18]]},"issued":{"date-parts":[["2021",5,6]]}}},{"id":1970,"uris":["http://zotero.org/users/13901503/items/NNJMGS6Z"],"itemData":{"id":1970,"type":"article-journal","abstract":"The thermal tolerance of an organism limits its ecological and geographic ranges and is potentially affected by dependence on temperature-sensitive symbiotic partners. Aphid species vary widely in heat sensitivity, but almost all aphids are dependent on the nutrient-provisioning intracellular bacterium Buchnera, which has evolved with aphids for 100 million years and which has a reduced genome potentially limiting heat tolerance. We addressed whether heat sensitivity of Buchnera underlies variation in thermal tolerance among 5 aphid species. We measured how heat exposure of juvenile aphids affects later survival, maturation time, and fecundity. At one extreme, heat exposure of Aphis gossypii enhanced fecundity and had no effect on the Buchnera titer. In contrast, heat suppressed Buchnera populations in Aphis fabae, which suffered elevated mortality, delayed development and reduced fecundity. Likewise, in Acyrthosiphon kondoi and Acyrthosiphon pisum, heat caused rapid declines in Buchnera numbers, as well as reduced survivorship, development rate, and fecundity. Fecundity following heat exposure is severely decreased by a Buchnera mutation that suppresses the transcriptional response of a gene encoding a small heat shock protein. Similarly, absence of this Buchnera heat shock gene may explain the heat sensitivity of Ap. fabae. Fluorescent in situ hybridization revealed heat-induced deformation and shrinkage of bacteriocytes in heat-sensitive species but not in heat-tolerant species. Sensitive and tolerant species also differed in numbers and transcriptional responses of heat shock genes. These results show that shifts in Buchnera heat sensitivity contribute to host variation in heat tolerance.","container-title":"Proceedings of the National Academy of Sciences","DOI":"10.1073/pnas.1915307116","issue":"49","note":"publisher: Proceedings of the National Academy of Sciences","page":"24712-24718","source":"www-pnas-org.proxy.lib.umich.edu (Atypon)","title":"Obligate bacterial endosymbionts limit thermal tolerance of insect host species","volume":"116","author":[{"family":"Zhang","given":"Bo"},{"family":"Leonard","given":"Sean P."},{"family":"Li","given":"Yiyuan"},{"family":"Moran","given":"Nancy A."}],"issued":{"date-parts":[["2019",12,3]]}}}],"schema":"https://github.com/citation-style-language/schema/raw/master/csl-citation.json"} </w:instrText>
+      </w:r>
+      <w:r>
+        <w:fldChar w:fldCharType="separate"/>
+      </w:r>
+      <w:r>
+        <w:t>(Jaramillo &amp; Castañeda, 2021; B. Zhang et al., 2019)</w:t>
+      </w:r>
+      <w:r>
+        <w:fldChar w:fldCharType="end"/>
+      </w:r>
+      <w:r>
+        <w:t xml:space="preserve">. The gastrointestinal tract is home to a particularly dense microbial community, the gut microbiome, that plays a crucial role in regulating host responses to environmental change </w:t>
+      </w:r>
+      <w:r>
+        <w:fldChar w:fldCharType="begin"/>
+      </w:r>
+      <w:r>
+        <w:instrText xml:space="preserve"> ADDIN ZOTERO_ITEM CSL_CITATION {"citationID":"kSWF8uoc","properties":{"formattedCitation":"(Amato, 2016)","plainCitation":"(Amato, 2016)","noteIndex":0},"citationItems":[{"id":79,"uris":["http://zotero.org/users/13901503/items/C8P3HJIC"],"itemData":{"id":79,"type":"article-journal","abstract":"The mammalian gut is home to a diverse community of microbes. Advances in technology over the past two decades have allowed us to examine this community, the gut microbiota, in more detail, revealing a wide range of influences on host nutrition, health, and behavior. These host-gut microbe interactions appear to shape host plasticity and fitness in a variety of contexts, and therefore represent a key factor missing from existing models of human and non-human primate ecology and evolution. However, current studies of the gut microbiota tend to include limited contextual data or are clinical, making it difficult to directly test broad anthropological hypotheses. Here, I review what is known about the animal gut microbiota and provide examples of how gut microbiota research can be integrated into the study of human and non-human primate ecology and evolution with targeted data collection. Specifically, I examine how the gut microbiota may impact primate diet, energetics, disease resistance, and cognition. While gut microbiota research is proliferating rapidly, especially in the context of humans, there remain important gaps in our understanding of host-gut microbe interactions that will require an anthropological perspective to fill. Likewise, gut microbiota research will be an important tool for filling remaining gaps in anthropological research. Am J Phys Anthropol 159:S196–S215, 2016. © 2016 American Association of Physical Anthropologists","container-title":"American Journal of Physical Anthropology","DOI":"10.1002/ajpa.22908","ISSN":"1096-8644","issue":"S61","language":"en","license":"© 2016 American Association of Physical Anthropologists","note":"_eprint: https://onlinelibrary.wiley.com/doi/pdf/10.1002/ajpa.22908","page":"196-215","source":"Wiley Online Library","title":"Incorporating the gut microbiota into models of human and non-human primate ecology and evolution","volume":"159","author":[{"family":"Amato","given":"Katherine R."}],"issued":{"date-parts":[["2016"]]}}}],"schema":"https://github.com/citation-style-language/schema/raw/master/csl-citation.json"} </w:instrText>
+      </w:r>
+      <w:r>
+        <w:fldChar w:fldCharType="separate"/>
+      </w:r>
+      <w:r>
+        <w:rPr>
+          <w:noProof/>
+        </w:rPr>
+        <w:t>(Amato, 2016)</w:t>
+      </w:r>
+      <w:r>
+        <w:fldChar w:fldCharType="end"/>
+      </w:r>
+      <w:r>
+        <w:t xml:space="preserve">, making it an ideal system to explore how species may respond to rising temperatures. </w:t>
       </w:r>
     </w:p>
     <w:p>
       <w:pPr>
         <w:ind w:firstLine="720"/>
       </w:pPr>
-      <w:r>
-        <w:t>For community-level metabolic functional composition, the temperature model was the best fit for all three principal component axes and the total number of observed pathways, accounting for over 96% of the model weight. In contrast,</w:t>
-      </w:r>
-      <w:r>
-        <w:t xml:space="preserve"> </w:t>
-      </w:r>
-      <w:r>
-        <w:t>the baseline model was the best fit</w:t>
-      </w:r>
-      <w:r>
-        <w:t xml:space="preserve"> for Shannon’s diversity</w:t>
-      </w:r>
-      <w:r>
-        <w:t xml:space="preserve"> accounting for 7</w:t>
-      </w:r>
-      <w:r>
-        <w:t>7</w:t>
-      </w:r>
-      <w:r>
-        <w:t>% of the model weight (Fig. 1D).</w:t>
-      </w:r>
-      <w:r>
-        <w:t xml:space="preserve"> Therefore, t</w:t>
-      </w:r>
-      <w:r>
-        <w:t xml:space="preserve">emperature is associated with shifts in </w:t>
-      </w:r>
-      <w:r>
-        <w:t xml:space="preserve">individual </w:t>
-      </w:r>
-      <w:r>
-        <w:t xml:space="preserve">metabolic </w:t>
-      </w:r>
-      <w:r>
-        <w:t>pathways</w:t>
-      </w:r>
-      <w:r>
-        <w:t xml:space="preserve"> substantial enough to affect community-level beta diversity</w:t>
-      </w:r>
-      <w:r>
-        <w:t xml:space="preserve">, but, the </w:t>
-      </w:r>
-      <w:r>
-        <w:t xml:space="preserve">relationship </w:t>
-      </w:r>
-      <w:r>
-        <w:t>between temperature</w:t>
-      </w:r>
-      <w:r>
-        <w:t xml:space="preserve"> functional alpha diversity is less clear. Temperature shows a negative association with the total number of unique pathways (Observed: </w:t>
-      </w:r>
-      <w:r>
-        <w:t>β</w:t>
-      </w:r>
-      <w:r>
-        <w:rPr>
-          <w:vertAlign w:val="subscript"/>
-        </w:rPr>
-        <w:t>temp</w:t>
-      </w:r>
-      <w:r>
-        <w:t xml:space="preserve"> = -35.05) but the magnitude and direction of this effect are uncertain given the large confidence intervals that cross zero. The association with Shannon</w:t>
-      </w:r>
-      <w:r>
-        <w:t>’s</w:t>
-      </w:r>
-      <w:r>
-        <w:t xml:space="preserve"> </w:t>
-      </w:r>
-      <w:r>
-        <w:t xml:space="preserve">diversity </w:t>
-      </w:r>
-      <w:r>
-        <w:t>(</w:t>
-      </w:r>
-      <w:r>
-        <w:t>β</w:t>
-      </w:r>
-      <w:r>
-        <w:rPr>
-          <w:vertAlign w:val="subscript"/>
-        </w:rPr>
-        <w:t>temp</w:t>
-      </w:r>
-      <w:r>
-        <w:t xml:space="preserve"> = -0.27)</w:t>
-      </w:r>
-      <w:r>
-        <w:t xml:space="preserve"> is much smaller in magnitude and the confidence intervals also cross zero. </w:t>
-      </w:r>
-      <w:r>
-        <w:t xml:space="preserve">(Fig. 1C). </w:t>
-      </w:r>
-      <w:r>
-        <w:lastRenderedPageBreak/>
-        <w:t>Considered together, these results suggest that higher temperatures may reduce the number of unique functional pathways but are not associated with changes in pathway evenness.</w:t>
+    </w:p>
+    <w:p>
+      <w:r>
+        <w:t xml:space="preserve">The gut microbiome is sensitive to ambient temperature, and compositional changes associated with high temperatures may harm the host by reducing the gut microbiome’s ability to carry out essential functions. For example, heat stress has been shown to alter the abundances of specific microbial taxa </w:t>
+      </w:r>
+      <w:r>
+        <w:fldChar w:fldCharType="begin"/>
+      </w:r>
+      <w:r>
+        <w:instrText xml:space="preserve"> ADDIN ZOTERO_ITEM CSL_CITATION {"citationID":"CW8A05XN","properties":{"formattedCitation":"(Sepulveda &amp; Moeller, 2020)","plainCitation":"(Sepulveda &amp; Moeller, 2020)","noteIndex":0},"citationItems":[{"id":960,"uris":["http://zotero.org/users/13901503/items/KQS25QFF"],"itemData":{"id":960,"type":"article-journal","abstract":"Temperature is a prominent abiotic environmental variable that drives the adaptive trajectories of animal lineages and structures the composition of animal communities. Global temperature regimes are expected to undergo rapid shifts in the next century, yet for many animal taxa we lack an understanding of the consequences of these predicted shifts for animal populations. In this review, we synthesize recent evidence that temperature variation shapes the composition and function of animal gut microbiomes, key regulators of host physiology, with potential consequences for host population responses to climate change. Several recent studies spanning a range of animal taxa, including Chordata, Arthropoda, and Mollusca, have reported repeatable associations between temperature and the community composition and function of the gut microbiome. In several cases, the same microbiome responses to temperature have been observed across distantly related animal taxa, suggesting the existence of conserved mechanisms underlying temperature-induced microbiome plasticity. Extreme temperatures can disrupt the stability of alpha-diversity within the gut microbiomes individual hosts and generate beta-diversity among microbiomes within host populations. Microbiome states resulting from extreme temperatures have been associated, and in some cases causally linked, with both beneﬁcial and deleterious effects on host phenotypes. We propose routes by which temperature-induced changes in the gut microbiome may impact host ﬁtness, including effects on colonization resistance in the gut, on host energy and nutrient assimilation, and on host life history traits. Cumulatively, available data indicate that disruption of the gut microbiome may be a mechanism by which changing temperatures will impact animal ﬁtness in wild-living populations.","container-title":"Frontiers in Microbiology","DOI":"10.3389/fmicb.2020.00384","ISSN":"1664-302X","journalAbbreviation":"Front. Microbiol.","language":"en","page":"384","source":"DOI.org (Crossref)","title":"The Effects of Temperature on Animal Gut Microbiomes","volume":"11","author":[{"family":"Sepulveda","given":"Juan"},{"family":"Moeller","given":"Andrew H."}],"issued":{"date-parts":[["2020",3,10]]}}}],"schema":"https://github.com/citation-style-language/schema/raw/master/csl-citation.json"} </w:instrText>
+      </w:r>
+      <w:r>
+        <w:fldChar w:fldCharType="separate"/>
+      </w:r>
+      <w:r>
+        <w:rPr>
+          <w:noProof/>
+        </w:rPr>
+        <w:t>(Sepulveda &amp; Moeller, 2020)</w:t>
+      </w:r>
+      <w:r>
+        <w:fldChar w:fldCharType="end"/>
+      </w:r>
+      <w:r>
+        <w:t xml:space="preserve"> </w:t>
+      </w:r>
+      <w:r>
+        <w:t xml:space="preserve">and is associated with changes in host digestion and metabolism </w:t>
+      </w:r>
+      <w:r>
+        <w:fldChar w:fldCharType="begin"/>
+      </w:r>
+      <w:r>
+        <w:instrText xml:space="preserve"> ADDIN ZOTERO_ITEM CSL_CITATION {"citationID":"GePsuZvw","properties":{"formattedCitation":"(Fontaine et al., 2018; Tajima et al., 2007; Zhu et al., 2019)","plainCitation":"(Fontaine et al., 2018; Tajima et al., 2007; Zhu et al., 2019)","noteIndex":0},"citationItems":[{"id":1909,"uris":["http://zotero.org/users/13901503/items/Y6B943CR"],"itemData":{"id":1909,"type":"article-journal","abstract":"Environmental temperature and gut microbial communities can both have profound impacts on the digestive performance of ectothermic vertebrates. Additionally, the diversity, composition and function of gut microbial communities themselves are influenced by temperature. It is typically assumed that the temperature-dependent nature of ectotherm digestive performance is due to factors such as host physiological changes and adaptation to local climatic conditions. However, it is also possible that temperature-induced alterations to gut microbiota may influence the relationship between temperature and digestion. To explore the connections between these three factors, we compared digestive performance and gut microbial community diversity and composition in red-backed salamanders housed at three experimental temperatures: 10, 15 and 20°C. We also investigated associations between specific bacterial taxa and temperature or salamander digestive performance. We found that salamander digestive performance was greatest at 15°C, while gut microbial diversity was reduced at 20°C. Further, gut microbial community composition differed among the three temperature treatments. The relative abundance of 25 bacterial genera was dependent on temperature, with high temperatures being associated with reductions in the relative abundance of disease-resistant bacteria and increases in pathogenic taxa. The relative abundance of four bacterial genera was correlated with salamander energy assimilation, two of which are known to digest chitin, a main component of the red-backed salamander diet. These findings suggest that gut microbiota may mediate the relationship between temperature and digestion in ectotherms. We discuss how global climate change may impact ectotherms by altering host–microbe interactions.","container-title":"Journal of Experimental Biology","DOI":"10.1242/jeb.187559","ISSN":"0022-0949","issue":"20","journalAbbreviation":"Journal of Experimental Biology","page":"jeb187559","source":"Silverchair","title":"Environmental temperature alters the digestive performance and gut microbiota of a terrestrial amphibian","volume":"221","author":[{"family":"Fontaine","given":"Samantha S."},{"family":"Novarro","given":"Alexander J."},{"family":"Kohl","given":"Kevin D."}],"issued":{"date-parts":[["2018",10,19]]}}},{"id":1974,"uris":["http://zotero.org/users/13901503/items/TEZ5HVYB"],"itemData":{"id":1974,"type":"article-journal","abstract":"The effect of heat and humidity stresses on the rumen bacterial molecular diversity of heifers was studied. No statistically significant changes in the rumen microbiota composition were found in the first experiment (average body mass 250kg) while in the second and third experiments (additional variables included the relative humidity and body weight), the microbiota composition was significantly different at elevated environmental temperatures and humidity. These shifts were accompanied by the decrease in concentration of short-chain fatty acids in the rumen.","container-title":"Anaerobe","DOI":"10.1016/j.anaerobe.2006.12.001","ISSN":"1075-9964","issue":"2","journalAbbreviation":"Anaerobe","page":"57-64","source":"ScienceDirect","title":"Influence of high temperature and humidity on rumen bacterial diversity in Holstein heifers","volume":"13","author":[{"family":"Tajima","given":"Kiyoshi"},{"family":"Nonaka","given":"Itoko"},{"family":"Higuchi","given":"Kouji"},{"family":"Takusari","given":"Naozumi"},{"family":"Kurihara","given":"Mitsunori"},{"family":"Takenaka","given":"Akio"},{"family":"Mitsumori","given":"Makoto"},{"family":"Kajikawa","given":"Hiroshi"},{"family":"Aminov","given":"Rustam I."}],"issued":{"date-parts":[["2007",4,1]]}}},{"id":1972,"uris":["http://zotero.org/users/13901503/items/Z3WTZJPU"],"itemData":{"id":1972,"type":"article-journal","abstract":"Chicken gastrointestinal microbiota plays important roles in health, productivity, and disease. However, knowledge of the relationship between heat stress and the gut microbial ecosystem of poultry, especially laying hens, is still limited. Here, we aimed to provide important knowledge for heat stress intervention in the egg industry. We performed high-throughput sequencing metagenomics on fecal contents to unravel the microbial taxa and functional capacity of the gut microbiome of caged laying hens under heat stress. Results showed that the fecal microbial communities of laying hens were dominated by Firmicutes, Bacteroidetes, and Proteobacteria phyla. The Firmicutes were significantly decreased, and Bacteroidetes were increased in the fecal microbiota under heat stress. Functional prediction of these changes in microbiota revealed that metabolism-related pathways, including cysteine and methionine metabolism and benzoate degradation, were more abundant. Conversely, retinol metabolism and phenylpropanoid biosynthesis were decreased by heat stress, suggesting differences in metabolism between layers in different temperature environments. Clear contributions were identified between active taxa (genus level) and metabolic pathways, which were associated with the liver and intestinal dysfunction in layers. These data revealed that heat stress induced a significant taxonomic perturbation in the gut microbiome of caged laying hens. This was related to the negative effects of heat stress in poultry and provided important basic knowledge for heat stress intervention.","container-title":"Applied Microbiology and Biotechnology","DOI":"10.1007/s00253-018-9465-8","ISSN":"1432-0614","issue":"1","journalAbbreviation":"Appl Microbiol Biotechnol","language":"en","license":"2018 Springer-Verlag GmbH Germany, part of Springer Nature","note":"Company: Springer\nDistributor: Springer\nInstitution: Springer\nLabel: Springer\nnumber: 1\npublisher: Springer Berlin Heidelberg","page":"461-472","source":"link-springer-com.proxy.lib.umich.edu","title":"Heat stress mediates changes in fecal microbiome and functional pathways of laying hens","volume":"103","author":[{"family":"Zhu","given":"Lihui"},{"family":"Liao","given":"Rongrong"},{"family":"Wu","given":"Ning"},{"family":"Zhu","given":"Gensheng"},{"family":"Yang","given":"Changsuo"}],"issued":{"date-parts":[["2019",1,1]]}}}],"schema":"https://github.com/citation-style-language/schema/raw/master/csl-citation.json"} </w:instrText>
+      </w:r>
+      <w:r>
+        <w:fldChar w:fldCharType="separate"/>
+      </w:r>
+      <w:r>
+        <w:rPr>
+          <w:noProof/>
+        </w:rPr>
+        <w:t>(Fontaine et al., 2018; Tajima et al., 2007; Zhu et al., 2019)</w:t>
+      </w:r>
+      <w:r>
+        <w:fldChar w:fldCharType="end"/>
+      </w:r>
+      <w:r>
+        <w:t>.</w:t>
+      </w:r>
+      <w:r>
+        <w:t xml:space="preserve"> </w:t>
+      </w:r>
+      <w:r>
+        <w:t>These shifts may be linked to changes in the gut’s redox environment</w:t>
+      </w:r>
+      <w:r>
+        <w:t xml:space="preserve">– </w:t>
+      </w:r>
+      <w:r>
+        <w:t>the balance between the production and elimination of reactive oxygen species (ROS).</w:t>
+      </w:r>
+      <w:r>
+        <w:t xml:space="preserve"> </w:t>
+      </w:r>
+      <w:r>
+        <w:t>Heat stress can lead to an accumulation of ROS</w:t>
+      </w:r>
+      <w:r>
+        <w:t xml:space="preserve"> </w:t>
+      </w:r>
+      <w:r>
+        <w:fldChar w:fldCharType="begin"/>
+      </w:r>
+      <w:r>
+        <w:instrText xml:space="preserve"> ADDIN ZOTERO_ITEM CSL_CITATION {"citationID":"tg7ZNnJl","properties":{"formattedCitation":"(Lin et al., 2006)","plainCitation":"(Lin et al., 2006)","noteIndex":0},"citationItems":[{"id":3669,"uris":["http://zotero.org/users/13901503/items/BF6XKP7S"],"itemData":{"id":3669,"type":"article-journal","abstract":"The stress responses and possible oxidative damage in plasma, liver and heart were investigated in broiler chickens acutely exposed to high temperature. Eighty 5-week old broiler chickens were exposed to 32°C for 6h. The extent of lipid peroxidation, activities of superoxide dismutase and total antioxidant power in plasma, liver and heart tissues were investigated. Meanwhile, the blood metabolites such as glucose, urate, triiodothyronine, thyroxine, corticosterone, ceruloplasmin and creatine kinase were measured before and after 3 and 6h of heat exposure. The results showed that oxidative stress could be induced in 5-week old broiler chickens by acute heat exposure (32°C, 6h). The results suggest that the elevated body temperature can induce the metabolic changes that are involved in the induction of oxidative stress. The liver is more susceptible to oxidative stress than heart during acute heat exposure in broiler chickens. The oxidative stress should be considered as part of the stress response of broiler chickens to heat exposure.","container-title":"Comparative Biochemistry and Physiology Part A: Molecular &amp; Integrative Physiology","DOI":"10.1016/j.cbpa.2006.01.032","ISSN":"1095-6433","issue":"1","journalAbbreviation":"Comparative Biochemistry and Physiology Part A: Molecular &amp; Integrative Physiology","page":"11-17","source":"ScienceDirect","title":"Acute heat stress induces oxidative stress in broiler chickens","volume":"144","author":[{"family":"Lin","given":"Hai"},{"family":"Decuypere","given":"Eddy"},{"family":"Buyse","given":"Johan"}],"issued":{"date-parts":[["2006",5,1]]}}}],"schema":"https://github.com/citation-style-language/schema/raw/master/csl-citation.json"} </w:instrText>
+      </w:r>
+      <w:r>
+        <w:fldChar w:fldCharType="separate"/>
+      </w:r>
+      <w:r>
+        <w:rPr>
+          <w:noProof/>
+        </w:rPr>
+        <w:t>(Lin et al., 2006)</w:t>
+      </w:r>
+      <w:r>
+        <w:fldChar w:fldCharType="end"/>
+      </w:r>
+      <w:r>
+        <w:t>, which are toxic</w:t>
+      </w:r>
+      <w:r>
+        <w:t xml:space="preserve"> </w:t>
+      </w:r>
+      <w:r>
+        <w:t xml:space="preserve">and can cause extensive damage to DNA and </w:t>
+      </w:r>
+      <w:r>
+        <w:t xml:space="preserve">lipid </w:t>
+      </w:r>
+      <w:r>
+        <w:t xml:space="preserve">peroxidation </w:t>
+      </w:r>
+      <w:r>
+        <w:t xml:space="preserve">leading to cell death </w:t>
+      </w:r>
+      <w:r>
+        <w:fldChar w:fldCharType="begin"/>
+      </w:r>
+      <w:r>
+        <w:instrText xml:space="preserve"> ADDIN ZOTERO_ITEM CSL_CITATION {"citationID":"x4HkqTJT","properties":{"formattedCitation":"(Dodson et al., 2019)","plainCitation":"(Dodson et al., 2019)","noteIndex":0},"citationItems":[{"id":3578,"uris":["http://zotero.org/users/13901503/items/P49Z4HNB"],"itemData":{"id":3578,"type":"article-journal","abstract":"The transcription factor nuclear factor erythroid 2-related factor 2 (NRF2) is a key regulator of the cellular antioxidant response, controlling the expression of genes that counteract oxidative and electrophilic stresses. Many pathological conditions are linked to imbalances in redox homeostasis, illustrating the important role of antioxidant defense systems in preventing the pathogenic effects associated with the accumulation of reactive species. In particular, it is becoming increasingly apparent that the accumulation of lipid peroxides has an important role in driving the pathogenesis of multiple disease states. A key example of this is the recent discovery of a novel form of cell death termed ferroptosis. Ferroptosis is an iron-dependent, lipid peroxidation-driven cell death cascade that has become a key target in the development of anti-cancer therapies, as well as the prevention of neurodegenerative and cardiovascular diseases. In this review, we will provide a brief overview of lipid peroxidation, as well as key components involved in the ferroptotic cascade. We will also highlight the role of the NRF2 signaling pathway in mediating lipid peroxidation and ferroptosis, focusing on established NRF2 target genes that mitigate these pathways, as well as the relevance of the NRF2-lipid peroxidation-ferroptosis axis in disease.","collection-title":"Lipoxidation targets: from basic mechanisms to pathophysiology","container-title":"Redox Biology","DOI":"10.1016/j.redox.2019.101107","ISSN":"2213-2317","journalAbbreviation":"Redox Biology","page":"101107","source":"ScienceDirect","title":"NRF2 plays a critical role in mitigating lipid peroxidation and ferroptosis","volume":"23","author":[{"family":"Dodson","given":"Matthew"},{"family":"Castro-Portuguez","given":"Raul"},{"family":"Zhang","given":"Donna D."}],"issued":{"date-parts":[["2019",5,1]]}}}],"schema":"https://github.com/citation-style-language/schema/raw/master/csl-citation.json"} </w:instrText>
+      </w:r>
+      <w:r>
+        <w:fldChar w:fldCharType="separate"/>
+      </w:r>
+      <w:r>
+        <w:rPr>
+          <w:noProof/>
+        </w:rPr>
+        <w:t>(Dodson et al., 2019)</w:t>
+      </w:r>
+      <w:r>
+        <w:fldChar w:fldCharType="end"/>
+      </w:r>
+      <w:r>
+        <w:t>.</w:t>
+      </w:r>
+      <w:r>
+        <w:t xml:space="preserve"> </w:t>
+      </w:r>
+      <w:r>
+        <w:t xml:space="preserve">Redox imbalance in the gut can </w:t>
+      </w:r>
+      <w:r>
+        <w:t xml:space="preserve">then </w:t>
+      </w:r>
+      <w:r>
+        <w:t xml:space="preserve">compromise the epithelial barrier by damaging tight junction proteins, leading to immune activation </w:t>
+      </w:r>
+      <w:r>
+        <w:t>due to</w:t>
+      </w:r>
+      <w:r>
+        <w:t xml:space="preserve"> systemic exposure to </w:t>
+      </w:r>
+      <w:r>
+        <w:t xml:space="preserve">gut microbes and their metabolites (). </w:t>
+      </w:r>
+      <w:r>
+        <w:t xml:space="preserve">Notably, heat stress has been directly implicated in epithelial damage </w:t>
+      </w:r>
+      <w:r>
+        <w:fldChar w:fldCharType="begin"/>
+      </w:r>
+      <w:r>
+        <w:instrText xml:space="preserve"> ADDIN ZOTERO_ITEM CSL_CITATION {"citationID":"1QOhHM0S","properties":{"formattedCitation":"(Lambert et al., 2002)","plainCitation":"(Lambert et al., 2002)","noteIndex":0},"citationItems":[{"id":3191,"uris":["http://zotero.org/users/13901503/items/EJNDQDMH"],"itemData":{"id":3191,"type":"article-journal","abstract":"The purpose of this study was to characterize intestinal permeability changes over a range of physiologically relevant body temperatures in vivo and in vitro. Initially, FITC-dextran (4,000 Da), a large fluorescent molecule, was loaded into the small intestine of anesthetized rats. The rats were then maintained at </w:instrText>
+      </w:r>
+      <w:r>
+        <w:rPr>
+          <w:rFonts w:ascii="Cambria Math" w:hAnsi="Cambria Math" w:cs="Cambria Math"/>
+        </w:rPr>
+        <w:instrText>∼</w:instrText>
+      </w:r>
+      <w:r>
+        <w:instrText xml:space="preserve">37°C or heated over 90 min to a core body temperature of </w:instrText>
+      </w:r>
+      <w:r>
+        <w:rPr>
+          <w:rFonts w:ascii="Cambria Math" w:hAnsi="Cambria Math" w:cs="Cambria Math"/>
+        </w:rPr>
+        <w:instrText>∼</w:instrText>
+      </w:r>
+      <w:r>
+        <w:instrText xml:space="preserve">41, </w:instrText>
+      </w:r>
+      <w:r>
+        <w:rPr>
+          <w:rFonts w:ascii="Cambria Math" w:hAnsi="Cambria Math" w:cs="Cambria Math"/>
+        </w:rPr>
+        <w:instrText>∼</w:instrText>
+      </w:r>
+      <w:r>
+        <w:instrText xml:space="preserve">41.5, or </w:instrText>
+      </w:r>
+      <w:r>
+        <w:rPr>
+          <w:rFonts w:ascii="Cambria Math" w:hAnsi="Cambria Math" w:cs="Cambria Math"/>
+        </w:rPr>
+        <w:instrText>∼</w:instrText>
+      </w:r>
+      <w:r>
+        <w:instrText xml:space="preserve">42.5°C. Permeability was greater in the 42.5°C group compared with the 37, 41, or 41.5°C groups. Histological analysis revealed intestinal epithelial damage in heated groups. Everted intestinal sacs were then used to further characterize hyperthermia-induced intestinal permeability and to study the potential role of oxidative and nitrosative stress. Increased permeability to 4,000-Da FITC-dextran in both small intestinal and colonic sacs was observed at a temperature of 41.5–42°C compared with 37°C, along with widespread intestinal epithelial damage. Administration of antioxidant enzyme mimics or a nitric oxide synthase inhibitor did not reduce permeability due to heat stress, and tissue concentrations of a lipid peroxidation product were not altered by heat stress, suggesting that oxidative and nitrosative stress were not likely mediators of this phenomenon in vitro. In conclusion, hyperthermia produced increased permeability and marked intestinal epithelial damage both in vivo and in vitro, suggesting that thermal disruption of epithelial membranes contributes to the intestinal barrier dysfunction manifested with heat stress.","container-title":"Journal of Applied Physiology","DOI":"10.1152/japplphysiol.00787.2001","ISSN":"8750-7587","issue":"4","note":"publisher: American Physiological Society","page":"1750-1761","source":"journals.physiology.org (Atypon)","title":"Selected Contribution: Hyperthermia-induced intestinal  permeability and the role of oxidative  and nitrosative stress","title-short":"Selected Contribution","volume":"92","author":[{"family":"Lambert","given":"G. P."},{"family":"Gisolfi","given":"C. V."},{"family":"Berg","given":"D. J."},{"family":"Moseley","given":"P. L."},{"family":"Oberley","given":"L. W."},{"family":"Kregel","given":"K. C."}],"issued":{"date-parts":[["2002",4]]}}}],"schema":"https://github.com/citation-style-language/schema/raw/master/csl-citation.json"} </w:instrText>
+      </w:r>
+      <w:r>
+        <w:fldChar w:fldCharType="separate"/>
+      </w:r>
+      <w:r>
+        <w:rPr>
+          <w:noProof/>
+        </w:rPr>
+        <w:t>(Lambert et al., 2002)</w:t>
+      </w:r>
+      <w:r>
+        <w:fldChar w:fldCharType="end"/>
+      </w:r>
+      <w:r>
+        <w:t xml:space="preserve"> and is associated with changes in gut microbiome composition </w:t>
+      </w:r>
+      <w:r>
+        <w:fldChar w:fldCharType="begin"/>
+      </w:r>
+      <w:r>
+        <w:instrText xml:space="preserve"> ADDIN ZOTERO_ITEM CSL_CITATION {"citationID":"8vD9oF4J","properties":{"formattedCitation":"(Xia et al., 2022)","plainCitation":"(Xia et al., 2022)","noteIndex":0},"citationItems":[{"id":3294,"uris":["http://zotero.org/users/13901503/items/K5DSCTE2"],"itemData":{"id":3294,"type":"article-journal","abstract":"Heat stress (HS) can be detrimental to the gut health of swine. Many negative outcomes induced by HS are increasingly recognized as including modulation of intestinal microbiota. In turn, the intestinal microbiota is a unique ecosystem playing a critical role in mediating the host stress response. Therefore, we aimed to characterize gut microbiota of pigs’ exposure to short-term HS, to explore a possible link between the intestinal microbiota and HS-related changes, including serum cytokines, oxidation status, and intestinal epithelial barrier function. Our findings showed that HS led to intestinal morphological and integrity changes (villus height, serum diamine oxidase [DAO], serum D-lactate and the relative expressions of tight junction proteins), reduction of serum cytokines (interleukin [IL]-8, IL-12, interferon-gamma [IFN-γ]), and antioxidant activity (higher glutathione [GSH] and malondialdehyde [MDA] content, and lower superoxide dismutase [SOD]). Also, 16S rRNA sequencing analysis revealed that although there was no difference in microbial α-diversity, some HS-associated composition differences were revealed in the ileum and cecum, which partly led to an imbalance in the production of short-chain fatty acids including propionate acid and valerate acid. Relevance networks revealed that HS-derived changes in bacterial genera and microbial metabolites, such as Chlamydia, Lactobacillus, Succinivibrio, Bifidobacterium, Lachnoclostridium, and propionic acid, were correlated with oxidative stress, intestinal barrier dysfunction, and inflammation in pigs. Collectively, our observations suggest that intestinal damage induced by HS is probably partly related to the gut microbiota dysbiosis, though the underlying mechanism remains to be fully elucidated.","container-title":"Animal Nutrition","DOI":"10.1016/j.aninu.2021.05.012","ISSN":"2405-6545","journalAbbreviation":"Animal Nutrition","page":"289-299","source":"ScienceDirect","title":"Heat stress-induced mucosal barrier dysfunction is potentially associated with gut microbiota dysbiosis in pigs","volume":"8","author":[{"family":"Xia","given":"Bing"},{"family":"Wu","given":"Weida"},{"family":"Fang","given":"Wei"},{"family":"Wen","given":"Xiaobin"},{"family":"Xie","given":"Jingjing"},{"family":"Zhang","given":"Hongfu"}],"issued":{"date-parts":[["2022",3,1]]}}}],"schema":"https://github.com/citation-style-language/schema/raw/master/csl-citation.json"} </w:instrText>
+      </w:r>
+      <w:r>
+        <w:fldChar w:fldCharType="separate"/>
+      </w:r>
+      <w:r>
+        <w:rPr>
+          <w:noProof/>
+        </w:rPr>
+        <w:t>(Xia et al., 2022)</w:t>
+      </w:r>
+      <w:r>
+        <w:fldChar w:fldCharType="end"/>
+      </w:r>
+      <w:r>
+        <w:t xml:space="preserve"> and immune cell recruitment </w:t>
+      </w:r>
+      <w:r>
+        <w:fldChar w:fldCharType="begin"/>
+      </w:r>
+      <w:r>
+        <w:instrText xml:space="preserve"> ADDIN ZOTERO_ITEM CSL_CITATION {"citationID":"2RpdLl5x","properties":{"formattedCitation":"(Koch et al., 2019)","plainCitation":"(Koch et al., 2019)","noteIndex":0},"citationItems":[{"id":430,"uris":["http://zotero.org/users/13901503/items/SNI7JEF9"],"itemData":{"id":430,"type":"article-journal","abstract":"High ambient temperature has multiple potential effects on the organism such as hyperthermia, endotoxemia, and/or systemic inflammation. However, it is often difficult to discriminate between cause and consequence of phenotypic effects, such as the indirect influence of heat stress via reduced food intake. Lactating dairy cows are a particularly sensitive model to examine the effects of heat stress due to their intensive metabolic heat production and small surface:volume ratio. Results from this model show heat stress directly induced a so-far unknown infiltration of yet uncategorized cells into the mucosa and submucosa of the jejunum. Due to a pair-feeding design, we can exclude this effect being a consequence of the concurrent heat-induced reduction in feed intake. Isolation and characterization of the infiltrating cells using laser capture microdissection and RNA sequencing indicated a myeloic origin and macrophage-like phenotype. Furthermore, targeted transcriptome analyses provided evidence of activated immune- and phagocytosis-related pathways with LPS and cytokines as upstream regulators directly associated with heat stress. Finally, we obtained indication that heat stress may directly alter jejunal tight junction proteins suggesting an impaired intestinal barrier. The penetration of toxic and bacterial compounds during heat stress may have triggered a modulated immune repertoire and induced an antioxidative defense mechanism to maintain homeostasis between commensal bacteria and the jejunal immune system. Our bovine model indicates direct effects of heat stress on the jejunum of mammals already at moderately elevated ambient temperature. These results need to be considered when developing concepts to combat the negative consequences of heat stress.","container-title":"Proceedings of the National Academy of Sciences","DOI":"10.1073/pnas.1820130116","issue":"21","note":"publisher: Proceedings of the National Academy of Sciences","page":"10333-10338","source":"www-pnas-org.proxy.lib.umich.edu (Atypon)","title":"Heat stress directly impairs gut integrity and recruits distinct immune cell populations into the bovine intestine","volume":"116","author":[{"family":"Koch","given":"Franziska"},{"family":"Thom","given":"Ulrike"},{"family":"Albrecht","given":"Elke"},{"family":"Weikard","given":"Rosemarie"},{"family":"Nolte","given":"Wietje"},{"family":"Kuhla","given":"Björn"},{"family":"Kuehn","given":"Christa"}],"issued":{"date-parts":[["2019",5,21]]}}}],"schema":"https://github.com/citation-style-language/schema/raw/master/csl-citation.json"} </w:instrText>
+      </w:r>
+      <w:r>
+        <w:fldChar w:fldCharType="separate"/>
+      </w:r>
+      <w:r>
+        <w:rPr>
+          <w:noProof/>
+        </w:rPr>
+        <w:t>(Koch et al., 2019)</w:t>
+      </w:r>
+      <w:r>
+        <w:fldChar w:fldCharType="end"/>
+      </w:r>
+      <w:r>
+        <w:t xml:space="preserve"> likely due to the accumulation of ROS at high temperature. The resulting increased immune activation </w:t>
+      </w:r>
+      <w:r>
+        <w:t xml:space="preserve">may </w:t>
+      </w:r>
+      <w:r>
+        <w:t>continue to exacerbate redox imbalance because activated immune cells, particularly phagocytes, release ROS as part of the inflammatory response ().</w:t>
+      </w:r>
+      <w:r>
+        <w:t xml:space="preserve"> Gut microbes also play an important role in maintaining redox balance in the gut through antioxidant metabolism and redox recycling </w:t>
+      </w:r>
+      <w:r>
+        <w:fldChar w:fldCharType="begin"/>
+      </w:r>
+      <w:r>
+        <w:instrText xml:space="preserve"> ADDIN ZOTERO_ITEM CSL_CITATION {"citationID":"yxSWjnfP","properties":{"formattedCitation":"(Kunst et al., 2023; Sun et al., 2024; Yardeni et al., 2019)","plainCitation":"(Kunst et al., 2023; Sun et al., 2024; Yardeni et al., 2019)","noteIndex":0},"citationItems":[{"id":3255,"uris":["http://zotero.org/users/13901503/items/FQ9APYWZ"],"itemData":{"id":3255,"type":"article-journal","abstract":"The human gastrointestinal tract is home to a complex microbial community that plays an important role in the general well-being of the entire organism. The gut microbiota generates a variety of metabolites and thereby regulates many biological processes, such as the regulation of the immune system. In the gut, bacteria are in direct contact with the host. The major challenge here is to prevent unwanted inflammatory reactions on one hand and on the other hand to ensure that the immune system can be activated when pathogens invade. Here the REDOX equilibrium is of utmost importance. This REDOX equilibrium is controlled by the microbiota either directly or indirectly via bacterial-derived metabolites. A balanced microbiome sorts for a stable REDOX balance, whereas dysbiosis destabilizes this equilibrium. An imbalanced REDOX status directly affects the immune system by disrupting intracellular signaling and promoting inflammatory responses. Here we (i) focus on the most common reactive oxygen species (ROS) and (ii) define the transition from a balanced REDOX state to oxidative stress. Further, we (iii) describe the role of ROS in regulating the immune system and inflammatory responses. Thereafter, we (iv) examine the influence of microbiota on REDOX homeostasis and how shifts in pro- and anti-oxidative cellular conditions can suppress or promote immune responses or inflammation.","container-title":"Biomedicines","DOI":"10.3390/biomedicines11051388","ISSN":"2227-9059","issue":"5","journalAbbreviation":"Biomedicines","note":"PMID: 37239059\nPMCID: PMC10216031","page":"1388","source":"PubMed Central","title":"The Influence of Gut Microbiota on Oxidative Stress and the Immune System","volume":"11","author":[{"family":"Kunst","given":"Claudia"},{"family":"Schmid","given":"Stephan"},{"family":"Michalski","given":"Marlen"},{"family":"Tümen","given":"Deniz"},{"family":"Buttenschön","given":"Jonas"},{"family":"Müller","given":"Martina"},{"family":"Gülow","given":"Karsten"}],"issued":{"date-parts":[["2023",5,8]]}}},{"id":3297,"uris":["http://zotero.org/users/13901503/items/LKCDGAMP"],"itemData":{"id":3297,"type":"article-journal","abstract":"Recent studies have indicated that gut microbiota-mediated oxidative stress is significantly associated with intestinal diseases such as colorectal cancer, ulcerative colitis, and Crohn’s disease. The level of reactive oxygen species (ROS) has been reported to increase when the gut microbiota is dysregulated, especially when several gut bacterial metabolites are present. Although healthy gut microbiota plays a vital role in defending against excessive oxidative stress, intestinal disease is significantly influenced by excessive ROS, and this process is controlled by gut microbiota-mediated immunological responses, DNA damage, and intestinal inflammation. In this review, we discuss the relationship between gut microbiota and intestinal disease from an oxidative stress perspective. In addition, we also provide a summary of the most recent therapeutic approaches for preventing or treating intestinal diseases by modifying gut microbiota.","container-title":"Frontiers in Microbiology","DOI":"10.3389/fmicb.2024.1328324","ISSN":"1664-302X","journalAbbreviation":"Front. Microbiol.","language":"English","note":"publisher: Frontiers","source":"Frontiers","title":"The role of gut microbiota in intestinal disease: from an oxidative stress perspective","title-short":"The role of gut microbiota in intestinal disease","URL":"https://www.frontiersin.org/journals/microbiology/articles/10.3389/fmicb.2024.1328324/full","volume":"15","author":[{"family":"Sun","given":"Yiqi"},{"family":"Wang","given":"Xurui"},{"family":"Li","given":"Lei"},{"family":"Zhong","given":"Chao"},{"family":"Zhang","given":"Yu"},{"family":"Yang","given":"Xiangdong"},{"family":"Li","given":"Mingyue"},{"family":"Yang","given":"Chao"}],"accessed":{"date-parts":[["2025",5,12]]},"issued":{"date-parts":[["2024",2,14]]}}},{"id":3328,"uris":["http://zotero.org/users/13901503/items/R2W8Z2FT"],"itemData":{"id":3328,"type":"article-journal","abstract":"Changes in the gut microbiota and the mitochondrial genome are both linked with the development of disease. To investigate why, we examined the gut microbiota of mice harboring various mutations in genes that alter mitochondrial function. These studies revealed that mitochondrial genetic variations altered the composition of the gut microbiota community. In cross-fostering studies, we found that although the initial microbiota community of newborn mice was that obtained from the nursing mother, the microbiota community progressed toward that characteristic of the microbiome of unfostered pups of the same genotype within 2 months. Analysis of the mitochondrial DNA variants associated with altered gut microbiota suggested that microbiome species diversity correlated with host reactive oxygen species (ROS) production. To determine whether the abundance of ROS could alter the gut microbiota, mice were aged, treated with N-acetylcysteine, or engineered to express the ROS scavenger catalase specifically within the mitochondria. All three conditions altered the microbiota from that initially established. Thus, these data suggest that the mitochondrial genotype modulates both ROS production and the species diversity of the gut microbiome, implying that the connection between the gut microbiome and common disease phenotypes might be due to underlying changes in mitochondrial function.","container-title":"Science Signaling","DOI":"10.1126/scisignal.aaw3159","issue":"588","note":"publisher: American Association for the Advancement of Science","page":"eaaw3159","source":"www-science-org.proxy.lib.umich.edu (Atypon)","title":"Host mitochondria influence gut microbiome diversity: A role for ROS","title-short":"Host mitochondria influence gut microbiome diversity","volume":"12","author":[{"family":"Yardeni","given":"Tal"},{"family":"Tanes","given":"Ceylan E."},{"family":"Bittinger","given":"Kyle"},{"family":"Mattei","given":"Lisa M."},{"family":"Schaefer","given":"Patrick M."},{"family":"Singh","given":"Larry N."},{"family":"Wu","given":"Gary D."},{"family":"Murdock","given":"Deborah G."},{"family":"Wallace","given":"Douglas C."}],"issued":{"date-parts":[["2019",7,2]]}}}],"schema":"https://github.com/citation-style-language/schema/raw/master/csl-citation.json"} </w:instrText>
+      </w:r>
+      <w:r>
+        <w:fldChar w:fldCharType="separate"/>
+      </w:r>
+      <w:r>
+        <w:rPr>
+          <w:noProof/>
+        </w:rPr>
+        <w:t>(Kunst et al., 2023; Sun et al., 2024; Yardeni et al., 2019)</w:t>
+      </w:r>
+      <w:r>
+        <w:fldChar w:fldCharType="end"/>
+      </w:r>
+      <w:r>
+        <w:t xml:space="preserve"> and reduction in these functions has been associated with compositional changes during heat stress </w:t>
+      </w:r>
+      <w:r>
+        <w:fldChar w:fldCharType="begin"/>
+      </w:r>
+      <w:r>
+        <w:instrText xml:space="preserve"> ADDIN ZOTERO_ITEM CSL_CITATION {"citationID":"5jiQMwyG","properties":{"formattedCitation":"(Fang et al., 2023; Liu, Ma, et al., 2023)","plainCitation":"(Fang et al., 2023; Liu, Ma, et al., 2023)","noteIndex":0},"citationItems":[{"id":3187,"uris":["http://zotero.org/users/13901503/items/DHD4XMP5"],"itemData":{"id":3187,"type":"article-journal","abstract":"Tsinling lenok trout (Brachymystax lenok tsinlingensis Li) is a species of cold-water salmon that faces serious challenges due to global warming. High temperature stress has been found to damage the gut integrity of coldwater fish, impacting their growth and immunity. However, limited research exists on the causal relationship between gut microbial disturbance and metabolic dysfunction in cold-water fish induced by high temperature stress. To address this gap, we conducted a study to investigate the effects of high temperature stress (24 ◦C) on the gut tissue structure, antioxidant capacity, gut microorganisms, and metabolome reactions of tsinling lenok trout. Our analysis using 16 S rDNA gene sequencing revealed significant changes in the gut microbial composition and metabolic profile. Specifically, the abundance of Firmicutes and Gemmatimonadetes decreased significantly with increasing temperature, while the abundance of Bacteroidetes increased significantly. Meta­ bolic analysis revealed a significant decrease in the abundance of glutathione, which is synthesized from glutamate and glycine, under high temperature stress. Additionally, there was a notable reduction in the levels of adenosine, inosine, xanthine, guanosine, and deoxyguanosine, which are essential for DNA/RNA synthesis. Conversely, there was a significant increase in the abundance of D-glucose 6 P. Furthermore, high temperature stress adversely affects intestinal structure and barrier function. Our findings provide valuable insights into the mechanism of high temperature stress in cold-water fish and serve as a foundation for future research aimed at mitigating the decline in production performance caused by such stress.","container-title":"Ecotoxicology and Environmental Safety","DOI":"10.1016/j.ecoenv.2023.115607","ISSN":"01476513","journalAbbreviation":"Ecotoxicology and Environmental Safety","language":"en","page":"115607","source":"DOI.org (Crossref)","title":"High temperature stress induced oxidative stress, gut inflammation and disordered metabolome and microbiome in tsinling lenok trout","volume":"266","author":[{"family":"Fang","given":"M."},{"family":"Lei","given":"Z."},{"family":"Ruilin","given":"M."},{"family":"Jing","given":"W."},{"family":"Leqiang","given":"D."}],"issued":{"date-parts":[["2023",11]]}}},{"id":3362,"uris":["http://zotero.org/users/13901503/items/IXQSNCGD"],"itemData":{"id":3362,"type":"article-journal","abstract":"Introduction\nHeat stress can affect the production of poultry through complex interactions between genes, metabolites and microorganisms. At present, it is unclear how heat stress affects genetic, metabolic and microbial changes in poultry, as well as the complex interactions between them.\n\nMethods\nThus, at 28 days of age a total of 200 Arbor Acres broilers with similar body weights were randomly divided into the control (CON) and heat stress treatment (HS). There were 5 replicates in CON and HS, respectively, 20 per replication. From the 28–42 days, the HS was kept at 31 ± 1°C (9:00–17:00, 8 h) and other time was maintained at 21 ± 1°C as in the CON. At the 42nd day experiment, we calculated the growth performance (n = 8) of broilers and collected 3 and 6 cecal tissues for transcriptomic and metabolomic investigation and 4 cecal contents for metagenomic investigation of each treatment.\n\nResults and discussion\nThe results indicate that heat stress significantly reduced the average daily gain and body weight of broilers (value of p &amp;lt; 0.05). Transcriptome KEGG enrichment showed that the differential genes were mainly enriched in the NF-kB signaling pathway. Metabolomics results showed that KEGG enrichment showed that the differential metabolites were mainly enriched in the mTOR signaling pathway. 16S rDNA amplicon sequencing results indicated that heat stress increased the relative abundance of Proteobacteria decreased the relative abundance of Firmicutes. Multi-omics analysis showed that the co-participating pathway of differential genes, metabolites and microorganisms KEGG enrichment was purine metabolism. Pearson correlation analysis found that ornithine was positively correlated with SULT1C3, GSTT1L and g_Lactobacillus, and negatively correlated with CALB1. PE was negatively correlated with CALB1 and CHAC1, and positively with g_Alistipes. In conclusion, heat stress can generate large amounts of reactive oxygen and increase the types of harmful bacteria, reduce intestinal nutrient absorption and antioxidant capacity, and thereby damage intestinal health and immune function, and reduce growth performance indicators. This biological process is manifested in the complex regulation, providing a foundational theoretical basis for solving the problem of heat stress.","container-title":"Frontiers in Microbiology","DOI":"10.3389/fmicb.2023.1244004","ISSN":"1664-302X","journalAbbreviation":"Front. Microbiol.","language":"English","note":"publisher: Frontiers","source":"Frontiers","title":"Heat stress exposure cause alterations in intestinal microbiota, transcriptome, and metabolome of broilers","URL":"https://www.frontiersin.org/journals/microbiology/articles/10.3389/fmicb.2023.1244004/full","volume":"14","author":[{"family":"Liu","given":"Xuan"},{"family":"Ma","given":"Zhenhua"},{"family":"Wang","given":"Yanfei"},{"family":"Jia","given":"Hao"},{"family":"Wang","given":"Zheng"},{"family":"Zhang","given":"Lihuan"}],"accessed":{"date-parts":[["2025",5,13]]},"issued":{"date-parts":[["2023",9,19]]}}}],"schema":"https://github.com/citation-style-language/schema/raw/master/csl-citation.json"} </w:instrText>
+      </w:r>
+      <w:r>
+        <w:fldChar w:fldCharType="separate"/>
+      </w:r>
+      <w:r>
+        <w:rPr>
+          <w:noProof/>
+        </w:rPr>
+        <w:t>(Fang et al., 2023; Liu, Ma, et al., 2023)</w:t>
+      </w:r>
+      <w:r>
+        <w:fldChar w:fldCharType="end"/>
+      </w:r>
+      <w:r>
+        <w:t xml:space="preserve">. </w:t>
+      </w:r>
+      <w:r>
+        <w:t xml:space="preserve">Thus, ROS </w:t>
+      </w:r>
+      <w:r>
+        <w:t xml:space="preserve">accumulation </w:t>
+      </w:r>
+      <w:r>
+        <w:t>init</w:t>
+      </w:r>
+      <w:r>
+        <w:t>iat</w:t>
+      </w:r>
+      <w:r>
+        <w:t xml:space="preserve">ed by heat stress </w:t>
+      </w:r>
+      <w:r>
+        <w:t>likely</w:t>
+      </w:r>
+      <w:r>
+        <w:t xml:space="preserve"> disrupt</w:t>
+      </w:r>
+      <w:r>
+        <w:t>s</w:t>
+      </w:r>
+      <w:r>
+        <w:t xml:space="preserve"> microbiome composition</w:t>
+      </w:r>
+      <w:r>
+        <w:t xml:space="preserve"> which may further exacerbate redox imbalance by compromising </w:t>
+      </w:r>
+      <w:r>
+        <w:t>ROS</w:t>
+      </w:r>
+      <w:r>
+        <w:t xml:space="preserve"> neutralizing functions. </w:t>
       </w:r>
     </w:p>
     <w:p>
       <w:pPr>
-        <w:rPr>
-          <w:i/>
-          <w:iCs/>
-        </w:rPr>
+        <w:ind w:firstLine="720"/>
       </w:pPr>
     </w:p>
     <w:p>
       <w:r>
-        <w:rPr>
-          <w:i/>
-          <w:iCs/>
-        </w:rPr>
-        <w:t>Taxonomic and metabolic pathway results</w:t>
-      </w:r>
-    </w:p>
-    <w:p>
-      <w:r>
-        <w:t xml:space="preserve">Temperature is also related to the abundance of </w:t>
-      </w:r>
-      <w:r>
-        <w:t>individual</w:t>
-      </w:r>
-      <w:r>
-        <w:t xml:space="preserve"> taxa at both the family and genus levels. The temperature model fit better for 93 out of 163 taxa tested, accounting for more than 50% of the model weight. The 93 differentially abundant taxa included 37 families and 56 genera spanning 10 phyla.</w:t>
-      </w:r>
-      <w:r>
-        <w:t xml:space="preserve"> </w:t>
-      </w:r>
-      <w:r>
-        <w:t xml:space="preserve">The relationship between abundance and temperature is primarily negative; 82 out of 93 taxa decline in abundance with rising temperatures (supp. Table). We used the model weights for the 97 genera to perform an ancestral state reconstruction and investigate the evolution of temperature sensitivity among gut commensals. </w:t>
-      </w:r>
-      <w:r>
-        <w:t>The estimated model weight of the most ancestral node</w:t>
-      </w:r>
-      <w:r>
-        <w:t xml:space="preserve"> is 66%, indicating that the temperature model has relatively strong support for explaining the ancestral state (Fig 3). This suggests that the ancestral commensals of the capuchin gut microbiome were sensitive to increasing temperatures. Among the phyla that represent more than 1% relative abundance, Proteobacteria appear to have diverged from the ancestral state because the temperature model accounts for less than 50% of model weight in 17 out of 24 genera. The genus assigned to </w:t>
+        <w:t>Redox imbalance may drive changes in microbiome composition during heat stress because</w:t>
+      </w:r>
+      <w:r>
+        <w:t xml:space="preserve"> oxygen gradients are an important determinant of community structure </w:t>
+      </w:r>
+      <w:r>
+        <w:fldChar w:fldCharType="begin"/>
+      </w:r>
+      <w:r>
+        <w:instrText xml:space="preserve"> ADDIN ZOTERO_ITEM CSL_CITATION {"citationID":"CVbd1gER","properties":{"formattedCitation":"(Albenberg et al., 2014; Chikina &amp; Matic Vignjevic, 2021)","plainCitation":"(Albenberg et al., 2014; Chikina &amp; Matic Vignjevic, 2021)","noteIndex":0},"citationItems":[{"id":3399,"uris":["http://zotero.org/users/13901503/items/9SHPRSI6"],"itemData":{"id":3399,"type":"article-journal","abstract":"Background &amp; Aims\nThe gut microbiota is a complex and densely populated community in a dynamic environment determined by host physiology. We investigated how intestinal oxygen levels affect the composition of the fecal and mucosally adherent microbiota.\nMethods\nWe used the phosphorescence quenching method and a specially designed intraluminal oxygen probe to dynamically quantify gut luminal oxygen levels in mice. 16S ribosomal RNA gene sequencing was used to characterize the microbiota in intestines of mice exposed to hyperbaric oxygen, human rectal biopsy and mucosal swab samples, and paired human stool samples.\nResults\nAverage Po2 values in the lumen of the cecum were extremely low (&lt;1 mm Hg). In altering oxygenation of mouse intestines, we observed that oxygen diffused from intestinal tissue and established a radial gradient that extended from the tissue interface into the lumen. Increasing tissue oxygenation with hyperbaric oxygen altered the composition of the gut microbiota in mice. In human beings, 16S ribosomal RNA gene analyses showed an increased proportion of oxygen-tolerant organisms of the Proteobacteria and Actinobacteria phyla associated with rectal mucosa, compared with feces. A consortium of asaccharolytic bacteria of the Firmicute and Bacteroidetes phyla, which primarily metabolize peptones and amino acids, was associated primarily with mucus. This could be owing to the presence of proteinaceous substrates provided by mucus and the shedding of the intestinal epithelium.\nConclusions\nIn an analysis of intestinal microbiota of mice and human beings, we observed a radial gradient of microbes linked to the distribution of oxygen and nutrients provided by host tissue.","container-title":"Gastroenterology","DOI":"10.1053/j.gastro.2014.07.020","ISSN":"0016-5085","issue":"5","journalAbbreviation":"Gastroenterology","page":"1055-1063.e8","source":"ScienceDirect","title":"Correlation Between Intraluminal Oxygen Gradient and Radial Partitioning of Intestinal Microbiota","volume":"147","author":[{"family":"Albenberg","given":"Lindsey"},{"family":"Esipova","given":"Tatiana V."},{"family":"Judge","given":"Colleen P."},{"family":"Bittinger","given":"Kyle"},{"family":"Chen","given":"Jun"},{"family":"Laughlin","given":"Alice"},{"family":"Grunberg","given":"Stephanie"},{"family":"Baldassano","given":"Robert N."},{"family":"Lewis","given":"James D."},{"family":"Li","given":"Hongzhe"},{"family":"Thom","given":"Stephen R."},{"family":"Bushman","given":"Frederic D."},{"family":"Vinogradov","given":"Sergei A."},{"family":"Wu","given":"Gary D."}],"issued":{"date-parts":[["2014",11,1]]}}},{"id":3675,"uris":["http://zotero.org/users/13901503/items/9R2YBLHZ"],"itemData":{"id":3675,"type":"article-journal","abstract":"The gastrointestinal system is highly compartmentalized, where individual segments perform separate tasks to achieve common physiological goals. The gut luminal content, chyme, changes its chemical and physical properties as it passes through different intestinal segments. Together, the chyme composition, mucus, pH and oxygen gradients along the gut create a variety of highly distinct ecological niches that form, maintain and reinforce the symbiosis with the particular microbiota. Hosting different microbiota members at specific locations creates one of the most complex and sophisticated gradient – gradient of the local ecosystems that live and interact with each other, providing advantages and challenges to the host and creating our microbial self. Here, we discuss how intestinal luminal gradients are created and maintained in homeostasis, their role in a correct microbiota positioning, and their change upon inflammation and cancer.","collection-title":"Quantitative Cell and Developmental Biology","container-title":"Cells &amp; Development","DOI":"10.1016/j.cdev.2021.203712","ISSN":"2667-2901","journalAbbreviation":"Cells &amp; Development","page":"203712","source":"ScienceDirect","title":"At the right time in the right place: How do luminal gradients position the microbiota along the gut?","title-short":"At the right time in the right place","volume":"168","author":[{"family":"Chikina","given":"Aleksandra"},{"family":"Matic Vignjevic","given":"Danijela"}],"issued":{"date-parts":[["2021",12,1]]}}}],"schema":"https://github.com/citation-style-language/schema/raw/master/csl-citation.json"} </w:instrText>
+      </w:r>
+      <w:r>
+        <w:fldChar w:fldCharType="separate"/>
+      </w:r>
+      <w:r>
+        <w:rPr>
+          <w:noProof/>
+        </w:rPr>
+        <w:t>(Albenberg et al., 2014; Chikina &amp; Matic Vignjevic, 2021)</w:t>
+      </w:r>
+      <w:r>
+        <w:fldChar w:fldCharType="end"/>
+      </w:r>
+      <w:r>
+        <w:t xml:space="preserve">. The distal colon is typically a hypoxic environment that is </w:t>
+      </w:r>
+      <w:r>
+        <w:lastRenderedPageBreak/>
+        <w:t xml:space="preserve">dominated by obligate anaerobes primarily from the Firmicutes and </w:t>
       </w:r>
       <w:proofErr w:type="spellStart"/>
       <w:r>
-        <w:t>Campylobacterota</w:t>
+        <w:t>Bacteroidota</w:t>
       </w:r>
       <w:proofErr w:type="spellEnd"/>
       <w:r>
-        <w:t xml:space="preserve"> follows the same trend. </w:t>
-      </w:r>
-      <w:r>
-        <w:t>Since Proteobacteria is primarily comprised of facultative anaerobes</w:t>
-      </w:r>
-      <w:r>
-        <w:t xml:space="preserve"> (), metabolic flexibility (i.e. the ability to </w:t>
-      </w:r>
-      <w:r>
-        <w:t>switch between aerobic and anaerobic metabolism depending on oxygen availability</w:t>
-      </w:r>
-      <w:r>
-        <w:t>) may be a</w:t>
-      </w:r>
-      <w:r>
-        <w:t xml:space="preserve"> diverged adaptation that </w:t>
-      </w:r>
-      <w:r>
-        <w:t>help</w:t>
-      </w:r>
-      <w:r>
-        <w:t>s</w:t>
-      </w:r>
-      <w:r>
-        <w:t xml:space="preserve"> facultative taxa persist </w:t>
-      </w:r>
-      <w:r>
-        <w:t>at high</w:t>
-      </w:r>
-      <w:r>
-        <w:t xml:space="preserve"> temperatures. </w:t>
-      </w:r>
-      <w:r>
-        <w:t xml:space="preserve">In contrast, temperature sensitivity appears more conserved within </w:t>
+        <w:t xml:space="preserve"> phyla. T</w:t>
+      </w:r>
+      <w:r>
+        <w:t xml:space="preserve">hese taxa are </w:t>
+      </w:r>
+      <w:r>
+        <w:t>especially</w:t>
+      </w:r>
+      <w:r>
+        <w:t xml:space="preserve"> vulnerable to redox disruption due to their limited enzymatic defenses against reactive oxygen specie</w:t>
+      </w:r>
+      <w:r>
+        <w:t xml:space="preserve">s, unlike facultative anaerobes, </w:t>
+      </w:r>
+      <w:r>
+        <w:t xml:space="preserve">which are better equipped to tolerate </w:t>
+      </w:r>
+      <w:r>
+        <w:t xml:space="preserve">oxygen fluctuations </w:t>
+      </w:r>
+      <w:r>
+        <w:fldChar w:fldCharType="begin"/>
+      </w:r>
+      <w:r>
+        <w:instrText xml:space="preserve"> ADDIN ZOTERO_ITEM CSL_CITATION {"citationID":"li75gYnN","properties":{"formattedCitation":"(Z. Lu et al., 2018; McCord et al., 1971)","plainCitation":"(Z. Lu et al., 2018; McCord et al., 1971)","noteIndex":0},"citationItems":[{"id":3598,"uris":["http://zotero.org/users/13901503/items/AT42KT3B"],"itemData":{"id":3598,"type":"article-journal","abstract":"It has been unclear whether superoxide and/or hydrogen peroxide play important roles in the phenomenon of obligate anaerobiosis. This question was explored using Bacteroides thetaiotaomicron, a major fermentative bacterium in the human gastrointestinal tract. Aeration inactivated two enzyme families—[4Fe-4S] dehydratases and nonredox mononuclear iron enzymes—whose homologs, in contrast, remain active in aerobic Escherichia coli. Inactivation-rate measurements of one such enzyme, B. thetaiotaomicron fumarase, showed that it is no more intrinsically sensitive to oxidants than is an E. coli fumarase. Indeed, when the E. coli enzymes were expressed in B. thetaiotaomicron, they no longer could tolerate aeration; conversely, the B. thetaiotaomicron enzymes maintained full activity when expressed in aerobic E. coli. Thus, the aerobic inactivation of the B. thetaiotaomicron enzymes is a feature of their intracellular environment rather than of the enzymes themselves. B. thetaiotaomicron possesses superoxide dismutase and peroxidases, and it can repair damaged enzymes. However, measurements confirmed that the rate of reactive oxygen species production inside aerated B. thetaiotaomicron is far higher than in E. coli. Analysis of the damaged enzymes recovered from aerated B. thetaiotaomicron suggested that they had been inactivated by superoxide rather than by hydrogen peroxide. Accordingly, overproduction of superoxide dismutase substantially protected the enzymes from aeration. We conclude that when this anaerobe encounters oxygen, its internal superoxide levels rise high enough to inactivate key catabolic and biosynthetic enzymes. Superoxide thus comprises a major element of the oxygen sensitivity of this anaerobe. The extent to which molecular oxygen exerts additional direct effects remains to be determined.","container-title":"Proceedings of the National Academy of Sciences","DOI":"10.1073/pnas.1800120115","issue":"14","note":"publisher: Proceedings of the National Academy of Sciences","page":"E3266-E3275","source":"www-pnas-org.proxy.lib.umich.edu (Atypon)","title":"Endogenous superoxide is a key effector of the oxygen sensitivity of a model obligate anaerobe","volume":"115","author":[{"family":"Lu","given":"Zheng"},{"family":"Sethu","given":"Ramakrishnan"},{"family":"Imlay","given":"James A."}],"issued":{"date-parts":[["2018",4,3]]}}},{"id":3602,"uris":["http://zotero.org/users/13901503/items/XVIRKXQ2"],"itemData":{"id":3602,"type":"article-journal","abstract":"The distribution of catalase and superoxide dismutase has been examined in various micro-organisms. Strict anaerobes exhibited no superoxide dismutase and, generally, no catalase activity. All aerobic organisms containing cytochrome systems were found to contain both superoxide dismutase and catalase. Aerotolerant anaerobes, which survive exposure to air and metabolize oxygen to a limited extent but do not contain cytochrome systems, were found to be devoid of catalase activity but did exhibit superoxide dismutase activity. This distribution is consistent with the proposal that the prime physiological function of superoxide dismutase is protection of oxygen-metabolizing organisms against the potentially detrimental effects of the superoxide free radical, a biologically produced intermediate resulting from the univalent reduction of molecular oxygen.","container-title":"Proceedings of the National Academy of Sciences","DOI":"10.1073/pnas.68.5.1024","issue":"5","note":"publisher: Proceedings of the National Academy of Sciences","page":"1024-1027","source":"www-pnas-org.proxy.lib.umich.edu (Atypon)","title":"An Enzyme-Based Theory of Obligate Anaerobiosis: The Physiological Function of Superoxide Dismutase","title-short":"An Enzyme-Based Theory of Obligate Anaerobiosis","volume":"68","author":[{"family":"McCord","given":"Joe M."},{"family":"Keele","given":"Bernard B."},{"family":"Fridovich","given":"Irwin"}],"issued":{"date-parts":[["1971",5]]}}}],"schema":"https://github.com/citation-style-language/schema/raw/master/csl-citation.json"} </w:instrText>
+      </w:r>
+      <w:r>
+        <w:fldChar w:fldCharType="separate"/>
+      </w:r>
+      <w:r>
+        <w:rPr>
+          <w:noProof/>
+        </w:rPr>
+        <w:t>(Z. Lu et al., 2018; McCord et al., 1971)</w:t>
+      </w:r>
+      <w:r>
+        <w:fldChar w:fldCharType="end"/>
+      </w:r>
+      <w:r>
+        <w:t xml:space="preserve">. </w:t>
+      </w:r>
+      <w:r>
+        <w:t xml:space="preserve">Across a variety of vertebrate species, heat stress is consistently associated with declines in Firmicutes and </w:t>
       </w:r>
       <w:proofErr w:type="spellStart"/>
       <w:r>
@@ -444,182 +579,213 @@
       </w:r>
       <w:proofErr w:type="spellEnd"/>
       <w:r>
-        <w:t xml:space="preserve">, where the temperature model best explains 11 out of 14 genera, </w:t>
+        <w:t xml:space="preserve"> </w:t>
       </w:r>
       <w:proofErr w:type="spellStart"/>
       <w:r>
-        <w:t>Actinobacteriota</w:t>
+        <w:t>abudnances</w:t>
       </w:r>
       <w:proofErr w:type="spellEnd"/>
       <w:r>
-        <w:t xml:space="preserve"> (4 out of 6 genera), and Firmicutes (29 out of 42 genera). For these phyla, the relationship with temperature appears primarily negative (Fig 3), indicating that these taxa decrease in abundance with rising temperatures. </w:t>
-      </w:r>
-      <w:r>
-        <w:t xml:space="preserve">Since </w:t>
-      </w:r>
-      <w:proofErr w:type="spellStart"/>
-      <w:r>
-        <w:t>B</w:t>
-      </w:r>
-      <w:r>
-        <w:t>acteroidota</w:t>
-      </w:r>
-      <w:proofErr w:type="spellEnd"/>
-      <w:r>
-        <w:t xml:space="preserve"> and </w:t>
-      </w:r>
-      <w:r>
-        <w:t>Firmicutes</w:t>
-      </w:r>
-      <w:r>
-        <w:t xml:space="preserve"> include several obligate anaerobes that decrease with rising temperatures </w:t>
-      </w:r>
-      <w:r>
-        <w:t xml:space="preserve">(i.e., </w:t>
-      </w:r>
-      <w:r>
-        <w:rPr>
-          <w:i/>
-          <w:iCs/>
-        </w:rPr>
-        <w:t xml:space="preserve">Bacteroides, Parabacteroides, Clostridium, </w:t>
-      </w:r>
-      <w:proofErr w:type="spellStart"/>
-      <w:r>
-        <w:rPr>
-          <w:i/>
-          <w:iCs/>
-        </w:rPr>
-        <w:t>Ruminococcus</w:t>
-      </w:r>
-      <w:proofErr w:type="spellEnd"/>
-      <w:r>
-        <w:rPr>
-          <w:i/>
-          <w:iCs/>
-        </w:rPr>
-        <w:t xml:space="preserve">, Eubacterium, </w:t>
-      </w:r>
-      <w:proofErr w:type="spellStart"/>
-      <w:r>
-        <w:rPr>
-          <w:i/>
-          <w:iCs/>
-        </w:rPr>
-        <w:t>Blautia</w:t>
-      </w:r>
-      <w:proofErr w:type="spellEnd"/>
-      <w:r>
-        <w:rPr>
-          <w:i/>
-          <w:iCs/>
-        </w:rPr>
-        <w:t xml:space="preserve">, </w:t>
-      </w:r>
-      <w:proofErr w:type="spellStart"/>
-      <w:r>
-        <w:rPr>
-          <w:i/>
-          <w:iCs/>
-        </w:rPr>
-        <w:t>Anaerostipes</w:t>
-      </w:r>
-      <w:proofErr w:type="spellEnd"/>
-      <w:r>
-        <w:rPr>
-          <w:i/>
-          <w:iCs/>
-        </w:rPr>
-        <w:t xml:space="preserve">, </w:t>
-      </w:r>
-      <w:r>
-        <w:t>and</w:t>
-      </w:r>
-      <w:r>
-        <w:rPr>
-          <w:i/>
-          <w:iCs/>
-        </w:rPr>
-        <w:t xml:space="preserve"> </w:t>
-      </w:r>
-      <w:proofErr w:type="spellStart"/>
-      <w:r>
-        <w:rPr>
-          <w:i/>
-          <w:iCs/>
-        </w:rPr>
-        <w:t>Alistipes</w:t>
-      </w:r>
-      <w:proofErr w:type="spellEnd"/>
-      <w:r>
-        <w:t>)</w:t>
-      </w:r>
-      <w:r>
-        <w:t xml:space="preserve">, sensitivity to oxygen gradients may limit the ability to cope with high temperatures. </w:t>
+        <w:t xml:space="preserve"> </w:t>
+      </w:r>
+      <w:r>
+        <w:t xml:space="preserve">[reptiles, </w:t>
+      </w:r>
+      <w:r>
+        <w:fldChar w:fldCharType="begin"/>
+      </w:r>
+      <w:r>
+        <w:instrText xml:space="preserve"> ADDIN ZOTERO_ITEM CSL_CITATION {"citationID":"vuOg0hY0","properties":{"formattedCitation":"(Bestion et al., 2017)","plainCitation":"(Bestion et al., 2017)","noteIndex":0},"citationItems":[{"id":1961,"uris":["http://zotero.org/users/13901503/items/UL2CLBKR"],"itemData":{"id":1961,"type":"article-journal","abstract":"Climate change is now considered to be the greatest threat to biodiversity and ecological networks, but its impacts on the bacterial communities associated with plants and animals remain largely unknown. Here, we studied the consequences of climate warming on the gut bacterial communities of an ectotherm, the common lizard (Zootoca vivipara), using a semi-natural experimental approach. We found that 2–3</w:instrText>
+      </w:r>
+      <w:r>
+        <w:rPr>
+          <w:rFonts w:ascii="Arial" w:hAnsi="Arial" w:cs="Arial"/>
+        </w:rPr>
+        <w:instrText> </w:instrText>
+      </w:r>
+      <w:r>
+        <w:instrText xml:space="preserve">°C warmer climates cause a 34% loss of populations’ microbiota diversity, with possible negative consequences for host survival.","container-title":"Nature Ecology &amp; Evolution","DOI":"10.1038/s41559-017-0161","ISSN":"2397-334X","issue":"6","journalAbbreviation":"Nat Ecol Evol","language":"en","license":"2017 Macmillan Publishers Limited, part of Springer Nature.","note":"publisher: Nature Publishing Group","page":"1-3","source":"www-nature-com.proxy.lib.umich.edu","title":"Climate warming reduces gut microbiota diversity in a vertebrate ectotherm","volume":"1","author":[{"family":"Bestion","given":"Elvire"},{"family":"Jacob","given":"Staffan"},{"family":"Zinger","given":"Lucie"},{"family":"Di Gesu","given":"Lucie"},{"family":"Richard","given":"Murielle"},{"family":"White","given":"Joël"},{"family":"Cote","given":"Julien"}],"issued":{"date-parts":[["2017",5,8]]}}}],"schema":"https://github.com/citation-style-language/schema/raw/master/csl-citation.json"} </w:instrText>
+      </w:r>
+      <w:r>
+        <w:fldChar w:fldCharType="separate"/>
+      </w:r>
+      <w:r>
+        <w:rPr>
+          <w:noProof/>
+        </w:rPr>
+        <w:t>(Bestion et al., 2017)</w:t>
+      </w:r>
+      <w:r>
+        <w:fldChar w:fldCharType="end"/>
+      </w:r>
+      <w:r>
+        <w:t xml:space="preserve"> </w:t>
+      </w:r>
+      <w:r>
+        <w:fldChar w:fldCharType="begin"/>
+      </w:r>
+      <w:r>
+        <w:instrText xml:space="preserve"> ADDIN ZOTERO_ITEM CSL_CITATION {"citationID":"ESpHgtOu","properties":{"formattedCitation":"(Moeller et al., 2020)","plainCitation":"(Moeller et al., 2020)","noteIndex":0},"citationItems":[{"id":1022,"uris":["http://zotero.org/users/13901503/items/BYK4NQF8"],"itemData":{"id":1022,"type":"article-journal","abstract":"Vertebrates harbor trillions of microorganisms in the gut, collectively termed the gut microbiota, which affect a wide range of host functions. Recent experiments in lab-reared vertebrates have shown that changes in environmental temperature can induce shifts in the gut microbiota, and in some cases these shifts have been shown to affect host thermal physiology. However, there is a lack of information about the effects of temperature on the gut microbiota of wild-caught vertebrates. Moreover, in ectotherms, which are particularly vulnerable to changing temperature regimens, the extent to which microbiota composition is shaped by temperature and associated with host thermal tolerance has not been investigated. To address these issues, we monitored the gut microbiota composition of wild-caught western fence lizards (Sceloporus occidentalis) experimentally exposed to a cool-to-warm temperature transition. Comparing experimentally exposed and control lizards indicated that warm temperatures altered and destabilized the composition of the S. occidentalis gut microbiota. Warming drove a significant reduction in the relative abundances of a clade of Firmicutes, a significant increase in the rate of compositional turnover in the gut microbiota within individual lizards, and increases in the abundances of bacteria from predicted pathogenic clades. In addition, the composition of the microbiota was significantly associated with the thermal tolerance of lizards measured at the end of the experiment. These results suggest that temperature can alter the lizard gut microbiota, with potential implications for the physiological performance and fitness of natural populations.IMPORTANCE Gut microbial communities affect their animal hosts in numerous ways, motivating investigations of the factors that shape the gut microbiota and the consequences of gut microbiota variation for host traits. In this study, we tested the effects of increases in environmental temperatures on the gut microbiota of fence lizards, a vertebrate ectotherm threatened by warming climates. By monitoring lizards and their gut microbes during an experimental temperature treatment, we showed that the warming altered and destabilized the lizard gut microbiota. Moreover, measuring thermal performance of lizard hosts at the end of the experiment indicated that the composition of the gut microbiota was associated with host thermal tolerance. These results indicate that warming temperatures can alter the gut microbiota of vertebrate ectotherms and suggest relationships between variation in the gut microbiota and the thermal physiology of natural host populations.","container-title":"Applied and Environmental Microbiology","DOI":"10.1128/AEM.01181-20","issue":"17","note":"publisher: American Society for Microbiology","page":"e01181-20","source":"journals.asm.org (Atypon)","title":"The Lizard Gut Microbiome Changes with Temperature and Is Associated with Heat Tolerance","volume":"86","author":[{"family":"Moeller","given":"Andrew H."},{"family":"Ivey","given":"Kathleen"},{"family":"Cornwall","given":"Margaret B."},{"family":"Herr","given":"Kathryn"},{"family":"Rede","given":"Jordan"},{"family":"Taylor","given":"Emily N."},{"family":"Gunderson","given":"Alex R."}],"issued":{"date-parts":[["2020",8,18]]}}}],"schema":"https://github.com/citation-style-language/schema/raw/master/csl-citation.json"} </w:instrText>
+      </w:r>
+      <w:r>
+        <w:fldChar w:fldCharType="separate"/>
+      </w:r>
+      <w:r>
+        <w:rPr>
+          <w:noProof/>
+        </w:rPr>
+        <w:t>(Moeller et al., 2020)</w:t>
+      </w:r>
+      <w:r>
+        <w:fldChar w:fldCharType="end"/>
+      </w:r>
+      <w:r>
+        <w:t xml:space="preserve">, birds </w:t>
+      </w:r>
+      <w:r>
+        <w:fldChar w:fldCharType="begin"/>
+      </w:r>
+      <w:r>
+        <w:instrText xml:space="preserve"> ADDIN ZOTERO_ITEM CSL_CITATION {"citationID":"mZcxo5Qi","properties":{"formattedCitation":"(Zhu et al., 2019)","plainCitation":"(Zhu et al., 2019)","noteIndex":0},"citationItems":[{"id":1972,"uris":["http://zotero.org/users/13901503/items/Z3WTZJPU"],"itemData":{"id":1972,"type":"article-journal","abstract":"Chicken gastrointestinal microbiota plays important roles in health, productivity, and disease. However, knowledge of the relationship between heat stress and the gut microbial ecosystem of poultry, especially laying hens, is still limited. Here, we aimed to provide important knowledge for heat stress intervention in the egg industry. We performed high-throughput sequencing metagenomics on fecal contents to unravel the microbial taxa and functional capacity of the gut microbiome of caged laying hens under heat stress. Results showed that the fecal microbial communities of laying hens were dominated by Firmicutes, Bacteroidetes, and Proteobacteria phyla. The Firmicutes were significantly decreased, and Bacteroidetes were increased in the fecal microbiota under heat stress. Functional prediction of these changes in microbiota revealed that metabolism-related pathways, including cysteine and methionine metabolism and benzoate degradation, were more abundant. Conversely, retinol metabolism and phenylpropanoid biosynthesis were decreased by heat stress, suggesting differences in metabolism between layers in different temperature environments. Clear contributions were identified between active taxa (genus level) and metabolic pathways, which were associated with the liver and intestinal dysfunction in layers. These data revealed that heat stress induced a significant taxonomic perturbation in the gut microbiome of caged laying hens. This was related to the negative effects of heat stress in poultry and provided important basic knowledge for heat stress intervention.","container-title":"Applied Microbiology and Biotechnology","DOI":"10.1007/s00253-018-9465-8","ISSN":"1432-0614","issue":"1","journalAbbreviation":"Appl Microbiol Biotechnol","language":"en","license":"2018 Springer-Verlag GmbH Germany, part of Springer Nature","note":"Company: Springer\nDistributor: Springer\nInstitution: Springer\nLabel: Springer\nnumber: 1\npublisher: Springer Berlin Heidelberg","page":"461-472","source":"link-springer-com.proxy.lib.umich.edu","title":"Heat stress mediates changes in fecal microbiome and functional pathways of laying hens","volume":"103","author":[{"family":"Zhu","given":"Lihui"},{"family":"Liao","given":"Rongrong"},{"family":"Wu","given":"Ning"},{"family":"Zhu","given":"Gensheng"},{"family":"Yang","given":"Changsuo"}],"issued":{"date-parts":[["2019",1,1]]}}}],"schema":"https://github.com/citation-style-language/schema/raw/master/csl-citation.json"} </w:instrText>
+      </w:r>
+      <w:r>
+        <w:fldChar w:fldCharType="separate"/>
+      </w:r>
+      <w:r>
+        <w:rPr>
+          <w:noProof/>
+        </w:rPr>
+        <w:t>(Zhu et al., 2019)</w:t>
+      </w:r>
+      <w:r>
+        <w:fldChar w:fldCharType="end"/>
+      </w:r>
+      <w:r>
+        <w:t xml:space="preserve">, mammals </w:t>
+      </w:r>
+      <w:r>
+        <w:fldChar w:fldCharType="begin"/>
+      </w:r>
+      <w:r>
+        <w:instrText xml:space="preserve"> ADDIN ZOTERO_ITEM CSL_CITATION {"citationID":"RkOD0Ofz","properties":{"formattedCitation":"(Bai et al., 2022)","plainCitation":"(Bai et al., 2022)","noteIndex":0},"citationItems":[{"id":3042,"uris":["http://zotero.org/users/13901503/items/AZMFVA5Z"],"itemData":{"id":3042,"type":"article-journal","abstract":"Heat stress can impair the rabbit immune system, induce oxidative stress, and cause many complications. These diseases are characterized by metabolic disorders, but the underlying mechanism is unknown. As a result, the current research determines the effects of HS on intestinal microorganisms in rabbits and the metabolic pathway disorders caused by HS. Twelve rabbits were randomly assigned to one of two groups: CON (22–24°C) and HS (30°C–32°C). Both the groups were treated for 15 days. Blood and fecal samples were collected on day 15. Serum immune oxidation indices were determined using a commercial ELISA kit, and the microbiome of rabbit feces was studied using 16S rRNA gene sequencing. Non-targeted metabolomics was analyzed using ultra-high-performance liquid chromatography-mass spectrometry (UHPC MS/MS). The findings revealed that HS significantly increased IgG and T-AOC levels in serum, whereas it decreased TNF-α and IL-10. NMDS analysis revealed a substantial difference in bacterial community composition between HS and CON groups. At the phylum level, the abundance of Firmicutes, Protobacteria, and Verrucomicrobiota was significantly higher in the HS group, whereas the abundance of Bacteriodota was reduced in the CON group. V9D2013 group, Haloplasma, Comamonas, Clostridium sensu stricto 1, Ruminiclostridium, Syntrophus Lutispora, at the genus level Syntrophorhabdus, Paeniclostridium, Clostridium sensu stricto 6, Candidatus Caldatribacterium, Spirochaeta Synergistaceae, Syner-01, [Eubacterium] xylanophilum group, Cellulosilyticum, ADurb.Bin120, and Devosia were significantly upregulated in the HS group. The metabolism of the HS group was considerably upregulated compared with the metabolism of the CON group, according to principal component analysis (PCA) and least-squares discriminant analysis (PLS-DA). HS increased the concentrations of 4-pyridoxic acid, kynurenine, 20-OH-leukotriene B4, and dopamine and decreased the concentration of pyridoxal. In the rabbit gut, these compounds primarily impact the metabolic pathways of vitamin B6, tryptophan, neutrophil activation, and prolactin. 4-Pyridoxic acid, pyridoxal, kynurenine, 20-OH-leukotriene B4, and dopamine are essential inflammatory response markers and oxidative stress.","container-title":"Frontiers in Microbiology","DOI":"10.3389/fmicb.2021.817615","ISSN":"1664-302X","journalAbbreviation":"Front. Microbiol.","language":"English","note":"publisher: Frontiers","source":"Frontiers","title":"Heat Stress Affects Faecal Microbial and Metabolic Alterations of Rabbits","URL":"https://www.frontiersin.orghttps//www.frontiersin.org/journals/microbiology/articles/10.3389/fmicb.2021.817615/full","volume":"12","author":[{"family":"Bai","given":"Xue"},{"family":"Shi","given":"Yu"},{"family":"Tang","given":"Lipeng"},{"family":"Chen","given":"Li"},{"family":"Fan","given":"Huimei"},{"family":"Wang","given":"Haoding"},{"family":"Wang","given":"Jie"},{"family":"Jia","given":"Xianbo"},{"family":"Chen","given":"Shiyi"},{"family":"Lai","given":"Songjia"}],"accessed":{"date-parts":[["2025",5,1]]},"issued":{"date-parts":[["2022",2,28]]}}}],"schema":"https://github.com/citation-style-language/schema/raw/master/csl-citation.json"} </w:instrText>
+      </w:r>
+      <w:r>
+        <w:fldChar w:fldCharType="separate"/>
+      </w:r>
+      <w:r>
+        <w:rPr>
+          <w:noProof/>
+        </w:rPr>
+        <w:t>(Bai et al., 2022)</w:t>
+      </w:r>
+      <w:r>
+        <w:fldChar w:fldCharType="end"/>
+      </w:r>
+      <w:r>
+        <w:t>]</w:t>
+      </w:r>
+      <w:r>
+        <w:t xml:space="preserve"> </w:t>
+      </w:r>
+      <w:r>
+        <w:t>suggesting that elevated temperatures may alter gut conditions in ways that disproportionately affect these groups.</w:t>
+      </w:r>
+      <w:r>
+        <w:t xml:space="preserve"> In contrast, </w:t>
+      </w:r>
+      <w:r>
+        <w:t>heat stress is often linked to an increase in Proteobacteria</w:t>
+      </w:r>
+      <w:r>
+        <w:t xml:space="preserve"> </w:t>
+      </w:r>
+      <w:r>
+        <w:fldChar w:fldCharType="begin"/>
+      </w:r>
+      <w:r>
+        <w:instrText xml:space="preserve"> ADDIN ZOTERO_ITEM CSL_CITATION {"citationID":"SGLa3gqs","properties":{"formattedCitation":"(Sepulveda &amp; Moeller, 2020)","plainCitation":"(Sepulveda &amp; Moeller, 2020)","noteIndex":0},"citationItems":[{"id":960,"uris":["http://zotero.org/users/13901503/items/KQS25QFF"],"itemData":{"id":960,"type":"article-journal","abstract":"Temperature is a prominent abiotic environmental variable that drives the adaptive trajectories of animal lineages and structures the composition of animal communities. Global temperature regimes are expected to undergo rapid shifts in the next century, yet for many animal taxa we lack an understanding of the consequences of these predicted shifts for animal populations. In this review, we synthesize recent evidence that temperature variation shapes the composition and function of animal gut microbiomes, key regulators of host physiology, with potential consequences for host population responses to climate change. Several recent studies spanning a range of animal taxa, including Chordata, Arthropoda, and Mollusca, have reported repeatable associations between temperature and the community composition and function of the gut microbiome. In several cases, the same microbiome responses to temperature have been observed across distantly related animal taxa, suggesting the existence of conserved mechanisms underlying temperature-induced microbiome plasticity. Extreme temperatures can disrupt the stability of alpha-diversity within the gut microbiomes individual hosts and generate beta-diversity among microbiomes within host populations. Microbiome states resulting from extreme temperatures have been associated, and in some cases causally linked, with both beneﬁcial and deleterious effects on host phenotypes. We propose routes by which temperature-induced changes in the gut microbiome may impact host ﬁtness, including effects on colonization resistance in the gut, on host energy and nutrient assimilation, and on host life history traits. Cumulatively, available data indicate that disruption of the gut microbiome may be a mechanism by which changing temperatures will impact animal ﬁtness in wild-living populations.","container-title":"Frontiers in Microbiology","DOI":"10.3389/fmicb.2020.00384","ISSN":"1664-302X","journalAbbreviation":"Front. Microbiol.","language":"en","page":"384","source":"DOI.org (Crossref)","title":"The Effects of Temperature on Animal Gut Microbiomes","volume":"11","author":[{"family":"Sepulveda","given":"Juan"},{"family":"Moeller","given":"Andrew H."}],"issued":{"date-parts":[["2020",3,10]]}}}],"schema":"https://github.com/citation-style-language/schema/raw/master/csl-citation.json"} </w:instrText>
+      </w:r>
+      <w:r>
+        <w:fldChar w:fldCharType="separate"/>
+      </w:r>
+      <w:r>
+        <w:rPr>
+          <w:noProof/>
+        </w:rPr>
+        <w:t>(Sepulveda &amp; Moeller, 2020)</w:t>
+      </w:r>
+      <w:r>
+        <w:fldChar w:fldCharType="end"/>
+      </w:r>
+      <w:r>
+        <w:t xml:space="preserve"> a phylum consisting primarily of facultative anaerobes </w:t>
+      </w:r>
+      <w:r>
+        <w:t>capable of exploiting higher-oxygen conditions that are inhospitable to obligate anaerobes</w:t>
+      </w:r>
+      <w:r>
+        <w:t xml:space="preserve"> </w:t>
+      </w:r>
+      <w:r>
+        <w:fldChar w:fldCharType="begin"/>
+      </w:r>
+      <w:r>
+        <w:instrText xml:space="preserve"> ADDIN ZOTERO_ITEM CSL_CITATION {"citationID":"hywOAMMP","properties":{"formattedCitation":"(Albenberg et al., 2014; Shin et al., 2015)","plainCitation":"(Albenberg et al., 2014; Shin et al., 2015)","noteIndex":0},"citationItems":[{"id":3399,"uris":["http://zotero.org/users/13901503/items/9SHPRSI6"],"itemData":{"id":3399,"type":"article-journal","abstract":"Background &amp; Aims\nThe gut microbiota is a complex and densely populated community in a dynamic environment determined by host physiology. We investigated how intestinal oxygen levels affect the composition of the fecal and mucosally adherent microbiota.\nMethods\nWe used the phosphorescence quenching method and a specially designed intraluminal oxygen probe to dynamically quantify gut luminal oxygen levels in mice. 16S ribosomal RNA gene sequencing was used to characterize the microbiota in intestines of mice exposed to hyperbaric oxygen, human rectal biopsy and mucosal swab samples, and paired human stool samples.\nResults\nAverage Po2 values in the lumen of the cecum were extremely low (&lt;1 mm Hg). In altering oxygenation of mouse intestines, we observed that oxygen diffused from intestinal tissue and established a radial gradient that extended from the tissue interface into the lumen. Increasing tissue oxygenation with hyperbaric oxygen altered the composition of the gut microbiota in mice. In human beings, 16S ribosomal RNA gene analyses showed an increased proportion of oxygen-tolerant organisms of the Proteobacteria and Actinobacteria phyla associated with rectal mucosa, compared with feces. A consortium of asaccharolytic bacteria of the Firmicute and Bacteroidetes phyla, which primarily metabolize peptones and amino acids, was associated primarily with mucus. This could be owing to the presence of proteinaceous substrates provided by mucus and the shedding of the intestinal epithelium.\nConclusions\nIn an analysis of intestinal microbiota of mice and human beings, we observed a radial gradient of microbes linked to the distribution of oxygen and nutrients provided by host tissue.","container-title":"Gastroenterology","DOI":"10.1053/j.gastro.2014.07.020","ISSN":"0016-5085","issue":"5","journalAbbreviation":"Gastroenterology","page":"1055-1063.e8","source":"ScienceDirect","title":"Correlation Between Intraluminal Oxygen Gradient and Radial Partitioning of Intestinal Microbiota","volume":"147","author":[{"family":"Albenberg","given":"Lindsey"},{"family":"Esipova","given":"Tatiana V."},{"family":"Judge","given":"Colleen P."},{"family":"Bittinger","given":"Kyle"},{"family":"Chen","given":"Jun"},{"family":"Laughlin","given":"Alice"},{"family":"Grunberg","given":"Stephanie"},{"family":"Baldassano","given":"Robert N."},{"family":"Lewis","given":"James D."},{"family":"Li","given":"Hongzhe"},{"family":"Thom","given":"Stephen R."},{"family":"Bushman","given":"Frederic D."},{"family":"Vinogradov","given":"Sergei A."},{"family":"Wu","given":"Gary D."}],"issued":{"date-parts":[["2014",11,1]]}}},{"id":3636,"uris":["http://zotero.org/users/13901503/items/26FYIIWM"],"itemData":{"id":3636,"type":"article-journal","abstract":"Recent advances in sequencing techniques, applied to the study of microbial communities, have provided compelling evidence that the mammalian intestinal tract harbors a complex microbial community whose composition is a critical determinant of host health in the context of metabolism and inflammation. Given that an imbalanced gut microbiota often arises from a sustained increase in abundance of the phylum Proteobacteria, the natural human gut flora normally contains only a minor proportion of this phylum. Here, we review studies that explored the association between an abnormal expansion of Proteobacteria and a compromised ability to maintain a balanced gut microbial community. We also propose that an increased prevalence of Proteobacteria is a potential diagnostic signature of dysbiosis and risk of disease.","container-title":"Trends in Biotechnology","DOI":"10.1016/j.tibtech.2015.06.011","ISSN":"0167-7799","issue":"9","journalAbbreviation":"Trends in Biotechnology","page":"496-503","source":"ScienceDirect","title":"&lt;i&gt;Proteobacteria&lt;/i&gt;: microbial signature of dysbiosis in gut microbiota","title-short":"&lt;i&gt;Proteobacteria&lt;/i&gt;","volume":"33","author":[{"family":"Shin","given":"Na-Ri"},{"family":"Whon","given":"Tae Woong"},{"family":"Bae","given":"Jin-Woo"}],"issued":{"date-parts":[["2015",9,1]]}}}],"schema":"https://github.com/citation-style-language/schema/raw/master/csl-citation.json"} </w:instrText>
+      </w:r>
+      <w:r>
+        <w:fldChar w:fldCharType="separate"/>
+      </w:r>
+      <w:r>
+        <w:rPr>
+          <w:noProof/>
+        </w:rPr>
+        <w:t>(Albenberg et al., 2014; Shin et al., 2015)</w:t>
+      </w:r>
+      <w:r>
+        <w:fldChar w:fldCharType="end"/>
+      </w:r>
+      <w:r>
+        <w:t xml:space="preserve">. </w:t>
+      </w:r>
+      <w:r>
+        <w:t>Therefore, changes in redox conditions likely underlie heat stress–associated shifts in gut microbiome composition by creating an environment that favors facultative taxa over obligate anaerobes.</w:t>
+      </w:r>
+      <w:r>
+        <w:t xml:space="preserve"> </w:t>
       </w:r>
     </w:p>
     <w:p/>
     <w:p>
       <w:r>
-        <w:t>Temperature is also related to the abundance of microbial metabolic pathways. The temperature model fits best for 169 out of 383 total pathways tested, accounting for more than 50% of the model’s weight (sup table). To facilitate downstream interpretation, we grouped 10</w:t>
-      </w:r>
-      <w:r>
-        <w:t>3</w:t>
-      </w:r>
-      <w:r>
-        <w:t xml:space="preserve"> of these pathways into five broad functional categories based on shared biological roles and their apparent relationship with temperature: lipid metabolism, </w:t>
-      </w:r>
-      <w:r>
-        <w:t xml:space="preserve">oxygen-driven metabolism and fermentation, </w:t>
-      </w:r>
-      <w:r>
-        <w:t xml:space="preserve">redox maintenance, nucleotide mobilization, and immune regulation (Fig 4). </w:t>
-      </w:r>
-      <w:r>
-        <w:t xml:space="preserve">The gut microbiome exhibits signs of metabolic restructuring that may </w:t>
-      </w:r>
-      <w:r>
-        <w:t>help microbes respond to rising temperatures</w:t>
-      </w:r>
-      <w:r>
-        <w:t xml:space="preserve"> but </w:t>
-      </w:r>
-      <w:r>
-        <w:t xml:space="preserve">that </w:t>
-      </w:r>
-      <w:r>
-        <w:t xml:space="preserve">could also compromise essential functions. </w:t>
-      </w:r>
-      <w:r>
-        <w:t>For example, changes in lipid metabolism including an increase in fatty acids synthesis pathways like oleate, cis-</w:t>
-      </w:r>
-      <w:proofErr w:type="spellStart"/>
-      <w:r>
-        <w:t>vaccenate</w:t>
-      </w:r>
-      <w:proofErr w:type="spellEnd"/>
-      <w:r>
-        <w:t xml:space="preserve">, palmitoleate, stearate, and </w:t>
-      </w:r>
-      <w:proofErr w:type="spellStart"/>
-      <w:r>
-        <w:t>gondoate</w:t>
-      </w:r>
-      <w:proofErr w:type="spellEnd"/>
-      <w:r>
-        <w:t xml:space="preserve"> and lipid remodeling pathways such as mevalonate pathway and downstream isoprenoid lipids synthesis, may help maintain cytoplasmic membrane integrity at high temperatures</w:t>
-      </w:r>
-      <w:r>
-        <w:t xml:space="preserve"> </w:t>
-      </w:r>
-      <w:r>
-        <w:t>(Fig 4A)</w:t>
-      </w:r>
-      <w:r>
-        <w:fldChar w:fldCharType="begin"/>
-      </w:r>
-      <w:r>
-        <w:instrText xml:space="preserve"> ADDIN ZOTERO_ITEM CSL_CITATION {"citationID":"ZsjASiqo","properties":{"formattedCitation":"(Mansilla et al., 2004; Zhang &amp; Rock, 2008)","plainCitation":"(Mansilla et al., 2004; Zhang &amp; Rock, 2008)","noteIndex":0},"citationItems":[{"id":3378,"uris":["http://zotero.org/users/13901503/items/TZK8TZFH"],"itemData":{"id":3378,"type":"article-journal","container-title":"Journal of Bacteriology","DOI":"10.1128/jb.186.20.6681-6688.2004","issue":"20","note":"publisher: American Society for Microbiology","page":"6681-6688","source":"journals.asm.org (Atypon)","title":"Control of Membrane Lipid Fluidity by Molecular Thermosensors","volume":"186","author":[{"family":"Mansilla","given":"María C."},{"family":"Cybulski","given":"Larisa E."},{"family":"Albanesi","given":"Daniela"},{"family":"Mendoza","given":"Diego","non-dropping-particle":"de"}],"issued":{"date-parts":[["2004",10,15]]}}},{"id":3286,"uris":["http://zotero.org/users/13901503/items/VXSZL448"],"itemData":{"id":3286,"type":"article-journal","abstract":"The ability of bacteria to control the biophysical properties of their membrane phospholipids allows them to thrive in a wide range of physical environments.Fatty acid biosynthesis is an energy-intensive biosynthetic pathway, and the production of the building blocks for membrane phospholipids is precisely regulated to match the rate of cell division.Bacteria control the homeostasis of membrane lipid biophysical properties by altering the chain length of fatty acids, as well as the ratio of saturated:unsaturated fatty acids. The de novo, type II fatty acid biosynthetic pathway is a major focal point for the regulation of fatty acid composition.Bacteria can alter the physical properties of existing phospholipids by introducing cis double bonds into saturated acyl chains, thereby converting cis double bonds into cyclopropane rings and catalysing the isomerization of cis fatty acids to their trans conformations.Phospholipids are used as intermediates in the formation of major structural constituents of the cell. Managing the metabolism of the lipid by-products of these biosynthetic pathways is important to prevent the accumulation of membrane-disruptive lipids and to conserve the energy that is invested in the biosynthesis of the fatty acids.Modification of phosphatidylglycerol by the attachment of a lysine residue to the glycerol head group is an adaptive response that is used by pathogens to increase their resistance to cationic antibacterial peptides (defensins) that are produced by the innate immune system.","container-title":"Nature Reviews Microbiology","DOI":"10.1038/nrmicro1839","ISSN":"1740-1534","issue":"3","journalAbbreviation":"Nat Rev Microbiol","language":"en","license":"2008 Springer Nature Limited","note":"publisher: Nature Publishing Group","page":"222-233","source":"www-nature-com.proxy.lib.umich.edu","title":"Membrane lipid homeostasis in bacteria","volume":"6","author":[{"family":"Zhang","given":"Yong-Mei"},{"family":"Rock","given":"Charles O."}],"issued":{"date-parts":[["2008",3]]}}}],"schema":"https://github.com/citation-style-language/schema/raw/master/csl-citation.json"} </w:instrText>
+        <w:t>A decline in obligate anaerobes during heat stress may disrupt the gut microbiome’s ability to regulate host immunity by impairing key immunomodulatory functions.</w:t>
+      </w:r>
+      <w:r>
+        <w:t xml:space="preserve"> The gut microbiome and immune system share a bidirectional relationship that broadly involves</w:t>
+      </w:r>
+      <w:r>
+        <w:t xml:space="preserve"> host-driven immune mechanisms that confine the gut microbiome to the </w:t>
+      </w:r>
+      <w:r>
+        <w:t>intestinal lumen</w:t>
+      </w:r>
+      <w:r>
+        <w:t xml:space="preserve"> () while microbial regulation of immunity maintains host tolerance of gut microbiome (). O</w:t>
+      </w:r>
+      <w:r>
+        <w:t>bligate anaerobes</w:t>
+      </w:r>
+      <w:r>
+        <w:t xml:space="preserve"> are particularly important for maintaining gut-immune homeostasis because </w:t>
+      </w:r>
+      <w:r>
+        <w:t>they ferment dietary fiber to produce short-chain fatty acids (SCFAs)</w:t>
+      </w:r>
+      <w:r>
+        <w:fldChar w:fldCharType="begin"/>
+      </w:r>
+      <w:r>
+        <w:instrText xml:space="preserve"> ADDIN ZOTERO_ITEM CSL_CITATION {"citationID":"4EOAwxYn","properties":{"formattedCitation":"(Flint et al., 2012; Hooper et al., 2002; Maier et al., 2014)","plainCitation":"(Flint et al., 2012; Hooper et al., 2002; Maier et al., 2014)","noteIndex":0},"citationItems":[{"id":3409,"uris":["http://zotero.org/users/13901503/items/73VRZX5M"],"itemData":{"id":3409,"type":"article-journal","abstract":"Bacteria that colonize the mammalian intestine collectively possess a far larger repertoire of degradative enzymes and metabolic capabilities than their hosts. Microbial fermentation of complex non-digestible dietary carbohydrates and host–derived glycans in the human intestine has important consequences for health. Certain dominant species, notably among the Bacteroidetes, are known to possess very large numbers of genes that encode carbohydrate active enzymes and can switch readily between different energy sources in the gut depending on availability. Nevertheless, more nutritionally specialized bacteria appear to play critical roles in the community by initiating the degradation of complex substrates such as plant cell walls, starch particles and mucin. Examples are emerging from the Firmicutes, Actinobacteria and Verrucomicrobium phyla, but more information is needed on these little studied groups. The impact of dietary carbohydrates, including prebiotics, on human health requires understanding of the complex relationship between diet composition, the gut microbiota and metabolic outputs.","container-title":"Gut Microbes","DOI":"10.4161/gmic.19897","ISSN":"1949-0976","issue":"4","note":"publisher: Taylor &amp; Francis\n_eprint: https://doi.org/10.4161/gmic.19897\nPMID: 22572875","page":"289-306","source":"Taylor and Francis+NEJM","title":"Microbial degradation of complex carbohydrates in the gut","volume":"3","author":[{"family":"Flint","given":"Harry J."},{"family":"","given":"Scott ,Karen P."},{"family":"","given":"Duncan ,Sylvia H."},{"family":"","given":"Louis ,Petra"},{"family":"Forano","given":"Evelyne","non-dropping-particle":"and"}],"issued":{"date-parts":[["2012",7,14]]}}},{"id":2223,"uris":["http://zotero.org/users/13901503/items/JD6FMNMK"],"itemData":{"id":2223,"type":"article-journal","abstract":"▪ Abstract Humans and other mammals are colonized by a vast, complex, and dynamic consortium of microorganisms. One evolutionary driving force for maintaining this metabolically active microbial society is to salvage energy from nutrients, particularly carbohydrates, that are otherwise nondigestible by the host. Much of our understanding of the molecular mechanisms by which members of the intestinal microbiota degrade complex polysaccharides comes from studies of Bacteroides thetaiotaomicron, a prominent and genetically manipulatable component of the normal human and mouse gut. Colonization of germ-free mice with B. thetaiotaomicron has shown how this anaerobe modifies many aspects of intestinal cellular differentiation/gene expression to benefit both host and microbe. These and other studies underscore the importance of understanding precisely how nutrient metabolism serves to establish and sustain symbiotic relationships between mammals and their bacterial partners.","container-title":"Annual Review of Nutrition","DOI":"10.1146/annurev.nutr.22.011602.092259","ISSN":"0199-9885, 1545-4312","issue":"Volume 22, 2002","language":"en","note":"publisher: Annual Reviews","page":"283-307","source":"www-annualreviews-org.proxy.lib.umich.edu","title":"HOW HOST-MICROBIAL INTERACTIONS SHAPE THE NUTRIENT ENVIRONMENT OF THE MAMMALIAN INTESTINE","volume":"22","author":[{"family":"Hooper","given":"Lora V."},{"family":"Midtvedt","given":"Tore"},{"family":"Gordon","given":"Jeffrey I."}],"issued":{"date-parts":[["2002",7,1]]}}},{"id":3537,"uris":["http://zotero.org/users/13901503/items/L2DTM48E"],"itemData":{"id":3537,"type":"article-journal","abstract":"The human gastrointestinal tract is colonised by trillions of commensal bacteria, most of which are obligate anaerobes residing in the large intestine. Appropriate bacterial colonisation is generally known to be critical for human health. In particular, the development and function of the immune system depends on microbial colonisation, and a regulated cross-talk between commensal bacteria, intestinal epithelial cells and immune cells is required to maintain mucosal immune homeostasis. This homeostasis is disturbed in various inflammatory disorders, such as inflammatory bowel diseases. Several in vitro and in vivo studies indicate a role for Faecalibacterium prausnitzii, Bacteroides thetaiotaomicron, Bacteroides fragilis, Akkermansia muciniphila and segmented filamentous bacteria in maintaining intestinal immune homeostasis. These obligate anaerobes are abundant in the healthy intestine but reduced in several inflammatory diseases, suggesting an association with protective effects on human health. However, knowledge of the mechanisms underlying the effects of obligate anaerobic intestinal bacteria remains limited, in part due to the difficulty of co-culturing obligate anaerobes together with oxygen-requiring human epithelial cells. By using novel dual-environment co-culture models, it will be possible to investigate the effects of the unstudied majority of intestinal microorganisms on the human epithelia. This knowledge will provide opportunities for improving human health and reducing the risk of inflammatory diseases.","container-title":"Nutrients","DOI":"10.3390/nu7010045","ISSN":"2072-6643","issue":"1","journalAbbreviation":"Nutrients","note":"PMID: 25545102\nPMCID: PMC4303826","page":"45-73","source":"PubMed Central","title":"Understanding How Commensal Obligate Anaerobic Bacteria Regulate Immune Functions in the Large Intestine","volume":"7","author":[{"family":"Maier","given":"Eva"},{"family":"Anderson","given":"Rachel C."},{"family":"Roy","given":"Nicole C."}],"issued":{"date-parts":[["2014",12,24]]}}}],"schema":"https://github.com/citation-style-language/schema/raw/master/csl-citation.json"} </w:instrText>
       </w:r>
       <w:r>
         <w:fldChar w:fldCharType="separate"/>
@@ -628,31 +794,55 @@
         <w:rPr>
           <w:noProof/>
         </w:rPr>
-        <w:t>(Mansilla et al., 2004; Zhang &amp; Rock, 2008)</w:t>
-      </w:r>
-      <w:r>
-        <w:fldChar w:fldCharType="end"/>
-      </w:r>
-      <w:r>
-        <w:t xml:space="preserve">. However, a decrease in </w:t>
-      </w:r>
-      <w:r>
-        <w:t>pathways involved in lipid catabolism and recycling including fatty acid β-oxidation, fatty acid salvage, and phospholipid turnover</w:t>
-      </w:r>
-      <w:r>
-        <w:t xml:space="preserve"> </w:t>
-      </w:r>
-      <w:r>
-        <w:t>likely impairs membrane repair mechanisms</w:t>
-      </w:r>
-      <w:r>
-        <w:t xml:space="preserve"> </w:t>
-      </w:r>
-      <w:r>
-        <w:fldChar w:fldCharType="begin"/>
-      </w:r>
-      <w:r>
-        <w:instrText xml:space="preserve"> ADDIN ZOTERO_ITEM CSL_CITATION {"citationID":"lWyrjH6E","properties":{"formattedCitation":"(Dennis, 1994; Zhang &amp; Rock, 2008)","plainCitation":"(Dennis, 1994; Zhang &amp; Rock, 2008)","noteIndex":0},"citationItems":[{"id":3285,"uris":["http://zotero.org/users/13901503/items/932HVZ4C"],"itemData":{"id":3285,"type":"article-journal","container-title":"Journal of Biological Chemistry","DOI":"10.1016/S0021-9258(17)36794-7","ISSN":"00219258","issue":"18","journalAbbreviation":"Journal of Biological Chemistry","language":"en","license":"https://www.elsevier.com/tdm/userlicense/1.0/","page":"13057-13060","source":"DOI.org (Crossref)","title":"Diversity of group types, regulation, and function of phospholipase A2.","volume":"269","author":[{"family":"Dennis","given":"E.A."}],"issued":{"date-parts":[["1994",5]]}}},{"id":3286,"uris":["http://zotero.org/users/13901503/items/VXSZL448"],"itemData":{"id":3286,"type":"article-journal","abstract":"The ability of bacteria to control the biophysical properties of their membrane phospholipids allows them to thrive in a wide range of physical environments.Fatty acid biosynthesis is an energy-intensive biosynthetic pathway, and the production of the building blocks for membrane phospholipids is precisely regulated to match the rate of cell division.Bacteria control the homeostasis of membrane lipid biophysical properties by altering the chain length of fatty acids, as well as the ratio of saturated:unsaturated fatty acids. The de novo, type II fatty acid biosynthetic pathway is a major focal point for the regulation of fatty acid composition.Bacteria can alter the physical properties of existing phospholipids by introducing cis double bonds into saturated acyl chains, thereby converting cis double bonds into cyclopropane rings and catalysing the isomerization of cis fatty acids to their trans conformations.Phospholipids are used as intermediates in the formation of major structural constituents of the cell. Managing the metabolism of the lipid by-products of these biosynthetic pathways is important to prevent the accumulation of membrane-disruptive lipids and to conserve the energy that is invested in the biosynthesis of the fatty acids.Modification of phosphatidylglycerol by the attachment of a lysine residue to the glycerol head group is an adaptive response that is used by pathogens to increase their resistance to cationic antibacterial peptides (defensins) that are produced by the innate immune system.","container-title":"Nature Reviews Microbiology","DOI":"10.1038/nrmicro1839","ISSN":"1740-1534","issue":"3","journalAbbreviation":"Nat Rev Microbiol","language":"en","license":"2008 Springer Nature Limited","note":"publisher: Nature Publishing Group","page":"222-233","source":"www-nature-com.proxy.lib.umich.edu","title":"Membrane lipid homeostasis in bacteria","volume":"6","author":[{"family":"Zhang","given":"Yong-Mei"},{"family":"Rock","given":"Charles O."}],"issued":{"date-parts":[["2008",3]]}}}],"schema":"https://github.com/citation-style-language/schema/raw/master/csl-citation.json"} </w:instrText>
+        <w:t>(Flint et al., 2012; Hooper et al., 2002; Maier et al., 2014)</w:t>
+      </w:r>
+      <w:r>
+        <w:fldChar w:fldCharType="end"/>
+      </w:r>
+      <w:r>
+        <w:t>, especially butyrate and propionate, which are critical for immune regulation</w:t>
+      </w:r>
+      <w:r>
+        <w:t xml:space="preserve"> </w:t>
+      </w:r>
+      <w:r>
+        <w:fldChar w:fldCharType="begin"/>
+      </w:r>
+      <w:r>
+        <w:instrText xml:space="preserve"> ADDIN ZOTERO_ITEM CSL_CITATION {"citationID":"Q3MWn0Wi","properties":{"formattedCitation":"(Corr\\uc0\\u234{}a-Oliveira et al., 2016; Liu, Shao, et al., 2023)","plainCitation":"(Corrêa-Oliveira et al., 2016; Liu, Shao, et al., 2023)","noteIndex":0},"citationItems":[{"id":2073,"uris":["http://zotero.org/users/13901503/items/AVMVJBUV"],"itemData":{"id":2073,"type":"article-journal","abstract":"Short-chain fatty acids (SCFAs) are bacterial fermentation products, which are chemically composed by a carboxylic acid moiety and a small hydrocarbon chain. Among them, acetic, propionic and butyric acids are the most studied, presenting, respectively, two, three and four carbons in their chemical structure. These metabolites are found in high concentrations in the intestinal tract, from where they are uptaken by intestinal epithelial cells (IECs). The SCFAs are partially used as a source of ATP by these cells. In addition, these molecules act as a link between the microbiota and the immune system by modulating different aspects of IECs and leukocytes development, survival and function through activation of G protein coupled receptors (FFAR2, FFAR3, GPR109a and Olfr78) and by modulation of the activity of enzymes and transcription factors including the histone acetyltransferase and deacetylase and the hypoxia-inducible factor. Considering that, it is not a surprise, the fact that these molecules and/or their targets are suggested to have an important role in the maintenance of intestinal homeostasis and that changes in components of this system are associated with pathological conditions including inflammatory bowel disease, obesity and others. The aim of this review is to present a clear and updated description of the effects of the SCFAs derived from bacteria on host immune system, as well as the molecular mechanisms involved on them.","container-title":"Clinical &amp; Translational Immunology","DOI":"10.1038/cti.2016.17","ISSN":"2050-0068","issue":"4","language":"en","license":"© 2016 The Authors","note":"_eprint: https://onlinelibrary.wiley.com/doi/pdf/10.1038/cti.2016.17","page":"e73","source":"Wiley Online Library","title":"Regulation of immune cell function by short-chain fatty acids","volume":"5","author":[{"family":"Corrêa-Oliveira","given":"Renan"},{"family":"Fachi","given":"José Luís"},{"family":"Vieira","given":"Aline"},{"family":"Sato","given":"Fabio Takeo"},{"family":"Vinolo","given":"Marco Aurélio R"}],"issued":{"date-parts":[["2016"]]}}},{"id":3170,"uris":["http://zotero.org/users/13901503/items/NFAARTHA"],"itemData":{"id":3170,"type":"article-journal","abstract":"A growing body of research suggests that short-chain fatty acids (SCFAs), metabolites produced by intestinal symbiotic bacteria that ferment dietary fibers (DFs), play a crucial role in the health status of symbiotes. SCFAs act on a variety of cell types to regulate important biological processes, including host metabolism, intestinal function, and immune function. SCFAs also affect the function and fate of immune cells. This finding provides a new concept in immune metabolism and a better understanding of the regulatory role of SCFAs in the immune system, which impacts the prevention and treatment of disease. The mechanism by which SCFAs induce or regulate the immune response is becoming increasingly clear. This review summarizes the different mechanisms through which SCFAs act in cells. According to the latest research, the regulatory role of SCFAs in the innate immune system, including in NLRP3 inflammasomes, receptors of TLR family members, neutrophils, macrophages, natural killer cells, eosinophils, basophils and innate lymphocyte subsets, is emphasized. The regulatory role of SCFAs in the adaptive immune system, including in T-cell subsets, B cells, and plasma cells, is also highlighted. In addition, we discuss the role that SCFAs play in regulating allergic airway inflammation, colitis, and osteoporosis by influencing the immune system. These findings provide evidence for determining treatment options based on metabolic regulation.","container-title":"Frontiers in Immunology","DOI":"10.3389/fimmu.2023.1186892","ISSN":"1664-3224","journalAbbreviation":"Front Immunol","note":"PMID: 37215145\nPMCID: PMC10196242","page":"1186892","source":"PubMed Central","title":"Regulation of short-chain fatty acids in the immune system","volume":"14","author":[{"family":"Liu","given":"Xiao-feng"},{"family":"Shao","given":"Jia-hao"},{"family":"Liao","given":"Yi-Tao"},{"family":"Wang","given":"Li-Ning"},{"family":"Jia","given":"Yuan"},{"family":"Dong","given":"Peng-jun"},{"family":"Liu","given":"Zhi-zhong"},{"family":"He","given":"Dan-dan"},{"family":"Li","given":"Chao"},{"family":"Zhang","given":"Xian"}],"issued":{"date-parts":[["2023",5,5]]}}}],"schema":"https://github.com/citation-style-language/schema/raw/master/csl-citation.json"} </w:instrText>
+      </w:r>
+      <w:r>
+        <w:fldChar w:fldCharType="separate"/>
+      </w:r>
+      <w:r>
+        <w:t>(Corrêa-Oliveira et al., 2016; Liu, Shao, et al., 2023)</w:t>
+      </w:r>
+      <w:r>
+        <w:fldChar w:fldCharType="end"/>
+      </w:r>
+      <w:r>
+        <w:t>.</w:t>
+      </w:r>
+      <w:r>
+        <w:t xml:space="preserve"> SCFA’s support </w:t>
+      </w:r>
+      <w:r>
+        <w:t xml:space="preserve">anti-inflammatory </w:t>
+      </w:r>
+      <w:r>
+        <w:t xml:space="preserve">mechanisms that promote immune tolerance of the microbiome including </w:t>
+      </w:r>
+      <w:r>
+        <w:t>promotion of anti-inflammatory regulatory T cell activity</w:t>
+      </w:r>
+      <w:r>
+        <w:t xml:space="preserve"> </w:t>
+      </w:r>
+      <w:r>
+        <w:fldChar w:fldCharType="begin"/>
+      </w:r>
+      <w:r>
+        <w:instrText xml:space="preserve"> ADDIN ZOTERO_ITEM CSL_CITATION {"citationID":"F0dZSKDI","properties":{"formattedCitation":"(Arpaia et al., 2013; Furusawa et al., 2013)","plainCitation":"(Arpaia et al., 2013; Furusawa et al., 2013)","noteIndex":0},"citationItems":[{"id":3266,"uris":["http://zotero.org/users/13901503/items/ZX3K6GKV"],"itemData":{"id":3266,"type":"article-journal","abstract":"In mice, provision of butyrate—a short-chain fatty acid produced by commensal microorganisms during starch fermentation—facilitates extrathymic generation and differentiation of Foxp3+ regulatory T cells, demonstrating that metabolic by-products are sensed by cells of the immune system and affect the balance between pro- and anti-inflammatory cells.","container-title":"Nature","DOI":"10.1038/nature12726","ISSN":"1476-4687","issue":"7480","language":"en","license":"2013 Springer Nature Limited","note":"publisher: Nature Publishing Group","page":"451-455","source":"www.nature.com","title":"Metabolites produced by commensal bacteria promote peripheral regulatory T-cell generation","volume":"504","author":[{"family":"Arpaia","given":"Nicholas"},{"family":"Campbell","given":"Clarissa"},{"family":"Fan","given":"Xiying"},{"family":"Dikiy","given":"Stanislav"},{"family":"Veeken","given":"Joris","non-dropping-particle":"van der"},{"family":"deRoos","given":"Paul"},{"family":"Liu","given":"Hui"},{"family":"Cross","given":"Justin R."},{"family":"Pfeffer","given":"Klaus"},{"family":"Coffer","given":"Paul J."},{"family":"Rudensky","given":"Alexander Y."}],"issued":{"date-parts":[["2013",12]]}}},{"id":3264,"uris":["http://zotero.org/users/13901503/items/8XXJ4CBR"],"itemData":{"id":3264,"type":"article-journal","abstract":"The gut microbial metabolite butyrate is shown to induce the differentiation of colonic T regulatory cells in mice and to ameliorate the development of colitis; it also increases histone H3 acetylation at the Foxp3 promoter.","container-title":"Nature","DOI":"10.1038/nature12721","ISSN":"1476-4687","issue":"7480","language":"en","license":"2013 Springer Nature Limited","note":"publisher: Nature Publishing Group","page":"446-450","source":"www.nature.com","title":"Commensal microbe-derived butyrate induces the differentiation of colonic regulatory T cells","volume":"504","author":[{"family":"Furusawa","given":"Yukihiro"},{"family":"Obata","given":"Yuuki"},{"family":"Fukuda","given":"Shinji"},{"family":"Endo","given":"Takaho A."},{"family":"Nakato","given":"Gaku"},{"family":"Takahashi","given":"Daisuke"},{"family":"Nakanishi","given":"Yumiko"},{"family":"Uetake","given":"Chikako"},{"family":"Kato","given":"Keiko"},{"family":"Kato","given":"Tamotsu"},{"family":"Takahashi","given":"Masumi"},{"family":"Fukuda","given":"Noriko N."},{"family":"Murakami","given":"Shinnosuke"},{"family":"Miyauchi","given":"Eiji"},{"family":"Hino","given":"Shingo"},{"family":"Atarashi","given":"Koji"},{"family":"Onawa","given":"Satoshi"},{"family":"Fujimura","given":"Yumiko"},{"family":"Lockett","given":"Trevor"},{"family":"Clarke","given":"Julie M."},{"family":"Topping","given":"David L."},{"family":"Tomita","given":"Masaru"},{"family":"Hori","given":"Shohei"},{"family":"Ohara","given":"Osamu"},{"family":"Morita","given":"Tatsuya"},{"family":"Koseki","given":"Haruhiko"},{"family":"Kikuchi","given":"Jun"},{"family":"Honda","given":"Kenya"},{"family":"Hase","given":"Koji"},{"family":"Ohno","given":"Hiroshi"}],"issued":{"date-parts":[["2013",12]]}}}],"schema":"https://github.com/citation-style-language/schema/raw/master/csl-citation.json"} </w:instrText>
       </w:r>
       <w:r>
         <w:fldChar w:fldCharType="separate"/>
@@ -661,89 +851,19 @@
         <w:rPr>
           <w:noProof/>
         </w:rPr>
-        <w:t>(Dennis, 1994; Zhang &amp; Rock, 2008)</w:t>
-      </w:r>
-      <w:r>
-        <w:fldChar w:fldCharType="end"/>
-      </w:r>
-      <w:r>
-        <w:t xml:space="preserve"> </w:t>
-      </w:r>
-      <w:r>
-        <w:t xml:space="preserve">and </w:t>
-      </w:r>
-      <w:r>
-        <w:t>may compromise</w:t>
-      </w:r>
-      <w:r>
-        <w:t xml:space="preserve"> integrity during extended periods of high temperatures. Further, </w:t>
-      </w:r>
-      <w:r>
-        <w:t>an increase in anaerobic pathways</w:t>
-      </w:r>
-      <w:r>
-        <w:t>,</w:t>
-      </w:r>
-      <w:r>
-        <w:t xml:space="preserve"> </w:t>
-      </w:r>
-      <w:r>
-        <w:t xml:space="preserve">including </w:t>
-      </w:r>
-      <w:r>
-        <w:t xml:space="preserve">the </w:t>
-      </w:r>
-      <w:r>
-        <w:t>reductive TCA cycle</w:t>
-      </w:r>
-      <w:r>
-        <w:t xml:space="preserve"> and several involved in glycolysis,</w:t>
-      </w:r>
-      <w:r>
-        <w:t xml:space="preserve"> </w:t>
-      </w:r>
-      <w:r>
-        <w:t xml:space="preserve">alongside a decrease in pathways that </w:t>
-      </w:r>
-      <w:r>
-        <w:lastRenderedPageBreak/>
-        <w:t>support aerobic metabolism</w:t>
-      </w:r>
-      <w:r>
-        <w:t xml:space="preserve"> </w:t>
-      </w:r>
-      <w:r>
-        <w:t>may reflect a</w:t>
-      </w:r>
-      <w:r>
-        <w:t xml:space="preserve"> response to increased gut hypoxia at high temperatures </w:t>
-      </w:r>
-      <w:r>
-        <w:t>(Fig 4B)</w:t>
-      </w:r>
-      <w:r>
-        <w:fldChar w:fldCharType="begin"/>
-      </w:r>
-      <w:r>
-        <w:instrText xml:space="preserve"> ADDIN ZOTERO_ITEM CSL_CITATION {"citationID":"RZiOC71a","properties":{"formattedCitation":"(Hall et al., 1999)","plainCitation":"(Hall et al., 1999)","noteIndex":0},"citationItems":[{"id":3205,"uris":["http://zotero.org/users/13901503/items/CADITA73"],"itemData":{"id":3205,"type":"article-journal","abstract":"Exposure of conscious animals to environmental heat stress increases portal venous radical content. The nature of the observed heat stress-inducible radical molecules suggests that hyperthermia produces cellular hypoxic stress in liver and intestine. To investigate this hypothesis, conscious rats bearing in-dwelling portal venous and femoral artery catheters were exposed to normothermic or hyperthermic conditions. Blood gas levels were monitored during heat stress and for 24 h following heat exposure. Hyperthermia significantly increased arterial O2 saturation, splanchnic arterial-venous O2 difference, and venous</w:instrText>
-      </w:r>
-      <w:r>
-        <w:rPr>
-          <w:rFonts w:ascii="Cambria Math" w:hAnsi="Cambria Math" w:cs="Cambria Math"/>
-        </w:rPr>
-        <w:instrText>𝑃</w:instrText>
-      </w:r>
-      <w:r>
-        <w:instrText xml:space="preserve">⁢CO2P⁢CO2, while decreasing venous O2 saturation and venous pH. One hour after heat exposure, liver glycogen levels were decreased </w:instrText>
-      </w:r>
-      <w:r>
-        <w:rPr>
-          <w:rFonts w:ascii="Cambria Math" w:hAnsi="Cambria Math" w:cs="Cambria Math"/>
-        </w:rPr>
-        <w:instrText>∼</w:instrText>
-      </w:r>
-      <w:r>
-        <w:instrText xml:space="preserve">20%. Two hours after heat exposure, the splanchnic arterial-venous O2 difference remained elevated in heat-stressed animals despite normal Tc. A second group of rats was exposed to similar conditions while receiving intra-arterial injections of the hypoxic cell marker [3H]misonidazole. Liver and intestine were biopsied, and [3H]misonidazole content was quantified. Heat stress increased tissue [3H]misonidazole retention 80% in the liver and 29% in the small intestine. Cellular [3H]misonidazole levels were significantly elevated in intestinal epithelial cells and liver zone 2 and 3 hepatocytes and Kupffer cells. This effect was most prominent in the proximal small intestine and small liver lobi. These data provide evidence that hyperthermia produces cellular hypoxia and metabolic stress in splanchnic tissues and suggest that cellular metabolic stress may contribute to radical generation during heat stress.","container-title":"American Journal of Physiology-Gastrointestinal and Liver Physiology","DOI":"10.1152/ajpgi.1999.276.5.G1195","ISSN":"0193-1857","issue":"5","note":"publisher: American Physiological Society","page":"G1195-G1203","source":"journals.physiology.org (Atypon)","title":"Splanchnic tissues undergo hypoxic stress  during whole body hyperthermia","volume":"276","author":[{"family":"Hall","given":"David M."},{"family":"Baumgardner","given":"Kirk R."},{"family":"Oberley","given":"Terry D."},{"family":"Gisolfi","given":"Carl V."}],"issued":{"date-parts":[["1999",5]]}}}],"schema":"https://github.com/citation-style-language/schema/raw/master/csl-citation.json"} </w:instrText>
+        <w:t>(Arpaia et al., 2013; Furusawa et al., 2013)</w:t>
+      </w:r>
+      <w:r>
+        <w:fldChar w:fldCharType="end"/>
+      </w:r>
+      <w:r>
+        <w:t xml:space="preserve"> and the suppression of proinflammatory cytokine signaling </w:t>
+      </w:r>
+      <w:r>
+        <w:fldChar w:fldCharType="begin"/>
+      </w:r>
+      <w:r>
+        <w:instrText xml:space="preserve"> ADDIN ZOTERO_ITEM CSL_CITATION {"citationID":"NLmuonGp","properties":{"formattedCitation":"(Hung et al., 2023; Klampfer et al., 2003)","plainCitation":"(Hung et al., 2023; Klampfer et al., 2003)","noteIndex":0},"citationItems":[{"id":3176,"uris":["http://zotero.org/users/13901503/items/HTMPX6GE"],"itemData":{"id":3176,"type":"article-journal","abstract":"Monocytes are a major population of circulating immune cells that play a crucial role in producing pro-inflammatory cytokines in the body. The actions of monocytes are known to be influenced by the combinations and concentrations of certain fatty acids (FAs) in blood and dietary fats. However, systemic comparisons of the effects of FAs on cytokine secretion by monocytes have not be performed. In this study, we compared how six saturated FAs (SFAs), two monounsaturated FAs (MUFAs), and seven polyunsaturated FAs (PUFAs) modulate human THP-1 monocyte secretion of TNF, IL-1β, and IL-6 in the absence or presence of lipopolysaccharide. SFAs generally stimulated resting THP-1 cells to secrete pro-inflammatory cytokines, with stearic acid being the most potent species. In contrast, MUFAs and PUFAs inhibited lipopolysaccharide-induced secretion of pro-inflammatory cytokines. Interestingly, the inhibitory potentials of MUFAs and PUFAs followed U-shaped (TNF and IL-1β) or inverted U-shaped (IL-6) dose–response curves. Among the MUFAs and PUFAs that were analyzed, docosahexaenoic acid (C22:6 n-3) exhibited the largest number of double bonds and was found to be the most potent anti-inflammatory compound. Together, our findings reveal that the chemical compositions and concentrations of dietary FAs are key factors in the intricate regulation of monocyte-mediated inflammation.","container-title":"Scientific Reports","DOI":"10.1038/s41598-023-32710-5","ISSN":"2045-2322","issue":"1","journalAbbreviation":"Sci Rep","language":"en","license":"2023 The Author(s)","note":"publisher: Nature Publishing Group","page":"5511","source":"www.nature.com","title":"Dietary fatty acids differentially affect secretion of pro-inflammatory cytokines in human THP-1 monocytes","volume":"13","author":[{"family":"Hung","given":"Hao-Chang"},{"family":"Tsai","given":"Sheng-Feng"},{"family":"Chou","given":"Hsuan-Wen"},{"family":"Tsai","given":"Ming-Jun"},{"family":"Hsu","given":"Pei-Ling"},{"family":"Kuo","given":"Yu-Min"}],"issued":{"date-parts":[["2023",4,4]]}}},{"id":2208,"uris":["http://zotero.org/users/13901503/items/CGJLGGCV"],"itemData":{"id":2208,"type":"article-journal","abstract":"The short chain fatty acid butyrate promotes proliferation and survival of normal epithelial cells, but induces G1 or G2-M arrest in transformed cells, which is coupled to differentiation and apoptosis. Local administration of butyrate has been shown to ameliorate inflammation in ulcerative colitis; however, the precise mechanism of its anti-inflammatory activity is not known. IFN-γ is one of the principle cytokines secreted by lamina propria cells in inflamed mucosa and elevated levels of the transcription factor required for IFN-γ signaling, STAT1 (signal transducer and activator of transcription 1), are present in the colonic mucosa of patients with ulcerative colitis and Crohn's disease. Here we report that butyrate is a strong inhibitor of signaling by IFN-γ. We demonstrated that this short chain fatty acid inhibits IFN-γ-induced tyrosine and serine phosphorylation of STAT1. IFN-γ-induced JAK2 activation was inhibited by butyrate, implicating JAK2 as a target of butyrate action. Accordingly, STAT1 nuclear translocation and its DNA binding were completely inhibited in butyrate-treated cells. Transient transfection experiments using a reporter gene construct containing eight GAS sites (γ-activated sites) revealed that butyrate inhibits IFN-γ induced, STAT1-dependent, transcriptional activation. Proinflammatory cytokines, including IFN-γ, play an important role in the pathogenesis of inflammatory bowel disease, and abnormal activity of STAT1 is associated with human malignancies and intestinal inflammatory diseases. Thus, our data suggest that butyrate negatively regulates mucosal inflammation through the inhibition of IFN-γ/STAT1 signaling.","container-title":"Molecular Cancer Research","ISSN":"1541-7786","issue":"11","journalAbbreviation":"Molecular Cancer Research","page":"855-862","source":"Silverchair","title":"Inhibition of Interferon γ Signaling by the Short Chain Fatty Acid Butyrate1","volume":"1","author":[{"family":"Klampfer","given":"Lidija"},{"family":"Huang","given":"Jie"},{"family":"Sasazuki","given":"Takehiko"},{"family":"Shirasawa","given":"Senji"},{"family":"Augenlicht","given":"Leonard"}],"issued":{"date-parts":[["2003",9,1]]}}}],"schema":"https://github.com/citation-style-language/schema/raw/master/csl-citation.json"} </w:instrText>
       </w:r>
       <w:r>
         <w:fldChar w:fldCharType="separate"/>
@@ -752,343 +872,1634 @@
         <w:rPr>
           <w:noProof/>
         </w:rPr>
-        <w:t>(Hall et al., 1999)</w:t>
-      </w:r>
-      <w:r>
-        <w:fldChar w:fldCharType="end"/>
-      </w:r>
-      <w:r>
-        <w:t xml:space="preserve"> and help maintain energy production under increased oxygen limitation</w:t>
-      </w:r>
-      <w:r>
-        <w:t>. However, the</w:t>
-      </w:r>
-      <w:r>
-        <w:t>se</w:t>
-      </w:r>
-      <w:r>
-        <w:t xml:space="preserve"> anaerobic pathways</w:t>
-      </w:r>
-      <w:r>
-        <w:t xml:space="preserve"> are </w:t>
-      </w:r>
-      <w:r>
-        <w:t xml:space="preserve">primarily </w:t>
-      </w:r>
-      <w:r>
-        <w:t xml:space="preserve">used in </w:t>
-      </w:r>
-      <w:r>
-        <w:t>simple carbohydrate metabolism</w:t>
-      </w:r>
-      <w:r>
-        <w:t xml:space="preserve"> a</w:t>
-      </w:r>
-      <w:r>
-        <w:t>nd coincide with a decline in complex polysaccharide fermentation</w:t>
-      </w:r>
-      <w:r>
-        <w:t xml:space="preserve">, these changes may </w:t>
-      </w:r>
-      <w:r>
-        <w:t>eventually decrease overall energy availability</w:t>
-      </w:r>
-      <w:r>
-        <w:t xml:space="preserve"> (). </w:t>
+        <w:t>(Hung et al., 2023; Klampfer et al., 2003)</w:t>
+      </w:r>
+      <w:r>
+        <w:fldChar w:fldCharType="end"/>
+      </w:r>
+      <w:r>
+        <w:t>. In addition, SCFA’s, particularly butyrate, are the</w:t>
+      </w:r>
+      <w:r>
+        <w:t xml:space="preserve"> primary energy source for colonic epithelial cells, helping to maintain the integrity of the intestinal barrier</w:t>
+      </w:r>
+      <w:r>
+        <w:t xml:space="preserve"> </w:t>
+      </w:r>
+      <w:r>
+        <w:fldChar w:fldCharType="begin"/>
+      </w:r>
+      <w:r>
+        <w:instrText xml:space="preserve"> ADDIN ZOTERO_ITEM CSL_CITATION {"citationID":"GyT07F19","properties":{"formattedCitation":"(Donohoe et al., 2011)","plainCitation":"(Donohoe et al., 2011)","noteIndex":0},"citationItems":[{"id":3688,"uris":["http://zotero.org/users/13901503/items/45UWS9R3"],"itemData":{"id":3688,"type":"article-journal","container-title":"Cell Metabolism","DOI":"10.1016/j.cmet.2011.02.018","ISSN":"1550-4131","issue":"5","journalAbbreviation":"Cell Metabolism","language":"English","note":"publisher: Elsevier\nPMID: 21531334","page":"517-526","source":"www.cell.com","title":"The Microbiome and Butyrate Regulate Energy Metabolism and Autophagy in the Mammalian Colon","volume":"13","author":[{"family":"Donohoe","given":"Dallas R."},{"family":"Garge","given":"Nikhil"},{"family":"Zhang","given":"Xinxin"},{"family":"Sun","given":"Wei"},{"family":"O'Connell","given":"Thomas M."},{"family":"Bunger","given":"Maureen K."},{"family":"Bultman","given":"Scott J."}],"issued":{"date-parts":[["2011",5,4]]}}}],"schema":"https://github.com/citation-style-language/schema/raw/master/csl-citation.json"} </w:instrText>
+      </w:r>
+      <w:r>
+        <w:fldChar w:fldCharType="separate"/>
+      </w:r>
+      <w:r>
+        <w:rPr>
+          <w:noProof/>
+        </w:rPr>
+        <w:t>(Donohoe et al., 2011)</w:t>
+      </w:r>
+      <w:r>
+        <w:fldChar w:fldCharType="end"/>
+      </w:r>
+      <w:r>
+        <w:t>.</w:t>
+      </w:r>
+      <w:r>
+        <w:t xml:space="preserve"> Importantly, </w:t>
+      </w:r>
+      <w:r>
+        <w:t>declines in abu</w:t>
+      </w:r>
+      <w:r>
+        <w:t>n</w:t>
+      </w:r>
+      <w:r>
+        <w:t>dances of</w:t>
+      </w:r>
+      <w:r>
+        <w:t xml:space="preserve"> obligate taxa </w:t>
+      </w:r>
+      <w:r>
+        <w:t>and SCFA’s are</w:t>
+      </w:r>
+      <w:r>
+        <w:t xml:space="preserve"> associated with chronic inflammatory disorders</w:t>
+      </w:r>
+      <w:r>
+        <w:t xml:space="preserve"> </w:t>
+      </w:r>
+      <w:r>
+        <w:fldChar w:fldCharType="begin"/>
+      </w:r>
+      <w:r>
+        <w:instrText xml:space="preserve"> ADDIN ZOTERO_ITEM CSL_CITATION {"citationID":"PUhTnYps","properties":{"formattedCitation":"(Frank et al., 2007; Ott et al., 2004; F. Zhang et al., 2022)","plainCitation":"(Frank et al., 2007; Ott et al., 2004; F. Zhang et al., 2022)","noteIndex":0},"citationItems":[{"id":3541,"uris":["http://zotero.org/users/13901503/items/G4H9JM44"],"itemData":{"id":3541,"type":"article-journal","abstract":"The two primary human inflammatory bowel diseases, Crohn's disease (CD) and ulcerative colitis (UC), are idiopathic relapsing disorders characterized by chronic inflammation of the intestinal tract. Although several lines of reasoning suggest that gastrointestinal (GI) microbes influence inflammatory bowel disease (IBD) pathogenesis, the types of microbes involved have not been adequately described. Here we report the results of a culture-independent rRNA sequence analysis of GI tissue samples obtained from CD and UC patients, as well as non-IBD controls. Specimens were obtained through surgery from a variety of intestinal sites and included both pathologically normal and abnormal states. Our results provide comprehensive molecular-based analysis of the microbiota of the human small intestine. Comparison of clone libraries reveals statistically significant differences between the microbiotas of CD and UC patients and those of non-IBD controls. Significantly, our results indicate that a subset of CD and UC samples contained abnormal GI microbiotas, characterized by depletion of commensal bacteria, notably members of the phyla Firmicutes and Bacteroidetes. Patient stratification by GI microbiota provides further evidence that CD represents a spectrum of disease states and suggests that treatment of some forms of IBD may be facilitated by redress of the detected microbiological imbalances.","container-title":"Proceedings of the National Academy of Sciences","DOI":"10.1073/pnas.0706625104","issue":"34","note":"publisher: Proceedings of the National Academy of Sciences","page":"13780-13785","source":"www-pnas-org.proxy.lib.umich.edu (Atypon)","title":"Molecular-phylogenetic characterization of microbial community imbalances in human inflammatory bowel diseases","volume":"104","author":[{"family":"Frank","given":"Daniel N."},{"family":"St. Amand","given":"Allison L."},{"family":"Feldman","given":"Robert A."},{"family":"Boedeker","given":"Edgar C."},{"family":"Harpaz","given":"Noam"},{"family":"Pace","given":"Norman R."}],"issued":{"date-parts":[["2007",8,21]]}}},{"id":3543,"uris":["http://zotero.org/users/13901503/items/LDVN6UJ4"],"itemData":{"id":3543,"type":"article-journal","abstract":"Background and aims: The intestinal bacterial microflora plays an important role in the aetiology of inflammatory bowel disease (IBD). As most of the colonic bacteria cannot be identified by culture techniques, genomic technology can be used for analysis of the composition of the microflora.\nPatients and methods: The mucosa associated colonic microflora of 57 patients with active inflammatory bowel disease and 46 controls was investigated using 16S rDNA based single strand conformation polymorphism (SSCP) fingerprint, cloning experiments, and real time polymerase chain reaction (PCR).\nResults: Full length sequencing of 1019 clones from 16S rDNA libraries (n = 3) revealed an overall bacterial diversity of 83 non-redundant sequences—among them, only 49 known bacterial species. Molecular epidemiology of the composition of the colonic microflora was investigated by SSCP. Diversity of the microflora in Crohn’s disease was reduced to 50% compared with controls (21.7 v 50.4; p&lt;0.0001) and to 30% in ulcerative colitis (17.2 v 50.4; p&lt;0.0001). The reduction in diversity in inflammatory bowel disease was due to loss of normal anaerobic bacteria such as Bacteroides species, Eubacterium species, and Lactobacillus species, as revealed by direct sequencing of variable bands and confirmed by real time PCR. Bacterial diversity in the Crohn’s group showed no association with CARD15/NOD2 status.\nConclusions: Mucosal inflammation in inflammatory bowel disease is associated with loss of normal anaerobic bacteria. This effect is independent of NOD2/CARD15 status of patients.","container-title":"Gut","DOI":"10.1136/gut.2003.025403","ISSN":"0017-5749, 1468-3288","issue":"5","language":"en","license":"Copyright 2004 by Gut","note":"publisher: BMJ Publishing Group\nsection: Inflammatory bowel disease\nPMID: 15082587","page":"685-693","source":"gut-bmj-com.proxy.lib.umich.edu","title":"Reduction in diversity of the colonic mucosa associated bacterial microflora in patients with active inflammatory bowel disease","volume":"53","author":[{"family":"Ott","given":"S. J."},{"family":"Musfeldt","given":"M."},{"family":"Wenderoth","given":"D. F."},{"family":"Hampe","given":"J."},{"family":"Brant","given":"O."},{"family":"Fölsch","given":"U. R."},{"family":"Timmis","given":"K. N."},{"family":"Schreiber","given":"S."}],"issued":{"date-parts":[["2004",5,1]]}}},{"id":2189,"uris":["http://zotero.org/users/13901503/items/WZLVS6S3"],"itemData":{"id":2189,"type":"article-journal","abstract":"Dietary fiber intake in humans is nowadays substantially decreased as compared to the communities of ancestral populations. Accompanying that, the incidences of inflammatory bowel disease (IBD), allergy, and other autoimmune diseases are steadily increasing over the past 60 years, especially in high-income countries, which is partly attributed to the changing dietary habit in modern societies. Chronic inflammation triggered by immune disorders is the central part of the pathophysiology of various non-communicable diseases. Dietary fiber intake is inexorably linked to the gut microbiome leading to the reduction of inflammation. This review explores how dietary fibers modulate the gut microbiota composition and function leading to the alteration of host physiology. High-fiber dietary regime has been consistently shown to increase the microbiome alpha diversity and short-chain fatty acids (SCFAs)-producing bacteria in the human gut. SCFAs are the main players in the interplay between diet, microbiota, and host health. In clinical settings, therapies with high fiber or SCFA supplementations are proposed for inflammatory diseases. However, due to greater variations in the dosage, type, and duration of dietary fiber intervention in different clinical trials, the effects remain controversial. Unraveling the mechanisms exerted by dietary fiber in synergy with the gut microbiome in human pathophysiology holds a promising prospect in guiding next-generation precision therapies.","container-title":"Medicine in Microecology","DOI":"10.1016/j.medmic.2022.100070","ISSN":"2590-0978","journalAbbreviation":"Medicine in Microecology","page":"100070","source":"ScienceDirect","title":"The gut microbiome: linking dietary fiber to inflammatory diseases","title-short":"The gut microbiome","volume":"14","author":[{"family":"Zhang","given":"Feng"},{"family":"Fan","given":"Dejun"},{"family":"Huang","given":"Jian-lin"},{"family":"Zuo","given":"Tao"}],"issued":{"date-parts":[["2022",12,1]]}}}],"schema":"https://github.com/citation-style-language/schema/raw/master/csl-citation.json"} </w:instrText>
+      </w:r>
+      <w:r>
+        <w:fldChar w:fldCharType="separate"/>
+      </w:r>
+      <w:r>
+        <w:rPr>
+          <w:noProof/>
+        </w:rPr>
+        <w:t>(Frank et al., 2007; Ott et al., 2004; F. Zhang et al., 2022)</w:t>
+      </w:r>
+      <w:r>
+        <w:fldChar w:fldCharType="end"/>
+      </w:r>
+      <w:r>
+        <w:t xml:space="preserve">, </w:t>
+      </w:r>
+      <w:r>
+        <w:t xml:space="preserve">underscoring their importance for maintaining homeostasis between the gut microbiome and host immunity. </w:t>
+      </w:r>
+      <w:r>
+        <w:t xml:space="preserve">Changes in microbiome composition during heat stress have been associated with both immune function </w:t>
+      </w:r>
+      <w:r>
+        <w:fldChar w:fldCharType="begin"/>
+      </w:r>
+      <w:r>
+        <w:instrText xml:space="preserve"> ADDIN ZOTERO_ITEM CSL_CITATION {"citationID":"pLZZrluM","properties":{"formattedCitation":"(Chen et al., 2018; Yu et al., 2024)","plainCitation":"(Chen et al., 2018; Yu et al., 2024)","noteIndex":0},"citationItems":[{"id":3108,"uris":["http://zotero.org/users/13901503/items/989JE4MX"],"itemData":{"id":3108,"type":"article-journal","abstract":"Abstract\n            \n              The microbiome has emerged as a new player on behavior, physiology and stress because of its significant effects on the brain-gut axis. The aim of this study was to increase our understanding of brain-gut function in dairy cows. We investigated the effects of a heat-stress (HS) environment and individual differences of heat sensitivity (IH) on bovine physiological characteristics and microbial composition. Results indicate that both HS and IH increased rectal temperature (RT) (\n              P\n               &lt; 0.05). An HS environment increased plasma, as well as milk cortisol and cytokines in plasma; however, it decreased plasma, and milk oxytocin, triiodothyronine, and thyroxine (\n              P\n               &lt; 0.05) levels. Exposure to an HS environment reduced the diversity of the fecal microbial population, and resulted in a higher expression of diseases, the environmental adaptation pathway, and the immune related pathway, whereas it lowered the expression of metabolic pathways (\n              P\n               &lt; 0.05). High heat sensitive cows have upregulated metabolisms, environmental adaptation and cellular process pathways, and a downregulated neurodegenerative disease pathway (\n              P\n               &lt; 0.05). Thus, we conclude that exposure to an HS environment modulates physiological characteristics, which may interplay with microbial activity, and in turn, alter the circulation levels of cytokines, implicating the role of the brain-gut axis in dairy cows. The HS environment affected physiological characteristics, cytokine levels, and microbial composition, but IH influenced RT and fecal microbial functions.","container-title":"Scientific Reports","DOI":"10.1038/s41598-018-32886-1","ISSN":"2045-2322","issue":"1","journalAbbreviation":"Sci Rep","language":"en","page":"14606","source":"DOI.org (Crossref)","title":"Exposure to heat-stress environment affects the physiology, circulation levels of cytokines, and microbiome in dairy cows","volume":"8","author":[{"family":"Chen","given":"Siyu"},{"family":"Wang","given":"Jian"},{"family":"Peng","given":"Dandan"},{"family":"Li","given":"Gan"},{"family":"Chen","given":"Jian"},{"family":"Gu","given":"Xianhong"}],"issued":{"date-parts":[["2018",10,2]]}}},{"id":3059,"uris":["http://zotero.org/users/13901503/items/984DGQQS"],"itemData":{"id":3059,"type":"article-journal","abstract":"Recent studies indicate that heat stress pathophysiology is associated with intestinal barrier dysfunction, local and systemic inflammation, and gut dysbiosis. However, inconclusive results and a poor description of tissue-specific changes must be addressed to identify potential intervention targets against heat stress illness in growing calves. Therefore, the objective of this study was to evaluate components of the intestinal barrier, pro- and anti-inflammatory signals, and microbiota community composition in Holstein bull calves exposed to heat stress. Animals (mean age = 12 wk old; mean body weight = 122 kg) penned individually in temperature-controlled rooms were assigned to (1) thermoneutral conditions (constant room temperature at 19.5°C) and restricted offer of feed (TNR, n = 8), or (2) heat stress conditions (cycles of room temperatures ranging from 20 to 37.8°C) along with ad libitum offer of feed (HS, n = 8) for 7 d. Upon treatment completion, sections of the jejunum, ileum, and colon were collected and snap-frozen immediately to evaluate gene and protein expression, cytokine concentrations, and myeloperoxidase activity. Digesta aliquots of the ileum, colon, and rectum were collected to assess bacterial communities. Plasma was harvested on d 2, 5, and 7 to determine cytokine concentrations. Overall, results showed a section-specific effect of HS on intestinal integrity. Jejunal mRNA expression of TJP1 was decreased by 70.9% in HS relative to TNR calves. In agreement, jejunal expression of heat shock transcription factor-1 protein, a known tight junction protein expression regulator, decreased by 48% in HS calves. Jejunal analyses showed that HS decreased concentrations of IL-1α by 36.6% and tended to decrease the concentration of IL-17A. Conversely, HS elicited a 3.5-fold increase in jejunal concentration of anti-inflammatory IL-36 receptor antagonist. Plasma analysis of pro-inflammatory cytokines showed that IL-6 decreased by 51% in HS relative to TNR calves. Heat stress alteration of the large intestine bacterial communities was characterized by increased genus Butyrivibrio_3, a known butyrate-producing organism, and changes in bacteria metabolism of energy and AA. A strong positive correlation between the rectal temperature and pro-inflammatory Eggerthii spp. was detected in HS calves. In conclusion, this work indicates that HS impairs the intestinal barrier function of jejunum. The pro- and anti-inflammatory signal changes may be part of a broader response to restore intestinal homeostasis in jejunum. The changes in large intestine bacterial communities favoring butyrate-producing organisms (e.g., Butyrivibrio spp.) may be part of a successful response to maintain the integrity of the colonic mucosa of HS calves. The alteration of intestinal homeostasis should be the target for heat stress therapies to restore biological functions, and, thus highlights the relevance of this work.","container-title":"Journal of Dairy Science","DOI":"10.3168/jds.2023-23873","ISSN":"0022-0302","issue":"2","journalAbbreviation":"Journal of Dairy Science","page":"1175-1196","source":"ScienceDirect","title":"Heat stress–associated changes in the intestinal barrier, inflammatory signals, and microbiome communities in dairy calves","volume":"107","author":[{"family":"Yu","given":"Z."},{"family":"Cantet","given":"J. M."},{"family":"Paz","given":"H. A."},{"family":"Kaufman","given":"J. D."},{"family":"Orellano","given":"M. S."},{"family":"Ipharraguerre","given":"I. R."},{"family":"Ríus","given":"A. G."}],"issued":{"date-parts":[["2024",2,1]]}}}],"schema":"https://github.com/citation-style-language/schema/raw/master/csl-citation.json"} </w:instrText>
+      </w:r>
+      <w:r>
+        <w:fldChar w:fldCharType="separate"/>
+      </w:r>
+      <w:r>
+        <w:rPr>
+          <w:noProof/>
+        </w:rPr>
+        <w:t>(Chen et al., 2018; Yu et al., 2024)</w:t>
+      </w:r>
+      <w:r>
+        <w:fldChar w:fldCharType="end"/>
+      </w:r>
+      <w:r>
+        <w:t xml:space="preserve"> declines in SCFA concentration </w:t>
+      </w:r>
+      <w:r>
+        <w:fldChar w:fldCharType="begin"/>
+      </w:r>
+      <w:r>
+        <w:instrText xml:space="preserve"> ADDIN ZOTERO_ITEM CSL_CITATION {"citationID":"96RB1402","properties":{"formattedCitation":"(Tajima et al., 2007)","plainCitation":"(Tajima et al., 2007)","noteIndex":0},"citationItems":[{"id":1974,"uris":["http://zotero.org/users/13901503/items/TEZ5HVYB"],"itemData":{"id":1974,"type":"article-journal","abstract":"The effect of heat and humidity stresses on the rumen bacterial molecular diversity of heifers was studied. No statistically significant changes in the rumen microbiota composition were found in the first experiment (average body mass 250kg) while in the second and third experiments (additional variables included the relative humidity and body weight), the microbiota composition was significantly different at elevated environmental temperatures and humidity. These shifts were accompanied by the decrease in concentration of short-chain fatty acids in the rumen.","container-title":"Anaerobe","DOI":"10.1016/j.anaerobe.2006.12.001","ISSN":"1075-9964","issue":"2","journalAbbreviation":"Anaerobe","page":"57-64","source":"ScienceDirect","title":"Influence of high temperature and humidity on rumen bacterial diversity in Holstein heifers","volume":"13","author":[{"family":"Tajima","given":"Kiyoshi"},{"family":"Nonaka","given":"Itoko"},{"family":"Higuchi","given":"Kouji"},{"family":"Takusari","given":"Naozumi"},{"family":"Kurihara","given":"Mitsunori"},{"family":"Takenaka","given":"Akio"},{"family":"Mitsumori","given":"Makoto"},{"family":"Kajikawa","given":"Hiroshi"},{"family":"Aminov","given":"Rustam I."}],"issued":{"date-parts":[["2007",4,1]]}}}],"schema":"https://github.com/citation-style-language/schema/raw/master/csl-citation.json"} </w:instrText>
+      </w:r>
+      <w:r>
+        <w:fldChar w:fldCharType="separate"/>
+      </w:r>
+      <w:r>
+        <w:rPr>
+          <w:noProof/>
+        </w:rPr>
+        <w:t>(Tajima et al., 2007)</w:t>
+      </w:r>
+      <w:r>
+        <w:fldChar w:fldCharType="end"/>
+      </w:r>
+      <w:r>
+        <w:t xml:space="preserve"> suggesting that heat-driven shifts in composition have consequences for the microbiome-immune interactions.  </w:t>
       </w:r>
     </w:p>
     <w:p/>
     <w:p>
       <w:r>
-        <w:t>Some metabolic changes</w:t>
-      </w:r>
-      <w:r>
-        <w:t xml:space="preserve"> </w:t>
-      </w:r>
-      <w:r>
-        <w:t xml:space="preserve">indicate that rising temperature may negatively affect the </w:t>
-      </w:r>
-      <w:r>
-        <w:t>gastrointestinal</w:t>
-      </w:r>
-      <w:r>
-        <w:t xml:space="preserve"> environment.</w:t>
-      </w:r>
-      <w:r>
-        <w:t xml:space="preserve"> </w:t>
+        <w:t xml:space="preserve">These relationships suggest that heat stress may initiate </w:t>
+      </w:r>
+      <w:r>
+        <w:t xml:space="preserve">a physiological cascade that disrupts redox balance, alters microbiome composition, and activates immune responses, which together compromise the gut microbiome’s ability to perform functions essential to host health. Because microbiome-host relationships are bidirectional (), each change likely amplifies the others, creating a feedback loop </w:t>
+      </w:r>
+      <w:r>
+        <w:t>that increases the risk of chronic gut inflammation</w:t>
+      </w:r>
+      <w:r>
+        <w:t xml:space="preserve"> during extended periods of high temperatures. </w:t>
+      </w:r>
+      <w:r>
+        <w:t xml:space="preserve">Although these relationships have been explored in experimental and clinical settings, </w:t>
+      </w:r>
+    </w:p>
+    <w:p/>
+    <w:p/>
+    <w:p>
+      <w:r>
+        <w:lastRenderedPageBreak/>
+        <w:t xml:space="preserve">Interactions between these systems have been </w:t>
       </w:r>
       <w:proofErr w:type="spellStart"/>
       <w:r>
-        <w:t>Specifcially</w:t>
+        <w:t>extensilve</w:t>
       </w:r>
       <w:proofErr w:type="spellEnd"/>
       <w:r>
-        <w:t>, declines in pathways that support</w:t>
-      </w:r>
-      <w:r>
-        <w:t xml:space="preserve"> redox maintenance</w:t>
-      </w:r>
-      <w:r>
-        <w:t xml:space="preserve"> </w:t>
-      </w:r>
-      <w:r>
-        <w:t xml:space="preserve">including the synthesis of redox cofactors such as B vitamins </w:t>
-      </w:r>
-      <w:r>
-        <w:fldChar w:fldCharType="begin"/>
-      </w:r>
-      <w:r>
-        <w:instrText xml:space="preserve"> ADDIN ZOTERO_ITEM CSL_CITATION {"citationID":"oWPRpQeE","properties":{"formattedCitation":"(Hellmann &amp; Mooney, 2010; Powers, 2003)","plainCitation":"(Hellmann &amp; Mooney, 2010; Powers, 2003)","noteIndex":0},"citationItems":[{"id":3227,"uris":["http://zotero.org/users/13901503/items/9DQLWAKU"],"itemData":{"id":3227,"type":"article-journal","abstract":"Vitamin B6 is an intriguing molecule that is involved in a wide range of metabolic, physiological and developmental processes. Based on its water solubility and high reactivity when phosphorylated, it is a suitable co-factor for many biochemical processes. Furthermore the vitamin is a potent antioxidant, rivaling carotenoids or tocopherols in its ability to quench reactive oxygen species. It is therefore not surprising that the vitamin is essential and unquestionably important for the cellular metabolism and well-being of all living organisms. The review briefly summarizes the biosynthetic pathways of vitamin B6 in pro- and eukaryotes and its diverse roles in enzymatic reactions. Finally, because in recent years the vitamin has often been considered beneficial for human health, the review will also sum up and critically reflect on current knowledge how human health can profit from vitamin B6.","container-title":"Molecules","DOI":"10.3390/molecules15010442","ISSN":"1420-3049","issue":"1","language":"en","license":"http://creativecommons.org/licenses/by/3.0/","note":"number: 1\npublisher: Molecular Diversity Preservation International","page":"442-459","source":"www.mdpi.com","title":"Vitamin B6: A Molecule for Human Health?","title-short":"Vitamin B6","volume":"15","author":[{"family":"Hellmann","given":"Hanjo"},{"family":"Mooney","given":"Sutton"}],"issued":{"date-parts":[["2010",1]]}}},{"id":3224,"uris":["http://zotero.org/users/13901503/items/W59CZMD8"],"itemData":{"id":3224,"type":"article-journal","abstract":"Riboflavin is unique among the water-soluble vitamins in that milk and dairy products make the greatest contribution to its intake in Western diets. Meat and fish are also good sources of riboflavin, and certain fruit and vegetables, especially dark-green vegetables, contain reasonably high concentrations. Biochemical signs of depletion arise within only a few days of dietary deprivation. Poor riboflavin status in Western countries seems to be of most concern for the elderly and adolescents, despite the diversity of riboflavin-rich foods available. However, discrepancies between dietary intake data and biochemical data suggest either that requirements are higher than hitherto thought or that biochemical thresholds for deficiency are inappropriate. This article reviews current evidence that diets low in riboflavin present specific health risks. There is reasonably good evidence that poor riboflavin status interferes with iron handling and contributes to the etiology of anemia when iron intakes are low. Various mechanisms for this have been proposed, including effects on the gastrointestinal tract that might compromise the handling of other nutrients. Riboflavin deficiency has been implicated as a risk factor for cancer, although this has not been satisfactorily established in humans. Current interest is focused on the role that riboflavin plays in determining circulating concentrations of homocysteine, a risk factor for cardiovascular disease. Other mechanisms have been proposed for a protective role of riboflavin in ischemia reperfusion injury; this requires further study. Riboflavin deficiency may exert some of its effects by reducing the metabolism of other B vitamins, notably folate and vitamin B-6.","container-title":"The American Journal of Clinical Nutrition","DOI":"10.1093/ajcn/77.6.1352","ISSN":"0002-9165","issue":"6","journalAbbreviation":"The American Journal of Clinical Nutrition","page":"1352-1360","source":"ScienceDirect","title":"Riboflavin (vitamin B-2) and health12","volume":"77","author":[{"family":"Powers","given":"Hilary J"}],"issued":{"date-parts":[["2003",6,1]]}}}],"schema":"https://github.com/citation-style-language/schema/raw/master/csl-citation.json"} </w:instrText>
-      </w:r>
-      <w:r>
-        <w:fldChar w:fldCharType="separate"/>
-      </w:r>
-      <w:r>
-        <w:rPr>
-          <w:noProof/>
-        </w:rPr>
-        <w:t>(Hellmann &amp; Mooney, 2010; Powers, 2003)</w:t>
-      </w:r>
-      <w:r>
-        <w:fldChar w:fldCharType="end"/>
-      </w:r>
-      <w:r>
-        <w:t xml:space="preserve">, coenzymes </w:t>
-      </w:r>
-      <w:r>
-        <w:fldChar w:fldCharType="begin"/>
-      </w:r>
-      <w:r>
-        <w:instrText xml:space="preserve"> ADDIN ZOTERO_ITEM CSL_CITATION {"citationID":"4f75BpHM","properties":{"formattedCitation":"(Gout, 2018)","plainCitation":"(Gout, 2018)","noteIndex":0},"citationItems":[{"id":3237,"uris":["http://zotero.org/users/13901503/items/VLNZSILJ"],"itemData":{"id":3237,"type":"article-journal","abstract":"In a diverse family of cellular cofactors, coenzyme A (CoA) has a unique design to function in various biochemical processes. The presence of a highly reactive thiol group and a nucleotide moiety offers a diversity of chemical reactions and regulatory interactions. CoA employs them to activate carbonyl-containing molecules and to produce various thioester derivatives (e.g. acetyl CoA, malonyl CoA and 3-hydroxy-3-methylglutaryl CoA), which have well-established roles in cellular metabolism, production of neurotransmitters and the regulation of gene expression. A novel unconventional function of CoA in redox regulation, involving covalent attachment of this coenzyme to cellular proteins in response to oxidative and metabolic stress, has been recently discovered and termed protein CoAlation (S-thiolation by CoA or CoAthiolation). A diverse range of proteins was found to be CoAlated in mammalian cells and tissues under various experimental conditions. Protein CoAlation alters the molecular mass, charge and activity of modified proteins, and prevents them from irreversible sulfhydryl overoxidation. This review highlights the role of a key metabolic integrator CoA in redox regulation in mammalian cells and provides a perspective of the current status and future directions of the emerging field of protein CoAlation.","container-title":"Biochemical Society Transactions","DOI":"10.1042/BST20170506","ISSN":"0300-5127, 1470-8752","issue":"3","language":"en","page":"721-728","source":"DOI.org (Crossref)","title":"Coenzyme A, protein CoAlation and redox regulation in mammalian cells","volume":"46","author":[{"family":"Gout","given":"Ivan"}],"issued":{"date-parts":[["2018",6,19]]}}}],"schema":"https://github.com/citation-style-language/schema/raw/master/csl-citation.json"} </w:instrText>
-      </w:r>
-      <w:r>
-        <w:fldChar w:fldCharType="separate"/>
-      </w:r>
-      <w:r>
-        <w:rPr>
-          <w:noProof/>
-        </w:rPr>
-        <w:t>(Gout, 2018)</w:t>
-      </w:r>
-      <w:r>
-        <w:fldChar w:fldCharType="end"/>
-      </w:r>
-      <w:r>
-        <w:t xml:space="preserve">, and antioxidant precursors to glutathione </w:t>
-      </w:r>
-      <w:r>
-        <w:fldChar w:fldCharType="begin"/>
-      </w:r>
-      <w:r>
-        <w:instrText xml:space="preserve"> ADDIN ZOTERO_ITEM CSL_CITATION {"citationID":"2FPwkzM8","properties":{"formattedCitation":"(S. C. Lu, 2013)","plainCitation":"(S. C. Lu, 2013)","noteIndex":0},"citationItems":[{"id":3229,"uris":["http://zotero.org/users/13901503/items/98ARRTVI"],"itemData":{"id":3229,"type":"article-journal","abstract":"Background\nGlutathione (GSH) is present in all mammalian tissues as the most abundant non-protein thiol that defends against oxidative stress. GSH is also a key determinant of redox signaling, vital in detoxification of xenobiotics, and regulates cell proliferation, apoptosis, immune function, and fibrogenesis. Biosynthesis of GSH occurs in the cytosol in a tightly regulated manner. Key determinants of GSH synthesis are the availability of the sulfur amino acid precursor, cysteine, and the activity of the rate-limiting enzyme, glutamate cysteine ligase (GCL), which is composed of a catalytic (GCLC) and a modifier (GCLM) subunit. The second enzyme of GSH synthesis is GSH synthetase (GS).\nScope of review\nThis review summarizes key functions of GSH and focuses on factors that regulate the biosynthesis of GSH, including pathological conditions where GSH synthesis is dysregulated.\nMajor conclusions\nGCL subunits and GS are regulated at multiple levels and often in a coordinated manner. Key transcription factors that regulate the expression of these genes include NF-E2 related factor 2 (Nrf2) via the antioxidant response element (ARE), AP-1, and nuclear factor kappa B (NFκB). There is increasing evidence that dysregulation of GSH synthesis contributes to the pathogenesis of many pathological conditions. These include diabetes mellitus, pulmonary and liver fibrosis, alcoholic liver disease, cholestatic liver injury, endotoxemia and drug-resistant tumor cells.\nGeneral significance\nGSH is a key antioxidant that also modulates diverse cellular processes. A better understanding of how its synthesis is regulated and dysregulated in disease states may lead to improvement in the treatment of these disorders. This article is part of a Special Issue entitled Cellular functions of glutathione.","collection-title":"Cellular functions of glutathione","container-title":"Biochimica et Biophysica Acta (BBA) - General Subjects","DOI":"10.1016/j.bbagen.2012.09.008","ISSN":"0304-4165","issue":"5","journalAbbreviation":"Biochimica et Biophysica Acta (BBA) - General Subjects","page":"3143-3153","source":"ScienceDirect","title":"Glutathione synthesis","volume":"1830","author":[{"family":"Lu","given":"Shelly C."}],"issued":{"date-parts":[["2013",5,1]]}}}],"schema":"https://github.com/citation-style-language/schema/raw/master/csl-citation.json"} </w:instrText>
-      </w:r>
-      <w:r>
-        <w:fldChar w:fldCharType="separate"/>
-      </w:r>
-      <w:r>
-        <w:rPr>
-          <w:noProof/>
-        </w:rPr>
-        <w:t>(S. C. Lu, 2013)</w:t>
-      </w:r>
-      <w:r>
-        <w:fldChar w:fldCharType="end"/>
-      </w:r>
-      <w:r>
-        <w:t xml:space="preserve"> </w:t>
-      </w:r>
-      <w:r>
-        <w:t>may impair the gut microbiome’s ability to neutralize reactive oxygen species</w:t>
-      </w:r>
-      <w:r>
-        <w:t xml:space="preserve"> (ROS). </w:t>
-      </w:r>
-      <w:r>
-        <w:t xml:space="preserve">Similarly, </w:t>
-      </w:r>
-      <w:r>
-        <w:t>reductions</w:t>
-      </w:r>
-      <w:r>
-        <w:t xml:space="preserve"> in detoxification pathways for aromatic compounds and aldehydes (Kalapos, 1999), along with declines in redox cycling processes such as NADPH production, quinone synthesis, and siderophore-mediated iron transport (Fig 4C; Dhungana &amp; Crumbliss, 2005; Ying, 2008), may further contribute to redox imbalance at high temperatures.</w:t>
-      </w:r>
-      <w:r>
-        <w:t xml:space="preserve"> </w:t>
-      </w:r>
-      <w:r>
-        <w:t>However, some pathways that support redox maintenance increase with rising temperatures including the synthesis of antioxidant precursors</w:t>
-      </w:r>
-      <w:r>
-        <w:t xml:space="preserve"> and </w:t>
-      </w:r>
-      <w:r>
-        <w:t>vitamin B12</w:t>
-      </w:r>
-      <w:r>
-        <w:t xml:space="preserve"> </w:t>
-      </w:r>
-      <w:r>
-        <w:fldChar w:fldCharType="begin"/>
-      </w:r>
-      <w:r>
-        <w:instrText xml:space="preserve"> ADDIN ZOTERO_ITEM CSL_CITATION {"citationID":"RysgoECv","properties":{"formattedCitation":"(Martens et al., 2002)","plainCitation":"(Martens et al., 2002)","noteIndex":0},"citationItems":[{"id":3337,"uris":["http://zotero.org/users/13901503/items/ZQRDCT8W"],"itemData":{"id":3337,"type":"article-journal","abstract":"One of the most alluring and fascinating molecules in the world of science and medicine is vitamin B12 (cobalamin), which was originally discovered as the anti pernicious anemia factor and whose enigmatic complex structure is matched only by the beguiling chemistry that it mediates. The biosynthesis of this essential nutrient is intricate, involved and, remarkably, confined to certain members of the prokaryotic world, seemingly never have to have made the eukaryotic transition. In humans, the vitamin is required in trace amounts (approximately 1 µg/day) to assist the actions of only two enzymes, methionine synthase and (R)-methylmalonyl-CoA mutase; yet commercially more than 10 t of B12 are produced each year from a number of bacterial species. The rich scientific history of vitamin B12 research, its biological functions and the pathways employed by bacteria for its de novo synthesis are described. Current strategies for the improvement of vitamin B12 production using modern biotechnological techniques are outlined.","container-title":"Applied Microbiology and Biotechnology","DOI":"10.1007/s00253-001-0902-7","ISSN":"1432-0614","issue":"3","journalAbbreviation":"Appl Microbiol Biotechnol","language":"en","license":"2001 Springer-Verlag","note":"Company: Springer\nDistributor: Springer\nInstitution: Springer\nLabel: Springer\nnumber: 3\npublisher: Springer-Verlag","page":"275-285","source":"link-springer-com.proxy.lib.umich.edu","title":"Microbial production of vitamin B12","volume":"58","author":[{"family":"Martens","given":"J.-H."},{"family":"Barg","given":"H."},{"family":"Warren","given":"M."},{"family":"Jahn","given":"D."}],"issued":{"date-parts":[["2002",3,1]]}}}],"schema":"https://github.com/citation-style-language/schema/raw/master/csl-citation.json"} </w:instrText>
-      </w:r>
-      <w:r>
-        <w:fldChar w:fldCharType="separate"/>
-      </w:r>
-      <w:r>
-        <w:rPr>
-          <w:noProof/>
-        </w:rPr>
-        <w:t>(Martens et al., 2002)</w:t>
-      </w:r>
-      <w:r>
-        <w:fldChar w:fldCharType="end"/>
-      </w:r>
-      <w:r>
-        <w:t xml:space="preserve">, </w:t>
-      </w:r>
-      <w:r>
-        <w:t>coenzyme metabolism</w:t>
-      </w:r>
-      <w:r>
-        <w:t xml:space="preserve"> </w:t>
-      </w:r>
-      <w:r>
-        <w:fldChar w:fldCharType="begin"/>
-      </w:r>
-      <w:r>
-        <w:instrText xml:space="preserve"> ADDIN ZOTERO_ITEM CSL_CITATION {"citationID":"RUb5pm3b","properties":{"formattedCitation":"(Belenky et al., 2007)","plainCitation":"(Belenky et al., 2007)","noteIndex":0},"citationItems":[{"id":3246,"uris":["http://zotero.org/users/13901503/items/SBMSGALS"],"itemData":{"id":3246,"type":"article-journal","container-title":"Trends in Biochemical Sciences","DOI":"10.1016/j.tibs.2006.11.006","ISSN":"0968-0004","issue":"1","journalAbbreviation":"Trends in Biochemical Sciences","language":"English","note":"publisher: Elsevier\nPMID: 17161604","page":"12-19","source":"www-cell-com.proxy.lib.umich.edu","title":"NAD+ metabolism in health and disease","volume":"32","author":[{"family":"Belenky","given":"Peter"},{"family":"Bogan","given":"Katrina L."},{"family":"Brenner","given":"Charles"}],"issued":{"date-parts":[["2007",1,1]]}}}],"schema":"https://github.com/citation-style-language/schema/raw/master/csl-citation.json"} </w:instrText>
-      </w:r>
-      <w:r>
-        <w:fldChar w:fldCharType="separate"/>
-      </w:r>
-      <w:r>
-        <w:rPr>
-          <w:noProof/>
-        </w:rPr>
-        <w:t>(Belenky et al., 2007)</w:t>
-      </w:r>
-      <w:r>
-        <w:fldChar w:fldCharType="end"/>
-      </w:r>
-      <w:r>
-        <w:t>,</w:t>
-      </w:r>
-      <w:r>
-        <w:t xml:space="preserve"> </w:t>
-      </w:r>
-      <w:r>
-        <w:t>and degradation of vitamin-like compounds</w:t>
-      </w:r>
-      <w:r>
-        <w:t xml:space="preserve"> </w:t>
-      </w:r>
-      <w:r>
-        <w:fldChar w:fldCharType="begin"/>
-      </w:r>
-      <w:r>
-        <w:instrText xml:space="preserve"> ADDIN ZOTERO_ITEM CSL_CITATION {"citationID":"CONirrgu","properties":{"formattedCitation":"(Linster &amp; Van Schaftingen, 2007)","plainCitation":"(Linster &amp; Van Schaftingen, 2007)","noteIndex":0},"citationItems":[{"id":3334,"uris":["http://zotero.org/users/13901503/items/68BGK4TV"],"itemData":{"id":3334,"type":"article-journal","abstract":"Vitamin C, a reducing agent and antioxidant, is a cofactor in reactions catalyzed by Cu+-dependent monooxygenases and Fe2+-dependent dioxygenases. It is synthesized, in vertebrates having this capacity, from d-glucuronate. The latter is formed through direct hydrolysis of uridine diphosphate (UDP)-glucuronate by enzyme(s) bound to the endoplasmic reticulum membrane, sharing many properties with, and most likely identical to, UDP-glucuronosyltransferases. Non-glucuronidable xenobiotics (aminopyrine, metyrapone, chloretone and others) stimulate the enzymatic hydrolysis of UDP-glucuronate, accounting for their effect to increase vitamin C formation in vivo. Glucuronate is converted to l-gulonate by aldehyde reductase, an enzyme of the aldo-keto reductase superfamily. l-Gulonate is converted to l-gulonolactone by a lactonase identified as SMP30 or regucalcin, whose absence in mice leads to vitamin C deficiency. The last step in the pathway of vitamin C synthesis is the oxidation of l-gulonolactone to l-ascorbic acid by l-gulonolactone oxidase, an enzyme associated with the endoplasmic reticulum membrane and deficient in man, guinea pig and other species due to mutations in its gene. Another fate of glucuronate is its conversion to d-xylulose in a five-step pathway, the pentose pathway, involving identified oxidoreductases and an unknown decarboxylase. Semidehydroascorbate, a major oxidation product of vitamin C, is reconverted to ascorbate in the cytosol by cytochrome b5 reductase and thioredoxin reductase in reactions involving NADH and NADPH, respectively. Transmembrane electron transfer systems using ascorbate or NADH as electron donors serve to reduce semidehydroascorbate present in neuroendocrine secretory vesicles and in the extracellular medium. Dehydroascorbate, the fully oxidized form of vitamin C, is reduced spontaneously by glutathione, as well as enzymatically in reactions using glutathione or NADPH. The degradation of vitamin C in mammals is initiated by the hydrolysis of dehydroascorbate to 2,3-diketo-l-gulonate, which is spontaneously degraded to oxalate, CO2 and l-erythrulose. This is at variance with bacteria such as Escherichia coli, which have enzymatic degradation pathways for ascorbate and probably also dehydroascorbate.","container-title":"The FEBS Journal","DOI":"10.1111/j.1742-4658.2006.05607.x","ISSN":"1742-4658","issue":"1","language":"en","note":"_eprint: https://febs.onlinelibrary.wiley.com/doi/pdf/10.1111/j.1742-4658.2006.05607.x","page":"1-22","source":"Wiley Online Library","title":"Vitamin C","volume":"274","author":[{"family":"Linster","given":"Carole L."},{"family":"Van Schaftingen","given":"Emile"}],"issued":{"date-parts":[["2007"]]}}}],"schema":"https://github.com/citation-style-language/schema/raw/master/csl-citation.json"} </w:instrText>
-      </w:r>
-      <w:r>
-        <w:fldChar w:fldCharType="separate"/>
-      </w:r>
-      <w:r>
-        <w:rPr>
-          <w:noProof/>
-        </w:rPr>
-        <w:t>(Linster &amp; Van Schaftingen, 2007)</w:t>
-      </w:r>
-      <w:r>
-        <w:fldChar w:fldCharType="end"/>
-      </w:r>
-      <w:r>
-        <w:t xml:space="preserve">. </w:t>
-      </w:r>
-      <w:r>
-        <w:t xml:space="preserve">These shifts may represent a compensatory effort to counteract the loss of ROS-neutralizing pathways and help sustain redox balance at high temperatures. Unfortunately, this compensation is likely insufficient to prevent the accumulation of ROS as indicated by the concomitant increase in pathways involved in nucleotide mobilization including purine and pyrimidine de novo synthesis, nucleotide salvage, and recycling </w:t>
-      </w:r>
-      <w:r>
-        <w:t>(Fig 4D)</w:t>
-      </w:r>
-      <w:r>
-        <w:fldChar w:fldCharType="begin"/>
-      </w:r>
-      <w:r>
-        <w:instrText xml:space="preserve"> ADDIN ZOTERO_ITEM CSL_CITATION {"citationID":"VWKBgd91","properties":{"formattedCitation":"(Kilstrup et al., 2005; Lane &amp; Fan, 2015)","plainCitation":"(Kilstrup et al., 2005; Lane &amp; Fan, 2015)","noteIndex":0},"citationItems":[{"id":3291,"uris":["http://zotero.org/users/13901503/items/6MPJ4SKF"],"itemData":{"id":3291,"type":"article-journal","abstract":"Most metabolic reactions are connected through either their utilization of nucleotides or their utilization of nucleotides or their regulation by these metabolites. In this review the biosynthetic pathways for pyrimidine and purine metabolism in lactic acid bacteria are described including the interconversion pathways, the formation of deoxyribonucleotides and the salvage pathways for use of exogenous precursors. The data for the enzymatic and the genetic regulation of these pathways are reviewed, as well as the gene organizations in di</w:instrText>
-      </w:r>
-      <w:r>
-        <w:rPr>
-          <w:rFonts w:ascii="Cambria Math" w:hAnsi="Cambria Math" w:cs="Cambria Math"/>
-        </w:rPr>
-        <w:instrText>ﬀ</w:instrText>
-      </w:r>
-      <w:r>
-        <w:instrText xml:space="preserve">erent lactic acid bacteria. Mutant phenotypes and methods for manipulation of nucleotide pools are also discussed. Our aim is to provide an overview of the physiology and genetics of nucleotide metabolism and its regulation that will facilitate the interpretation of data arising from genetics, metabolomics, proteomics, and transcriptomics in lactic acid bacteria.","container-title":"FEMS Microbiology Reviews","DOI":"10.1016/j.fmrre.2005.04.006","ISSN":"1574-6976","issue":"3","journalAbbreviation":"FEMS Microbiol Rev","language":"en","page":"555-590","source":"DOI.org (Crossref)","title":"Nucleotide metabolism and its control in lactic acid bacteria","volume":"29","author":[{"family":"Kilstrup","given":"Mogens"},{"family":"Hammer","given":"Karin"},{"family":"Ruhdal Jensen","given":"Peter"},{"family":"Martinussen","given":"Jan"}],"issued":{"date-parts":[["2005",8]]}}},{"id":3293,"uris":["http://zotero.org/users/13901503/items/ZVCXJZJX"],"itemData":{"id":3293,"type":"article-journal","abstract":"Nucleotides are required for a wide variety of biological processes and are constantly synthesized de novo in all cells. When cells proliferate, increased nucleotide synthesis is necessary for DNA replication and for RNA production to support protein synthesis at different stages of the cell cycle, during which these events are regulated at multiple levels. Therefore the synthesis of the precursor nucleotides is also strongly regulated at multiple levels. Nucleotide synthesis is an energy intensive process that uses multiple metabolic pathways across different cell compartments and several sources of carbon and nitrogen. The processes are regulated at the transcription level by a set of master transcription factors but also at the enzyme level by allosteric regulation and feedback inhibition. Here we review the cellular demands of nucleotide biosynthesis, their metabolic pathways and mechanisms of regulation during the cell cycle. The use of stable isotope tracers for delineating the biosynthetic routes of the multiple intersecting pathways and how these are quantitatively controlled under different conditions is also highlighted. Moreover, the importance of nucleotide synthesis for cell viability is discussed and how this may lead to potential new approaches to drug development in diseases such as cancer.","container-title":"Nucleic Acids Research","DOI":"10.1093/nar/gkv047","ISSN":"1362-4962, 0305-1048","issue":"4","language":"en","license":"http://creativecommons.org/licenses/by/4.0/","page":"2466-2485","source":"DOI.org (Crossref)","title":"Regulation of mammalian nucleotide metabolism and biosynthesis","volume":"43","author":[{"family":"Lane","given":"Andrew N"},{"family":"Fan","given":"Teresa W-M"}],"issued":{"date-parts":[["2015",2,27]]}}}],"schema":"https://github.com/citation-style-language/schema/raw/master/csl-citation.json"} </w:instrText>
-      </w:r>
-      <w:r>
-        <w:fldChar w:fldCharType="separate"/>
-      </w:r>
-      <w:r>
-        <w:rPr>
-          <w:noProof/>
-        </w:rPr>
-        <w:t>(Kilstrup et al., 2005; Lane &amp; Fan, 2015)</w:t>
-      </w:r>
-      <w:r>
-        <w:fldChar w:fldCharType="end"/>
-      </w:r>
-      <w:r>
-        <w:t xml:space="preserve">. There is also an increase in pathways that may support accuracy during translation </w:t>
-      </w:r>
-      <w:r>
-        <w:t xml:space="preserve">such as </w:t>
+        <w:t xml:space="preserve"> </w:t>
       </w:r>
       <w:proofErr w:type="spellStart"/>
       <w:r>
-        <w:t>queuosine</w:t>
+        <w:t>expored</w:t>
       </w:r>
       <w:proofErr w:type="spellEnd"/>
       <w:r>
-        <w:t xml:space="preserve"> synthesis and S-adenosylmethionine salvage</w:t>
-      </w:r>
-      <w:r>
-        <w:t xml:space="preserve"> </w:t>
-      </w:r>
-      <w:r>
-        <w:t>(Vinayak &amp; Pathak, 2010)</w:t>
-      </w:r>
-      <w:r>
-        <w:t xml:space="preserve">. This coordinated increase in nucleotide and translation-associated metabolism may reflect a microbial response to redox imbalance, because the accumulation of ROS can lead to DNA damage </w:t>
-      </w:r>
-      <w:r>
-        <w:fldChar w:fldCharType="begin"/>
-      </w:r>
-      <w:r>
-        <w:instrText xml:space="preserve"> ADDIN ZOTERO_ITEM CSL_CITATION {"citationID":"De7gRBET","properties":{"formattedCitation":"(Imlay, 2013)","plainCitation":"(Imlay, 2013)","noteIndex":0},"citationItems":[{"id":3368,"uris":["http://zotero.org/users/13901503/items/R3YTNYU9"],"itemData":{"id":3368,"type":"article-journal","abstract":"Excess oxygen can disrupt the growth of most organisms, but the underlying mechanisms of damage have proved difficult to unravel. The model bacterium Escherichia coli represents the best understood organism in terms of the effects of and response to oxidative stress.Superoxide (O2−) and hydrogen peroxide (H2O2) are formed within cells when molecular oxygen (O2) adventitiously acquires electrons from the reduced cofactors of flavoproteins.Both O2− and H2O2 can oxidize the exposed Fe–S clusters of a family of dehydratases. This event destabilizes the clusters, and their consequent disintegration eliminates enzyme activity.O2− and H2O2 also inactivate a variety of non-redox enzymes that use single Fe2+ ions as catalytic cofactors.DNA is damaged when H2O2 reacts with the intracellular pool of unincorporated iron. The iron that is released from oxidized metalloproteins enlarges this pool and accelerates this process.The transcription factor OxyR detects modest increments in intracellular H2O2. It activates several responses that help preserve the activities of Fe–S and mononuclear metalloenzymes.The SoxRS system detects redox-active compounds that are released by plants and some bacteria. These compounds can generate toxic doses of O2−, and the SoxRS system acts primarily to minimize the amounts of these compounds inside the cell.Future studies should aim to determine whether the knowledge gained from studying oxidative stress in the facultative anaerobe E. coli is applicable to other organisms, such as strictly aerobic and microaerophilic bacteria.","container-title":"Nature Reviews Microbiology","DOI":"10.1038/nrmicro3032","ISSN":"1740-1534","issue":"7","journalAbbreviation":"Nat Rev Microbiol","language":"en","license":"2013 Springer Nature Limited","note":"publisher: Nature Publishing Group","page":"443-454","source":"www.nature.com","title":"The molecular mechanisms and physiological consequences of oxidative stress: lessons from a model bacterium","title-short":"The molecular mechanisms and physiological consequences of oxidative stress","volume":"11","author":[{"family":"Imlay","given":"James A."}],"issued":{"date-parts":[["2013",7]]}}}],"schema":"https://github.com/citation-style-language/schema/raw/master/csl-citation.json"} </w:instrText>
-      </w:r>
-      <w:r>
-        <w:fldChar w:fldCharType="separate"/>
-      </w:r>
-      <w:r>
-        <w:rPr>
-          <w:noProof/>
-        </w:rPr>
-        <w:t>(Imlay, 2013)</w:t>
-      </w:r>
-      <w:r>
-        <w:fldChar w:fldCharType="end"/>
-      </w:r>
-      <w:r>
-        <w:t>.</w:t>
-      </w:r>
-      <w:r>
-        <w:t xml:space="preserve"> </w:t>
+        <w:t xml:space="preserve"> in clinical research but no research look s at how this function sin a while system in response to a natural temperature gradient</w:t>
+      </w:r>
+    </w:p>
+    <w:p/>
+    <w:p/>
+    <w:p/>
+    <w:p>
+      <w:r>
+        <w:t xml:space="preserve">Here, we evaluate </w:t>
+      </w:r>
+      <w:r>
+        <w:t xml:space="preserve">if gut microbiome composition </w:t>
       </w:r>
     </w:p>
     <w:p/>
     <w:p>
       <w:r>
+        <w:t xml:space="preserve">Here we evaluate the importance of temperature as a predictor of the gut microbiome and whether it is associated with host immunity, </w:t>
+      </w:r>
+    </w:p>
+    <w:p/>
+    <w:p>
+      <w:r>
+        <w:t xml:space="preserve">Here, </w:t>
+      </w:r>
+      <w:r>
+        <w:t>we evaluate if temperature is an important predictor for explaining gut microbiome composition</w:t>
+      </w:r>
+      <w:r>
+        <w:t xml:space="preserve"> and metabolic functions</w:t>
+      </w:r>
+      <w:r>
+        <w:t xml:space="preserve"> in a wild population of capuchin monkeys, </w:t>
+      </w:r>
+      <w:r>
+        <w:rPr>
+          <w:i/>
+          <w:iCs/>
+        </w:rPr>
+        <w:t>Cebus imitator</w:t>
+      </w:r>
+      <w:r>
+        <w:t>, in Costa Rica</w:t>
+      </w:r>
+    </w:p>
+    <w:p/>
+    <w:p/>
+    <w:p>
+      <w:r>
+        <w:t xml:space="preserve">Here… </w:t>
+      </w:r>
+    </w:p>
+    <w:p>
+      <w:r>
+        <w:t xml:space="preserve">This underscores a critical mechanisms by which rising temperatures due to climate change may have negative effects on wild animals through microbiome-mediated mechanisms. </w:t>
+      </w:r>
+    </w:p>
+    <w:p/>
+    <w:p/>
+    <w:p>
+      <w:r>
+        <w:t xml:space="preserve">… </w:t>
+      </w:r>
+    </w:p>
+    <w:p/>
+    <w:p>
+      <w:r>
+        <w:t xml:space="preserve">Here we….. are </w:t>
+      </w:r>
+      <w:proofErr w:type="spellStart"/>
+      <w:r>
+        <w:t>goin</w:t>
+      </w:r>
+      <w:proofErr w:type="spellEnd"/>
+      <w:r>
+        <w:t xml:space="preserve"> to do this! </w:t>
+      </w:r>
+    </w:p>
+    <w:p>
+      <w:pPr>
+        <w:ind w:firstLine="720"/>
+      </w:pPr>
+      <w:r>
+        <w:t xml:space="preserve">The majority of research investigating how temperature affects microbiomes has been conducted in experimental settings on ectotherms because their lack of physiological thermoregulation leaves them vulnerable to temperature </w:t>
+      </w:r>
+      <w:r>
+        <w:t xml:space="preserve">change </w:t>
+      </w:r>
+      <w:r>
+        <w:t>[</w:t>
+      </w:r>
+      <w:r>
+        <w:t xml:space="preserve">e.g. reptiles </w:t>
+      </w:r>
+      <w:r>
+        <w:fldChar w:fldCharType="begin"/>
+      </w:r>
+      <w:r>
+        <w:instrText xml:space="preserve"> ADDIN ZOTERO_ITEM CSL_CITATION {"citationID":"V09JRzOj","properties":{"formattedCitation":"(Bestion et al., 2017; Moeller et al., 2020)","plainCitation":"(Bestion et al., 2017; Moeller et al., 2020)","noteIndex":0},"citationItems":[{"id":1961,"uris":["http://zotero.org/users/13901503/items/UL2CLBKR"],"itemData":{"id":1961,"type":"article-journal","abstract":"Climate change is now considered to be the greatest threat to biodiversity and ecological networks, but its impacts on the bacterial communities associated with plants and animals remain largely unknown. Here, we studied the consequences of climate warming on the gut bacterial communities of an ectotherm, the common lizard (Zootoca vivipara), using a semi-natural experimental approach. We found that 2–3 °C warmer climates cause a 34% loss of populations’ microbiota diversity, with possible negative consequences for host survival.","container-title":"Nature Ecology &amp; Evolution","DOI":"10.1038/s41559-017-0161","ISSN":"2397-334X","issue":"6","journalAbbreviation":"Nat Ecol Evol","language":"en","license":"2017 Macmillan Publishers Limited, part of Springer Nature.","note":"publisher: Nature Publishing Group","page":"1-3","source":"www-nature-com.proxy.lib.umich.edu","title":"Climate warming reduces gut microbiota diversity in a vertebrate ectotherm","volume":"1","author":[{"family":"Bestion","given":"Elvire"},{"family":"Jacob","given":"Staffan"},{"family":"Zinger","given":"Lucie"},{"family":"Di Gesu","given":"Lucie"},{"family":"Richard","given":"Murielle"},{"family":"White","given":"Joël"},{"family":"Cote","given":"Julien"}],"issued":{"date-parts":[["2017",5,8]]}}},{"id":1022,"uris":["http://zotero.org/users/13901503/items/BYK4NQF8"],"itemData":{"id":1022,"type":"article-journal","abstract":"Vertebrates harbor trillions of microorganisms in the gut, collectively termed the gut microbiota, which affect a wide range of host functions. Recent experiments in lab-reared vertebrates have shown that changes in environmental temperature can induce shifts in the gut microbiota, and in some cases these shifts have been shown to affect host thermal physiology. However, there is a lack of information about the effects of temperature on the gut microbiota of wild-caught vertebrates. Moreover, in ectotherms, which are particularly vulnerable to changing temperature regimens, the extent to which microbiota composition is shaped by temperature and associated with host thermal tolerance has not been investigated. To address these issues, we monitored the gut microbiota composition of wild-caught western fence lizards (Sceloporus occidentalis) experimentally exposed to a cool-to-warm temperature transition. Comparing experimentally exposed and control lizards indicated that warm temperatures altered and destabilized the composition of the S. occidentalis gut microbiota. Warming drove a significant reduction in the relative abundances of a clade of Firmicutes, a significant increase in the rate of compositional turnover in the gut microbiota within individual lizards, and increases in the abundances of bacteria from predicted pathogenic clades. In addition, the composition of the microbiota was significantly associated with the thermal tolerance of lizards measured at the end of the experiment. These results suggest that temperature can alter the lizard gut microbiota, with potential implications for the physiological performance and fitness of natural populations.IMPORTANCE Gut microbial communities affect their animal hosts in numerous ways, motivating investigations of the factors that shape the gut microbiota and the consequences of gut microbiota variation for host traits. In this study, we tested the effects of increases in environmental temperatures on the gut microbiota of fence lizards, a vertebrate ectotherm threatened by warming climates. By monitoring lizards and their gut microbes during an experimental temperature treatment, we showed that the warming altered and destabilized the lizard gut microbiota. Moreover, measuring thermal performance of lizard hosts at the end of the experiment indicated that the composition of the gut microbiota was associated with host thermal tolerance. These results indicate that warming temperatures can alter the gut microbiota of vertebrate ectotherms and suggest relationships between variation in the gut microbiota and the thermal physiology of natural host populations.","container-title":"Applied and Environmental Microbiology","DOI":"10.1128/AEM.01181-20","issue":"17","note":"publisher: American Society for Microbiology","page":"e01181-20","source":"journals.asm.org (Atypon)","title":"The Lizard Gut Microbiome Changes with Temperature and Is Associated with Heat Tolerance","volume":"86","author":[{"family":"Moeller","given":"Andrew H."},{"family":"Ivey","given":"Kathleen"},{"family":"Cornwall","given":"Margaret B."},{"family":"Herr","given":"Kathryn"},{"family":"Rede","given":"Jordan"},{"family":"Taylor","given":"Emily N."},{"family":"Gunderson","given":"Alex R."}],"issued":{"date-parts":[["2020",8,18]]}}}],"schema":"https://github.com/citation-style-language/schema/raw/master/csl-citation.json"} </w:instrText>
+      </w:r>
+      <w:r>
+        <w:fldChar w:fldCharType="separate"/>
+      </w:r>
+      <w:r>
+        <w:rPr>
+          <w:noProof/>
+        </w:rPr>
+        <w:t>(Bestion et al., 2017; Moeller et al., 2020)</w:t>
+      </w:r>
+      <w:r>
+        <w:fldChar w:fldCharType="end"/>
+      </w:r>
+      <w:r>
+        <w:t xml:space="preserve">, amphibians </w:t>
+      </w:r>
+      <w:r>
+        <w:fldChar w:fldCharType="begin"/>
+      </w:r>
+      <w:r>
+        <w:instrText xml:space="preserve"> ADDIN ZOTERO_ITEM CSL_CITATION {"citationID":"1KCbbxhK","properties":{"formattedCitation":"(Emerson et al., 2023; Fontaine et al., 2018; Kohl &amp; Yahn, 2016)","plainCitation":"(Emerson et al., 2023; Fontaine et al., 2018; Kohl &amp; Yahn, 2016)","noteIndex":0},"citationItems":[{"id":1987,"uris":["http://zotero.org/users/13901503/items/VRKTJEKQ"],"itemData":{"id":1987,"type":"article-journal","abstract":"Understanding how the global climate impacts the physiology of wildlife animals is of importance. Amphibians are particularly sensitive to climate change, and it is hypothesized that rising temperatures impair their neurodevelopment. Temperature influences the composition of the gut microbiota, which is critical to host neurodevelopment through the microbiota–gut–brain (MGB) axis. Most research investigating the link between the gut microbiota and neurodevelopment occurs in germ-free mammalian model systems, leaving the nature of the MGB axis in non-mammalian wildlife unclear. Here, we tested the hypothesis that the temperature and the microbial environment in which tadpoles were raised shapes neurodevelopment, possibly through the MGB axis. Newly hatched green frog tadpoles (Lithobates clamitans) were raised in natural pond water or autoclaved pond water, serving as an experimental manipulation of the microbiota by reducing colonizing microbes, at three different water temperatures: 14, 22 and 28°C. Neurodevelopment was analyzed through measures of relative brain mass and morphology of brain structures of interest. We found that tadpole development in warmer temperatures increased relative brain mass and optic tectum width and length. Further, tadpole development in autoclaved pond water increased relative optic tectum width and length. Additionally, the interaction of treatments altered relative diencephalon length. Lastly, we found that variation in brain morphology was associated with gut microbial diversity and the relative abundance of individual bacterial taxa. Our results indicate that both environmental temperature and microbial communities influence relative brain mass and shape. Furthermore, we provide some of the first evidence for the MGB axis in amphibians.","container-title":"Journal of Experimental Biology","DOI":"10.1242/jeb.245333","ISSN":"0022-0949","issue":"12","journalAbbreviation":"Journal of Experimental Biology","page":"jeb245333","source":"Silverchair","title":"Temperature and the microbial environment alter brain morphology in a larval amphibian","volume":"226","author":[{"family":"Emerson","given":"Kyle J."},{"family":"Fontaine","given":"Samantha S."},{"family":"Kohl","given":"Kevin D."},{"family":"Woodley","given":"Sarah K."}],"issued":{"date-parts":[["2023",6,23]]}}},{"id":1909,"uris":["http://zotero.org/users/13901503/items/Y6B943CR"],"itemData":{"id":1909,"type":"article-journal","abstract":"Environmental temperature and gut microbial communities can both have profound impacts on the digestive performance of ectothermic vertebrates. Additionally, the diversity, composition and function of gut microbial communities themselves are influenced by temperature. It is typically assumed that the temperature-dependent nature of ectotherm digestive performance is due to factors such as host physiological changes and adaptation to local climatic conditions. However, it is also possible that temperature-induced alterations to gut microbiota may influence the relationship between temperature and digestion. To explore the connections between these three factors, we compared digestive performance and gut microbial community diversity and composition in red-backed salamanders housed at three experimental temperatures: 10, 15 and 20°C. We also investigated associations between specific bacterial taxa and temperature or salamander digestive performance. We found that salamander digestive performance was greatest at 15°C, while gut microbial diversity was reduced at 20°C. Further, gut microbial community composition differed among the three temperature treatments. The relative abundance of 25 bacterial genera was dependent on temperature, with high temperatures being associated with reductions in the relative abundance of disease-resistant bacteria and increases in pathogenic taxa. The relative abundance of four bacterial genera was correlated with salamander energy assimilation, two of which are known to digest chitin, a main component of the red-backed salamander diet. These findings suggest that gut microbiota may mediate the relationship between temperature and digestion in ectotherms. We discuss how global climate change may impact ectotherms by altering host–microbe interactions.","container-title":"Journal of Experimental Biology","DOI":"10.1242/jeb.187559","ISSN":"0022-0949","issue":"20","journalAbbreviation":"Journal of Experimental Biology","page":"jeb187559","source":"Silverchair","title":"Environmental temperature alters the digestive performance and gut microbiota of a terrestrial amphibian","volume":"221","author":[{"family":"Fontaine","given":"Samantha S."},{"family":"Novarro","given":"Alexander J."},{"family":"Kohl","given":"Kevin D."}],"issued":{"date-parts":[["2018",10,19]]}}},{"id":1959,"uris":["http://zotero.org/users/13901503/items/ZXQ5TW3X"],"itemData":{"id":1959,"type":"article-journal","abstract":"Summary Numerous studies have investigated the effects of diet, phylogeny and immune status on the gut microbial communities of animals. Most of these studies are conducted on endotherms, especially mammals, which maintain constant body temperature in the face of environmental temperature variability. However, the majority of animals and vertebrates are ectotherms, which often experience fluctuations in body temperature as a result of their environment. While there have been several studies investigating the gut microbial diversity of ectotherms, we lack an understanding of how environmental temperature affects these communities. Here, we used high-throughput sequencing to inventory the gut microbial communities of tadpoles exposed to cool (18°C) or warm (28°C) temperature treatments. We found that temperature significantly impacted the community structure and membership of the tadpole gut. Specifically, tadpoles in the warm treatment exhibited higher abundances of the phylum Planctomycetes and the genus Mycobacterium. These results may be due to the direct effects of temperature, or mediated through changes in host physiology. Given that environmental temperatures are expected to increase due to global climate change, understanding the effects of temperature on the diversity and function of gut microbial communities is critical.","container-title":"Environmental Microbiology","DOI":"10.1111/1462-2920.13255","ISSN":"1462-2912","issue":"5","note":"publisher: John Wiley &amp; Sons, Ltd","page":"1561-1565","source":"enviromicro-journals-onlinelibrary-wiley-com.proxy.lib.umich.edu (Atypon)","title":"Effects of environmental temperature on the gut microbial communities of tadpoles","volume":"18","author":[{"family":"Kohl","given":"Kevin D."},{"family":"Yahn","given":"Jeremiah"}],"issued":{"date-parts":[["2016",5]]}}}],"schema":"https://github.com/citation-style-language/schema/raw/master/csl-citation.json"} </w:instrText>
+      </w:r>
+      <w:r>
+        <w:fldChar w:fldCharType="separate"/>
+      </w:r>
+      <w:r>
+        <w:rPr>
+          <w:noProof/>
+        </w:rPr>
+        <w:t>(Emerson et al., 2023; Fontaine et al., 2018; Kohl &amp; Yahn, 2016)</w:t>
+      </w:r>
+      <w:r>
+        <w:fldChar w:fldCharType="end"/>
+      </w:r>
+      <w:r>
+        <w:t>,</w:t>
+      </w:r>
+      <w:r>
+        <w:t xml:space="preserve"> snails </w:t>
+      </w:r>
+      <w:r>
+        <w:fldChar w:fldCharType="begin"/>
+      </w:r>
+      <w:r>
+        <w:instrText xml:space="preserve"> ADDIN ZOTERO_ITEM CSL_CITATION {"citationID":"rPRBPZww","properties":{"formattedCitation":"(S. Li et al., 2022)","plainCitation":"(S. Li et al., 2022)","noteIndex":0},"citationItems":[{"id":1026,"uris":["http://zotero.org/users/13901503/items/YI4CIUAY"],"itemData":{"id":1026,"type":"article-journal","abstract":"&lt;p&gt;The gut microbiome is vital to the physiological and biochemical functions of the host, and changes in the composition of these microbial communities may affect growth and adaptability to the environment. &lt;italic&gt;Pomacea canaliculata&lt;/italic&gt; is an invasive freshwater snail which has become a serious agricultural pest. Temperature adaptation is considered an important reason for the widespread distribution of this species. To date, the contribution of the gut microbes to host fitness of &lt;italic&gt;P. canaliculata&lt;/italic&gt; during long-term temperature stress is not well understood. In this study, the morphological changes and intestinal microbiome of &lt;italic&gt;P. canaliculata&lt;/italic&gt; under long-term stress at low temperature (15°C) and high temperature (35°C) were investigated with laboratory experiments. Compared with control group (25°C), the alpha diversity increased and pathogenic bacteria enriched changed under high and low temperature stress. The effect of high temperature stress on the intestinal microbiome of &lt;italic&gt;P. canaliculata&lt;/italic&gt; was more significant than that of low temperature stress. A sustained high temperature environment led to an increase in the abundance of pathogenic bacteria, such as &lt;italic&gt;Aeromonas&lt;/italic&gt; and &lt;italic&gt;Enterobacter&lt;/italic&gt;, and a decrease in the abundance of immune-related bacteria such as Bacteroidetes, Firmicutes, and &lt;italic&gt;Lactococcus&lt;/italic&gt;. These intestine microbiome changes can increase the risk of diseases like intestinal inflammation, and lead to more deaths at high temperature environments. In addition, with the extension of stress time from 14 to 28 days, the beneficial bacteria such as Bacteroidetes, Firmicutes, and &lt;italic&gt;Lactococcus&lt;/italic&gt; were significantly enriched, while potential pathogenic bacteria such as &lt;italic&gt;Pseudomonas&lt;/italic&gt;, &lt;italic&gt;Acinetobacter&lt;/italic&gt;, &lt;italic&gt;Shivalella&lt;/italic&gt;, and &lt;italic&gt;Flavobacterium&lt;/italic&gt; decreased, suggesting that intestinal microbiota may play an important role in host response to heat stress. These results are consistent with previously reported results that the survival rate of both male and female &lt;italic&gt;P. canaliculata&lt;/italic&gt; no longer significantly reduced after 21 days of high temperature stress, suggesting that the surviving &lt;italic&gt;P. canaliculata&lt;/italic&gt; had gradually adapted to high temperature environments under long-term high temperature stress.&lt;/p&gt;","container-title":"Frontiers in Microbiology","DOI":"10.3389/fmicb.2022.961502","ISSN":"1664-302X","journalAbbreviation":"Front. Microbiol.","language":"English","note":"publisher: Frontiers","source":"Frontiers","title":"Effect of long-term temperature stress on the intestinal microbiome of an invasive snail","URL":"https://www.frontiersin.org/journals/microbiology/articles/10.3389/fmicb.2022.961502/full","volume":"13","author":[{"family":"Li","given":"Shuxian"},{"family":"Qian","given":"Zijin"},{"family":"Gao","given":"Shuo"},{"family":"Shen","given":"Wenjia"},{"family":"Li","given":"Xuexia"},{"family":"Li","given":"Hong"},{"family":"Chen","given":"Lian"}],"accessed":{"date-parts":[["2024",9,26]]},"issued":{"date-parts":[["2022",8,29]]}}}],"schema":"https://github.com/citation-style-language/schema/raw/master/csl-citation.json"} </w:instrText>
+      </w:r>
+      <w:r>
+        <w:fldChar w:fldCharType="separate"/>
+      </w:r>
+      <w:r>
+        <w:rPr>
+          <w:noProof/>
+        </w:rPr>
+        <w:t>(S. Li et al., 2022)</w:t>
+      </w:r>
+      <w:r>
+        <w:fldChar w:fldCharType="end"/>
+      </w:r>
+      <w:r>
+        <w:t>,</w:t>
+      </w:r>
+      <w:r>
+        <w:t xml:space="preserve"> insects </w:t>
+      </w:r>
+      <w:r>
+        <w:fldChar w:fldCharType="begin"/>
+      </w:r>
+      <w:r>
+        <w:instrText xml:space="preserve"> ADDIN ZOTERO_ITEM CSL_CITATION {"citationID":"x0L9Lm7u","properties":{"formattedCitation":"(Jaramillo &amp; Casta\\uc0\\u241{}eda, 2021; Moghadam et al., 2018; B. Zhang et al., 2019)","plainCitation":"(Jaramillo &amp; Castañeda, 2021; Moghadam et al., 2018; B. Zhang et al., 2019)","noteIndex":0},"citationItems":[{"id":1939,"uris":["http://zotero.org/users/13901503/items/SAKGV5WG"],"itemData":{"id":1939,"type":"article-journal","abstract":"&lt;p&gt;The gut microbiota can contribute to host physiology leading to an increase of resistance to abiotic stress conditions. For instance, temperature has profound effects on ectotherms, and the role of the gut microbiota on the thermal tolerance of ectotherms is a matter of recent research. However, most of these studies have been focused on single static temperatures instead of evaluating thermal tolerance in a wide range of stressful temperatures. Additionally, there is evidence supporting that the gut microbiota is sensitive to environmental temperature, which induces changes in its composition and diversity. These studies have evaluated the effects of thermal acclimation (&amp;gt;2 weeks) on the gut microbiota, but we know little about the impact of transient thermal stress on the composition and diversity of the gut microbiota. Thus, we investigated the role of the gut microbiota on the heat tolerance of &lt;italic&gt;Drosophila subobscura&lt;/italic&gt; by measuring the heat tolerance of conventional and axenic flies exposed to different heat stressful temperatures (35, 36, 37, and 38°C) and estimating the heat tolerance landscape for both microbiota treatments. Conventional flies exposed to mild heat conditions exhibited higher thermal tolerance than axenic flies, whereas at higher stressful temperatures there were no differences between axenic and conventional flies. We also assessed the impact of transient heat stress on the taxonomical abundance, diversity, and community structure of the gut microbiota, comparing non-stressed flies (exposed to 21°C) and heat-stressed flies (exposed to 34°C) from both sexes. Bacterial diversity indices, bacterial abundances, and community structure changed between non-stressed and heat-stressed flies, and this response was sex-dependent. In general, our findings provide evidence that the gut microbiota influences heat tolerance and that heat stress modifies the gut microbiota at the taxonomical and structural levels. These results demonstrate that the gut microbiota contributes to heat tolerance and is also highly sensitive to transient heat stress, which could have important consequences on host fitness, population risk extinction, and the vulnerability of ectotherms to current and future climatic conditions.&lt;/p&gt;","container-title":"Frontiers in Microbiology","DOI":"10.3389/fmicb.2021.654108","ISSN":"1664-302X","journalAbbreviation":"Front. Microbiol.","language":"English","note":"publisher: Frontiers","source":"Frontiers","title":"Gut Microbiota of Drosophila subobscura Contributes to Its Heat Tolerance and Is Sensitive to Transient Thermal Stress","URL":"https://www.frontiersin.org/journals/microbiology/articles/10.3389/fmicb.2021.654108/full","volume":"12","author":[{"family":"Jaramillo","given":"Angélica"},{"family":"Castañeda","given":"Luis E."}],"accessed":{"date-parts":[["2025",3,18]]},"issued":{"date-parts":[["2021",5,6]]}}},{"id":2012,"uris":["http://zotero.org/users/13901503/items/FPXKKFBT"],"itemData":{"id":2012,"type":"article-journal","abstract":"Physiological responses to changes in environmental conditions such as temperature may partly arise from the resident microbial community that integrates a wide range of bio-physiological aspects of the host. In the present study, we assessed the effect of developmental temperature on the thermal tolerance and microbial community of Drosophila melanogaster. We also developed a bacterial transplantation protocol in order to examine the possibility of reshaping the host bacterial composition and assessed its influence on the thermotolerance phenotype. We found that the temperature during development affected thermal tolerance and the microbial composition of male D. melanogaster. Flies that developed at low temperature (13°C) were the most cold resistant and showed the highest abundance of Wolbachia, while flies that developed at high temperature (31°C) were the most heat tolerant and had the highest abundance of Acetobacter. In addition, feeding newly eclosed flies with bacterial suspensions from intestines of flies developed at low temperatures changed the heat tolerance of recipient flies. However, we were not able to link this directly to a change in the host bacterial composition.","container-title":"Fly","DOI":"10.1080/19336934.2017.1394558","ISSN":"1933-6934","issue":"1","note":"publisher: Taylor &amp; Francis\n_eprint: https://doi.org/10.1080/19336934.2017.1394558\nPMID: 29095113","page":"1-12","source":"Taylor and Francis+NEJM","title":"Strong responses of Drosophila melanogaster microbiota to developmental temperature","volume":"12","author":[{"family":"Moghadam","given":"Neda N."},{"family":"","given":"Thorshauge ,Pia Mai"},{"family":"","given":"Kristensen ,Torsten N."},{"family":"","given":"de Jonge ,Nadieh"},{"family":"","given":"Bahrndorff ,Simon"},{"family":"","given":"Kjeldal ,Henrik"},{"family":"Nielsen","given":"Jeppe Lund","non-dropping-particle":"and"}],"issued":{"date-parts":[["2018",1,2]]}}},{"id":1970,"uris":["http://zotero.org/users/13901503/items/NNJMGS6Z"],"itemData":{"id":1970,"type":"article-journal","abstract":"The thermal tolerance of an organism limits its ecological and geographic ranges and is potentially affected by dependence on temperature-sensitive symbiotic partners. Aphid species vary widely in heat sensitivity, but almost all aphids are dependent on the nutrient-provisioning intracellular bacterium Buchnera, which has evolved with aphids for 100 million years and which has a reduced genome potentially limiting heat tolerance. We addressed whether heat sensitivity of Buchnera underlies variation in thermal tolerance among 5 aphid species. We measured how heat exposure of juvenile aphids affects later survival, maturation time, and fecundity. At one extreme, heat exposure of Aphis gossypii enhanced fecundity and had no effect on the Buchnera titer. In contrast, heat suppressed Buchnera populations in Aphis fabae, which suffered elevated mortality, delayed development and reduced fecundity. Likewise, in Acyrthosiphon kondoi and Acyrthosiphon pisum, heat caused rapid declines in Buchnera numbers, as well as reduced survivorship, development rate, and fecundity. Fecundity following heat exposure is severely decreased by a Buchnera mutation that suppresses the transcriptional response of a gene encoding a small heat shock protein. Similarly, absence of this Buchnera heat shock gene may explain the heat sensitivity of Ap. fabae. Fluorescent in situ hybridization revealed heat-induced deformation and shrinkage of bacteriocytes in heat-sensitive species but not in heat-tolerant species. Sensitive and tolerant species also differed in numbers and transcriptional responses of heat shock genes. These results show that shifts in Buchnera heat sensitivity contribute to host variation in heat tolerance.","container-title":"Proceedings of the National Academy of Sciences","DOI":"10.1073/pnas.1915307116","issue":"49","note":"publisher: Proceedings of the National Academy of Sciences","page":"24712-24718","source":"www-pnas-org.proxy.lib.umich.edu (Atypon)","title":"Obligate bacterial endosymbionts limit thermal tolerance of insect host species","volume":"116","author":[{"family":"Zhang","given":"Bo"},{"family":"Leonard","given":"Sean P."},{"family":"Li","given":"Yiyuan"},{"family":"Moran","given":"Nancy A."}],"issued":{"date-parts":[["2019",12,3]]}}}],"schema":"https://github.com/citation-style-language/schema/raw/master/csl-citation.json"} </w:instrText>
+      </w:r>
+      <w:r>
+        <w:fldChar w:fldCharType="separate"/>
+      </w:r>
+      <w:r>
+        <w:t>(Jaramillo &amp; Castañeda, 2021; Moghadam et al., 2018; B. Zhang et al., 2019)</w:t>
+      </w:r>
+      <w:r>
+        <w:fldChar w:fldCharType="end"/>
+      </w:r>
+      <w:r>
+        <w:t xml:space="preserve">, corals </w:t>
+      </w:r>
+      <w:r>
+        <w:fldChar w:fldCharType="begin"/>
+      </w:r>
+      <w:r>
+        <w:instrText xml:space="preserve"> ADDIN ZOTERO_ITEM CSL_CITATION {"citationID":"eYGzR30t","properties":{"formattedCitation":"(Baldassarre et al., 2022; Ziegler et al., 2017)","plainCitation":"(Baldassarre et al., 2022; Ziegler et al., 2017)","noteIndex":0},"citationItems":[{"id":2007,"uris":["http://zotero.org/users/13901503/items/HV624X5I"],"itemData":{"id":2007,"type":"article-journal","abstract":"At the current rate of climate change, it is unlikely that multicellular organisms will be able to adapt to changing environmental conditions through genetic recombination and natural selection alone. Thus, it is critical to understand alternative mechanisms that allow organisms to cope with rapid environmental changes. Here, we use the sea anemone Nematostella vectensis, which has evolved the capability of surviving in a wide range of temperatures and salinities, as a model to investigate the microbiota as a source of rapid adaptation. We long-term acclimate polyps of Nematostella to low, medium, and high temperatures, to test the impact of microbiota-mediated plasticity on animal acclimation. Using the same animal clonal line, propagated from a single polyp, allows us to eliminate the effects of the host genotype. The higher thermal tolerance of animals acclimated to high temperature can be transferred to non-acclimated animals through microbiota transplantation. The offspring fitness is highest from F0 females acclimated to high temperature and specific members of the acclimated microbiota are transmitted to the next generation. These results indicate that microbiota plasticity can contribute to animal thermal acclimation and its transmission to the next generation may represent a rapid mechanism for thermal adaptation.","container-title":"Nature Communications","DOI":"10.1038/s41467-022-31350-z","ISSN":"2041-1723","issue":"1","journalAbbreviation":"Nat Commun","language":"en","license":"2022 The Author(s)","note":"publisher: Nature Publishing Group","page":"3804","source":"www.nature.com","title":"Microbiota mediated plasticity promotes thermal adaptation in the sea anemone Nematostella vectensis","volume":"13","author":[{"family":"Baldassarre","given":"Laura"},{"family":"Ying","given":"Hua"},{"family":"Reitzel","given":"Adam M."},{"family":"Franzenburg","given":"Sören"},{"family":"Fraune","given":"Sebastian"}],"issued":{"date-parts":[["2022",7,1]]}}},{"id":1937,"uris":["http://zotero.org/users/13901503/items/4V3ATJF7"],"itemData":{"id":1937,"type":"article-journal","abstract":"Ocean warming threatens corals and the coral reef ecosystem. Nevertheless, corals can be adapted to their thermal environment and inherit heat tolerance across generations. In addition, the diverse microbes that associate with corals have the capacity for more rapid change, potentially aiding the adaptation of long-lived corals. Here, we show that the microbiome of reef corals is different across thermally variable habitats and changes over time when corals are reciprocally transplanted. Exposing these corals to thermal bleaching conditions changes the microbiome for heat-sensitive corals, but not for heat-tolerant corals growing in habitats with natural high heat extremes. Importantly, particular bacterial taxa predict the coral host response in a short-term heat stress experiment. Such associations could result from parallel responses of the coral and the microbial community to living at high natural temperatures. A competing hypothesis is that the microbial community and coral heat tolerance are causally linked.","container-title":"Nature Communications","DOI":"10.1038/ncomms14213","ISSN":"2041-1723","issue":"1","journalAbbreviation":"Nat Commun","language":"en","license":"2017 The Author(s)","note":"publisher: Nature Publishing Group","page":"14213","source":"www.nature.com","title":"Bacterial community dynamics are linked to patterns of coral heat tolerance","volume":"8","author":[{"family":"Ziegler","given":"Maren"},{"family":"Seneca","given":"Francois O."},{"family":"Yum","given":"Lauren K."},{"family":"Palumbi","given":"Stephen R."},{"family":"Voolstra","given":"Christian R."}],"issued":{"date-parts":[["2017",2,10]]}}}],"schema":"https://github.com/citation-style-language/schema/raw/master/csl-citation.json"} </w:instrText>
+      </w:r>
+      <w:r>
+        <w:fldChar w:fldCharType="separate"/>
+      </w:r>
+      <w:r>
+        <w:rPr>
+          <w:noProof/>
+        </w:rPr>
+        <w:t>(Baldassarre et al., 2022; Ziegler et al., 2017)</w:t>
+      </w:r>
+      <w:r>
+        <w:fldChar w:fldCharType="end"/>
+      </w:r>
+      <w:r>
+        <w:t>]</w:t>
+      </w:r>
+      <w:r>
+        <w:t xml:space="preserve"> or in livestock populations to understand the relationship between heat-stress and productivity (). </w:t>
+      </w:r>
+      <w:r>
+        <w:t>While experimental research is advantageous because it can isolate the effect of temperature on the gut microbiome, it does little to evaluate why the temperature-microbiome relationship evolved and how it functions in a natural system. Here, we evaluate if temperature is an important predictor for explaining gut microbiome composition</w:t>
+      </w:r>
+      <w:r>
+        <w:t xml:space="preserve"> and metabolic function</w:t>
+      </w:r>
+      <w:r>
+        <w:t xml:space="preserve"> in a wild population of capuchin monkeys, </w:t>
+      </w:r>
+      <w:r>
+        <w:rPr>
+          <w:i/>
+          <w:iCs/>
+        </w:rPr>
+        <w:t>Cebus imitator</w:t>
+      </w:r>
+      <w:r>
+        <w:t>, in Costa Rica.</w:t>
+      </w:r>
+      <w:r>
+        <w:t xml:space="preserve"> </w:t>
+      </w:r>
+      <w:r>
+        <w:t xml:space="preserve">We also examine </w:t>
+      </w:r>
+      <w:r>
+        <w:t>whether host immunity is associated with the gut microbiome’s relationship with temperature</w:t>
+      </w:r>
+      <w:r>
+        <w:t xml:space="preserve"> to try to evaluate the interplay between temperature, the gut microbiome, and gut-</w:t>
+      </w:r>
+      <w:proofErr w:type="spellStart"/>
+      <w:r>
+        <w:t>immnue</w:t>
+      </w:r>
+      <w:proofErr w:type="spellEnd"/>
+      <w:r>
+        <w:t xml:space="preserve"> </w:t>
+      </w:r>
+      <w:proofErr w:type="spellStart"/>
+      <w:r>
+        <w:t>homoestasis</w:t>
+      </w:r>
+      <w:proofErr w:type="spellEnd"/>
+      <w:r>
+        <w:t xml:space="preserve">. </w:t>
+      </w:r>
+      <w:r>
+        <w:t xml:space="preserve">We measure host immunity using neopterin, a byproduct of macrophage activity when stimulated by interferon-gamma produced by </w:t>
+      </w:r>
+      <w:r>
+        <w:t>T</w:t>
+      </w:r>
+      <w:r>
+        <w:t>-</w:t>
+      </w:r>
+      <w:r>
+        <w:t>helper 1</w:t>
+      </w:r>
+      <w:r>
+        <w:t xml:space="preserve"> cells during the </w:t>
+      </w:r>
+      <w:r>
+        <w:t>cellular immune response</w:t>
+      </w:r>
+      <w:r>
+        <w:t xml:space="preserve"> </w:t>
+      </w:r>
+      <w:r>
+        <w:fldChar w:fldCharType="begin"/>
+      </w:r>
+      <w:r>
+        <w:instrText xml:space="preserve"> ADDIN ZOTERO_ITEM CSL_CITATION {"citationID":"UNmWgoQb","properties":{"formattedCitation":"(Murr et al., 2002)","plainCitation":"(Murr et al., 2002)","noteIndex":0},"citationItems":[{"id":513,"uris":["http://zotero.org/users/13901503/items/BEFXLUSL"],"itemData":{"id":513,"type":"article-journal","abstract":"Increased amounts of neopterin are produced by human monocytes/macrophages upon stimulation with the cytokine interferon-y. Therefore, measurement of neopterin concentrations in body fluids like serum, cerebrospinal fluid or urine provides information about activation of T helper cell 1 derived cellular immune activation. Increased neopterin production is found in infections by viruses including human immunodeficiency virus (HIV), infections by intracellular living bacteria and parasites, autoimmune diseases, malignant tumor diseases and in allograft rejection episodes. But also in neurological and in cardiovascular diseases cellular immune activation indicated by increased neopterin production, is found. Major diagnostic applications of neopterin measurements are, e.g. monitoring of allograft recipients to recognize immunological complications early. Neopterin production provides prognostic information in patients with malignant tumor diseases and in HIV-infected individuals, high levels being associated with poorer survival expectations. Neopterin measurements are also useful to monitor therapy in patients with autoimmune disorders and in individuals with HIV infection. Screening of neopterin concentrations in blood donations allows to detect acute infections in a non-specific way and improves safety of blood transfusions. As high neopterin production is associated with increased production of reactive oxygen species and with low serum concentrations of antioxidants like alpha-tocopherol, neopterin can also be regarded as a marker of reactive oxygen species formed by the activated cellular immune system. Therefore, by neopterin measurements not only the extent of cellular immune activation but also the extent of oxidative stress can be estimated.","container-title":"Current Drug Metabolism","DOI":"10.2174/1389200024605082","ISSN":"1389-2002","issue":"2","journalAbbreviation":"Curr Drug Metab","language":"eng","note":"PMID: 12003349","page":"175-187","source":"PubMed","title":"Neopterin as a marker for immune system activation","volume":"3","author":[{"family":"Murr","given":"C."},{"family":"Widner","given":"B."},{"family":"Wirleitner","given":"B."},{"family":"Fuchs","given":"D."}],"issued":{"date-parts":[["2002",4]]}}}],"schema":"https://github.com/citation-style-language/schema/raw/master/csl-citation.json"} </w:instrText>
+      </w:r>
+      <w:r>
+        <w:fldChar w:fldCharType="separate"/>
+      </w:r>
+      <w:r>
+        <w:rPr>
+          <w:noProof/>
+        </w:rPr>
+        <w:t>(Murr et al., 2002)</w:t>
+      </w:r>
+      <w:r>
+        <w:fldChar w:fldCharType="end"/>
+      </w:r>
+      <w:r>
+        <w:t xml:space="preserve">. The gastrointestinal tract harbors the highest density of macrophages in the body, as they play a central role </w:t>
+      </w:r>
+      <w:r>
+        <w:t>in host containment of gut microbiome by</w:t>
+      </w:r>
+      <w:r>
+        <w:t xml:space="preserve"> limiting systemic exposure to </w:t>
+      </w:r>
+      <w:r>
+        <w:t>gut microbes</w:t>
+      </w:r>
+      <w:r>
+        <w:t xml:space="preserve"> </w:t>
+      </w:r>
+      <w:r>
+        <w:fldChar w:fldCharType="begin"/>
+      </w:r>
+      <w:r>
+        <w:instrText xml:space="preserve"> ADDIN ZOTERO_ITEM CSL_CITATION {"citationID":"EavUBInj","properties":{"formattedCitation":"(Kelsall, 2008)","plainCitation":"(Kelsall, 2008)","noteIndex":0},"citationItems":[{"id":2059,"uris":["http://zotero.org/users/13901503/items/JE3VXSP3"],"itemData":{"id":2059,"type":"article-journal","abstract":"Mucosal immune responses must be tightly controlled, particularly in the intestine. As members of the mononuclear phagocyte family, dendritic cells (DCs) and macrophages are well represented in intestinal tissues and have developed unique functional niches. This review will focus on recent findings on antigen uptake and processing in the intestine and the role of DCs in the imprinting of homing receptors on T and B cells, the induction of immunoglobulin A B-cell responses, and the differentiation of regulatory T cells. It will also address the unique phenotype of intestinal macrophages and briefly what is known regarding the relationships between these cell types.","container-title":"Mucosal Immunology","DOI":"10.1038/mi.2008.61","ISSN":"1933-0219","issue":"6","journalAbbreviation":"Mucosal Immunology","page":"460-469","source":"ScienceDirect","title":"Recent progress in understanding the phenotype and function of intestinal dendritic cells and macrophages","volume":"1","author":[{"family":"Kelsall","given":"B"}],"issued":{"date-parts":[["2008",11,1]]}}}],"schema":"https://github.com/citation-style-language/schema/raw/master/csl-citation.json"} </w:instrText>
+      </w:r>
+      <w:r>
+        <w:fldChar w:fldCharType="separate"/>
+      </w:r>
+      <w:r>
+        <w:rPr>
+          <w:noProof/>
+        </w:rPr>
+        <w:t>(Kelsall, 2008)</w:t>
+      </w:r>
+      <w:r>
+        <w:fldChar w:fldCharType="end"/>
+      </w:r>
+      <w:r>
+        <w:t>. Therefore, neopterin is likely a valuable indicator of intestinal immune activity</w:t>
+      </w:r>
+      <w:r>
+        <w:t xml:space="preserve">. </w:t>
+      </w:r>
+      <w:r>
+        <w:t>In turn, specific microbes regulate macrophage activity through</w:t>
+      </w:r>
+      <w:r>
+        <w:t xml:space="preserve"> </w:t>
+      </w:r>
+      <w:r>
+        <w:t xml:space="preserve">generation of metabolites like </w:t>
+      </w:r>
+      <w:r>
+        <w:t>short-chain fatty acids and</w:t>
+      </w:r>
+      <w:r>
+        <w:t xml:space="preserve"> </w:t>
+      </w:r>
+      <w:proofErr w:type="spellStart"/>
+      <w:r>
+        <w:t>mondautrdyaed</w:t>
+      </w:r>
+      <w:proofErr w:type="spellEnd"/>
+      <w:r>
+        <w:t xml:space="preserve"> fatty acids to </w:t>
+      </w:r>
+      <w:r>
+        <w:t xml:space="preserve">prevent chronic inflammatory disorders </w:t>
+      </w:r>
+      <w:r>
+        <w:fldChar w:fldCharType="begin"/>
+      </w:r>
+      <w:r>
+        <w:instrText xml:space="preserve"> ADDIN ZOTERO_ITEM CSL_CITATION {"citationID":"YxsMzISt","properties":{"formattedCitation":"(Corr\\uc0\\u234{}a-Oliveira et al., 2016; Wang et al., 2020)","plainCitation":"(Corrêa-Oliveira et al., 2016; Wang et al., 2020)","noteIndex":0},"citationItems":[{"id":2073,"uris":["http://zotero.org/users/13901503/items/AVMVJBUV"],"itemData":{"id":2073,"type":"article-journal","abstract":"Short-chain fatty acids (SCFAs) are bacterial fermentation products, which are chemically composed by a carboxylic acid moiety and a small hydrocarbon chain. Among them, acetic, propionic and butyric acids are the most studied, presenting, respectively, two, three and four carbons in their chemical structure. These metabolites are found in high concentrations in the intestinal tract, from where they are uptaken by intestinal epithelial cells (IECs). The SCFAs are partially used as a source of ATP by these cells. In addition, these molecules act as a link between the microbiota and the immune system by modulating different aspects of IECs and leukocytes development, survival and function through activation of G protein coupled receptors (FFAR2, FFAR3, GPR109a and Olfr78) and by modulation of the activity of enzymes and transcription factors including the histone acetyltransferase and deacetylase and the hypoxia-inducible factor. Considering that, it is not a surprise, the fact that these molecules and/or their targets are suggested to have an important role in the maintenance of intestinal homeostasis and that changes in components of this system are associated with pathological conditions including inflammatory bowel disease, obesity and others. The aim of this review is to present a clear and updated description of the effects of the SCFAs derived from bacteria on host immune system, as well as the molecular mechanisms involved on them.","container-title":"Clinical &amp; Translational Immunology","DOI":"10.1038/cti.2016.17","ISSN":"2050-0068","issue":"4","language":"en","license":"© 2016 The Authors","note":"_eprint: https://onlinelibrary.wiley.com/doi/pdf/10.1038/cti.2016.17","page":"e73","source":"Wiley Online Library","title":"Regulation of immune cell function by short-chain fatty acids","volume":"5","author":[{"family":"Corrêa-Oliveira","given":"Renan"},{"family":"Fachi","given":"José Luís"},{"family":"Vieira","given":"Aline"},{"family":"Sato","given":"Fabio Takeo"},{"family":"Vinolo","given":"Marco Aurélio R"}],"issued":{"date-parts":[["2016"]]}}},{"id":1508,"uris":["http://zotero.org/users/13901503/items/V6FDCZ8Q"],"itemData":{"id":1508,"type":"article-journal","abstract":"&lt;p&gt;Gut microbiota, an integral part of the human body, comprise bacteria, fungi, archaea, and protozoa. There is consensus that the disruption of the gut microbiota (termed “gut dysbiosis”) is influenced by host genetics, diet, antibiotics, and inflammation, and it is closely linked to the pathogenesis of inflammatory diseases, such as obesity and inflammatory bowel disease (IBD). Macrophages are the key players in the maintenance of tissue homeostasis by eliminating invading pathogens and exhibit extreme plasticity of their phenotypes, such as M1 or M2, which have been demonstrated to exert pro- and anti-inflammatory functions. Microbiota-derived metabolites, short-chain fatty acids (SCFAs) and Gram-negative bacterial lipopolysaccharides (LPS), exert anti-inflammatory or pro-inflammatory effects by acting on macrophages. Understanding the role of macrophages in gut microbiota-inflammation interactions might provide us a novel method for preventing and treating inflammatory diseases. In this review, we summarize the recent research on the relationship between gut microbiota and inflammation and discuss the important role of macrophages in this context.&lt;/p&gt;","container-title":"Frontiers in Microbiology","DOI":"10.3389/fmicb.2020.01065","ISSN":"1664-302X","journalAbbreviation":"Front. Microbiol.","language":"English","note":"publisher: Frontiers","source":"Frontiers","title":"The Relationship Between Gut Microbiota and Inflammatory Diseases: The Role of Macrophages","title-short":"The Relationship Between Gut Microbiota and Inflammatory Diseases","URL":"https://www.frontiersin.org/journals/microbiology/articles/10.3389/fmicb.2020.01065/full","volume":"11","author":[{"family":"Wang","given":"Ji"},{"family":"Chen","given":"Wei-Dong"},{"family":"Wang","given":"Yan-Dong"}],"accessed":{"date-parts":[["2025",1,3]]},"issued":{"date-parts":[["2020",6,9]]}}}],"schema":"https://github.com/citation-style-language/schema/raw/master/csl-citation.json"} </w:instrText>
+      </w:r>
+      <w:r>
+        <w:fldChar w:fldCharType="separate"/>
+      </w:r>
+      <w:r>
+        <w:t>(Corrêa-Oliveira et al., 2016; Wang et al., 2020)</w:t>
+      </w:r>
+      <w:r>
+        <w:fldChar w:fldCharType="end"/>
+      </w:r>
+      <w:r>
+        <w:t>.</w:t>
+      </w:r>
+      <w:r>
+        <w:t xml:space="preserve"> </w:t>
+      </w:r>
+      <w:r>
+        <w:t xml:space="preserve">Neopterin can also be </w:t>
+      </w:r>
+      <w:r>
+        <w:lastRenderedPageBreak/>
+        <w:t xml:space="preserve">measured in urine </w:t>
+      </w:r>
+      <w:r>
+        <w:fldChar w:fldCharType="begin"/>
+      </w:r>
+      <w:r>
+        <w:instrText xml:space="preserve"> ADDIN ZOTERO_ITEM CSL_CITATION {"citationID":"aWFXzaAz","properties":{"formattedCitation":"(Higham et al., 2015; Lucore et al., 2022)","plainCitation":"(Higham et al., 2015; Lucore et al., 2022)","noteIndex":0},"citationItems":[{"id":517,"uris":["http://zotero.org/users/13901503/items/22295YWM"],"itemData":{"id":517,"type":"article-journal","abstract":"Objectives Health, disease, and immune function are key areas of research in studies of ecology and evolution, but work on free-ranging primates has been inhibited by a lack of direct noninvasive measures of condition. Here, we evaluate the potential usefulness of noninvasive measurement of three biomarkers, the acute-phase proteins C-reactive protein (CRP) and haptoglobin, and neopterin, a by-product of macrophage activity. Materials and Methods We took advantage of veterinary checks on captive rhesus (24) and long-tailed (3) macaques at the German Primate Center (DPZ) to analyze serum marker measures, before measuring concentrations in feces and urine, and evaluating relationships between matched serum, urine, and fecal concentrations. In a second study, we monitored excretion of these markers in response to simian immunodeficiency virus (SIV) infection and surgical tissue trauma, undertaken for a separate study. Results We found that each biomarker could be measured in each matrix. Serum and urinary concentrations of neopterin were strongly and significantly correlated, but neither haptoglobin nor CRP concentrations in excreta proxied circulating serum concentrations. Our infection study confirmed that urinary neopterin, in particular, is a reliable marker of viral infection in macaques, but also indicated the potential of urinary and fecal CRP and haptoglobin as indicators of inflammation. Discussion We highlight the potential of noninvasive markers of immune function, especially of urinary neopterin, which correlates strongly with serum neopterin, and is highly responsive to infection. Am J Phys Anthropol 158:673–684, 2015. © 2015 Wiley Periodicals, Inc.","container-title":"American Journal of Physical Anthropology","DOI":"10.1002/ajpa.22821","ISSN":"1096-8644","issue":"4","language":"en","license":"© 2015 Wiley Periodicals, Inc.","note":"_eprint: https://onlinelibrary.wiley.com/doi/pdf/10.1002/ajpa.22821","page":"673-684","source":"Wiley Online Library","title":"Evaluating noninvasive markers of nonhuman primate immune activation and inflammation","volume":"158","author":[{"family":"Higham","given":"James P."},{"family":"Kraus","given":"Cornelia"},{"family":"Stahl-Hennig","given":"Christiane"},{"family":"Engelhardt","given":"Antje"},{"family":"Fuchs","given":"Dietmar"},{"family":"Heistermann","given":"Michael"}],"issued":{"date-parts":[["2015"]]}}},{"id":267,"uris":["http://zotero.org/users/13901503/items/PQLSPHRJ"],"itemData":{"id":267,"type":"article-journal","abstract":"Non-invasive health monitoring is advantageous for wild and captive primate populations because it reduces the need for traditional invasive techniques (i.e. anesthetization) that can be stressful and potentially harmful for individuals. The biomarker neopterin is an emerging tool in primatology to measure immune activation and immunosenescence, however, most neopterin studies have focused on catarrhine species with little comparative work examining neopterin and health in platyrrhines. To address this gap, we validated a commercially available enzyme-linked immunosorbent assay (ELISA) to measure urinary neopterin in two types of capuchin monkeys, a wild population of white-faced capuchins (Cebus imitator) and a socially housed captive colony of tufted capuchins (Sapajus apella). We analytically validated methods for measuring urinary neopterin in two capuchin populations and demonstrated that two commonly-used methods to control for urine concentration –creatinine and specific gravity (SG)– produced highly concordant results. We also biologically validated these methods by examining variation in neopterin levels based on environment (captive and wild) and age, and changes in levels associated with immune-response. We found that neopterin increased after immune perturbation (rabies vaccine booster), varied by environmental condition, and mirrored expected trends in immune system ontogeny. Our results improve understanding of the innate immune system in platyrrhine species and suggest neopterin may be useful for non-invasive health monitoring in both captive and wild primates.","container-title":"Frontiers in Veterinary Science","DOI":"10.3389/fvets.2022.918036","ISSN":"2297-1769","journalAbbreviation":"Front. Vet. Sci.","language":"English","note":"publisher: Frontiers","source":"Frontiers","title":"Validating Urinary Neopterin as a Biomarker of Immune Response in Captive and Wild Capuchin Monkeys","URL":"https://www.frontiersin.org/articles/10.3389/fvets.2022.918036","volume":"9","author":[{"family":"Lucore","given":"Jordan M."},{"family":"Marshall","given":"Andrew J."},{"family":"Brosnan","given":"Sarah F."},{"family":"Benítez","given":"Marcela E."}],"accessed":{"date-parts":[["2024",4,1]]},"issued":{"date-parts":[["2022",7,13]]}}}],"schema":"https://github.com/citation-style-language/schema/raw/master/csl-citation.json"} </w:instrText>
+      </w:r>
+      <w:r>
+        <w:fldChar w:fldCharType="separate"/>
+      </w:r>
+      <w:r>
+        <w:rPr>
+          <w:noProof/>
+        </w:rPr>
+        <w:t>(Higham et al., 2015; Lucore et al., 2022)</w:t>
+      </w:r>
+      <w:r>
+        <w:fldChar w:fldCharType="end"/>
+      </w:r>
+      <w:r>
+        <w:t xml:space="preserve">, making it an ideal choice for non-invasive field research, and has been associated with gut microbiome composition in wild primates </w:t>
+      </w:r>
+      <w:r>
+        <w:fldChar w:fldCharType="begin"/>
+      </w:r>
+      <w:r>
+        <w:instrText xml:space="preserve"> ADDIN ZOTERO_ITEM CSL_CITATION {"citationID":"BQ4iuKiX","properties":{"formattedCitation":"(Schneider-Crease et al., 2022)","plainCitation":"(Schneider-Crease et al., 2022)","noteIndex":0},"citationItems":[{"id":77,"uris":["http://zotero.org/users/13901503/items/HPZSPGIG"],"itemData":{"id":77,"type":"article-journal","abstract":"Neopterin, a product of activated white blood cells, is a marker of nonspecific inflammation that can capture variation in immune investment or disease-related immune activity and can be collected noninvasively in urine. Mounting studies in wildlife point to lifetime patterns in neopterin related to immune development, aging, and certain diseases, but rarely are studies able to assess whether neopterin can capture multiple concurrent dimensions of health and disease in a single system. We assessed the relationship between urinary neopterin stored on filter paper and multiple metrics of health and disease in wild geladas (Theropithecus gelada), primates endemic to the Ethiopian highlands. We tested whether neopterin captures age-related variation in inflammation arising from developing immunity in infancy and chronic inflammation in old age, inflammation related to intramuscular tapeworm infection, helminth-induced anti-inflammatory immunomodulation, and perturbations in the gastrointestinal microbiome. We found that neopterin had a U-shaped relationship with age, no association with larval tapeworm infection, a negative relationship with metrics related to gastrointestinal helminth infection, and a negative relationship with microbial diversity. Together with growing research on neopterin and specific diseases, our results demonstrate that urinary neopterin can be a powerful tool for assessing multiple dimensions of health and disease in wildlife.","container-title":"Scientific Reports","DOI":"10.1038/s41598-022-25298-9","ISSN":"2045-2322","issue":"1","journalAbbreviation":"Sci Rep","language":"en","license":"2022 The Author(s)","note":"publisher: Nature Publishing Group","page":"21307","source":"www.nature.com","title":"Urinary neopterin reflects immunological variation associated with age, helminth parasitism, and the microbiome in a wild primate","volume":"12","author":[{"family":"Schneider-Crease","given":"India A."},{"family":"Feder","given":"Jacob A."},{"family":"Baniel","given":"Alice"},{"family":"McCann","given":"Colleen"},{"family":"Haile","given":"Abebaw Azanaw"},{"family":"Abebe","given":"Belayneh"},{"family":"Fitzgerald","given":"Lauren"},{"family":"Gomery","given":"Megan A."},{"family":"Simberloff","given":"Ruth A."},{"family":"Petrie","given":"Zack L."},{"family":"Gabriel","given":"Sarah"},{"family":"Dorny","given":"Pierre"},{"family":"Fashing","given":"Peter J."},{"family":"Nguyen","given":"Nga"},{"family":"Bergman","given":"Thore J."},{"family":"Beehner","given":"Jacinta C."},{"family":"Snyder-Mackler","given":"Noah"},{"family":"Lu","given":"Amy"}],"issued":{"date-parts":[["2022",12,9]]}}}],"schema":"https://github.com/citation-style-language/schema/raw/master/csl-citation.json"} </w:instrText>
+      </w:r>
+      <w:r>
+        <w:fldChar w:fldCharType="separate"/>
+      </w:r>
+      <w:r>
+        <w:rPr>
+          <w:noProof/>
+        </w:rPr>
+        <w:t>(Schneider-Crease et al., 2022)</w:t>
+      </w:r>
+      <w:r>
+        <w:fldChar w:fldCharType="end"/>
+      </w:r>
+      <w:r>
+        <w:t xml:space="preserve">. </w:t>
+      </w:r>
+    </w:p>
+    <w:p/>
+    <w:p>
+      <w:r>
+        <w:t xml:space="preserve">Intro about primate work and how this is different? </w:t>
+      </w:r>
+    </w:p>
+    <w:p>
+      <w:r>
+        <w:t>Ou</w:t>
+      </w:r>
+      <w:r>
+        <w:t>r study aims to (1) assess the influence of temperature on microbiome composition</w:t>
+      </w:r>
+      <w:r>
+        <w:t xml:space="preserve"> and </w:t>
+      </w:r>
+      <w:proofErr w:type="spellStart"/>
+      <w:r>
+        <w:t>metaboic</w:t>
+      </w:r>
+      <w:proofErr w:type="spellEnd"/>
+      <w:r>
+        <w:t xml:space="preserve"> function</w:t>
+      </w:r>
+      <w:r>
+        <w:t xml:space="preserve"> in a wild primate population and (2) examine how gut microbiome response to temperature is related to host immunity</w:t>
+      </w:r>
+      <w:r>
+        <w:t>….</w:t>
+      </w:r>
+    </w:p>
+    <w:p/>
+    <w:p/>
+    <w:p>
+      <w:r>
+        <w:t xml:space="preserve">Interactions between these systems have been </w:t>
+      </w:r>
+      <w:proofErr w:type="spellStart"/>
+      <w:r>
+        <w:t>extensilve</w:t>
+      </w:r>
+      <w:proofErr w:type="spellEnd"/>
+      <w:r>
+        <w:t xml:space="preserve"> </w:t>
+      </w:r>
+      <w:proofErr w:type="spellStart"/>
+      <w:r>
+        <w:t>expored</w:t>
+      </w:r>
+      <w:proofErr w:type="spellEnd"/>
+      <w:r>
+        <w:t xml:space="preserve"> in clinical research but no research look s at how this function sin a while system in response to a natural temperature gradient</w:t>
+      </w:r>
+    </w:p>
+    <w:p/>
+    <w:p/>
+    <w:p>
+      <w:r>
+        <w:t xml:space="preserve">This study highlights the crucial role of temperature in shaping </w:t>
+      </w:r>
+      <w:proofErr w:type="spellStart"/>
+      <w:r>
+        <w:t>essneital</w:t>
+      </w:r>
+      <w:proofErr w:type="spellEnd"/>
+      <w:r>
+        <w:t xml:space="preserve"> gut </w:t>
+      </w:r>
+      <w:proofErr w:type="spellStart"/>
+      <w:r>
+        <w:t>micobiome</w:t>
+      </w:r>
+      <w:proofErr w:type="spellEnd"/>
+      <w:r>
+        <w:t xml:space="preserve"> functions in wild endotherms and illustrates how temperature may affect the relationship between the gut microbiome and host immunity by impacting interactions in the gut-immune axis. Our results also offer crucial insight into how rising temperatures due to climate change may affect wild animals through changes in the microbiome and their relationship with host immunity.</w:t>
+      </w:r>
+    </w:p>
+    <w:p/>
+    <w:p/>
+    <w:p>
+      <w:r>
+        <w:t xml:space="preserve">Methods: </w:t>
+      </w:r>
+    </w:p>
+    <w:p/>
+    <w:p>
+      <w:r>
+        <w:t xml:space="preserve">Results: </w:t>
+      </w:r>
+    </w:p>
+    <w:p>
+      <w:pPr>
+        <w:rPr>
+          <w:u w:val="single"/>
+        </w:rPr>
+      </w:pPr>
+      <w:r>
+        <w:rPr>
+          <w:u w:val="single"/>
+        </w:rPr>
+        <w:t>Gut microbiome</w:t>
+      </w:r>
+      <w:r>
+        <w:rPr>
+          <w:u w:val="single"/>
+        </w:rPr>
+        <w:t xml:space="preserve"> taxonomic and metabolic functional</w:t>
+      </w:r>
+      <w:r>
+        <w:rPr>
+          <w:u w:val="single"/>
+        </w:rPr>
+        <w:t xml:space="preserve"> composition is </w:t>
+      </w:r>
+      <w:r>
+        <w:rPr>
+          <w:u w:val="single"/>
+        </w:rPr>
+        <w:t>related to temperature</w:t>
+      </w:r>
+    </w:p>
+    <w:p>
+      <w:r>
+        <w:rPr>
+          <w:i/>
+          <w:iCs/>
+        </w:rPr>
+        <w:t>Community-level</w:t>
+      </w:r>
+      <w:r>
+        <w:rPr>
+          <w:i/>
+          <w:iCs/>
+        </w:rPr>
+        <w:t xml:space="preserve"> results</w:t>
+      </w:r>
+    </w:p>
+    <w:p>
+      <w:r>
+        <w:tab/>
+        <w:t xml:space="preserve">We found a strong relationship between temperature and both taxonomic and functional community-level diversity metrics. </w:t>
+      </w:r>
+      <w:r>
+        <w:t xml:space="preserve">To assess this relationship, we compared a baseline model that accounted for known predictors of microbiome composition (sex, social group, diet, and season) to a model that included both the baseline predictors and temperature. For taxonomic community composition, the temperature model was the best fit for all community-level indices, accounting for 100% of the model weight for all principal component axes and alpha diversity metrics (Fig 1B). </w:t>
+      </w:r>
+      <w:r>
+        <w:t xml:space="preserve">The strong relationship between temperature and principal coordinate axes 1–3 suggests that temperature drives shifts in taxonomic composition </w:t>
+      </w:r>
+      <w:r>
+        <w:t xml:space="preserve">that are </w:t>
+      </w:r>
+      <w:r>
+        <w:t>substantial enough to</w:t>
+      </w:r>
+      <w:r>
+        <w:t xml:space="preserve"> affect community-level</w:t>
+      </w:r>
+      <w:r>
+        <w:t xml:space="preserve"> beta diversity.</w:t>
+      </w:r>
+      <w:r>
+        <w:t xml:space="preserve"> Both</w:t>
+      </w:r>
+      <w:r>
+        <w:t xml:space="preserve"> alpha diversity indices show a reliable negative relationship with temperature (Shannon </w:t>
+      </w:r>
+      <w:r>
+        <w:t>β</w:t>
+      </w:r>
+      <w:r>
+        <w:rPr>
+          <w:vertAlign w:val="subscript"/>
+        </w:rPr>
+        <w:t>temp</w:t>
+      </w:r>
+      <w:r>
+        <w:t xml:space="preserve"> = -0.49, Observed </w:t>
+      </w:r>
+      <w:r>
+        <w:t>β</w:t>
+      </w:r>
+      <w:r>
+        <w:rPr>
+          <w:vertAlign w:val="subscript"/>
+        </w:rPr>
+        <w:t>temp</w:t>
+      </w:r>
+      <w:r>
+        <w:t xml:space="preserve"> = -0.49)(Fig 1A)</w:t>
+      </w:r>
+      <w:r>
+        <w:t xml:space="preserve">. </w:t>
+      </w:r>
+      <w:r>
+        <w:t>Even though the effect size for all alpha diversity indices is smaller compared to the principal components, alpha diversity reliably declines with increasing temperatures (Fig 2). Since Shannon’s diversity account for community evenness and observed richness reflects the total number of ASV’s, this suggests that higher temperatures are associated with reductions in both overall levels of taxonomic diversity and evenness.</w:t>
+      </w:r>
+      <w:r>
+        <w:t xml:space="preserve"> </w:t>
+      </w:r>
+    </w:p>
+    <w:p>
+      <w:pPr>
+        <w:ind w:firstLine="720"/>
+      </w:pPr>
+      <w:r>
+        <w:t>For community-level metabolic functional composition, the temperature model was the best fit for all three principal component axes and the total number of observed pathways, accounting for over 96% of the model weight. In contrast,</w:t>
+      </w:r>
+      <w:r>
+        <w:t xml:space="preserve"> </w:t>
+      </w:r>
+      <w:r>
+        <w:t>the baseline model was the best fit</w:t>
+      </w:r>
+      <w:r>
+        <w:t xml:space="preserve"> for </w:t>
+      </w:r>
+      <w:r>
+        <w:lastRenderedPageBreak/>
+        <w:t>Shannon’s diversity</w:t>
+      </w:r>
+      <w:r>
+        <w:t xml:space="preserve"> accounting for 7</w:t>
+      </w:r>
+      <w:r>
+        <w:t>7</w:t>
+      </w:r>
+      <w:r>
+        <w:t>% of the model weight (Fig. 1D).</w:t>
+      </w:r>
+      <w:r>
+        <w:t xml:space="preserve"> Therefore, t</w:t>
+      </w:r>
+      <w:r>
+        <w:t xml:space="preserve">emperature is associated with shifts in </w:t>
+      </w:r>
+      <w:r>
+        <w:t xml:space="preserve">individual </w:t>
+      </w:r>
+      <w:r>
+        <w:t xml:space="preserve">metabolic </w:t>
+      </w:r>
+      <w:r>
+        <w:t>pathways</w:t>
+      </w:r>
+      <w:r>
+        <w:t xml:space="preserve"> substantial enough to affect community-level beta diversity</w:t>
+      </w:r>
+      <w:r>
+        <w:t xml:space="preserve">, but, the </w:t>
+      </w:r>
+      <w:r>
+        <w:t xml:space="preserve">relationship </w:t>
+      </w:r>
+      <w:r>
+        <w:t>between temperature</w:t>
+      </w:r>
+      <w:r>
+        <w:t xml:space="preserve"> functional alpha diversity is less clear. Temperature shows a negative association with the total number of unique pathways (Observed: </w:t>
+      </w:r>
+      <w:r>
+        <w:t>β</w:t>
+      </w:r>
+      <w:r>
+        <w:rPr>
+          <w:vertAlign w:val="subscript"/>
+        </w:rPr>
+        <w:t>temp</w:t>
+      </w:r>
+      <w:r>
+        <w:t xml:space="preserve"> = -35.05) but the magnitude and direction of this effect are uncertain given the large confidence intervals that cross zero. The association with Shannon</w:t>
+      </w:r>
+      <w:r>
+        <w:t>’s</w:t>
+      </w:r>
+      <w:r>
+        <w:t xml:space="preserve"> </w:t>
+      </w:r>
+      <w:r>
+        <w:t xml:space="preserve">diversity </w:t>
+      </w:r>
+      <w:r>
+        <w:t>(</w:t>
+      </w:r>
+      <w:r>
+        <w:t>β</w:t>
+      </w:r>
+      <w:r>
+        <w:rPr>
+          <w:vertAlign w:val="subscript"/>
+        </w:rPr>
+        <w:t>temp</w:t>
+      </w:r>
+      <w:r>
+        <w:t xml:space="preserve"> = -0.27)</w:t>
+      </w:r>
+      <w:r>
+        <w:t xml:space="preserve"> is much smaller in magnitude and the confidence intervals also cross zero. </w:t>
+      </w:r>
+      <w:r>
+        <w:t>(Fig. 1C). Considered together, these results suggest that higher temperatures may reduce the number of unique functional pathways but are not associated with changes in pathway evenness.</w:t>
+      </w:r>
+    </w:p>
+    <w:p>
+      <w:pPr>
+        <w:rPr>
+          <w:i/>
+          <w:iCs/>
+        </w:rPr>
+      </w:pPr>
+    </w:p>
+    <w:p>
+      <w:r>
+        <w:rPr>
+          <w:i/>
+          <w:iCs/>
+        </w:rPr>
+        <w:t>Taxonomic and metabolic pathway results</w:t>
+      </w:r>
+    </w:p>
+    <w:p>
+      <w:r>
+        <w:t xml:space="preserve">Temperature is also related to the abundance of </w:t>
+      </w:r>
+      <w:r>
+        <w:t>individual</w:t>
+      </w:r>
+      <w:r>
+        <w:t xml:space="preserve"> taxa at both the family and genus levels. The temperature model fit better for 93 out of 163 taxa tested, accounting for more than 50% of the model weight. The 93 differentially abundant taxa included 37 families and 56 genera spanning 10 phyla.</w:t>
+      </w:r>
+      <w:r>
+        <w:t xml:space="preserve"> </w:t>
+      </w:r>
+      <w:r>
+        <w:t xml:space="preserve">The relationship between abundance and temperature is primarily negative; 82 out of 93 taxa decline in abundance with rising temperatures (supp. Table). We used the model weights for the 97 genera to perform an ancestral state reconstruction and investigate the evolution of temperature sensitivity among gut commensals. </w:t>
+      </w:r>
+      <w:r>
+        <w:t>The estimated model weight of the most ancestral node</w:t>
+      </w:r>
+      <w:r>
+        <w:t xml:space="preserve"> is 66%, indicating that the temperature model has relatively strong support for explaining the ancestral state (Fig 3). This suggests that the ancestral commensals of the capuchin gut microbiome were sensitive to increasing temperatures. Among the phyla that represent more than 1% relative abundance, Proteobacteria appear to have diverged from the ancestral state because the temperature model accounts for less than 50% of model weight in 17 out of 24 genera. The genus assigned to </w:t>
+      </w:r>
+      <w:proofErr w:type="spellStart"/>
+      <w:r>
+        <w:t>Campylobacterota</w:t>
+      </w:r>
+      <w:proofErr w:type="spellEnd"/>
+      <w:r>
+        <w:t xml:space="preserve"> follows the same trend. </w:t>
+      </w:r>
+      <w:r>
+        <w:t>Since Proteobacteria is primarily comprised of facultative anaerobes</w:t>
+      </w:r>
+      <w:r>
+        <w:t xml:space="preserve"> (), metabolic flexibility (i.e. the ability to </w:t>
+      </w:r>
+      <w:r>
+        <w:t>switch between aerobic and anaerobic metabolism depending on oxygen availability</w:t>
+      </w:r>
+      <w:r>
+        <w:t>) may be a</w:t>
+      </w:r>
+      <w:r>
+        <w:t xml:space="preserve"> diverged adaptation that </w:t>
+      </w:r>
+      <w:r>
+        <w:t>help</w:t>
+      </w:r>
+      <w:r>
+        <w:t>s</w:t>
+      </w:r>
+      <w:r>
+        <w:t xml:space="preserve"> facultative taxa persist </w:t>
+      </w:r>
+      <w:r>
+        <w:t>at high</w:t>
+      </w:r>
+      <w:r>
+        <w:t xml:space="preserve"> temperatures. </w:t>
+      </w:r>
+      <w:r>
+        <w:t xml:space="preserve">In contrast, temperature sensitivity appears more conserved within </w:t>
+      </w:r>
+      <w:proofErr w:type="spellStart"/>
+      <w:r>
+        <w:t>Bacteroidota</w:t>
+      </w:r>
+      <w:proofErr w:type="spellEnd"/>
+      <w:r>
+        <w:t xml:space="preserve">, where the temperature model best explains 11 out of 14 genera, </w:t>
+      </w:r>
+      <w:proofErr w:type="spellStart"/>
+      <w:r>
+        <w:t>Actinobacteriota</w:t>
+      </w:r>
+      <w:proofErr w:type="spellEnd"/>
+      <w:r>
+        <w:t xml:space="preserve"> (4 out of 6 genera), and Firmicutes (29 out of 42 genera). For these phyla, the relationship with temperature appears primarily negative (Fig 3), indicating that these taxa decrease in abundance with rising temperatures. </w:t>
+      </w:r>
+      <w:r>
+        <w:t xml:space="preserve">Since </w:t>
+      </w:r>
+      <w:proofErr w:type="spellStart"/>
+      <w:r>
+        <w:t>B</w:t>
+      </w:r>
+      <w:r>
+        <w:t>acteroidota</w:t>
+      </w:r>
+      <w:proofErr w:type="spellEnd"/>
+      <w:r>
+        <w:t xml:space="preserve"> and </w:t>
+      </w:r>
+      <w:r>
+        <w:t>Firmicutes</w:t>
+      </w:r>
+      <w:r>
+        <w:t xml:space="preserve"> include several obligate anaerobes that decrease with rising temperatures </w:t>
+      </w:r>
+      <w:r>
+        <w:t xml:space="preserve">(i.e., </w:t>
+      </w:r>
+      <w:r>
+        <w:rPr>
+          <w:i/>
+          <w:iCs/>
+        </w:rPr>
+        <w:t xml:space="preserve">Bacteroides, Parabacteroides, Clostridium, </w:t>
+      </w:r>
+      <w:proofErr w:type="spellStart"/>
+      <w:r>
+        <w:rPr>
+          <w:i/>
+          <w:iCs/>
+        </w:rPr>
+        <w:t>Ruminococcus</w:t>
+      </w:r>
+      <w:proofErr w:type="spellEnd"/>
+      <w:r>
+        <w:rPr>
+          <w:i/>
+          <w:iCs/>
+        </w:rPr>
+        <w:t xml:space="preserve">, Eubacterium, </w:t>
+      </w:r>
+      <w:proofErr w:type="spellStart"/>
+      <w:r>
+        <w:rPr>
+          <w:i/>
+          <w:iCs/>
+        </w:rPr>
+        <w:t>Blautia</w:t>
+      </w:r>
+      <w:proofErr w:type="spellEnd"/>
+      <w:r>
+        <w:rPr>
+          <w:i/>
+          <w:iCs/>
+        </w:rPr>
+        <w:t xml:space="preserve">, </w:t>
+      </w:r>
+      <w:proofErr w:type="spellStart"/>
+      <w:r>
+        <w:rPr>
+          <w:i/>
+          <w:iCs/>
+        </w:rPr>
+        <w:t>Anaerostipes</w:t>
+      </w:r>
+      <w:proofErr w:type="spellEnd"/>
+      <w:r>
+        <w:rPr>
+          <w:i/>
+          <w:iCs/>
+        </w:rPr>
+        <w:t xml:space="preserve">, </w:t>
+      </w:r>
+      <w:r>
+        <w:t>and</w:t>
+      </w:r>
+      <w:r>
+        <w:rPr>
+          <w:i/>
+          <w:iCs/>
+        </w:rPr>
+        <w:t xml:space="preserve"> </w:t>
+      </w:r>
+      <w:proofErr w:type="spellStart"/>
+      <w:r>
+        <w:rPr>
+          <w:i/>
+          <w:iCs/>
+        </w:rPr>
+        <w:t>Alistipes</w:t>
+      </w:r>
+      <w:proofErr w:type="spellEnd"/>
+      <w:r>
+        <w:t>)</w:t>
+      </w:r>
+      <w:r>
+        <w:t xml:space="preserve">, sensitivity to oxygen gradients may limit the ability to cope with high temperatures. </w:t>
+      </w:r>
+    </w:p>
+    <w:p/>
+    <w:p>
+      <w:r>
+        <w:t>Temperature is also related to the abundance of microbial metabolic pathways. The temperature model fits best for 169 out of 383 total pathways tested, accounting for more than 50% of the model’s weight (sup table). To facilitate downstream interpretation, we grouped 10</w:t>
+      </w:r>
+      <w:r>
+        <w:t>3</w:t>
+      </w:r>
+      <w:r>
+        <w:t xml:space="preserve"> of these pathways into five broad functional categories based on shared biological roles and their apparent relationship with temperature: lipid metabolism, </w:t>
+      </w:r>
+      <w:r>
+        <w:t xml:space="preserve">oxygen-driven metabolism and fermentation, </w:t>
+      </w:r>
+      <w:r>
+        <w:t xml:space="preserve">redox maintenance, nucleotide mobilization, and immune regulation (Fig 4). </w:t>
+      </w:r>
+      <w:r>
+        <w:t xml:space="preserve">The gut microbiome exhibits signs of metabolic restructuring that may </w:t>
+      </w:r>
+      <w:r>
+        <w:t>help microbes respond to rising temperatures</w:t>
+      </w:r>
+      <w:r>
+        <w:t xml:space="preserve"> but </w:t>
+      </w:r>
+      <w:r>
+        <w:t xml:space="preserve">that </w:t>
+      </w:r>
+      <w:r>
+        <w:t xml:space="preserve">could also compromise essential functions. </w:t>
+      </w:r>
+      <w:r>
+        <w:t>For example, changes in lipid metabolism including an increase in fatty acids synthesis pathways like oleate, cis-</w:t>
+      </w:r>
+      <w:proofErr w:type="spellStart"/>
+      <w:r>
+        <w:t>vaccenate</w:t>
+      </w:r>
+      <w:proofErr w:type="spellEnd"/>
+      <w:r>
+        <w:t xml:space="preserve">, palmitoleate, stearate, and </w:t>
+      </w:r>
+      <w:proofErr w:type="spellStart"/>
+      <w:r>
+        <w:t>gondoate</w:t>
+      </w:r>
+      <w:proofErr w:type="spellEnd"/>
+      <w:r>
+        <w:t xml:space="preserve"> and lipid remodeling pathways such as </w:t>
+      </w:r>
+      <w:r>
+        <w:lastRenderedPageBreak/>
+        <w:t>mevalonate pathway and downstream isoprenoid lipids synthesis, may help maintain cytoplasmic membrane integrity at high temperatures</w:t>
+      </w:r>
+      <w:r>
+        <w:t xml:space="preserve"> </w:t>
+      </w:r>
+      <w:r>
+        <w:t>(Fig 4A)</w:t>
+      </w:r>
+      <w:r>
+        <w:fldChar w:fldCharType="begin"/>
+      </w:r>
+      <w:r>
+        <w:instrText xml:space="preserve"> ADDIN ZOTERO_ITEM CSL_CITATION {"citationID":"ZsjASiqo","properties":{"formattedCitation":"(Mansilla et al., 2004; Y.-M. Zhang &amp; Rock, 2008)","plainCitation":"(Mansilla et al., 2004; Y.-M. Zhang &amp; Rock, 2008)","noteIndex":0},"citationItems":[{"id":3378,"uris":["http://zotero.org/users/13901503/items/TZK8TZFH"],"itemData":{"id":3378,"type":"article-journal","container-title":"Journal of Bacteriology","DOI":"10.1128/jb.186.20.6681-6688.2004","issue":"20","note":"publisher: American Society for Microbiology","page":"6681-6688","source":"journals.asm.org (Atypon)","title":"Control of Membrane Lipid Fluidity by Molecular Thermosensors","volume":"186","author":[{"family":"Mansilla","given":"María C."},{"family":"Cybulski","given":"Larisa E."},{"family":"Albanesi","given":"Daniela"},{"family":"Mendoza","given":"Diego","non-dropping-particle":"de"}],"issued":{"date-parts":[["2004",10,15]]}}},{"id":3286,"uris":["http://zotero.org/users/13901503/items/VXSZL448"],"itemData":{"id":3286,"type":"article-journal","abstract":"The ability of bacteria to control the biophysical properties of their membrane phospholipids allows them to thrive in a wide range of physical environments.Fatty acid biosynthesis is an energy-intensive biosynthetic pathway, and the production of the building blocks for membrane phospholipids is precisely regulated to match the rate of cell division.Bacteria control the homeostasis of membrane lipid biophysical properties by altering the chain length of fatty acids, as well as the ratio of saturated:unsaturated fatty acids. The de novo, type II fatty acid biosynthetic pathway is a major focal point for the regulation of fatty acid composition.Bacteria can alter the physical properties of existing phospholipids by introducing cis double bonds into saturated acyl chains, thereby converting cis double bonds into cyclopropane rings and catalysing the isomerization of cis fatty acids to their trans conformations.Phospholipids are used as intermediates in the formation of major structural constituents of the cell. Managing the metabolism of the lipid by-products of these biosynthetic pathways is important to prevent the accumulation of membrane-disruptive lipids and to conserve the energy that is invested in the biosynthesis of the fatty acids.Modification of phosphatidylglycerol by the attachment of a lysine residue to the glycerol head group is an adaptive response that is used by pathogens to increase their resistance to cationic antibacterial peptides (defensins) that are produced by the innate immune system.","container-title":"Nature Reviews Microbiology","DOI":"10.1038/nrmicro1839","ISSN":"1740-1534","issue":"3","journalAbbreviation":"Nat Rev Microbiol","language":"en","license":"2008 Springer Nature Limited","note":"publisher: Nature Publishing Group","page":"222-233","source":"www-nature-com.proxy.lib.umich.edu","title":"Membrane lipid homeostasis in bacteria","volume":"6","author":[{"family":"Zhang","given":"Yong-Mei"},{"family":"Rock","given":"Charles O."}],"issued":{"date-parts":[["2008",3]]}}}],"schema":"https://github.com/citation-style-language/schema/raw/master/csl-citation.json"} </w:instrText>
+      </w:r>
+      <w:r>
+        <w:fldChar w:fldCharType="separate"/>
+      </w:r>
+      <w:r>
+        <w:rPr>
+          <w:noProof/>
+        </w:rPr>
+        <w:t>(Mansilla et al., 2004; Y.-M. Zhang &amp; Rock, 2008)</w:t>
+      </w:r>
+      <w:r>
+        <w:fldChar w:fldCharType="end"/>
+      </w:r>
+      <w:r>
+        <w:t xml:space="preserve">. However, a decrease in </w:t>
+      </w:r>
+      <w:r>
+        <w:t>pathways involved in lipid catabolism and recycling including fatty acid β-oxidation, fatty acid salvage, and phospholipid turnover</w:t>
+      </w:r>
+      <w:r>
+        <w:t xml:space="preserve"> </w:t>
+      </w:r>
+      <w:r>
+        <w:t>likely impairs membrane repair mechanisms</w:t>
+      </w:r>
+      <w:r>
+        <w:t xml:space="preserve"> </w:t>
+      </w:r>
+      <w:r>
+        <w:fldChar w:fldCharType="begin"/>
+      </w:r>
+      <w:r>
+        <w:instrText xml:space="preserve"> ADDIN ZOTERO_ITEM CSL_CITATION {"citationID":"lWyrjH6E","properties":{"formattedCitation":"(Dennis, 1994; Y.-M. Zhang &amp; Rock, 2008)","plainCitation":"(Dennis, 1994; Y.-M. Zhang &amp; Rock, 2008)","noteIndex":0},"citationItems":[{"id":3285,"uris":["http://zotero.org/users/13901503/items/932HVZ4C"],"itemData":{"id":3285,"type":"article-journal","container-title":"Journal of Biological Chemistry","DOI":"10.1016/S0021-9258(17)36794-7","ISSN":"00219258","issue":"18","journalAbbreviation":"Journal of Biological Chemistry","language":"en","license":"https://www.elsevier.com/tdm/userlicense/1.0/","page":"13057-13060","source":"DOI.org (Crossref)","title":"Diversity of group types, regulation, and function of phospholipase A2.","volume":"269","author":[{"family":"Dennis","given":"E.A."}],"issued":{"date-parts":[["1994",5]]}}},{"id":3286,"uris":["http://zotero.org/users/13901503/items/VXSZL448"],"itemData":{"id":3286,"type":"article-journal","abstract":"The ability of bacteria to control the biophysical properties of their membrane phospholipids allows them to thrive in a wide range of physical environments.Fatty acid biosynthesis is an energy-intensive biosynthetic pathway, and the production of the building blocks for membrane phospholipids is precisely regulated to match the rate of cell division.Bacteria control the homeostasis of membrane lipid biophysical properties by altering the chain length of fatty acids, as well as the ratio of saturated:unsaturated fatty acids. The de novo, type II fatty acid biosynthetic pathway is a major focal point for the regulation of fatty acid composition.Bacteria can alter the physical properties of existing phospholipids by introducing cis double bonds into saturated acyl chains, thereby converting cis double bonds into cyclopropane rings and catalysing the isomerization of cis fatty acids to their trans conformations.Phospholipids are used as intermediates in the formation of major structural constituents of the cell. Managing the metabolism of the lipid by-products of these biosynthetic pathways is important to prevent the accumulation of membrane-disruptive lipids and to conserve the energy that is invested in the biosynthesis of the fatty acids.Modification of phosphatidylglycerol by the attachment of a lysine residue to the glycerol head group is an adaptive response that is used by pathogens to increase their resistance to cationic antibacterial peptides (defensins) that are produced by the innate immune system.","container-title":"Nature Reviews Microbiology","DOI":"10.1038/nrmicro1839","ISSN":"1740-1534","issue":"3","journalAbbreviation":"Nat Rev Microbiol","language":"en","license":"2008 Springer Nature Limited","note":"publisher: Nature Publishing Group","page":"222-233","source":"www-nature-com.proxy.lib.umich.edu","title":"Membrane lipid homeostasis in bacteria","volume":"6","author":[{"family":"Zhang","given":"Yong-Mei"},{"family":"Rock","given":"Charles O."}],"issued":{"date-parts":[["2008",3]]}}}],"schema":"https://github.com/citation-style-language/schema/raw/master/csl-citation.json"} </w:instrText>
+      </w:r>
+      <w:r>
+        <w:fldChar w:fldCharType="separate"/>
+      </w:r>
+      <w:r>
+        <w:rPr>
+          <w:noProof/>
+        </w:rPr>
+        <w:t>(Dennis, 1994; Y.-M. Zhang &amp; Rock, 2008)</w:t>
+      </w:r>
+      <w:r>
+        <w:fldChar w:fldCharType="end"/>
+      </w:r>
+      <w:r>
+        <w:t xml:space="preserve"> </w:t>
+      </w:r>
+      <w:r>
+        <w:t xml:space="preserve">and </w:t>
+      </w:r>
+      <w:r>
+        <w:t>may compromise</w:t>
+      </w:r>
+      <w:r>
+        <w:t xml:space="preserve"> integrity during extended periods of high temperatures. Further, </w:t>
+      </w:r>
+      <w:r>
+        <w:t>an increase in anaerobic pathways</w:t>
+      </w:r>
+      <w:r>
+        <w:t>,</w:t>
+      </w:r>
+      <w:r>
+        <w:t xml:space="preserve"> </w:t>
+      </w:r>
+      <w:r>
+        <w:t xml:space="preserve">including </w:t>
+      </w:r>
+      <w:r>
+        <w:t xml:space="preserve">the </w:t>
+      </w:r>
+      <w:r>
+        <w:t>reductive TCA cycle</w:t>
+      </w:r>
+      <w:r>
+        <w:t xml:space="preserve"> and several involved in glycolysis,</w:t>
+      </w:r>
+      <w:r>
+        <w:t xml:space="preserve"> </w:t>
+      </w:r>
+      <w:r>
+        <w:t>alongside a decrease in pathways that support aerobic metabolism</w:t>
+      </w:r>
+      <w:r>
+        <w:t xml:space="preserve"> </w:t>
+      </w:r>
+      <w:r>
+        <w:t>may reflect a</w:t>
+      </w:r>
+      <w:r>
+        <w:t xml:space="preserve"> response to increased gut hypoxia at high temperatures </w:t>
+      </w:r>
+      <w:r>
+        <w:t>(Fig 4B)</w:t>
+      </w:r>
+      <w:r>
+        <w:fldChar w:fldCharType="begin"/>
+      </w:r>
+      <w:r>
+        <w:instrText xml:space="preserve"> ADDIN ZOTERO_ITEM CSL_CITATION {"citationID":"RZiOC71a","properties":{"formattedCitation":"(Hall et al., 1999)","plainCitation":"(Hall et al., 1999)","noteIndex":0},"citationItems":[{"id":3205,"uris":["http://zotero.org/users/13901503/items/CADITA73"],"itemData":{"id":3205,"type":"article-journal","abstract":"Exposure of conscious animals to environmental heat stress increases portal venous radical content. The nature of the observed heat stress-inducible radical molecules suggests that hyperthermia produces cellular hypoxic stress in liver and intestine. To investigate this hypothesis, conscious rats bearing in-dwelling portal venous and femoral artery catheters were exposed to normothermic or hyperthermic conditions. Blood gas levels were monitored during heat stress and for 24 h following heat exposure. Hyperthermia significantly increased arterial O2 saturation, splanchnic arterial-venous O2 difference, and venous</w:instrText>
+      </w:r>
+      <w:r>
+        <w:rPr>
+          <w:rFonts w:ascii="Cambria Math" w:hAnsi="Cambria Math" w:cs="Cambria Math"/>
+        </w:rPr>
+        <w:instrText>𝑃</w:instrText>
+      </w:r>
+      <w:r>
+        <w:instrText xml:space="preserve">⁢CO2P⁢CO2, while decreasing venous O2 saturation and venous pH. One hour after heat exposure, liver glycogen levels were decreased </w:instrText>
+      </w:r>
+      <w:r>
+        <w:rPr>
+          <w:rFonts w:ascii="Cambria Math" w:hAnsi="Cambria Math" w:cs="Cambria Math"/>
+        </w:rPr>
+        <w:instrText>∼</w:instrText>
+      </w:r>
+      <w:r>
+        <w:instrText xml:space="preserve">20%. Two hours after heat exposure, the splanchnic arterial-venous O2 difference remained elevated in heat-stressed animals despite normal Tc. A second group of rats was exposed to similar conditions while receiving intra-arterial injections of the hypoxic cell marker [3H]misonidazole. Liver and intestine were biopsied, and [3H]misonidazole content was quantified. Heat stress increased tissue [3H]misonidazole retention 80% in the liver and 29% in the small intestine. Cellular [3H]misonidazole levels were significantly elevated in intestinal epithelial cells and liver zone 2 and 3 hepatocytes and Kupffer cells. This effect was most prominent in the proximal small intestine and small liver lobi. These data provide evidence that hyperthermia produces cellular hypoxia and metabolic stress in splanchnic tissues and suggest that cellular metabolic stress may contribute to radical generation during heat stress.","container-title":"American Journal of Physiology-Gastrointestinal and Liver Physiology","DOI":"10.1152/ajpgi.1999.276.5.G1195","ISSN":"0193-1857","issue":"5","note":"publisher: American Physiological Society","page":"G1195-G1203","source":"journals.physiology.org (Atypon)","title":"Splanchnic tissues undergo hypoxic stress  during whole body hyperthermia","volume":"276","author":[{"family":"Hall","given":"David M."},{"family":"Baumgardner","given":"Kirk R."},{"family":"Oberley","given":"Terry D."},{"family":"Gisolfi","given":"Carl V."}],"issued":{"date-parts":[["1999",5]]}}}],"schema":"https://github.com/citation-style-language/schema/raw/master/csl-citation.json"} </w:instrText>
+      </w:r>
+      <w:r>
+        <w:fldChar w:fldCharType="separate"/>
+      </w:r>
+      <w:r>
+        <w:rPr>
+          <w:noProof/>
+        </w:rPr>
+        <w:t>(Hall et al., 1999)</w:t>
+      </w:r>
+      <w:r>
+        <w:fldChar w:fldCharType="end"/>
+      </w:r>
+      <w:r>
+        <w:t xml:space="preserve"> and help maintain energy production under increased oxygen limitation</w:t>
+      </w:r>
+      <w:r>
+        <w:t>. However, the</w:t>
+      </w:r>
+      <w:r>
+        <w:t>se</w:t>
+      </w:r>
+      <w:r>
+        <w:t xml:space="preserve"> anaerobic pathways</w:t>
+      </w:r>
+      <w:r>
+        <w:t xml:space="preserve"> are </w:t>
+      </w:r>
+      <w:r>
+        <w:t xml:space="preserve">primarily </w:t>
+      </w:r>
+      <w:r>
+        <w:t xml:space="preserve">used in </w:t>
+      </w:r>
+      <w:r>
+        <w:t>simple carbohydrate metabolism</w:t>
+      </w:r>
+      <w:r>
+        <w:t xml:space="preserve"> a</w:t>
+      </w:r>
+      <w:r>
+        <w:t>nd coincide with a decline in complex polysaccharide fermentation</w:t>
+      </w:r>
+      <w:r>
+        <w:t xml:space="preserve">, these changes may </w:t>
+      </w:r>
+      <w:r>
+        <w:t>eventually decrease overall energy availability</w:t>
+      </w:r>
+      <w:r>
+        <w:t xml:space="preserve"> (). </w:t>
+      </w:r>
+    </w:p>
+    <w:p/>
+    <w:p>
+      <w:r>
+        <w:t>Some metabolic changes</w:t>
+      </w:r>
+      <w:r>
+        <w:t xml:space="preserve"> </w:t>
+      </w:r>
+      <w:r>
+        <w:t xml:space="preserve">indicate that rising temperature may negatively affect the </w:t>
+      </w:r>
+      <w:r>
+        <w:t>gastrointestinal</w:t>
+      </w:r>
+      <w:r>
+        <w:t xml:space="preserve"> environment.</w:t>
+      </w:r>
+      <w:r>
+        <w:t xml:space="preserve"> </w:t>
+      </w:r>
+      <w:proofErr w:type="spellStart"/>
+      <w:r>
+        <w:t>Specifcially</w:t>
+      </w:r>
+      <w:proofErr w:type="spellEnd"/>
+      <w:r>
+        <w:t>, declines in pathways that support</w:t>
+      </w:r>
+      <w:r>
+        <w:t xml:space="preserve"> redox maintenance</w:t>
+      </w:r>
+      <w:r>
+        <w:t xml:space="preserve"> </w:t>
+      </w:r>
+      <w:r>
+        <w:t xml:space="preserve">including the synthesis of redox cofactors such as B vitamins </w:t>
+      </w:r>
+      <w:r>
+        <w:fldChar w:fldCharType="begin"/>
+      </w:r>
+      <w:r>
+        <w:instrText xml:space="preserve"> ADDIN ZOTERO_ITEM CSL_CITATION {"citationID":"oWPRpQeE","properties":{"formattedCitation":"(Hellmann &amp; Mooney, 2010; Powers, 2003)","plainCitation":"(Hellmann &amp; Mooney, 2010; Powers, 2003)","noteIndex":0},"citationItems":[{"id":3227,"uris":["http://zotero.org/users/13901503/items/9DQLWAKU"],"itemData":{"id":3227,"type":"article-journal","abstract":"Vitamin B6 is an intriguing molecule that is involved in a wide range of metabolic, physiological and developmental processes. Based on its water solubility and high reactivity when phosphorylated, it is a suitable co-factor for many biochemical processes. Furthermore the vitamin is a potent antioxidant, rivaling carotenoids or tocopherols in its ability to quench reactive oxygen species. It is therefore not surprising that the vitamin is essential and unquestionably important for the cellular metabolism and well-being of all living organisms. The review briefly summarizes the biosynthetic pathways of vitamin B6 in pro- and eukaryotes and its diverse roles in enzymatic reactions. Finally, because in recent years the vitamin has often been considered beneficial for human health, the review will also sum up and critically reflect on current knowledge how human health can profit from vitamin B6.","container-title":"Molecules","DOI":"10.3390/molecules15010442","ISSN":"1420-3049","issue":"1","language":"en","license":"http://creativecommons.org/licenses/by/3.0/","note":"number: 1\npublisher: Molecular Diversity Preservation International","page":"442-459","source":"www.mdpi.com","title":"Vitamin B6: A Molecule for Human Health?","title-short":"Vitamin B6","volume":"15","author":[{"family":"Hellmann","given":"Hanjo"},{"family":"Mooney","given":"Sutton"}],"issued":{"date-parts":[["2010",1]]}}},{"id":3224,"uris":["http://zotero.org/users/13901503/items/W59CZMD8"],"itemData":{"id":3224,"type":"article-journal","abstract":"Riboflavin is unique among the water-soluble vitamins in that milk and dairy products make the greatest contribution to its intake in Western diets. Meat and fish are also good sources of riboflavin, and certain fruit and vegetables, especially dark-green vegetables, contain reasonably high concentrations. Biochemical signs of depletion arise within only a few days of dietary deprivation. Poor riboflavin status in Western countries seems to be of most concern for the elderly and adolescents, despite the diversity of riboflavin-rich foods available. However, discrepancies between dietary intake data and biochemical data suggest either that requirements are higher than hitherto thought or that biochemical thresholds for deficiency are inappropriate. This article reviews current evidence that diets low in riboflavin present specific health risks. There is reasonably good evidence that poor riboflavin status interferes with iron handling and contributes to the etiology of anemia when iron intakes are low. Various mechanisms for this have been proposed, including effects on the gastrointestinal tract that might compromise the handling of other nutrients. Riboflavin deficiency has been implicated as a risk factor for cancer, although this has not been satisfactorily established in humans. Current interest is focused on the role that riboflavin plays in determining circulating concentrations of homocysteine, a risk factor for cardiovascular disease. Other mechanisms have been proposed for a protective role of riboflavin in ischemia reperfusion injury; this requires further study. Riboflavin deficiency may exert some of its effects by reducing the metabolism of other B vitamins, notably folate and vitamin B-6.","container-title":"The American Journal of Clinical Nutrition","DOI":"10.1093/ajcn/77.6.1352","ISSN":"0002-9165","issue":"6","journalAbbreviation":"The American Journal of Clinical Nutrition","page":"1352-1360","source":"ScienceDirect","title":"Riboflavin (vitamin B-2) and health12","volume":"77","author":[{"family":"Powers","given":"Hilary J"}],"issued":{"date-parts":[["2003",6,1]]}}}],"schema":"https://github.com/citation-style-language/schema/raw/master/csl-citation.json"} </w:instrText>
+      </w:r>
+      <w:r>
+        <w:fldChar w:fldCharType="separate"/>
+      </w:r>
+      <w:r>
+        <w:rPr>
+          <w:noProof/>
+        </w:rPr>
+        <w:t>(Hellmann &amp; Mooney, 2010; Powers, 2003)</w:t>
+      </w:r>
+      <w:r>
+        <w:fldChar w:fldCharType="end"/>
+      </w:r>
+      <w:r>
+        <w:t xml:space="preserve">, coenzymes </w:t>
+      </w:r>
+      <w:r>
+        <w:fldChar w:fldCharType="begin"/>
+      </w:r>
+      <w:r>
+        <w:instrText xml:space="preserve"> ADDIN ZOTERO_ITEM CSL_CITATION {"citationID":"4f75BpHM","properties":{"formattedCitation":"(Gout, 2018)","plainCitation":"(Gout, 2018)","noteIndex":0},"citationItems":[{"id":3237,"uris":["http://zotero.org/users/13901503/items/VLNZSILJ"],"itemData":{"id":3237,"type":"article-journal","abstract":"In a diverse family of cellular cofactors, coenzyme A (CoA) has a unique design to function in various biochemical processes. The presence of a highly reactive thiol group and a nucleotide moiety offers a diversity of chemical reactions and regulatory interactions. CoA employs them to activate carbonyl-containing molecules and to produce various thioester derivatives (e.g. acetyl CoA, malonyl CoA and 3-hydroxy-3-methylglutaryl CoA), which have well-established roles in cellular metabolism, production of neurotransmitters and the regulation of gene expression. A novel unconventional function of CoA in redox regulation, involving covalent attachment of this coenzyme to cellular proteins in response to oxidative and metabolic stress, has been recently discovered and termed protein CoAlation (S-thiolation by CoA or CoAthiolation). A diverse range of proteins was found to be CoAlated in mammalian cells and tissues under various experimental conditions. Protein CoAlation alters the molecular mass, charge and activity of modified proteins, and prevents them from irreversible sulfhydryl overoxidation. This review highlights the role of a key metabolic integrator CoA in redox regulation in mammalian cells and provides a perspective of the current status and future directions of the emerging field of protein CoAlation.","container-title":"Biochemical Society Transactions","DOI":"10.1042/BST20170506","ISSN":"0300-5127, 1470-8752","issue":"3","language":"en","page":"721-728","source":"DOI.org (Crossref)","title":"Coenzyme A, protein CoAlation and redox regulation in mammalian cells","volume":"46","author":[{"family":"Gout","given":"Ivan"}],"issued":{"date-parts":[["2018",6,19]]}}}],"schema":"https://github.com/citation-style-language/schema/raw/master/csl-citation.json"} </w:instrText>
+      </w:r>
+      <w:r>
+        <w:fldChar w:fldCharType="separate"/>
+      </w:r>
+      <w:r>
+        <w:rPr>
+          <w:noProof/>
+        </w:rPr>
+        <w:t>(Gout, 2018)</w:t>
+      </w:r>
+      <w:r>
+        <w:fldChar w:fldCharType="end"/>
+      </w:r>
+      <w:r>
+        <w:t xml:space="preserve">, and antioxidant precursors to glutathione </w:t>
+      </w:r>
+      <w:r>
+        <w:fldChar w:fldCharType="begin"/>
+      </w:r>
+      <w:r>
+        <w:instrText xml:space="preserve"> ADDIN ZOTERO_ITEM CSL_CITATION {"citationID":"2FPwkzM8","properties":{"formattedCitation":"(S. C. Lu, 2013)","plainCitation":"(S. C. Lu, 2013)","noteIndex":0},"citationItems":[{"id":3229,"uris":["http://zotero.org/users/13901503/items/98ARRTVI"],"itemData":{"id":3229,"type":"article-journal","abstract":"Background\nGlutathione (GSH) is present in all mammalian tissues as the most abundant non-protein thiol that defends against oxidative stress. GSH is also a key determinant of redox signaling, vital in detoxification of xenobiotics, and regulates cell proliferation, apoptosis, immune function, and fibrogenesis. Biosynthesis of GSH occurs in the cytosol in a tightly regulated manner. Key determinants of GSH synthesis are the availability of the sulfur amino acid precursor, cysteine, and the activity of the rate-limiting enzyme, glutamate cysteine ligase (GCL), which is composed of a catalytic (GCLC) and a modifier (GCLM) subunit. The second enzyme of GSH synthesis is GSH synthetase (GS).\nScope of review\nThis review summarizes key functions of GSH and focuses on factors that regulate the biosynthesis of GSH, including pathological conditions where GSH synthesis is dysregulated.\nMajor conclusions\nGCL subunits and GS are regulated at multiple levels and often in a coordinated manner. Key transcription factors that regulate the expression of these genes include NF-E2 related factor 2 (Nrf2) via the antioxidant response element (ARE), AP-1, and nuclear factor kappa B (NFκB). There is increasing evidence that dysregulation of GSH synthesis contributes to the pathogenesis of many pathological conditions. These include diabetes mellitus, pulmonary and liver fibrosis, alcoholic liver disease, cholestatic liver injury, endotoxemia and drug-resistant tumor cells.\nGeneral significance\nGSH is a key antioxidant that also modulates diverse cellular processes. A better understanding of how its synthesis is regulated and dysregulated in disease states may lead to improvement in the treatment of these disorders. This article is part of a Special Issue entitled Cellular functions of glutathione.","collection-title":"Cellular functions of glutathione","container-title":"Biochimica et Biophysica Acta (BBA) - General Subjects","DOI":"10.1016/j.bbagen.2012.09.008","ISSN":"0304-4165","issue":"5","journalAbbreviation":"Biochimica et Biophysica Acta (BBA) - General Subjects","page":"3143-3153","source":"ScienceDirect","title":"Glutathione synthesis","volume":"1830","author":[{"family":"Lu","given":"Shelly C."}],"issued":{"date-parts":[["2013",5,1]]}}}],"schema":"https://github.com/citation-style-language/schema/raw/master/csl-citation.json"} </w:instrText>
+      </w:r>
+      <w:r>
+        <w:fldChar w:fldCharType="separate"/>
+      </w:r>
+      <w:r>
+        <w:rPr>
+          <w:noProof/>
+        </w:rPr>
+        <w:t>(S. C. Lu, 2013)</w:t>
+      </w:r>
+      <w:r>
+        <w:fldChar w:fldCharType="end"/>
+      </w:r>
+      <w:r>
+        <w:t xml:space="preserve"> </w:t>
+      </w:r>
+      <w:r>
+        <w:t>may impair the gut microbiome’s ability to neutralize reactive oxygen species</w:t>
+      </w:r>
+      <w:r>
+        <w:t xml:space="preserve"> (ROS). </w:t>
+      </w:r>
+      <w:r>
+        <w:t xml:space="preserve">Similarly, </w:t>
+      </w:r>
+      <w:r>
+        <w:t>reductions</w:t>
+      </w:r>
+      <w:r>
+        <w:t xml:space="preserve"> in detoxification pathways for aromatic compounds and aldehydes (Kalapos, 1999), along with declines in redox cycling processes such as NADPH production, quinone synthesis, and siderophore-mediated iron transport (Fig 4C; Dhungana &amp; Crumbliss, 2005; Ying, 2008), may further contribute to redox imbalance at high temperatures.</w:t>
+      </w:r>
+      <w:r>
+        <w:t xml:space="preserve"> </w:t>
+      </w:r>
+      <w:r>
+        <w:t>However, some pathways that support redox maintenance increase with rising temperatures including the synthesis of antioxidant precursors</w:t>
+      </w:r>
+      <w:r>
+        <w:t xml:space="preserve"> and </w:t>
+      </w:r>
+      <w:r>
+        <w:t>vitamin B12</w:t>
+      </w:r>
+      <w:r>
+        <w:t xml:space="preserve"> </w:t>
+      </w:r>
+      <w:r>
+        <w:fldChar w:fldCharType="begin"/>
+      </w:r>
+      <w:r>
+        <w:instrText xml:space="preserve"> ADDIN ZOTERO_ITEM CSL_CITATION {"citationID":"RysgoECv","properties":{"formattedCitation":"(Martens et al., 2002)","plainCitation":"(Martens et al., 2002)","noteIndex":0},"citationItems":[{"id":3337,"uris":["http://zotero.org/users/13901503/items/ZQRDCT8W"],"itemData":{"id":3337,"type":"article-journal","abstract":"One of the most alluring and fascinating molecules in the world of science and medicine is vitamin B12 (cobalamin), which was originally discovered as the anti pernicious anemia factor and whose enigmatic complex structure is matched only by the beguiling chemistry that it mediates. The biosynthesis of this essential nutrient is intricate, involved and, remarkably, confined to certain members of the prokaryotic world, seemingly never have to have made the eukaryotic transition. In humans, the vitamin is required in trace amounts (approximately 1 µg/day) to assist the actions of only two enzymes, methionine synthase and (R)-methylmalonyl-CoA mutase; yet commercially more than 10 t of B12 are produced each year from a number of bacterial species. The rich scientific history of vitamin B12 research, its biological functions and the pathways employed by bacteria for its de novo synthesis are described. Current strategies for the improvement of vitamin B12 production using modern biotechnological techniques are outlined.","container-title":"Applied Microbiology and Biotechnology","DOI":"10.1007/s00253-001-0902-7","ISSN":"1432-0614","issue":"3","journalAbbreviation":"Appl Microbiol Biotechnol","language":"en","license":"2001 Springer-Verlag","note":"Company: Springer\nDistributor: Springer\nInstitution: Springer\nLabel: Springer\nnumber: 3\npublisher: Springer-Verlag","page":"275-285","source":"link-springer-com.proxy.lib.umich.edu","title":"Microbial production of vitamin B12","volume":"58","author":[{"family":"Martens","given":"J.-H."},{"family":"Barg","given":"H."},{"family":"Warren","given":"M."},{"family":"Jahn","given":"D."}],"issued":{"date-parts":[["2002",3,1]]}}}],"schema":"https://github.com/citation-style-language/schema/raw/master/csl-citation.json"} </w:instrText>
+      </w:r>
+      <w:r>
+        <w:fldChar w:fldCharType="separate"/>
+      </w:r>
+      <w:r>
+        <w:rPr>
+          <w:noProof/>
+        </w:rPr>
+        <w:t>(Martens et al., 2002)</w:t>
+      </w:r>
+      <w:r>
+        <w:fldChar w:fldCharType="end"/>
+      </w:r>
+      <w:r>
+        <w:t xml:space="preserve">, </w:t>
+      </w:r>
+      <w:r>
+        <w:t>coenzyme metabolism</w:t>
+      </w:r>
+      <w:r>
+        <w:t xml:space="preserve"> </w:t>
+      </w:r>
+      <w:r>
+        <w:fldChar w:fldCharType="begin"/>
+      </w:r>
+      <w:r>
+        <w:instrText xml:space="preserve"> ADDIN ZOTERO_ITEM CSL_CITATION {"citationID":"RUb5pm3b","properties":{"formattedCitation":"(Belenky et al., 2007)","plainCitation":"(Belenky et al., 2007)","noteIndex":0},"citationItems":[{"id":3246,"uris":["http://zotero.org/users/13901503/items/SBMSGALS"],"itemData":{"id":3246,"type":"article-journal","container-title":"Trends in Biochemical Sciences","DOI":"10.1016/j.tibs.2006.11.006","ISSN":"0968-0004","issue":"1","journalAbbreviation":"Trends in Biochemical Sciences","language":"English","note":"publisher: Elsevier\nPMID: 17161604","page":"12-19","source":"www-cell-com.proxy.lib.umich.edu","title":"NAD+ metabolism in health and disease","volume":"32","author":[{"family":"Belenky","given":"Peter"},{"family":"Bogan","given":"Katrina L."},{"family":"Brenner","given":"Charles"}],"issued":{"date-parts":[["2007",1,1]]}}}],"schema":"https://github.com/citation-style-language/schema/raw/master/csl-citation.json"} </w:instrText>
+      </w:r>
+      <w:r>
+        <w:fldChar w:fldCharType="separate"/>
+      </w:r>
+      <w:r>
+        <w:rPr>
+          <w:noProof/>
+        </w:rPr>
+        <w:t>(Belenky et al., 2007)</w:t>
+      </w:r>
+      <w:r>
+        <w:fldChar w:fldCharType="end"/>
+      </w:r>
+      <w:r>
+        <w:t>,</w:t>
+      </w:r>
+      <w:r>
+        <w:t xml:space="preserve"> </w:t>
+      </w:r>
+      <w:r>
+        <w:t>and degradation of vitamin-like compounds</w:t>
+      </w:r>
+      <w:r>
+        <w:t xml:space="preserve"> </w:t>
+      </w:r>
+      <w:r>
+        <w:fldChar w:fldCharType="begin"/>
+      </w:r>
+      <w:r>
+        <w:instrText xml:space="preserve"> ADDIN ZOTERO_ITEM CSL_CITATION {"citationID":"CONirrgu","properties":{"formattedCitation":"(Linster &amp; Van Schaftingen, 2007)","plainCitation":"(Linster &amp; Van Schaftingen, 2007)","noteIndex":0},"citationItems":[{"id":3334,"uris":["http://zotero.org/users/13901503/items/68BGK4TV"],"itemData":{"id":3334,"type":"article-journal","abstract":"Vitamin C, a reducing agent and antioxidant, is a cofactor in reactions catalyzed by Cu+-dependent monooxygenases and Fe2+-dependent dioxygenases. It is synthesized, in vertebrates having this capacity, from d-glucuronate. The latter is formed through direct hydrolysis of uridine diphosphate (UDP)-glucuronate by enzyme(s) bound to the endoplasmic reticulum membrane, sharing many properties with, and most likely identical to, UDP-glucuronosyltransferases. Non-glucuronidable xenobiotics (aminopyrine, metyrapone, chloretone and others) stimulate the enzymatic hydrolysis of UDP-glucuronate, accounting for their effect to increase vitamin C formation in vivo. Glucuronate is converted to l-gulonate by aldehyde reductase, an enzyme of the aldo-keto reductase superfamily. l-Gulonate is converted to l-gulonolactone by a lactonase identified as SMP30 or regucalcin, whose absence in mice leads to vitamin C deficiency. The last step in the pathway of vitamin C synthesis is the oxidation of l-gulonolactone to l-ascorbic acid by l-gulonolactone oxidase, an enzyme associated with the endoplasmic reticulum membrane and deficient in man, guinea pig and other species due to mutations in its gene. Another fate of glucuronate is its conversion to d-xylulose in a five-step pathway, the pentose pathway, involving identified oxidoreductases and an unknown decarboxylase. Semidehydroascorbate, a major oxidation product of vitamin C, is reconverted to ascorbate in the cytosol by cytochrome b5 reductase and thioredoxin reductase in reactions involving NADH and NADPH, respectively. Transmembrane electron transfer systems using ascorbate or NADH as electron donors serve to reduce semidehydroascorbate present in neuroendocrine secretory vesicles and in the extracellular medium. Dehydroascorbate, the fully oxidized form of vitamin C, is reduced spontaneously by glutathione, as well as enzymatically in reactions using glutathione or NADPH. The degradation of vitamin C in mammals is initiated by the hydrolysis of dehydroascorbate to 2,3-diketo-l-gulonate, which is spontaneously degraded to oxalate, CO2 and l-erythrulose. This is at variance with bacteria such as Escherichia coli, which have enzymatic degradation pathways for ascorbate and probably also dehydroascorbate.","container-title":"The FEBS Journal","DOI":"10.1111/j.1742-4658.2006.05607.x","ISSN":"1742-4658","issue":"1","language":"en","note":"_eprint: https://febs.onlinelibrary.wiley.com/doi/pdf/10.1111/j.1742-4658.2006.05607.x","page":"1-22","source":"Wiley Online Library","title":"Vitamin C","volume":"274","author":[{"family":"Linster","given":"Carole L."},{"family":"Van Schaftingen","given":"Emile"}],"issued":{"date-parts":[["2007"]]}}}],"schema":"https://github.com/citation-style-language/schema/raw/master/csl-citation.json"} </w:instrText>
+      </w:r>
+      <w:r>
+        <w:fldChar w:fldCharType="separate"/>
+      </w:r>
+      <w:r>
+        <w:rPr>
+          <w:noProof/>
+        </w:rPr>
+        <w:t>(Linster &amp; Van Schaftingen, 2007)</w:t>
+      </w:r>
+      <w:r>
+        <w:fldChar w:fldCharType="end"/>
+      </w:r>
+      <w:r>
+        <w:t xml:space="preserve">. </w:t>
+      </w:r>
+      <w:r>
+        <w:t xml:space="preserve">These shifts may represent a compensatory effort to counteract the loss of ROS-neutralizing pathways and help sustain redox balance at high temperatures. Unfortunately, this compensation is likely insufficient to prevent the accumulation of ROS as indicated by the concomitant increase in pathways involved in nucleotide mobilization including purine and pyrimidine de novo synthesis, nucleotide salvage, and recycling </w:t>
+      </w:r>
+      <w:r>
+        <w:t>(Fig 4D)</w:t>
+      </w:r>
+      <w:r>
+        <w:fldChar w:fldCharType="begin"/>
+      </w:r>
+      <w:r>
+        <w:instrText xml:space="preserve"> ADDIN ZOTERO_ITEM CSL_CITATION {"citationID":"VWKBgd91","properties":{"formattedCitation":"(Kilstrup et al., 2005; Lane &amp; Fan, 2015)","plainCitation":"(Kilstrup et al., 2005; Lane &amp; Fan, 2015)","noteIndex":0},"citationItems":[{"id":3291,"uris":["http://zotero.org/users/13901503/items/6MPJ4SKF"],"itemData":{"id":3291,"type":"article-journal","abstract":"Most metabolic reactions are connected through either their utilization of nucleotides or their utilization of nucleotides or their regulation by these metabolites. In this review the biosynthetic pathways for pyrimidine and purine metabolism in lactic acid bacteria are described including the interconversion pathways, the formation of deoxyribonucleotides and the salvage pathways for use of exogenous precursors. The data for the enzymatic and the genetic regulation of these pathways are reviewed, as well as the gene organizations in di</w:instrText>
+      </w:r>
+      <w:r>
+        <w:rPr>
+          <w:rFonts w:ascii="Cambria Math" w:hAnsi="Cambria Math" w:cs="Cambria Math"/>
+        </w:rPr>
+        <w:instrText>ﬀ</w:instrText>
+      </w:r>
+      <w:r>
+        <w:instrText xml:space="preserve">erent lactic acid bacteria. Mutant phenotypes and methods for manipulation of nucleotide pools are also discussed. Our aim is to provide an overview of the physiology and genetics of nucleotide metabolism and its regulation that will facilitate the interpretation of data arising from genetics, metabolomics, proteomics, and transcriptomics in lactic acid bacteria.","container-title":"FEMS Microbiology Reviews","DOI":"10.1016/j.fmrre.2005.04.006","ISSN":"1574-6976","issue":"3","journalAbbreviation":"FEMS Microbiol Rev","language":"en","page":"555-590","source":"DOI.org (Crossref)","title":"Nucleotide metabolism and its control in lactic acid bacteria","volume":"29","author":[{"family":"Kilstrup","given":"Mogens"},{"family":"Hammer","given":"Karin"},{"family":"Ruhdal Jensen","given":"Peter"},{"family":"Martinussen","given":"Jan"}],"issued":{"date-parts":[["2005",8]]}}},{"id":3293,"uris":["http://zotero.org/users/13901503/items/ZVCXJZJX"],"itemData":{"id":3293,"type":"article-journal","abstract":"Nucleotides are required for a wide variety of biological processes and are constantly synthesized de novo in all cells. When cells proliferate, increased nucleotide synthesis is necessary for DNA replication and for RNA production to support protein synthesis at different stages of the cell cycle, during which these events are regulated at multiple levels. Therefore the synthesis of the precursor nucleotides is also strongly regulated at multiple levels. Nucleotide synthesis is an energy intensive process that uses multiple metabolic pathways across different cell compartments and several sources of carbon and nitrogen. The processes are regulated at the transcription level by a set of master transcription factors but also at the enzyme level by allosteric regulation and feedback inhibition. Here we review the cellular demands of nucleotide biosynthesis, their metabolic pathways and mechanisms of regulation during the cell cycle. The use of stable isotope tracers for delineating the biosynthetic routes of the multiple intersecting pathways and how these are quantitatively controlled under different conditions is also highlighted. Moreover, the importance of nucleotide synthesis for cell viability is discussed and how this may lead to potential new approaches to drug development in diseases such as cancer.","container-title":"Nucleic Acids Research","DOI":"10.1093/nar/gkv047","ISSN":"1362-4962, 0305-1048","issue":"4","language":"en","license":"http://creativecommons.org/licenses/by/4.0/","page":"2466-2485","source":"DOI.org (Crossref)","title":"Regulation of mammalian nucleotide metabolism and biosynthesis","volume":"43","author":[{"family":"Lane","given":"Andrew N"},{"family":"Fan","given":"Teresa W-M"}],"issued":{"date-parts":[["2015",2,27]]}}}],"schema":"https://github.com/citation-style-language/schema/raw/master/csl-citation.json"} </w:instrText>
+      </w:r>
+      <w:r>
+        <w:fldChar w:fldCharType="separate"/>
+      </w:r>
+      <w:r>
+        <w:rPr>
+          <w:noProof/>
+        </w:rPr>
+        <w:t>(Kilstrup et al., 2005; Lane &amp; Fan, 2015)</w:t>
+      </w:r>
+      <w:r>
+        <w:fldChar w:fldCharType="end"/>
+      </w:r>
+      <w:r>
+        <w:t xml:space="preserve">. There is also an increase in pathways that may support accuracy during translation </w:t>
+      </w:r>
+      <w:r>
+        <w:t xml:space="preserve">such as </w:t>
+      </w:r>
+      <w:proofErr w:type="spellStart"/>
+      <w:r>
+        <w:t>queuosine</w:t>
+      </w:r>
+      <w:proofErr w:type="spellEnd"/>
+      <w:r>
+        <w:t xml:space="preserve"> synthesis and S-adenosylmethionine salvage</w:t>
+      </w:r>
+      <w:r>
+        <w:t xml:space="preserve"> </w:t>
+      </w:r>
+      <w:r>
+        <w:t>(Vinayak &amp; Pathak, 2010)</w:t>
+      </w:r>
+      <w:r>
+        <w:t xml:space="preserve">. This coordinated increase in nucleotide and translation-associated metabolism may reflect a microbial response to redox imbalance, because the accumulation of ROS can lead to DNA damage </w:t>
+      </w:r>
+      <w:r>
+        <w:fldChar w:fldCharType="begin"/>
+      </w:r>
+      <w:r>
+        <w:instrText xml:space="preserve"> ADDIN ZOTERO_ITEM CSL_CITATION {"citationID":"De7gRBET","properties":{"formattedCitation":"(Imlay, 2013)","plainCitation":"(Imlay, 2013)","noteIndex":0},"citationItems":[{"id":3368,"uris":["http://zotero.org/users/13901503/items/R3YTNYU9"],"itemData":{"id":3368,"type":"article-journal","abstract":"Excess oxygen can disrupt the growth of most organisms, but the underlying mechanisms of damage have proved difficult to unravel. The model bacterium Escherichia coli represents the best understood organism in terms of the effects of and response to oxidative stress.Superoxide (O2−) and hydrogen peroxide (H2O2) are formed within cells when molecular oxygen (O2) adventitiously acquires electrons from the reduced cofactors of flavoproteins.Both O2− and H2O2 can oxidize the exposed Fe–S clusters of a family of dehydratases. This event destabilizes the clusters, and their consequent disintegration eliminates enzyme activity.O2− and H2O2 also inactivate a variety of non-redox enzymes that use single Fe2+ ions as catalytic cofactors.DNA is damaged when H2O2 reacts with the intracellular pool of unincorporated iron. The iron that is released from oxidized metalloproteins enlarges this pool and accelerates this process.The transcription factor OxyR detects modest increments in intracellular H2O2. It activates several responses that help preserve the activities of Fe–S and mononuclear metalloenzymes.The SoxRS system detects redox-active compounds that are released by plants and some bacteria. These compounds can generate toxic doses of O2−, and the SoxRS system acts primarily to minimize the amounts of these compounds inside the cell.Future studies should aim to determine whether the knowledge gained from studying oxidative stress in the facultative anaerobe E. coli is applicable to other organisms, such as strictly aerobic and microaerophilic bacteria.","container-title":"Nature Reviews Microbiology","DOI":"10.1038/nrmicro3032","ISSN":"1740-1534","issue":"7","journalAbbreviation":"Nat Rev Microbiol","language":"en","license":"2013 Springer Nature Limited","note":"publisher: Nature Publishing Group","page":"443-454","source":"www.nature.com","title":"The molecular mechanisms and physiological consequences of oxidative stress: lessons from a model bacterium","title-short":"The molecular mechanisms and physiological consequences of oxidative stress","volume":"11","author":[{"family":"Imlay","given":"James A."}],"issued":{"date-parts":[["2013",7]]}}}],"schema":"https://github.com/citation-style-language/schema/raw/master/csl-citation.json"} </w:instrText>
+      </w:r>
+      <w:r>
+        <w:fldChar w:fldCharType="separate"/>
+      </w:r>
+      <w:r>
+        <w:rPr>
+          <w:noProof/>
+        </w:rPr>
+        <w:t>(Imlay, 2013)</w:t>
+      </w:r>
+      <w:r>
+        <w:fldChar w:fldCharType="end"/>
+      </w:r>
+      <w:r>
+        <w:t>.</w:t>
+      </w:r>
+      <w:r>
+        <w:t xml:space="preserve"> </w:t>
+      </w:r>
+    </w:p>
+    <w:p/>
+    <w:p>
+      <w:r>
         <w:t xml:space="preserve">Further, shifts in pathways responsible for immune regulation may decrease host immune tolerance towards the microbiome. </w:t>
       </w:r>
       <w:r>
@@ -1146,7 +2557,11 @@
         <w:fldChar w:fldCharType="end"/>
       </w:r>
       <w:r>
-        <w:t xml:space="preserve">, and support for M2 macrophage anti-inflammatory activity </w:t>
+        <w:t>, and support for M2 macrophage anti-</w:t>
+      </w:r>
+      <w:r>
+        <w:lastRenderedPageBreak/>
+        <w:t xml:space="preserve">inflammatory activity </w:t>
       </w:r>
       <w:r>
         <w:fldChar w:fldCharType="begin"/>
@@ -1276,7 +2691,6 @@
           <w:i/>
           <w:iCs/>
         </w:rPr>
-        <w:lastRenderedPageBreak/>
         <w:t>Community-level</w:t>
       </w:r>
       <w:r>
@@ -1708,6 +3122,7 @@
         <w:t xml:space="preserve"> at higher neopterin concentrations </w:t>
       </w:r>
       <w:r>
+        <w:lastRenderedPageBreak/>
         <w:t>(Fig 4A),</w:t>
       </w:r>
       <w:r>
@@ -2346,7 +3761,11 @@
         <w:t xml:space="preserve"> under rising temperatures.</w:t>
       </w:r>
       <w:r>
-        <w:t xml:space="preserve"> A key example is the remodeling of cytoplasmic membrane lipids, which </w:t>
+        <w:t xml:space="preserve"> A key example is the remodeling of cytoplasmic </w:t>
+      </w:r>
+      <w:r>
+        <w:lastRenderedPageBreak/>
+        <w:t xml:space="preserve">membrane lipids, which </w:t>
       </w:r>
       <w:r>
         <w:t>bacteria actively adjust</w:t>
@@ -2445,7 +3864,7 @@
         <w:fldChar w:fldCharType="begin"/>
       </w:r>
       <w:r>
-        <w:instrText xml:space="preserve"> ADDIN ZOTERO_ITEM CSL_CITATION {"citationID":"0Z2ejPon","properties":{"formattedCitation":"(Zhang &amp; Rock, 2008)","plainCitation":"(Zhang &amp; Rock, 2008)","noteIndex":0},"citationItems":[{"id":3286,"uris":["http://zotero.org/users/13901503/items/VXSZL448"],"itemData":{"id":3286,"type":"article-journal","abstract":"The ability of bacteria to control the biophysical properties of their membrane phospholipids allows them to thrive in a wide range of physical environments.Fatty acid biosynthesis is an energy-intensive biosynthetic pathway, and the production of the building blocks for membrane phospholipids is precisely regulated to match the rate of cell division.Bacteria control the homeostasis of membrane lipid biophysical properties by altering the chain length of fatty acids, as well as the ratio of saturated:unsaturated fatty acids. The de novo, type II fatty acid biosynthetic pathway is a major focal point for the regulation of fatty acid composition.Bacteria can alter the physical properties of existing phospholipids by introducing cis double bonds into saturated acyl chains, thereby converting cis double bonds into cyclopropane rings and catalysing the isomerization of cis fatty acids to their trans conformations.Phospholipids are used as intermediates in the formation of major structural constituents of the cell. Managing the metabolism of the lipid by-products of these biosynthetic pathways is important to prevent the accumulation of membrane-disruptive lipids and to conserve the energy that is invested in the biosynthesis of the fatty acids.Modification of phosphatidylglycerol by the attachment of a lysine residue to the glycerol head group is an adaptive response that is used by pathogens to increase their resistance to cationic antibacterial peptides (defensins) that are produced by the innate immune system.","container-title":"Nature Reviews Microbiology","DOI":"10.1038/nrmicro1839","ISSN":"1740-1534","issue":"3","journalAbbreviation":"Nat Rev Microbiol","language":"en","license":"2008 Springer Nature Limited","note":"publisher: Nature Publishing Group","page":"222-233","source":"www-nature-com.proxy.lib.umich.edu","title":"Membrane lipid homeostasis in bacteria","volume":"6","author":[{"family":"Zhang","given":"Yong-Mei"},{"family":"Rock","given":"Charles O."}],"issued":{"date-parts":[["2008",3]]}}}],"schema":"https://github.com/citation-style-language/schema/raw/master/csl-citation.json"} </w:instrText>
+        <w:instrText xml:space="preserve"> ADDIN ZOTERO_ITEM CSL_CITATION {"citationID":"0Z2ejPon","properties":{"formattedCitation":"(Y.-M. Zhang &amp; Rock, 2008)","plainCitation":"(Y.-M. Zhang &amp; Rock, 2008)","noteIndex":0},"citationItems":[{"id":3286,"uris":["http://zotero.org/users/13901503/items/VXSZL448"],"itemData":{"id":3286,"type":"article-journal","abstract":"The ability of bacteria to control the biophysical properties of their membrane phospholipids allows them to thrive in a wide range of physical environments.Fatty acid biosynthesis is an energy-intensive biosynthetic pathway, and the production of the building blocks for membrane phospholipids is precisely regulated to match the rate of cell division.Bacteria control the homeostasis of membrane lipid biophysical properties by altering the chain length of fatty acids, as well as the ratio of saturated:unsaturated fatty acids. The de novo, type II fatty acid biosynthetic pathway is a major focal point for the regulation of fatty acid composition.Bacteria can alter the physical properties of existing phospholipids by introducing cis double bonds into saturated acyl chains, thereby converting cis double bonds into cyclopropane rings and catalysing the isomerization of cis fatty acids to their trans conformations.Phospholipids are used as intermediates in the formation of major structural constituents of the cell. Managing the metabolism of the lipid by-products of these biosynthetic pathways is important to prevent the accumulation of membrane-disruptive lipids and to conserve the energy that is invested in the biosynthesis of the fatty acids.Modification of phosphatidylglycerol by the attachment of a lysine residue to the glycerol head group is an adaptive response that is used by pathogens to increase their resistance to cationic antibacterial peptides (defensins) that are produced by the innate immune system.","container-title":"Nature Reviews Microbiology","DOI":"10.1038/nrmicro1839","ISSN":"1740-1534","issue":"3","journalAbbreviation":"Nat Rev Microbiol","language":"en","license":"2008 Springer Nature Limited","note":"publisher: Nature Publishing Group","page":"222-233","source":"www-nature-com.proxy.lib.umich.edu","title":"Membrane lipid homeostasis in bacteria","volume":"6","author":[{"family":"Zhang","given":"Yong-Mei"},{"family":"Rock","given":"Charles O."}],"issued":{"date-parts":[["2008",3]]}}}],"schema":"https://github.com/citation-style-language/schema/raw/master/csl-citation.json"} </w:instrText>
       </w:r>
       <w:r>
         <w:fldChar w:fldCharType="separate"/>
@@ -2454,7 +3873,7 @@
         <w:rPr>
           <w:noProof/>
         </w:rPr>
-        <w:t>(Zhang &amp; Rock, 2008)</w:t>
+        <w:t>(Y.-M. Zhang &amp; Rock, 2008)</w:t>
       </w:r>
       <w:r>
         <w:fldChar w:fldCharType="end"/>
@@ -2475,11 +3894,7 @@
         <w:t xml:space="preserve"> leave gut microbes more </w:t>
       </w:r>
       <w:r>
-        <w:t xml:space="preserve">vulnerable to </w:t>
-      </w:r>
-      <w:r>
-        <w:lastRenderedPageBreak/>
-        <w:t>peroxidative damage</w:t>
+        <w:t>vulnerable to peroxidative damage</w:t>
       </w:r>
       <w:r>
         <w:t xml:space="preserve">, </w:t>
@@ -2922,7 +4337,7 @@
         <w:fldChar w:fldCharType="begin"/>
       </w:r>
       <w:r>
-        <w:instrText xml:space="preserve"> ADDIN ZOTERO_ITEM CSL_CITATION {"citationID":"mZcxo5Qi","properties":{"formattedCitation":"(Zhu et al., 2019)","plainCitation":"(Zhu et al., 2019)","noteIndex":0},"citationItems":[{"id":1972,"uris":["http://zotero.org/users/13901503/items/Z3WTZJPU"],"itemData":{"id":1972,"type":"article-journal","abstract":"Chicken gastrointestinal microbiota plays important roles in health, productivity, and disease. However, knowledge of the relationship between heat stress and the gut microbial ecosystem of poultry, especially laying hens, is still limited. Here, we aimed to provide important knowledge for heat stress intervention in the egg industry. We performed high-throughput sequencing metagenomics on fecal contents to unravel the microbial taxa and functional capacity of the gut microbiome of caged laying hens under heat stress. Results showed that the fecal microbial communities of laying hens were dominated by Firmicutes, Bacteroidetes, and Proteobacteria phyla. The Firmicutes were significantly decreased, and Bacteroidetes were increased in the fecal microbiota under heat stress. Functional prediction of these changes in microbiota revealed that metabolism-related pathways, including cysteine and methionine metabolism and benzoate degradation, were more abundant. Conversely, retinol metabolism and phenylpropanoid biosynthesis were decreased by heat stress, suggesting differences in metabolism between layers in different temperature environments. Clear contributions were identified between active taxa (genus level) and metabolic pathways, which were associated with the liver and intestinal dysfunction in layers. These data revealed that heat stress induced a significant taxonomic perturbation in the gut microbiome of caged laying hens. This was related to the negative effects of heat stress in poultry and provided important basic knowledge for heat stress intervention.","container-title":"Applied Microbiology and Biotechnology","DOI":"10.1007/s00253-018-9465-8","ISSN":"1432-0614","issue":"1","journalAbbreviation":"Appl Microbiol Biotechnol","language":"en","license":"2018 Springer-Verlag GmbH Germany, part of Springer Nature","note":"Company: Springer\nDistributor: Springer\nInstitution: Springer\nLabel: Springer\nnumber: 1\npublisher: Springer Berlin Heidelberg","page":"461-472","source":"link-springer-com.proxy.lib.umich.edu","title":"Heat stress mediates changes in fecal microbiome and functional pathways of laying hens","volume":"103","author":[{"family":"Zhu","given":"Lihui"},{"family":"Liao","given":"Rongrong"},{"family":"Wu","given":"Ning"},{"family":"Zhu","given":"Gensheng"},{"family":"Yang","given":"Changsuo"}],"issued":{"date-parts":[["2019",1,1]]}}}],"schema":"https://github.com/citation-style-language/schema/raw/master/csl-citation.json"} </w:instrText>
+        <w:instrText xml:space="preserve"> ADDIN ZOTERO_ITEM CSL_CITATION {"citationID":"o7W8eHcU","properties":{"formattedCitation":"(Zhu et al., 2019)","plainCitation":"(Zhu et al., 2019)","noteIndex":0},"citationItems":[{"id":1972,"uris":["http://zotero.org/users/13901503/items/Z3WTZJPU"],"itemData":{"id":1972,"type":"article-journal","abstract":"Chicken gastrointestinal microbiota plays important roles in health, productivity, and disease. However, knowledge of the relationship between heat stress and the gut microbial ecosystem of poultry, especially laying hens, is still limited. Here, we aimed to provide important knowledge for heat stress intervention in the egg industry. We performed high-throughput sequencing metagenomics on fecal contents to unravel the microbial taxa and functional capacity of the gut microbiome of caged laying hens under heat stress. Results showed that the fecal microbial communities of laying hens were dominated by Firmicutes, Bacteroidetes, and Proteobacteria phyla. The Firmicutes were significantly decreased, and Bacteroidetes were increased in the fecal microbiota under heat stress. Functional prediction of these changes in microbiota revealed that metabolism-related pathways, including cysteine and methionine metabolism and benzoate degradation, were more abundant. Conversely, retinol metabolism and phenylpropanoid biosynthesis were decreased by heat stress, suggesting differences in metabolism between layers in different temperature environments. Clear contributions were identified between active taxa (genus level) and metabolic pathways, which were associated with the liver and intestinal dysfunction in layers. These data revealed that heat stress induced a significant taxonomic perturbation in the gut microbiome of caged laying hens. This was related to the negative effects of heat stress in poultry and provided important basic knowledge for heat stress intervention.","container-title":"Applied Microbiology and Biotechnology","DOI":"10.1007/s00253-018-9465-8","ISSN":"1432-0614","issue":"1","journalAbbreviation":"Appl Microbiol Biotechnol","language":"en","license":"2018 Springer-Verlag GmbH Germany, part of Springer Nature","note":"Company: Springer\nDistributor: Springer\nInstitution: Springer\nLabel: Springer\nnumber: 1\npublisher: Springer Berlin Heidelberg","page":"461-472","source":"link-springer-com.proxy.lib.umich.edu","title":"Heat stress mediates changes in fecal microbiome and functional pathways of laying hens","volume":"103","author":[{"family":"Zhu","given":"Lihui"},{"family":"Liao","given":"Rongrong"},{"family":"Wu","given":"Ning"},{"family":"Zhu","given":"Gensheng"},{"family":"Yang","given":"Changsuo"}],"issued":{"date-parts":[["2019",1,1]]}}}],"schema":"https://github.com/citation-style-language/schema/raw/master/csl-citation.json"} </w:instrText>
       </w:r>
       <w:r>
         <w:fldChar w:fldCharType="separate"/>
@@ -3209,7 +4624,11 @@
         <w:t xml:space="preserve">at high temperatures. </w:t>
       </w:r>
       <w:r>
-        <w:t>Although some redox-maintaining pathways do increase, the concurrent increase in pathways involved in DNA repair mechanisms likely reflects a response to redox imbalance because the accumulation of reactive oxygen species (ROS) can cause DNA damage</w:t>
+        <w:t xml:space="preserve">Although some redox-maintaining pathways do increase, the concurrent increase in pathways involved in DNA repair mechanisms likely reflects a response to redox imbalance because the accumulation </w:t>
+      </w:r>
+      <w:r>
+        <w:lastRenderedPageBreak/>
+        <w:t>of reactive oxygen species (ROS) can cause DNA damage</w:t>
       </w:r>
       <w:r>
         <w:t xml:space="preserve"> </w:t>
@@ -3245,7 +4664,7 @@
         <w:fldChar w:fldCharType="begin"/>
       </w:r>
       <w:r>
-        <w:instrText xml:space="preserve"> ADDIN ZOTERO_ITEM CSL_CITATION {"citationID":"li75gYnN","properties":{"formattedCitation":"(Z. Lu et al., 2018; McCord et al., 1971)","plainCitation":"(Z. Lu et al., 2018; McCord et al., 1971)","noteIndex":0},"citationItems":[{"id":3598,"uris":["http://zotero.org/users/13901503/items/AT42KT3B"],"itemData":{"id":3598,"type":"article-journal","abstract":"It has been unclear whether superoxide and/or hydrogen peroxide play important roles in the phenomenon of obligate anaerobiosis. This question was explored using Bacteroides thetaiotaomicron, a major fermentative bacterium in the human gastrointestinal tract. Aeration inactivated two enzyme families—[4Fe-4S] dehydratases and nonredox mononuclear iron enzymes—whose homologs, in contrast, remain active in aerobic Escherichia coli. Inactivation-rate measurements of one such enzyme, B. thetaiotaomicron fumarase, showed that it is no more intrinsically sensitive to oxidants than is an E. coli fumarase. Indeed, when the E. coli enzymes were expressed in B. thetaiotaomicron, they no longer could tolerate aeration; conversely, the B. thetaiotaomicron enzymes maintained full activity when expressed in aerobic E. coli. Thus, the aerobic inactivation of the B. thetaiotaomicron enzymes is a feature of their intracellular environment rather than of the enzymes themselves. B. thetaiotaomicron possesses superoxide dismutase and peroxidases, and it can repair damaged enzymes. However, measurements confirmed that the rate of reactive oxygen species production inside aerated B. thetaiotaomicron is far higher than in E. coli. Analysis of the damaged enzymes recovered from aerated B. thetaiotaomicron suggested that they had been inactivated by superoxide rather than by hydrogen peroxide. Accordingly, overproduction of superoxide dismutase substantially protected the enzymes from aeration. We conclude that when this anaerobe encounters oxygen, its internal superoxide levels rise high enough to inactivate key catabolic and biosynthetic enzymes. Superoxide thus comprises a major element of the oxygen sensitivity of this anaerobe. The extent to which molecular oxygen exerts additional direct effects remains to be determined.","container-title":"Proceedings of the National Academy of Sciences","DOI":"10.1073/pnas.1800120115","issue":"14","note":"publisher: Proceedings of the National Academy of Sciences","page":"E3266-E3275","source":"www-pnas-org.proxy.lib.umich.edu (Atypon)","title":"Endogenous superoxide is a key effector of the oxygen sensitivity of a model obligate anaerobe","volume":"115","author":[{"family":"Lu","given":"Zheng"},{"family":"Sethu","given":"Ramakrishnan"},{"family":"Imlay","given":"James A."}],"issued":{"date-parts":[["2018",4,3]]}}},{"id":3602,"uris":["http://zotero.org/users/13901503/items/XVIRKXQ2"],"itemData":{"id":3602,"type":"article-journal","abstract":"The distribution of catalase and superoxide dismutase has been examined in various micro-organisms. Strict anaerobes exhibited no superoxide dismutase and, generally, no catalase activity. All aerobic organisms containing cytochrome systems were found to contain both superoxide dismutase and catalase. Aerotolerant anaerobes, which survive exposure to air and metabolize oxygen to a limited extent but do not contain cytochrome systems, were found to be devoid of catalase activity but did exhibit superoxide dismutase activity. This distribution is consistent with the proposal that the prime physiological function of superoxide dismutase is protection of oxygen-metabolizing organisms against the potentially detrimental effects of the superoxide free radical, a biologically produced intermediate resulting from the univalent reduction of molecular oxygen.","container-title":"Proceedings of the National Academy of Sciences","DOI":"10.1073/pnas.68.5.1024","issue":"5","note":"publisher: Proceedings of the National Academy of Sciences","page":"1024-1027","source":"www-pnas-org.proxy.lib.umich.edu (Atypon)","title":"An Enzyme-Based Theory of Obligate Anaerobiosis: The Physiological Function of Superoxide Dismutase","title-short":"An Enzyme-Based Theory of Obligate Anaerobiosis","volume":"68","author":[{"family":"McCord","given":"Joe M."},{"family":"Keele","given":"Bernard B."},{"family":"Fridovich","given":"Irwin"}],"issued":{"date-parts":[["1971",5]]}}}],"schema":"https://github.com/citation-style-language/schema/raw/master/csl-citation.json"} </w:instrText>
+        <w:instrText xml:space="preserve"> ADDIN ZOTERO_ITEM CSL_CITATION {"citationID":"mWui3x2h","properties":{"formattedCitation":"(Z. Lu et al., 2018; McCord et al., 1971)","plainCitation":"(Z. Lu et al., 2018; McCord et al., 1971)","noteIndex":0},"citationItems":[{"id":3598,"uris":["http://zotero.org/users/13901503/items/AT42KT3B"],"itemData":{"id":3598,"type":"article-journal","abstract":"It has been unclear whether superoxide and/or hydrogen peroxide play important roles in the phenomenon of obligate anaerobiosis. This question was explored using Bacteroides thetaiotaomicron, a major fermentative bacterium in the human gastrointestinal tract. Aeration inactivated two enzyme families—[4Fe-4S] dehydratases and nonredox mononuclear iron enzymes—whose homologs, in contrast, remain active in aerobic Escherichia coli. Inactivation-rate measurements of one such enzyme, B. thetaiotaomicron fumarase, showed that it is no more intrinsically sensitive to oxidants than is an E. coli fumarase. Indeed, when the E. coli enzymes were expressed in B. thetaiotaomicron, they no longer could tolerate aeration; conversely, the B. thetaiotaomicron enzymes maintained full activity when expressed in aerobic E. coli. Thus, the aerobic inactivation of the B. thetaiotaomicron enzymes is a feature of their intracellular environment rather than of the enzymes themselves. B. thetaiotaomicron possesses superoxide dismutase and peroxidases, and it can repair damaged enzymes. However, measurements confirmed that the rate of reactive oxygen species production inside aerated B. thetaiotaomicron is far higher than in E. coli. Analysis of the damaged enzymes recovered from aerated B. thetaiotaomicron suggested that they had been inactivated by superoxide rather than by hydrogen peroxide. Accordingly, overproduction of superoxide dismutase substantially protected the enzymes from aeration. We conclude that when this anaerobe encounters oxygen, its internal superoxide levels rise high enough to inactivate key catabolic and biosynthetic enzymes. Superoxide thus comprises a major element of the oxygen sensitivity of this anaerobe. The extent to which molecular oxygen exerts additional direct effects remains to be determined.","container-title":"Proceedings of the National Academy of Sciences","DOI":"10.1073/pnas.1800120115","issue":"14","note":"publisher: Proceedings of the National Academy of Sciences","page":"E3266-E3275","source":"www-pnas-org.proxy.lib.umich.edu (Atypon)","title":"Endogenous superoxide is a key effector of the oxygen sensitivity of a model obligate anaerobe","volume":"115","author":[{"family":"Lu","given":"Zheng"},{"family":"Sethu","given":"Ramakrishnan"},{"family":"Imlay","given":"James A."}],"issued":{"date-parts":[["2018",4,3]]}}},{"id":3602,"uris":["http://zotero.org/users/13901503/items/XVIRKXQ2"],"itemData":{"id":3602,"type":"article-journal","abstract":"The distribution of catalase and superoxide dismutase has been examined in various micro-organisms. Strict anaerobes exhibited no superoxide dismutase and, generally, no catalase activity. All aerobic organisms containing cytochrome systems were found to contain both superoxide dismutase and catalase. Aerotolerant anaerobes, which survive exposure to air and metabolize oxygen to a limited extent but do not contain cytochrome systems, were found to be devoid of catalase activity but did exhibit superoxide dismutase activity. This distribution is consistent with the proposal that the prime physiological function of superoxide dismutase is protection of oxygen-metabolizing organisms against the potentially detrimental effects of the superoxide free radical, a biologically produced intermediate resulting from the univalent reduction of molecular oxygen.","container-title":"Proceedings of the National Academy of Sciences","DOI":"10.1073/pnas.68.5.1024","issue":"5","note":"publisher: Proceedings of the National Academy of Sciences","page":"1024-1027","source":"www-pnas-org.proxy.lib.umich.edu (Atypon)","title":"An Enzyme-Based Theory of Obligate Anaerobiosis: The Physiological Function of Superoxide Dismutase","title-short":"An Enzyme-Based Theory of Obligate Anaerobiosis","volume":"68","author":[{"family":"McCord","given":"Joe M."},{"family":"Keele","given":"Bernard B."},{"family":"Fridovich","given":"Irwin"}],"issued":{"date-parts":[["1971",5]]}}}],"schema":"https://github.com/citation-style-language/schema/raw/master/csl-citation.json"} </w:instrText>
       </w:r>
       <w:r>
         <w:fldChar w:fldCharType="separate"/>
@@ -3355,7 +4774,7 @@
         <w:fldChar w:fldCharType="begin"/>
       </w:r>
       <w:r>
-        <w:instrText xml:space="preserve"> ADDIN ZOTERO_ITEM CSL_CITATION {"citationID":"F0dZSKDI","properties":{"formattedCitation":"(Arpaia et al., 2013; Furusawa et al., 2013)","plainCitation":"(Arpaia et al., 2013; Furusawa et al., 2013)","noteIndex":0},"citationItems":[{"id":3266,"uris":["http://zotero.org/users/13901503/items/ZX3K6GKV"],"itemData":{"id":3266,"type":"article-journal","abstract":"In mice, provision of butyrate—a short-chain fatty acid produced by commensal microorganisms during starch fermentation—facilitates extrathymic generation and differentiation of Foxp3+ regulatory T cells, demonstrating that metabolic by-products are sensed by cells of the immune system and affect the balance between pro- and anti-inflammatory cells.","container-title":"Nature","DOI":"10.1038/nature12726","ISSN":"1476-4687","issue":"7480","language":"en","license":"2013 Springer Nature Limited","note":"publisher: Nature Publishing Group","page":"451-455","source":"www.nature.com","title":"Metabolites produced by commensal bacteria promote peripheral regulatory T-cell generation","volume":"504","author":[{"family":"Arpaia","given":"Nicholas"},{"family":"Campbell","given":"Clarissa"},{"family":"Fan","given":"Xiying"},{"family":"Dikiy","given":"Stanislav"},{"family":"Veeken","given":"Joris","non-dropping-particle":"van der"},{"family":"deRoos","given":"Paul"},{"family":"Liu","given":"Hui"},{"family":"Cross","given":"Justin R."},{"family":"Pfeffer","given":"Klaus"},{"family":"Coffer","given":"Paul J."},{"family":"Rudensky","given":"Alexander Y."}],"issued":{"date-parts":[["2013",12]]}}},{"id":3264,"uris":["http://zotero.org/users/13901503/items/8XXJ4CBR"],"itemData":{"id":3264,"type":"article-journal","abstract":"The gut microbial metabolite butyrate is shown to induce the differentiation of colonic T regulatory cells in mice and to ameliorate the development of colitis; it also increases histone H3 acetylation at the Foxp3 promoter.","container-title":"Nature","DOI":"10.1038/nature12721","ISSN":"1476-4687","issue":"7480","language":"en","license":"2013 Springer Nature Limited","note":"publisher: Nature Publishing Group","page":"446-450","source":"www.nature.com","title":"Commensal microbe-derived butyrate induces the differentiation of colonic regulatory T cells","volume":"504","author":[{"family":"Furusawa","given":"Yukihiro"},{"family":"Obata","given":"Yuuki"},{"family":"Fukuda","given":"Shinji"},{"family":"Endo","given":"Takaho A."},{"family":"Nakato","given":"Gaku"},{"family":"Takahashi","given":"Daisuke"},{"family":"Nakanishi","given":"Yumiko"},{"family":"Uetake","given":"Chikako"},{"family":"Kato","given":"Keiko"},{"family":"Kato","given":"Tamotsu"},{"family":"Takahashi","given":"Masumi"},{"family":"Fukuda","given":"Noriko N."},{"family":"Murakami","given":"Shinnosuke"},{"family":"Miyauchi","given":"Eiji"},{"family":"Hino","given":"Shingo"},{"family":"Atarashi","given":"Koji"},{"family":"Onawa","given":"Satoshi"},{"family":"Fujimura","given":"Yumiko"},{"family":"Lockett","given":"Trevor"},{"family":"Clarke","given":"Julie M."},{"family":"Topping","given":"David L."},{"family":"Tomita","given":"Masaru"},{"family":"Hori","given":"Shohei"},{"family":"Ohara","given":"Osamu"},{"family":"Morita","given":"Tatsuya"},{"family":"Koseki","given":"Haruhiko"},{"family":"Kikuchi","given":"Jun"},{"family":"Honda","given":"Kenya"},{"family":"Hase","given":"Koji"},{"family":"Ohno","given":"Hiroshi"}],"issued":{"date-parts":[["2013",12]]}}}],"schema":"https://github.com/citation-style-language/schema/raw/master/csl-citation.json"} </w:instrText>
+        <w:instrText xml:space="preserve"> ADDIN ZOTERO_ITEM CSL_CITATION {"citationID":"MC4WygPl","properties":{"formattedCitation":"(Arpaia et al., 2013; Furusawa et al., 2013)","plainCitation":"(Arpaia et al., 2013; Furusawa et al., 2013)","noteIndex":0},"citationItems":[{"id":3266,"uris":["http://zotero.org/users/13901503/items/ZX3K6GKV"],"itemData":{"id":3266,"type":"article-journal","abstract":"In mice, provision of butyrate—a short-chain fatty acid produced by commensal microorganisms during starch fermentation—facilitates extrathymic generation and differentiation of Foxp3+ regulatory T cells, demonstrating that metabolic by-products are sensed by cells of the immune system and affect the balance between pro- and anti-inflammatory cells.","container-title":"Nature","DOI":"10.1038/nature12726","ISSN":"1476-4687","issue":"7480","language":"en","license":"2013 Springer Nature Limited","note":"publisher: Nature Publishing Group","page":"451-455","source":"www.nature.com","title":"Metabolites produced by commensal bacteria promote peripheral regulatory T-cell generation","volume":"504","author":[{"family":"Arpaia","given":"Nicholas"},{"family":"Campbell","given":"Clarissa"},{"family":"Fan","given":"Xiying"},{"family":"Dikiy","given":"Stanislav"},{"family":"Veeken","given":"Joris","non-dropping-particle":"van der"},{"family":"deRoos","given":"Paul"},{"family":"Liu","given":"Hui"},{"family":"Cross","given":"Justin R."},{"family":"Pfeffer","given":"Klaus"},{"family":"Coffer","given":"Paul J."},{"family":"Rudensky","given":"Alexander Y."}],"issued":{"date-parts":[["2013",12]]}}},{"id":3264,"uris":["http://zotero.org/users/13901503/items/8XXJ4CBR"],"itemData":{"id":3264,"type":"article-journal","abstract":"The gut microbial metabolite butyrate is shown to induce the differentiation of colonic T regulatory cells in mice and to ameliorate the development of colitis; it also increases histone H3 acetylation at the Foxp3 promoter.","container-title":"Nature","DOI":"10.1038/nature12721","ISSN":"1476-4687","issue":"7480","language":"en","license":"2013 Springer Nature Limited","note":"publisher: Nature Publishing Group","page":"446-450","source":"www.nature.com","title":"Commensal microbe-derived butyrate induces the differentiation of colonic regulatory T cells","volume":"504","author":[{"family":"Furusawa","given":"Yukihiro"},{"family":"Obata","given":"Yuuki"},{"family":"Fukuda","given":"Shinji"},{"family":"Endo","given":"Takaho A."},{"family":"Nakato","given":"Gaku"},{"family":"Takahashi","given":"Daisuke"},{"family":"Nakanishi","given":"Yumiko"},{"family":"Uetake","given":"Chikako"},{"family":"Kato","given":"Keiko"},{"family":"Kato","given":"Tamotsu"},{"family":"Takahashi","given":"Masumi"},{"family":"Fukuda","given":"Noriko N."},{"family":"Murakami","given":"Shinnosuke"},{"family":"Miyauchi","given":"Eiji"},{"family":"Hino","given":"Shingo"},{"family":"Atarashi","given":"Koji"},{"family":"Onawa","given":"Satoshi"},{"family":"Fujimura","given":"Yumiko"},{"family":"Lockett","given":"Trevor"},{"family":"Clarke","given":"Julie M."},{"family":"Topping","given":"David L."},{"family":"Tomita","given":"Masaru"},{"family":"Hori","given":"Shohei"},{"family":"Ohara","given":"Osamu"},{"family":"Morita","given":"Tatsuya"},{"family":"Koseki","given":"Haruhiko"},{"family":"Kikuchi","given":"Jun"},{"family":"Honda","given":"Kenya"},{"family":"Hase","given":"Koji"},{"family":"Ohno","given":"Hiroshi"}],"issued":{"date-parts":[["2013",12]]}}}],"schema":"https://github.com/citation-style-language/schema/raw/master/csl-citation.json"} </w:instrText>
       </w:r>
       <w:r>
         <w:fldChar w:fldCharType="separate"/>
@@ -3376,7 +4795,7 @@
         <w:fldChar w:fldCharType="begin"/>
       </w:r>
       <w:r>
-        <w:instrText xml:space="preserve"> ADDIN ZOTERO_ITEM CSL_CITATION {"citationID":"NLmuonGp","properties":{"formattedCitation":"(Hung et al., 2023; Klampfer et al., 2003)","plainCitation":"(Hung et al., 2023; Klampfer et al., 2003)","noteIndex":0},"citationItems":[{"id":3176,"uris":["http://zotero.org/users/13901503/items/HTMPX6GE"],"itemData":{"id":3176,"type":"article-journal","abstract":"Monocytes are a major population of circulating immune cells that play a crucial role in producing pro-inflammatory cytokines in the body. The actions of monocytes are known to be influenced by the combinations and concentrations of certain fatty acids (FAs) in blood and dietary fats. However, systemic comparisons of the effects of FAs on cytokine secretion by monocytes have not be performed. In this study, we compared how six saturated FAs (SFAs), two monounsaturated FAs (MUFAs), and seven polyunsaturated FAs (PUFAs) modulate human THP-1 monocyte secretion of TNF, IL-1β, and IL-6 in the absence or presence of lipopolysaccharide. SFAs generally stimulated resting THP-1 cells to secrete pro-inflammatory cytokines, with stearic acid being the most potent species. In contrast, MUFAs and PUFAs inhibited lipopolysaccharide-induced secretion of pro-inflammatory cytokines. Interestingly, the inhibitory potentials of MUFAs and PUFAs followed U-shaped (TNF and IL-1β) or inverted U-shaped (IL-6) dose–response curves. Among the MUFAs and PUFAs that were analyzed, docosahexaenoic acid (C22:6 n-3) exhibited the largest number of double bonds and was found to be the most potent anti-inflammatory compound. Together, our findings reveal that the chemical compositions and concentrations of dietary FAs are key factors in the intricate regulation of monocyte-mediated inflammation.","container-title":"Scientific Reports","DOI":"10.1038/s41598-023-32710-5","ISSN":"2045-2322","issue":"1","journalAbbreviation":"Sci Rep","language":"en","license":"2023 The Author(s)","note":"publisher: Nature Publishing Group","page":"5511","source":"www.nature.com","title":"Dietary fatty acids differentially affect secretion of pro-inflammatory cytokines in human THP-1 monocytes","volume":"13","author":[{"family":"Hung","given":"Hao-Chang"},{"family":"Tsai","given":"Sheng-Feng"},{"family":"Chou","given":"Hsuan-Wen"},{"family":"Tsai","given":"Ming-Jun"},{"family":"Hsu","given":"Pei-Ling"},{"family":"Kuo","given":"Yu-Min"}],"issued":{"date-parts":[["2023",4,4]]}}},{"id":2208,"uris":["http://zotero.org/users/13901503/items/CGJLGGCV"],"itemData":{"id":2208,"type":"article-journal","abstract":"The short chain fatty acid butyrate promotes proliferation and survival of normal epithelial cells, but induces G1 or G2-M arrest in transformed cells, which is coupled to differentiation and apoptosis. Local administration of butyrate has been shown to ameliorate inflammation in ulcerative colitis; however, the precise mechanism of its anti-inflammatory activity is not known. IFN-γ is one of the principle cytokines secreted by lamina propria cells in inflamed mucosa and elevated levels of the transcription factor required for IFN-γ signaling, STAT1 (signal transducer and activator of transcription 1), are present in the colonic mucosa of patients with ulcerative colitis and Crohn's disease. Here we report that butyrate is a strong inhibitor of signaling by IFN-γ. We demonstrated that this short chain fatty acid inhibits IFN-γ-induced tyrosine and serine phosphorylation of STAT1. IFN-γ-induced JAK2 activation was inhibited by butyrate, implicating JAK2 as a target of butyrate action. Accordingly, STAT1 nuclear translocation and its DNA binding were completely inhibited in butyrate-treated cells. Transient transfection experiments using a reporter gene construct containing eight GAS sites (γ-activated sites) revealed that butyrate inhibits IFN-γ induced, STAT1-dependent, transcriptional activation. Proinflammatory cytokines, including IFN-γ, play an important role in the pathogenesis of inflammatory bowel disease, and abnormal activity of STAT1 is associated with human malignancies and intestinal inflammatory diseases. Thus, our data suggest that butyrate negatively regulates mucosal inflammation through the inhibition of IFN-γ/STAT1 signaling.","container-title":"Molecular Cancer Research","ISSN":"1541-7786","issue":"11","journalAbbreviation":"Molecular Cancer Research","page":"855-862","source":"Silverchair","title":"Inhibition of Interferon γ Signaling by the Short Chain Fatty Acid Butyrate1","volume":"1","author":[{"family":"Klampfer","given":"Lidija"},{"family":"Huang","given":"Jie"},{"family":"Sasazuki","given":"Takehiko"},{"family":"Shirasawa","given":"Senji"},{"family":"Augenlicht","given":"Leonard"}],"issued":{"date-parts":[["2003",9,1]]}}}],"schema":"https://github.com/citation-style-language/schema/raw/master/csl-citation.json"} </w:instrText>
+        <w:instrText xml:space="preserve"> ADDIN ZOTERO_ITEM CSL_CITATION {"citationID":"auQ74j9g","properties":{"formattedCitation":"(Hung et al., 2023; Klampfer et al., 2003)","plainCitation":"(Hung et al., 2023; Klampfer et al., 2003)","noteIndex":0},"citationItems":[{"id":3176,"uris":["http://zotero.org/users/13901503/items/HTMPX6GE"],"itemData":{"id":3176,"type":"article-journal","abstract":"Monocytes are a major population of circulating immune cells that play a crucial role in producing pro-inflammatory cytokines in the body. The actions of monocytes are known to be influenced by the combinations and concentrations of certain fatty acids (FAs) in blood and dietary fats. However, systemic comparisons of the effects of FAs on cytokine secretion by monocytes have not be performed. In this study, we compared how six saturated FAs (SFAs), two monounsaturated FAs (MUFAs), and seven polyunsaturated FAs (PUFAs) modulate human THP-1 monocyte secretion of TNF, IL-1β, and IL-6 in the absence or presence of lipopolysaccharide. SFAs generally stimulated resting THP-1 cells to secrete pro-inflammatory cytokines, with stearic acid being the most potent species. In contrast, MUFAs and PUFAs inhibited lipopolysaccharide-induced secretion of pro-inflammatory cytokines. Interestingly, the inhibitory potentials of MUFAs and PUFAs followed U-shaped (TNF and IL-1β) or inverted U-shaped (IL-6) dose–response curves. Among the MUFAs and PUFAs that were analyzed, docosahexaenoic acid (C22:6 n-3) exhibited the largest number of double bonds and was found to be the most potent anti-inflammatory compound. Together, our findings reveal that the chemical compositions and concentrations of dietary FAs are key factors in the intricate regulation of monocyte-mediated inflammation.","container-title":"Scientific Reports","DOI":"10.1038/s41598-023-32710-5","ISSN":"2045-2322","issue":"1","journalAbbreviation":"Sci Rep","language":"en","license":"2023 The Author(s)","note":"publisher: Nature Publishing Group","page":"5511","source":"www.nature.com","title":"Dietary fatty acids differentially affect secretion of pro-inflammatory cytokines in human THP-1 monocytes","volume":"13","author":[{"family":"Hung","given":"Hao-Chang"},{"family":"Tsai","given":"Sheng-Feng"},{"family":"Chou","given":"Hsuan-Wen"},{"family":"Tsai","given":"Ming-Jun"},{"family":"Hsu","given":"Pei-Ling"},{"family":"Kuo","given":"Yu-Min"}],"issued":{"date-parts":[["2023",4,4]]}}},{"id":2208,"uris":["http://zotero.org/users/13901503/items/CGJLGGCV"],"itemData":{"id":2208,"type":"article-journal","abstract":"The short chain fatty acid butyrate promotes proliferation and survival of normal epithelial cells, but induces G1 or G2-M arrest in transformed cells, which is coupled to differentiation and apoptosis. Local administration of butyrate has been shown to ameliorate inflammation in ulcerative colitis; however, the precise mechanism of its anti-inflammatory activity is not known. IFN-γ is one of the principle cytokines secreted by lamina propria cells in inflamed mucosa and elevated levels of the transcription factor required for IFN-γ signaling, STAT1 (signal transducer and activator of transcription 1), are present in the colonic mucosa of patients with ulcerative colitis and Crohn's disease. Here we report that butyrate is a strong inhibitor of signaling by IFN-γ. We demonstrated that this short chain fatty acid inhibits IFN-γ-induced tyrosine and serine phosphorylation of STAT1. IFN-γ-induced JAK2 activation was inhibited by butyrate, implicating JAK2 as a target of butyrate action. Accordingly, STAT1 nuclear translocation and its DNA binding were completely inhibited in butyrate-treated cells. Transient transfection experiments using a reporter gene construct containing eight GAS sites (γ-activated sites) revealed that butyrate inhibits IFN-γ induced, STAT1-dependent, transcriptional activation. Proinflammatory cytokines, including IFN-γ, play an important role in the pathogenesis of inflammatory bowel disease, and abnormal activity of STAT1 is associated with human malignancies and intestinal inflammatory diseases. Thus, our data suggest that butyrate negatively regulates mucosal inflammation through the inhibition of IFN-γ/STAT1 signaling.","container-title":"Molecular Cancer Research","ISSN":"1541-7786","issue":"11","journalAbbreviation":"Molecular Cancer Research","page":"855-862","source":"Silverchair","title":"Inhibition of Interferon γ Signaling by the Short Chain Fatty Acid Butyrate1","volume":"1","author":[{"family":"Klampfer","given":"Lidija"},{"family":"Huang","given":"Jie"},{"family":"Sasazuki","given":"Takehiko"},{"family":"Shirasawa","given":"Senji"},{"family":"Augenlicht","given":"Leonard"}],"issued":{"date-parts":[["2003",9,1]]}}}],"schema":"https://github.com/citation-style-language/schema/raw/master/csl-citation.json"} </w:instrText>
       </w:r>
       <w:r>
         <w:fldChar w:fldCharType="separate"/>
@@ -3433,7 +4852,7 @@
         <w:fldChar w:fldCharType="begin"/>
       </w:r>
       <w:r>
-        <w:instrText xml:space="preserve"> ADDIN ZOTERO_ITEM CSL_CITATION {"citationID":"ZVo4Iuph","properties":{"formattedCitation":"(Li et al., 2023; Mostafavi Abdolmaleky &amp; Zhou, 2024)","plainCitation":"(Li et al., 2023; Mostafavi Abdolmaleky &amp; Zhou, 2024)","noteIndex":0},"citationItems":[{"id":3497,"uris":["http://zotero.org/users/13901503/items/RMY7RJ4R"],"itemData":{"id":3497,"type":"article-journal","abstract":"Inflammatory bowel disease (IBD) is a long-term, progressive, and recurrent intestinal inflammatory disorder. The pathogenic mechanisms of IBD are multifaceted and associated with oxidative stress, unbalanced gut microbiota, and aberrant immune response. Indeed, oxidative stress can affect the progression and development of IBD by regulating the homeostasis of the gut microbiota and immune response. Therefore, redox-targeted therapy is a promising treatment option for IBD. Recent evidence has verified that Chinese herbal medicine (CHM)-derived polyphenols, natural antioxidants, are able to maintain redox equilibrium in the intestinal tract to prevent abnormal gut microbiota and radical inflammatory responses. Here, we provide a comprehensive perspective for implementing natural antioxidants as potential IBD candidate medications. In addition, we demonstrate novel technologies and stratagems for promoting the antioxidative properties of CHM-derived polyphenols, including novel delivery systems, chemical modifications, and combination strategies.","container-title":"Antioxidants","DOI":"10.3390/antiox12040967","ISSN":"2076-3921","issue":"4","language":"en","license":"http://creativecommons.org/licenses/by/3.0/","note":"number: 4\npublisher: Multidisciplinary Digital Publishing Institute","page":"967","source":"www-mdpi-com.proxy.lib.umich.edu","title":"Oxidative Stress, Inflammation, Gut Dysbiosis: What Can Polyphenols Do in Inflammatory Bowel Disease?","title-short":"Oxidative Stress, Inflammation, Gut Dysbiosis","volume":"12","author":[{"family":"Li","given":"Lei"},{"family":"Peng","given":"Peilan"},{"family":"Ding","given":"Ning"},{"family":"Jia","given":"Wenhui"},{"family":"Huang","given":"Canhua"},{"family":"Tang","given":"Yong"}],"issued":{"date-parts":[["2023",4]]}}},{"id":3251,"uris":["http://zotero.org/users/13901503/items/RA2W4N37"],"itemData":{"id":3251,"type":"article-journal","abstract":"Gut dysbiosis, resulting from an imbalance in the gut microbiome, can induce excessive production of reactive oxygen species (ROS), leading to inflammation, DNA damage, activation of the immune system, and epigenetic alterations of critical genes involved in the metabolic pathways. Gut dysbiosis-induced inflammation can also disrupt the gut barrier integrity and increase intestinal permeability, which allows gut-derived toxic products to enter the liver and systemic circulation, further triggering oxidative stress, inflammation, and epigenetic alterations associated with metabolic diseases. However, specific gut-derived metabolites, such as short-chain fatty acids (SCFAs), lactate, and vitamins, can modulate oxidative stress and the immune system through epigenetic mechanisms, thereby improving metabolic function. Gut microbiota and diet-induced metabolic diseases, such as obesity, insulin resistance, dyslipidemia, and hypertension, can transfer to the next generation, involving epigenetic mechanisms. In this review, we will introduce the key epigenetic alterations that, along with gut dysbiosis and ROS, are engaged in developing metabolic diseases. Finally, we will discuss potential therapeutic interventions such as dietary modifications, prebiotics, probiotics, postbiotics, and fecal microbiota transplantation, which may reduce oxidative stress and inflammation associated with metabolic syndrome by altering gut microbiota and epigenetic alterations. In summary, this review highlights the crucial role of gut microbiota dysbiosis, oxidative stress, and inflammation in the pathogenesis of metabolic diseases, with a particular focus on epigenetic alterations (including histone modifications, DNA methylomics, and RNA interference) and potential interventions that may prevent or improve metabolic diseases.","container-title":"Antioxidants","DOI":"10.3390/antiox13080985","ISSN":"2076-3921","issue":"8","language":"en","license":"http://creativecommons.org/licenses/by/3.0/","note":"number: 8\npublisher: Multidisciplinary Digital Publishing Institute","page":"985","source":"www-mdpi-com.proxy.lib.umich.edu","title":"Gut Microbiota Dysbiosis, Oxidative Stress, Inflammation, and Epigenetic Alterations in Metabolic Diseases","volume":"13","author":[{"family":"Mostafavi Abdolmaleky","given":"Hamid"},{"family":"Zhou","given":"Jin-Rong"}],"issued":{"date-parts":[["2024",8]]}}}],"schema":"https://github.com/citation-style-language/schema/raw/master/csl-citation.json"} </w:instrText>
+        <w:instrText xml:space="preserve"> ADDIN ZOTERO_ITEM CSL_CITATION {"citationID":"ZVo4Iuph","properties":{"formattedCitation":"(L. Li et al., 2023; Mostafavi Abdolmaleky &amp; Zhou, 2024)","plainCitation":"(L. Li et al., 2023; Mostafavi Abdolmaleky &amp; Zhou, 2024)","noteIndex":0},"citationItems":[{"id":3497,"uris":["http://zotero.org/users/13901503/items/RMY7RJ4R"],"itemData":{"id":3497,"type":"article-journal","abstract":"Inflammatory bowel disease (IBD) is a long-term, progressive, and recurrent intestinal inflammatory disorder. The pathogenic mechanisms of IBD are multifaceted and associated with oxidative stress, unbalanced gut microbiota, and aberrant immune response. Indeed, oxidative stress can affect the progression and development of IBD by regulating the homeostasis of the gut microbiota and immune response. Therefore, redox-targeted therapy is a promising treatment option for IBD. Recent evidence has verified that Chinese herbal medicine (CHM)-derived polyphenols, natural antioxidants, are able to maintain redox equilibrium in the intestinal tract to prevent abnormal gut microbiota and radical inflammatory responses. Here, we provide a comprehensive perspective for implementing natural antioxidants as potential IBD candidate medications. In addition, we demonstrate novel technologies and stratagems for promoting the antioxidative properties of CHM-derived polyphenols, including novel delivery systems, chemical modifications, and combination strategies.","container-title":"Antioxidants","DOI":"10.3390/antiox12040967","ISSN":"2076-3921","issue":"4","language":"en","license":"http://creativecommons.org/licenses/by/3.0/","note":"number: 4\npublisher: Multidisciplinary Digital Publishing Institute","page":"967","source":"www-mdpi-com.proxy.lib.umich.edu","title":"Oxidative Stress, Inflammation, Gut Dysbiosis: What Can Polyphenols Do in Inflammatory Bowel Disease?","title-short":"Oxidative Stress, Inflammation, Gut Dysbiosis","volume":"12","author":[{"family":"Li","given":"Lei"},{"family":"Peng","given":"Peilan"},{"family":"Ding","given":"Ning"},{"family":"Jia","given":"Wenhui"},{"family":"Huang","given":"Canhua"},{"family":"Tang","given":"Yong"}],"issued":{"date-parts":[["2023",4]]}}},{"id":3251,"uris":["http://zotero.org/users/13901503/items/RA2W4N37"],"itemData":{"id":3251,"type":"article-journal","abstract":"Gut dysbiosis, resulting from an imbalance in the gut microbiome, can induce excessive production of reactive oxygen species (ROS), leading to inflammation, DNA damage, activation of the immune system, and epigenetic alterations of critical genes involved in the metabolic pathways. Gut dysbiosis-induced inflammation can also disrupt the gut barrier integrity and increase intestinal permeability, which allows gut-derived toxic products to enter the liver and systemic circulation, further triggering oxidative stress, inflammation, and epigenetic alterations associated with metabolic diseases. However, specific gut-derived metabolites, such as short-chain fatty acids (SCFAs), lactate, and vitamins, can modulate oxidative stress and the immune system through epigenetic mechanisms, thereby improving metabolic function. Gut microbiota and diet-induced metabolic diseases, such as obesity, insulin resistance, dyslipidemia, and hypertension, can transfer to the next generation, involving epigenetic mechanisms. In this review, we will introduce the key epigenetic alterations that, along with gut dysbiosis and ROS, are engaged in developing metabolic diseases. Finally, we will discuss potential therapeutic interventions such as dietary modifications, prebiotics, probiotics, postbiotics, and fecal microbiota transplantation, which may reduce oxidative stress and inflammation associated with metabolic syndrome by altering gut microbiota and epigenetic alterations. In summary, this review highlights the crucial role of gut microbiota dysbiosis, oxidative stress, and inflammation in the pathogenesis of metabolic diseases, with a particular focus on epigenetic alterations (including histone modifications, DNA methylomics, and RNA interference) and potential interventions that may prevent or improve metabolic diseases.","container-title":"Antioxidants","DOI":"10.3390/antiox13080985","ISSN":"2076-3921","issue":"8","language":"en","license":"http://creativecommons.org/licenses/by/3.0/","note":"number: 8\npublisher: Multidisciplinary Digital Publishing Institute","page":"985","source":"www-mdpi-com.proxy.lib.umich.edu","title":"Gut Microbiota Dysbiosis, Oxidative Stress, Inflammation, and Epigenetic Alterations in Metabolic Diseases","volume":"13","author":[{"family":"Mostafavi Abdolmaleky","given":"Hamid"},{"family":"Zhou","given":"Jin-Rong"}],"issued":{"date-parts":[["2024",8]]}}}],"schema":"https://github.com/citation-style-language/schema/raw/master/csl-citation.json"} </w:instrText>
       </w:r>
       <w:r>
         <w:fldChar w:fldCharType="separate"/>
@@ -3442,7 +4861,7 @@
         <w:rPr>
           <w:noProof/>
         </w:rPr>
-        <w:t>(Li et al., 2023; Mostafavi Abdolmaleky &amp; Zhou, 2024)</w:t>
+        <w:t>(L. Li et al., 2023; Mostafavi Abdolmaleky &amp; Zhou, 2024)</w:t>
       </w:r>
       <w:r>
         <w:fldChar w:fldCharType="end"/>
@@ -3836,7 +5255,11 @@
         <w:t xml:space="preserve"> </w:t>
       </w:r>
       <w:r>
-        <w:t>immune tolerance toward the gut microbiome.</w:t>
+        <w:t xml:space="preserve">immune </w:t>
+      </w:r>
+      <w:r>
+        <w:lastRenderedPageBreak/>
+        <w:t>tolerance toward the gut microbiome.</w:t>
       </w:r>
       <w:r>
         <w:t xml:space="preserve"> </w:t>
@@ -3920,11 +5343,7 @@
         <w:t xml:space="preserve"> examples and stick with fiber) </w:t>
       </w:r>
       <w:r>
-        <w:t xml:space="preserve">The interaction between temperature and neopterin also suggests that the combined effects of high temperatures and immune activation create </w:t>
-      </w:r>
-      <w:r>
-        <w:lastRenderedPageBreak/>
-        <w:t xml:space="preserve">particularly </w:t>
+        <w:t xml:space="preserve">The interaction between temperature and neopterin also suggests that the combined effects of high temperatures and immune activation create particularly </w:t>
       </w:r>
       <w:r>
         <w:t>unfavorable</w:t>
@@ -4636,7 +6055,11 @@
         <w:t xml:space="preserve"> disrupt microbiome composition</w:t>
       </w:r>
       <w:r>
-        <w:t>, likely</w:t>
+        <w:t xml:space="preserve">, </w:t>
+      </w:r>
+      <w:r>
+        <w:lastRenderedPageBreak/>
+        <w:t>likely</w:t>
       </w:r>
       <w:r>
         <w:t xml:space="preserve"> and </w:t>
@@ -4738,11 +6161,7 @@
         <w:t xml:space="preserve"> </w:t>
       </w:r>
       <w:r>
-        <w:t xml:space="preserve">Therefore, it is likely that other </w:t>
-      </w:r>
-      <w:r>
-        <w:lastRenderedPageBreak/>
-        <w:t xml:space="preserve">tropical species are experiencing longer periods and more </w:t>
+        <w:t xml:space="preserve">Therefore, it is likely that other tropical species are experiencing longer periods and more </w:t>
       </w:r>
       <w:r>
         <w:t>severe</w:t>

--- a/writing/2025-05-23_draft.docx
+++ b/writing/2025-05-23_draft.docx
@@ -396,7 +396,7 @@
         <w:fldChar w:fldCharType="end"/>
       </w:r>
       <w:r>
-        <w:t xml:space="preserve"> likely due to the accumulation of ROS at high temperature. The resulting increased immune activation </w:t>
+        <w:t xml:space="preserve">. The resulting increased immune activation </w:t>
       </w:r>
       <w:r>
         <w:t xml:space="preserve">may </w:t>
@@ -517,22 +517,22 @@
         <w:fldChar w:fldCharType="end"/>
       </w:r>
       <w:r>
-        <w:t xml:space="preserve">. The distal colon is typically a hypoxic environment that is </w:t>
+        <w:t xml:space="preserve">. The distal colon is typically a hypoxic environment that is dominated by obligate anaerobes primarily from the Firmicutes and </w:t>
+      </w:r>
+      <w:proofErr w:type="spellStart"/>
+      <w:r>
+        <w:t>Bacteroidota</w:t>
+      </w:r>
+      <w:proofErr w:type="spellEnd"/>
+      <w:r>
+        <w:t xml:space="preserve"> phyla. T</w:t>
+      </w:r>
+      <w:r>
+        <w:t xml:space="preserve">hese </w:t>
       </w:r>
       <w:r>
         <w:lastRenderedPageBreak/>
-        <w:t xml:space="preserve">dominated by obligate anaerobes primarily from the Firmicutes and </w:t>
-      </w:r>
-      <w:proofErr w:type="spellStart"/>
-      <w:r>
-        <w:t>Bacteroidota</w:t>
-      </w:r>
-      <w:proofErr w:type="spellEnd"/>
-      <w:r>
-        <w:t xml:space="preserve"> phyla. T</w:t>
-      </w:r>
-      <w:r>
-        <w:t xml:space="preserve">hese taxa are </w:t>
+        <w:t xml:space="preserve">taxa are </w:t>
       </w:r>
       <w:r>
         <w:t>especially</w:t>
@@ -1007,7 +1007,13 @@
         <w:t xml:space="preserve">These relationships suggest that heat stress may initiate </w:t>
       </w:r>
       <w:r>
-        <w:t xml:space="preserve">a physiological cascade that disrupts redox balance, alters microbiome composition, and activates immune responses, which together compromise the gut microbiome’s ability to perform functions essential to host health. Because microbiome-host relationships are bidirectional (), each change likely amplifies the others, creating a feedback loop </w:t>
+        <w:t xml:space="preserve">a physiological cascade that disrupts redox balance, alters microbiome composition, and activates immune responses, </w:t>
+      </w:r>
+      <w:r>
+        <w:t>compromising</w:t>
+      </w:r>
+      <w:r>
+        <w:t xml:space="preserve"> the gut microbiome’s ability to perform functions essential to host health. Because microbiome-host relationships are bidirectional (), each change likely amplifies the others, creating a feedback loop </w:t>
       </w:r>
       <w:r>
         <w:t>that increases the risk of chronic gut inflammation</w:t>
@@ -1017,30 +1023,362 @@
       </w:r>
       <w:r>
         <w:t xml:space="preserve">Although these relationships have been explored in experimental and clinical settings, </w:t>
+      </w:r>
+      <w:r>
+        <w:t xml:space="preserve">no research has evaluated how this system functions in a wild population in response to a natural temperature range. </w:t>
+      </w:r>
+      <w:r>
+        <w:t>While experimental research is advantageous because it can isolate the effect of temperature on the gut microbiome, it does little to evaluate why the temperature-microbiome relationship evolved and how it functions in a natural system.</w:t>
+      </w:r>
+      <w:r>
+        <w:t xml:space="preserve"> </w:t>
+      </w:r>
+      <w:r>
+        <w:t xml:space="preserve">Here, we </w:t>
+      </w:r>
+      <w:r>
+        <w:t>assess</w:t>
+      </w:r>
+      <w:r>
+        <w:t xml:space="preserve"> if temperature is an important predictor for explaining gut microbiome composition </w:t>
+      </w:r>
+      <w:r>
+        <w:t xml:space="preserve">and metabolic </w:t>
+      </w:r>
+      <w:r>
+        <w:lastRenderedPageBreak/>
+        <w:t xml:space="preserve">function </w:t>
+      </w:r>
+      <w:r>
+        <w:t xml:space="preserve">in a wild population of capuchin monkeys, </w:t>
+      </w:r>
+      <w:r>
+        <w:rPr>
+          <w:i/>
+          <w:iCs/>
+        </w:rPr>
+        <w:t>Cebus imitator</w:t>
+      </w:r>
+      <w:r>
+        <w:t xml:space="preserve">, in Costa Rica. Much of primate gut microbiome research has examined how broad ecological factors—such as seasonality </w:t>
+      </w:r>
+      <w:r>
+        <w:fldChar w:fldCharType="begin"/>
+      </w:r>
+      <w:r>
+        <w:instrText xml:space="preserve"> ADDIN ZOTERO_ITEM CSL_CITATION {"citationID":"OdtyqMvf","properties":{"formattedCitation":"(Baniel et al., 2021; Orkin, Campos, et al., 2019)","plainCitation":"(Baniel et al., 2021; Orkin, Campos, et al., 2019)","noteIndex":0},"citationItems":[{"id":623,"uris":["http://zotero.org/users/13901503/items/BZNLIQ5D"],"itemData":{"id":623,"type":"article-journal","abstract":"Background: Adaptive shifts in gut microbiome composition are one route by which animals adapt to seasonal changes in food availability and diet. However, outside of dietary shifts, other potential environmental drivers of gut microbial composition have rarely been investigated, particularly in organisms living in their natural environments.\nResults: Here, we generated the largest wild nonhuman primate gut microbiome dataset to date to identify the environmental drivers of gut microbial diversity and function in 758 samples collected from wild Ethiopian geladas (Theropithecus gelada). Because geladas live in a cold, high-altitude environment and have a low-quality grass-based diet, they face extreme thermoregulatory and energetic constraints. We tested how proxies of food availability (rainfall) and thermoregulatory stress (temperature) predicted gut microbiome composition of geladas. The gelada gut microbiome composition covaried with rainfall and temperature in a pattern that suggests distinct responses to dietary and thermoregulatory challenges. Microbial changes were driven by differences in the main components of the diet across seasons: in rainier periods, the gut was dominated by cellulolytic/fermentative bacteria that specialized in digesting grass, while during dry periods the gut was dominated by bacteria that break down starches found in underground plant parts. Temperature had a comparatively smaller, but detectable, effect on the gut microbiome. During cold and dry periods, bacterial genes involved in energy, amino acid, and lipid metabolism increased, suggesting a stimulation of fermentation activity in the gut when thermoregulatory and nutritional stress co-occurred, and potentially helping geladas to maintain energy balance during challenging periods.\nConclusion: Together, these results shed light on the extent to which gut microbiota plasticity provides dietary and metabolic flexibility to the host, and might be a key factor to thriving in changing environments. On a longer evolutionary timescale, such metabolic flexibility provided by the gut microbiome may have also allowed members of Theropithecus to adopt a specialized diet, and colonize new high-altitude grassland habitats in East Africa.","container-title":"Microbiome","DOI":"10.1186/s40168-020-00977-9","ISSN":"2049-2618","issue":"1","journalAbbreviation":"Microbiome","language":"en","page":"26","source":"DOI.org (Crossref)","title":"Seasonal shifts in the gut microbiome indicate plastic responses to diet in wild geladas","volume":"9","author":[{"family":"Baniel","given":"Alice"},{"family":"Amato","given":"Katherine R."},{"family":"Beehner","given":"Jacinta C."},{"family":"Bergman","given":"Thore J."},{"family":"Mercer","given":"Arianne"},{"family":"Perlman","given":"Rachel F."},{"family":"Petrullo","given":"Lauren"},{"family":"Reitsema","given":"Laurie"},{"family":"Sams","given":"Sierra"},{"family":"Lu","given":"Amy"},{"family":"Snyder-Mackler","given":"Noah"}],"issued":{"date-parts":[["2021",1,23]]}}},{"id":700,"uris":["http://zotero.org/users/13901503/items/HCYVY6PR"],"itemData":{"id":700,"type":"article-journal","abstract":"Research on the gut microbiota of free-ranging mammals is offering new insights into dietary ecology. However, for free-ranging primates, little information is available for how microbiomes are influenced by ecological variation through time. Primates inhabiting seasonal tropical dry forests undergo seasonally specific decreases in food abundance and water availability, which have been linked to adverse health effects. Throughout the course of a seasonal transition in 2014, we collected fecal samples from three social groups of free-ranging white-faced capuchin monkeys (Cebus capucinus imitator) in Sector Santa Rosa, Área de Conservación Guanacaste, Costa Rica. 16S rRNA sequencing data reveal that unlike other primates, the white-faced capuchin monkey gut is dominated by Bifidobacterium and Streptococcus. Linear mixed effects models indicate that abundances of these genera are associated with fluctuating availability and consumption of fruit and arthropods, whereas beta diversity clusters by rainfall season. Whole shotgun metagenomics revealed that the capuchin gut is dominated by carbohydrate-binding modules associated with digestion of plant polysaccharides and chitin, matching seasonal dietary patterns. We conclude that rainfall and diet are associated with the diversity, composition, and function of the capuchin gut microbiome. Additionally, microbial fluctuations are likely contributing to nutrient uptake and the health of wild primate populations.","container-title":"The ISME Journal","DOI":"10.1038/s41396-018-0256-0","ISSN":"1751-7362","issue":"1","journalAbbreviation":"The ISME Journal","page":"183-196","source":"Silverchair","title":"Seasonality of the gut microbiota of free-ranging white-faced capuchins in a tropical dry forest","volume":"13","author":[{"family":"Orkin","given":"Joseph D"},{"family":"Campos","given":"Fernando A"},{"family":"Myers","given":"Monica S"},{"family":"Cheves Hernandez","given":"Saul E"},{"family":"Guadamuz","given":"Adrián"},{"family":"Melin","given":"Amanda D"}],"issued":{"date-parts":[["2019",1,1]]}}}],"schema":"https://github.com/citation-style-language/schema/raw/master/csl-citation.json"} </w:instrText>
+      </w:r>
+      <w:r>
+        <w:fldChar w:fldCharType="separate"/>
+      </w:r>
+      <w:r>
+        <w:rPr>
+          <w:noProof/>
+        </w:rPr>
+        <w:t>(Baniel et al., 2021; Orkin, Campos, et al., 2019)</w:t>
+      </w:r>
+      <w:r>
+        <w:fldChar w:fldCharType="end"/>
+      </w:r>
+      <w:r>
+        <w:t xml:space="preserve">, habitat disturbance </w:t>
+      </w:r>
+      <w:r>
+        <w:fldChar w:fldCharType="begin"/>
+      </w:r>
+      <w:r>
+        <w:instrText xml:space="preserve"> ADDIN ZOTERO_ITEM CSL_CITATION {"citationID":"gzsonOsW","properties":{"formattedCitation":"(Amato et al., 2013; Barelli et al., 2015)","plainCitation":"(Amato et al., 2013; Barelli et al., 2015)","noteIndex":0},"citationItems":[{"id":13,"uris":["http://zotero.org/users/13901503/items/PSP5FMHG"],"itemData":{"id":13,"type":"article-journal","abstract":"The gastrointestinal (GI) microbiome contributes significantly to host nutrition and health. However, relationships involving GI microbes, their hosts and host macrohabitats remain to be established. Here, we define clear patterns of variation in the GI microbiomes of six groups of Mexican black howler monkeys (Alouatta pigra) occupying a gradation of habitats including a continuous evergreen rainforest, an evergreen rainforest fragment, a continuous semi-deciduous forest and captivity. High throughput microbial 16S ribosomal RNA gene sequencing indicated that diversity, richness and composition of howler GI microbiomes varied with host habitat in relation to diet. Howlers occupying suboptimal habitats consumed less diverse diets and correspondingly had less diverse gut microbiomes. Quantitative real-time PCR also revealed a reduction in the number of genes related to butyrate production and hydrogen metabolism in the microbiomes of howlers occupying suboptimal habitats, which may impact host health.","container-title":"The ISME Journal","DOI":"10.1038/ismej.2013.16","ISSN":"1751-7370","issue":"7","journalAbbreviation":"ISME J","language":"en","license":"2013 International Society for Microbial Ecology","note":"publisher: Nature Publishing Group","page":"1344-1353","source":"www.nature.com","title":"Habitat degradation impacts black howler monkey (Alouatta pigra) gastrointestinal microbiomes","volume":"7","author":[{"family":"Amato","given":"Katherine R."},{"family":"Yeoman","given":"Carl J."},{"family":"Kent","given":"Angela"},{"family":"Righini","given":"Nicoletta"},{"family":"Carbonero","given":"Franck"},{"family":"Estrada","given":"Alejandro"},{"family":"Rex Gaskins","given":"H."},{"family":"Stumpf","given":"Rebecca M."},{"family":"Yildirim","given":"Suleyman"},{"family":"Torralba","given":"Manolito"},{"family":"Gillis","given":"Marcus"},{"family":"Wilson","given":"Brenda A."},{"family":"Nelson","given":"Karen E."},{"family":"White","given":"Bryan A."},{"family":"Leigh","given":"Steven R."}],"issued":{"date-parts":[["2013",7]]}}},{"id":1,"uris":["http://zotero.org/users/13901503/items/5AKC3P3A"],"itemData":{"id":1,"type":"article-journal","abstract":"The expansion of agriculture is shrinking pristine forest areas worldwide, jeopardizing the persistence of their wild inhabitants. The Udzungwa red colobus monkey (Procolobus gordonorum) is among the most threatened primate species in Africa. Primarily arboreal and highly sensitive to hunting and habitat destruction, they provide a critical model to understanding whether anthropogenic disturbance impacts gut microbiota diversity. We sampled seven social groups inhabiting two forests (disturbed vs. undisturbed) in the Udzungwa Mountains of Tanzania. While Ruminococcaceae and Lachnospiraceae dominated in all individuals, reflecting their role in extracting energy from folivorous diets, analysis of genus composition showed a marked diversification across habitats, with gut microbiota α-diversity significantly higher in the undisturbed forest. Functional analysis suggests that such variation may be associated with food plant diversity in natural versus human-modified habitats, requiring metabolic pathways to digest xenobiotics. Thus, the effects of changes in gut microbiota should not be ignored to conserve endangered populations.","container-title":"Scientific Reports","DOI":"10.1038/srep14862","ISSN":"2045-2322","issue":"1","journalAbbreviation":"Sci Rep","language":"en","license":"2015 The Author(s)","note":"publisher: Nature Publishing Group","page":"14862","source":"www.nature.com","title":"Habitat fragmentation is associated to gut microbiota diversity of an endangered primate: implications for conservation","title-short":"Habitat fragmentation is associated to gut microbiota diversity of an endangered primate","volume":"5","author":[{"family":"Barelli","given":"Claudia"},{"family":"Albanese","given":"Davide"},{"family":"Donati","given":"Claudio"},{"family":"Pindo","given":"Massimo"},{"family":"Dallago","given":"Chiara"},{"family":"Rovero","given":"Francesco"},{"family":"Cavalieri","given":"Duccio"},{"family":"Tuohy","given":"Kieran Michael"},{"family":"Hauffe","given":"Heidi Christine"},{"family":"De Filippo","given":"Carlotta"}],"issued":{"date-parts":[["2015",10,7]]}}}],"schema":"https://github.com/citation-style-language/schema/raw/master/csl-citation.json"} </w:instrText>
+      </w:r>
+      <w:r>
+        <w:fldChar w:fldCharType="separate"/>
+      </w:r>
+      <w:r>
+        <w:rPr>
+          <w:noProof/>
+        </w:rPr>
+        <w:t>(Amato et al., 2013; Barelli et al., 2015)</w:t>
+      </w:r>
+      <w:r>
+        <w:fldChar w:fldCharType="end"/>
+      </w:r>
+      <w:r>
+        <w:t>, and cross-site variation</w:t>
+      </w:r>
+      <w:r>
+        <w:fldChar w:fldCharType="begin"/>
+      </w:r>
+      <w:r>
+        <w:instrText xml:space="preserve"> ADDIN ZOTERO_ITEM CSL_CITATION {"citationID":"86FXNkaq","properties":{"formattedCitation":"(Amato et al., 2016; Bueno De Mesquita et al., 2021)","plainCitation":"(Amato et al., 2016; Bueno De Mesquita et al., 2021)","noteIndex":0},"citationItems":[{"id":618,"uris":["http://zotero.org/users/13901503/items/PY6HECL7"],"itemData":{"id":618,"type":"article-journal","abstract":"Recent studies suggest that variation in diet across time and space results in changes in the mammalian gut microbiota. This variation may ultimately impact host ecology by altering nutritional status and health. Wild animal populations provide an excellent opportunity for understanding these interactions. However, compared to clinical studies, microbial research targeting wild animals is currently limited, and many published studies focus only on a single population of a single host species. In this study we utilize fecal samples from two species of howler monkey (Alouatta pigra and A. palliata) collected at four sites to investigate factors influencing the gut microbiota at three scales: taxonomic (host species), ecosystemic (forest type), and local (habitat disturbance/season). The results demonstrate that the effect of host species on the gut microbiota is stronger than the effect of host forest type, which is stronger than the effect of habitat disturbance or seasonality. Nevertheless, within host species, gut microbiota composition differs in response to forest type, habitat disturbance, and season. Variations in the effect size of these factors are associated both with host species and environment. This information may be beneficial for understanding ecological and evolutionary questions associated with Mesoamerican howler monkeys, as well as determining conservation challenges facing each species. These mechanisms may also provide insight into the ecology of other species of howler monkeys, non-human primates, and mammals.","container-title":"Oecologia","DOI":"10.1007/s00442-015-3507-z","ISSN":"1432-1939","issue":"3","journalAbbreviation":"Oecologia","language":"en","page":"717-733","source":"Springer Link","title":"Phylogenetic and ecological factors impact the gut microbiota of two Neotropical primate species","volume":"180","author":[{"family":"Amato","given":"Katherine R."},{"family":"Martinez-Mota","given":"Rodolfo"},{"family":"Righini","given":"Nicoletta"},{"family":"Raguet-Schofield","given":"Melissa"},{"family":"Corcione","given":"Fabiana Paola"},{"family":"Marini","given":"Elisabetta"},{"family":"Humphrey","given":"Greg"},{"family":"Gogul","given":"Grant"},{"family":"Gaffney","given":"James"},{"family":"Lovelace","given":"Elijah"},{"family":"Williams","given":"LaShanda"},{"family":"Luong","given":"Albert"},{"family":"Dominguez-Bello","given":"Maria Gloria"},{"family":"Stumpf","given":"Rebecca M."},{"family":"White","given":"Bryan"},{"family":"Nelson","given":"Karen E."},{"family":"Knight","given":"Rob"},{"family":"Leigh","given":"Steven R."}],"issued":{"date-parts":[["2016",3,1]]}}},{"id":629,"uris":["http://zotero.org/users/13901503/items/AG6R9F5E"],"itemData":{"id":629,"type":"article-journal","abstract":"Understanding variation in host-associated microbial communities is important given the relevance of microbiomes to host physiology and health. Using 560 fecal samples collected from wild chimpanzees (Pan troglodytes) across their range, we assessed how geography, genetics, climate, vegetation, and diet relate to gut microbial community structure (prokaryotes, eukaryotic parasites) at multiple spatial scales. We observed a high degree of regional speciﬁcity in the microbiome composition, which was associated with host genetics, available plant foods, and potentially with cultural differences in tool use, which affect diet. Genetic differences drove community composition at large scales, while vegetation and potentially tool use drove within-region differences, likely due to their inﬂuence on diet. Unlike industrialized human populations in the United States, where regional differences in the gut microbiome are undetectable, chimpanzee gut microbiomes are far more variable across space, suggesting that technological developments have decoupled humans from their local environments, obscuring regional differences that could have been important during human evolution.","container-title":"mSystems","DOI":"10.1128/mSystems.01269-20","ISSN":"2379-5077","issue":"3","journalAbbreviation":"mSystems","language":"en","page":"e01269-20","source":"DOI.org (Crossref)","title":"Structure of Chimpanzee Gut Microbiomes across Tropical Africa","volume":"6","author":[{"family":"Bueno De Mesquita","given":"Clifton P."},{"family":"Nichols","given":"Lauren M."},{"family":"Gebert","given":"Matthew J."},{"family":"Vanderburgh","given":"Caihong"},{"family":"Bocksberger","given":"Gaëlle"},{"family":"Lester","given":"Jack D."},{"family":"Kalan","given":"Ammie K."},{"family":"Dieguez","given":"Paula"},{"family":"McCarthy","given":"Maureen S."},{"family":"Agbor","given":"Anthony"},{"family":"Álvarez Varona","given":"Paula"},{"family":"Ayimisin","given":"Ayuk Emmanuel"},{"family":"Bessone","given":"Mattia"},{"family":"Chancellor","given":"Rebecca"},{"family":"Cohen","given":"Heather"},{"family":"Coupland","given":"Charlotte"},{"family":"Deschner","given":"Tobias"},{"family":"Egbe","given":"Villard Ebot"},{"family":"Goedmakers","given":"Annemarie"},{"family":"Granjon","given":"Anne-Céline"},{"family":"Grueter","given":"Cyril C."},{"family":"Head","given":"Josephine"},{"family":"Hernandez-Aguilar","given":"R. Adriana"},{"family":"Jeffery","given":"Kathryn J."},{"family":"Jones","given":"Sorrel"},{"family":"Kadam","given":"Parag"},{"family":"Kaiser","given":"Michael"},{"family":"Lapuente","given":"Juan"},{"family":"Larson","given":"Bradley"},{"family":"Marrocoli","given":"Sergio"},{"family":"Morgan","given":"David"},{"family":"Mugerwa","given":"Badru"},{"family":"Mulindahabi","given":"Felix"},{"family":"Neil","given":"Emily"},{"family":"Niyigaba","given":"Protais"},{"family":"Pacheco","given":"Liliana"},{"family":"Piel","given":"Alex K."},{"family":"Robbins","given":"Martha M."},{"family":"Rundus","given":"Aaron"},{"family":"Sanz","given":"Crickette M."},{"family":"Sciaky","given":"Lilah"},{"family":"Sheil","given":"Douglas"},{"family":"Sommer","given":"Volker"},{"family":"Stewart","given":"Fiona A."},{"family":"Ton","given":"Els"},{"family":"Van Schijndel","given":"Joost"},{"family":"Vergnes","given":"Virginie"},{"family":"Wessling","given":"Erin G."},{"family":"Wittig","given":"Roman M."},{"family":"Ginath Yuh","given":"Yisa"},{"family":"Yurkiw","given":"Kyle"},{"family":"Zuberbühler","given":"Klaus"},{"family":"Gogarten","given":"Jan F."},{"family":"Heintz-Buschart","given":"Anna"},{"family":"Muellner-Riehl","given":"Alexandra N."},{"family":"Boesch","given":"Christophe"},{"family":"Kühl","given":"Hjalmar S."},{"family":"Fierer","given":"Noah"},{"family":"Arandjelovic","given":"Mimi"},{"family":"Dunn","given":"Robert R."}],"editor":[{"family":"Hird","given":"Sarah M."}],"issued":{"date-parts":[["2021",6,29]]}}}],"schema":"https://github.com/citation-style-language/schema/raw/master/csl-citation.json"} </w:instrText>
+      </w:r>
+      <w:r>
+        <w:fldChar w:fldCharType="separate"/>
+      </w:r>
+      <w:r>
+        <w:rPr>
+          <w:noProof/>
+        </w:rPr>
+        <w:t>(Amato et al., 2016; Bueno De Mesquita et al., 2021)</w:t>
+      </w:r>
+      <w:r>
+        <w:fldChar w:fldCharType="end"/>
+      </w:r>
+      <w:r>
+        <w:t>— relate to the gut microbiome, with findings often attributed to differences in host diet. However, no study has directly assessed the influence of temperature on the gut microbiome of a wild primate.</w:t>
+      </w:r>
+      <w:r>
+        <w:t xml:space="preserve"> </w:t>
       </w:r>
     </w:p>
     <w:p/>
+    <w:p>
+      <w:r>
+        <w:t xml:space="preserve">We also examine whether host immunity is associated with the gut microbiome’s relationship with temperature to evaluate the interplay between temperature, the gut microbiome, and </w:t>
+      </w:r>
+      <w:r>
+        <w:t>microbiome</w:t>
+      </w:r>
+      <w:r>
+        <w:t>-imm</w:t>
+      </w:r>
+      <w:r>
+        <w:t>un</w:t>
+      </w:r>
+      <w:r>
+        <w:t>e hom</w:t>
+      </w:r>
+      <w:r>
+        <w:t>eo</w:t>
+      </w:r>
+      <w:r>
+        <w:t>stasis.</w:t>
+      </w:r>
+      <w:r>
+        <w:t xml:space="preserve"> </w:t>
+      </w:r>
+      <w:r>
+        <w:t xml:space="preserve">We measure host immunity using neopterin, a byproduct of macrophage activity when stimulated by interferon-gamma produced by </w:t>
+      </w:r>
+      <w:r>
+        <w:t>T</w:t>
+      </w:r>
+      <w:r>
+        <w:t>-</w:t>
+      </w:r>
+      <w:r>
+        <w:t>helper 1</w:t>
+      </w:r>
+      <w:r>
+        <w:t xml:space="preserve"> cells during the </w:t>
+      </w:r>
+      <w:r>
+        <w:t>cellular immune response</w:t>
+      </w:r>
+      <w:r>
+        <w:t xml:space="preserve"> </w:t>
+      </w:r>
+      <w:r>
+        <w:fldChar w:fldCharType="begin"/>
+      </w:r>
+      <w:r>
+        <w:instrText xml:space="preserve"> ADDIN ZOTERO_ITEM CSL_CITATION {"citationID":"UNmWgoQb","properties":{"formattedCitation":"(Murr et al., 2002)","plainCitation":"(Murr et al., 2002)","noteIndex":0},"citationItems":[{"id":513,"uris":["http://zotero.org/users/13901503/items/BEFXLUSL"],"itemData":{"id":513,"type":"article-journal","abstract":"Increased amounts of neopterin are produced by human monocytes/macrophages upon stimulation with the cytokine interferon-y. Therefore, measurement of neopterin concentrations in body fluids like serum, cerebrospinal fluid or urine provides information about activation of T helper cell 1 derived cellular immune activation. Increased neopterin production is found in infections by viruses including human immunodeficiency virus (HIV), infections by intracellular living bacteria and parasites, autoimmune diseases, malignant tumor diseases and in allograft rejection episodes. But also in neurological and in cardiovascular diseases cellular immune activation indicated by increased neopterin production, is found. Major diagnostic applications of neopterin measurements are, e.g. monitoring of allograft recipients to recognize immunological complications early. Neopterin production provides prognostic information in patients with malignant tumor diseases and in HIV-infected individuals, high levels being associated with poorer survival expectations. Neopterin measurements are also useful to monitor therapy in patients with autoimmune disorders and in individuals with HIV infection. Screening of neopterin concentrations in blood donations allows to detect acute infections in a non-specific way and improves safety of blood transfusions. As high neopterin production is associated with increased production of reactive oxygen species and with low serum concentrations of antioxidants like alpha-tocopherol, neopterin can also be regarded as a marker of reactive oxygen species formed by the activated cellular immune system. Therefore, by neopterin measurements not only the extent of cellular immune activation but also the extent of oxidative stress can be estimated.","container-title":"Current Drug Metabolism","DOI":"10.2174/1389200024605082","ISSN":"1389-2002","issue":"2","journalAbbreviation":"Curr Drug Metab","language":"eng","note":"PMID: 12003349","page":"175-187","source":"PubMed","title":"Neopterin as a marker for immune system activation","volume":"3","author":[{"family":"Murr","given":"C."},{"family":"Widner","given":"B."},{"family":"Wirleitner","given":"B."},{"family":"Fuchs","given":"D."}],"issued":{"date-parts":[["2002",4]]}}}],"schema":"https://github.com/citation-style-language/schema/raw/master/csl-citation.json"} </w:instrText>
+      </w:r>
+      <w:r>
+        <w:fldChar w:fldCharType="separate"/>
+      </w:r>
+      <w:r>
+        <w:rPr>
+          <w:noProof/>
+        </w:rPr>
+        <w:t>(Murr et al., 2002)</w:t>
+      </w:r>
+      <w:r>
+        <w:fldChar w:fldCharType="end"/>
+      </w:r>
+      <w:r>
+        <w:t xml:space="preserve">. The gastrointestinal tract harbors the highest density of macrophages in the body, as they play a central role in host containment of gut microbiome by limiting systemic exposure to </w:t>
+      </w:r>
+      <w:r>
+        <w:t>gut microbes</w:t>
+      </w:r>
+      <w:r>
+        <w:t xml:space="preserve"> </w:t>
+      </w:r>
+      <w:r>
+        <w:fldChar w:fldCharType="begin"/>
+      </w:r>
+      <w:r>
+        <w:instrText xml:space="preserve"> ADDIN ZOTERO_ITEM CSL_CITATION {"citationID":"EavUBInj","properties":{"formattedCitation":"(Kelsall, 2008)","plainCitation":"(Kelsall, 2008)","noteIndex":0},"citationItems":[{"id":2059,"uris":["http://zotero.org/users/13901503/items/JE3VXSP3"],"itemData":{"id":2059,"type":"article-journal","abstract":"Mucosal immune responses must be tightly controlled, particularly in the intestine. As members of the mononuclear phagocyte family, dendritic cells (DCs) and macrophages are well represented in intestinal tissues and have developed unique functional niches. This review will focus on recent findings on antigen uptake and processing in the intestine and the role of DCs in the imprinting of homing receptors on T and B cells, the induction of immunoglobulin A B-cell responses, and the differentiation of regulatory T cells. It will also address the unique phenotype of intestinal macrophages and briefly what is known regarding the relationships between these cell types.","container-title":"Mucosal Immunology","DOI":"10.1038/mi.2008.61","ISSN":"1933-0219","issue":"6","journalAbbreviation":"Mucosal Immunology","page":"460-469","source":"ScienceDirect","title":"Recent progress in understanding the phenotype and function of intestinal dendritic cells and macrophages","volume":"1","author":[{"family":"Kelsall","given":"B"}],"issued":{"date-parts":[["2008",11,1]]}}}],"schema":"https://github.com/citation-style-language/schema/raw/master/csl-citation.json"} </w:instrText>
+      </w:r>
+      <w:r>
+        <w:fldChar w:fldCharType="separate"/>
+      </w:r>
+      <w:r>
+        <w:rPr>
+          <w:noProof/>
+        </w:rPr>
+        <w:t>(Kelsall, 2008)</w:t>
+      </w:r>
+      <w:r>
+        <w:fldChar w:fldCharType="end"/>
+      </w:r>
+      <w:r>
+        <w:t>. Therefore, neopterin is likely a valuable indicator of intestinal immune activity.</w:t>
+      </w:r>
+      <w:r>
+        <w:t xml:space="preserve"> In turn, microbial metabolites including </w:t>
+      </w:r>
+      <w:r>
+        <w:t>short-chain fatty acids and saturated fatty acids</w:t>
+      </w:r>
+      <w:r>
+        <w:t xml:space="preserve"> regulate macrophage activity to maintain host tolerance and </w:t>
+      </w:r>
+      <w:r>
+        <w:t xml:space="preserve">prevent chronic inflammatory disorders </w:t>
+      </w:r>
+      <w:r>
+        <w:fldChar w:fldCharType="begin"/>
+      </w:r>
+      <w:r>
+        <w:instrText xml:space="preserve"> ADDIN ZOTERO_ITEM CSL_CITATION {"citationID":"YxsMzISt","properties":{"formattedCitation":"(Corr\\uc0\\u234{}a-Oliveira et al., 2016; Wang et al., 2020)","plainCitation":"(Corrêa-Oliveira et al., 2016; Wang et al., 2020)","noteIndex":0},"citationItems":[{"id":2073,"uris":["http://zotero.org/users/13901503/items/AVMVJBUV"],"itemData":{"id":2073,"type":"article-journal","abstract":"Short-chain fatty acids (SCFAs) are bacterial fermentation products, which are chemically composed by a carboxylic acid moiety and a small hydrocarbon chain. Among them, acetic, propionic and butyric acids are the most studied, presenting, respectively, two, three and four carbons in their chemical structure. These metabolites are found in high concentrations in the intestinal tract, from where they are uptaken by intestinal epithelial cells (IECs). The SCFAs are partially used as a source of ATP by these cells. In addition, these molecules act as a link between the microbiota and the immune system by modulating different aspects of IECs and leukocytes development, survival and function through activation of G protein coupled receptors (FFAR2, FFAR3, GPR109a and Olfr78) and by modulation of the activity of enzymes and transcription factors including the histone acetyltransferase and deacetylase and the hypoxia-inducible factor. Considering that, it is not a surprise, the fact that these molecules and/or their targets are suggested to have an important role in the maintenance of intestinal homeostasis and that changes in components of this system are associated with pathological conditions including inflammatory bowel disease, obesity and others. The aim of this review is to present a clear and updated description of the effects of the SCFAs derived from bacteria on host immune system, as well as the molecular mechanisms involved on them.","container-title":"Clinical &amp; Translational Immunology","DOI":"10.1038/cti.2016.17","ISSN":"2050-0068","issue":"4","language":"en","license":"© 2016 The Authors","note":"_eprint: https://onlinelibrary.wiley.com/doi/pdf/10.1038/cti.2016.17","page":"e73","source":"Wiley Online Library","title":"Regulation of immune cell function by short-chain fatty acids","volume":"5","author":[{"family":"Corrêa-Oliveira","given":"Renan"},{"family":"Fachi","given":"José Luís"},{"family":"Vieira","given":"Aline"},{"family":"Sato","given":"Fabio Takeo"},{"family":"Vinolo","given":"Marco Aurélio R"}],"issued":{"date-parts":[["2016"]]}}},{"id":1508,"uris":["http://zotero.org/users/13901503/items/V6FDCZ8Q"],"itemData":{"id":1508,"type":"article-journal","abstract":"&lt;p&gt;Gut microbiota, an integral part of the human body, comprise bacteria, fungi, archaea, and protozoa. There is consensus that the disruption of the gut microbiota (termed “gut dysbiosis”) is influenced by host genetics, diet, antibiotics, and inflammation, and it is closely linked to the pathogenesis of inflammatory diseases, such as obesity and inflammatory bowel disease (IBD). Macrophages are the key players in the maintenance of tissue homeostasis by eliminating invading pathogens and exhibit extreme plasticity of their phenotypes, such as M1 or M2, which have been demonstrated to exert pro- and anti-inflammatory functions. Microbiota-derived metabolites, short-chain fatty acids (SCFAs) and Gram-negative bacterial lipopolysaccharides (LPS), exert anti-inflammatory or pro-inflammatory effects by acting on macrophages. Understanding the role of macrophages in gut microbiota-inflammation interactions might provide us a novel method for preventing and treating inflammatory diseases. In this review, we summarize the recent research on the relationship between gut microbiota and inflammation and discuss the important role of macrophages in this context.&lt;/p&gt;","container-title":"Frontiers in Microbiology","DOI":"10.3389/fmicb.2020.01065","ISSN":"1664-302X","journalAbbreviation":"Front. Microbiol.","language":"English","note":"publisher: Frontiers","source":"Frontiers","title":"The Relationship Between Gut Microbiota and Inflammatory Diseases: The Role of Macrophages","title-short":"The Relationship Between Gut Microbiota and Inflammatory Diseases","URL":"https://www.frontiersin.org/journals/microbiology/articles/10.3389/fmicb.2020.01065/full","volume":"11","author":[{"family":"Wang","given":"Ji"},{"family":"Chen","given":"Wei-Dong"},{"family":"Wang","given":"Yan-Dong"}],"accessed":{"date-parts":[["2025",1,3]]},"issued":{"date-parts":[["2020",6,9]]}}}],"schema":"https://github.com/citation-style-language/schema/raw/master/csl-citation.json"} </w:instrText>
+      </w:r>
+      <w:r>
+        <w:fldChar w:fldCharType="separate"/>
+      </w:r>
+      <w:r>
+        <w:t>(Corrêa-Oliveira et al., 2016; Wang et al., 2020)</w:t>
+      </w:r>
+      <w:r>
+        <w:fldChar w:fldCharType="end"/>
+      </w:r>
+      <w:r>
+        <w:t>.</w:t>
+      </w:r>
+      <w:r>
+        <w:t xml:space="preserve"> </w:t>
+      </w:r>
+      <w:r>
+        <w:t xml:space="preserve">Neopterin can also be measured in urine </w:t>
+      </w:r>
+      <w:r>
+        <w:fldChar w:fldCharType="begin"/>
+      </w:r>
+      <w:r>
+        <w:instrText xml:space="preserve"> ADDIN ZOTERO_ITEM CSL_CITATION {"citationID":"aWFXzaAz","properties":{"formattedCitation":"(Higham et al., 2015; Lucore et al., 2022)","plainCitation":"(Higham et al., 2015; Lucore et al., 2022)","noteIndex":0},"citationItems":[{"id":517,"uris":["http://zotero.org/users/13901503/items/22295YWM"],"itemData":{"id":517,"type":"article-journal","abstract":"Objectives Health, disease, and immune function are key areas of research in studies of ecology and evolution, but work on free-ranging primates has been inhibited by a lack of direct noninvasive measures of condition. Here, we evaluate the potential usefulness of noninvasive measurement of three biomarkers, the acute-phase proteins C-reactive protein (CRP) and haptoglobin, and neopterin, a by-product of macrophage activity. Materials and Methods We took advantage of veterinary checks on captive rhesus (24) and long-tailed (3) macaques at the German Primate Center (DPZ) to analyze serum marker measures, before measuring concentrations in feces and urine, and evaluating relationships between matched serum, urine, and fecal concentrations. In a second study, we monitored excretion of these markers in response to simian immunodeficiency virus (SIV) infection and surgical tissue trauma, undertaken for a separate study. Results We found that each biomarker could be measured in each matrix. Serum and urinary concentrations of neopterin were strongly and significantly correlated, but neither haptoglobin nor CRP concentrations in excreta proxied circulating serum concentrations. Our infection study confirmed that urinary neopterin, in particular, is a reliable marker of viral infection in macaques, but also indicated the potential of urinary and fecal CRP and haptoglobin as indicators of inflammation. Discussion We highlight the potential of noninvasive markers of immune function, especially of urinary neopterin, which correlates strongly with serum neopterin, and is highly responsive to infection. Am J Phys Anthropol 158:673–684, 2015. © 2015 Wiley Periodicals, Inc.","container-title":"American Journal of Physical Anthropology","DOI":"10.1002/ajpa.22821","ISSN":"1096-8644","issue":"4","language":"en","license":"© 2015 Wiley Periodicals, Inc.","note":"_eprint: https://onlinelibrary.wiley.com/doi/pdf/10.1002/ajpa.22821","page":"673-684","source":"Wiley Online Library","title":"Evaluating noninvasive markers of nonhuman primate immune activation and inflammation","volume":"158","author":[{"family":"Higham","given":"James P."},{"family":"Kraus","given":"Cornelia"},{"family":"Stahl-Hennig","given":"Christiane"},{"family":"Engelhardt","given":"Antje"},{"family":"Fuchs","given":"Dietmar"},{"family":"Heistermann","given":"Michael"}],"issued":{"date-parts":[["2015"]]}}},{"id":267,"uris":["http://zotero.org/users/13901503/items/PQLSPHRJ"],"itemData":{"id":267,"type":"article-journal","abstract":"Non-invasive health monitoring is advantageous for wild and captive primate populations because it reduces the need for traditional invasive techniques (i.e. anesthetization) that can be stressful and potentially harmful for individuals. The biomarker neopterin is an emerging tool in primatology to measure immune activation and immunosenescence, however, most neopterin studies have focused on catarrhine species with little comparative work examining neopterin and health in platyrrhines. To address this gap, we validated a commercially available enzyme-linked immunosorbent assay (ELISA) to measure urinary neopterin in two types of capuchin monkeys, a wild population of white-faced capuchins (Cebus imitator) and a socially housed captive colony of tufted capuchins (Sapajus apella). We analytically validated methods for measuring urinary neopterin in two capuchin populations and demonstrated that two commonly-used methods to control for urine concentration –creatinine and specific gravity (SG)– produced highly concordant results. We also biologically validated these methods by examining variation in neopterin levels based on environment (captive and wild) and age, and changes in levels associated with immune-response. We found that neopterin increased after immune perturbation (rabies vaccine booster), varied by environmental condition, and mirrored expected trends in immune system ontogeny. Our results improve understanding of the innate immune system in platyrrhine species and suggest neopterin may be useful for non-invasive health monitoring in both captive and wild primates.","container-title":"Frontiers in Veterinary Science","DOI":"10.3389/fvets.2022.918036","ISSN":"2297-1769","journalAbbreviation":"Front. Vet. Sci.","language":"English","note":"publisher: Frontiers","source":"Frontiers","title":"Validating Urinary Neopterin as a Biomarker of Immune Response in Captive and Wild Capuchin Monkeys","URL":"https://www.frontiersin.org/articles/10.3389/fvets.2022.918036","volume":"9","author":[{"family":"Lucore","given":"Jordan M."},{"family":"Marshall","given":"Andrew J."},{"family":"Brosnan","given":"Sarah F."},{"family":"Benítez","given":"Marcela E."}],"accessed":{"date-parts":[["2024",4,1]]},"issued":{"date-parts":[["2022",7,13]]}}}],"schema":"https://github.com/citation-style-language/schema/raw/master/csl-citation.json"} </w:instrText>
+      </w:r>
+      <w:r>
+        <w:fldChar w:fldCharType="separate"/>
+      </w:r>
+      <w:r>
+        <w:rPr>
+          <w:noProof/>
+        </w:rPr>
+        <w:t>(Higham et al., 2015; Lucore et al., 2022)</w:t>
+      </w:r>
+      <w:r>
+        <w:fldChar w:fldCharType="end"/>
+      </w:r>
+      <w:r>
+        <w:t xml:space="preserve">, making it an ideal choice for non-invasive field research, and has been associated with gut microbiome composition in wild primates </w:t>
+      </w:r>
+      <w:r>
+        <w:fldChar w:fldCharType="begin"/>
+      </w:r>
+      <w:r>
+        <w:instrText xml:space="preserve"> ADDIN ZOTERO_ITEM CSL_CITATION {"citationID":"BQ4iuKiX","properties":{"formattedCitation":"(Schneider-Crease et al., 2022)","plainCitation":"(Schneider-Crease et al., 2022)","noteIndex":0},"citationItems":[{"id":77,"uris":["http://zotero.org/users/13901503/items/HPZSPGIG"],"itemData":{"id":77,"type":"article-journal","abstract":"Neopterin, a product of activated white blood cells, is a marker of nonspecific inflammation that can capture variation in immune investment or disease-related immune activity and can be collected noninvasively in urine. Mounting studies in wildlife point to lifetime patterns in neopterin related to immune development, aging, and certain diseases, but rarely are studies able to assess whether neopterin can capture multiple concurrent dimensions of health and disease in a single system. We assessed the relationship between urinary neopterin stored on filter paper and multiple metrics of health and disease in wild geladas (Theropithecus gelada), primates endemic to the Ethiopian highlands. We tested whether neopterin captures age-related variation in inflammation arising from developing immunity in infancy and chronic inflammation in old age, inflammation related to intramuscular tapeworm infection, helminth-induced anti-inflammatory immunomodulation, and perturbations in the gastrointestinal microbiome. We found that neopterin had a U-shaped relationship with age, no association with larval tapeworm infection, a negative relationship with metrics related to gastrointestinal helminth infection, and a negative relationship with microbial diversity. Together with growing research on neopterin and specific diseases, our results demonstrate that urinary neopterin can be a powerful tool for assessing multiple dimensions of health and disease in wildlife.","container-title":"Scientific Reports","DOI":"10.1038/s41598-022-25298-9","ISSN":"2045-2322","issue":"1","journalAbbreviation":"Sci Rep","language":"en","license":"2022 The Author(s)","note":"publisher: Nature Publishing Group","page":"21307","source":"www.nature.com","title":"Urinary neopterin reflects immunological variation associated with age, helminth parasitism, and the microbiome in a wild primate","volume":"12","author":[{"family":"Schneider-Crease","given":"India A."},{"family":"Feder","given":"Jacob A."},{"family":"Baniel","given":"Alice"},{"family":"McCann","given":"Colleen"},{"family":"Haile","given":"Abebaw Azanaw"},{"family":"Abebe","given":"Belayneh"},{"family":"Fitzgerald","given":"Lauren"},{"family":"Gomery","given":"Megan A."},{"family":"Simberloff","given":"Ruth A."},{"family":"Petrie","given":"Zack L."},{"family":"Gabriel","given":"Sarah"},{"family":"Dorny","given":"Pierre"},{"family":"Fashing","given":"Peter J."},{"family":"Nguyen","given":"Nga"},{"family":"Bergman","given":"Thore J."},{"family":"Beehner","given":"Jacinta C."},{"family":"Snyder-Mackler","given":"Noah"},{"family":"Lu","given":"Amy"}],"issued":{"date-parts":[["2022",12,9]]}}}],"schema":"https://github.com/citation-style-language/schema/raw/master/csl-citation.json"} </w:instrText>
+      </w:r>
+      <w:r>
+        <w:fldChar w:fldCharType="separate"/>
+      </w:r>
+      <w:r>
+        <w:rPr>
+          <w:noProof/>
+        </w:rPr>
+        <w:t>(Schneider-Crease et al., 2022)</w:t>
+      </w:r>
+      <w:r>
+        <w:fldChar w:fldCharType="end"/>
+      </w:r>
+      <w:r>
+        <w:t xml:space="preserve">. </w:t>
+      </w:r>
+    </w:p>
     <w:p/>
     <w:p>
       <w:r>
-        <w:lastRenderedPageBreak/>
-        <w:t xml:space="preserve">Interactions between these systems have been </w:t>
-      </w:r>
-      <w:proofErr w:type="spellStart"/>
-      <w:r>
-        <w:t>extensilve</w:t>
-      </w:r>
-      <w:proofErr w:type="spellEnd"/>
-      <w:r>
-        <w:t xml:space="preserve"> </w:t>
-      </w:r>
-      <w:proofErr w:type="spellStart"/>
-      <w:r>
-        <w:t>expored</w:t>
-      </w:r>
-      <w:proofErr w:type="spellEnd"/>
-      <w:r>
-        <w:t xml:space="preserve"> in clinical research but no research look s at how this function sin a while system in response to a natural temperature gradient</w:t>
+        <w:t xml:space="preserve">Our study has two goals </w:t>
+      </w:r>
+      <w:r>
+        <w:t>(1)</w:t>
+      </w:r>
+      <w:r>
+        <w:t xml:space="preserve"> to</w:t>
+      </w:r>
+      <w:r>
+        <w:t xml:space="preserve"> assess the influence of temperature on </w:t>
+      </w:r>
+      <w:r>
+        <w:t>the gut microbiome</w:t>
+      </w:r>
+      <w:r>
+        <w:t xml:space="preserve"> in a wild primate population and (2)</w:t>
+      </w:r>
+      <w:r>
+        <w:t xml:space="preserve"> to</w:t>
+      </w:r>
+      <w:r>
+        <w:t xml:space="preserve"> examine how gut microbiome response</w:t>
+      </w:r>
+      <w:r>
+        <w:t>s</w:t>
+      </w:r>
+      <w:r>
+        <w:t xml:space="preserve"> </w:t>
+      </w:r>
+      <w:r>
+        <w:t xml:space="preserve">relate to </w:t>
+      </w:r>
+      <w:r>
+        <w:t>host immunity.</w:t>
+      </w:r>
+      <w:r>
+        <w:t xml:space="preserve"> </w:t>
+      </w:r>
+      <w:r>
+        <w:t xml:space="preserve">To address these questions, we analyzed </w:t>
+      </w:r>
+      <w:r>
+        <w:t>11 months of paired fecal and urine samples from 36 individually identified white-faced capuchin monkeys living in tropical dry forest fragments in Northwestern Costa Rica. We characterized microbiome composition using 16S rRNA gene sequencing (n = 277) and microbial function using shotgun metagenomic sequencing (n = 73).</w:t>
+      </w:r>
+      <w:r>
+        <w:t xml:space="preserve"> Our results highlight</w:t>
+      </w:r>
+      <w:r>
+        <w:t xml:space="preserve"> the crucial role of temperature in shaping essential gut microbiome functions in wild </w:t>
+      </w:r>
+      <w:r>
+        <w:t>primates</w:t>
+      </w:r>
+      <w:r>
+        <w:t xml:space="preserve"> and demonstrate how temperature can alter </w:t>
+      </w:r>
+      <w:r>
+        <w:t>microbiome</w:t>
+      </w:r>
+      <w:r>
+        <w:t>-immune interactions by disrupting the relationship between the microbiome and host immun</w:t>
+      </w:r>
+      <w:r>
+        <w:t>e tolerance</w:t>
+      </w:r>
+      <w:r>
+        <w:t xml:space="preserve">. </w:t>
+      </w:r>
+      <w:r>
+        <w:t>These</w:t>
+      </w:r>
+      <w:r>
+        <w:t xml:space="preserve"> findings provide key insight into how rising temperatures may affect wild animals via microbiome-mediated mechanisms.</w:t>
       </w:r>
     </w:p>
     <w:p/>
@@ -1048,74 +1386,138 @@
     <w:p/>
     <w:p>
       <w:r>
-        <w:t xml:space="preserve">Here, we evaluate </w:t>
-      </w:r>
-      <w:r>
-        <w:t xml:space="preserve">if gut microbiome composition </w:t>
+        <w:t xml:space="preserve"> </w:t>
+      </w:r>
+    </w:p>
+    <w:p>
+      <w:r>
+        <w:t xml:space="preserve">Methods: </w:t>
       </w:r>
     </w:p>
     <w:p/>
     <w:p>
       <w:r>
-        <w:t xml:space="preserve">Here we evaluate the importance of temperature as a predictor of the gut microbiome and whether it is associated with host immunity, </w:t>
+        <w:t xml:space="preserve">Results: </w:t>
       </w:r>
     </w:p>
-    <w:p/>
     <w:p>
-      <w:r>
-        <w:t xml:space="preserve">Here, </w:t>
-      </w:r>
-      <w:r>
-        <w:t>we evaluate if temperature is an important predictor for explaining gut microbiome composition</w:t>
-      </w:r>
-      <w:r>
-        <w:t xml:space="preserve"> and metabolic functions</w:t>
-      </w:r>
-      <w:r>
-        <w:t xml:space="preserve"> in a wild population of capuchin monkeys, </w:t>
-      </w:r>
+      <w:pPr>
+        <w:rPr>
+          <w:u w:val="single"/>
+        </w:rPr>
+      </w:pPr>
+      <w:r>
+        <w:rPr>
+          <w:u w:val="single"/>
+        </w:rPr>
+        <w:t>Gut microbiome</w:t>
+      </w:r>
+      <w:r>
+        <w:rPr>
+          <w:u w:val="single"/>
+        </w:rPr>
+        <w:t xml:space="preserve"> taxonomic and metabolic</w:t>
+      </w:r>
+      <w:r>
+        <w:rPr>
+          <w:u w:val="single"/>
+        </w:rPr>
+        <w:t xml:space="preserve"> pathway</w:t>
+      </w:r>
+      <w:r>
+        <w:rPr>
+          <w:u w:val="single"/>
+        </w:rPr>
+        <w:t xml:space="preserve"> composition is </w:t>
+      </w:r>
+      <w:r>
+        <w:rPr>
+          <w:u w:val="single"/>
+        </w:rPr>
+        <w:t>related to temperature</w:t>
+      </w:r>
+    </w:p>
+    <w:p>
       <w:r>
         <w:rPr>
           <w:i/>
           <w:iCs/>
         </w:rPr>
-        <w:t>Cebus imitator</w:t>
-      </w:r>
-      <w:r>
-        <w:t>, in Costa Rica</w:t>
-      </w:r>
-    </w:p>
-    <w:p/>
-    <w:p/>
-    <w:p>
-      <w:r>
-        <w:t xml:space="preserve">Here… </w:t>
+        <w:t>Community-level</w:t>
+      </w:r>
+      <w:r>
+        <w:rPr>
+          <w:i/>
+          <w:iCs/>
+        </w:rPr>
+        <w:t xml:space="preserve"> results</w:t>
       </w:r>
     </w:p>
     <w:p>
       <w:r>
-        <w:t xml:space="preserve">This underscores a critical mechanisms by which rising temperatures due to climate change may have negative effects on wild animals through microbiome-mediated mechanisms. </w:t>
-      </w:r>
-    </w:p>
-    <w:p/>
-    <w:p/>
-    <w:p>
-      <w:r>
-        <w:t xml:space="preserve">… </w:t>
-      </w:r>
-    </w:p>
-    <w:p/>
-    <w:p>
-      <w:r>
-        <w:t xml:space="preserve">Here we….. are </w:t>
-      </w:r>
-      <w:proofErr w:type="spellStart"/>
-      <w:r>
-        <w:t>goin</w:t>
-      </w:r>
-      <w:proofErr w:type="spellEnd"/>
-      <w:r>
-        <w:t xml:space="preserve"> to do this! </w:t>
+        <w:tab/>
+        <w:t xml:space="preserve">We found a strong relationship between temperature and both taxonomic and functional community-level diversity metrics. </w:t>
+      </w:r>
+      <w:r>
+        <w:t xml:space="preserve">To assess this relationship, we compared a baseline model that accounted for known predictors of microbiome composition (sex, social group, diet, and season) to a model that included both the baseline predictors and temperature. For taxonomic </w:t>
+      </w:r>
+      <w:r>
+        <w:lastRenderedPageBreak/>
+        <w:t xml:space="preserve">community composition, the temperature model was the best fit for all community-level indices, accounting for 100% of the model weight for all principal component axes and alpha diversity metrics (Fig 1B). </w:t>
+      </w:r>
+      <w:r>
+        <w:t xml:space="preserve">The strong relationship between temperature and principal coordinate axes 1–3 suggests that temperature drives shifts in taxonomic composition </w:t>
+      </w:r>
+      <w:r>
+        <w:t xml:space="preserve">that are </w:t>
+      </w:r>
+      <w:r>
+        <w:t>substantial enough to</w:t>
+      </w:r>
+      <w:r>
+        <w:t xml:space="preserve"> affect community-level</w:t>
+      </w:r>
+      <w:r>
+        <w:t xml:space="preserve"> beta diversity.</w:t>
+      </w:r>
+      <w:r>
+        <w:t xml:space="preserve"> Both</w:t>
+      </w:r>
+      <w:r>
+        <w:t xml:space="preserve"> alpha diversity indices show a reliable negative relationship with temperature (Shannon </w:t>
+      </w:r>
+      <w:r>
+        <w:t>β</w:t>
+      </w:r>
+      <w:r>
+        <w:rPr>
+          <w:vertAlign w:val="subscript"/>
+        </w:rPr>
+        <w:t>temp</w:t>
+      </w:r>
+      <w:r>
+        <w:t xml:space="preserve"> = -0.49, Observed </w:t>
+      </w:r>
+      <w:r>
+        <w:t>β</w:t>
+      </w:r>
+      <w:r>
+        <w:rPr>
+          <w:vertAlign w:val="subscript"/>
+        </w:rPr>
+        <w:t>temp</w:t>
+      </w:r>
+      <w:r>
+        <w:t xml:space="preserve"> = -0.49)(Fig 1A)</w:t>
+      </w:r>
+      <w:r>
+        <w:t xml:space="preserve">. </w:t>
+      </w:r>
+      <w:r>
+        <w:t>Even though the effect size for all alpha diversity indices is smaller compared to the principal components, alpha diversity reliably declines with increasing temperatures (Fig 2). Since Shannon’s diversity account for community evenness and observed richness reflects the total number of ASV’s, this suggests that higher temperatures are associated with reductions in both overall levels of taxonomic diversity and evenness.</w:t>
+      </w:r>
+      <w:r>
+        <w:t xml:space="preserve"> </w:t>
       </w:r>
     </w:p>
     <w:p>
@@ -1123,438 +1525,1616 @@
         <w:ind w:firstLine="720"/>
       </w:pPr>
       <w:r>
-        <w:t xml:space="preserve">The majority of research investigating how temperature affects microbiomes has been conducted in experimental settings on ectotherms because their lack of physiological thermoregulation leaves them vulnerable to temperature </w:t>
-      </w:r>
-      <w:r>
-        <w:t xml:space="preserve">change </w:t>
-      </w:r>
-      <w:r>
-        <w:t>[</w:t>
-      </w:r>
-      <w:r>
-        <w:t xml:space="preserve">e.g. reptiles </w:t>
-      </w:r>
-      <w:r>
-        <w:fldChar w:fldCharType="begin"/>
-      </w:r>
-      <w:r>
-        <w:instrText xml:space="preserve"> ADDIN ZOTERO_ITEM CSL_CITATION {"citationID":"V09JRzOj","properties":{"formattedCitation":"(Bestion et al., 2017; Moeller et al., 2020)","plainCitation":"(Bestion et al., 2017; Moeller et al., 2020)","noteIndex":0},"citationItems":[{"id":1961,"uris":["http://zotero.org/users/13901503/items/UL2CLBKR"],"itemData":{"id":1961,"type":"article-journal","abstract":"Climate change is now considered to be the greatest threat to biodiversity and ecological networks, but its impacts on the bacterial communities associated with plants and animals remain largely unknown. Here, we studied the consequences of climate warming on the gut bacterial communities of an ectotherm, the common lizard (Zootoca vivipara), using a semi-natural experimental approach. We found that 2–3 °C warmer climates cause a 34% loss of populations’ microbiota diversity, with possible negative consequences for host survival.","container-title":"Nature Ecology &amp; Evolution","DOI":"10.1038/s41559-017-0161","ISSN":"2397-334X","issue":"6","journalAbbreviation":"Nat Ecol Evol","language":"en","license":"2017 Macmillan Publishers Limited, part of Springer Nature.","note":"publisher: Nature Publishing Group","page":"1-3","source":"www-nature-com.proxy.lib.umich.edu","title":"Climate warming reduces gut microbiota diversity in a vertebrate ectotherm","volume":"1","author":[{"family":"Bestion","given":"Elvire"},{"family":"Jacob","given":"Staffan"},{"family":"Zinger","given":"Lucie"},{"family":"Di Gesu","given":"Lucie"},{"family":"Richard","given":"Murielle"},{"family":"White","given":"Joël"},{"family":"Cote","given":"Julien"}],"issued":{"date-parts":[["2017",5,8]]}}},{"id":1022,"uris":["http://zotero.org/users/13901503/items/BYK4NQF8"],"itemData":{"id":1022,"type":"article-journal","abstract":"Vertebrates harbor trillions of microorganisms in the gut, collectively termed the gut microbiota, which affect a wide range of host functions. Recent experiments in lab-reared vertebrates have shown that changes in environmental temperature can induce shifts in the gut microbiota, and in some cases these shifts have been shown to affect host thermal physiology. However, there is a lack of information about the effects of temperature on the gut microbiota of wild-caught vertebrates. Moreover, in ectotherms, which are particularly vulnerable to changing temperature regimens, the extent to which microbiota composition is shaped by temperature and associated with host thermal tolerance has not been investigated. To address these issues, we monitored the gut microbiota composition of wild-caught western fence lizards (Sceloporus occidentalis) experimentally exposed to a cool-to-warm temperature transition. Comparing experimentally exposed and control lizards indicated that warm temperatures altered and destabilized the composition of the S. occidentalis gut microbiota. Warming drove a significant reduction in the relative abundances of a clade of Firmicutes, a significant increase in the rate of compositional turnover in the gut microbiota within individual lizards, and increases in the abundances of bacteria from predicted pathogenic clades. In addition, the composition of the microbiota was significantly associated with the thermal tolerance of lizards measured at the end of the experiment. These results suggest that temperature can alter the lizard gut microbiota, with potential implications for the physiological performance and fitness of natural populations.IMPORTANCE Gut microbial communities affect their animal hosts in numerous ways, motivating investigations of the factors that shape the gut microbiota and the consequences of gut microbiota variation for host traits. In this study, we tested the effects of increases in environmental temperatures on the gut microbiota of fence lizards, a vertebrate ectotherm threatened by warming climates. By monitoring lizards and their gut microbes during an experimental temperature treatment, we showed that the warming altered and destabilized the lizard gut microbiota. Moreover, measuring thermal performance of lizard hosts at the end of the experiment indicated that the composition of the gut microbiota was associated with host thermal tolerance. These results indicate that warming temperatures can alter the gut microbiota of vertebrate ectotherms and suggest relationships between variation in the gut microbiota and the thermal physiology of natural host populations.","container-title":"Applied and Environmental Microbiology","DOI":"10.1128/AEM.01181-20","issue":"17","note":"publisher: American Society for Microbiology","page":"e01181-20","source":"journals.asm.org (Atypon)","title":"The Lizard Gut Microbiome Changes with Temperature and Is Associated with Heat Tolerance","volume":"86","author":[{"family":"Moeller","given":"Andrew H."},{"family":"Ivey","given":"Kathleen"},{"family":"Cornwall","given":"Margaret B."},{"family":"Herr","given":"Kathryn"},{"family":"Rede","given":"Jordan"},{"family":"Taylor","given":"Emily N."},{"family":"Gunderson","given":"Alex R."}],"issued":{"date-parts":[["2020",8,18]]}}}],"schema":"https://github.com/citation-style-language/schema/raw/master/csl-citation.json"} </w:instrText>
-      </w:r>
-      <w:r>
-        <w:fldChar w:fldCharType="separate"/>
-      </w:r>
-      <w:r>
-        <w:rPr>
-          <w:noProof/>
-        </w:rPr>
-        <w:t>(Bestion et al., 2017; Moeller et al., 2020)</w:t>
-      </w:r>
-      <w:r>
-        <w:fldChar w:fldCharType="end"/>
-      </w:r>
-      <w:r>
-        <w:t xml:space="preserve">, amphibians </w:t>
-      </w:r>
-      <w:r>
-        <w:fldChar w:fldCharType="begin"/>
-      </w:r>
-      <w:r>
-        <w:instrText xml:space="preserve"> ADDIN ZOTERO_ITEM CSL_CITATION {"citationID":"1KCbbxhK","properties":{"formattedCitation":"(Emerson et al., 2023; Fontaine et al., 2018; Kohl &amp; Yahn, 2016)","plainCitation":"(Emerson et al., 2023; Fontaine et al., 2018; Kohl &amp; Yahn, 2016)","noteIndex":0},"citationItems":[{"id":1987,"uris":["http://zotero.org/users/13901503/items/VRKTJEKQ"],"itemData":{"id":1987,"type":"article-journal","abstract":"Understanding how the global climate impacts the physiology of wildlife animals is of importance. Amphibians are particularly sensitive to climate change, and it is hypothesized that rising temperatures impair their neurodevelopment. Temperature influences the composition of the gut microbiota, which is critical to host neurodevelopment through the microbiota–gut–brain (MGB) axis. Most research investigating the link between the gut microbiota and neurodevelopment occurs in germ-free mammalian model systems, leaving the nature of the MGB axis in non-mammalian wildlife unclear. Here, we tested the hypothesis that the temperature and the microbial environment in which tadpoles were raised shapes neurodevelopment, possibly through the MGB axis. Newly hatched green frog tadpoles (Lithobates clamitans) were raised in natural pond water or autoclaved pond water, serving as an experimental manipulation of the microbiota by reducing colonizing microbes, at three different water temperatures: 14, 22 and 28°C. Neurodevelopment was analyzed through measures of relative brain mass and morphology of brain structures of interest. We found that tadpole development in warmer temperatures increased relative brain mass and optic tectum width and length. Further, tadpole development in autoclaved pond water increased relative optic tectum width and length. Additionally, the interaction of treatments altered relative diencephalon length. Lastly, we found that variation in brain morphology was associated with gut microbial diversity and the relative abundance of individual bacterial taxa. Our results indicate that both environmental temperature and microbial communities influence relative brain mass and shape. Furthermore, we provide some of the first evidence for the MGB axis in amphibians.","container-title":"Journal of Experimental Biology","DOI":"10.1242/jeb.245333","ISSN":"0022-0949","issue":"12","journalAbbreviation":"Journal of Experimental Biology","page":"jeb245333","source":"Silverchair","title":"Temperature and the microbial environment alter brain morphology in a larval amphibian","volume":"226","author":[{"family":"Emerson","given":"Kyle J."},{"family":"Fontaine","given":"Samantha S."},{"family":"Kohl","given":"Kevin D."},{"family":"Woodley","given":"Sarah K."}],"issued":{"date-parts":[["2023",6,23]]}}},{"id":1909,"uris":["http://zotero.org/users/13901503/items/Y6B943CR"],"itemData":{"id":1909,"type":"article-journal","abstract":"Environmental temperature and gut microbial communities can both have profound impacts on the digestive performance of ectothermic vertebrates. Additionally, the diversity, composition and function of gut microbial communities themselves are influenced by temperature. It is typically assumed that the temperature-dependent nature of ectotherm digestive performance is due to factors such as host physiological changes and adaptation to local climatic conditions. However, it is also possible that temperature-induced alterations to gut microbiota may influence the relationship between temperature and digestion. To explore the connections between these three factors, we compared digestive performance and gut microbial community diversity and composition in red-backed salamanders housed at three experimental temperatures: 10, 15 and 20°C. We also investigated associations between specific bacterial taxa and temperature or salamander digestive performance. We found that salamander digestive performance was greatest at 15°C, while gut microbial diversity was reduced at 20°C. Further, gut microbial community composition differed among the three temperature treatments. The relative abundance of 25 bacterial genera was dependent on temperature, with high temperatures being associated with reductions in the relative abundance of disease-resistant bacteria and increases in pathogenic taxa. The relative abundance of four bacterial genera was correlated with salamander energy assimilation, two of which are known to digest chitin, a main component of the red-backed salamander diet. These findings suggest that gut microbiota may mediate the relationship between temperature and digestion in ectotherms. We discuss how global climate change may impact ectotherms by altering host–microbe interactions.","container-title":"Journal of Experimental Biology","DOI":"10.1242/jeb.187559","ISSN":"0022-0949","issue":"20","journalAbbreviation":"Journal of Experimental Biology","page":"jeb187559","source":"Silverchair","title":"Environmental temperature alters the digestive performance and gut microbiota of a terrestrial amphibian","volume":"221","author":[{"family":"Fontaine","given":"Samantha S."},{"family":"Novarro","given":"Alexander J."},{"family":"Kohl","given":"Kevin D."}],"issued":{"date-parts":[["2018",10,19]]}}},{"id":1959,"uris":["http://zotero.org/users/13901503/items/ZXQ5TW3X"],"itemData":{"id":1959,"type":"article-journal","abstract":"Summary Numerous studies have investigated the effects of diet, phylogeny and immune status on the gut microbial communities of animals. Most of these studies are conducted on endotherms, especially mammals, which maintain constant body temperature in the face of environmental temperature variability. However, the majority of animals and vertebrates are ectotherms, which often experience fluctuations in body temperature as a result of their environment. While there have been several studies investigating the gut microbial diversity of ectotherms, we lack an understanding of how environmental temperature affects these communities. Here, we used high-throughput sequencing to inventory the gut microbial communities of tadpoles exposed to cool (18°C) or warm (28°C) temperature treatments. We found that temperature significantly impacted the community structure and membership of the tadpole gut. Specifically, tadpoles in the warm treatment exhibited higher abundances of the phylum Planctomycetes and the genus Mycobacterium. These results may be due to the direct effects of temperature, or mediated through changes in host physiology. Given that environmental temperatures are expected to increase due to global climate change, understanding the effects of temperature on the diversity and function of gut microbial communities is critical.","container-title":"Environmental Microbiology","DOI":"10.1111/1462-2920.13255","ISSN":"1462-2912","issue":"5","note":"publisher: John Wiley &amp; Sons, Ltd","page":"1561-1565","source":"enviromicro-journals-onlinelibrary-wiley-com.proxy.lib.umich.edu (Atypon)","title":"Effects of environmental temperature on the gut microbial communities of tadpoles","volume":"18","author":[{"family":"Kohl","given":"Kevin D."},{"family":"Yahn","given":"Jeremiah"}],"issued":{"date-parts":[["2016",5]]}}}],"schema":"https://github.com/citation-style-language/schema/raw/master/csl-citation.json"} </w:instrText>
-      </w:r>
-      <w:r>
-        <w:fldChar w:fldCharType="separate"/>
-      </w:r>
-      <w:r>
-        <w:rPr>
-          <w:noProof/>
-        </w:rPr>
-        <w:t>(Emerson et al., 2023; Fontaine et al., 2018; Kohl &amp; Yahn, 2016)</w:t>
-      </w:r>
-      <w:r>
-        <w:fldChar w:fldCharType="end"/>
-      </w:r>
-      <w:r>
-        <w:t>,</w:t>
-      </w:r>
-      <w:r>
-        <w:t xml:space="preserve"> snails </w:t>
-      </w:r>
-      <w:r>
-        <w:fldChar w:fldCharType="begin"/>
-      </w:r>
-      <w:r>
-        <w:instrText xml:space="preserve"> ADDIN ZOTERO_ITEM CSL_CITATION {"citationID":"rPRBPZww","properties":{"formattedCitation":"(S. Li et al., 2022)","plainCitation":"(S. Li et al., 2022)","noteIndex":0},"citationItems":[{"id":1026,"uris":["http://zotero.org/users/13901503/items/YI4CIUAY"],"itemData":{"id":1026,"type":"article-journal","abstract":"&lt;p&gt;The gut microbiome is vital to the physiological and biochemical functions of the host, and changes in the composition of these microbial communities may affect growth and adaptability to the environment. &lt;italic&gt;Pomacea canaliculata&lt;/italic&gt; is an invasive freshwater snail which has become a serious agricultural pest. Temperature adaptation is considered an important reason for the widespread distribution of this species. To date, the contribution of the gut microbes to host fitness of &lt;italic&gt;P. canaliculata&lt;/italic&gt; during long-term temperature stress is not well understood. In this study, the morphological changes and intestinal microbiome of &lt;italic&gt;P. canaliculata&lt;/italic&gt; under long-term stress at low temperature (15°C) and high temperature (35°C) were investigated with laboratory experiments. Compared with control group (25°C), the alpha diversity increased and pathogenic bacteria enriched changed under high and low temperature stress. The effect of high temperature stress on the intestinal microbiome of &lt;italic&gt;P. canaliculata&lt;/italic&gt; was more significant than that of low temperature stress. A sustained high temperature environment led to an increase in the abundance of pathogenic bacteria, such as &lt;italic&gt;Aeromonas&lt;/italic&gt; and &lt;italic&gt;Enterobacter&lt;/italic&gt;, and a decrease in the abundance of immune-related bacteria such as Bacteroidetes, Firmicutes, and &lt;italic&gt;Lactococcus&lt;/italic&gt;. These intestine microbiome changes can increase the risk of diseases like intestinal inflammation, and lead to more deaths at high temperature environments. In addition, with the extension of stress time from 14 to 28 days, the beneficial bacteria such as Bacteroidetes, Firmicutes, and &lt;italic&gt;Lactococcus&lt;/italic&gt; were significantly enriched, while potential pathogenic bacteria such as &lt;italic&gt;Pseudomonas&lt;/italic&gt;, &lt;italic&gt;Acinetobacter&lt;/italic&gt;, &lt;italic&gt;Shivalella&lt;/italic&gt;, and &lt;italic&gt;Flavobacterium&lt;/italic&gt; decreased, suggesting that intestinal microbiota may play an important role in host response to heat stress. These results are consistent with previously reported results that the survival rate of both male and female &lt;italic&gt;P. canaliculata&lt;/italic&gt; no longer significantly reduced after 21 days of high temperature stress, suggesting that the surviving &lt;italic&gt;P. canaliculata&lt;/italic&gt; had gradually adapted to high temperature environments under long-term high temperature stress.&lt;/p&gt;","container-title":"Frontiers in Microbiology","DOI":"10.3389/fmicb.2022.961502","ISSN":"1664-302X","journalAbbreviation":"Front. Microbiol.","language":"English","note":"publisher: Frontiers","source":"Frontiers","title":"Effect of long-term temperature stress on the intestinal microbiome of an invasive snail","URL":"https://www.frontiersin.org/journals/microbiology/articles/10.3389/fmicb.2022.961502/full","volume":"13","author":[{"family":"Li","given":"Shuxian"},{"family":"Qian","given":"Zijin"},{"family":"Gao","given":"Shuo"},{"family":"Shen","given":"Wenjia"},{"family":"Li","given":"Xuexia"},{"family":"Li","given":"Hong"},{"family":"Chen","given":"Lian"}],"accessed":{"date-parts":[["2024",9,26]]},"issued":{"date-parts":[["2022",8,29]]}}}],"schema":"https://github.com/citation-style-language/schema/raw/master/csl-citation.json"} </w:instrText>
-      </w:r>
-      <w:r>
-        <w:fldChar w:fldCharType="separate"/>
-      </w:r>
-      <w:r>
-        <w:rPr>
-          <w:noProof/>
-        </w:rPr>
-        <w:t>(S. Li et al., 2022)</w:t>
-      </w:r>
-      <w:r>
-        <w:fldChar w:fldCharType="end"/>
-      </w:r>
-      <w:r>
-        <w:t>,</w:t>
-      </w:r>
-      <w:r>
-        <w:t xml:space="preserve"> insects </w:t>
-      </w:r>
-      <w:r>
-        <w:fldChar w:fldCharType="begin"/>
-      </w:r>
-      <w:r>
-        <w:instrText xml:space="preserve"> ADDIN ZOTERO_ITEM CSL_CITATION {"citationID":"x0L9Lm7u","properties":{"formattedCitation":"(Jaramillo &amp; Casta\\uc0\\u241{}eda, 2021; Moghadam et al., 2018; B. Zhang et al., 2019)","plainCitation":"(Jaramillo &amp; Castañeda, 2021; Moghadam et al., 2018; B. Zhang et al., 2019)","noteIndex":0},"citationItems":[{"id":1939,"uris":["http://zotero.org/users/13901503/items/SAKGV5WG"],"itemData":{"id":1939,"type":"article-journal","abstract":"&lt;p&gt;The gut microbiota can contribute to host physiology leading to an increase of resistance to abiotic stress conditions. For instance, temperature has profound effects on ectotherms, and the role of the gut microbiota on the thermal tolerance of ectotherms is a matter of recent research. However, most of these studies have been focused on single static temperatures instead of evaluating thermal tolerance in a wide range of stressful temperatures. Additionally, there is evidence supporting that the gut microbiota is sensitive to environmental temperature, which induces changes in its composition and diversity. These studies have evaluated the effects of thermal acclimation (&amp;gt;2 weeks) on the gut microbiota, but we know little about the impact of transient thermal stress on the composition and diversity of the gut microbiota. Thus, we investigated the role of the gut microbiota on the heat tolerance of &lt;italic&gt;Drosophila subobscura&lt;/italic&gt; by measuring the heat tolerance of conventional and axenic flies exposed to different heat stressful temperatures (35, 36, 37, and 38°C) and estimating the heat tolerance landscape for both microbiota treatments. Conventional flies exposed to mild heat conditions exhibited higher thermal tolerance than axenic flies, whereas at higher stressful temperatures there were no differences between axenic and conventional flies. We also assessed the impact of transient heat stress on the taxonomical abundance, diversity, and community structure of the gut microbiota, comparing non-stressed flies (exposed to 21°C) and heat-stressed flies (exposed to 34°C) from both sexes. Bacterial diversity indices, bacterial abundances, and community structure changed between non-stressed and heat-stressed flies, and this response was sex-dependent. In general, our findings provide evidence that the gut microbiota influences heat tolerance and that heat stress modifies the gut microbiota at the taxonomical and structural levels. These results demonstrate that the gut microbiota contributes to heat tolerance and is also highly sensitive to transient heat stress, which could have important consequences on host fitness, population risk extinction, and the vulnerability of ectotherms to current and future climatic conditions.&lt;/p&gt;","container-title":"Frontiers in Microbiology","DOI":"10.3389/fmicb.2021.654108","ISSN":"1664-302X","journalAbbreviation":"Front. Microbiol.","language":"English","note":"publisher: Frontiers","source":"Frontiers","title":"Gut Microbiota of Drosophila subobscura Contributes to Its Heat Tolerance and Is Sensitive to Transient Thermal Stress","URL":"https://www.frontiersin.org/journals/microbiology/articles/10.3389/fmicb.2021.654108/full","volume":"12","author":[{"family":"Jaramillo","given":"Angélica"},{"family":"Castañeda","given":"Luis E."}],"accessed":{"date-parts":[["2025",3,18]]},"issued":{"date-parts":[["2021",5,6]]}}},{"id":2012,"uris":["http://zotero.org/users/13901503/items/FPXKKFBT"],"itemData":{"id":2012,"type":"article-journal","abstract":"Physiological responses to changes in environmental conditions such as temperature may partly arise from the resident microbial community that integrates a wide range of bio-physiological aspects of the host. In the present study, we assessed the effect of developmental temperature on the thermal tolerance and microbial community of Drosophila melanogaster. We also developed a bacterial transplantation protocol in order to examine the possibility of reshaping the host bacterial composition and assessed its influence on the thermotolerance phenotype. We found that the temperature during development affected thermal tolerance and the microbial composition of male D. melanogaster. Flies that developed at low temperature (13°C) were the most cold resistant and showed the highest abundance of Wolbachia, while flies that developed at high temperature (31°C) were the most heat tolerant and had the highest abundance of Acetobacter. In addition, feeding newly eclosed flies with bacterial suspensions from intestines of flies developed at low temperatures changed the heat tolerance of recipient flies. However, we were not able to link this directly to a change in the host bacterial composition.","container-title":"Fly","DOI":"10.1080/19336934.2017.1394558","ISSN":"1933-6934","issue":"1","note":"publisher: Taylor &amp; Francis\n_eprint: https://doi.org/10.1080/19336934.2017.1394558\nPMID: 29095113","page":"1-12","source":"Taylor and Francis+NEJM","title":"Strong responses of Drosophila melanogaster microbiota to developmental temperature","volume":"12","author":[{"family":"Moghadam","given":"Neda N."},{"family":"","given":"Thorshauge ,Pia Mai"},{"family":"","given":"Kristensen ,Torsten N."},{"family":"","given":"de Jonge ,Nadieh"},{"family":"","given":"Bahrndorff ,Simon"},{"family":"","given":"Kjeldal ,Henrik"},{"family":"Nielsen","given":"Jeppe Lund","non-dropping-particle":"and"}],"issued":{"date-parts":[["2018",1,2]]}}},{"id":1970,"uris":["http://zotero.org/users/13901503/items/NNJMGS6Z"],"itemData":{"id":1970,"type":"article-journal","abstract":"The thermal tolerance of an organism limits its ecological and geographic ranges and is potentially affected by dependence on temperature-sensitive symbiotic partners. Aphid species vary widely in heat sensitivity, but almost all aphids are dependent on the nutrient-provisioning intracellular bacterium Buchnera, which has evolved with aphids for 100 million years and which has a reduced genome potentially limiting heat tolerance. We addressed whether heat sensitivity of Buchnera underlies variation in thermal tolerance among 5 aphid species. We measured how heat exposure of juvenile aphids affects later survival, maturation time, and fecundity. At one extreme, heat exposure of Aphis gossypii enhanced fecundity and had no effect on the Buchnera titer. In contrast, heat suppressed Buchnera populations in Aphis fabae, which suffered elevated mortality, delayed development and reduced fecundity. Likewise, in Acyrthosiphon kondoi and Acyrthosiphon pisum, heat caused rapid declines in Buchnera numbers, as well as reduced survivorship, development rate, and fecundity. Fecundity following heat exposure is severely decreased by a Buchnera mutation that suppresses the transcriptional response of a gene encoding a small heat shock protein. Similarly, absence of this Buchnera heat shock gene may explain the heat sensitivity of Ap. fabae. Fluorescent in situ hybridization revealed heat-induced deformation and shrinkage of bacteriocytes in heat-sensitive species but not in heat-tolerant species. Sensitive and tolerant species also differed in numbers and transcriptional responses of heat shock genes. These results show that shifts in Buchnera heat sensitivity contribute to host variation in heat tolerance.","container-title":"Proceedings of the National Academy of Sciences","DOI":"10.1073/pnas.1915307116","issue":"49","note":"publisher: Proceedings of the National Academy of Sciences","page":"24712-24718","source":"www-pnas-org.proxy.lib.umich.edu (Atypon)","title":"Obligate bacterial endosymbionts limit thermal tolerance of insect host species","volume":"116","author":[{"family":"Zhang","given":"Bo"},{"family":"Leonard","given":"Sean P."},{"family":"Li","given":"Yiyuan"},{"family":"Moran","given":"Nancy A."}],"issued":{"date-parts":[["2019",12,3]]}}}],"schema":"https://github.com/citation-style-language/schema/raw/master/csl-citation.json"} </w:instrText>
-      </w:r>
-      <w:r>
-        <w:fldChar w:fldCharType="separate"/>
-      </w:r>
-      <w:r>
-        <w:t>(Jaramillo &amp; Castañeda, 2021; Moghadam et al., 2018; B. Zhang et al., 2019)</w:t>
-      </w:r>
-      <w:r>
-        <w:fldChar w:fldCharType="end"/>
-      </w:r>
-      <w:r>
-        <w:t xml:space="preserve">, corals </w:t>
-      </w:r>
-      <w:r>
-        <w:fldChar w:fldCharType="begin"/>
-      </w:r>
-      <w:r>
-        <w:instrText xml:space="preserve"> ADDIN ZOTERO_ITEM CSL_CITATION {"citationID":"eYGzR30t","properties":{"formattedCitation":"(Baldassarre et al., 2022; Ziegler et al., 2017)","plainCitation":"(Baldassarre et al., 2022; Ziegler et al., 2017)","noteIndex":0},"citationItems":[{"id":2007,"uris":["http://zotero.org/users/13901503/items/HV624X5I"],"itemData":{"id":2007,"type":"article-journal","abstract":"At the current rate of climate change, it is unlikely that multicellular organisms will be able to adapt to changing environmental conditions through genetic recombination and natural selection alone. Thus, it is critical to understand alternative mechanisms that allow organisms to cope with rapid environmental changes. Here, we use the sea anemone Nematostella vectensis, which has evolved the capability of surviving in a wide range of temperatures and salinities, as a model to investigate the microbiota as a source of rapid adaptation. We long-term acclimate polyps of Nematostella to low, medium, and high temperatures, to test the impact of microbiota-mediated plasticity on animal acclimation. Using the same animal clonal line, propagated from a single polyp, allows us to eliminate the effects of the host genotype. The higher thermal tolerance of animals acclimated to high temperature can be transferred to non-acclimated animals through microbiota transplantation. The offspring fitness is highest from F0 females acclimated to high temperature and specific members of the acclimated microbiota are transmitted to the next generation. These results indicate that microbiota plasticity can contribute to animal thermal acclimation and its transmission to the next generation may represent a rapid mechanism for thermal adaptation.","container-title":"Nature Communications","DOI":"10.1038/s41467-022-31350-z","ISSN":"2041-1723","issue":"1","journalAbbreviation":"Nat Commun","language":"en","license":"2022 The Author(s)","note":"publisher: Nature Publishing Group","page":"3804","source":"www.nature.com","title":"Microbiota mediated plasticity promotes thermal adaptation in the sea anemone Nematostella vectensis","volume":"13","author":[{"family":"Baldassarre","given":"Laura"},{"family":"Ying","given":"Hua"},{"family":"Reitzel","given":"Adam M."},{"family":"Franzenburg","given":"Sören"},{"family":"Fraune","given":"Sebastian"}],"issued":{"date-parts":[["2022",7,1]]}}},{"id":1937,"uris":["http://zotero.org/users/13901503/items/4V3ATJF7"],"itemData":{"id":1937,"type":"article-journal","abstract":"Ocean warming threatens corals and the coral reef ecosystem. Nevertheless, corals can be adapted to their thermal environment and inherit heat tolerance across generations. In addition, the diverse microbes that associate with corals have the capacity for more rapid change, potentially aiding the adaptation of long-lived corals. Here, we show that the microbiome of reef corals is different across thermally variable habitats and changes over time when corals are reciprocally transplanted. Exposing these corals to thermal bleaching conditions changes the microbiome for heat-sensitive corals, but not for heat-tolerant corals growing in habitats with natural high heat extremes. Importantly, particular bacterial taxa predict the coral host response in a short-term heat stress experiment. Such associations could result from parallel responses of the coral and the microbial community to living at high natural temperatures. A competing hypothesis is that the microbial community and coral heat tolerance are causally linked.","container-title":"Nature Communications","DOI":"10.1038/ncomms14213","ISSN":"2041-1723","issue":"1","journalAbbreviation":"Nat Commun","language":"en","license":"2017 The Author(s)","note":"publisher: Nature Publishing Group","page":"14213","source":"www.nature.com","title":"Bacterial community dynamics are linked to patterns of coral heat tolerance","volume":"8","author":[{"family":"Ziegler","given":"Maren"},{"family":"Seneca","given":"Francois O."},{"family":"Yum","given":"Lauren K."},{"family":"Palumbi","given":"Stephen R."},{"family":"Voolstra","given":"Christian R."}],"issued":{"date-parts":[["2017",2,10]]}}}],"schema":"https://github.com/citation-style-language/schema/raw/master/csl-citation.json"} </w:instrText>
-      </w:r>
-      <w:r>
-        <w:fldChar w:fldCharType="separate"/>
-      </w:r>
-      <w:r>
-        <w:rPr>
-          <w:noProof/>
-        </w:rPr>
-        <w:t>(Baldassarre et al., 2022; Ziegler et al., 2017)</w:t>
-      </w:r>
-      <w:r>
-        <w:fldChar w:fldCharType="end"/>
-      </w:r>
-      <w:r>
-        <w:t>]</w:t>
-      </w:r>
-      <w:r>
-        <w:t xml:space="preserve"> or in livestock populations to understand the relationship between heat-stress and productivity (). </w:t>
-      </w:r>
-      <w:r>
-        <w:t>While experimental research is advantageous because it can isolate the effect of temperature on the gut microbiome, it does little to evaluate why the temperature-microbiome relationship evolved and how it functions in a natural system. Here, we evaluate if temperature is an important predictor for explaining gut microbiome composition</w:t>
-      </w:r>
-      <w:r>
-        <w:t xml:space="preserve"> and metabolic function</w:t>
-      </w:r>
-      <w:r>
-        <w:t xml:space="preserve"> in a wild population of capuchin monkeys, </w:t>
-      </w:r>
-      <w:r>
+        <w:t>For community-level metabolic functional composition, the temperature model was the best fit for all three principal component axes and the total number of observed pathways, accounting for over 96% of the model weight. In contrast,</w:t>
+      </w:r>
+      <w:r>
+        <w:t xml:space="preserve"> </w:t>
+      </w:r>
+      <w:r>
+        <w:t>the baseline model was the best fit</w:t>
+      </w:r>
+      <w:r>
+        <w:t xml:space="preserve"> for Shannon’s diversity</w:t>
+      </w:r>
+      <w:r>
+        <w:t xml:space="preserve"> accounting for 7</w:t>
+      </w:r>
+      <w:r>
+        <w:t>7</w:t>
+      </w:r>
+      <w:r>
+        <w:t>% of the model weight (Fig. 1D).</w:t>
+      </w:r>
+      <w:r>
+        <w:t xml:space="preserve"> Therefore, t</w:t>
+      </w:r>
+      <w:r>
+        <w:t xml:space="preserve">emperature is associated with shifts in </w:t>
+      </w:r>
+      <w:r>
+        <w:t xml:space="preserve">individual </w:t>
+      </w:r>
+      <w:r>
+        <w:t xml:space="preserve">metabolic </w:t>
+      </w:r>
+      <w:r>
+        <w:t>pathways</w:t>
+      </w:r>
+      <w:r>
+        <w:t xml:space="preserve"> substantial enough to affect community-level beta diversity</w:t>
+      </w:r>
+      <w:r>
+        <w:t xml:space="preserve">, but, the </w:t>
+      </w:r>
+      <w:r>
+        <w:t xml:space="preserve">relationship </w:t>
+      </w:r>
+      <w:r>
+        <w:t>between temperature</w:t>
+      </w:r>
+      <w:r>
+        <w:t xml:space="preserve"> functional alpha diversity is less clear. Temperature shows a negative association with the total number of unique pathways (Observed: </w:t>
+      </w:r>
+      <w:r>
+        <w:t>β</w:t>
+      </w:r>
+      <w:r>
+        <w:rPr>
+          <w:vertAlign w:val="subscript"/>
+        </w:rPr>
+        <w:t>temp</w:t>
+      </w:r>
+      <w:r>
+        <w:t xml:space="preserve"> = -35.05) but the magnitude and direction of this effect are uncertain given the large confidence intervals that cross zero. The association with Shannon</w:t>
+      </w:r>
+      <w:r>
+        <w:t>’s</w:t>
+      </w:r>
+      <w:r>
+        <w:t xml:space="preserve"> </w:t>
+      </w:r>
+      <w:r>
+        <w:t xml:space="preserve">diversity </w:t>
+      </w:r>
+      <w:r>
+        <w:t>(</w:t>
+      </w:r>
+      <w:r>
+        <w:t>β</w:t>
+      </w:r>
+      <w:r>
+        <w:rPr>
+          <w:vertAlign w:val="subscript"/>
+        </w:rPr>
+        <w:t>temp</w:t>
+      </w:r>
+      <w:r>
+        <w:t xml:space="preserve"> = -0.27)</w:t>
+      </w:r>
+      <w:r>
+        <w:t xml:space="preserve"> is much smaller in magnitude and the confidence intervals also cross zero. </w:t>
+      </w:r>
+      <w:r>
+        <w:t>(Fig. 1C). Considered together, these results suggest that higher temperatures may reduce the number of unique functional pathways but are not associated with changes in pathway evenness.</w:t>
+      </w:r>
+    </w:p>
+    <w:p>
+      <w:pPr>
         <w:rPr>
           <w:i/>
           <w:iCs/>
         </w:rPr>
-        <w:t>Cebus imitator</w:t>
-      </w:r>
-      <w:r>
-        <w:t>, in Costa Rica.</w:t>
-      </w:r>
-      <w:r>
-        <w:t xml:space="preserve"> </w:t>
-      </w:r>
-      <w:r>
-        <w:t xml:space="preserve">We also examine </w:t>
-      </w:r>
-      <w:r>
-        <w:t>whether host immunity is associated with the gut microbiome’s relationship with temperature</w:t>
-      </w:r>
-      <w:r>
-        <w:t xml:space="preserve"> to try to evaluate the interplay between temperature, the gut microbiome, and gut-</w:t>
+      </w:pPr>
+    </w:p>
+    <w:p>
+      <w:r>
+        <w:rPr>
+          <w:i/>
+          <w:iCs/>
+        </w:rPr>
+        <w:t>Taxonomic and metabolic pathway results</w:t>
+      </w:r>
+    </w:p>
+    <w:p>
+      <w:r>
+        <w:t xml:space="preserve">Temperature is also related to the abundance of </w:t>
+      </w:r>
+      <w:r>
+        <w:t>individual</w:t>
+      </w:r>
+      <w:r>
+        <w:t xml:space="preserve"> taxa at both the family and genus levels. The temperature model fit better for 93 out of 163 taxa tested, accounting for more than 50% of the model weight. The 93 differentially abundant taxa included 37 families and 56 genera spanning 10 phyla.</w:t>
+      </w:r>
+      <w:r>
+        <w:t xml:space="preserve"> </w:t>
+      </w:r>
+      <w:r>
+        <w:t xml:space="preserve">The relationship between abundance and temperature is primarily negative; 82 out of 93 taxa decline in abundance with rising temperatures (supp. Table). We used the model weights for the 97 genera to perform an ancestral state reconstruction and investigate the evolution of temperature sensitivity among gut commensals. </w:t>
+      </w:r>
+      <w:r>
+        <w:t>The estimated model weight of the most ancestral node</w:t>
+      </w:r>
+      <w:r>
+        <w:t xml:space="preserve"> is 66%, indicating that the temperature model has relatively strong support for explaining the ancestral state (Fig 3). This suggests that the ancestral commensals of the capuchin gut microbiome were sensitive to increasing temperatures. Among the phyla that represent more than 1% relative abundance, Proteobacteria appear to have diverged from the ancestral state because the temperature model accounts for less than 50% of model weight in 17 out of 24 genera. The genus assigned to </w:t>
       </w:r>
       <w:proofErr w:type="spellStart"/>
       <w:r>
-        <w:t>immnue</w:t>
+        <w:t>Campylobacterota</w:t>
       </w:r>
       <w:proofErr w:type="spellEnd"/>
       <w:r>
-        <w:t xml:space="preserve"> </w:t>
+        <w:t xml:space="preserve"> follows the same trend. </w:t>
+      </w:r>
+      <w:r>
+        <w:t>Since Proteobacteria is primarily comprised of facultative anaerobes</w:t>
+      </w:r>
+      <w:r>
+        <w:t xml:space="preserve"> (), metabolic flexibility (i.e. the ability to </w:t>
+      </w:r>
+      <w:r>
+        <w:t>switch between aerobic and anaerobic metabolism depending on oxygen availability</w:t>
+      </w:r>
+      <w:r>
+        <w:t>) may be a</w:t>
+      </w:r>
+      <w:r>
+        <w:t xml:space="preserve"> diverged adaptation that </w:t>
+      </w:r>
+      <w:r>
+        <w:t>help</w:t>
+      </w:r>
+      <w:r>
+        <w:t>s</w:t>
+      </w:r>
+      <w:r>
+        <w:t xml:space="preserve"> facultative taxa persist </w:t>
+      </w:r>
+      <w:r>
+        <w:t>at high</w:t>
+      </w:r>
+      <w:r>
+        <w:t xml:space="preserve"> temperatures. </w:t>
+      </w:r>
+      <w:r>
+        <w:t xml:space="preserve">In contrast, temperature sensitivity appears more conserved within </w:t>
       </w:r>
       <w:proofErr w:type="spellStart"/>
       <w:r>
-        <w:t>homoestasis</w:t>
+        <w:t>Bacteroidota</w:t>
       </w:r>
       <w:proofErr w:type="spellEnd"/>
       <w:r>
-        <w:t xml:space="preserve">. </w:t>
-      </w:r>
-      <w:r>
-        <w:t xml:space="preserve">We measure host immunity using neopterin, a byproduct of macrophage activity when stimulated by interferon-gamma produced by </w:t>
-      </w:r>
-      <w:r>
-        <w:t>T</w:t>
-      </w:r>
-      <w:r>
-        <w:t>-</w:t>
-      </w:r>
-      <w:r>
-        <w:t>helper 1</w:t>
-      </w:r>
-      <w:r>
-        <w:t xml:space="preserve"> cells during the </w:t>
-      </w:r>
-      <w:r>
-        <w:t>cellular immune response</w:t>
-      </w:r>
-      <w:r>
-        <w:t xml:space="preserve"> </w:t>
-      </w:r>
-      <w:r>
-        <w:fldChar w:fldCharType="begin"/>
-      </w:r>
-      <w:r>
-        <w:instrText xml:space="preserve"> ADDIN ZOTERO_ITEM CSL_CITATION {"citationID":"UNmWgoQb","properties":{"formattedCitation":"(Murr et al., 2002)","plainCitation":"(Murr et al., 2002)","noteIndex":0},"citationItems":[{"id":513,"uris":["http://zotero.org/users/13901503/items/BEFXLUSL"],"itemData":{"id":513,"type":"article-journal","abstract":"Increased amounts of neopterin are produced by human monocytes/macrophages upon stimulation with the cytokine interferon-y. Therefore, measurement of neopterin concentrations in body fluids like serum, cerebrospinal fluid or urine provides information about activation of T helper cell 1 derived cellular immune activation. Increased neopterin production is found in infections by viruses including human immunodeficiency virus (HIV), infections by intracellular living bacteria and parasites, autoimmune diseases, malignant tumor diseases and in allograft rejection episodes. But also in neurological and in cardiovascular diseases cellular immune activation indicated by increased neopterin production, is found. Major diagnostic applications of neopterin measurements are, e.g. monitoring of allograft recipients to recognize immunological complications early. Neopterin production provides prognostic information in patients with malignant tumor diseases and in HIV-infected individuals, high levels being associated with poorer survival expectations. Neopterin measurements are also useful to monitor therapy in patients with autoimmune disorders and in individuals with HIV infection. Screening of neopterin concentrations in blood donations allows to detect acute infections in a non-specific way and improves safety of blood transfusions. As high neopterin production is associated with increased production of reactive oxygen species and with low serum concentrations of antioxidants like alpha-tocopherol, neopterin can also be regarded as a marker of reactive oxygen species formed by the activated cellular immune system. Therefore, by neopterin measurements not only the extent of cellular immune activation but also the extent of oxidative stress can be estimated.","container-title":"Current Drug Metabolism","DOI":"10.2174/1389200024605082","ISSN":"1389-2002","issue":"2","journalAbbreviation":"Curr Drug Metab","language":"eng","note":"PMID: 12003349","page":"175-187","source":"PubMed","title":"Neopterin as a marker for immune system activation","volume":"3","author":[{"family":"Murr","given":"C."},{"family":"Widner","given":"B."},{"family":"Wirleitner","given":"B."},{"family":"Fuchs","given":"D."}],"issued":{"date-parts":[["2002",4]]}}}],"schema":"https://github.com/citation-style-language/schema/raw/master/csl-citation.json"} </w:instrText>
-      </w:r>
-      <w:r>
-        <w:fldChar w:fldCharType="separate"/>
-      </w:r>
-      <w:r>
-        <w:rPr>
-          <w:noProof/>
-        </w:rPr>
-        <w:t>(Murr et al., 2002)</w:t>
-      </w:r>
-      <w:r>
-        <w:fldChar w:fldCharType="end"/>
-      </w:r>
-      <w:r>
-        <w:t xml:space="preserve">. The gastrointestinal tract harbors the highest density of macrophages in the body, as they play a central role </w:t>
-      </w:r>
-      <w:r>
-        <w:t>in host containment of gut microbiome by</w:t>
-      </w:r>
-      <w:r>
-        <w:t xml:space="preserve"> limiting systemic exposure to </w:t>
-      </w:r>
-      <w:r>
-        <w:t>gut microbes</w:t>
-      </w:r>
-      <w:r>
-        <w:t xml:space="preserve"> </w:t>
-      </w:r>
-      <w:r>
-        <w:fldChar w:fldCharType="begin"/>
-      </w:r>
-      <w:r>
-        <w:instrText xml:space="preserve"> ADDIN ZOTERO_ITEM CSL_CITATION {"citationID":"EavUBInj","properties":{"formattedCitation":"(Kelsall, 2008)","plainCitation":"(Kelsall, 2008)","noteIndex":0},"citationItems":[{"id":2059,"uris":["http://zotero.org/users/13901503/items/JE3VXSP3"],"itemData":{"id":2059,"type":"article-journal","abstract":"Mucosal immune responses must be tightly controlled, particularly in the intestine. As members of the mononuclear phagocyte family, dendritic cells (DCs) and macrophages are well represented in intestinal tissues and have developed unique functional niches. This review will focus on recent findings on antigen uptake and processing in the intestine and the role of DCs in the imprinting of homing receptors on T and B cells, the induction of immunoglobulin A B-cell responses, and the differentiation of regulatory T cells. It will also address the unique phenotype of intestinal macrophages and briefly what is known regarding the relationships between these cell types.","container-title":"Mucosal Immunology","DOI":"10.1038/mi.2008.61","ISSN":"1933-0219","issue":"6","journalAbbreviation":"Mucosal Immunology","page":"460-469","source":"ScienceDirect","title":"Recent progress in understanding the phenotype and function of intestinal dendritic cells and macrophages","volume":"1","author":[{"family":"Kelsall","given":"B"}],"issued":{"date-parts":[["2008",11,1]]}}}],"schema":"https://github.com/citation-style-language/schema/raw/master/csl-citation.json"} </w:instrText>
-      </w:r>
-      <w:r>
-        <w:fldChar w:fldCharType="separate"/>
-      </w:r>
-      <w:r>
-        <w:rPr>
-          <w:noProof/>
-        </w:rPr>
-        <w:t>(Kelsall, 2008)</w:t>
-      </w:r>
-      <w:r>
-        <w:fldChar w:fldCharType="end"/>
-      </w:r>
-      <w:r>
-        <w:t>. Therefore, neopterin is likely a valuable indicator of intestinal immune activity</w:t>
-      </w:r>
-      <w:r>
-        <w:t xml:space="preserve">. </w:t>
-      </w:r>
-      <w:r>
-        <w:t>In turn, specific microbes regulate macrophage activity through</w:t>
-      </w:r>
-      <w:r>
-        <w:t xml:space="preserve"> </w:t>
-      </w:r>
-      <w:r>
-        <w:t xml:space="preserve">generation of metabolites like </w:t>
-      </w:r>
-      <w:r>
-        <w:t>short-chain fatty acids and</w:t>
-      </w:r>
-      <w:r>
-        <w:t xml:space="preserve"> </w:t>
+        <w:t xml:space="preserve">, where the temperature model best explains 11 out of 14 genera, </w:t>
       </w:r>
       <w:proofErr w:type="spellStart"/>
       <w:r>
-        <w:t>mondautrdyaed</w:t>
+        <w:t>Actinobacteriota</w:t>
       </w:r>
       <w:proofErr w:type="spellEnd"/>
       <w:r>
-        <w:t xml:space="preserve"> fatty acids to </w:t>
-      </w:r>
-      <w:r>
-        <w:t xml:space="preserve">prevent chronic inflammatory disorders </w:t>
-      </w:r>
-      <w:r>
-        <w:fldChar w:fldCharType="begin"/>
-      </w:r>
-      <w:r>
-        <w:instrText xml:space="preserve"> ADDIN ZOTERO_ITEM CSL_CITATION {"citationID":"YxsMzISt","properties":{"formattedCitation":"(Corr\\uc0\\u234{}a-Oliveira et al., 2016; Wang et al., 2020)","plainCitation":"(Corrêa-Oliveira et al., 2016; Wang et al., 2020)","noteIndex":0},"citationItems":[{"id":2073,"uris":["http://zotero.org/users/13901503/items/AVMVJBUV"],"itemData":{"id":2073,"type":"article-journal","abstract":"Short-chain fatty acids (SCFAs) are bacterial fermentation products, which are chemically composed by a carboxylic acid moiety and a small hydrocarbon chain. Among them, acetic, propionic and butyric acids are the most studied, presenting, respectively, two, three and four carbons in their chemical structure. These metabolites are found in high concentrations in the intestinal tract, from where they are uptaken by intestinal epithelial cells (IECs). The SCFAs are partially used as a source of ATP by these cells. In addition, these molecules act as a link between the microbiota and the immune system by modulating different aspects of IECs and leukocytes development, survival and function through activation of G protein coupled receptors (FFAR2, FFAR3, GPR109a and Olfr78) and by modulation of the activity of enzymes and transcription factors including the histone acetyltransferase and deacetylase and the hypoxia-inducible factor. Considering that, it is not a surprise, the fact that these molecules and/or their targets are suggested to have an important role in the maintenance of intestinal homeostasis and that changes in components of this system are associated with pathological conditions including inflammatory bowel disease, obesity and others. The aim of this review is to present a clear and updated description of the effects of the SCFAs derived from bacteria on host immune system, as well as the molecular mechanisms involved on them.","container-title":"Clinical &amp; Translational Immunology","DOI":"10.1038/cti.2016.17","ISSN":"2050-0068","issue":"4","language":"en","license":"© 2016 The Authors","note":"_eprint: https://onlinelibrary.wiley.com/doi/pdf/10.1038/cti.2016.17","page":"e73","source":"Wiley Online Library","title":"Regulation of immune cell function by short-chain fatty acids","volume":"5","author":[{"family":"Corrêa-Oliveira","given":"Renan"},{"family":"Fachi","given":"José Luís"},{"family":"Vieira","given":"Aline"},{"family":"Sato","given":"Fabio Takeo"},{"family":"Vinolo","given":"Marco Aurélio R"}],"issued":{"date-parts":[["2016"]]}}},{"id":1508,"uris":["http://zotero.org/users/13901503/items/V6FDCZ8Q"],"itemData":{"id":1508,"type":"article-journal","abstract":"&lt;p&gt;Gut microbiota, an integral part of the human body, comprise bacteria, fungi, archaea, and protozoa. There is consensus that the disruption of the gut microbiota (termed “gut dysbiosis”) is influenced by host genetics, diet, antibiotics, and inflammation, and it is closely linked to the pathogenesis of inflammatory diseases, such as obesity and inflammatory bowel disease (IBD). Macrophages are the key players in the maintenance of tissue homeostasis by eliminating invading pathogens and exhibit extreme plasticity of their phenotypes, such as M1 or M2, which have been demonstrated to exert pro- and anti-inflammatory functions. Microbiota-derived metabolites, short-chain fatty acids (SCFAs) and Gram-negative bacterial lipopolysaccharides (LPS), exert anti-inflammatory or pro-inflammatory effects by acting on macrophages. Understanding the role of macrophages in gut microbiota-inflammation interactions might provide us a novel method for preventing and treating inflammatory diseases. In this review, we summarize the recent research on the relationship between gut microbiota and inflammation and discuss the important role of macrophages in this context.&lt;/p&gt;","container-title":"Frontiers in Microbiology","DOI":"10.3389/fmicb.2020.01065","ISSN":"1664-302X","journalAbbreviation":"Front. Microbiol.","language":"English","note":"publisher: Frontiers","source":"Frontiers","title":"The Relationship Between Gut Microbiota and Inflammatory Diseases: The Role of Macrophages","title-short":"The Relationship Between Gut Microbiota and Inflammatory Diseases","URL":"https://www.frontiersin.org/journals/microbiology/articles/10.3389/fmicb.2020.01065/full","volume":"11","author":[{"family":"Wang","given":"Ji"},{"family":"Chen","given":"Wei-Dong"},{"family":"Wang","given":"Yan-Dong"}],"accessed":{"date-parts":[["2025",1,3]]},"issued":{"date-parts":[["2020",6,9]]}}}],"schema":"https://github.com/citation-style-language/schema/raw/master/csl-citation.json"} </w:instrText>
-      </w:r>
-      <w:r>
-        <w:fldChar w:fldCharType="separate"/>
-      </w:r>
-      <w:r>
-        <w:t>(Corrêa-Oliveira et al., 2016; Wang et al., 2020)</w:t>
-      </w:r>
-      <w:r>
-        <w:fldChar w:fldCharType="end"/>
-      </w:r>
-      <w:r>
-        <w:t>.</w:t>
-      </w:r>
-      <w:r>
-        <w:t xml:space="preserve"> </w:t>
-      </w:r>
-      <w:r>
-        <w:t xml:space="preserve">Neopterin can also be </w:t>
+        <w:t xml:space="preserve"> (4 out of 6 genera), and Firmicutes (29 out of 42 genera). For these phyla, the relationship with temperature appears primarily negative (Fig 3), indicating that these taxa decrease in abundance with rising temperatures. </w:t>
+      </w:r>
+      <w:r>
+        <w:t xml:space="preserve">Since </w:t>
+      </w:r>
+      <w:proofErr w:type="spellStart"/>
+      <w:r>
+        <w:t>B</w:t>
+      </w:r>
+      <w:r>
+        <w:t>acteroidota</w:t>
+      </w:r>
+      <w:proofErr w:type="spellEnd"/>
+      <w:r>
+        <w:t xml:space="preserve"> and </w:t>
+      </w:r>
+      <w:r>
+        <w:t>Firmicutes</w:t>
+      </w:r>
+      <w:r>
+        <w:t xml:space="preserve"> include several obligate anaerobes that decrease with rising </w:t>
       </w:r>
       <w:r>
         <w:lastRenderedPageBreak/>
-        <w:t xml:space="preserve">measured in urine </w:t>
-      </w:r>
-      <w:r>
-        <w:fldChar w:fldCharType="begin"/>
-      </w:r>
-      <w:r>
-        <w:instrText xml:space="preserve"> ADDIN ZOTERO_ITEM CSL_CITATION {"citationID":"aWFXzaAz","properties":{"formattedCitation":"(Higham et al., 2015; Lucore et al., 2022)","plainCitation":"(Higham et al., 2015; Lucore et al., 2022)","noteIndex":0},"citationItems":[{"id":517,"uris":["http://zotero.org/users/13901503/items/22295YWM"],"itemData":{"id":517,"type":"article-journal","abstract":"Objectives Health, disease, and immune function are key areas of research in studies of ecology and evolution, but work on free-ranging primates has been inhibited by a lack of direct noninvasive measures of condition. Here, we evaluate the potential usefulness of noninvasive measurement of three biomarkers, the acute-phase proteins C-reactive protein (CRP) and haptoglobin, and neopterin, a by-product of macrophage activity. Materials and Methods We took advantage of veterinary checks on captive rhesus (24) and long-tailed (3) macaques at the German Primate Center (DPZ) to analyze serum marker measures, before measuring concentrations in feces and urine, and evaluating relationships between matched serum, urine, and fecal concentrations. In a second study, we monitored excretion of these markers in response to simian immunodeficiency virus (SIV) infection and surgical tissue trauma, undertaken for a separate study. Results We found that each biomarker could be measured in each matrix. Serum and urinary concentrations of neopterin were strongly and significantly correlated, but neither haptoglobin nor CRP concentrations in excreta proxied circulating serum concentrations. Our infection study confirmed that urinary neopterin, in particular, is a reliable marker of viral infection in macaques, but also indicated the potential of urinary and fecal CRP and haptoglobin as indicators of inflammation. Discussion We highlight the potential of noninvasive markers of immune function, especially of urinary neopterin, which correlates strongly with serum neopterin, and is highly responsive to infection. Am J Phys Anthropol 158:673–684, 2015. © 2015 Wiley Periodicals, Inc.","container-title":"American Journal of Physical Anthropology","DOI":"10.1002/ajpa.22821","ISSN":"1096-8644","issue":"4","language":"en","license":"© 2015 Wiley Periodicals, Inc.","note":"_eprint: https://onlinelibrary.wiley.com/doi/pdf/10.1002/ajpa.22821","page":"673-684","source":"Wiley Online Library","title":"Evaluating noninvasive markers of nonhuman primate immune activation and inflammation","volume":"158","author":[{"family":"Higham","given":"James P."},{"family":"Kraus","given":"Cornelia"},{"family":"Stahl-Hennig","given":"Christiane"},{"family":"Engelhardt","given":"Antje"},{"family":"Fuchs","given":"Dietmar"},{"family":"Heistermann","given":"Michael"}],"issued":{"date-parts":[["2015"]]}}},{"id":267,"uris":["http://zotero.org/users/13901503/items/PQLSPHRJ"],"itemData":{"id":267,"type":"article-journal","abstract":"Non-invasive health monitoring is advantageous for wild and captive primate populations because it reduces the need for traditional invasive techniques (i.e. anesthetization) that can be stressful and potentially harmful for individuals. The biomarker neopterin is an emerging tool in primatology to measure immune activation and immunosenescence, however, most neopterin studies have focused on catarrhine species with little comparative work examining neopterin and health in platyrrhines. To address this gap, we validated a commercially available enzyme-linked immunosorbent assay (ELISA) to measure urinary neopterin in two types of capuchin monkeys, a wild population of white-faced capuchins (Cebus imitator) and a socially housed captive colony of tufted capuchins (Sapajus apella). We analytically validated methods for measuring urinary neopterin in two capuchin populations and demonstrated that two commonly-used methods to control for urine concentration –creatinine and specific gravity (SG)– produced highly concordant results. We also biologically validated these methods by examining variation in neopterin levels based on environment (captive and wild) and age, and changes in levels associated with immune-response. We found that neopterin increased after immune perturbation (rabies vaccine booster), varied by environmental condition, and mirrored expected trends in immune system ontogeny. Our results improve understanding of the innate immune system in platyrrhine species and suggest neopterin may be useful for non-invasive health monitoring in both captive and wild primates.","container-title":"Frontiers in Veterinary Science","DOI":"10.3389/fvets.2022.918036","ISSN":"2297-1769","journalAbbreviation":"Front. Vet. Sci.","language":"English","note":"publisher: Frontiers","source":"Frontiers","title":"Validating Urinary Neopterin as a Biomarker of Immune Response in Captive and Wild Capuchin Monkeys","URL":"https://www.frontiersin.org/articles/10.3389/fvets.2022.918036","volume":"9","author":[{"family":"Lucore","given":"Jordan M."},{"family":"Marshall","given":"Andrew J."},{"family":"Brosnan","given":"Sarah F."},{"family":"Benítez","given":"Marcela E."}],"accessed":{"date-parts":[["2024",4,1]]},"issued":{"date-parts":[["2022",7,13]]}}}],"schema":"https://github.com/citation-style-language/schema/raw/master/csl-citation.json"} </w:instrText>
-      </w:r>
-      <w:r>
-        <w:fldChar w:fldCharType="separate"/>
-      </w:r>
-      <w:r>
-        <w:rPr>
-          <w:noProof/>
-        </w:rPr>
-        <w:t>(Higham et al., 2015; Lucore et al., 2022)</w:t>
-      </w:r>
-      <w:r>
-        <w:fldChar w:fldCharType="end"/>
-      </w:r>
-      <w:r>
-        <w:t xml:space="preserve">, making it an ideal choice for non-invasive field research, and has been associated with gut microbiome composition in wild primates </w:t>
-      </w:r>
-      <w:r>
-        <w:fldChar w:fldCharType="begin"/>
-      </w:r>
-      <w:r>
-        <w:instrText xml:space="preserve"> ADDIN ZOTERO_ITEM CSL_CITATION {"citationID":"BQ4iuKiX","properties":{"formattedCitation":"(Schneider-Crease et al., 2022)","plainCitation":"(Schneider-Crease et al., 2022)","noteIndex":0},"citationItems":[{"id":77,"uris":["http://zotero.org/users/13901503/items/HPZSPGIG"],"itemData":{"id":77,"type":"article-journal","abstract":"Neopterin, a product of activated white blood cells, is a marker of nonspecific inflammation that can capture variation in immune investment or disease-related immune activity and can be collected noninvasively in urine. Mounting studies in wildlife point to lifetime patterns in neopterin related to immune development, aging, and certain diseases, but rarely are studies able to assess whether neopterin can capture multiple concurrent dimensions of health and disease in a single system. We assessed the relationship between urinary neopterin stored on filter paper and multiple metrics of health and disease in wild geladas (Theropithecus gelada), primates endemic to the Ethiopian highlands. We tested whether neopterin captures age-related variation in inflammation arising from developing immunity in infancy and chronic inflammation in old age, inflammation related to intramuscular tapeworm infection, helminth-induced anti-inflammatory immunomodulation, and perturbations in the gastrointestinal microbiome. We found that neopterin had a U-shaped relationship with age, no association with larval tapeworm infection, a negative relationship with metrics related to gastrointestinal helminth infection, and a negative relationship with microbial diversity. Together with growing research on neopterin and specific diseases, our results demonstrate that urinary neopterin can be a powerful tool for assessing multiple dimensions of health and disease in wildlife.","container-title":"Scientific Reports","DOI":"10.1038/s41598-022-25298-9","ISSN":"2045-2322","issue":"1","journalAbbreviation":"Sci Rep","language":"en","license":"2022 The Author(s)","note":"publisher: Nature Publishing Group","page":"21307","source":"www.nature.com","title":"Urinary neopterin reflects immunological variation associated with age, helminth parasitism, and the microbiome in a wild primate","volume":"12","author":[{"family":"Schneider-Crease","given":"India A."},{"family":"Feder","given":"Jacob A."},{"family":"Baniel","given":"Alice"},{"family":"McCann","given":"Colleen"},{"family":"Haile","given":"Abebaw Azanaw"},{"family":"Abebe","given":"Belayneh"},{"family":"Fitzgerald","given":"Lauren"},{"family":"Gomery","given":"Megan A."},{"family":"Simberloff","given":"Ruth A."},{"family":"Petrie","given":"Zack L."},{"family":"Gabriel","given":"Sarah"},{"family":"Dorny","given":"Pierre"},{"family":"Fashing","given":"Peter J."},{"family":"Nguyen","given":"Nga"},{"family":"Bergman","given":"Thore J."},{"family":"Beehner","given":"Jacinta C."},{"family":"Snyder-Mackler","given":"Noah"},{"family":"Lu","given":"Amy"}],"issued":{"date-parts":[["2022",12,9]]}}}],"schema":"https://github.com/citation-style-language/schema/raw/master/csl-citation.json"} </w:instrText>
-      </w:r>
-      <w:r>
-        <w:fldChar w:fldCharType="separate"/>
-      </w:r>
-      <w:r>
-        <w:rPr>
-          <w:noProof/>
-        </w:rPr>
-        <w:t>(Schneider-Crease et al., 2022)</w:t>
-      </w:r>
-      <w:r>
-        <w:fldChar w:fldCharType="end"/>
-      </w:r>
-      <w:r>
-        <w:t xml:space="preserve">. </w:t>
+        <w:t xml:space="preserve">temperatures </w:t>
+      </w:r>
+      <w:r>
+        <w:t xml:space="preserve">(i.e., </w:t>
+      </w:r>
+      <w:r>
+        <w:rPr>
+          <w:i/>
+          <w:iCs/>
+        </w:rPr>
+        <w:t xml:space="preserve">Bacteroides, Parabacteroides, Clostridium, </w:t>
+      </w:r>
+      <w:proofErr w:type="spellStart"/>
+      <w:r>
+        <w:rPr>
+          <w:i/>
+          <w:iCs/>
+        </w:rPr>
+        <w:t>Ruminococcus</w:t>
+      </w:r>
+      <w:proofErr w:type="spellEnd"/>
+      <w:r>
+        <w:rPr>
+          <w:i/>
+          <w:iCs/>
+        </w:rPr>
+        <w:t xml:space="preserve">, Eubacterium, </w:t>
+      </w:r>
+      <w:proofErr w:type="spellStart"/>
+      <w:r>
+        <w:rPr>
+          <w:i/>
+          <w:iCs/>
+        </w:rPr>
+        <w:t>Blautia</w:t>
+      </w:r>
+      <w:proofErr w:type="spellEnd"/>
+      <w:r>
+        <w:rPr>
+          <w:i/>
+          <w:iCs/>
+        </w:rPr>
+        <w:t xml:space="preserve">, </w:t>
+      </w:r>
+      <w:proofErr w:type="spellStart"/>
+      <w:r>
+        <w:rPr>
+          <w:i/>
+          <w:iCs/>
+        </w:rPr>
+        <w:t>Anaerostipes</w:t>
+      </w:r>
+      <w:proofErr w:type="spellEnd"/>
+      <w:r>
+        <w:rPr>
+          <w:i/>
+          <w:iCs/>
+        </w:rPr>
+        <w:t xml:space="preserve">, </w:t>
+      </w:r>
+      <w:r>
+        <w:t>and</w:t>
+      </w:r>
+      <w:r>
+        <w:rPr>
+          <w:i/>
+          <w:iCs/>
+        </w:rPr>
+        <w:t xml:space="preserve"> </w:t>
+      </w:r>
+      <w:proofErr w:type="spellStart"/>
+      <w:r>
+        <w:rPr>
+          <w:i/>
+          <w:iCs/>
+        </w:rPr>
+        <w:t>Alistipes</w:t>
+      </w:r>
+      <w:proofErr w:type="spellEnd"/>
+      <w:r>
+        <w:t>)</w:t>
+      </w:r>
+      <w:r>
+        <w:t xml:space="preserve">, sensitivity to oxygen gradients may limit the ability to cope with high temperatures. </w:t>
       </w:r>
     </w:p>
     <w:p/>
     <w:p>
       <w:r>
-        <w:t xml:space="preserve">Intro about primate work and how this is different? </w:t>
+        <w:t>Temperature is also related to the abundance of microbial metabolic pathways. The temperature model fits best for 169 out of 383 total pathways tested, accounting for more than 50% of the model’s weight (sup table). To facilitate downstream interpretation, we grouped 10</w:t>
+      </w:r>
+      <w:r>
+        <w:t>3</w:t>
+      </w:r>
+      <w:r>
+        <w:t xml:space="preserve"> of these pathways into five broad functional categories based on shared biological roles and their apparent relationship with temperature: lipid metabolism, </w:t>
+      </w:r>
+      <w:r>
+        <w:t xml:space="preserve">oxygen-driven metabolism and fermentation, </w:t>
+      </w:r>
+      <w:r>
+        <w:t xml:space="preserve">redox maintenance, nucleotide mobilization, and immune regulation (Fig 4). </w:t>
+      </w:r>
+      <w:r>
+        <w:t xml:space="preserve">The gut microbiome exhibits signs of metabolic restructuring that may </w:t>
+      </w:r>
+      <w:r>
+        <w:t>help microbes respond to rising temperatures</w:t>
+      </w:r>
+      <w:r>
+        <w:t xml:space="preserve"> but </w:t>
+      </w:r>
+      <w:r>
+        <w:t xml:space="preserve">that </w:t>
+      </w:r>
+      <w:r>
+        <w:t xml:space="preserve">could also compromise essential functions. </w:t>
+      </w:r>
+      <w:r>
+        <w:t>For example, changes in lipid metabolism including an increase in fatty acids synthesis pathways like oleate, cis-</w:t>
+      </w:r>
+      <w:proofErr w:type="spellStart"/>
+      <w:r>
+        <w:t>vaccenate</w:t>
+      </w:r>
+      <w:proofErr w:type="spellEnd"/>
+      <w:r>
+        <w:t xml:space="preserve">, palmitoleate, stearate, and </w:t>
+      </w:r>
+      <w:proofErr w:type="spellStart"/>
+      <w:r>
+        <w:t>gondoate</w:t>
+      </w:r>
+      <w:proofErr w:type="spellEnd"/>
+      <w:r>
+        <w:t xml:space="preserve"> and lipid remodeling pathways such as mevalonate pathway and downstream isoprenoid lipids synthesis, may help maintain cytoplasmic membrane integrity at high temperatures</w:t>
+      </w:r>
+      <w:r>
+        <w:t xml:space="preserve"> </w:t>
+      </w:r>
+      <w:r>
+        <w:t>(Fig 4A)</w:t>
+      </w:r>
+      <w:r>
+        <w:fldChar w:fldCharType="begin"/>
+      </w:r>
+      <w:r>
+        <w:instrText xml:space="preserve"> ADDIN ZOTERO_ITEM CSL_CITATION {"citationID":"ZsjASiqo","properties":{"formattedCitation":"(Mansilla et al., 2004; Y.-M. Zhang &amp; Rock, 2008)","plainCitation":"(Mansilla et al., 2004; Y.-M. Zhang &amp; Rock, 2008)","noteIndex":0},"citationItems":[{"id":3378,"uris":["http://zotero.org/users/13901503/items/TZK8TZFH"],"itemData":{"id":3378,"type":"article-journal","container-title":"Journal of Bacteriology","DOI":"10.1128/jb.186.20.6681-6688.2004","issue":"20","note":"publisher: American Society for Microbiology","page":"6681-6688","source":"journals.asm.org (Atypon)","title":"Control of Membrane Lipid Fluidity by Molecular Thermosensors","volume":"186","author":[{"family":"Mansilla","given":"María C."},{"family":"Cybulski","given":"Larisa E."},{"family":"Albanesi","given":"Daniela"},{"family":"Mendoza","given":"Diego","non-dropping-particle":"de"}],"issued":{"date-parts":[["2004",10,15]]}}},{"id":3286,"uris":["http://zotero.org/users/13901503/items/VXSZL448"],"itemData":{"id":3286,"type":"article-journal","abstract":"The ability of bacteria to control the biophysical properties of their membrane phospholipids allows them to thrive in a wide range of physical environments.Fatty acid biosynthesis is an energy-intensive biosynthetic pathway, and the production of the building blocks for membrane phospholipids is precisely regulated to match the rate of cell division.Bacteria control the homeostasis of membrane lipid biophysical properties by altering the chain length of fatty acids, as well as the ratio of saturated:unsaturated fatty acids. The de novo, type II fatty acid biosynthetic pathway is a major focal point for the regulation of fatty acid composition.Bacteria can alter the physical properties of existing phospholipids by introducing cis double bonds into saturated acyl chains, thereby converting cis double bonds into cyclopropane rings and catalysing the isomerization of cis fatty acids to their trans conformations.Phospholipids are used as intermediates in the formation of major structural constituents of the cell. Managing the metabolism of the lipid by-products of these biosynthetic pathways is important to prevent the accumulation of membrane-disruptive lipids and to conserve the energy that is invested in the biosynthesis of the fatty acids.Modification of phosphatidylglycerol by the attachment of a lysine residue to the glycerol head group is an adaptive response that is used by pathogens to increase their resistance to cationic antibacterial peptides (defensins) that are produced by the innate immune system.","container-title":"Nature Reviews Microbiology","DOI":"10.1038/nrmicro1839","ISSN":"1740-1534","issue":"3","journalAbbreviation":"Nat Rev Microbiol","language":"en","license":"2008 Springer Nature Limited","note":"publisher: Nature Publishing Group","page":"222-233","source":"www-nature-com.proxy.lib.umich.edu","title":"Membrane lipid homeostasis in bacteria","volume":"6","author":[{"family":"Zhang","given":"Yong-Mei"},{"family":"Rock","given":"Charles O."}],"issued":{"date-parts":[["2008",3]]}}}],"schema":"https://github.com/citation-style-language/schema/raw/master/csl-citation.json"} </w:instrText>
+      </w:r>
+      <w:r>
+        <w:fldChar w:fldCharType="separate"/>
+      </w:r>
+      <w:r>
+        <w:rPr>
+          <w:noProof/>
+        </w:rPr>
+        <w:t>(Mansilla et al., 2004; Y.-M. Zhang &amp; Rock, 2008)</w:t>
+      </w:r>
+      <w:r>
+        <w:fldChar w:fldCharType="end"/>
+      </w:r>
+      <w:r>
+        <w:t xml:space="preserve">. However, a decrease in </w:t>
+      </w:r>
+      <w:r>
+        <w:t>pathways involved in lipid catabolism and recycling including fatty acid β-oxidation, fatty acid salvage, and phospholipid turnover</w:t>
+      </w:r>
+      <w:r>
+        <w:t xml:space="preserve"> </w:t>
+      </w:r>
+      <w:r>
+        <w:t>likely impairs membrane repair mechanisms</w:t>
+      </w:r>
+      <w:r>
+        <w:t xml:space="preserve"> </w:t>
+      </w:r>
+      <w:r>
+        <w:fldChar w:fldCharType="begin"/>
+      </w:r>
+      <w:r>
+        <w:instrText xml:space="preserve"> ADDIN ZOTERO_ITEM CSL_CITATION {"citationID":"lWyrjH6E","properties":{"formattedCitation":"(Dennis, 1994; Y.-M. Zhang &amp; Rock, 2008)","plainCitation":"(Dennis, 1994; Y.-M. Zhang &amp; Rock, 2008)","noteIndex":0},"citationItems":[{"id":3285,"uris":["http://zotero.org/users/13901503/items/932HVZ4C"],"itemData":{"id":3285,"type":"article-journal","container-title":"Journal of Biological Chemistry","DOI":"10.1016/S0021-9258(17)36794-7","ISSN":"00219258","issue":"18","journalAbbreviation":"Journal of Biological Chemistry","language":"en","license":"https://www.elsevier.com/tdm/userlicense/1.0/","page":"13057-13060","source":"DOI.org (Crossref)","title":"Diversity of group types, regulation, and function of phospholipase A2.","volume":"269","author":[{"family":"Dennis","given":"E.A."}],"issued":{"date-parts":[["1994",5]]}}},{"id":3286,"uris":["http://zotero.org/users/13901503/items/VXSZL448"],"itemData":{"id":3286,"type":"article-journal","abstract":"The ability of bacteria to control the biophysical properties of their membrane phospholipids allows them to thrive in a wide range of physical environments.Fatty acid biosynthesis is an energy-intensive biosynthetic pathway, and the production of the building blocks for membrane phospholipids is precisely regulated to match the rate of cell division.Bacteria control the homeostasis of membrane lipid biophysical properties by altering the chain length of fatty acids, as well as the ratio of saturated:unsaturated fatty acids. The de novo, type II fatty acid biosynthetic pathway is a major focal point for the regulation of fatty acid composition.Bacteria can alter the physical properties of existing phospholipids by introducing cis double bonds into saturated acyl chains, thereby converting cis double bonds into cyclopropane rings and catalysing the isomerization of cis fatty acids to their trans conformations.Phospholipids are used as intermediates in the formation of major structural constituents of the cell. Managing the metabolism of the lipid by-products of these biosynthetic pathways is important to prevent the accumulation of membrane-disruptive lipids and to conserve the energy that is invested in the biosynthesis of the fatty acids.Modification of phosphatidylglycerol by the attachment of a lysine residue to the glycerol head group is an adaptive response that is used by pathogens to increase their resistance to cationic antibacterial peptides (defensins) that are produced by the innate immune system.","container-title":"Nature Reviews Microbiology","DOI":"10.1038/nrmicro1839","ISSN":"1740-1534","issue":"3","journalAbbreviation":"Nat Rev Microbiol","language":"en","license":"2008 Springer Nature Limited","note":"publisher: Nature Publishing Group","page":"222-233","source":"www-nature-com.proxy.lib.umich.edu","title":"Membrane lipid homeostasis in bacteria","volume":"6","author":[{"family":"Zhang","given":"Yong-Mei"},{"family":"Rock","given":"Charles O."}],"issued":{"date-parts":[["2008",3]]}}}],"schema":"https://github.com/citation-style-language/schema/raw/master/csl-citation.json"} </w:instrText>
+      </w:r>
+      <w:r>
+        <w:fldChar w:fldCharType="separate"/>
+      </w:r>
+      <w:r>
+        <w:rPr>
+          <w:noProof/>
+        </w:rPr>
+        <w:t>(Dennis, 1994; Y.-M. Zhang &amp; Rock, 2008)</w:t>
+      </w:r>
+      <w:r>
+        <w:fldChar w:fldCharType="end"/>
+      </w:r>
+      <w:r>
+        <w:t xml:space="preserve"> </w:t>
+      </w:r>
+      <w:r>
+        <w:t xml:space="preserve">and </w:t>
+      </w:r>
+      <w:r>
+        <w:t>may compromise</w:t>
+      </w:r>
+      <w:r>
+        <w:t xml:space="preserve"> integrity during extended periods of high temperatures. Further, </w:t>
+      </w:r>
+      <w:r>
+        <w:t>an increase in anaerobic pathways</w:t>
+      </w:r>
+      <w:r>
+        <w:t>,</w:t>
+      </w:r>
+      <w:r>
+        <w:t xml:space="preserve"> </w:t>
+      </w:r>
+      <w:r>
+        <w:t xml:space="preserve">including </w:t>
+      </w:r>
+      <w:r>
+        <w:t xml:space="preserve">the </w:t>
+      </w:r>
+      <w:r>
+        <w:t>reductive TCA cycle</w:t>
+      </w:r>
+      <w:r>
+        <w:t xml:space="preserve"> and several involved in glycolysis,</w:t>
+      </w:r>
+      <w:r>
+        <w:t xml:space="preserve"> </w:t>
+      </w:r>
+      <w:r>
+        <w:t>alongside a decrease in pathways that support aerobic metabolism</w:t>
+      </w:r>
+      <w:r>
+        <w:t xml:space="preserve"> </w:t>
+      </w:r>
+      <w:r>
+        <w:t>may reflect a</w:t>
+      </w:r>
+      <w:r>
+        <w:t xml:space="preserve"> response to increased gut hypoxia at high temperatures </w:t>
+      </w:r>
+      <w:r>
+        <w:t>(Fig 4B)</w:t>
+      </w:r>
+      <w:r>
+        <w:fldChar w:fldCharType="begin"/>
+      </w:r>
+      <w:r>
+        <w:instrText xml:space="preserve"> ADDIN ZOTERO_ITEM CSL_CITATION {"citationID":"RZiOC71a","properties":{"formattedCitation":"(Hall et al., 1999)","plainCitation":"(Hall et al., 1999)","noteIndex":0},"citationItems":[{"id":3205,"uris":["http://zotero.org/users/13901503/items/CADITA73"],"itemData":{"id":3205,"type":"article-journal","abstract":"Exposure of conscious animals to environmental heat stress increases portal venous radical content. The nature of the observed heat stress-inducible radical molecules suggests that hyperthermia produces cellular hypoxic stress in liver and intestine. To investigate this hypothesis, conscious rats bearing in-dwelling portal venous and femoral artery catheters were exposed to normothermic or hyperthermic conditions. Blood gas levels were monitored during heat stress and for 24 h following heat exposure. Hyperthermia significantly increased arterial O2 saturation, splanchnic arterial-venous O2 difference, and venous</w:instrText>
+      </w:r>
+      <w:r>
+        <w:rPr>
+          <w:rFonts w:ascii="Cambria Math" w:hAnsi="Cambria Math" w:cs="Cambria Math"/>
+        </w:rPr>
+        <w:instrText>𝑃</w:instrText>
+      </w:r>
+      <w:r>
+        <w:instrText xml:space="preserve">⁢CO2P⁢CO2, while decreasing venous O2 saturation and venous pH. One hour after heat exposure, liver glycogen levels were decreased </w:instrText>
+      </w:r>
+      <w:r>
+        <w:rPr>
+          <w:rFonts w:ascii="Cambria Math" w:hAnsi="Cambria Math" w:cs="Cambria Math"/>
+        </w:rPr>
+        <w:instrText>∼</w:instrText>
+      </w:r>
+      <w:r>
+        <w:instrText xml:space="preserve">20%. Two hours after heat exposure, the splanchnic arterial-venous O2 difference remained elevated in heat-stressed animals despite normal Tc. A second group of rats was exposed to similar conditions while receiving intra-arterial injections of the hypoxic cell marker [3H]misonidazole. Liver and intestine were biopsied, and [3H]misonidazole content was quantified. Heat stress increased tissue [3H]misonidazole retention 80% in the liver and 29% in the small intestine. Cellular [3H]misonidazole levels were significantly elevated in intestinal epithelial cells and liver zone 2 and 3 hepatocytes and Kupffer cells. This effect was most prominent in the proximal small intestine and small liver lobi. These data provide evidence that hyperthermia produces cellular hypoxia and metabolic stress in splanchnic tissues and suggest that cellular metabolic stress may contribute to radical generation during heat stress.","container-title":"American Journal of Physiology-Gastrointestinal and Liver Physiology","DOI":"10.1152/ajpgi.1999.276.5.G1195","ISSN":"0193-1857","issue":"5","note":"publisher: American Physiological Society","page":"G1195-G1203","source":"journals.physiology.org (Atypon)","title":"Splanchnic tissues undergo hypoxic stress  during whole body hyperthermia","volume":"276","author":[{"family":"Hall","given":"David M."},{"family":"Baumgardner","given":"Kirk R."},{"family":"Oberley","given":"Terry D."},{"family":"Gisolfi","given":"Carl V."}],"issued":{"date-parts":[["1999",5]]}}}],"schema":"https://github.com/citation-style-language/schema/raw/master/csl-citation.json"} </w:instrText>
+      </w:r>
+      <w:r>
+        <w:fldChar w:fldCharType="separate"/>
+      </w:r>
+      <w:r>
+        <w:rPr>
+          <w:noProof/>
+        </w:rPr>
+        <w:t>(Hall et al., 1999)</w:t>
+      </w:r>
+      <w:r>
+        <w:fldChar w:fldCharType="end"/>
+      </w:r>
+      <w:r>
+        <w:t xml:space="preserve"> and help maintain energy production under increased oxygen limitation</w:t>
+      </w:r>
+      <w:r>
+        <w:t>. However, the</w:t>
+      </w:r>
+      <w:r>
+        <w:t>se</w:t>
+      </w:r>
+      <w:r>
+        <w:t xml:space="preserve"> anaerobic pathways</w:t>
+      </w:r>
+      <w:r>
+        <w:t xml:space="preserve"> are </w:t>
+      </w:r>
+      <w:r>
+        <w:t xml:space="preserve">primarily </w:t>
+      </w:r>
+      <w:r>
+        <w:t xml:space="preserve">used in </w:t>
+      </w:r>
+      <w:r>
+        <w:t>simple carbohydrate metabolism</w:t>
+      </w:r>
+      <w:r>
+        <w:t xml:space="preserve"> a</w:t>
+      </w:r>
+      <w:r>
+        <w:t>nd coincide with a decline in complex polysaccharide fermentation</w:t>
+      </w:r>
+      <w:r>
+        <w:t xml:space="preserve">, these changes may </w:t>
+      </w:r>
+      <w:r>
+        <w:t>eventually decrease overall energy availability</w:t>
+      </w:r>
+      <w:r>
+        <w:t xml:space="preserve"> (). </w:t>
+      </w:r>
+    </w:p>
+    <w:p/>
+    <w:p>
+      <w:r>
+        <w:t>Some metabolic changes</w:t>
+      </w:r>
+      <w:r>
+        <w:t xml:space="preserve"> </w:t>
+      </w:r>
+      <w:r>
+        <w:t xml:space="preserve">indicate that rising temperature may negatively affect the </w:t>
+      </w:r>
+      <w:r>
+        <w:t>gastrointestinal</w:t>
+      </w:r>
+      <w:r>
+        <w:t xml:space="preserve"> environment.</w:t>
+      </w:r>
+      <w:r>
+        <w:t xml:space="preserve"> </w:t>
+      </w:r>
+      <w:proofErr w:type="spellStart"/>
+      <w:r>
+        <w:t>Specifcially</w:t>
+      </w:r>
+      <w:proofErr w:type="spellEnd"/>
+      <w:r>
+        <w:t>, declines in pathways that support</w:t>
+      </w:r>
+      <w:r>
+        <w:t xml:space="preserve"> redox maintenance</w:t>
+      </w:r>
+      <w:r>
+        <w:t xml:space="preserve"> </w:t>
+      </w:r>
+      <w:r>
+        <w:t xml:space="preserve">including the synthesis of redox cofactors such as B vitamins </w:t>
+      </w:r>
+      <w:r>
+        <w:fldChar w:fldCharType="begin"/>
+      </w:r>
+      <w:r>
+        <w:instrText xml:space="preserve"> ADDIN ZOTERO_ITEM CSL_CITATION {"citationID":"oWPRpQeE","properties":{"formattedCitation":"(Hellmann &amp; Mooney, 2010; Powers, 2003)","plainCitation":"(Hellmann &amp; Mooney, 2010; Powers, 2003)","noteIndex":0},"citationItems":[{"id":3227,"uris":["http://zotero.org/users/13901503/items/9DQLWAKU"],"itemData":{"id":3227,"type":"article-journal","abstract":"Vitamin B6 is an intriguing molecule that is involved in a wide range of metabolic, physiological and developmental processes. Based on its water solubility and high reactivity when phosphorylated, it is a suitable co-factor for many biochemical processes. Furthermore the vitamin is a potent antioxidant, rivaling carotenoids or tocopherols in its ability to quench reactive oxygen species. It is therefore not surprising that the vitamin is essential and unquestionably important for the cellular metabolism and well-being of all living organisms. The review briefly summarizes the biosynthetic pathways of vitamin B6 in pro- and eukaryotes and its diverse roles in enzymatic reactions. Finally, because in recent years the vitamin has often been considered beneficial for human health, the review will also sum up and critically reflect on current knowledge how human health can profit from vitamin B6.","container-title":"Molecules","DOI":"10.3390/molecules15010442","ISSN":"1420-3049","issue":"1","language":"en","license":"http://creativecommons.org/licenses/by/3.0/","note":"number: 1\npublisher: Molecular Diversity Preservation International","page":"442-459","source":"www.mdpi.com","title":"Vitamin B6: A Molecule for Human Health?","title-short":"Vitamin B6","volume":"15","author":[{"family":"Hellmann","given":"Hanjo"},{"family":"Mooney","given":"Sutton"}],"issued":{"date-parts":[["2010",1]]}}},{"id":3224,"uris":["http://zotero.org/users/13901503/items/W59CZMD8"],"itemData":{"id":3224,"type":"article-journal","abstract":"Riboflavin is unique among the water-soluble vitamins in that milk and dairy products make the greatest contribution to its intake in Western diets. Meat and fish are also good sources of riboflavin, and certain fruit and vegetables, especially dark-green vegetables, contain reasonably high concentrations. Biochemical signs of depletion arise within only a few days of dietary deprivation. Poor riboflavin status in Western countries seems to be of most concern for the elderly and adolescents, despite the diversity of riboflavin-rich foods available. However, discrepancies between dietary intake data and biochemical data suggest either that requirements are higher than hitherto thought or that biochemical thresholds for deficiency are inappropriate. This article reviews current evidence that diets low in riboflavin present specific health risks. There is reasonably good evidence that poor riboflavin status interferes with iron handling and contributes to the etiology of anemia when iron intakes are low. Various mechanisms for this have been proposed, including effects on the gastrointestinal tract that might compromise the handling of other nutrients. Riboflavin deficiency has been implicated as a risk factor for cancer, although this has not been satisfactorily established in humans. Current interest is focused on the role that riboflavin plays in determining circulating concentrations of homocysteine, a risk factor for cardiovascular disease. Other mechanisms have been proposed for a protective role of riboflavin in ischemia reperfusion injury; this requires further study. Riboflavin deficiency may exert some of its effects by reducing the metabolism of other B vitamins, notably folate and vitamin B-6.","container-title":"The American Journal of Clinical Nutrition","DOI":"10.1093/ajcn/77.6.1352","ISSN":"0002-9165","issue":"6","journalAbbreviation":"The American Journal of Clinical Nutrition","page":"1352-1360","source":"ScienceDirect","title":"Riboflavin (vitamin B-2) and health12","volume":"77","author":[{"family":"Powers","given":"Hilary J"}],"issued":{"date-parts":[["2003",6,1]]}}}],"schema":"https://github.com/citation-style-language/schema/raw/master/csl-citation.json"} </w:instrText>
+      </w:r>
+      <w:r>
+        <w:fldChar w:fldCharType="separate"/>
+      </w:r>
+      <w:r>
+        <w:rPr>
+          <w:noProof/>
+        </w:rPr>
+        <w:t>(Hellmann &amp; Mooney, 2010; Powers, 2003)</w:t>
+      </w:r>
+      <w:r>
+        <w:fldChar w:fldCharType="end"/>
+      </w:r>
+      <w:r>
+        <w:t xml:space="preserve">, coenzymes </w:t>
+      </w:r>
+      <w:r>
+        <w:fldChar w:fldCharType="begin"/>
+      </w:r>
+      <w:r>
+        <w:instrText xml:space="preserve"> ADDIN ZOTERO_ITEM CSL_CITATION {"citationID":"4f75BpHM","properties":{"formattedCitation":"(Gout, 2018)","plainCitation":"(Gout, 2018)","noteIndex":0},"citationItems":[{"id":3237,"uris":["http://zotero.org/users/13901503/items/VLNZSILJ"],"itemData":{"id":3237,"type":"article-journal","abstract":"In a diverse family of cellular cofactors, coenzyme A (CoA) has a unique design to function in various biochemical processes. The presence of a highly reactive thiol group and a nucleotide moiety offers a diversity of chemical reactions and regulatory interactions. CoA employs them to activate carbonyl-containing molecules and to produce various thioester derivatives (e.g. acetyl CoA, malonyl CoA and 3-hydroxy-3-methylglutaryl CoA), which have well-established roles in cellular metabolism, production of neurotransmitters and the regulation of gene expression. A novel unconventional function of CoA in redox regulation, involving covalent attachment of this coenzyme to cellular proteins in response to oxidative and metabolic stress, has been recently discovered and termed protein CoAlation (S-thiolation by CoA or CoAthiolation). A diverse range of proteins was found to be CoAlated in mammalian cells and tissues under various experimental conditions. Protein CoAlation alters the molecular mass, charge and activity of modified proteins, and prevents them from irreversible sulfhydryl overoxidation. This review highlights the role of a key metabolic integrator CoA in redox regulation in mammalian cells and provides a perspective of the current status and future directions of the emerging field of protein CoAlation.","container-title":"Biochemical Society Transactions","DOI":"10.1042/BST20170506","ISSN":"0300-5127, 1470-8752","issue":"3","language":"en","page":"721-728","source":"DOI.org (Crossref)","title":"Coenzyme A, protein CoAlation and redox regulation in mammalian cells","volume":"46","author":[{"family":"Gout","given":"Ivan"}],"issued":{"date-parts":[["2018",6,19]]}}}],"schema":"https://github.com/citation-style-language/schema/raw/master/csl-citation.json"} </w:instrText>
+      </w:r>
+      <w:r>
+        <w:fldChar w:fldCharType="separate"/>
+      </w:r>
+      <w:r>
+        <w:rPr>
+          <w:noProof/>
+        </w:rPr>
+        <w:t>(Gout, 2018)</w:t>
+      </w:r>
+      <w:r>
+        <w:fldChar w:fldCharType="end"/>
+      </w:r>
+      <w:r>
+        <w:t xml:space="preserve">, and antioxidant precursors to glutathione </w:t>
+      </w:r>
+      <w:r>
+        <w:fldChar w:fldCharType="begin"/>
+      </w:r>
+      <w:r>
+        <w:instrText xml:space="preserve"> ADDIN ZOTERO_ITEM CSL_CITATION {"citationID":"2FPwkzM8","properties":{"formattedCitation":"(S. C. Lu, 2013)","plainCitation":"(S. C. Lu, 2013)","noteIndex":0},"citationItems":[{"id":3229,"uris":["http://zotero.org/users/13901503/items/98ARRTVI"],"itemData":{"id":3229,"type":"article-journal","abstract":"Background\nGlutathione (GSH) is present in all mammalian tissues as the most abundant non-protein thiol that defends against oxidative stress. GSH is also a key determinant of redox signaling, vital in detoxification of xenobiotics, and regulates cell proliferation, apoptosis, immune function, and fibrogenesis. Biosynthesis of GSH occurs in the cytosol in a tightly regulated manner. Key determinants of GSH synthesis are the availability of the sulfur amino acid precursor, cysteine, and the activity of the rate-limiting enzyme, glutamate cysteine ligase (GCL), which is composed of a catalytic (GCLC) and a modifier (GCLM) subunit. The second enzyme of GSH synthesis is GSH synthetase (GS).\nScope of review\nThis review summarizes key functions of GSH and focuses on factors that regulate the biosynthesis of GSH, including pathological conditions where GSH synthesis is dysregulated.\nMajor conclusions\nGCL subunits and GS are regulated at multiple levels and often in a coordinated manner. Key transcription factors that regulate the expression of these genes include NF-E2 related factor 2 (Nrf2) via the antioxidant response element (ARE), AP-1, and nuclear factor kappa B (NFκB). There is increasing evidence that dysregulation of GSH synthesis contributes to the pathogenesis of many pathological conditions. These include diabetes mellitus, pulmonary and liver fibrosis, alcoholic liver disease, cholestatic liver injury, endotoxemia and drug-resistant tumor cells.\nGeneral significance\nGSH is a key antioxidant that also modulates diverse cellular processes. A better understanding of how its synthesis is regulated and dysregulated in disease states may lead to improvement in the treatment of these disorders. This article is part of a Special Issue entitled Cellular functions of glutathione.","collection-title":"Cellular functions of glutathione","container-title":"Biochimica et Biophysica Acta (BBA) - General Subjects","DOI":"10.1016/j.bbagen.2012.09.008","ISSN":"0304-4165","issue":"5","journalAbbreviation":"Biochimica et Biophysica Acta (BBA) - General Subjects","page":"3143-3153","source":"ScienceDirect","title":"Glutathione synthesis","volume":"1830","author":[{"family":"Lu","given":"Shelly C."}],"issued":{"date-parts":[["2013",5,1]]}}}],"schema":"https://github.com/citation-style-language/schema/raw/master/csl-citation.json"} </w:instrText>
+      </w:r>
+      <w:r>
+        <w:fldChar w:fldCharType="separate"/>
+      </w:r>
+      <w:r>
+        <w:rPr>
+          <w:noProof/>
+        </w:rPr>
+        <w:t>(S. C. Lu, 2013)</w:t>
+      </w:r>
+      <w:r>
+        <w:fldChar w:fldCharType="end"/>
+      </w:r>
+      <w:r>
+        <w:t xml:space="preserve"> </w:t>
+      </w:r>
+      <w:r>
+        <w:t>may impair the gut microbiome’s ability to neutralize reactive oxygen species</w:t>
+      </w:r>
+      <w:r>
+        <w:t xml:space="preserve"> (ROS). </w:t>
+      </w:r>
+      <w:r>
+        <w:t xml:space="preserve">Similarly, </w:t>
+      </w:r>
+      <w:r>
+        <w:t>reductions</w:t>
+      </w:r>
+      <w:r>
+        <w:t xml:space="preserve"> in detoxification pathways for aromatic compounds and aldehydes (Kalapos, 1999), along with declines in redox cycling processes such as NADPH production, quinone synthesis, and siderophore-mediated iron transport (Fig 4C; Dhungana &amp; Crumbliss, 2005; Ying, 2008), may further contribute to redox imbalance at high temperatures.</w:t>
+      </w:r>
+      <w:r>
+        <w:t xml:space="preserve"> </w:t>
+      </w:r>
+      <w:r>
+        <w:t>However, some pathways that support redox maintenance increase with rising temperatures including the synthesis of antioxidant precursors</w:t>
+      </w:r>
+      <w:r>
+        <w:t xml:space="preserve"> and </w:t>
+      </w:r>
+      <w:r>
+        <w:t>vitamin B12</w:t>
+      </w:r>
+      <w:r>
+        <w:t xml:space="preserve"> </w:t>
+      </w:r>
+      <w:r>
+        <w:fldChar w:fldCharType="begin"/>
+      </w:r>
+      <w:r>
+        <w:instrText xml:space="preserve"> ADDIN ZOTERO_ITEM CSL_CITATION {"citationID":"RysgoECv","properties":{"formattedCitation":"(Martens et al., 2002)","plainCitation":"(Martens et al., 2002)","noteIndex":0},"citationItems":[{"id":3337,"uris":["http://zotero.org/users/13901503/items/ZQRDCT8W"],"itemData":{"id":3337,"type":"article-journal","abstract":"One of the most alluring and fascinating molecules in the world of science and medicine is vitamin B12 (cobalamin), which was originally discovered as the anti pernicious anemia factor and whose enigmatic complex structure is matched only by the beguiling chemistry that it mediates. The biosynthesis of this essential nutrient is intricate, involved and, remarkably, confined to certain members of the prokaryotic world, seemingly never have to have made the eukaryotic transition. In humans, the vitamin is required in trace amounts (approximately 1 µg/day) to assist the actions of only two enzymes, methionine synthase and (R)-methylmalonyl-CoA mutase; yet commercially more than 10 t of B12 are produced each year from a number of bacterial species. The rich scientific history of vitamin B12 research, its biological functions and the pathways employed by bacteria for its de novo synthesis are described. Current strategies for the improvement of vitamin B12 production using modern biotechnological techniques are outlined.","container-title":"Applied Microbiology and Biotechnology","DOI":"10.1007/s00253-001-0902-7","ISSN":"1432-0614","issue":"3","journalAbbreviation":"Appl Microbiol Biotechnol","language":"en","license":"2001 Springer-Verlag","note":"Company: Springer\nDistributor: Springer\nInstitution: Springer\nLabel: Springer\nnumber: 3\npublisher: Springer-Verlag","page":"275-285","source":"link-springer-com.proxy.lib.umich.edu","title":"Microbial production of vitamin B12","volume":"58","author":[{"family":"Martens","given":"J.-H."},{"family":"Barg","given":"H."},{"family":"Warren","given":"M."},{"family":"Jahn","given":"D."}],"issued":{"date-parts":[["2002",3,1]]}}}],"schema":"https://github.com/citation-style-language/schema/raw/master/csl-citation.json"} </w:instrText>
+      </w:r>
+      <w:r>
+        <w:fldChar w:fldCharType="separate"/>
+      </w:r>
+      <w:r>
+        <w:rPr>
+          <w:noProof/>
+        </w:rPr>
+        <w:t>(Martens et al., 2002)</w:t>
+      </w:r>
+      <w:r>
+        <w:fldChar w:fldCharType="end"/>
+      </w:r>
+      <w:r>
+        <w:t xml:space="preserve">, </w:t>
+      </w:r>
+      <w:r>
+        <w:t>coenzyme metabolism</w:t>
+      </w:r>
+      <w:r>
+        <w:t xml:space="preserve"> </w:t>
+      </w:r>
+      <w:r>
+        <w:fldChar w:fldCharType="begin"/>
+      </w:r>
+      <w:r>
+        <w:instrText xml:space="preserve"> ADDIN ZOTERO_ITEM CSL_CITATION {"citationID":"RUb5pm3b","properties":{"formattedCitation":"(Belenky et al., 2007)","plainCitation":"(Belenky et al., 2007)","noteIndex":0},"citationItems":[{"id":3246,"uris":["http://zotero.org/users/13901503/items/SBMSGALS"],"itemData":{"id":3246,"type":"article-journal","container-title":"Trends in Biochemical Sciences","DOI":"10.1016/j.tibs.2006.11.006","ISSN":"0968-0004","issue":"1","journalAbbreviation":"Trends in Biochemical Sciences","language":"English","note":"publisher: Elsevier\nPMID: 17161604","page":"12-19","source":"www-cell-com.proxy.lib.umich.edu","title":"NAD+ metabolism in health and disease","volume":"32","author":[{"family":"Belenky","given":"Peter"},{"family":"Bogan","given":"Katrina L."},{"family":"Brenner","given":"Charles"}],"issued":{"date-parts":[["2007",1,1]]}}}],"schema":"https://github.com/citation-style-language/schema/raw/master/csl-citation.json"} </w:instrText>
+      </w:r>
+      <w:r>
+        <w:fldChar w:fldCharType="separate"/>
+      </w:r>
+      <w:r>
+        <w:rPr>
+          <w:noProof/>
+        </w:rPr>
+        <w:t>(Belenky et al., 2007)</w:t>
+      </w:r>
+      <w:r>
+        <w:fldChar w:fldCharType="end"/>
+      </w:r>
+      <w:r>
+        <w:t>,</w:t>
+      </w:r>
+      <w:r>
+        <w:t xml:space="preserve"> </w:t>
+      </w:r>
+      <w:r>
+        <w:t>and degradation of vitamin-like compounds</w:t>
+      </w:r>
+      <w:r>
+        <w:t xml:space="preserve"> </w:t>
+      </w:r>
+      <w:r>
+        <w:fldChar w:fldCharType="begin"/>
+      </w:r>
+      <w:r>
+        <w:instrText xml:space="preserve"> ADDIN ZOTERO_ITEM CSL_CITATION {"citationID":"CONirrgu","properties":{"formattedCitation":"(Linster &amp; Van Schaftingen, 2007)","plainCitation":"(Linster &amp; Van Schaftingen, 2007)","noteIndex":0},"citationItems":[{"id":3334,"uris":["http://zotero.org/users/13901503/items/68BGK4TV"],"itemData":{"id":3334,"type":"article-journal","abstract":"Vitamin C, a reducing agent and antioxidant, is a cofactor in reactions catalyzed by Cu+-dependent monooxygenases and Fe2+-dependent dioxygenases. It is synthesized, in vertebrates having this capacity, from d-glucuronate. The latter is formed through direct hydrolysis of uridine diphosphate (UDP)-glucuronate by enzyme(s) bound to the endoplasmic reticulum membrane, sharing many properties with, and most likely identical to, UDP-glucuronosyltransferases. Non-glucuronidable xenobiotics (aminopyrine, metyrapone, chloretone and others) stimulate the enzymatic hydrolysis of UDP-glucuronate, accounting for their effect to increase vitamin C formation in vivo. Glucuronate is converted to l-gulonate by aldehyde reductase, an enzyme of the aldo-keto reductase superfamily. l-Gulonate is converted to l-gulonolactone by a lactonase identified as SMP30 or regucalcin, whose absence in mice leads to vitamin C deficiency. The last step in the pathway of vitamin C synthesis is the oxidation of l-gulonolactone to l-ascorbic acid by l-gulonolactone oxidase, an enzyme associated with the endoplasmic reticulum membrane and deficient in man, guinea pig and other species due to mutations in its gene. Another fate of glucuronate is its conversion to d-xylulose in a five-step pathway, the pentose pathway, involving identified oxidoreductases and an unknown decarboxylase. Semidehydroascorbate, a major oxidation product of vitamin C, is reconverted to ascorbate in the cytosol by cytochrome b5 reductase and thioredoxin reductase in reactions involving NADH and NADPH, respectively. Transmembrane electron transfer systems using ascorbate or NADH as electron donors serve to reduce semidehydroascorbate present in neuroendocrine secretory vesicles and in the extracellular medium. Dehydroascorbate, the fully oxidized form of vitamin C, is reduced spontaneously by glutathione, as well as enzymatically in reactions using glutathione or NADPH. The degradation of vitamin C in mammals is initiated by the hydrolysis of dehydroascorbate to 2,3-diketo-l-gulonate, which is spontaneously degraded to oxalate, CO2 and l-erythrulose. This is at variance with bacteria such as Escherichia coli, which have enzymatic degradation pathways for ascorbate and probably also dehydroascorbate.","container-title":"The FEBS Journal","DOI":"10.1111/j.1742-4658.2006.05607.x","ISSN":"1742-4658","issue":"1","language":"en","note":"_eprint: https://febs.onlinelibrary.wiley.com/doi/pdf/10.1111/j.1742-4658.2006.05607.x","page":"1-22","source":"Wiley Online Library","title":"Vitamin C","volume":"274","author":[{"family":"Linster","given":"Carole L."},{"family":"Van Schaftingen","given":"Emile"}],"issued":{"date-parts":[["2007"]]}}}],"schema":"https://github.com/citation-style-language/schema/raw/master/csl-citation.json"} </w:instrText>
+      </w:r>
+      <w:r>
+        <w:fldChar w:fldCharType="separate"/>
+      </w:r>
+      <w:r>
+        <w:rPr>
+          <w:noProof/>
+        </w:rPr>
+        <w:t>(Linster &amp; Van Schaftingen, 2007)</w:t>
+      </w:r>
+      <w:r>
+        <w:fldChar w:fldCharType="end"/>
+      </w:r>
+      <w:r>
+        <w:t xml:space="preserve">. </w:t>
+      </w:r>
+      <w:r>
+        <w:t xml:space="preserve">These shifts may represent a compensatory effort to counteract the loss of ROS-neutralizing pathways and help sustain redox balance at high temperatures. Unfortunately, this compensation is likely insufficient to prevent the accumulation of ROS as indicated by the concomitant increase in pathways involved in nucleotide mobilization including purine and pyrimidine de novo synthesis, nucleotide salvage, and recycling </w:t>
+      </w:r>
+      <w:r>
+        <w:t>(Fig 4D)</w:t>
+      </w:r>
+      <w:r>
+        <w:fldChar w:fldCharType="begin"/>
+      </w:r>
+      <w:r>
+        <w:instrText xml:space="preserve"> ADDIN ZOTERO_ITEM CSL_CITATION {"citationID":"VWKBgd91","properties":{"formattedCitation":"(Kilstrup et al., 2005; Lane &amp; Fan, 2015)","plainCitation":"(Kilstrup et al., 2005; Lane &amp; Fan, 2015)","noteIndex":0},"citationItems":[{"id":3291,"uris":["http://zotero.org/users/13901503/items/6MPJ4SKF"],"itemData":{"id":3291,"type":"article-journal","abstract":"Most metabolic reactions are connected through either their utilization of nucleotides or their utilization of nucleotides or their regulation by these metabolites. In this review the biosynthetic pathways for pyrimidine and purine metabolism in lactic acid bacteria are described including the interconversion pathways, the formation of deoxyribonucleotides and the salvage pathways for use of exogenous precursors. The data for the enzymatic and the genetic regulation of these pathways are reviewed, as well as the gene organizations in di</w:instrText>
+      </w:r>
+      <w:r>
+        <w:rPr>
+          <w:rFonts w:ascii="Cambria Math" w:hAnsi="Cambria Math" w:cs="Cambria Math"/>
+        </w:rPr>
+        <w:instrText>ﬀ</w:instrText>
+      </w:r>
+      <w:r>
+        <w:instrText xml:space="preserve">erent lactic acid bacteria. Mutant phenotypes and methods for manipulation of nucleotide pools are also discussed. Our aim is to provide an overview of the physiology and genetics of nucleotide metabolism and its regulation that will facilitate the interpretation of data arising from genetics, metabolomics, proteomics, and transcriptomics in lactic acid bacteria.","container-title":"FEMS Microbiology Reviews","DOI":"10.1016/j.fmrre.2005.04.006","ISSN":"1574-6976","issue":"3","journalAbbreviation":"FEMS Microbiol Rev","language":"en","page":"555-590","source":"DOI.org (Crossref)","title":"Nucleotide metabolism and its control in lactic acid bacteria","volume":"29","author":[{"family":"Kilstrup","given":"Mogens"},{"family":"Hammer","given":"Karin"},{"family":"Ruhdal Jensen","given":"Peter"},{"family":"Martinussen","given":"Jan"}],"issued":{"date-parts":[["2005",8]]}}},{"id":3293,"uris":["http://zotero.org/users/13901503/items/ZVCXJZJX"],"itemData":{"id":3293,"type":"article-journal","abstract":"Nucleotides are required for a wide variety of biological processes and are constantly synthesized de novo in all cells. When cells proliferate, increased nucleotide synthesis is necessary for DNA replication and for RNA production to support protein synthesis at different stages of the cell cycle, during which these events are regulated at multiple levels. Therefore the synthesis of the precursor nucleotides is also strongly regulated at multiple levels. Nucleotide synthesis is an energy intensive process that uses multiple metabolic pathways across different cell compartments and several sources of carbon and nitrogen. The processes are regulated at the transcription level by a set of master transcription factors but also at the enzyme level by allosteric regulation and feedback inhibition. Here we review the cellular demands of nucleotide biosynthesis, their metabolic pathways and mechanisms of regulation during the cell cycle. The use of stable isotope tracers for delineating the biosynthetic routes of the multiple intersecting pathways and how these are quantitatively controlled under different conditions is also highlighted. Moreover, the importance of nucleotide synthesis for cell viability is discussed and how this may lead to potential new approaches to drug development in diseases such as cancer.","container-title":"Nucleic Acids Research","DOI":"10.1093/nar/gkv047","ISSN":"1362-4962, 0305-1048","issue":"4","language":"en","license":"http://creativecommons.org/licenses/by/4.0/","page":"2466-2485","source":"DOI.org (Crossref)","title":"Regulation of mammalian nucleotide metabolism and biosynthesis","volume":"43","author":[{"family":"Lane","given":"Andrew N"},{"family":"Fan","given":"Teresa W-M"}],"issued":{"date-parts":[["2015",2,27]]}}}],"schema":"https://github.com/citation-style-language/schema/raw/master/csl-citation.json"} </w:instrText>
+      </w:r>
+      <w:r>
+        <w:fldChar w:fldCharType="separate"/>
+      </w:r>
+      <w:r>
+        <w:rPr>
+          <w:noProof/>
+        </w:rPr>
+        <w:t>(Kilstrup et al., 2005; Lane &amp; Fan, 2015)</w:t>
+      </w:r>
+      <w:r>
+        <w:fldChar w:fldCharType="end"/>
+      </w:r>
+      <w:r>
+        <w:t xml:space="preserve">. There is also an increase in pathways that may support accuracy during translation </w:t>
+      </w:r>
+      <w:r>
+        <w:t xml:space="preserve">such as </w:t>
+      </w:r>
+      <w:proofErr w:type="spellStart"/>
+      <w:r>
+        <w:t>queuosine</w:t>
+      </w:r>
+      <w:proofErr w:type="spellEnd"/>
+      <w:r>
+        <w:t xml:space="preserve"> synthesis and S-adenosylmethionine salvage</w:t>
+      </w:r>
+      <w:r>
+        <w:t xml:space="preserve"> </w:t>
+      </w:r>
+      <w:r>
+        <w:t xml:space="preserve">(Vinayak &amp; Pathak, </w:t>
+      </w:r>
+      <w:r>
+        <w:lastRenderedPageBreak/>
+        <w:t>2010)</w:t>
+      </w:r>
+      <w:r>
+        <w:t xml:space="preserve">. This coordinated increase in nucleotide and translation-associated metabolism may reflect a microbial response to redox imbalance, because the accumulation of ROS can lead to DNA damage </w:t>
+      </w:r>
+      <w:r>
+        <w:fldChar w:fldCharType="begin"/>
+      </w:r>
+      <w:r>
+        <w:instrText xml:space="preserve"> ADDIN ZOTERO_ITEM CSL_CITATION {"citationID":"De7gRBET","properties":{"formattedCitation":"(Imlay, 2013)","plainCitation":"(Imlay, 2013)","noteIndex":0},"citationItems":[{"id":3368,"uris":["http://zotero.org/users/13901503/items/R3YTNYU9"],"itemData":{"id":3368,"type":"article-journal","abstract":"Excess oxygen can disrupt the growth of most organisms, but the underlying mechanisms of damage have proved difficult to unravel. The model bacterium Escherichia coli represents the best understood organism in terms of the effects of and response to oxidative stress.Superoxide (O2−) and hydrogen peroxide (H2O2) are formed within cells when molecular oxygen (O2) adventitiously acquires electrons from the reduced cofactors of flavoproteins.Both O2− and H2O2 can oxidize the exposed Fe–S clusters of a family of dehydratases. This event destabilizes the clusters, and their consequent disintegration eliminates enzyme activity.O2− and H2O2 also inactivate a variety of non-redox enzymes that use single Fe2+ ions as catalytic cofactors.DNA is damaged when H2O2 reacts with the intracellular pool of unincorporated iron. The iron that is released from oxidized metalloproteins enlarges this pool and accelerates this process.The transcription factor OxyR detects modest increments in intracellular H2O2. It activates several responses that help preserve the activities of Fe–S and mononuclear metalloenzymes.The SoxRS system detects redox-active compounds that are released by plants and some bacteria. These compounds can generate toxic doses of O2−, and the SoxRS system acts primarily to minimize the amounts of these compounds inside the cell.Future studies should aim to determine whether the knowledge gained from studying oxidative stress in the facultative anaerobe E. coli is applicable to other organisms, such as strictly aerobic and microaerophilic bacteria.","container-title":"Nature Reviews Microbiology","DOI":"10.1038/nrmicro3032","ISSN":"1740-1534","issue":"7","journalAbbreviation":"Nat Rev Microbiol","language":"en","license":"2013 Springer Nature Limited","note":"publisher: Nature Publishing Group","page":"443-454","source":"www.nature.com","title":"The molecular mechanisms and physiological consequences of oxidative stress: lessons from a model bacterium","title-short":"The molecular mechanisms and physiological consequences of oxidative stress","volume":"11","author":[{"family":"Imlay","given":"James A."}],"issued":{"date-parts":[["2013",7]]}}}],"schema":"https://github.com/citation-style-language/schema/raw/master/csl-citation.json"} </w:instrText>
+      </w:r>
+      <w:r>
+        <w:fldChar w:fldCharType="separate"/>
+      </w:r>
+      <w:r>
+        <w:rPr>
+          <w:noProof/>
+        </w:rPr>
+        <w:t>(Imlay, 2013)</w:t>
+      </w:r>
+      <w:r>
+        <w:fldChar w:fldCharType="end"/>
+      </w:r>
+      <w:r>
+        <w:t>.</w:t>
+      </w:r>
+      <w:r>
+        <w:t xml:space="preserve"> </w:t>
+      </w:r>
+    </w:p>
+    <w:p/>
+    <w:p>
+      <w:r>
+        <w:t xml:space="preserve">Further, shifts in pathways responsible for immune regulation may decrease host immune tolerance towards the microbiome. </w:t>
+      </w:r>
+      <w:r>
+        <w:t xml:space="preserve">Rising temperatures are associated with a </w:t>
+      </w:r>
+      <w:r>
+        <w:t xml:space="preserve">decrease in </w:t>
+      </w:r>
+      <w:r>
+        <w:t xml:space="preserve">microbial </w:t>
+      </w:r>
+      <w:r>
+        <w:t xml:space="preserve">pathways that </w:t>
+      </w:r>
+      <w:r>
+        <w:t xml:space="preserve">produce metabolites known to support anti-inflammatory signaling directed from the microbiome to the host. This includes a reduction in the production of short-chain fatty acids such as butyrate and propanoate, catabolism of monosaturated fatty acids like oleate, and amino acid–derived immunomodulators including arginine degradation and ornithine biosynthesis (Fig 4E). Loss of these pathways may weaken key mechanisms that promote host immune tolerance toward gut bacteria including support of anti-inflammatory regulatory T cell activity </w:t>
+      </w:r>
+      <w:r>
+        <w:fldChar w:fldCharType="begin"/>
+      </w:r>
+      <w:r>
+        <w:instrText xml:space="preserve"> ADDIN ZOTERO_ITEM CSL_CITATION {"citationID":"oCjERRK6","properties":{"formattedCitation":"(Arpaia et al., 2013; Furusawa et al., 2013)","plainCitation":"(Arpaia et al., 2013; Furusawa et al., 2013)","noteIndex":0},"citationItems":[{"id":3266,"uris":["http://zotero.org/users/13901503/items/ZX3K6GKV"],"itemData":{"id":3266,"type":"article-journal","abstract":"In mice, provision of butyrate—a short-chain fatty acid produced by commensal microorganisms during starch fermentation—facilitates extrathymic generation and differentiation of Foxp3+ regulatory T cells, demonstrating that metabolic by-products are sensed by cells of the immune system and affect the balance between pro- and anti-inflammatory cells.","container-title":"Nature","DOI":"10.1038/nature12726","ISSN":"1476-4687","issue":"7480","language":"en","license":"2013 Springer Nature Limited","note":"publisher: Nature Publishing Group","page":"451-455","source":"www.nature.com","title":"Metabolites produced by commensal bacteria promote peripheral regulatory T-cell generation","volume":"504","author":[{"family":"Arpaia","given":"Nicholas"},{"family":"Campbell","given":"Clarissa"},{"family":"Fan","given":"Xiying"},{"family":"Dikiy","given":"Stanislav"},{"family":"Veeken","given":"Joris","non-dropping-particle":"van der"},{"family":"deRoos","given":"Paul"},{"family":"Liu","given":"Hui"},{"family":"Cross","given":"Justin R."},{"family":"Pfeffer","given":"Klaus"},{"family":"Coffer","given":"Paul J."},{"family":"Rudensky","given":"Alexander Y."}],"issued":{"date-parts":[["2013",12]]}}},{"id":3264,"uris":["http://zotero.org/users/13901503/items/8XXJ4CBR"],"itemData":{"id":3264,"type":"article-journal","abstract":"The gut microbial metabolite butyrate is shown to induce the differentiation of colonic T regulatory cells in mice and to ameliorate the development of colitis; it also increases histone H3 acetylation at the Foxp3 promoter.","container-title":"Nature","DOI":"10.1038/nature12721","ISSN":"1476-4687","issue":"7480","language":"en","license":"2013 Springer Nature Limited","note":"publisher: Nature Publishing Group","page":"446-450","source":"www.nature.com","title":"Commensal microbe-derived butyrate induces the differentiation of colonic regulatory T cells","volume":"504","author":[{"family":"Furusawa","given":"Yukihiro"},{"family":"Obata","given":"Yuuki"},{"family":"Fukuda","given":"Shinji"},{"family":"Endo","given":"Takaho A."},{"family":"Nakato","given":"Gaku"},{"family":"Takahashi","given":"Daisuke"},{"family":"Nakanishi","given":"Yumiko"},{"family":"Uetake","given":"Chikako"},{"family":"Kato","given":"Keiko"},{"family":"Kato","given":"Tamotsu"},{"family":"Takahashi","given":"Masumi"},{"family":"Fukuda","given":"Noriko N."},{"family":"Murakami","given":"Shinnosuke"},{"family":"Miyauchi","given":"Eiji"},{"family":"Hino","given":"Shingo"},{"family":"Atarashi","given":"Koji"},{"family":"Onawa","given":"Satoshi"},{"family":"Fujimura","given":"Yumiko"},{"family":"Lockett","given":"Trevor"},{"family":"Clarke","given":"Julie M."},{"family":"Topping","given":"David L."},{"family":"Tomita","given":"Masaru"},{"family":"Hori","given":"Shohei"},{"family":"Ohara","given":"Osamu"},{"family":"Morita","given":"Tatsuya"},{"family":"Koseki","given":"Haruhiko"},{"family":"Kikuchi","given":"Jun"},{"family":"Honda","given":"Kenya"},{"family":"Hase","given":"Koji"},{"family":"Ohno","given":"Hiroshi"}],"issued":{"date-parts":[["2013",12]]}}}],"schema":"https://github.com/citation-style-language/schema/raw/master/csl-citation.json"} </w:instrText>
+      </w:r>
+      <w:r>
+        <w:fldChar w:fldCharType="separate"/>
+      </w:r>
+      <w:r>
+        <w:rPr>
+          <w:noProof/>
+        </w:rPr>
+        <w:t>(Arpaia et al., 2013; Furusawa et al., 2013)</w:t>
+      </w:r>
+      <w:r>
+        <w:fldChar w:fldCharType="end"/>
+      </w:r>
+      <w:r>
+        <w:t xml:space="preserve">, suppression of pro-inflammatory cytokine signaling </w:t>
+      </w:r>
+      <w:r>
+        <w:fldChar w:fldCharType="begin"/>
+      </w:r>
+      <w:r>
+        <w:instrText xml:space="preserve"> ADDIN ZOTERO_ITEM CSL_CITATION {"citationID":"CvzFPJOA","properties":{"formattedCitation":"(Hung et al., 2023; Klampfer et al., 2003)","plainCitation":"(Hung et al., 2023; Klampfer et al., 2003)","noteIndex":0},"citationItems":[{"id":3176,"uris":["http://zotero.org/users/13901503/items/HTMPX6GE"],"itemData":{"id":3176,"type":"article-journal","abstract":"Monocytes are a major population of circulating immune cells that play a crucial role in producing pro-inflammatory cytokines in the body. The actions of monocytes are known to be influenced by the combinations and concentrations of certain fatty acids (FAs) in blood and dietary fats. However, systemic comparisons of the effects of FAs on cytokine secretion by monocytes have not be performed. In this study, we compared how six saturated FAs (SFAs), two monounsaturated FAs (MUFAs), and seven polyunsaturated FAs (PUFAs) modulate human THP-1 monocyte secretion of TNF, IL-1β, and IL-6 in the absence or presence of lipopolysaccharide. SFAs generally stimulated resting THP-1 cells to secrete pro-inflammatory cytokines, with stearic acid being the most potent species. In contrast, MUFAs and PUFAs inhibited lipopolysaccharide-induced secretion of pro-inflammatory cytokines. Interestingly, the inhibitory potentials of MUFAs and PUFAs followed U-shaped (TNF and IL-1β) or inverted U-shaped (IL-6) dose–response curves. Among the MUFAs and PUFAs that were analyzed, docosahexaenoic acid (C22:6 n-3) exhibited the largest number of double bonds and was found to be the most potent anti-inflammatory compound. Together, our findings reveal that the chemical compositions and concentrations of dietary FAs are key factors in the intricate regulation of monocyte-mediated inflammation.","container-title":"Scientific Reports","DOI":"10.1038/s41598-023-32710-5","ISSN":"2045-2322","issue":"1","journalAbbreviation":"Sci Rep","language":"en","license":"2023 The Author(s)","note":"publisher: Nature Publishing Group","page":"5511","source":"www.nature.com","title":"Dietary fatty acids differentially affect secretion of pro-inflammatory cytokines in human THP-1 monocytes","volume":"13","author":[{"family":"Hung","given":"Hao-Chang"},{"family":"Tsai","given":"Sheng-Feng"},{"family":"Chou","given":"Hsuan-Wen"},{"family":"Tsai","given":"Ming-Jun"},{"family":"Hsu","given":"Pei-Ling"},{"family":"Kuo","given":"Yu-Min"}],"issued":{"date-parts":[["2023",4,4]]}}},{"id":2208,"uris":["http://zotero.org/users/13901503/items/CGJLGGCV"],"itemData":{"id":2208,"type":"article-journal","abstract":"The short chain fatty acid butyrate promotes proliferation and survival of normal epithelial cells, but induces G1 or G2-M arrest in transformed cells, which is coupled to differentiation and apoptosis. Local administration of butyrate has been shown to ameliorate inflammation in ulcerative colitis; however, the precise mechanism of its anti-inflammatory activity is not known. IFN-γ is one of the principle cytokines secreted by lamina propria cells in inflamed mucosa and elevated levels of the transcription factor required for IFN-γ signaling, STAT1 (signal transducer and activator of transcription 1), are present in the colonic mucosa of patients with ulcerative colitis and Crohn's disease. Here we report that butyrate is a strong inhibitor of signaling by IFN-γ. We demonstrated that this short chain fatty acid inhibits IFN-γ-induced tyrosine and serine phosphorylation of STAT1. IFN-γ-induced JAK2 activation was inhibited by butyrate, implicating JAK2 as a target of butyrate action. Accordingly, STAT1 nuclear translocation and its DNA binding were completely inhibited in butyrate-treated cells. Transient transfection experiments using a reporter gene construct containing eight GAS sites (γ-activated sites) revealed that butyrate inhibits IFN-γ induced, STAT1-dependent, transcriptional activation. Proinflammatory cytokines, including IFN-γ, play an important role in the pathogenesis of inflammatory bowel disease, and abnormal activity of STAT1 is associated with human malignancies and intestinal inflammatory diseases. Thus, our data suggest that butyrate negatively regulates mucosal inflammation through the inhibition of IFN-γ/STAT1 signaling.","container-title":"Molecular Cancer Research","ISSN":"1541-7786","issue":"11","journalAbbreviation":"Molecular Cancer Research","page":"855-862","source":"Silverchair","title":"Inhibition of Interferon γ Signaling by the Short Chain Fatty Acid Butyrate1","volume":"1","author":[{"family":"Klampfer","given":"Lidija"},{"family":"Huang","given":"Jie"},{"family":"Sasazuki","given":"Takehiko"},{"family":"Shirasawa","given":"Senji"},{"family":"Augenlicht","given":"Leonard"}],"issued":{"date-parts":[["2003",9,1]]}}}],"schema":"https://github.com/citation-style-language/schema/raw/master/csl-citation.json"} </w:instrText>
+      </w:r>
+      <w:r>
+        <w:fldChar w:fldCharType="separate"/>
+      </w:r>
+      <w:r>
+        <w:rPr>
+          <w:noProof/>
+        </w:rPr>
+        <w:t>(Hung et al., 2023; Klampfer et al., 2003)</w:t>
+      </w:r>
+      <w:r>
+        <w:fldChar w:fldCharType="end"/>
+      </w:r>
+      <w:r>
+        <w:t xml:space="preserve">, and support for M2 macrophage anti-inflammatory activity </w:t>
+      </w:r>
+      <w:r>
+        <w:fldChar w:fldCharType="begin"/>
+      </w:r>
+      <w:r>
+        <w:instrText xml:space="preserve"> ADDIN ZOTERO_ITEM CSL_CITATION {"citationID":"ed86fdVL","properties":{"formattedCitation":"(Bronte &amp; Zanovello, 2005; Rath et al., 2014)","plainCitation":"(Bronte &amp; Zanovello, 2005; Rath et al., 2014)","noteIndex":0},"citationItems":[{"id":3530,"uris":["http://zotero.org/users/13901503/items/C52YCWD9"],"itemData":{"id":3530,"type":"article-journal","abstract":"An impaired balance between immature and mature myeloid cells is one of the hallmarks of seemingly unrelated pathological conditions that are associated with T-cell dysfunction.In mice, co-expression of CD11b and GR1 is associated with myeloid cells at various stages of differentiation that can inhibit T-cell activation induced by either antigen or a polyclonal stimulus. This inhibition occurs through an MHC-independent mechanism that requires cell–cell contact.These myeloid cells are known as myeloid suppressor cells (MSCs), and they partially overlap with the previously described natural suppressor cells. MSCs arise from bone marrow and other haematopoietic organs that are exposed to systemically released factors that act on myelomonocytic precursors.MSCs inhibit antigen-activated T cells by a mechanism that requires important enzymes of L-arginine metabolism, the inducible forms of nitric-oxide synthase (NOS) and arginase (ARG), NOS2 and ARG1. In mouse myeloid cells, NOS2 and ARG1are competitively regulated by T helper 1 (TH1) and TH2 cytokines, respectively.MSCs can use ARG1 and NOS2, either separately or in combination, to restrain T-cell functions. The choice is regulated by a network of signals, cytokines and receptor–ligand interactions that underlie the crosstalk between MSCs and activated T cells.NOS2 generates nitric oxide (NO), which blocks signalling from the interleukin-2 receptor. By contrast, L-arginine depletion induced by the activity of ARG1 causes downregulation of expression of the ζ-chain of CD3 and, consequently, impairment of its signalling properties.Moreover, NO and superoxide (O2−) production in MSCs generates several highly oxidizing molecules known as reactive nitrogen and oxygen species. Generation of reactive nitrogen and oxygen species regulates the contraction phase of CD8+ T cells following antigenic stimulation.The activity of ARG1 and NOS2 working in combination was recently described for CD11b+GR1+ cells from tumour-bearing mice and chronically infected mice, thereby indicating that co-expression of both enzymes could be unique to MSCs.Evidence from animal and human models indicates that the immunomodulatory role of L-arginine metabolism is important in physiological, as well as pathological, conditions, which provides the rationale for development of therapeutic compounds that control the ARG and NOS enzymatic pathways.","container-title":"Nature Reviews Immunology","DOI":"10.1038/nri1668","ISSN":"1474-1741","issue":"8","journalAbbreviation":"Nat Rev Immunol","language":"en","license":"2005 Springer Nature Limited","note":"publisher: Nature Publishing Group","page":"641-654","source":"www.nature.com","title":"Regulation of immune responses by L-arginine metabolism","volume":"5","author":[{"family":"Bronte","given":"Vincenzo"},{"family":"Zanovello","given":"Paola"}],"issued":{"date-parts":[["2005",8]]}}},{"id":3268,"uris":["http://zotero.org/users/13901503/items/7ZIYMCTV"],"itemData":{"id":3268,"type":"article-journal","abstract":"Macrophages play a major role in the immune system, both as antimicrobial effector cells and as immunoregulatory cells, which induce, suppress or modulate adaptive immune responses. These key aspects of macrophage biology are fundamentally driven by the phenotype of macrophage arginine metabolism that is prevalent in an evolving or ongoing immune response. M1 macrophages express the enzyme nitric oxide synthase, which metabolizes arginine to nitric oxide (NO) and citrulline. NO can be metabolized to further downstream reactive nitrogen species, while citrulline might be reused for efficient NO synthesis via the citrulline–NO cycle. M2 macrophages are characterized by expression of the enzyme arginase, which hydrolyzes arginine to ornithine and urea. The arginase pathway limits arginine availability for NO synthesis and ornithine itself can further feed into the important downstream pathways of polyamine and proline syntheses, which are important for cellular proliferation and tissue repair. M1 versus M2 polarization leads to opposing outcomes of inflammatory reactions, but depending on the context, M1 and M2 macrophages can be both pro- and anti-inflammatory. Notably, M1/M2 macrophage polarization can be driven by microbial infection or innate danger signals without any influence of adaptive immune cells, secondarily driving the T helper (Th)1/Th2 polarization of the evolving adaptive immune response. Since both arginine metabolic pathways cross-inhibit each other on the level of the respective arginine break-down products and Th1 and Th2 lymphocytes can drive or amplify macrophage M1/M2 dichotomy via cytokine activation, this forms the basis of a self-sustaining M1/M2 polarization of the whole immune response. Understanding the arginine metabolism of M1/M2 macrophage phenotypes is therefore central to find new possibilities to manipulate immune responses in infection, autoimmune diseases, chronic inflammatory conditions, and cancer.","container-title":"Frontiers in Immunology","DOI":"10.3389/fimmu.2014.00532","ISSN":"1664-3224","journalAbbreviation":"Front. Immunol.","language":"English","note":"publisher: Frontiers","source":"Frontiers","title":"Metabolism via Arginase or Nitric Oxide Synthase: Two Competing Arginine Pathways in Macrophages","title-short":"Metabolism via Arginase or Nitric Oxide Synthase","URL":"https://www.frontiersin.orghttps://www.frontiersin.org/journals/immunology/articles/10.3389/fimmu.2014.00532/full","volume":"5","author":[{"family":"Rath","given":"Meera"},{"family":"Müller","given":"Ingrid"},{"family":"Kropf","given":"Pascale"},{"family":"Closs","given":"Ellen I."},{"family":"Munder","given":"Markus"}],"accessed":{"date-parts":[["2025",5,9]]},"issued":{"date-parts":[["2014",10,27]]}}}],"schema":"https://github.com/citation-style-language/schema/raw/master/csl-citation.json"} </w:instrText>
+      </w:r>
+      <w:r>
+        <w:fldChar w:fldCharType="separate"/>
+      </w:r>
+      <w:r>
+        <w:rPr>
+          <w:noProof/>
+        </w:rPr>
+        <w:t>(Bronte &amp; Zanovello, 2005; Rath et al., 2014)</w:t>
+      </w:r>
+      <w:r>
+        <w:fldChar w:fldCharType="end"/>
+      </w:r>
+      <w:r>
+        <w:t xml:space="preserve">. However, these shifts are accompanied by an increase in select pathways that may help compensate for the loss of microbial immune regulation, including the synthesis of the </w:t>
+      </w:r>
+      <w:r>
+        <w:t>saturated</w:t>
+      </w:r>
+      <w:r>
+        <w:t xml:space="preserve"> </w:t>
+      </w:r>
+      <w:r>
+        <w:t>fatty acid</w:t>
+      </w:r>
+      <w:r>
+        <w:t>s</w:t>
+      </w:r>
+      <w:r>
+        <w:t xml:space="preserve"> (5Z)-</w:t>
+      </w:r>
+      <w:proofErr w:type="spellStart"/>
+      <w:r>
+        <w:t>dodecenoate</w:t>
+      </w:r>
+      <w:proofErr w:type="spellEnd"/>
+      <w:r>
+        <w:t xml:space="preserve"> and L-tryptophan biosynthesis, which leads to the production of indole derivatives that suppress pro-inflammatory cytokine signaling </w:t>
+      </w:r>
+      <w:r>
+        <w:fldChar w:fldCharType="begin"/>
+      </w:r>
+      <w:r>
+        <w:instrText xml:space="preserve"> ADDIN ZOTERO_ITEM CSL_CITATION {"citationID":"WbrfEbW1","properties":{"formattedCitation":"(Konopelski &amp; Mogilnicka, 2022)","plainCitation":"(Konopelski &amp; Mogilnicka, 2022)","noteIndex":0},"citationItems":[{"id":3532,"uris":["http://zotero.org/users/13901503/items/X4GCYZZS"],"itemData":{"id":3532,"type":"article-journal","abstract":"Actions of symbiotic gut microbiota are in dynamic balance with the host’s organism to maintain homeostasis. Many different factors have an impact on this relationship, including bacterial metabolites. Several substrates for their synthesis have been established, including tryptophan, an exogenous amino acid. Many biological processes are influenced by the action of tryptophan and its endogenous metabolites, serotonin, and melatonin. Recent research findings also provide evidence that gut bacteria-derived metabolites of tryptophan share the biological effects of their precursor. Thus, this review aims to investigate the biological actions of indole-3-propionic acid (IPA), a gut microbiota-derived metabolite of tryptophan. We searched PUBMED and Google Scholar databases to identify pre-clinical and clinical studies evaluating the impact of IPA on the health and pathophysiology of the immune, nervous, gastrointestinal and cardiovascular system in mammals. IPA exhibits a similar impact on the energetic balance and cardiovascular system to its precursor, tryptophan. Additionally, IPA has a positive impact on a cellular level, by preventing oxidative stress injury, lipoperoxidation and inhibiting synthesis of proinflammatory cytokines. Its synthesis can be diminished in the presence of different risk factors of atherosclerosis. On the other hand, protective factors, such as the introduction of a Mediterranean diet, tend to increase its plasma concentration. IPA seems to be a promising new target, linking gut health with the cardiovascular system.","container-title":"International Journal of Molecular Sciences","DOI":"10.3390/ijms23031222","ISSN":"1422-0067","issue":"3","language":"en","license":"http://creativecommons.org/licenses/by/3.0/","note":"number: 3\npublisher: Multidisciplinary Digital Publishing Institute","page":"1222","source":"www.mdpi.com","title":"Biological Effects of Indole-3-Propionic Acid, a Gut Microbiota-Derived Metabolite, and Its Precursor Tryptophan in Mammals’ Health and Disease","volume":"23","author":[{"family":"Konopelski","given":"Piotr"},{"family":"Mogilnicka","given":"Izabella"}],"issued":{"date-parts":[["2022",1]]}}}],"schema":"https://github.com/citation-style-language/schema/raw/master/csl-citation.json"} </w:instrText>
+      </w:r>
+      <w:r>
+        <w:fldChar w:fldCharType="separate"/>
+      </w:r>
+      <w:r>
+        <w:rPr>
+          <w:noProof/>
+        </w:rPr>
+        <w:t>(Konopelski &amp; Mogilnicka, 2022)</w:t>
+      </w:r>
+      <w:r>
+        <w:fldChar w:fldCharType="end"/>
+      </w:r>
+      <w:r>
+        <w:t xml:space="preserve">. </w:t>
+      </w:r>
+    </w:p>
+    <w:p/>
+    <w:p>
+      <w:pPr>
+        <w:rPr>
+          <w:u w:val="single"/>
+        </w:rPr>
+      </w:pPr>
+      <w:r>
+        <w:rPr>
+          <w:u w:val="single"/>
+        </w:rPr>
+        <w:t>Neopterin</w:t>
+      </w:r>
+      <w:r>
+        <w:rPr>
+          <w:u w:val="single"/>
+        </w:rPr>
+        <w:t xml:space="preserve"> is </w:t>
+      </w:r>
+      <w:r>
+        <w:rPr>
+          <w:u w:val="single"/>
+        </w:rPr>
+        <w:t>associated</w:t>
+      </w:r>
+      <w:r>
+        <w:rPr>
+          <w:u w:val="single"/>
+        </w:rPr>
+        <w:t xml:space="preserve"> </w:t>
+      </w:r>
+      <w:r>
+        <w:rPr>
+          <w:u w:val="single"/>
+        </w:rPr>
+        <w:t xml:space="preserve">with </w:t>
+      </w:r>
+      <w:r>
+        <w:rPr>
+          <w:u w:val="single"/>
+        </w:rPr>
+        <w:t xml:space="preserve">the gut microbiome’s </w:t>
+      </w:r>
+      <w:r>
+        <w:rPr>
+          <w:u w:val="single"/>
+        </w:rPr>
+        <w:t>relationship with</w:t>
+      </w:r>
+      <w:r>
+        <w:rPr>
+          <w:u w:val="single"/>
+        </w:rPr>
+        <w:t xml:space="preserve"> temperature</w:t>
       </w:r>
     </w:p>
     <w:p>
       <w:r>
-        <w:t>Ou</w:t>
-      </w:r>
-      <w:r>
-        <w:t>r study aims to (1) assess the influence of temperature on microbiome composition</w:t>
-      </w:r>
-      <w:r>
-        <w:t xml:space="preserve"> and </w:t>
+        <w:rPr>
+          <w:i/>
+          <w:iCs/>
+        </w:rPr>
+        <w:t>Community-level</w:t>
+      </w:r>
+      <w:r>
+        <w:rPr>
+          <w:i/>
+          <w:iCs/>
+        </w:rPr>
+        <w:t xml:space="preserve"> results</w:t>
+      </w:r>
+    </w:p>
+    <w:p>
+      <w:r>
+        <w:t>To assess if neopterin concentration is associated with the gut microbiome’s relationship with temperature we compared the temperature model that included</w:t>
+      </w:r>
+      <w:r>
+        <w:t xml:space="preserve"> known predictors of microbiome composition</w:t>
+      </w:r>
+      <w:r>
+        <w:t xml:space="preserve"> plus temperature to a model that included the baseline predictors </w:t>
+      </w:r>
+      <w:r>
+        <w:t>and</w:t>
+      </w:r>
+      <w:r>
+        <w:t xml:space="preserve"> an interaction effect between temperature and neopterin. </w:t>
+      </w:r>
+      <w:r>
+        <w:t>For taxonomic composition, the interaction model fits best for all three principal components</w:t>
+      </w:r>
+      <w:r>
+        <w:t xml:space="preserve"> </w:t>
+      </w:r>
+      <w:r>
+        <w:t>accounting for at least 98% of the model weight</w:t>
+      </w:r>
+      <w:r>
+        <w:t xml:space="preserve"> </w:t>
+      </w:r>
+      <w:r>
+        <w:t>(Fig 5B).</w:t>
+      </w:r>
+      <w:r>
+        <w:t xml:space="preserve"> </w:t>
+      </w:r>
+      <w:r>
+        <w:t>Principal component 1 is the only component with reliable confidence intervals (i.e., 95% CIs do not cross zero)</w:t>
+      </w:r>
+      <w:r>
+        <w:t xml:space="preserve"> </w:t>
+      </w:r>
+      <w:r>
+        <w:t>(Fig 5</w:t>
+      </w:r>
+      <w:r>
+        <w:t>As</w:t>
+      </w:r>
+      <w:r>
+        <w:t>) and accounts for the greatest proportion of variance among all principal components. This result, combined with the high model weight for all principal components, suggests that neopterin concentration is associated with the relationship between beta diversity and temperature.</w:t>
+      </w:r>
+      <w:r>
+        <w:t xml:space="preserve"> In contrast, the temperature model fits best for both alpha diversity metrics accounting for at least 86% of the model weight. Th</w:t>
+      </w:r>
+      <w:r>
+        <w:t>ese</w:t>
+      </w:r>
+      <w:r>
+        <w:t xml:space="preserve"> results combined with the </w:t>
+      </w:r>
+      <w:r>
+        <w:t>s</w:t>
+      </w:r>
+      <w:r>
+        <w:t xml:space="preserve">mall effect sizes </w:t>
+      </w:r>
+      <w:r>
+        <w:t>(</w:t>
+      </w:r>
+      <w:r>
+        <w:t xml:space="preserve">Shannon </w:t>
+      </w:r>
+      <w:r>
+        <w:t>β</w:t>
+      </w:r>
+      <w:r>
+        <w:rPr>
+          <w:vertAlign w:val="subscript"/>
+        </w:rPr>
+        <w:t>temp*neopterin</w:t>
+      </w:r>
+      <w:r>
+        <w:t xml:space="preserve"> = -0.</w:t>
+      </w:r>
+      <w:r>
+        <w:t>10</w:t>
+      </w:r>
+      <w:r>
+        <w:t xml:space="preserve">, Observed </w:t>
+      </w:r>
+      <w:r>
+        <w:t>β</w:t>
+      </w:r>
+      <w:r>
+        <w:rPr>
+          <w:vertAlign w:val="subscript"/>
+        </w:rPr>
+        <w:t>temp</w:t>
+      </w:r>
+      <w:r>
+        <w:rPr>
+          <w:vertAlign w:val="subscript"/>
+        </w:rPr>
+        <w:t>*neopterin</w:t>
+      </w:r>
+      <w:r>
+        <w:t xml:space="preserve"> = -0.</w:t>
+      </w:r>
+      <w:r>
+        <w:t xml:space="preserve">13) </w:t>
+      </w:r>
+      <w:r>
+        <w:t>and unreliable confidence intervals for both alpha diversity indices</w:t>
+      </w:r>
+      <w:r>
+        <w:t xml:space="preserve"> (Fig 5</w:t>
+      </w:r>
+      <w:r>
+        <w:t>A</w:t>
+      </w:r>
+      <w:r>
+        <w:t>)</w:t>
+      </w:r>
+      <w:r>
+        <w:t xml:space="preserve"> </w:t>
+      </w:r>
+      <w:r>
+        <w:t>suggest that the relationship between alpha diversity and temperature is independent of neopterin concentration.</w:t>
+      </w:r>
+    </w:p>
+    <w:p/>
+    <w:p>
+      <w:r>
+        <w:t xml:space="preserve">For </w:t>
+      </w:r>
+      <w:r>
+        <w:t>functional</w:t>
+      </w:r>
+      <w:r>
+        <w:t xml:space="preserve"> composition</w:t>
+      </w:r>
+      <w:r>
+        <w:t xml:space="preserve">, </w:t>
+      </w:r>
+      <w:r>
+        <w:t xml:space="preserve">the interaction model fits best for all three principal components and observed </w:t>
+      </w:r>
+      <w:r>
+        <w:t>pathways</w:t>
+      </w:r>
+      <w:r>
+        <w:t xml:space="preserve"> accounting for at least 98% of the model weight</w:t>
+      </w:r>
+      <w:r>
+        <w:t>,</w:t>
+      </w:r>
+      <w:r>
+        <w:t xml:space="preserve"> while the temperature model fits best for Shannon’s diversity accounting for 63% of the model weight (Fig 5B</w:t>
+      </w:r>
+      <w:r>
+        <w:t>s</w:t>
+      </w:r>
+      <w:r>
+        <w:t>).</w:t>
+      </w:r>
+      <w:r>
+        <w:t xml:space="preserve"> Even thoug</w:t>
+      </w:r>
+      <w:r>
+        <w:t xml:space="preserve">h Principal component 3 is the only component with reliable confidence intervals, the </w:t>
+      </w:r>
+      <w:r>
+        <w:t xml:space="preserve">large </w:t>
+      </w:r>
+      <w:r>
+        <w:t xml:space="preserve">effect </w:t>
+      </w:r>
+      <w:r>
+        <w:t>sizes</w:t>
+      </w:r>
+      <w:r>
+        <w:t xml:space="preserve"> for all three components</w:t>
+      </w:r>
+      <w:r>
+        <w:t xml:space="preserve"> </w:t>
+      </w:r>
+      <w:r>
+        <w:t>(</w:t>
+      </w:r>
+      <w:r>
+        <w:t xml:space="preserve">PC1 </w:t>
+      </w:r>
+      <w:r>
+        <w:t>β</w:t>
+      </w:r>
+      <w:r>
+        <w:rPr>
+          <w:vertAlign w:val="subscript"/>
+        </w:rPr>
+        <w:t>temp*neopterin</w:t>
+      </w:r>
+      <w:r>
+        <w:t xml:space="preserve"> = </w:t>
+      </w:r>
+      <w:r>
+        <w:t>17.60</w:t>
+      </w:r>
+      <w:r>
+        <w:t xml:space="preserve">, </w:t>
+      </w:r>
+      <w:r>
+        <w:t>PC2</w:t>
+      </w:r>
+      <w:r>
+        <w:t xml:space="preserve"> </w:t>
+      </w:r>
+      <w:r>
+        <w:t>β</w:t>
+      </w:r>
+      <w:r>
+        <w:rPr>
+          <w:vertAlign w:val="subscript"/>
+        </w:rPr>
+        <w:t>temp*neopterin</w:t>
+      </w:r>
+      <w:r>
+        <w:t xml:space="preserve"> = -</w:t>
+      </w:r>
+      <w:r>
+        <w:t xml:space="preserve">7.66, PC3 </w:t>
+      </w:r>
+      <w:r>
+        <w:t>β</w:t>
+      </w:r>
+      <w:r>
+        <w:rPr>
+          <w:vertAlign w:val="subscript"/>
+        </w:rPr>
+        <w:t>temp*neopterin</w:t>
+      </w:r>
+      <w:r>
+        <w:t xml:space="preserve"> =</w:t>
+      </w:r>
+      <w:r>
+        <w:t xml:space="preserve"> -11.44</w:t>
+      </w:r>
+      <w:r>
+        <w:t xml:space="preserve">) </w:t>
+      </w:r>
+      <w:r>
+        <w:t xml:space="preserve"> </w:t>
+      </w:r>
+      <w:r>
+        <w:t xml:space="preserve">plus the model weights </w:t>
+      </w:r>
+      <w:r>
+        <w:t>suggest that neopterin concentration is associated with the relationship between</w:t>
+      </w:r>
+      <w:r>
+        <w:t xml:space="preserve"> functional</w:t>
+      </w:r>
+      <w:r>
+        <w:t xml:space="preserve"> beta diversity and temperature.</w:t>
+      </w:r>
+      <w:r>
+        <w:t xml:space="preserve"> The effect size and model weight for observed pathways</w:t>
+      </w:r>
+      <w:r>
+        <w:t xml:space="preserve"> (</w:t>
+      </w:r>
+      <w:r>
+        <w:t xml:space="preserve">Observed </w:t>
+      </w:r>
+      <w:r>
+        <w:t>β</w:t>
+      </w:r>
+      <w:r>
+        <w:rPr>
+          <w:vertAlign w:val="subscript"/>
+        </w:rPr>
+        <w:t>temp*neopterin</w:t>
+      </w:r>
+      <w:r>
+        <w:t xml:space="preserve"> = </w:t>
+      </w:r>
+      <w:r>
+        <w:t xml:space="preserve">72.78) </w:t>
+      </w:r>
+      <w:r>
+        <w:t xml:space="preserve">suggest that neopterin may be associated with the relationship between the total number of distinct metabolic pathways and </w:t>
+      </w:r>
+      <w:r>
+        <w:lastRenderedPageBreak/>
+        <w:t>temperature</w:t>
+      </w:r>
+      <w:r>
+        <w:t xml:space="preserve">. </w:t>
+      </w:r>
+      <w:r>
+        <w:t>However, it is unlikely that neopterin is associated with the relationship between temperature and functional even</w:t>
+      </w:r>
+      <w:r>
+        <w:t>n</w:t>
+      </w:r>
+      <w:r>
+        <w:t>ess due to the small effect size</w:t>
+      </w:r>
+      <w:r>
+        <w:t xml:space="preserve"> </w:t>
+      </w:r>
+      <w:r>
+        <w:t>(</w:t>
+      </w:r>
+      <w:r>
+        <w:t>Shannon</w:t>
+      </w:r>
+      <w:r>
+        <w:t xml:space="preserve"> </w:t>
+      </w:r>
+      <w:r>
+        <w:t>β</w:t>
+      </w:r>
+      <w:r>
+        <w:rPr>
+          <w:vertAlign w:val="subscript"/>
+        </w:rPr>
+        <w:t>temp*neopterin</w:t>
+      </w:r>
+      <w:r>
+        <w:t xml:space="preserve"> = </w:t>
+      </w:r>
+      <w:r>
+        <w:t>0.46</w:t>
+      </w:r>
+      <w:r>
+        <w:t>)</w:t>
+      </w:r>
+      <w:r>
+        <w:t xml:space="preserve">, unreliable confidence intervals, and model weight for Shannon’s diversity. </w:t>
+      </w:r>
+    </w:p>
+    <w:p/>
+    <w:p>
+      <w:pPr>
+        <w:rPr>
+          <w:i/>
+          <w:iCs/>
+        </w:rPr>
+      </w:pPr>
+      <w:bookmarkStart w:id="0" w:name="OLE_LINK1"/>
+      <w:r>
+        <w:rPr>
+          <w:i/>
+          <w:iCs/>
+        </w:rPr>
+        <w:t>Taxonomic and metabolic pathway results</w:t>
+      </w:r>
+    </w:p>
+    <w:p>
+      <w:r>
+        <w:t>Neopterin concentration is also associated with the relationship between</w:t>
+      </w:r>
+      <w:r>
+        <w:t xml:space="preserve"> </w:t>
+      </w:r>
+      <w:r>
+        <w:t>temperature and the abundance of individual taxa. The same model comparison approach used for the community-level analysis shows that the interaction model accounts for more than 50% of the model weight for 2</w:t>
+      </w:r>
+      <w:r>
+        <w:t>0</w:t>
+      </w:r>
+      <w:r>
+        <w:t xml:space="preserve"> out of the 93 individual taxa associated with temperature (</w:t>
+      </w:r>
+      <w:r>
+        <w:t>Sup Table</w:t>
+      </w:r>
+      <w:r>
+        <w:t xml:space="preserve">). Among these taxa, </w:t>
+      </w:r>
+      <w:r>
+        <w:t>6</w:t>
+      </w:r>
+      <w:r>
+        <w:t xml:space="preserve"> are families and 14 are genera, with most of the taxa representing two phyla Firmicutes (1</w:t>
+      </w:r>
+      <w:r>
+        <w:t>2</w:t>
+      </w:r>
+      <w:r>
+        <w:t xml:space="preserve"> taxa) and </w:t>
       </w:r>
       <w:proofErr w:type="spellStart"/>
       <w:r>
-        <w:t>metaboic</w:t>
+        <w:t>Bacteroidota</w:t>
       </w:r>
       <w:proofErr w:type="spellEnd"/>
       <w:r>
-        <w:t xml:space="preserve"> function</w:t>
-      </w:r>
-      <w:r>
-        <w:t xml:space="preserve"> in a wild primate population and (2) examine how gut microbiome response to temperature is related to host immunity</w:t>
-      </w:r>
-      <w:r>
-        <w:t>….</w:t>
+        <w:t xml:space="preserve"> (5 taxa). To interpret the interaction effect, we plotted the relationship between abundance and temperature across </w:t>
+      </w:r>
+      <w:r>
+        <w:t>three</w:t>
+      </w:r>
+      <w:r>
+        <w:t xml:space="preserve"> discrete ranges of neopterin values</w:t>
+      </w:r>
+      <w:r>
+        <w:t xml:space="preserve"> (Fig 5)</w:t>
+      </w:r>
+      <w:r>
+        <w:t xml:space="preserve">. These results indicate </w:t>
+      </w:r>
+      <w:r>
+        <w:t>two</w:t>
+      </w:r>
+      <w:r>
+        <w:t xml:space="preserve"> distinct effects: </w:t>
+      </w:r>
+      <w:r>
+        <w:t xml:space="preserve">(1) </w:t>
+      </w:r>
+      <w:r>
+        <w:t>the relationship between temperature and abundance becomes more negative (i.e. the slopes decrease)</w:t>
+      </w:r>
+      <w:r>
+        <w:t xml:space="preserve"> at higher neopterin concentrations </w:t>
+      </w:r>
+      <w:r>
+        <w:t>(Fig 4A),</w:t>
+      </w:r>
+      <w:r>
+        <w:t xml:space="preserve"> </w:t>
+      </w:r>
+      <w:r>
+        <w:t>(2)</w:t>
+      </w:r>
+      <w:r>
+        <w:t xml:space="preserve"> </w:t>
+      </w:r>
+      <w:r>
+        <w:t>the relationship between temperature and abundance becomes more</w:t>
+      </w:r>
+      <w:r>
+        <w:t xml:space="preserve"> </w:t>
+      </w:r>
+      <w:r>
+        <w:t>positive (i.e. the slopes increase)</w:t>
+      </w:r>
+      <w:r>
+        <w:t xml:space="preserve"> at higher </w:t>
+      </w:r>
+      <w:r>
+        <w:t>neopterin concentrations</w:t>
+      </w:r>
+      <w:r>
+        <w:t xml:space="preserve"> </w:t>
+      </w:r>
+      <w:r>
+        <w:t>(Fig 4B &amp; C).</w:t>
+      </w:r>
+      <w:r>
+        <w:t xml:space="preserve"> </w:t>
+      </w:r>
+      <w:r>
+        <w:t xml:space="preserve">There are two patterns of increasing slopes: one where a positive slope becomes steeper </w:t>
+      </w:r>
+      <w:r>
+        <w:t xml:space="preserve">when </w:t>
+      </w:r>
+      <w:r>
+        <w:t>neopterin</w:t>
+      </w:r>
+      <w:r>
+        <w:t xml:space="preserve"> is high</w:t>
+      </w:r>
+      <w:r>
+        <w:t>, and another where a negative slope shifts to positive when neopterin is high</w:t>
+      </w:r>
+      <w:r>
+        <w:t xml:space="preserve">. </w:t>
+      </w:r>
+      <w:r>
+        <w:t xml:space="preserve">The majority of taxa (12 out of 20) </w:t>
+      </w:r>
+      <w:r>
+        <w:t xml:space="preserve">exhibit decreasing slopes as neopterin increases. </w:t>
+      </w:r>
+      <w:r>
+        <w:t xml:space="preserve">These effects likely reflect how taxonomic response to rising temperatures influences intestinal macrophage activity, while intestinal immunity simultaneously shapes </w:t>
+      </w:r>
+      <w:r>
+        <w:t xml:space="preserve">the </w:t>
+      </w:r>
+      <w:r>
+        <w:t>taxonomic response to temperature.</w:t>
       </w:r>
     </w:p>
     <w:p/>
     <w:p/>
     <w:p>
       <w:r>
-        <w:t xml:space="preserve">Interactions between these systems have been </w:t>
-      </w:r>
-      <w:proofErr w:type="spellStart"/>
-      <w:r>
-        <w:t>extensilve</w:t>
-      </w:r>
-      <w:proofErr w:type="spellEnd"/>
-      <w:r>
-        <w:t xml:space="preserve"> </w:t>
-      </w:r>
-      <w:proofErr w:type="spellStart"/>
-      <w:r>
-        <w:t>expored</w:t>
-      </w:r>
-      <w:proofErr w:type="spellEnd"/>
-      <w:r>
-        <w:t xml:space="preserve"> in clinical research but no research look s at how this function sin a while system in response to a natural temperature gradient</w:t>
+        <w:t>Neopterin concentration is also associated with the relationship between</w:t>
+      </w:r>
+      <w:r>
+        <w:t xml:space="preserve"> </w:t>
+      </w:r>
+      <w:r>
+        <w:t xml:space="preserve">temperature and the abundance of </w:t>
+      </w:r>
+      <w:r>
+        <w:t>individual metabolic pathways</w:t>
+      </w:r>
+      <w:r>
+        <w:t>.</w:t>
+      </w:r>
+      <w:r>
+        <w:t xml:space="preserve"> The interaction model f</w:t>
+      </w:r>
+      <w:r>
+        <w:t>it</w:t>
+      </w:r>
+      <w:r>
+        <w:t xml:space="preserve"> better for 65 out of 116 pathways tested, </w:t>
+      </w:r>
+      <w:r>
+        <w:t>accounting for more than 50% of the model weight</w:t>
+      </w:r>
+      <w:r>
+        <w:t xml:space="preserve"> (Supp table). </w:t>
+      </w:r>
+      <w:r>
+        <w:t xml:space="preserve">To interpret the interaction effect, we plotted the relationship between abundance and temperature across </w:t>
+      </w:r>
+      <w:r>
+        <w:t>two</w:t>
+      </w:r>
+      <w:r>
+        <w:t xml:space="preserve"> discrete ranges of neopterin values.</w:t>
+      </w:r>
+      <w:r>
+        <w:t xml:space="preserve"> </w:t>
+      </w:r>
+      <w:r>
+        <w:t>These results indicate the same two effects as the taxonomic analysis (1) where slopes increase at higher neopterin and (2) where slopes decrease (Fig 5)</w:t>
+      </w:r>
+      <w:r>
+        <w:t xml:space="preserve">. </w:t>
+      </w:r>
+      <w:r>
+        <w:t>There are two patterns of increasing slopes: one where a positive slope becomes steeper when neopterin is high, and another where a negative slope shifts to positive when neopterin is high.</w:t>
+      </w:r>
+      <w:r>
+        <w:t xml:space="preserve"> There are three patterns of decreasing slopes, </w:t>
+      </w:r>
+      <w:r>
+        <w:t xml:space="preserve">one where a </w:t>
+      </w:r>
+      <w:r>
+        <w:t>negative</w:t>
+      </w:r>
+      <w:r>
+        <w:t xml:space="preserve"> slope becomes steeper</w:t>
+      </w:r>
+      <w:r>
+        <w:t xml:space="preserve">, </w:t>
+      </w:r>
+      <w:r>
+        <w:t xml:space="preserve">another where a </w:t>
+      </w:r>
+      <w:r>
+        <w:t>positive</w:t>
+      </w:r>
+      <w:r>
+        <w:t xml:space="preserve"> slope shifts to </w:t>
+      </w:r>
+      <w:r>
+        <w:t xml:space="preserve">negative, and one where a positive slope becomes less positive. </w:t>
+      </w:r>
+      <w:r>
+        <w:t xml:space="preserve">Similar to the taxonomic analysis these effects likely reflect how metabolic response to rising temperatures may influence intestinal immunity and how intestinal immunity simultaneously affects metabolic response to temperature.  </w:t>
       </w:r>
     </w:p>
-    <w:p/>
+    <w:bookmarkEnd w:id="0"/>
     <w:p/>
     <w:p>
       <w:r>
-        <w:t xml:space="preserve">This study highlights the crucial role of temperature in shaping </w:t>
-      </w:r>
-      <w:proofErr w:type="spellStart"/>
-      <w:r>
-        <w:t>essneital</w:t>
-      </w:r>
-      <w:proofErr w:type="spellEnd"/>
-      <w:r>
-        <w:t xml:space="preserve"> gut </w:t>
-      </w:r>
-      <w:proofErr w:type="spellStart"/>
-      <w:r>
-        <w:t>micobiome</w:t>
-      </w:r>
-      <w:proofErr w:type="spellEnd"/>
-      <w:r>
-        <w:t xml:space="preserve"> functions in wild endotherms and illustrates how temperature may affect the relationship between the gut microbiome and host immunity by impacting interactions in the gut-immune axis. Our results also offer crucial insight into how rising temperatures due to climate change may affect wild animals through changes in the microbiome and their relationship with host immunity.</w:t>
-      </w:r>
-    </w:p>
-    <w:p/>
-    <w:p/>
-    <w:p>
-      <w:r>
-        <w:t xml:space="preserve">Methods: </w:t>
-      </w:r>
-    </w:p>
-    <w:p/>
-    <w:p>
-      <w:r>
-        <w:t xml:space="preserve">Results: </w:t>
+        <w:t xml:space="preserve">Discussion: </w:t>
       </w:r>
     </w:p>
     <w:p>
@@ -1567,1866 +3147,141 @@
         <w:rPr>
           <w:u w:val="single"/>
         </w:rPr>
-        <w:t>Gut microbiome</w:t>
+        <w:t xml:space="preserve">Gut microbiome </w:t>
       </w:r>
       <w:r>
         <w:rPr>
           <w:u w:val="single"/>
         </w:rPr>
-        <w:t xml:space="preserve"> taxonomic and metabolic functional</w:t>
+        <w:t>response to</w:t>
       </w:r>
       <w:r>
         <w:rPr>
           <w:u w:val="single"/>
         </w:rPr>
-        <w:t xml:space="preserve"> composition is </w:t>
-      </w:r>
-      <w:r>
-        <w:rPr>
-          <w:u w:val="single"/>
-        </w:rPr>
-        <w:t>related to temperature</w:t>
+        <w:t xml:space="preserve"> temperature</w:t>
       </w:r>
     </w:p>
     <w:p>
       <w:r>
-        <w:rPr>
-          <w:i/>
-          <w:iCs/>
-        </w:rPr>
-        <w:t>Community-level</w:t>
-      </w:r>
-      <w:r>
-        <w:rPr>
-          <w:i/>
-          <w:iCs/>
-        </w:rPr>
-        <w:t xml:space="preserve"> results</w:t>
-      </w:r>
-    </w:p>
-    <w:p>
-      <w:r>
-        <w:tab/>
-        <w:t xml:space="preserve">We found a strong relationship between temperature and both taxonomic and functional community-level diversity metrics. </w:t>
-      </w:r>
-      <w:r>
-        <w:t xml:space="preserve">To assess this relationship, we compared a baseline model that accounted for known predictors of microbiome composition (sex, social group, diet, and season) to a model that included both the baseline predictors and temperature. For taxonomic community composition, the temperature model was the best fit for all community-level indices, accounting for 100% of the model weight for all principal component axes and alpha diversity metrics (Fig 1B). </w:t>
-      </w:r>
-      <w:r>
-        <w:t xml:space="preserve">The strong relationship between temperature and principal coordinate axes 1–3 suggests that temperature drives shifts in taxonomic composition </w:t>
-      </w:r>
-      <w:r>
-        <w:t xml:space="preserve">that are </w:t>
-      </w:r>
-      <w:r>
-        <w:t>substantial enough to</w:t>
-      </w:r>
-      <w:r>
-        <w:t xml:space="preserve"> affect community-level</w:t>
-      </w:r>
-      <w:r>
-        <w:t xml:space="preserve"> beta diversity.</w:t>
-      </w:r>
-      <w:r>
-        <w:t xml:space="preserve"> Both</w:t>
-      </w:r>
-      <w:r>
-        <w:t xml:space="preserve"> alpha diversity indices show a reliable negative relationship with temperature (Shannon </w:t>
-      </w:r>
-      <w:r>
-        <w:t>β</w:t>
-      </w:r>
-      <w:r>
-        <w:rPr>
-          <w:vertAlign w:val="subscript"/>
-        </w:rPr>
-        <w:t>temp</w:t>
-      </w:r>
-      <w:r>
-        <w:t xml:space="preserve"> = -0.49, Observed </w:t>
-      </w:r>
-      <w:r>
-        <w:t>β</w:t>
-      </w:r>
-      <w:r>
-        <w:rPr>
-          <w:vertAlign w:val="subscript"/>
-        </w:rPr>
-        <w:t>temp</w:t>
-      </w:r>
-      <w:r>
-        <w:t xml:space="preserve"> = -0.49)(Fig 1A)</w:t>
+        <w:t>T</w:t>
+      </w:r>
+      <w:r>
+        <w:t xml:space="preserve">he </w:t>
+      </w:r>
+      <w:r>
+        <w:t>g</w:t>
+      </w:r>
+      <w:r>
+        <w:t>ut microbiome</w:t>
+      </w:r>
+      <w:r>
+        <w:t>’s response</w:t>
+      </w:r>
+      <w:r>
+        <w:t xml:space="preserve"> </w:t>
+      </w:r>
+      <w:r>
+        <w:t>to</w:t>
+      </w:r>
+      <w:r>
+        <w:t xml:space="preserve"> high temperatures may affect its role in conferring colonization resistance— the ability to protect the host from exogenous pathogens.</w:t>
+      </w:r>
+      <w:r>
+        <w:t xml:space="preserve"> </w:t>
+      </w:r>
+      <w:r>
+        <w:t>Colonization resistance arises from direct competition with pathogens for resources and microbial support for host immun</w:t>
+      </w:r>
+      <w:r>
+        <w:t xml:space="preserve">ity </w:t>
+      </w:r>
+      <w:r>
+        <w:fldChar w:fldCharType="begin"/>
+      </w:r>
+      <w:r>
+        <w:instrText xml:space="preserve"> ADDIN ZOTERO_ITEM CSL_CITATION {"citationID":"BOTDPuFp","properties":{"formattedCitation":"(Caballero-Flores et al., 2023)","plainCitation":"(Caballero-Flores et al., 2023)","noteIndex":0},"citationItems":[{"id":1527,"uris":["http://zotero.org/users/13901503/items/2LNX23SB"],"itemData":{"id":1527,"type":"article-journal","abstract":"A dense and diverse microbial community inhabits the gut and many epithelial surfaces. Referred to as the microbiota, it co-evolved with the host and is beneficial for many host physiological processes. A major function of these symbiotic microorganisms is protection against pathogen colonization and overgrowth of indigenous pathobionts. Dysbiosis of the normal microbial community increases the risk of pathogen infection and overgrowth of harmful pathobionts. The protective mechanisms conferred by the microbiota are complex and include competitive microbial–microbial interactions and induction of host immune responses. Pathogens, in turn, have evolved multiple strategies to subvert colonization resistance conferred by the microbiota. Understanding the mechanisms by which microbial symbionts limit pathogen colonization should guide the development of new therapeutic approaches to prevent or treat disease.","container-title":"Nature Reviews Microbiology","DOI":"10.1038/s41579-022-00833-7","ISSN":"1740-1534","issue":"6","journalAbbreviation":"Nat Rev Microbiol","language":"en","license":"2022 Springer Nature Limited","note":"publisher: Nature Publishing Group","page":"347-360","source":"www.nature.com","title":"Microbiota-mediated colonization resistance: mechanisms and regulation","title-short":"Microbiota-mediated colonization resistance","volume":"21","author":[{"family":"Caballero-Flores","given":"Gustavo"},{"family":"Pickard","given":"Joseph M."},{"family":"Núñez","given":"Gabriel"}],"issued":{"date-parts":[["2023",6]]}}}],"schema":"https://github.com/citation-style-language/schema/raw/master/csl-citation.json"} </w:instrText>
+      </w:r>
+      <w:r>
+        <w:fldChar w:fldCharType="separate"/>
+      </w:r>
+      <w:r>
+        <w:rPr>
+          <w:noProof/>
+        </w:rPr>
+        <w:t>(Caballero-Flores et al., 2023)</w:t>
+      </w:r>
+      <w:r>
+        <w:fldChar w:fldCharType="end"/>
+      </w:r>
+      <w:r>
+        <w:t>.</w:t>
+      </w:r>
+      <w:r>
+        <w:t xml:space="preserve"> </w:t>
+      </w:r>
+      <w:r>
+        <w:t xml:space="preserve">Community-level analysis </w:t>
+      </w:r>
+      <w:r>
+        <w:t>reveals</w:t>
+      </w:r>
+      <w:r>
+        <w:t xml:space="preserve"> that </w:t>
+      </w:r>
+      <w:r>
+        <w:t>taxonomic alpha diversity</w:t>
+      </w:r>
+      <w:r>
+        <w:t xml:space="preserve"> d</w:t>
+      </w:r>
+      <w:r>
+        <w:t>eclines with increasing temperature</w:t>
+      </w:r>
+      <w:r>
+        <w:t xml:space="preserve">s </w:t>
+      </w:r>
+      <w:r>
+        <w:t>(Fig 2)</w:t>
+      </w:r>
+      <w:r>
+        <w:t xml:space="preserve">, </w:t>
+      </w:r>
+      <w:r>
+        <w:t>suggesting that heat may impair the gut microbiome’s ability to confer colonization</w:t>
+      </w:r>
+      <w:r>
+        <w:t xml:space="preserve"> by reducing the diversity of taxa that compete with pathogens </w:t>
+      </w:r>
+      <w:r>
+        <w:fldChar w:fldCharType="begin"/>
+      </w:r>
+      <w:r>
+        <w:instrText xml:space="preserve"> ADDIN ZOTERO_ITEM CSL_CITATION {"citationID":"t7jhlu8l","properties":{"formattedCitation":"(Spragge et al., 2023)","plainCitation":"(Spragge et al., 2023)","noteIndex":0},"citationItems":[{"id":1008,"uris":["http://zotero.org/users/13901503/items/5W73TYRF"],"itemData":{"id":1008,"type":"article-journal","abstract":"The human gut microbiome plays an important role in resisting colonization of the host by pathogens, but we lack the ability to predict which communities will be protective. We studied how human gut bacteria influence colonization of two major bacterial pathogens, both in vitro and in gnotobiotic mice. Whereas single species alone had negligible effects, colonization resistance greatly increased with community diversity. Moreover, this community-level resistance rested critically upon certain species being present. We explained these ecological patterns through the collective ability of resistant communities to consume nutrients that overlap with those used by the pathogen. Furthermore, we applied our findings to successfully predict communities that resist a novel target strain. Our work provides a reason why microbiome diversity is beneficial and suggests a route for the rational design of pathogen-resistant communities.","container-title":"Science","DOI":"10.1126/science.adj3502","issue":"6676","note":"publisher: American Association for the Advancement of Science","page":"eadj3502","source":"science.org (Atypon)","title":"Microbiome diversity protects against pathogens by nutrient blocking","volume":"382","author":[{"family":"Spragge","given":"Frances"},{"family":"Bakkeren","given":"Erik"},{"family":"Jahn","given":"Martin T."},{"family":"B. N. Araujo","given":"Elizete"},{"family":"Pearson","given":"Claire F."},{"family":"Wang","given":"Xuedan"},{"family":"Pankhurst","given":"Louise"},{"family":"Cunrath","given":"Olivier"},{"family":"Foster","given":"Kevin R."}],"issued":{"date-parts":[["2023",12,15]]}}}],"schema":"https://github.com/citation-style-language/schema/raw/master/csl-citation.json"} </w:instrText>
+      </w:r>
+      <w:r>
+        <w:fldChar w:fldCharType="separate"/>
+      </w:r>
+      <w:r>
+        <w:rPr>
+          <w:noProof/>
+        </w:rPr>
+        <w:t>(Spragge et al., 2023)</w:t>
+      </w:r>
+      <w:r>
+        <w:fldChar w:fldCharType="end"/>
       </w:r>
       <w:r>
         <w:t xml:space="preserve">. </w:t>
       </w:r>
       <w:r>
-        <w:t>Even though the effect size for all alpha diversity indices is smaller compared to the principal components, alpha diversity reliably declines with increasing temperatures (Fig 2). Since Shannon’s diversity account for community evenness and observed richness reflects the total number of ASV’s, this suggests that higher temperatures are associated with reductions in both overall levels of taxonomic diversity and evenness.</w:t>
-      </w:r>
-      <w:r>
-        <w:t xml:space="preserve"> </w:t>
-      </w:r>
-    </w:p>
-    <w:p>
-      <w:pPr>
-        <w:ind w:firstLine="720"/>
-      </w:pPr>
-      <w:r>
-        <w:t>For community-level metabolic functional composition, the temperature model was the best fit for all three principal component axes and the total number of observed pathways, accounting for over 96% of the model weight. In contrast,</w:t>
-      </w:r>
-      <w:r>
-        <w:t xml:space="preserve"> </w:t>
-      </w:r>
-      <w:r>
-        <w:t>the baseline model was the best fit</w:t>
-      </w:r>
-      <w:r>
-        <w:t xml:space="preserve"> for </w:t>
+        <w:t>H</w:t>
+      </w:r>
+      <w:r>
+        <w:t xml:space="preserve">igh temperatures are also associated with the decline of </w:t>
       </w:r>
       <w:r>
         <w:lastRenderedPageBreak/>
-        <w:t>Shannon’s diversity</w:t>
-      </w:r>
-      <w:r>
-        <w:t xml:space="preserve"> accounting for 7</w:t>
-      </w:r>
-      <w:r>
-        <w:t>7</w:t>
-      </w:r>
-      <w:r>
-        <w:t>% of the model weight (Fig. 1D).</w:t>
-      </w:r>
-      <w:r>
-        <w:t xml:space="preserve"> Therefore, t</w:t>
-      </w:r>
-      <w:r>
-        <w:t xml:space="preserve">emperature is associated with shifts in </w:t>
-      </w:r>
-      <w:r>
-        <w:t xml:space="preserve">individual </w:t>
-      </w:r>
-      <w:r>
-        <w:t xml:space="preserve">metabolic </w:t>
-      </w:r>
-      <w:r>
-        <w:t>pathways</w:t>
-      </w:r>
-      <w:r>
-        <w:t xml:space="preserve"> substantial enough to affect community-level beta diversity</w:t>
-      </w:r>
-      <w:r>
-        <w:t xml:space="preserve">, but, the </w:t>
-      </w:r>
-      <w:r>
-        <w:t xml:space="preserve">relationship </w:t>
-      </w:r>
-      <w:r>
-        <w:t>between temperature</w:t>
-      </w:r>
-      <w:r>
-        <w:t xml:space="preserve"> functional alpha diversity is less clear. Temperature shows a negative association with the total number of unique pathways (Observed: </w:t>
-      </w:r>
-      <w:r>
-        <w:t>β</w:t>
-      </w:r>
-      <w:r>
-        <w:rPr>
-          <w:vertAlign w:val="subscript"/>
-        </w:rPr>
-        <w:t>temp</w:t>
-      </w:r>
-      <w:r>
-        <w:t xml:space="preserve"> = -35.05) but the magnitude and direction of this effect are uncertain given the large confidence intervals that cross zero. The association with Shannon</w:t>
-      </w:r>
-      <w:r>
-        <w:t>’s</w:t>
-      </w:r>
-      <w:r>
-        <w:t xml:space="preserve"> </w:t>
-      </w:r>
-      <w:r>
-        <w:t xml:space="preserve">diversity </w:t>
-      </w:r>
-      <w:r>
-        <w:t>(</w:t>
-      </w:r>
-      <w:r>
-        <w:t>β</w:t>
-      </w:r>
-      <w:r>
-        <w:rPr>
-          <w:vertAlign w:val="subscript"/>
-        </w:rPr>
-        <w:t>temp</w:t>
-      </w:r>
-      <w:r>
-        <w:t xml:space="preserve"> = -0.27)</w:t>
-      </w:r>
-      <w:r>
-        <w:t xml:space="preserve"> is much smaller in magnitude and the confidence intervals also cross zero. </w:t>
-      </w:r>
-      <w:r>
-        <w:t>(Fig. 1C). Considered together, these results suggest that higher temperatures may reduce the number of unique functional pathways but are not associated with changes in pathway evenness.</w:t>
-      </w:r>
-    </w:p>
-    <w:p>
-      <w:pPr>
-        <w:rPr>
-          <w:i/>
-          <w:iCs/>
-        </w:rPr>
-      </w:pPr>
-    </w:p>
-    <w:p>
-      <w:r>
-        <w:rPr>
-          <w:i/>
-          <w:iCs/>
-        </w:rPr>
-        <w:t>Taxonomic and metabolic pathway results</w:t>
-      </w:r>
-    </w:p>
-    <w:p>
-      <w:r>
-        <w:t xml:space="preserve">Temperature is also related to the abundance of </w:t>
-      </w:r>
-      <w:r>
-        <w:t>individual</w:t>
-      </w:r>
-      <w:r>
-        <w:t xml:space="preserve"> taxa at both the family and genus levels. The temperature model fit better for 93 out of 163 taxa tested, accounting for more than 50% of the model weight. The 93 differentially abundant taxa included 37 families and 56 genera spanning 10 phyla.</w:t>
-      </w:r>
-      <w:r>
-        <w:t xml:space="preserve"> </w:t>
-      </w:r>
-      <w:r>
-        <w:t xml:space="preserve">The relationship between abundance and temperature is primarily negative; 82 out of 93 taxa decline in abundance with rising temperatures (supp. Table). We used the model weights for the 97 genera to perform an ancestral state reconstruction and investigate the evolution of temperature sensitivity among gut commensals. </w:t>
-      </w:r>
-      <w:r>
-        <w:t>The estimated model weight of the most ancestral node</w:t>
-      </w:r>
-      <w:r>
-        <w:t xml:space="preserve"> is 66%, indicating that the temperature model has relatively strong support for explaining the ancestral state (Fig 3). This suggests that the ancestral commensals of the capuchin gut microbiome were sensitive to increasing temperatures. Among the phyla that represent more than 1% relative abundance, Proteobacteria appear to have diverged from the ancestral state because the temperature model accounts for less than 50% of model weight in 17 out of 24 genera. The genus assigned to </w:t>
-      </w:r>
-      <w:proofErr w:type="spellStart"/>
-      <w:r>
-        <w:t>Campylobacterota</w:t>
-      </w:r>
-      <w:proofErr w:type="spellEnd"/>
-      <w:r>
-        <w:t xml:space="preserve"> follows the same trend. </w:t>
-      </w:r>
-      <w:r>
-        <w:t>Since Proteobacteria is primarily comprised of facultative anaerobes</w:t>
-      </w:r>
-      <w:r>
-        <w:t xml:space="preserve"> (), metabolic flexibility (i.e. the ability to </w:t>
-      </w:r>
-      <w:r>
-        <w:t>switch between aerobic and anaerobic metabolism depending on oxygen availability</w:t>
-      </w:r>
-      <w:r>
-        <w:t>) may be a</w:t>
-      </w:r>
-      <w:r>
-        <w:t xml:space="preserve"> diverged adaptation that </w:t>
-      </w:r>
-      <w:r>
-        <w:t>help</w:t>
-      </w:r>
-      <w:r>
-        <w:t>s</w:t>
-      </w:r>
-      <w:r>
-        <w:t xml:space="preserve"> facultative taxa persist </w:t>
-      </w:r>
-      <w:r>
-        <w:t>at high</w:t>
-      </w:r>
-      <w:r>
-        <w:t xml:space="preserve"> temperatures. </w:t>
-      </w:r>
-      <w:r>
-        <w:t xml:space="preserve">In contrast, temperature sensitivity appears more conserved within </w:t>
-      </w:r>
-      <w:proofErr w:type="spellStart"/>
-      <w:r>
-        <w:t>Bacteroidota</w:t>
-      </w:r>
-      <w:proofErr w:type="spellEnd"/>
-      <w:r>
-        <w:t xml:space="preserve">, where the temperature model best explains 11 out of 14 genera, </w:t>
-      </w:r>
-      <w:proofErr w:type="spellStart"/>
-      <w:r>
-        <w:t>Actinobacteriota</w:t>
-      </w:r>
-      <w:proofErr w:type="spellEnd"/>
-      <w:r>
-        <w:t xml:space="preserve"> (4 out of 6 genera), and Firmicutes (29 out of 42 genera). For these phyla, the relationship with temperature appears primarily negative (Fig 3), indicating that these taxa decrease in abundance with rising temperatures. </w:t>
-      </w:r>
-      <w:r>
-        <w:t xml:space="preserve">Since </w:t>
-      </w:r>
-      <w:proofErr w:type="spellStart"/>
-      <w:r>
-        <w:t>B</w:t>
-      </w:r>
-      <w:r>
-        <w:t>acteroidota</w:t>
-      </w:r>
-      <w:proofErr w:type="spellEnd"/>
-      <w:r>
-        <w:t xml:space="preserve"> and </w:t>
-      </w:r>
-      <w:r>
-        <w:t>Firmicutes</w:t>
-      </w:r>
-      <w:r>
-        <w:t xml:space="preserve"> include several obligate anaerobes that decrease with rising temperatures </w:t>
-      </w:r>
-      <w:r>
-        <w:t xml:space="preserve">(i.e., </w:t>
-      </w:r>
-      <w:r>
-        <w:rPr>
-          <w:i/>
-          <w:iCs/>
-        </w:rPr>
-        <w:t xml:space="preserve">Bacteroides, Parabacteroides, Clostridium, </w:t>
-      </w:r>
-      <w:proofErr w:type="spellStart"/>
-      <w:r>
-        <w:rPr>
-          <w:i/>
-          <w:iCs/>
-        </w:rPr>
-        <w:t>Ruminococcus</w:t>
-      </w:r>
-      <w:proofErr w:type="spellEnd"/>
-      <w:r>
-        <w:rPr>
-          <w:i/>
-          <w:iCs/>
-        </w:rPr>
-        <w:t xml:space="preserve">, Eubacterium, </w:t>
-      </w:r>
-      <w:proofErr w:type="spellStart"/>
-      <w:r>
-        <w:rPr>
-          <w:i/>
-          <w:iCs/>
-        </w:rPr>
-        <w:t>Blautia</w:t>
-      </w:r>
-      <w:proofErr w:type="spellEnd"/>
-      <w:r>
-        <w:rPr>
-          <w:i/>
-          <w:iCs/>
-        </w:rPr>
-        <w:t xml:space="preserve">, </w:t>
-      </w:r>
-      <w:proofErr w:type="spellStart"/>
-      <w:r>
-        <w:rPr>
-          <w:i/>
-          <w:iCs/>
-        </w:rPr>
-        <w:t>Anaerostipes</w:t>
-      </w:r>
-      <w:proofErr w:type="spellEnd"/>
-      <w:r>
-        <w:rPr>
-          <w:i/>
-          <w:iCs/>
-        </w:rPr>
-        <w:t xml:space="preserve">, </w:t>
-      </w:r>
-      <w:r>
-        <w:t>and</w:t>
-      </w:r>
-      <w:r>
-        <w:rPr>
-          <w:i/>
-          <w:iCs/>
-        </w:rPr>
-        <w:t xml:space="preserve"> </w:t>
-      </w:r>
-      <w:proofErr w:type="spellStart"/>
-      <w:r>
-        <w:rPr>
-          <w:i/>
-          <w:iCs/>
-        </w:rPr>
-        <w:t>Alistipes</w:t>
-      </w:r>
-      <w:proofErr w:type="spellEnd"/>
-      <w:r>
-        <w:t>)</w:t>
-      </w:r>
-      <w:r>
-        <w:t xml:space="preserve">, sensitivity to oxygen gradients may limit the ability to cope with high temperatures. </w:t>
-      </w:r>
-    </w:p>
-    <w:p/>
-    <w:p>
-      <w:r>
-        <w:t>Temperature is also related to the abundance of microbial metabolic pathways. The temperature model fits best for 169 out of 383 total pathways tested, accounting for more than 50% of the model’s weight (sup table). To facilitate downstream interpretation, we grouped 10</w:t>
-      </w:r>
-      <w:r>
-        <w:t>3</w:t>
-      </w:r>
-      <w:r>
-        <w:t xml:space="preserve"> of these pathways into five broad functional categories based on shared biological roles and their apparent relationship with temperature: lipid metabolism, </w:t>
-      </w:r>
-      <w:r>
-        <w:t xml:space="preserve">oxygen-driven metabolism and fermentation, </w:t>
-      </w:r>
-      <w:r>
-        <w:t xml:space="preserve">redox maintenance, nucleotide mobilization, and immune regulation (Fig 4). </w:t>
-      </w:r>
-      <w:r>
-        <w:t xml:space="preserve">The gut microbiome exhibits signs of metabolic restructuring that may </w:t>
-      </w:r>
-      <w:r>
-        <w:t>help microbes respond to rising temperatures</w:t>
-      </w:r>
-      <w:r>
-        <w:t xml:space="preserve"> but </w:t>
-      </w:r>
-      <w:r>
-        <w:t xml:space="preserve">that </w:t>
-      </w:r>
-      <w:r>
-        <w:t xml:space="preserve">could also compromise essential functions. </w:t>
-      </w:r>
-      <w:r>
-        <w:t>For example, changes in lipid metabolism including an increase in fatty acids synthesis pathways like oleate, cis-</w:t>
-      </w:r>
-      <w:proofErr w:type="spellStart"/>
-      <w:r>
-        <w:t>vaccenate</w:t>
-      </w:r>
-      <w:proofErr w:type="spellEnd"/>
-      <w:r>
-        <w:t xml:space="preserve">, palmitoleate, stearate, and </w:t>
-      </w:r>
-      <w:proofErr w:type="spellStart"/>
-      <w:r>
-        <w:t>gondoate</w:t>
-      </w:r>
-      <w:proofErr w:type="spellEnd"/>
-      <w:r>
-        <w:t xml:space="preserve"> and lipid remodeling pathways such as </w:t>
-      </w:r>
-      <w:r>
-        <w:lastRenderedPageBreak/>
-        <w:t>mevalonate pathway and downstream isoprenoid lipids synthesis, may help maintain cytoplasmic membrane integrity at high temperatures</w:t>
-      </w:r>
-      <w:r>
-        <w:t xml:space="preserve"> </w:t>
-      </w:r>
-      <w:r>
-        <w:t>(Fig 4A)</w:t>
-      </w:r>
-      <w:r>
-        <w:fldChar w:fldCharType="begin"/>
-      </w:r>
-      <w:r>
-        <w:instrText xml:space="preserve"> ADDIN ZOTERO_ITEM CSL_CITATION {"citationID":"ZsjASiqo","properties":{"formattedCitation":"(Mansilla et al., 2004; Y.-M. Zhang &amp; Rock, 2008)","plainCitation":"(Mansilla et al., 2004; Y.-M. Zhang &amp; Rock, 2008)","noteIndex":0},"citationItems":[{"id":3378,"uris":["http://zotero.org/users/13901503/items/TZK8TZFH"],"itemData":{"id":3378,"type":"article-journal","container-title":"Journal of Bacteriology","DOI":"10.1128/jb.186.20.6681-6688.2004","issue":"20","note":"publisher: American Society for Microbiology","page":"6681-6688","source":"journals.asm.org (Atypon)","title":"Control of Membrane Lipid Fluidity by Molecular Thermosensors","volume":"186","author":[{"family":"Mansilla","given":"María C."},{"family":"Cybulski","given":"Larisa E."},{"family":"Albanesi","given":"Daniela"},{"family":"Mendoza","given":"Diego","non-dropping-particle":"de"}],"issued":{"date-parts":[["2004",10,15]]}}},{"id":3286,"uris":["http://zotero.org/users/13901503/items/VXSZL448"],"itemData":{"id":3286,"type":"article-journal","abstract":"The ability of bacteria to control the biophysical properties of their membrane phospholipids allows them to thrive in a wide range of physical environments.Fatty acid biosynthesis is an energy-intensive biosynthetic pathway, and the production of the building blocks for membrane phospholipids is precisely regulated to match the rate of cell division.Bacteria control the homeostasis of membrane lipid biophysical properties by altering the chain length of fatty acids, as well as the ratio of saturated:unsaturated fatty acids. The de novo, type II fatty acid biosynthetic pathway is a major focal point for the regulation of fatty acid composition.Bacteria can alter the physical properties of existing phospholipids by introducing cis double bonds into saturated acyl chains, thereby converting cis double bonds into cyclopropane rings and catalysing the isomerization of cis fatty acids to their trans conformations.Phospholipids are used as intermediates in the formation of major structural constituents of the cell. Managing the metabolism of the lipid by-products of these biosynthetic pathways is important to prevent the accumulation of membrane-disruptive lipids and to conserve the energy that is invested in the biosynthesis of the fatty acids.Modification of phosphatidylglycerol by the attachment of a lysine residue to the glycerol head group is an adaptive response that is used by pathogens to increase their resistance to cationic antibacterial peptides (defensins) that are produced by the innate immune system.","container-title":"Nature Reviews Microbiology","DOI":"10.1038/nrmicro1839","ISSN":"1740-1534","issue":"3","journalAbbreviation":"Nat Rev Microbiol","language":"en","license":"2008 Springer Nature Limited","note":"publisher: Nature Publishing Group","page":"222-233","source":"www-nature-com.proxy.lib.umich.edu","title":"Membrane lipid homeostasis in bacteria","volume":"6","author":[{"family":"Zhang","given":"Yong-Mei"},{"family":"Rock","given":"Charles O."}],"issued":{"date-parts":[["2008",3]]}}}],"schema":"https://github.com/citation-style-language/schema/raw/master/csl-citation.json"} </w:instrText>
-      </w:r>
-      <w:r>
-        <w:fldChar w:fldCharType="separate"/>
-      </w:r>
-      <w:r>
-        <w:rPr>
-          <w:noProof/>
-        </w:rPr>
-        <w:t>(Mansilla et al., 2004; Y.-M. Zhang &amp; Rock, 2008)</w:t>
-      </w:r>
-      <w:r>
-        <w:fldChar w:fldCharType="end"/>
-      </w:r>
-      <w:r>
-        <w:t xml:space="preserve">. However, a decrease in </w:t>
-      </w:r>
-      <w:r>
-        <w:t>pathways involved in lipid catabolism and recycling including fatty acid β-oxidation, fatty acid salvage, and phospholipid turnover</w:t>
-      </w:r>
-      <w:r>
-        <w:t xml:space="preserve"> </w:t>
-      </w:r>
-      <w:r>
-        <w:t>likely impairs membrane repair mechanisms</w:t>
-      </w:r>
-      <w:r>
-        <w:t xml:space="preserve"> </w:t>
-      </w:r>
-      <w:r>
-        <w:fldChar w:fldCharType="begin"/>
-      </w:r>
-      <w:r>
-        <w:instrText xml:space="preserve"> ADDIN ZOTERO_ITEM CSL_CITATION {"citationID":"lWyrjH6E","properties":{"formattedCitation":"(Dennis, 1994; Y.-M. Zhang &amp; Rock, 2008)","plainCitation":"(Dennis, 1994; Y.-M. Zhang &amp; Rock, 2008)","noteIndex":0},"citationItems":[{"id":3285,"uris":["http://zotero.org/users/13901503/items/932HVZ4C"],"itemData":{"id":3285,"type":"article-journal","container-title":"Journal of Biological Chemistry","DOI":"10.1016/S0021-9258(17)36794-7","ISSN":"00219258","issue":"18","journalAbbreviation":"Journal of Biological Chemistry","language":"en","license":"https://www.elsevier.com/tdm/userlicense/1.0/","page":"13057-13060","source":"DOI.org (Crossref)","title":"Diversity of group types, regulation, and function of phospholipase A2.","volume":"269","author":[{"family":"Dennis","given":"E.A."}],"issued":{"date-parts":[["1994",5]]}}},{"id":3286,"uris":["http://zotero.org/users/13901503/items/VXSZL448"],"itemData":{"id":3286,"type":"article-journal","abstract":"The ability of bacteria to control the biophysical properties of their membrane phospholipids allows them to thrive in a wide range of physical environments.Fatty acid biosynthesis is an energy-intensive biosynthetic pathway, and the production of the building blocks for membrane phospholipids is precisely regulated to match the rate of cell division.Bacteria control the homeostasis of membrane lipid biophysical properties by altering the chain length of fatty acids, as well as the ratio of saturated:unsaturated fatty acids. The de novo, type II fatty acid biosynthetic pathway is a major focal point for the regulation of fatty acid composition.Bacteria can alter the physical properties of existing phospholipids by introducing cis double bonds into saturated acyl chains, thereby converting cis double bonds into cyclopropane rings and catalysing the isomerization of cis fatty acids to their trans conformations.Phospholipids are used as intermediates in the formation of major structural constituents of the cell. Managing the metabolism of the lipid by-products of these biosynthetic pathways is important to prevent the accumulation of membrane-disruptive lipids and to conserve the energy that is invested in the biosynthesis of the fatty acids.Modification of phosphatidylglycerol by the attachment of a lysine residue to the glycerol head group is an adaptive response that is used by pathogens to increase their resistance to cationic antibacterial peptides (defensins) that are produced by the innate immune system.","container-title":"Nature Reviews Microbiology","DOI":"10.1038/nrmicro1839","ISSN":"1740-1534","issue":"3","journalAbbreviation":"Nat Rev Microbiol","language":"en","license":"2008 Springer Nature Limited","note":"publisher: Nature Publishing Group","page":"222-233","source":"www-nature-com.proxy.lib.umich.edu","title":"Membrane lipid homeostasis in bacteria","volume":"6","author":[{"family":"Zhang","given":"Yong-Mei"},{"family":"Rock","given":"Charles O."}],"issued":{"date-parts":[["2008",3]]}}}],"schema":"https://github.com/citation-style-language/schema/raw/master/csl-citation.json"} </w:instrText>
-      </w:r>
-      <w:r>
-        <w:fldChar w:fldCharType="separate"/>
-      </w:r>
-      <w:r>
-        <w:rPr>
-          <w:noProof/>
-        </w:rPr>
-        <w:t>(Dennis, 1994; Y.-M. Zhang &amp; Rock, 2008)</w:t>
-      </w:r>
-      <w:r>
-        <w:fldChar w:fldCharType="end"/>
-      </w:r>
-      <w:r>
-        <w:t xml:space="preserve"> </w:t>
-      </w:r>
-      <w:r>
-        <w:t xml:space="preserve">and </w:t>
-      </w:r>
-      <w:r>
-        <w:t>may compromise</w:t>
-      </w:r>
-      <w:r>
-        <w:t xml:space="preserve"> integrity during extended periods of high temperatures. Further, </w:t>
-      </w:r>
-      <w:r>
-        <w:t>an increase in anaerobic pathways</w:t>
-      </w:r>
-      <w:r>
-        <w:t>,</w:t>
-      </w:r>
-      <w:r>
-        <w:t xml:space="preserve"> </w:t>
-      </w:r>
-      <w:r>
-        <w:t xml:space="preserve">including </w:t>
-      </w:r>
-      <w:r>
-        <w:t xml:space="preserve">the </w:t>
-      </w:r>
-      <w:r>
-        <w:t>reductive TCA cycle</w:t>
-      </w:r>
-      <w:r>
-        <w:t xml:space="preserve"> and several involved in glycolysis,</w:t>
-      </w:r>
-      <w:r>
-        <w:t xml:space="preserve"> </w:t>
-      </w:r>
-      <w:r>
-        <w:t>alongside a decrease in pathways that support aerobic metabolism</w:t>
-      </w:r>
-      <w:r>
-        <w:t xml:space="preserve"> </w:t>
-      </w:r>
-      <w:r>
-        <w:t>may reflect a</w:t>
-      </w:r>
-      <w:r>
-        <w:t xml:space="preserve"> response to increased gut hypoxia at high temperatures </w:t>
-      </w:r>
-      <w:r>
-        <w:t>(Fig 4B)</w:t>
-      </w:r>
-      <w:r>
-        <w:fldChar w:fldCharType="begin"/>
-      </w:r>
-      <w:r>
-        <w:instrText xml:space="preserve"> ADDIN ZOTERO_ITEM CSL_CITATION {"citationID":"RZiOC71a","properties":{"formattedCitation":"(Hall et al., 1999)","plainCitation":"(Hall et al., 1999)","noteIndex":0},"citationItems":[{"id":3205,"uris":["http://zotero.org/users/13901503/items/CADITA73"],"itemData":{"id":3205,"type":"article-journal","abstract":"Exposure of conscious animals to environmental heat stress increases portal venous radical content. The nature of the observed heat stress-inducible radical molecules suggests that hyperthermia produces cellular hypoxic stress in liver and intestine. To investigate this hypothesis, conscious rats bearing in-dwelling portal venous and femoral artery catheters were exposed to normothermic or hyperthermic conditions. Blood gas levels were monitored during heat stress and for 24 h following heat exposure. Hyperthermia significantly increased arterial O2 saturation, splanchnic arterial-venous O2 difference, and venous</w:instrText>
-      </w:r>
-      <w:r>
-        <w:rPr>
-          <w:rFonts w:ascii="Cambria Math" w:hAnsi="Cambria Math" w:cs="Cambria Math"/>
-        </w:rPr>
-        <w:instrText>𝑃</w:instrText>
-      </w:r>
-      <w:r>
-        <w:instrText xml:space="preserve">⁢CO2P⁢CO2, while decreasing venous O2 saturation and venous pH. One hour after heat exposure, liver glycogen levels were decreased </w:instrText>
-      </w:r>
-      <w:r>
-        <w:rPr>
-          <w:rFonts w:ascii="Cambria Math" w:hAnsi="Cambria Math" w:cs="Cambria Math"/>
-        </w:rPr>
-        <w:instrText>∼</w:instrText>
-      </w:r>
-      <w:r>
-        <w:instrText xml:space="preserve">20%. Two hours after heat exposure, the splanchnic arterial-venous O2 difference remained elevated in heat-stressed animals despite normal Tc. A second group of rats was exposed to similar conditions while receiving intra-arterial injections of the hypoxic cell marker [3H]misonidazole. Liver and intestine were biopsied, and [3H]misonidazole content was quantified. Heat stress increased tissue [3H]misonidazole retention 80% in the liver and 29% in the small intestine. Cellular [3H]misonidazole levels were significantly elevated in intestinal epithelial cells and liver zone 2 and 3 hepatocytes and Kupffer cells. This effect was most prominent in the proximal small intestine and small liver lobi. These data provide evidence that hyperthermia produces cellular hypoxia and metabolic stress in splanchnic tissues and suggest that cellular metabolic stress may contribute to radical generation during heat stress.","container-title":"American Journal of Physiology-Gastrointestinal and Liver Physiology","DOI":"10.1152/ajpgi.1999.276.5.G1195","ISSN":"0193-1857","issue":"5","note":"publisher: American Physiological Society","page":"G1195-G1203","source":"journals.physiology.org (Atypon)","title":"Splanchnic tissues undergo hypoxic stress  during whole body hyperthermia","volume":"276","author":[{"family":"Hall","given":"David M."},{"family":"Baumgardner","given":"Kirk R."},{"family":"Oberley","given":"Terry D."},{"family":"Gisolfi","given":"Carl V."}],"issued":{"date-parts":[["1999",5]]}}}],"schema":"https://github.com/citation-style-language/schema/raw/master/csl-citation.json"} </w:instrText>
-      </w:r>
-      <w:r>
-        <w:fldChar w:fldCharType="separate"/>
-      </w:r>
-      <w:r>
-        <w:rPr>
-          <w:noProof/>
-        </w:rPr>
-        <w:t>(Hall et al., 1999)</w:t>
-      </w:r>
-      <w:r>
-        <w:fldChar w:fldCharType="end"/>
-      </w:r>
-      <w:r>
-        <w:t xml:space="preserve"> and help maintain energy production under increased oxygen limitation</w:t>
-      </w:r>
-      <w:r>
-        <w:t>. However, the</w:t>
-      </w:r>
-      <w:r>
-        <w:t>se</w:t>
-      </w:r>
-      <w:r>
-        <w:t xml:space="preserve"> anaerobic pathways</w:t>
-      </w:r>
-      <w:r>
-        <w:t xml:space="preserve"> are </w:t>
-      </w:r>
-      <w:r>
-        <w:t xml:space="preserve">primarily </w:t>
-      </w:r>
-      <w:r>
-        <w:t xml:space="preserve">used in </w:t>
-      </w:r>
-      <w:r>
-        <w:t>simple carbohydrate metabolism</w:t>
-      </w:r>
-      <w:r>
-        <w:t xml:space="preserve"> a</w:t>
-      </w:r>
-      <w:r>
-        <w:t>nd coincide with a decline in complex polysaccharide fermentation</w:t>
-      </w:r>
-      <w:r>
-        <w:t xml:space="preserve">, these changes may </w:t>
-      </w:r>
-      <w:r>
-        <w:t>eventually decrease overall energy availability</w:t>
-      </w:r>
-      <w:r>
-        <w:t xml:space="preserve"> (). </w:t>
-      </w:r>
-    </w:p>
-    <w:p/>
-    <w:p>
-      <w:r>
-        <w:t>Some metabolic changes</w:t>
-      </w:r>
-      <w:r>
-        <w:t xml:space="preserve"> </w:t>
-      </w:r>
-      <w:r>
-        <w:t xml:space="preserve">indicate that rising temperature may negatively affect the </w:t>
-      </w:r>
-      <w:r>
-        <w:t>gastrointestinal</w:t>
-      </w:r>
-      <w:r>
-        <w:t xml:space="preserve"> environment.</w:t>
-      </w:r>
-      <w:r>
-        <w:t xml:space="preserve"> </w:t>
-      </w:r>
-      <w:proofErr w:type="spellStart"/>
-      <w:r>
-        <w:t>Specifcially</w:t>
-      </w:r>
-      <w:proofErr w:type="spellEnd"/>
-      <w:r>
-        <w:t>, declines in pathways that support</w:t>
-      </w:r>
-      <w:r>
-        <w:t xml:space="preserve"> redox maintenance</w:t>
-      </w:r>
-      <w:r>
-        <w:t xml:space="preserve"> </w:t>
-      </w:r>
-      <w:r>
-        <w:t xml:space="preserve">including the synthesis of redox cofactors such as B vitamins </w:t>
-      </w:r>
-      <w:r>
-        <w:fldChar w:fldCharType="begin"/>
-      </w:r>
-      <w:r>
-        <w:instrText xml:space="preserve"> ADDIN ZOTERO_ITEM CSL_CITATION {"citationID":"oWPRpQeE","properties":{"formattedCitation":"(Hellmann &amp; Mooney, 2010; Powers, 2003)","plainCitation":"(Hellmann &amp; Mooney, 2010; Powers, 2003)","noteIndex":0},"citationItems":[{"id":3227,"uris":["http://zotero.org/users/13901503/items/9DQLWAKU"],"itemData":{"id":3227,"type":"article-journal","abstract":"Vitamin B6 is an intriguing molecule that is involved in a wide range of metabolic, physiological and developmental processes. Based on its water solubility and high reactivity when phosphorylated, it is a suitable co-factor for many biochemical processes. Furthermore the vitamin is a potent antioxidant, rivaling carotenoids or tocopherols in its ability to quench reactive oxygen species. It is therefore not surprising that the vitamin is essential and unquestionably important for the cellular metabolism and well-being of all living organisms. The review briefly summarizes the biosynthetic pathways of vitamin B6 in pro- and eukaryotes and its diverse roles in enzymatic reactions. Finally, because in recent years the vitamin has often been considered beneficial for human health, the review will also sum up and critically reflect on current knowledge how human health can profit from vitamin B6.","container-title":"Molecules","DOI":"10.3390/molecules15010442","ISSN":"1420-3049","issue":"1","language":"en","license":"http://creativecommons.org/licenses/by/3.0/","note":"number: 1\npublisher: Molecular Diversity Preservation International","page":"442-459","source":"www.mdpi.com","title":"Vitamin B6: A Molecule for Human Health?","title-short":"Vitamin B6","volume":"15","author":[{"family":"Hellmann","given":"Hanjo"},{"family":"Mooney","given":"Sutton"}],"issued":{"date-parts":[["2010",1]]}}},{"id":3224,"uris":["http://zotero.org/users/13901503/items/W59CZMD8"],"itemData":{"id":3224,"type":"article-journal","abstract":"Riboflavin is unique among the water-soluble vitamins in that milk and dairy products make the greatest contribution to its intake in Western diets. Meat and fish are also good sources of riboflavin, and certain fruit and vegetables, especially dark-green vegetables, contain reasonably high concentrations. Biochemical signs of depletion arise within only a few days of dietary deprivation. Poor riboflavin status in Western countries seems to be of most concern for the elderly and adolescents, despite the diversity of riboflavin-rich foods available. However, discrepancies between dietary intake data and biochemical data suggest either that requirements are higher than hitherto thought or that biochemical thresholds for deficiency are inappropriate. This article reviews current evidence that diets low in riboflavin present specific health risks. There is reasonably good evidence that poor riboflavin status interferes with iron handling and contributes to the etiology of anemia when iron intakes are low. Various mechanisms for this have been proposed, including effects on the gastrointestinal tract that might compromise the handling of other nutrients. Riboflavin deficiency has been implicated as a risk factor for cancer, although this has not been satisfactorily established in humans. Current interest is focused on the role that riboflavin plays in determining circulating concentrations of homocysteine, a risk factor for cardiovascular disease. Other mechanisms have been proposed for a protective role of riboflavin in ischemia reperfusion injury; this requires further study. Riboflavin deficiency may exert some of its effects by reducing the metabolism of other B vitamins, notably folate and vitamin B-6.","container-title":"The American Journal of Clinical Nutrition","DOI":"10.1093/ajcn/77.6.1352","ISSN":"0002-9165","issue":"6","journalAbbreviation":"The American Journal of Clinical Nutrition","page":"1352-1360","source":"ScienceDirect","title":"Riboflavin (vitamin B-2) and health12","volume":"77","author":[{"family":"Powers","given":"Hilary J"}],"issued":{"date-parts":[["2003",6,1]]}}}],"schema":"https://github.com/citation-style-language/schema/raw/master/csl-citation.json"} </w:instrText>
-      </w:r>
-      <w:r>
-        <w:fldChar w:fldCharType="separate"/>
-      </w:r>
-      <w:r>
-        <w:rPr>
-          <w:noProof/>
-        </w:rPr>
-        <w:t>(Hellmann &amp; Mooney, 2010; Powers, 2003)</w:t>
-      </w:r>
-      <w:r>
-        <w:fldChar w:fldCharType="end"/>
-      </w:r>
-      <w:r>
-        <w:t xml:space="preserve">, coenzymes </w:t>
-      </w:r>
-      <w:r>
-        <w:fldChar w:fldCharType="begin"/>
-      </w:r>
-      <w:r>
-        <w:instrText xml:space="preserve"> ADDIN ZOTERO_ITEM CSL_CITATION {"citationID":"4f75BpHM","properties":{"formattedCitation":"(Gout, 2018)","plainCitation":"(Gout, 2018)","noteIndex":0},"citationItems":[{"id":3237,"uris":["http://zotero.org/users/13901503/items/VLNZSILJ"],"itemData":{"id":3237,"type":"article-journal","abstract":"In a diverse family of cellular cofactors, coenzyme A (CoA) has a unique design to function in various biochemical processes. The presence of a highly reactive thiol group and a nucleotide moiety offers a diversity of chemical reactions and regulatory interactions. CoA employs them to activate carbonyl-containing molecules and to produce various thioester derivatives (e.g. acetyl CoA, malonyl CoA and 3-hydroxy-3-methylglutaryl CoA), which have well-established roles in cellular metabolism, production of neurotransmitters and the regulation of gene expression. A novel unconventional function of CoA in redox regulation, involving covalent attachment of this coenzyme to cellular proteins in response to oxidative and metabolic stress, has been recently discovered and termed protein CoAlation (S-thiolation by CoA or CoAthiolation). A diverse range of proteins was found to be CoAlated in mammalian cells and tissues under various experimental conditions. Protein CoAlation alters the molecular mass, charge and activity of modified proteins, and prevents them from irreversible sulfhydryl overoxidation. This review highlights the role of a key metabolic integrator CoA in redox regulation in mammalian cells and provides a perspective of the current status and future directions of the emerging field of protein CoAlation.","container-title":"Biochemical Society Transactions","DOI":"10.1042/BST20170506","ISSN":"0300-5127, 1470-8752","issue":"3","language":"en","page":"721-728","source":"DOI.org (Crossref)","title":"Coenzyme A, protein CoAlation and redox regulation in mammalian cells","volume":"46","author":[{"family":"Gout","given":"Ivan"}],"issued":{"date-parts":[["2018",6,19]]}}}],"schema":"https://github.com/citation-style-language/schema/raw/master/csl-citation.json"} </w:instrText>
-      </w:r>
-      <w:r>
-        <w:fldChar w:fldCharType="separate"/>
-      </w:r>
-      <w:r>
-        <w:rPr>
-          <w:noProof/>
-        </w:rPr>
-        <w:t>(Gout, 2018)</w:t>
-      </w:r>
-      <w:r>
-        <w:fldChar w:fldCharType="end"/>
-      </w:r>
-      <w:r>
-        <w:t xml:space="preserve">, and antioxidant precursors to glutathione </w:t>
-      </w:r>
-      <w:r>
-        <w:fldChar w:fldCharType="begin"/>
-      </w:r>
-      <w:r>
-        <w:instrText xml:space="preserve"> ADDIN ZOTERO_ITEM CSL_CITATION {"citationID":"2FPwkzM8","properties":{"formattedCitation":"(S. C. Lu, 2013)","plainCitation":"(S. C. Lu, 2013)","noteIndex":0},"citationItems":[{"id":3229,"uris":["http://zotero.org/users/13901503/items/98ARRTVI"],"itemData":{"id":3229,"type":"article-journal","abstract":"Background\nGlutathione (GSH) is present in all mammalian tissues as the most abundant non-protein thiol that defends against oxidative stress. GSH is also a key determinant of redox signaling, vital in detoxification of xenobiotics, and regulates cell proliferation, apoptosis, immune function, and fibrogenesis. Biosynthesis of GSH occurs in the cytosol in a tightly regulated manner. Key determinants of GSH synthesis are the availability of the sulfur amino acid precursor, cysteine, and the activity of the rate-limiting enzyme, glutamate cysteine ligase (GCL), which is composed of a catalytic (GCLC) and a modifier (GCLM) subunit. The second enzyme of GSH synthesis is GSH synthetase (GS).\nScope of review\nThis review summarizes key functions of GSH and focuses on factors that regulate the biosynthesis of GSH, including pathological conditions where GSH synthesis is dysregulated.\nMajor conclusions\nGCL subunits and GS are regulated at multiple levels and often in a coordinated manner. Key transcription factors that regulate the expression of these genes include NF-E2 related factor 2 (Nrf2) via the antioxidant response element (ARE), AP-1, and nuclear factor kappa B (NFκB). There is increasing evidence that dysregulation of GSH synthesis contributes to the pathogenesis of many pathological conditions. These include diabetes mellitus, pulmonary and liver fibrosis, alcoholic liver disease, cholestatic liver injury, endotoxemia and drug-resistant tumor cells.\nGeneral significance\nGSH is a key antioxidant that also modulates diverse cellular processes. A better understanding of how its synthesis is regulated and dysregulated in disease states may lead to improvement in the treatment of these disorders. This article is part of a Special Issue entitled Cellular functions of glutathione.","collection-title":"Cellular functions of glutathione","container-title":"Biochimica et Biophysica Acta (BBA) - General Subjects","DOI":"10.1016/j.bbagen.2012.09.008","ISSN":"0304-4165","issue":"5","journalAbbreviation":"Biochimica et Biophysica Acta (BBA) - General Subjects","page":"3143-3153","source":"ScienceDirect","title":"Glutathione synthesis","volume":"1830","author":[{"family":"Lu","given":"Shelly C."}],"issued":{"date-parts":[["2013",5,1]]}}}],"schema":"https://github.com/citation-style-language/schema/raw/master/csl-citation.json"} </w:instrText>
-      </w:r>
-      <w:r>
-        <w:fldChar w:fldCharType="separate"/>
-      </w:r>
-      <w:r>
-        <w:rPr>
-          <w:noProof/>
-        </w:rPr>
-        <w:t>(S. C. Lu, 2013)</w:t>
-      </w:r>
-      <w:r>
-        <w:fldChar w:fldCharType="end"/>
-      </w:r>
-      <w:r>
-        <w:t xml:space="preserve"> </w:t>
-      </w:r>
-      <w:r>
-        <w:t>may impair the gut microbiome’s ability to neutralize reactive oxygen species</w:t>
-      </w:r>
-      <w:r>
-        <w:t xml:space="preserve"> (ROS). </w:t>
-      </w:r>
-      <w:r>
-        <w:t xml:space="preserve">Similarly, </w:t>
-      </w:r>
-      <w:r>
-        <w:t>reductions</w:t>
-      </w:r>
-      <w:r>
-        <w:t xml:space="preserve"> in detoxification pathways for aromatic compounds and aldehydes (Kalapos, 1999), along with declines in redox cycling processes such as NADPH production, quinone synthesis, and siderophore-mediated iron transport (Fig 4C; Dhungana &amp; Crumbliss, 2005; Ying, 2008), may further contribute to redox imbalance at high temperatures.</w:t>
-      </w:r>
-      <w:r>
-        <w:t xml:space="preserve"> </w:t>
-      </w:r>
-      <w:r>
-        <w:t>However, some pathways that support redox maintenance increase with rising temperatures including the synthesis of antioxidant precursors</w:t>
-      </w:r>
-      <w:r>
-        <w:t xml:space="preserve"> and </w:t>
-      </w:r>
-      <w:r>
-        <w:t>vitamin B12</w:t>
-      </w:r>
-      <w:r>
-        <w:t xml:space="preserve"> </w:t>
-      </w:r>
-      <w:r>
-        <w:fldChar w:fldCharType="begin"/>
-      </w:r>
-      <w:r>
-        <w:instrText xml:space="preserve"> ADDIN ZOTERO_ITEM CSL_CITATION {"citationID":"RysgoECv","properties":{"formattedCitation":"(Martens et al., 2002)","plainCitation":"(Martens et al., 2002)","noteIndex":0},"citationItems":[{"id":3337,"uris":["http://zotero.org/users/13901503/items/ZQRDCT8W"],"itemData":{"id":3337,"type":"article-journal","abstract":"One of the most alluring and fascinating molecules in the world of science and medicine is vitamin B12 (cobalamin), which was originally discovered as the anti pernicious anemia factor and whose enigmatic complex structure is matched only by the beguiling chemistry that it mediates. The biosynthesis of this essential nutrient is intricate, involved and, remarkably, confined to certain members of the prokaryotic world, seemingly never have to have made the eukaryotic transition. In humans, the vitamin is required in trace amounts (approximately 1 µg/day) to assist the actions of only two enzymes, methionine synthase and (R)-methylmalonyl-CoA mutase; yet commercially more than 10 t of B12 are produced each year from a number of bacterial species. The rich scientific history of vitamin B12 research, its biological functions and the pathways employed by bacteria for its de novo synthesis are described. Current strategies for the improvement of vitamin B12 production using modern biotechnological techniques are outlined.","container-title":"Applied Microbiology and Biotechnology","DOI":"10.1007/s00253-001-0902-7","ISSN":"1432-0614","issue":"3","journalAbbreviation":"Appl Microbiol Biotechnol","language":"en","license":"2001 Springer-Verlag","note":"Company: Springer\nDistributor: Springer\nInstitution: Springer\nLabel: Springer\nnumber: 3\npublisher: Springer-Verlag","page":"275-285","source":"link-springer-com.proxy.lib.umich.edu","title":"Microbial production of vitamin B12","volume":"58","author":[{"family":"Martens","given":"J.-H."},{"family":"Barg","given":"H."},{"family":"Warren","given":"M."},{"family":"Jahn","given":"D."}],"issued":{"date-parts":[["2002",3,1]]}}}],"schema":"https://github.com/citation-style-language/schema/raw/master/csl-citation.json"} </w:instrText>
-      </w:r>
-      <w:r>
-        <w:fldChar w:fldCharType="separate"/>
-      </w:r>
-      <w:r>
-        <w:rPr>
-          <w:noProof/>
-        </w:rPr>
-        <w:t>(Martens et al., 2002)</w:t>
-      </w:r>
-      <w:r>
-        <w:fldChar w:fldCharType="end"/>
-      </w:r>
-      <w:r>
-        <w:t xml:space="preserve">, </w:t>
-      </w:r>
-      <w:r>
-        <w:t>coenzyme metabolism</w:t>
-      </w:r>
-      <w:r>
-        <w:t xml:space="preserve"> </w:t>
-      </w:r>
-      <w:r>
-        <w:fldChar w:fldCharType="begin"/>
-      </w:r>
-      <w:r>
-        <w:instrText xml:space="preserve"> ADDIN ZOTERO_ITEM CSL_CITATION {"citationID":"RUb5pm3b","properties":{"formattedCitation":"(Belenky et al., 2007)","plainCitation":"(Belenky et al., 2007)","noteIndex":0},"citationItems":[{"id":3246,"uris":["http://zotero.org/users/13901503/items/SBMSGALS"],"itemData":{"id":3246,"type":"article-journal","container-title":"Trends in Biochemical Sciences","DOI":"10.1016/j.tibs.2006.11.006","ISSN":"0968-0004","issue":"1","journalAbbreviation":"Trends in Biochemical Sciences","language":"English","note":"publisher: Elsevier\nPMID: 17161604","page":"12-19","source":"www-cell-com.proxy.lib.umich.edu","title":"NAD+ metabolism in health and disease","volume":"32","author":[{"family":"Belenky","given":"Peter"},{"family":"Bogan","given":"Katrina L."},{"family":"Brenner","given":"Charles"}],"issued":{"date-parts":[["2007",1,1]]}}}],"schema":"https://github.com/citation-style-language/schema/raw/master/csl-citation.json"} </w:instrText>
-      </w:r>
-      <w:r>
-        <w:fldChar w:fldCharType="separate"/>
-      </w:r>
-      <w:r>
-        <w:rPr>
-          <w:noProof/>
-        </w:rPr>
-        <w:t>(Belenky et al., 2007)</w:t>
-      </w:r>
-      <w:r>
-        <w:fldChar w:fldCharType="end"/>
-      </w:r>
-      <w:r>
-        <w:t>,</w:t>
-      </w:r>
-      <w:r>
-        <w:t xml:space="preserve"> </w:t>
-      </w:r>
-      <w:r>
-        <w:t>and degradation of vitamin-like compounds</w:t>
-      </w:r>
-      <w:r>
-        <w:t xml:space="preserve"> </w:t>
-      </w:r>
-      <w:r>
-        <w:fldChar w:fldCharType="begin"/>
-      </w:r>
-      <w:r>
-        <w:instrText xml:space="preserve"> ADDIN ZOTERO_ITEM CSL_CITATION {"citationID":"CONirrgu","properties":{"formattedCitation":"(Linster &amp; Van Schaftingen, 2007)","plainCitation":"(Linster &amp; Van Schaftingen, 2007)","noteIndex":0},"citationItems":[{"id":3334,"uris":["http://zotero.org/users/13901503/items/68BGK4TV"],"itemData":{"id":3334,"type":"article-journal","abstract":"Vitamin C, a reducing agent and antioxidant, is a cofactor in reactions catalyzed by Cu+-dependent monooxygenases and Fe2+-dependent dioxygenases. It is synthesized, in vertebrates having this capacity, from d-glucuronate. The latter is formed through direct hydrolysis of uridine diphosphate (UDP)-glucuronate by enzyme(s) bound to the endoplasmic reticulum membrane, sharing many properties with, and most likely identical to, UDP-glucuronosyltransferases. Non-glucuronidable xenobiotics (aminopyrine, metyrapone, chloretone and others) stimulate the enzymatic hydrolysis of UDP-glucuronate, accounting for their effect to increase vitamin C formation in vivo. Glucuronate is converted to l-gulonate by aldehyde reductase, an enzyme of the aldo-keto reductase superfamily. l-Gulonate is converted to l-gulonolactone by a lactonase identified as SMP30 or regucalcin, whose absence in mice leads to vitamin C deficiency. The last step in the pathway of vitamin C synthesis is the oxidation of l-gulonolactone to l-ascorbic acid by l-gulonolactone oxidase, an enzyme associated with the endoplasmic reticulum membrane and deficient in man, guinea pig and other species due to mutations in its gene. Another fate of glucuronate is its conversion to d-xylulose in a five-step pathway, the pentose pathway, involving identified oxidoreductases and an unknown decarboxylase. Semidehydroascorbate, a major oxidation product of vitamin C, is reconverted to ascorbate in the cytosol by cytochrome b5 reductase and thioredoxin reductase in reactions involving NADH and NADPH, respectively. Transmembrane electron transfer systems using ascorbate or NADH as electron donors serve to reduce semidehydroascorbate present in neuroendocrine secretory vesicles and in the extracellular medium. Dehydroascorbate, the fully oxidized form of vitamin C, is reduced spontaneously by glutathione, as well as enzymatically in reactions using glutathione or NADPH. The degradation of vitamin C in mammals is initiated by the hydrolysis of dehydroascorbate to 2,3-diketo-l-gulonate, which is spontaneously degraded to oxalate, CO2 and l-erythrulose. This is at variance with bacteria such as Escherichia coli, which have enzymatic degradation pathways for ascorbate and probably also dehydroascorbate.","container-title":"The FEBS Journal","DOI":"10.1111/j.1742-4658.2006.05607.x","ISSN":"1742-4658","issue":"1","language":"en","note":"_eprint: https://febs.onlinelibrary.wiley.com/doi/pdf/10.1111/j.1742-4658.2006.05607.x","page":"1-22","source":"Wiley Online Library","title":"Vitamin C","volume":"274","author":[{"family":"Linster","given":"Carole L."},{"family":"Van Schaftingen","given":"Emile"}],"issued":{"date-parts":[["2007"]]}}}],"schema":"https://github.com/citation-style-language/schema/raw/master/csl-citation.json"} </w:instrText>
-      </w:r>
-      <w:r>
-        <w:fldChar w:fldCharType="separate"/>
-      </w:r>
-      <w:r>
-        <w:rPr>
-          <w:noProof/>
-        </w:rPr>
-        <w:t>(Linster &amp; Van Schaftingen, 2007)</w:t>
-      </w:r>
-      <w:r>
-        <w:fldChar w:fldCharType="end"/>
-      </w:r>
-      <w:r>
-        <w:t xml:space="preserve">. </w:t>
-      </w:r>
-      <w:r>
-        <w:t xml:space="preserve">These shifts may represent a compensatory effort to counteract the loss of ROS-neutralizing pathways and help sustain redox balance at high temperatures. Unfortunately, this compensation is likely insufficient to prevent the accumulation of ROS as indicated by the concomitant increase in pathways involved in nucleotide mobilization including purine and pyrimidine de novo synthesis, nucleotide salvage, and recycling </w:t>
-      </w:r>
-      <w:r>
-        <w:t>(Fig 4D)</w:t>
-      </w:r>
-      <w:r>
-        <w:fldChar w:fldCharType="begin"/>
-      </w:r>
-      <w:r>
-        <w:instrText xml:space="preserve"> ADDIN ZOTERO_ITEM CSL_CITATION {"citationID":"VWKBgd91","properties":{"formattedCitation":"(Kilstrup et al., 2005; Lane &amp; Fan, 2015)","plainCitation":"(Kilstrup et al., 2005; Lane &amp; Fan, 2015)","noteIndex":0},"citationItems":[{"id":3291,"uris":["http://zotero.org/users/13901503/items/6MPJ4SKF"],"itemData":{"id":3291,"type":"article-journal","abstract":"Most metabolic reactions are connected through either their utilization of nucleotides or their utilization of nucleotides or their regulation by these metabolites. In this review the biosynthetic pathways for pyrimidine and purine metabolism in lactic acid bacteria are described including the interconversion pathways, the formation of deoxyribonucleotides and the salvage pathways for use of exogenous precursors. The data for the enzymatic and the genetic regulation of these pathways are reviewed, as well as the gene organizations in di</w:instrText>
-      </w:r>
-      <w:r>
-        <w:rPr>
-          <w:rFonts w:ascii="Cambria Math" w:hAnsi="Cambria Math" w:cs="Cambria Math"/>
-        </w:rPr>
-        <w:instrText>ﬀ</w:instrText>
-      </w:r>
-      <w:r>
-        <w:instrText xml:space="preserve">erent lactic acid bacteria. Mutant phenotypes and methods for manipulation of nucleotide pools are also discussed. Our aim is to provide an overview of the physiology and genetics of nucleotide metabolism and its regulation that will facilitate the interpretation of data arising from genetics, metabolomics, proteomics, and transcriptomics in lactic acid bacteria.","container-title":"FEMS Microbiology Reviews","DOI":"10.1016/j.fmrre.2005.04.006","ISSN":"1574-6976","issue":"3","journalAbbreviation":"FEMS Microbiol Rev","language":"en","page":"555-590","source":"DOI.org (Crossref)","title":"Nucleotide metabolism and its control in lactic acid bacteria","volume":"29","author":[{"family":"Kilstrup","given":"Mogens"},{"family":"Hammer","given":"Karin"},{"family":"Ruhdal Jensen","given":"Peter"},{"family":"Martinussen","given":"Jan"}],"issued":{"date-parts":[["2005",8]]}}},{"id":3293,"uris":["http://zotero.org/users/13901503/items/ZVCXJZJX"],"itemData":{"id":3293,"type":"article-journal","abstract":"Nucleotides are required for a wide variety of biological processes and are constantly synthesized de novo in all cells. When cells proliferate, increased nucleotide synthesis is necessary for DNA replication and for RNA production to support protein synthesis at different stages of the cell cycle, during which these events are regulated at multiple levels. Therefore the synthesis of the precursor nucleotides is also strongly regulated at multiple levels. Nucleotide synthesis is an energy intensive process that uses multiple metabolic pathways across different cell compartments and several sources of carbon and nitrogen. The processes are regulated at the transcription level by a set of master transcription factors but also at the enzyme level by allosteric regulation and feedback inhibition. Here we review the cellular demands of nucleotide biosynthesis, their metabolic pathways and mechanisms of regulation during the cell cycle. The use of stable isotope tracers for delineating the biosynthetic routes of the multiple intersecting pathways and how these are quantitatively controlled under different conditions is also highlighted. Moreover, the importance of nucleotide synthesis for cell viability is discussed and how this may lead to potential new approaches to drug development in diseases such as cancer.","container-title":"Nucleic Acids Research","DOI":"10.1093/nar/gkv047","ISSN":"1362-4962, 0305-1048","issue":"4","language":"en","license":"http://creativecommons.org/licenses/by/4.0/","page":"2466-2485","source":"DOI.org (Crossref)","title":"Regulation of mammalian nucleotide metabolism and biosynthesis","volume":"43","author":[{"family":"Lane","given":"Andrew N"},{"family":"Fan","given":"Teresa W-M"}],"issued":{"date-parts":[["2015",2,27]]}}}],"schema":"https://github.com/citation-style-language/schema/raw/master/csl-citation.json"} </w:instrText>
-      </w:r>
-      <w:r>
-        <w:fldChar w:fldCharType="separate"/>
-      </w:r>
-      <w:r>
-        <w:rPr>
-          <w:noProof/>
-        </w:rPr>
-        <w:t>(Kilstrup et al., 2005; Lane &amp; Fan, 2015)</w:t>
-      </w:r>
-      <w:r>
-        <w:fldChar w:fldCharType="end"/>
-      </w:r>
-      <w:r>
-        <w:t xml:space="preserve">. There is also an increase in pathways that may support accuracy during translation </w:t>
-      </w:r>
-      <w:r>
-        <w:t xml:space="preserve">such as </w:t>
-      </w:r>
-      <w:proofErr w:type="spellStart"/>
-      <w:r>
-        <w:t>queuosine</w:t>
-      </w:r>
-      <w:proofErr w:type="spellEnd"/>
-      <w:r>
-        <w:t xml:space="preserve"> synthesis and S-adenosylmethionine salvage</w:t>
-      </w:r>
-      <w:r>
-        <w:t xml:space="preserve"> </w:t>
-      </w:r>
-      <w:r>
-        <w:t>(Vinayak &amp; Pathak, 2010)</w:t>
-      </w:r>
-      <w:r>
-        <w:t xml:space="preserve">. This coordinated increase in nucleotide and translation-associated metabolism may reflect a microbial response to redox imbalance, because the accumulation of ROS can lead to DNA damage </w:t>
-      </w:r>
-      <w:r>
-        <w:fldChar w:fldCharType="begin"/>
-      </w:r>
-      <w:r>
-        <w:instrText xml:space="preserve"> ADDIN ZOTERO_ITEM CSL_CITATION {"citationID":"De7gRBET","properties":{"formattedCitation":"(Imlay, 2013)","plainCitation":"(Imlay, 2013)","noteIndex":0},"citationItems":[{"id":3368,"uris":["http://zotero.org/users/13901503/items/R3YTNYU9"],"itemData":{"id":3368,"type":"article-journal","abstract":"Excess oxygen can disrupt the growth of most organisms, but the underlying mechanisms of damage have proved difficult to unravel. The model bacterium Escherichia coli represents the best understood organism in terms of the effects of and response to oxidative stress.Superoxide (O2−) and hydrogen peroxide (H2O2) are formed within cells when molecular oxygen (O2) adventitiously acquires electrons from the reduced cofactors of flavoproteins.Both O2− and H2O2 can oxidize the exposed Fe–S clusters of a family of dehydratases. This event destabilizes the clusters, and their consequent disintegration eliminates enzyme activity.O2− and H2O2 also inactivate a variety of non-redox enzymes that use single Fe2+ ions as catalytic cofactors.DNA is damaged when H2O2 reacts with the intracellular pool of unincorporated iron. The iron that is released from oxidized metalloproteins enlarges this pool and accelerates this process.The transcription factor OxyR detects modest increments in intracellular H2O2. It activates several responses that help preserve the activities of Fe–S and mononuclear metalloenzymes.The SoxRS system detects redox-active compounds that are released by plants and some bacteria. These compounds can generate toxic doses of O2−, and the SoxRS system acts primarily to minimize the amounts of these compounds inside the cell.Future studies should aim to determine whether the knowledge gained from studying oxidative stress in the facultative anaerobe E. coli is applicable to other organisms, such as strictly aerobic and microaerophilic bacteria.","container-title":"Nature Reviews Microbiology","DOI":"10.1038/nrmicro3032","ISSN":"1740-1534","issue":"7","journalAbbreviation":"Nat Rev Microbiol","language":"en","license":"2013 Springer Nature Limited","note":"publisher: Nature Publishing Group","page":"443-454","source":"www.nature.com","title":"The molecular mechanisms and physiological consequences of oxidative stress: lessons from a model bacterium","title-short":"The molecular mechanisms and physiological consequences of oxidative stress","volume":"11","author":[{"family":"Imlay","given":"James A."}],"issued":{"date-parts":[["2013",7]]}}}],"schema":"https://github.com/citation-style-language/schema/raw/master/csl-citation.json"} </w:instrText>
-      </w:r>
-      <w:r>
-        <w:fldChar w:fldCharType="separate"/>
-      </w:r>
-      <w:r>
-        <w:rPr>
-          <w:noProof/>
-        </w:rPr>
-        <w:t>(Imlay, 2013)</w:t>
-      </w:r>
-      <w:r>
-        <w:fldChar w:fldCharType="end"/>
-      </w:r>
-      <w:r>
-        <w:t>.</w:t>
-      </w:r>
-      <w:r>
-        <w:t xml:space="preserve"> </w:t>
-      </w:r>
-    </w:p>
-    <w:p/>
-    <w:p>
-      <w:r>
-        <w:t xml:space="preserve">Further, shifts in pathways responsible for immune regulation may decrease host immune tolerance towards the microbiome. </w:t>
-      </w:r>
-      <w:r>
-        <w:t xml:space="preserve">Rising temperatures are associated with a </w:t>
-      </w:r>
-      <w:r>
-        <w:t xml:space="preserve">decrease in </w:t>
-      </w:r>
-      <w:r>
-        <w:t xml:space="preserve">microbial </w:t>
-      </w:r>
-      <w:r>
-        <w:t xml:space="preserve">pathways that </w:t>
-      </w:r>
-      <w:r>
-        <w:t xml:space="preserve">produce metabolites known to support anti-inflammatory signaling directed from the microbiome to the host. This includes a reduction in the production of short-chain fatty acids such as butyrate and propanoate, catabolism of monosaturated fatty acids like oleate, and amino acid–derived immunomodulators including arginine degradation and ornithine biosynthesis (Fig 4E). Loss of these pathways may weaken key mechanisms that promote host immune tolerance toward gut bacteria including support of anti-inflammatory regulatory T cell activity </w:t>
-      </w:r>
-      <w:r>
-        <w:fldChar w:fldCharType="begin"/>
-      </w:r>
-      <w:r>
-        <w:instrText xml:space="preserve"> ADDIN ZOTERO_ITEM CSL_CITATION {"citationID":"oCjERRK6","properties":{"formattedCitation":"(Arpaia et al., 2013; Furusawa et al., 2013)","plainCitation":"(Arpaia et al., 2013; Furusawa et al., 2013)","noteIndex":0},"citationItems":[{"id":3266,"uris":["http://zotero.org/users/13901503/items/ZX3K6GKV"],"itemData":{"id":3266,"type":"article-journal","abstract":"In mice, provision of butyrate—a short-chain fatty acid produced by commensal microorganisms during starch fermentation—facilitates extrathymic generation and differentiation of Foxp3+ regulatory T cells, demonstrating that metabolic by-products are sensed by cells of the immune system and affect the balance between pro- and anti-inflammatory cells.","container-title":"Nature","DOI":"10.1038/nature12726","ISSN":"1476-4687","issue":"7480","language":"en","license":"2013 Springer Nature Limited","note":"publisher: Nature Publishing Group","page":"451-455","source":"www.nature.com","title":"Metabolites produced by commensal bacteria promote peripheral regulatory T-cell generation","volume":"504","author":[{"family":"Arpaia","given":"Nicholas"},{"family":"Campbell","given":"Clarissa"},{"family":"Fan","given":"Xiying"},{"family":"Dikiy","given":"Stanislav"},{"family":"Veeken","given":"Joris","non-dropping-particle":"van der"},{"family":"deRoos","given":"Paul"},{"family":"Liu","given":"Hui"},{"family":"Cross","given":"Justin R."},{"family":"Pfeffer","given":"Klaus"},{"family":"Coffer","given":"Paul J."},{"family":"Rudensky","given":"Alexander Y."}],"issued":{"date-parts":[["2013",12]]}}},{"id":3264,"uris":["http://zotero.org/users/13901503/items/8XXJ4CBR"],"itemData":{"id":3264,"type":"article-journal","abstract":"The gut microbial metabolite butyrate is shown to induce the differentiation of colonic T regulatory cells in mice and to ameliorate the development of colitis; it also increases histone H3 acetylation at the Foxp3 promoter.","container-title":"Nature","DOI":"10.1038/nature12721","ISSN":"1476-4687","issue":"7480","language":"en","license":"2013 Springer Nature Limited","note":"publisher: Nature Publishing Group","page":"446-450","source":"www.nature.com","title":"Commensal microbe-derived butyrate induces the differentiation of colonic regulatory T cells","volume":"504","author":[{"family":"Furusawa","given":"Yukihiro"},{"family":"Obata","given":"Yuuki"},{"family":"Fukuda","given":"Shinji"},{"family":"Endo","given":"Takaho A."},{"family":"Nakato","given":"Gaku"},{"family":"Takahashi","given":"Daisuke"},{"family":"Nakanishi","given":"Yumiko"},{"family":"Uetake","given":"Chikako"},{"family":"Kato","given":"Keiko"},{"family":"Kato","given":"Tamotsu"},{"family":"Takahashi","given":"Masumi"},{"family":"Fukuda","given":"Noriko N."},{"family":"Murakami","given":"Shinnosuke"},{"family":"Miyauchi","given":"Eiji"},{"family":"Hino","given":"Shingo"},{"family":"Atarashi","given":"Koji"},{"family":"Onawa","given":"Satoshi"},{"family":"Fujimura","given":"Yumiko"},{"family":"Lockett","given":"Trevor"},{"family":"Clarke","given":"Julie M."},{"family":"Topping","given":"David L."},{"family":"Tomita","given":"Masaru"},{"family":"Hori","given":"Shohei"},{"family":"Ohara","given":"Osamu"},{"family":"Morita","given":"Tatsuya"},{"family":"Koseki","given":"Haruhiko"},{"family":"Kikuchi","given":"Jun"},{"family":"Honda","given":"Kenya"},{"family":"Hase","given":"Koji"},{"family":"Ohno","given":"Hiroshi"}],"issued":{"date-parts":[["2013",12]]}}}],"schema":"https://github.com/citation-style-language/schema/raw/master/csl-citation.json"} </w:instrText>
-      </w:r>
-      <w:r>
-        <w:fldChar w:fldCharType="separate"/>
-      </w:r>
-      <w:r>
-        <w:rPr>
-          <w:noProof/>
-        </w:rPr>
-        <w:t>(Arpaia et al., 2013; Furusawa et al., 2013)</w:t>
-      </w:r>
-      <w:r>
-        <w:fldChar w:fldCharType="end"/>
-      </w:r>
-      <w:r>
-        <w:t xml:space="preserve">, suppression of pro-inflammatory cytokine signaling </w:t>
-      </w:r>
-      <w:r>
-        <w:fldChar w:fldCharType="begin"/>
-      </w:r>
-      <w:r>
-        <w:instrText xml:space="preserve"> ADDIN ZOTERO_ITEM CSL_CITATION {"citationID":"CvzFPJOA","properties":{"formattedCitation":"(Hung et al., 2023; Klampfer et al., 2003)","plainCitation":"(Hung et al., 2023; Klampfer et al., 2003)","noteIndex":0},"citationItems":[{"id":3176,"uris":["http://zotero.org/users/13901503/items/HTMPX6GE"],"itemData":{"id":3176,"type":"article-journal","abstract":"Monocytes are a major population of circulating immune cells that play a crucial role in producing pro-inflammatory cytokines in the body. The actions of monocytes are known to be influenced by the combinations and concentrations of certain fatty acids (FAs) in blood and dietary fats. However, systemic comparisons of the effects of FAs on cytokine secretion by monocytes have not be performed. In this study, we compared how six saturated FAs (SFAs), two monounsaturated FAs (MUFAs), and seven polyunsaturated FAs (PUFAs) modulate human THP-1 monocyte secretion of TNF, IL-1β, and IL-6 in the absence or presence of lipopolysaccharide. SFAs generally stimulated resting THP-1 cells to secrete pro-inflammatory cytokines, with stearic acid being the most potent species. In contrast, MUFAs and PUFAs inhibited lipopolysaccharide-induced secretion of pro-inflammatory cytokines. Interestingly, the inhibitory potentials of MUFAs and PUFAs followed U-shaped (TNF and IL-1β) or inverted U-shaped (IL-6) dose–response curves. Among the MUFAs and PUFAs that were analyzed, docosahexaenoic acid (C22:6 n-3) exhibited the largest number of double bonds and was found to be the most potent anti-inflammatory compound. Together, our findings reveal that the chemical compositions and concentrations of dietary FAs are key factors in the intricate regulation of monocyte-mediated inflammation.","container-title":"Scientific Reports","DOI":"10.1038/s41598-023-32710-5","ISSN":"2045-2322","issue":"1","journalAbbreviation":"Sci Rep","language":"en","license":"2023 The Author(s)","note":"publisher: Nature Publishing Group","page":"5511","source":"www.nature.com","title":"Dietary fatty acids differentially affect secretion of pro-inflammatory cytokines in human THP-1 monocytes","volume":"13","author":[{"family":"Hung","given":"Hao-Chang"},{"family":"Tsai","given":"Sheng-Feng"},{"family":"Chou","given":"Hsuan-Wen"},{"family":"Tsai","given":"Ming-Jun"},{"family":"Hsu","given":"Pei-Ling"},{"family":"Kuo","given":"Yu-Min"}],"issued":{"date-parts":[["2023",4,4]]}}},{"id":2208,"uris":["http://zotero.org/users/13901503/items/CGJLGGCV"],"itemData":{"id":2208,"type":"article-journal","abstract":"The short chain fatty acid butyrate promotes proliferation and survival of normal epithelial cells, but induces G1 or G2-M arrest in transformed cells, which is coupled to differentiation and apoptosis. Local administration of butyrate has been shown to ameliorate inflammation in ulcerative colitis; however, the precise mechanism of its anti-inflammatory activity is not known. IFN-γ is one of the principle cytokines secreted by lamina propria cells in inflamed mucosa and elevated levels of the transcription factor required for IFN-γ signaling, STAT1 (signal transducer and activator of transcription 1), are present in the colonic mucosa of patients with ulcerative colitis and Crohn's disease. Here we report that butyrate is a strong inhibitor of signaling by IFN-γ. We demonstrated that this short chain fatty acid inhibits IFN-γ-induced tyrosine and serine phosphorylation of STAT1. IFN-γ-induced JAK2 activation was inhibited by butyrate, implicating JAK2 as a target of butyrate action. Accordingly, STAT1 nuclear translocation and its DNA binding were completely inhibited in butyrate-treated cells. Transient transfection experiments using a reporter gene construct containing eight GAS sites (γ-activated sites) revealed that butyrate inhibits IFN-γ induced, STAT1-dependent, transcriptional activation. Proinflammatory cytokines, including IFN-γ, play an important role in the pathogenesis of inflammatory bowel disease, and abnormal activity of STAT1 is associated with human malignancies and intestinal inflammatory diseases. Thus, our data suggest that butyrate negatively regulates mucosal inflammation through the inhibition of IFN-γ/STAT1 signaling.","container-title":"Molecular Cancer Research","ISSN":"1541-7786","issue":"11","journalAbbreviation":"Molecular Cancer Research","page":"855-862","source":"Silverchair","title":"Inhibition of Interferon γ Signaling by the Short Chain Fatty Acid Butyrate1","volume":"1","author":[{"family":"Klampfer","given":"Lidija"},{"family":"Huang","given":"Jie"},{"family":"Sasazuki","given":"Takehiko"},{"family":"Shirasawa","given":"Senji"},{"family":"Augenlicht","given":"Leonard"}],"issued":{"date-parts":[["2003",9,1]]}}}],"schema":"https://github.com/citation-style-language/schema/raw/master/csl-citation.json"} </w:instrText>
-      </w:r>
-      <w:r>
-        <w:fldChar w:fldCharType="separate"/>
-      </w:r>
-      <w:r>
-        <w:rPr>
-          <w:noProof/>
-        </w:rPr>
-        <w:t>(Hung et al., 2023; Klampfer et al., 2003)</w:t>
-      </w:r>
-      <w:r>
-        <w:fldChar w:fldCharType="end"/>
-      </w:r>
-      <w:r>
-        <w:t>, and support for M2 macrophage anti-</w:t>
-      </w:r>
-      <w:r>
-        <w:lastRenderedPageBreak/>
-        <w:t xml:space="preserve">inflammatory activity </w:t>
-      </w:r>
-      <w:r>
-        <w:fldChar w:fldCharType="begin"/>
-      </w:r>
-      <w:r>
-        <w:instrText xml:space="preserve"> ADDIN ZOTERO_ITEM CSL_CITATION {"citationID":"ed86fdVL","properties":{"formattedCitation":"(Bronte &amp; Zanovello, 2005; Rath et al., 2014)","plainCitation":"(Bronte &amp; Zanovello, 2005; Rath et al., 2014)","noteIndex":0},"citationItems":[{"id":3530,"uris":["http://zotero.org/users/13901503/items/C52YCWD9"],"itemData":{"id":3530,"type":"article-journal","abstract":"An impaired balance between immature and mature myeloid cells is one of the hallmarks of seemingly unrelated pathological conditions that are associated with T-cell dysfunction.In mice, co-expression of CD11b and GR1 is associated with myeloid cells at various stages of differentiation that can inhibit T-cell activation induced by either antigen or a polyclonal stimulus. This inhibition occurs through an MHC-independent mechanism that requires cell–cell contact.These myeloid cells are known as myeloid suppressor cells (MSCs), and they partially overlap with the previously described natural suppressor cells. MSCs arise from bone marrow and other haematopoietic organs that are exposed to systemically released factors that act on myelomonocytic precursors.MSCs inhibit antigen-activated T cells by a mechanism that requires important enzymes of L-arginine metabolism, the inducible forms of nitric-oxide synthase (NOS) and arginase (ARG), NOS2 and ARG1. In mouse myeloid cells, NOS2 and ARG1are competitively regulated by T helper 1 (TH1) and TH2 cytokines, respectively.MSCs can use ARG1 and NOS2, either separately or in combination, to restrain T-cell functions. The choice is regulated by a network of signals, cytokines and receptor–ligand interactions that underlie the crosstalk between MSCs and activated T cells.NOS2 generates nitric oxide (NO), which blocks signalling from the interleukin-2 receptor. By contrast, L-arginine depletion induced by the activity of ARG1 causes downregulation of expression of the ζ-chain of CD3 and, consequently, impairment of its signalling properties.Moreover, NO and superoxide (O2−) production in MSCs generates several highly oxidizing molecules known as reactive nitrogen and oxygen species. Generation of reactive nitrogen and oxygen species regulates the contraction phase of CD8+ T cells following antigenic stimulation.The activity of ARG1 and NOS2 working in combination was recently described for CD11b+GR1+ cells from tumour-bearing mice and chronically infected mice, thereby indicating that co-expression of both enzymes could be unique to MSCs.Evidence from animal and human models indicates that the immunomodulatory role of L-arginine metabolism is important in physiological, as well as pathological, conditions, which provides the rationale for development of therapeutic compounds that control the ARG and NOS enzymatic pathways.","container-title":"Nature Reviews Immunology","DOI":"10.1038/nri1668","ISSN":"1474-1741","issue":"8","journalAbbreviation":"Nat Rev Immunol","language":"en","license":"2005 Springer Nature Limited","note":"publisher: Nature Publishing Group","page":"641-654","source":"www.nature.com","title":"Regulation of immune responses by L-arginine metabolism","volume":"5","author":[{"family":"Bronte","given":"Vincenzo"},{"family":"Zanovello","given":"Paola"}],"issued":{"date-parts":[["2005",8]]}}},{"id":3268,"uris":["http://zotero.org/users/13901503/items/7ZIYMCTV"],"itemData":{"id":3268,"type":"article-journal","abstract":"Macrophages play a major role in the immune system, both as antimicrobial effector cells and as immunoregulatory cells, which induce, suppress or modulate adaptive immune responses. These key aspects of macrophage biology are fundamentally driven by the phenotype of macrophage arginine metabolism that is prevalent in an evolving or ongoing immune response. M1 macrophages express the enzyme nitric oxide synthase, which metabolizes arginine to nitric oxide (NO) and citrulline. NO can be metabolized to further downstream reactive nitrogen species, while citrulline might be reused for efficient NO synthesis via the citrulline–NO cycle. M2 macrophages are characterized by expression of the enzyme arginase, which hydrolyzes arginine to ornithine and urea. The arginase pathway limits arginine availability for NO synthesis and ornithine itself can further feed into the important downstream pathways of polyamine and proline syntheses, which are important for cellular proliferation and tissue repair. M1 versus M2 polarization leads to opposing outcomes of inflammatory reactions, but depending on the context, M1 and M2 macrophages can be both pro- and anti-inflammatory. Notably, M1/M2 macrophage polarization can be driven by microbial infection or innate danger signals without any influence of adaptive immune cells, secondarily driving the T helper (Th)1/Th2 polarization of the evolving adaptive immune response. Since both arginine metabolic pathways cross-inhibit each other on the level of the respective arginine break-down products and Th1 and Th2 lymphocytes can drive or amplify macrophage M1/M2 dichotomy via cytokine activation, this forms the basis of a self-sustaining M1/M2 polarization of the whole immune response. Understanding the arginine metabolism of M1/M2 macrophage phenotypes is therefore central to find new possibilities to manipulate immune responses in infection, autoimmune diseases, chronic inflammatory conditions, and cancer.","container-title":"Frontiers in Immunology","DOI":"10.3389/fimmu.2014.00532","ISSN":"1664-3224","journalAbbreviation":"Front. Immunol.","language":"English","note":"publisher: Frontiers","source":"Frontiers","title":"Metabolism via Arginase or Nitric Oxide Synthase: Two Competing Arginine Pathways in Macrophages","title-short":"Metabolism via Arginase or Nitric Oxide Synthase","URL":"https://www.frontiersin.orghttps://www.frontiersin.org/journals/immunology/articles/10.3389/fimmu.2014.00532/full","volume":"5","author":[{"family":"Rath","given":"Meera"},{"family":"Müller","given":"Ingrid"},{"family":"Kropf","given":"Pascale"},{"family":"Closs","given":"Ellen I."},{"family":"Munder","given":"Markus"}],"accessed":{"date-parts":[["2025",5,9]]},"issued":{"date-parts":[["2014",10,27]]}}}],"schema":"https://github.com/citation-style-language/schema/raw/master/csl-citation.json"} </w:instrText>
-      </w:r>
-      <w:r>
-        <w:fldChar w:fldCharType="separate"/>
-      </w:r>
-      <w:r>
-        <w:rPr>
-          <w:noProof/>
-        </w:rPr>
-        <w:t>(Bronte &amp; Zanovello, 2005; Rath et al., 2014)</w:t>
-      </w:r>
-      <w:r>
-        <w:fldChar w:fldCharType="end"/>
-      </w:r>
-      <w:r>
-        <w:t xml:space="preserve">. However, these shifts are accompanied by an increase in select pathways that may help compensate for the loss of microbial immune regulation, including the synthesis of the </w:t>
-      </w:r>
-      <w:r>
-        <w:t>saturated</w:t>
-      </w:r>
-      <w:r>
-        <w:t xml:space="preserve"> </w:t>
-      </w:r>
-      <w:r>
-        <w:t>fatty acid</w:t>
-      </w:r>
-      <w:r>
-        <w:t>s</w:t>
-      </w:r>
-      <w:r>
-        <w:t xml:space="preserve"> (5Z)-</w:t>
-      </w:r>
-      <w:proofErr w:type="spellStart"/>
-      <w:r>
-        <w:t>dodecenoate</w:t>
-      </w:r>
-      <w:proofErr w:type="spellEnd"/>
-      <w:r>
-        <w:t xml:space="preserve"> and L-tryptophan biosynthesis, which leads to the production of indole derivatives that suppress pro-inflammatory cytokine signaling </w:t>
-      </w:r>
-      <w:r>
-        <w:fldChar w:fldCharType="begin"/>
-      </w:r>
-      <w:r>
-        <w:instrText xml:space="preserve"> ADDIN ZOTERO_ITEM CSL_CITATION {"citationID":"WbrfEbW1","properties":{"formattedCitation":"(Konopelski &amp; Mogilnicka, 2022)","plainCitation":"(Konopelski &amp; Mogilnicka, 2022)","noteIndex":0},"citationItems":[{"id":3532,"uris":["http://zotero.org/users/13901503/items/X4GCYZZS"],"itemData":{"id":3532,"type":"article-journal","abstract":"Actions of symbiotic gut microbiota are in dynamic balance with the host’s organism to maintain homeostasis. Many different factors have an impact on this relationship, including bacterial metabolites. Several substrates for their synthesis have been established, including tryptophan, an exogenous amino acid. Many biological processes are influenced by the action of tryptophan and its endogenous metabolites, serotonin, and melatonin. Recent research findings also provide evidence that gut bacteria-derived metabolites of tryptophan share the biological effects of their precursor. Thus, this review aims to investigate the biological actions of indole-3-propionic acid (IPA), a gut microbiota-derived metabolite of tryptophan. We searched PUBMED and Google Scholar databases to identify pre-clinical and clinical studies evaluating the impact of IPA on the health and pathophysiology of the immune, nervous, gastrointestinal and cardiovascular system in mammals. IPA exhibits a similar impact on the energetic balance and cardiovascular system to its precursor, tryptophan. Additionally, IPA has a positive impact on a cellular level, by preventing oxidative stress injury, lipoperoxidation and inhibiting synthesis of proinflammatory cytokines. Its synthesis can be diminished in the presence of different risk factors of atherosclerosis. On the other hand, protective factors, such as the introduction of a Mediterranean diet, tend to increase its plasma concentration. IPA seems to be a promising new target, linking gut health with the cardiovascular system.","container-title":"International Journal of Molecular Sciences","DOI":"10.3390/ijms23031222","ISSN":"1422-0067","issue":"3","language":"en","license":"http://creativecommons.org/licenses/by/3.0/","note":"number: 3\npublisher: Multidisciplinary Digital Publishing Institute","page":"1222","source":"www.mdpi.com","title":"Biological Effects of Indole-3-Propionic Acid, a Gut Microbiota-Derived Metabolite, and Its Precursor Tryptophan in Mammals’ Health and Disease","volume":"23","author":[{"family":"Konopelski","given":"Piotr"},{"family":"Mogilnicka","given":"Izabella"}],"issued":{"date-parts":[["2022",1]]}}}],"schema":"https://github.com/citation-style-language/schema/raw/master/csl-citation.json"} </w:instrText>
-      </w:r>
-      <w:r>
-        <w:fldChar w:fldCharType="separate"/>
-      </w:r>
-      <w:r>
-        <w:rPr>
-          <w:noProof/>
-        </w:rPr>
-        <w:t>(Konopelski &amp; Mogilnicka, 2022)</w:t>
-      </w:r>
-      <w:r>
-        <w:fldChar w:fldCharType="end"/>
-      </w:r>
-      <w:r>
-        <w:t xml:space="preserve">. </w:t>
-      </w:r>
-    </w:p>
-    <w:p/>
-    <w:p>
-      <w:pPr>
-        <w:rPr>
-          <w:u w:val="single"/>
-        </w:rPr>
-      </w:pPr>
-      <w:r>
-        <w:rPr>
-          <w:u w:val="single"/>
-        </w:rPr>
-        <w:t>Neopterin</w:t>
-      </w:r>
-      <w:r>
-        <w:rPr>
-          <w:u w:val="single"/>
-        </w:rPr>
-        <w:t xml:space="preserve"> is </w:t>
-      </w:r>
-      <w:r>
-        <w:rPr>
-          <w:u w:val="single"/>
-        </w:rPr>
-        <w:t>associated</w:t>
-      </w:r>
-      <w:r>
-        <w:rPr>
-          <w:u w:val="single"/>
-        </w:rPr>
-        <w:t xml:space="preserve"> </w:t>
-      </w:r>
-      <w:r>
-        <w:rPr>
-          <w:u w:val="single"/>
-        </w:rPr>
-        <w:t xml:space="preserve">with </w:t>
-      </w:r>
-      <w:r>
-        <w:rPr>
-          <w:u w:val="single"/>
-        </w:rPr>
-        <w:t xml:space="preserve">the gut microbiome’s </w:t>
-      </w:r>
-      <w:r>
-        <w:rPr>
-          <w:u w:val="single"/>
-        </w:rPr>
-        <w:t>relationship with</w:t>
-      </w:r>
-      <w:r>
-        <w:rPr>
-          <w:u w:val="single"/>
-        </w:rPr>
-        <w:t xml:space="preserve"> temperature</w:t>
-      </w:r>
-    </w:p>
-    <w:p>
-      <w:r>
-        <w:rPr>
-          <w:i/>
-          <w:iCs/>
-        </w:rPr>
-        <w:t>Community-level</w:t>
-      </w:r>
-      <w:r>
-        <w:rPr>
-          <w:i/>
-          <w:iCs/>
-        </w:rPr>
-        <w:t xml:space="preserve"> results</w:t>
-      </w:r>
-    </w:p>
-    <w:p>
-      <w:r>
-        <w:t>To assess if neopterin concentration is associated with the gut microbiome’s relationship with temperature we compared the temperature model that included</w:t>
-      </w:r>
-      <w:r>
-        <w:t xml:space="preserve"> known predictors of microbiome composition</w:t>
-      </w:r>
-      <w:r>
-        <w:t xml:space="preserve"> plus temperature to a model that included the baseline predictors </w:t>
-      </w:r>
-      <w:r>
-        <w:t>and</w:t>
-      </w:r>
-      <w:r>
-        <w:t xml:space="preserve"> an interaction effect between temperature and neopterin. </w:t>
-      </w:r>
-      <w:r>
-        <w:t>For taxonomic composition, the interaction model fits best for all three principal components</w:t>
-      </w:r>
-      <w:r>
-        <w:t xml:space="preserve"> </w:t>
-      </w:r>
-      <w:r>
-        <w:t>accounting for at least 98% of the model weight</w:t>
-      </w:r>
-      <w:r>
-        <w:t xml:space="preserve"> </w:t>
-      </w:r>
-      <w:r>
-        <w:t>(Fig 5B).</w:t>
-      </w:r>
-      <w:r>
-        <w:t xml:space="preserve"> </w:t>
-      </w:r>
-      <w:r>
-        <w:t>Principal component 1 is the only component with reliable confidence intervals (i.e., 95% CIs do not cross zero)</w:t>
-      </w:r>
-      <w:r>
-        <w:t xml:space="preserve"> </w:t>
-      </w:r>
-      <w:r>
-        <w:t>(Fig 5</w:t>
-      </w:r>
-      <w:r>
-        <w:t>As</w:t>
-      </w:r>
-      <w:r>
-        <w:t>) and accounts for the greatest proportion of variance among all principal components. This result, combined with the high model weight for all principal components, suggests that neopterin concentration is associated with the relationship between beta diversity and temperature.</w:t>
-      </w:r>
-      <w:r>
-        <w:t xml:space="preserve"> In contrast, the temperature model fits best for both alpha diversity metrics accounting for at least 86% of the model weight. Th</w:t>
-      </w:r>
-      <w:r>
-        <w:t>ese</w:t>
-      </w:r>
-      <w:r>
-        <w:t xml:space="preserve"> results combined with the </w:t>
-      </w:r>
-      <w:r>
-        <w:t>s</w:t>
-      </w:r>
-      <w:r>
-        <w:t xml:space="preserve">mall effect sizes </w:t>
-      </w:r>
-      <w:r>
-        <w:t>(</w:t>
-      </w:r>
-      <w:r>
-        <w:t xml:space="preserve">Shannon </w:t>
-      </w:r>
-      <w:r>
-        <w:t>β</w:t>
-      </w:r>
-      <w:r>
-        <w:rPr>
-          <w:vertAlign w:val="subscript"/>
-        </w:rPr>
-        <w:t>temp*neopterin</w:t>
-      </w:r>
-      <w:r>
-        <w:t xml:space="preserve"> = -0.</w:t>
-      </w:r>
-      <w:r>
-        <w:t>10</w:t>
-      </w:r>
-      <w:r>
-        <w:t xml:space="preserve">, Observed </w:t>
-      </w:r>
-      <w:r>
-        <w:t>β</w:t>
-      </w:r>
-      <w:r>
-        <w:rPr>
-          <w:vertAlign w:val="subscript"/>
-        </w:rPr>
-        <w:t>temp</w:t>
-      </w:r>
-      <w:r>
-        <w:rPr>
-          <w:vertAlign w:val="subscript"/>
-        </w:rPr>
-        <w:t>*neopterin</w:t>
-      </w:r>
-      <w:r>
-        <w:t xml:space="preserve"> = -0.</w:t>
-      </w:r>
-      <w:r>
-        <w:t xml:space="preserve">13) </w:t>
-      </w:r>
-      <w:r>
-        <w:t>and unreliable confidence intervals for both alpha diversity indices</w:t>
-      </w:r>
-      <w:r>
-        <w:t xml:space="preserve"> (Fig 5</w:t>
-      </w:r>
-      <w:r>
-        <w:t>A</w:t>
-      </w:r>
-      <w:r>
-        <w:t>)</w:t>
-      </w:r>
-      <w:r>
-        <w:t xml:space="preserve"> </w:t>
-      </w:r>
-      <w:r>
-        <w:t>suggest that the relationship between alpha diversity and temperature is independent of neopterin concentration.</w:t>
-      </w:r>
-    </w:p>
-    <w:p/>
-    <w:p>
-      <w:r>
-        <w:t xml:space="preserve">For </w:t>
-      </w:r>
-      <w:r>
-        <w:t>functional</w:t>
-      </w:r>
-      <w:r>
-        <w:t xml:space="preserve"> composition</w:t>
-      </w:r>
-      <w:r>
-        <w:t xml:space="preserve">, </w:t>
-      </w:r>
-      <w:r>
-        <w:t xml:space="preserve">the interaction model fits best for all three principal components and observed </w:t>
-      </w:r>
-      <w:r>
-        <w:t>pathways</w:t>
-      </w:r>
-      <w:r>
-        <w:t xml:space="preserve"> accounting for at least 98% of the model weight</w:t>
-      </w:r>
-      <w:r>
-        <w:t>,</w:t>
-      </w:r>
-      <w:r>
-        <w:t xml:space="preserve"> while the temperature model fits best for Shannon’s diversity accounting for 63% of the model weight (Fig 5B</w:t>
-      </w:r>
-      <w:r>
-        <w:t>s</w:t>
-      </w:r>
-      <w:r>
-        <w:t>).</w:t>
-      </w:r>
-      <w:r>
-        <w:t xml:space="preserve"> Even thoug</w:t>
-      </w:r>
-      <w:r>
-        <w:t xml:space="preserve">h Principal component 3 is the only component with reliable confidence intervals, the </w:t>
-      </w:r>
-      <w:r>
-        <w:t xml:space="preserve">large </w:t>
-      </w:r>
-      <w:r>
-        <w:t xml:space="preserve">effect </w:t>
-      </w:r>
-      <w:r>
-        <w:t>sizes</w:t>
-      </w:r>
-      <w:r>
-        <w:t xml:space="preserve"> for all three components</w:t>
-      </w:r>
-      <w:r>
-        <w:t xml:space="preserve"> </w:t>
-      </w:r>
-      <w:r>
-        <w:t>(</w:t>
-      </w:r>
-      <w:r>
-        <w:t xml:space="preserve">PC1 </w:t>
-      </w:r>
-      <w:r>
-        <w:t>β</w:t>
-      </w:r>
-      <w:r>
-        <w:rPr>
-          <w:vertAlign w:val="subscript"/>
-        </w:rPr>
-        <w:t>temp*neopterin</w:t>
-      </w:r>
-      <w:r>
-        <w:t xml:space="preserve"> = </w:t>
-      </w:r>
-      <w:r>
-        <w:t>17.60</w:t>
-      </w:r>
-      <w:r>
-        <w:t xml:space="preserve">, </w:t>
-      </w:r>
-      <w:r>
-        <w:t>PC2</w:t>
-      </w:r>
-      <w:r>
-        <w:t xml:space="preserve"> </w:t>
-      </w:r>
-      <w:r>
-        <w:t>β</w:t>
-      </w:r>
-      <w:r>
-        <w:rPr>
-          <w:vertAlign w:val="subscript"/>
-        </w:rPr>
-        <w:t>temp*neopterin</w:t>
-      </w:r>
-      <w:r>
-        <w:t xml:space="preserve"> = -</w:t>
-      </w:r>
-      <w:r>
-        <w:t xml:space="preserve">7.66, PC3 </w:t>
-      </w:r>
-      <w:r>
-        <w:t>β</w:t>
-      </w:r>
-      <w:r>
-        <w:rPr>
-          <w:vertAlign w:val="subscript"/>
-        </w:rPr>
-        <w:t>temp*neopterin</w:t>
-      </w:r>
-      <w:r>
-        <w:t xml:space="preserve"> =</w:t>
-      </w:r>
-      <w:r>
-        <w:t xml:space="preserve"> -11.44</w:t>
-      </w:r>
-      <w:r>
-        <w:t xml:space="preserve">) </w:t>
-      </w:r>
-      <w:r>
-        <w:t xml:space="preserve"> </w:t>
-      </w:r>
-      <w:r>
-        <w:t xml:space="preserve">plus the model weights </w:t>
-      </w:r>
-      <w:r>
-        <w:t>suggest that neopterin concentration is associated with the relationship between</w:t>
-      </w:r>
-      <w:r>
-        <w:t xml:space="preserve"> functional</w:t>
-      </w:r>
-      <w:r>
-        <w:t xml:space="preserve"> beta diversity and temperature.</w:t>
-      </w:r>
-      <w:r>
-        <w:t xml:space="preserve"> The effect size and model weight for observed pathways</w:t>
-      </w:r>
-      <w:r>
-        <w:t xml:space="preserve"> (</w:t>
-      </w:r>
-      <w:r>
-        <w:t xml:space="preserve">Observed </w:t>
-      </w:r>
-      <w:r>
-        <w:t>β</w:t>
-      </w:r>
-      <w:r>
-        <w:rPr>
-          <w:vertAlign w:val="subscript"/>
-        </w:rPr>
-        <w:t>temp*neopterin</w:t>
-      </w:r>
-      <w:r>
-        <w:t xml:space="preserve"> = </w:t>
-      </w:r>
-      <w:r>
-        <w:t xml:space="preserve">72.78) </w:t>
-      </w:r>
-      <w:r>
-        <w:t>suggest that neopterin may be associated with the relationship between the total number of distinct metabolic pathways and temperature</w:t>
-      </w:r>
-      <w:r>
-        <w:t xml:space="preserve">. </w:t>
-      </w:r>
-      <w:r>
-        <w:t>However, it is unlikely that neopterin is associated with the relationship between temperature and functional even</w:t>
-      </w:r>
-      <w:r>
-        <w:t>n</w:t>
-      </w:r>
-      <w:r>
-        <w:t>ess due to the small effect size</w:t>
-      </w:r>
-      <w:r>
-        <w:t xml:space="preserve"> </w:t>
-      </w:r>
-      <w:r>
-        <w:t>(</w:t>
-      </w:r>
-      <w:r>
-        <w:t>Shannon</w:t>
-      </w:r>
-      <w:r>
-        <w:t xml:space="preserve"> </w:t>
-      </w:r>
-      <w:r>
-        <w:t>β</w:t>
-      </w:r>
-      <w:r>
-        <w:rPr>
-          <w:vertAlign w:val="subscript"/>
-        </w:rPr>
-        <w:t>temp*neopterin</w:t>
-      </w:r>
-      <w:r>
-        <w:t xml:space="preserve"> = </w:t>
-      </w:r>
-      <w:r>
-        <w:t>0.46</w:t>
-      </w:r>
-      <w:r>
-        <w:t>)</w:t>
-      </w:r>
-      <w:r>
-        <w:t xml:space="preserve">, unreliable confidence intervals, and model weight for Shannon’s diversity. </w:t>
-      </w:r>
-    </w:p>
-    <w:p/>
-    <w:p>
-      <w:pPr>
-        <w:rPr>
-          <w:i/>
-          <w:iCs/>
-        </w:rPr>
-      </w:pPr>
-      <w:r>
-        <w:rPr>
-          <w:i/>
-          <w:iCs/>
-        </w:rPr>
-        <w:t>Taxonomic and metabolic pathway results</w:t>
-      </w:r>
-    </w:p>
-    <w:p>
-      <w:r>
-        <w:t>Neopterin concentration is also associated with the relationship between</w:t>
-      </w:r>
-      <w:r>
-        <w:t xml:space="preserve"> </w:t>
-      </w:r>
-      <w:r>
-        <w:t>temperature and the abundance of individual taxa. The same model comparison approach used for the community-level analysis shows that the interaction model accounts for more than 50% of the model weight for 2</w:t>
-      </w:r>
-      <w:r>
-        <w:t>0</w:t>
-      </w:r>
-      <w:r>
-        <w:t xml:space="preserve"> out of the 93 individual taxa associated with temperature (</w:t>
-      </w:r>
-      <w:r>
-        <w:t>Sup Table</w:t>
-      </w:r>
-      <w:r>
-        <w:t xml:space="preserve">). Among these taxa, </w:t>
-      </w:r>
-      <w:r>
-        <w:t>6</w:t>
-      </w:r>
-      <w:r>
-        <w:t xml:space="preserve"> are families and 14 are genera, with most of the taxa representing two phyla Firmicutes (1</w:t>
-      </w:r>
-      <w:r>
-        <w:t>2</w:t>
-      </w:r>
-      <w:r>
-        <w:t xml:space="preserve"> taxa) and </w:t>
-      </w:r>
-      <w:proofErr w:type="spellStart"/>
-      <w:r>
-        <w:t>Bacteroidota</w:t>
-      </w:r>
-      <w:proofErr w:type="spellEnd"/>
-      <w:r>
-        <w:t xml:space="preserve"> (5 taxa). To interpret the interaction effect, we plotted the relationship between abundance and temperature across </w:t>
-      </w:r>
-      <w:r>
-        <w:t>three</w:t>
-      </w:r>
-      <w:r>
-        <w:t xml:space="preserve"> discrete ranges of neopterin values</w:t>
-      </w:r>
-      <w:r>
-        <w:t xml:space="preserve"> (Fig 5)</w:t>
-      </w:r>
-      <w:r>
-        <w:t xml:space="preserve">. These results indicate </w:t>
-      </w:r>
-      <w:r>
-        <w:t>two</w:t>
-      </w:r>
-      <w:r>
-        <w:t xml:space="preserve"> distinct effects: </w:t>
-      </w:r>
-      <w:r>
-        <w:t xml:space="preserve">(1) </w:t>
-      </w:r>
-      <w:r>
-        <w:t>the relationship between temperature and abundance becomes more negative (i.e. the slopes decrease)</w:t>
-      </w:r>
-      <w:r>
-        <w:t xml:space="preserve"> at higher neopterin concentrations </w:t>
-      </w:r>
-      <w:r>
-        <w:lastRenderedPageBreak/>
-        <w:t>(Fig 4A),</w:t>
-      </w:r>
-      <w:r>
-        <w:t xml:space="preserve"> </w:t>
-      </w:r>
-      <w:r>
-        <w:t>(2)</w:t>
-      </w:r>
-      <w:r>
-        <w:t xml:space="preserve"> </w:t>
-      </w:r>
-      <w:r>
-        <w:t>the relationship between temperature and abundance becomes more</w:t>
-      </w:r>
-      <w:r>
-        <w:t xml:space="preserve"> </w:t>
-      </w:r>
-      <w:r>
-        <w:t>positive (i.e. the slopes increase)</w:t>
-      </w:r>
-      <w:r>
-        <w:t xml:space="preserve"> at higher </w:t>
-      </w:r>
-      <w:r>
-        <w:t>neopterin concentrations</w:t>
-      </w:r>
-      <w:r>
-        <w:t xml:space="preserve"> </w:t>
-      </w:r>
-      <w:r>
-        <w:t>(Fig 4B &amp; C).</w:t>
-      </w:r>
-      <w:r>
-        <w:t xml:space="preserve"> </w:t>
-      </w:r>
-      <w:r>
-        <w:t xml:space="preserve">There are two patterns of increasing slopes: one where a positive slope becomes steeper </w:t>
-      </w:r>
-      <w:r>
-        <w:t xml:space="preserve">when </w:t>
-      </w:r>
-      <w:r>
-        <w:t>neopterin</w:t>
-      </w:r>
-      <w:r>
-        <w:t xml:space="preserve"> is high</w:t>
-      </w:r>
-      <w:r>
-        <w:t>, and another where a negative slope shifts to positive when neopterin is high</w:t>
-      </w:r>
-      <w:r>
-        <w:t xml:space="preserve">. </w:t>
-      </w:r>
-      <w:r>
-        <w:t xml:space="preserve">The majority of taxa (12 out of 20) </w:t>
-      </w:r>
-      <w:r>
-        <w:t xml:space="preserve">exhibit decreasing slopes as neopterin increases. </w:t>
-      </w:r>
-      <w:r>
-        <w:t xml:space="preserve">These effects likely reflect how taxonomic response to rising temperatures influences intestinal macrophage activity, while intestinal immunity simultaneously shapes </w:t>
-      </w:r>
-      <w:r>
-        <w:t xml:space="preserve">the </w:t>
-      </w:r>
-      <w:r>
-        <w:t>taxonomic response to temperature.</w:t>
-      </w:r>
-    </w:p>
-    <w:p/>
-    <w:p/>
-    <w:p>
-      <w:r>
-        <w:t>Neopterin concentration is also associated with the relationship between</w:t>
-      </w:r>
-      <w:r>
-        <w:t xml:space="preserve"> </w:t>
-      </w:r>
-      <w:r>
-        <w:t xml:space="preserve">temperature and the abundance of </w:t>
-      </w:r>
-      <w:r>
-        <w:t>individual metabolic pathways</w:t>
-      </w:r>
-      <w:r>
-        <w:t>.</w:t>
-      </w:r>
-      <w:r>
-        <w:t xml:space="preserve"> The interaction model f</w:t>
-      </w:r>
-      <w:r>
-        <w:t>it</w:t>
-      </w:r>
-      <w:r>
-        <w:t xml:space="preserve"> better for 65 out of 116 pathways tested, </w:t>
-      </w:r>
-      <w:r>
-        <w:t>accounting for more than 50% of the model weight</w:t>
-      </w:r>
-      <w:r>
-        <w:t xml:space="preserve"> (Supp table). </w:t>
-      </w:r>
-      <w:r>
-        <w:t xml:space="preserve">To interpret the interaction effect, we plotted the relationship between abundance and temperature across </w:t>
-      </w:r>
-      <w:r>
-        <w:t>two</w:t>
-      </w:r>
-      <w:r>
-        <w:t xml:space="preserve"> discrete ranges of neopterin values.</w:t>
-      </w:r>
-      <w:r>
-        <w:t xml:space="preserve"> </w:t>
-      </w:r>
-      <w:r>
-        <w:t>These results indicate the same two effects as the taxonomic analysis (1) where slopes increase at higher neopterin and (2) where slopes decrease (Fig 5)</w:t>
-      </w:r>
-      <w:r>
-        <w:t xml:space="preserve">. </w:t>
-      </w:r>
-      <w:r>
-        <w:t>There are two patterns of increasing slopes: one where a positive slope becomes steeper when neopterin is high, and another where a negative slope shifts to positive when neopterin is high.</w:t>
-      </w:r>
-      <w:r>
-        <w:t xml:space="preserve"> There are three patterns of decreasing slopes, </w:t>
-      </w:r>
-      <w:r>
-        <w:t xml:space="preserve">one where a </w:t>
-      </w:r>
-      <w:r>
-        <w:t>negative</w:t>
-      </w:r>
-      <w:r>
-        <w:t xml:space="preserve"> slope becomes steeper</w:t>
-      </w:r>
-      <w:r>
-        <w:t xml:space="preserve">, </w:t>
-      </w:r>
-      <w:r>
-        <w:t xml:space="preserve">another where a </w:t>
-      </w:r>
-      <w:r>
-        <w:t>positive</w:t>
-      </w:r>
-      <w:r>
-        <w:t xml:space="preserve"> slope shifts to </w:t>
-      </w:r>
-      <w:r>
-        <w:t xml:space="preserve">negative, and one where a positive slope becomes less positive. </w:t>
-      </w:r>
-      <w:r>
-        <w:t xml:space="preserve">Similar to the taxonomic analysis these effects likely reflect how metabolic response to rising temperatures may influence intestinal immunity and how intestinal immunity simultaneously affects metabolic response to temperature.  </w:t>
-      </w:r>
-    </w:p>
-    <w:p/>
-    <w:p>
-      <w:r>
-        <w:t xml:space="preserve">Discussion: </w:t>
-      </w:r>
-    </w:p>
-    <w:p>
-      <w:pPr>
-        <w:rPr>
-          <w:u w:val="single"/>
-        </w:rPr>
-      </w:pPr>
-      <w:r>
-        <w:rPr>
-          <w:u w:val="single"/>
-        </w:rPr>
-        <w:t xml:space="preserve">Gut microbiome </w:t>
-      </w:r>
-      <w:r>
-        <w:rPr>
-          <w:u w:val="single"/>
-        </w:rPr>
-        <w:t>response to</w:t>
-      </w:r>
-      <w:r>
-        <w:rPr>
-          <w:u w:val="single"/>
-        </w:rPr>
-        <w:t xml:space="preserve"> temperature</w:t>
-      </w:r>
-    </w:p>
-    <w:p>
-      <w:r>
-        <w:t>T</w:t>
-      </w:r>
-      <w:r>
-        <w:t xml:space="preserve">he </w:t>
-      </w:r>
-      <w:r>
-        <w:t>g</w:t>
-      </w:r>
-      <w:r>
-        <w:t>ut microbiome</w:t>
-      </w:r>
-      <w:r>
-        <w:t>’s response</w:t>
-      </w:r>
-      <w:r>
-        <w:t xml:space="preserve"> </w:t>
-      </w:r>
-      <w:r>
-        <w:t>to</w:t>
-      </w:r>
-      <w:r>
-        <w:t xml:space="preserve"> high temperatures may affect its role in conferring colonization resistance— the ability to protect the host from exogenous pathogens.</w:t>
-      </w:r>
-      <w:r>
-        <w:t xml:space="preserve"> </w:t>
-      </w:r>
-      <w:r>
-        <w:t>Colonization resistance arises from direct competition with pathogens for resources and microbial support for host immun</w:t>
-      </w:r>
-      <w:r>
-        <w:t xml:space="preserve">ity </w:t>
-      </w:r>
-      <w:r>
-        <w:fldChar w:fldCharType="begin"/>
-      </w:r>
-      <w:r>
-        <w:instrText xml:space="preserve"> ADDIN ZOTERO_ITEM CSL_CITATION {"citationID":"BOTDPuFp","properties":{"formattedCitation":"(Caballero-Flores et al., 2023)","plainCitation":"(Caballero-Flores et al., 2023)","noteIndex":0},"citationItems":[{"id":1527,"uris":["http://zotero.org/users/13901503/items/2LNX23SB"],"itemData":{"id":1527,"type":"article-journal","abstract":"A dense and diverse microbial community inhabits the gut and many epithelial surfaces. Referred to as the microbiota, it co-evolved with the host and is beneficial for many host physiological processes. A major function of these symbiotic microorganisms is protection against pathogen colonization and overgrowth of indigenous pathobionts. Dysbiosis of the normal microbial community increases the risk of pathogen infection and overgrowth of harmful pathobionts. The protective mechanisms conferred by the microbiota are complex and include competitive microbial–microbial interactions and induction of host immune responses. Pathogens, in turn, have evolved multiple strategies to subvert colonization resistance conferred by the microbiota. Understanding the mechanisms by which microbial symbionts limit pathogen colonization should guide the development of new therapeutic approaches to prevent or treat disease.","container-title":"Nature Reviews Microbiology","DOI":"10.1038/s41579-022-00833-7","ISSN":"1740-1534","issue":"6","journalAbbreviation":"Nat Rev Microbiol","language":"en","license":"2022 Springer Nature Limited","note":"publisher: Nature Publishing Group","page":"347-360","source":"www.nature.com","title":"Microbiota-mediated colonization resistance: mechanisms and regulation","title-short":"Microbiota-mediated colonization resistance","volume":"21","author":[{"family":"Caballero-Flores","given":"Gustavo"},{"family":"Pickard","given":"Joseph M."},{"family":"Núñez","given":"Gabriel"}],"issued":{"date-parts":[["2023",6]]}}}],"schema":"https://github.com/citation-style-language/schema/raw/master/csl-citation.json"} </w:instrText>
-      </w:r>
-      <w:r>
-        <w:fldChar w:fldCharType="separate"/>
-      </w:r>
-      <w:r>
-        <w:rPr>
-          <w:noProof/>
-        </w:rPr>
-        <w:t>(Caballero-Flores et al., 2023)</w:t>
-      </w:r>
-      <w:r>
-        <w:fldChar w:fldCharType="end"/>
-      </w:r>
-      <w:r>
-        <w:t>.</w:t>
-      </w:r>
-      <w:r>
-        <w:t xml:space="preserve"> </w:t>
-      </w:r>
-      <w:r>
-        <w:t xml:space="preserve">Community-level analysis </w:t>
-      </w:r>
-      <w:r>
-        <w:t>reveals</w:t>
-      </w:r>
-      <w:r>
-        <w:t xml:space="preserve"> that </w:t>
-      </w:r>
-      <w:r>
-        <w:t>taxonomic alpha diversity</w:t>
-      </w:r>
-      <w:r>
-        <w:t xml:space="preserve"> d</w:t>
-      </w:r>
-      <w:r>
-        <w:t>eclines with increasing temperature</w:t>
-      </w:r>
-      <w:r>
-        <w:t xml:space="preserve">s </w:t>
-      </w:r>
-      <w:r>
-        <w:t>(Fig 2)</w:t>
-      </w:r>
-      <w:r>
-        <w:t xml:space="preserve">, </w:t>
-      </w:r>
-      <w:r>
-        <w:t>suggesting that heat may impair the gut microbiome’s ability to confer colonization</w:t>
-      </w:r>
-      <w:r>
-        <w:t xml:space="preserve"> by reducing the diversity of taxa that compete with pathogens </w:t>
-      </w:r>
-      <w:r>
-        <w:fldChar w:fldCharType="begin"/>
-      </w:r>
-      <w:r>
-        <w:instrText xml:space="preserve"> ADDIN ZOTERO_ITEM CSL_CITATION {"citationID":"t7jhlu8l","properties":{"formattedCitation":"(Spragge et al., 2023)","plainCitation":"(Spragge et al., 2023)","noteIndex":0},"citationItems":[{"id":1008,"uris":["http://zotero.org/users/13901503/items/5W73TYRF"],"itemData":{"id":1008,"type":"article-journal","abstract":"The human gut microbiome plays an important role in resisting colonization of the host by pathogens, but we lack the ability to predict which communities will be protective. We studied how human gut bacteria influence colonization of two major bacterial pathogens, both in vitro and in gnotobiotic mice. Whereas single species alone had negligible effects, colonization resistance greatly increased with community diversity. Moreover, this community-level resistance rested critically upon certain species being present. We explained these ecological patterns through the collective ability of resistant communities to consume nutrients that overlap with those used by the pathogen. Furthermore, we applied our findings to successfully predict communities that resist a novel target strain. Our work provides a reason why microbiome diversity is beneficial and suggests a route for the rational design of pathogen-resistant communities.","container-title":"Science","DOI":"10.1126/science.adj3502","issue":"6676","note":"publisher: American Association for the Advancement of Science","page":"eadj3502","source":"science.org (Atypon)","title":"Microbiome diversity protects against pathogens by nutrient blocking","volume":"382","author":[{"family":"Spragge","given":"Frances"},{"family":"Bakkeren","given":"Erik"},{"family":"Jahn","given":"Martin T."},{"family":"B. N. Araujo","given":"Elizete"},{"family":"Pearson","given":"Claire F."},{"family":"Wang","given":"Xuedan"},{"family":"Pankhurst","given":"Louise"},{"family":"Cunrath","given":"Olivier"},{"family":"Foster","given":"Kevin R."}],"issued":{"date-parts":[["2023",12,15]]}}}],"schema":"https://github.com/citation-style-language/schema/raw/master/csl-citation.json"} </w:instrText>
-      </w:r>
-      <w:r>
-        <w:fldChar w:fldCharType="separate"/>
-      </w:r>
-      <w:r>
-        <w:rPr>
-          <w:noProof/>
-        </w:rPr>
-        <w:t>(Spragge et al., 2023)</w:t>
-      </w:r>
-      <w:r>
-        <w:fldChar w:fldCharType="end"/>
-      </w:r>
-      <w:r>
-        <w:t xml:space="preserve">. </w:t>
-      </w:r>
-      <w:r>
-        <w:t>H</w:t>
-      </w:r>
-      <w:r>
-        <w:t xml:space="preserve">igh temperatures are also associated with the decline of </w:t>
-      </w:r>
-      <w:r>
         <w:t>taxa</w:t>
       </w:r>
       <w:r>
@@ -3761,11 +3616,7 @@
         <w:t xml:space="preserve"> under rising temperatures.</w:t>
       </w:r>
       <w:r>
-        <w:t xml:space="preserve"> A key example is the remodeling of cytoplasmic </w:t>
-      </w:r>
-      <w:r>
-        <w:lastRenderedPageBreak/>
-        <w:t xml:space="preserve">membrane lipids, which </w:t>
+        <w:t xml:space="preserve"> A key example is the remodeling of cytoplasmic membrane lipids, which </w:t>
       </w:r>
       <w:r>
         <w:t>bacteria actively adjust</w:t>
@@ -4459,7 +4310,11 @@
         <w:t xml:space="preserve"> that play critical roles in </w:t>
       </w:r>
       <w:r>
-        <w:t xml:space="preserve">fiber fermentation and </w:t>
+        <w:t xml:space="preserve">fiber </w:t>
+      </w:r>
+      <w:r>
+        <w:lastRenderedPageBreak/>
+        <w:t xml:space="preserve">fermentation and </w:t>
       </w:r>
       <w:r>
         <w:t xml:space="preserve">maintenance </w:t>
@@ -4624,11 +4479,7 @@
         <w:t xml:space="preserve">at high temperatures. </w:t>
       </w:r>
       <w:r>
-        <w:t xml:space="preserve">Although some redox-maintaining pathways do increase, the concurrent increase in pathways involved in DNA repair mechanisms likely reflects a response to redox imbalance because the accumulation </w:t>
-      </w:r>
-      <w:r>
-        <w:lastRenderedPageBreak/>
-        <w:t>of reactive oxygen species (ROS) can cause DNA damage</w:t>
+        <w:t>Although some redox-maintaining pathways do increase, the concurrent increase in pathways involved in DNA repair mechanisms likely reflects a response to redox imbalance because the accumulation of reactive oxygen species (ROS) can cause DNA damage</w:t>
       </w:r>
       <w:r>
         <w:t xml:space="preserve"> </w:t>
@@ -4684,7 +4535,7 @@
       <w:r>
         <w:t xml:space="preserve"> </w:t>
       </w:r>
-      <w:commentRangeStart w:id="0"/>
+      <w:commentRangeStart w:id="1"/>
       <w:r>
         <w:t>Together,</w:t>
       </w:r>
@@ -4712,12 +4563,12 @@
       <w:r>
         <w:t xml:space="preserve">Sentence about varying oxygen gradients under heat stress even though we see a decrease in aerobic paths? </w:t>
       </w:r>
-      <w:commentRangeEnd w:id="0"/>
+      <w:commentRangeEnd w:id="1"/>
       <w:r>
         <w:rPr>
           <w:rStyle w:val="CommentReference"/>
         </w:rPr>
-        <w:commentReference w:id="0"/>
+        <w:commentReference w:id="1"/>
       </w:r>
     </w:p>
     <w:p/>
@@ -4917,6 +4768,7 @@
         <w:rPr>
           <w:u w:val="single"/>
         </w:rPr>
+        <w:lastRenderedPageBreak/>
         <w:t xml:space="preserve">Gut microbiome </w:t>
       </w:r>
       <w:r>
@@ -5255,11 +5107,7 @@
         <w:t xml:space="preserve"> </w:t>
       </w:r>
       <w:r>
-        <w:t xml:space="preserve">immune </w:t>
-      </w:r>
-      <w:r>
-        <w:lastRenderedPageBreak/>
-        <w:t>tolerance toward the gut microbiome.</w:t>
+        <w:t>immune tolerance toward the gut microbiome.</w:t>
       </w:r>
       <w:r>
         <w:t xml:space="preserve"> </w:t>
@@ -5889,7 +5737,11 @@
         <w:t xml:space="preserve">s </w:t>
       </w:r>
       <w:r>
-        <w:t xml:space="preserve">and may </w:t>
+        <w:t xml:space="preserve">and </w:t>
+      </w:r>
+      <w:r>
+        <w:lastRenderedPageBreak/>
+        <w:t xml:space="preserve">may </w:t>
       </w:r>
       <w:r>
         <w:t>promote</w:t>
@@ -6025,7 +5877,13 @@
         <w:t xml:space="preserve">Considered together, </w:t>
       </w:r>
       <w:r>
-        <w:t xml:space="preserve">our findings </w:t>
+        <w:t>our findings</w:t>
+      </w:r>
+      <w:r>
+        <w:t>… provide even more robust support…</w:t>
+      </w:r>
+      <w:r>
+        <w:t xml:space="preserve"> </w:t>
       </w:r>
       <w:r>
         <w:t xml:space="preserve">support a </w:t>
@@ -6055,11 +5913,7 @@
         <w:t xml:space="preserve"> disrupt microbiome composition</w:t>
       </w:r>
       <w:r>
-        <w:t xml:space="preserve">, </w:t>
-      </w:r>
-      <w:r>
-        <w:lastRenderedPageBreak/>
-        <w:t>likely</w:t>
+        <w:t>, likely</w:t>
       </w:r>
       <w:r>
         <w:t xml:space="preserve"> and </w:t>
@@ -6239,6 +6093,7 @@
     </w:p>
     <w:p>
       <w:r>
+        <w:lastRenderedPageBreak/>
         <w:t xml:space="preserve">There are also indications that the gut microbiome may mount compensatory responses to counteract these effects and restore homeostasis. For example, we observe increased abundance of two known short-chain fatty acid (SCFA) producers, </w:t>
       </w:r>
       <w:proofErr w:type="spellStart"/>
@@ -6312,7 +6167,7 @@
 
 <file path=word/comments.xml><?xml version="1.0" encoding="utf-8"?>
 <w:comments xmlns:wpc="http://schemas.microsoft.com/office/word/2010/wordprocessingCanvas" xmlns:cx="http://schemas.microsoft.com/office/drawing/2014/chartex" xmlns:cx1="http://schemas.microsoft.com/office/drawing/2015/9/8/chartex" xmlns:cx2="http://schemas.microsoft.com/office/drawing/2015/10/21/chartex" xmlns:cx3="http://schemas.microsoft.com/office/drawing/2016/5/9/chartex" xmlns:cx4="http://schemas.microsoft.com/office/drawing/2016/5/10/chartex" xmlns:cx5="http://schemas.microsoft.com/office/drawing/2016/5/11/chartex" xmlns:cx6="http://schemas.microsoft.com/office/drawing/2016/5/12/chartex" xmlns:cx7="http://schemas.microsoft.com/office/drawing/2016/5/13/chartex" xmlns:cx8="http://schemas.microsoft.com/office/drawing/2016/5/14/chartex" xmlns:mc="http://schemas.openxmlformats.org/markup-compatibility/2006" xmlns:aink="http://schemas.microsoft.com/office/drawing/2016/ink" xmlns:am3d="http://schemas.microsoft.com/office/drawing/2017/model3d" xmlns:o="urn:schemas-microsoft-com:office:office" xmlns:oel="http://schemas.microsoft.com/office/2019/extlst" xmlns:r="http://schemas.openxmlformats.org/officeDocument/2006/relationships" xmlns:m="http://schemas.openxmlformats.org/officeDocument/2006/math" xmlns:v="urn:schemas-microsoft-com:vml" xmlns:wp14="http://schemas.microsoft.com/office/word/2010/wordprocessingDrawing" xmlns:wp="http://schemas.openxmlformats.org/drawingml/2006/wordprocessingDrawing" xmlns:w10="urn:schemas-microsoft-com:office:word" xmlns:w="http://schemas.openxmlformats.org/wordprocessingml/2006/main" xmlns:w14="http://schemas.microsoft.com/office/word/2010/wordml" xmlns:w15="http://schemas.microsoft.com/office/word/2012/wordml" xmlns:w16cex="http://schemas.microsoft.com/office/word/2018/wordml/cex" xmlns:w16cid="http://schemas.microsoft.com/office/word/2016/wordml/cid" xmlns:w16="http://schemas.microsoft.com/office/word/2018/wordml" xmlns:w16du="http://schemas.microsoft.com/office/word/2023/wordml/word16du" xmlns:w16sdtdh="http://schemas.microsoft.com/office/word/2020/wordml/sdtdatahash" xmlns:w16sdtfl="http://schemas.microsoft.com/office/word/2024/wordml/sdtformatlock" xmlns:w16se="http://schemas.microsoft.com/office/word/2015/wordml/symex" xmlns:wpg="http://schemas.microsoft.com/office/word/2010/wordprocessingGroup" xmlns:wpi="http://schemas.microsoft.com/office/word/2010/wordprocessingInk" xmlns:wne="http://schemas.microsoft.com/office/word/2006/wordml" xmlns:wps="http://schemas.microsoft.com/office/word/2010/wordprocessingShape" mc:Ignorable="w14 w15 w16se w16cid w16 w16cex w16sdtdh w16sdtfl w16du wp14">
-  <w:comment w:id="0" w:author="Lucore, Jordan" w:date="2025-05-29T11:08:00Z" w:initials="JL">
+  <w:comment w:id="1" w:author="Lucore, Jordan" w:date="2025-05-29T11:08:00Z" w:initials="JL">
     <w:p>
       <w:r>
         <w:rPr>
